--- a/README.docx
+++ b/README.docx
@@ -15,47 +15,7 @@
           <w:sz w:val="32"/>
           <w:szCs w:val="32"/>
         </w:rPr>
-        <w:t xml:space="preserve">Word </w:t>
-      </w:r>
-      <w:r>
-        <w:rPr>
-          <w:rFonts w:ascii="黑体" w:eastAsia="黑体" w:hAnsi="黑体" w:cs="黑体"/>
-          <w:b/>
-          <w:bCs/>
-          <w:sz w:val="32"/>
-          <w:szCs w:val="32"/>
-        </w:rPr>
-        <w:t>文档一键排版</w:t>
-      </w:r>
-      <w:r>
-        <w:rPr>
-          <w:rFonts w:ascii="黑体" w:eastAsia="黑体" w:hAnsi="黑体" w:cs="黑体"/>
-          <w:b/>
-          <w:bCs/>
-          <w:sz w:val="32"/>
-          <w:szCs w:val="32"/>
-        </w:rPr>
-        <w:t xml:space="preserve"> Skill</w:t>
-      </w:r>
-      <w:r>
-        <w:rPr>
-          <w:rFonts w:ascii="黑体" w:eastAsia="黑体" w:hAnsi="黑体" w:cs="黑体"/>
-          <w:b/>
-          <w:bCs/>
-          <w:sz w:val="32"/>
-          <w:szCs w:val="32"/>
-        </w:rPr>
-        <w:t>：</w:t>
-      </w:r>
-      <w:r>
-        <w:rPr>
-          <w:rFonts w:ascii="黑体" w:eastAsia="黑体" w:hAnsi="黑体" w:cs="黑体"/>
-          <w:b/>
-          <w:bCs/>
-          <w:sz w:val="32"/>
-          <w:szCs w:val="32"/>
-        </w:rPr>
-        <w:t>docx-formatter</w:t>
+        <w:t>Word 文档一键排版 Skill：docx-formatter</w:t>
       </w:r>
     </w:p>
     <w:p>
@@ -78,43 +38,20 @@
           <w:szCs w:val="32"/>
         </w:rPr>
         <w:lastRenderedPageBreak/>
-        <w:t>目</w:t>
-      </w:r>
-      <w:r>
-        <w:rPr>
-          <w:rFonts w:ascii="黑体" w:eastAsia="黑体" w:hAnsi="黑体" w:cs="黑体"/>
-          <w:b/>
-          <w:bCs/>
-          <w:color w:val="000000"/>
-          <w:sz w:val="32"/>
-          <w:szCs w:val="32"/>
-        </w:rPr>
-        <w:t xml:space="preserve">  </w:t>
-      </w:r>
-      <w:r>
-        <w:rPr>
-          <w:rFonts w:ascii="黑体" w:eastAsia="黑体" w:hAnsi="黑体" w:cs="黑体"/>
-          <w:b/>
-          <w:bCs/>
-          <w:color w:val="000000"/>
-          <w:sz w:val="32"/>
-          <w:szCs w:val="32"/>
-        </w:rPr>
-        <w:t>录</w:t>
+        <w:t>目  录</w:t>
       </w:r>
     </w:p>
     <w:sdt>
       <w:sdtPr>
-        <w:alias w:val="目录"/>
-        <w:id w:val="-205951278"/>
-      </w:sdtPr>
-      <w:sdtEndPr>
         <w:rPr>
           <w:rFonts w:ascii="宋体" w:eastAsia="宋体" w:hAnsi="宋体" w:cs="宋体"/>
           <w:sz w:val="24"/>
           <w:szCs w:val="24"/>
         </w:rPr>
-      </w:sdtEndPr>
+        <w:alias w:val="目录"/>
+        <w:id w:val="-205951278"/>
+      </w:sdtPr>
+      <w:sdtEndPr/>
       <w:sdtContent>
         <w:p>
           <w:pPr>
@@ -2393,25 +2330,7 @@
         <w:ind w:firstLine="480"/>
       </w:pPr>
       <w:r>
-        <w:t>本项目包含两个独立的</w:t>
-      </w:r>
-      <w:r>
-        <w:t xml:space="preserve"> Skill</w:t>
-      </w:r>
-      <w:r>
-        <w:t>，可单独安装使用，用于生成专业排版的</w:t>
-      </w:r>
-      <w:r>
-        <w:t xml:space="preserve"> Word (.docx) </w:t>
-      </w:r>
-      <w:r>
-        <w:t>文档，支持</w:t>
-      </w:r>
-      <w:r>
-        <w:t xml:space="preserve"> OMML </w:t>
-      </w:r>
-      <w:r>
-        <w:t>数学公式、引用上标、表格框图流程图、自动编号和文档验证。</w:t>
+        <w:t>本项目包含两个独立的 Skill，可单独安装使用，用于生成专业排版的 Word (.docx) 文档，支持 OMML 数学公式、引用上标、表格框图流程图、自动编号和文档验证。</w:t>
       </w:r>
     </w:p>
     <w:p>
@@ -2424,21 +2343,7 @@
           <w:sz w:val="21"/>
           <w:szCs w:val="21"/>
         </w:rPr>
-        <w:t>表</w:t>
-      </w:r>
-      <w:r>
-        <w:rPr>
-          <w:sz w:val="21"/>
-          <w:szCs w:val="21"/>
-        </w:rPr>
-        <w:t xml:space="preserve">1 Skill </w:t>
-      </w:r>
-      <w:r>
-        <w:rPr>
-          <w:sz w:val="21"/>
-          <w:szCs w:val="21"/>
-        </w:rPr>
-        <w:t>版本对比</w:t>
+        <w:t>表1 Skill 版本对比</w:t>
       </w:r>
     </w:p>
     <w:tbl>
@@ -2465,12 +2370,6 @@
         <w:gridCol w:w="5500"/>
       </w:tblGrid>
       <w:tr>
-        <w:tblPrEx>
-          <w:tblCellMar>
-            <w:top w:w="0" w:type="dxa"/>
-            <w:bottom w:w="0" w:type="dxa"/>
-          </w:tblCellMar>
-        </w:tblPrEx>
         <w:trPr>
           <w:jc w:val="center"/>
         </w:trPr>
@@ -2554,12 +2453,6 @@
         </w:tc>
       </w:tr>
       <w:tr>
-        <w:tblPrEx>
-          <w:tblCellMar>
-            <w:top w:w="0" w:type="dxa"/>
-            <w:bottom w:w="0" w:type="dxa"/>
-          </w:tblCellMar>
-        </w:tblPrEx>
         <w:trPr>
           <w:jc w:val="center"/>
         </w:trPr>
@@ -2600,7 +2493,6 @@
             <w:pPr>
               <w:spacing w:line="300" w:lineRule="auto"/>
             </w:pPr>
-            <w:proofErr w:type="gramStart"/>
             <w:r>
               <w:rPr>
                 <w:sz w:val="20"/>
@@ -2608,7 +2500,6 @@
               </w:rPr>
               <w:t>轻量版</w:t>
             </w:r>
-            <w:proofErr w:type="gramEnd"/>
           </w:p>
         </w:tc>
         <w:tc>
@@ -2630,46 +2521,12 @@
                 <w:sz w:val="20"/>
                 <w:szCs w:val="20"/>
               </w:rPr>
-              <w:t>生成带公式</w:t>
-            </w:r>
-            <w:r>
-              <w:rPr>
-                <w:sz w:val="20"/>
-                <w:szCs w:val="20"/>
-              </w:rPr>
-              <w:t>/</w:t>
-            </w:r>
-            <w:r>
-              <w:rPr>
-                <w:sz w:val="20"/>
-                <w:szCs w:val="20"/>
-              </w:rPr>
-              <w:t>流程图的</w:t>
-            </w:r>
-            <w:r>
-              <w:rPr>
-                <w:sz w:val="20"/>
-                <w:szCs w:val="20"/>
-              </w:rPr>
-              <w:t xml:space="preserve"> Word </w:t>
-            </w:r>
-            <w:r>
-              <w:rPr>
-                <w:sz w:val="20"/>
-                <w:szCs w:val="20"/>
-              </w:rPr>
-              <w:t>文档，文档完整性验证</w:t>
+              <w:t>生成带公式/流程图的 Word 文档，文档完整性验证</w:t>
             </w:r>
           </w:p>
         </w:tc>
       </w:tr>
       <w:tr>
-        <w:tblPrEx>
-          <w:tblCellMar>
-            <w:top w:w="0" w:type="dxa"/>
-            <w:bottom w:w="0" w:type="dxa"/>
-          </w:tblCellMar>
-        </w:tblPrEx>
         <w:trPr>
           <w:jc w:val="center"/>
         </w:trPr>
@@ -2738,51 +2595,7 @@
                 <w:sz w:val="20"/>
                 <w:szCs w:val="20"/>
               </w:rPr>
-              <w:t>在轻</w:t>
-            </w:r>
-            <w:proofErr w:type="gramStart"/>
-            <w:r>
-              <w:rPr>
-                <w:sz w:val="20"/>
-                <w:szCs w:val="20"/>
-              </w:rPr>
-              <w:t>量版基础</w:t>
-            </w:r>
-            <w:proofErr w:type="gramEnd"/>
-            <w:r>
-              <w:rPr>
-                <w:sz w:val="20"/>
-                <w:szCs w:val="20"/>
-              </w:rPr>
-              <w:t>上增加</w:t>
-            </w:r>
-            <w:r>
-              <w:rPr>
-                <w:sz w:val="20"/>
-                <w:szCs w:val="20"/>
-              </w:rPr>
-              <w:t xml:space="preserve"> PDF </w:t>
-            </w:r>
-            <w:r>
-              <w:rPr>
-                <w:sz w:val="20"/>
-                <w:szCs w:val="20"/>
-              </w:rPr>
-              <w:t>渲染验证、</w:t>
-            </w:r>
-            <w:r>
-              <w:rPr>
-                <w:sz w:val="20"/>
-                <w:szCs w:val="20"/>
-              </w:rPr>
-              <w:t xml:space="preserve">XSD </w:t>
-            </w:r>
-            <w:r>
-              <w:rPr>
-                <w:sz w:val="20"/>
-                <w:szCs w:val="20"/>
-              </w:rPr>
-              <w:t>模式验证、编辑现有文档、追踪修订和批注</w:t>
+              <w:t>在轻量版基础上增加 PDF 渲染验证、XSD 模式验证、编辑现有文档、追踪修订和批注</w:t>
             </w:r>
           </w:p>
         </w:tc>
@@ -2794,13 +2607,7 @@
         <w:ind w:firstLine="480"/>
       </w:pPr>
       <w:r>
-        <w:t>两个</w:t>
-      </w:r>
-      <w:r>
-        <w:t xml:space="preserve"> Skill </w:t>
-      </w:r>
-      <w:r>
-        <w:t>均采用</w:t>
+        <w:t>两个 Skill 均采用</w:t>
       </w:r>
       <w:r>
         <w:rPr>
@@ -2819,19 +2626,7 @@
         <w:ind w:firstLine="480"/>
       </w:pPr>
       <w:r>
-        <w:t>引擎</w:t>
-      </w:r>
-      <w:r>
-        <w:t xml:space="preserve"> A</w:t>
-      </w:r>
-      <w:r>
-        <w:t>（</w:t>
-      </w:r>
-      <w:r>
-        <w:t>Python + python-docx</w:t>
-      </w:r>
-      <w:r>
-        <w:t>）：文本、表格、流程图，始终需要。</w:t>
+        <w:t>引擎 A（Python + python-docx）：文本、表格、流程图，始终需要。</w:t>
       </w:r>
     </w:p>
     <w:p>
@@ -2840,31 +2635,7 @@
         <w:ind w:firstLine="480"/>
       </w:pPr>
       <w:r>
-        <w:t>引擎</w:t>
-      </w:r>
-      <w:r>
-        <w:t xml:space="preserve"> B</w:t>
-      </w:r>
-      <w:r>
-        <w:t>（</w:t>
-      </w:r>
-      <w:r>
-        <w:t xml:space="preserve">Node.js + docx </w:t>
-      </w:r>
-      <w:r>
-        <w:t>库</w:t>
-      </w:r>
-      <w:r>
-        <w:t xml:space="preserve"> v8.5.0+</w:t>
-      </w:r>
-      <w:r>
-        <w:t>）：</w:t>
-      </w:r>
-      <w:r>
-        <w:t xml:space="preserve">OMML </w:t>
-      </w:r>
-      <w:r>
-        <w:t>数学公式，按需启用。</w:t>
+        <w:t>引擎 B（Node.js + docx 库 v8.5.0+）：OMML 数学公式，按需启用。</w:t>
       </w:r>
     </w:p>
     <w:p>
@@ -2899,40 +2670,7 @@
           <w:sz w:val="24"/>
           <w:szCs w:val="24"/>
         </w:rPr>
-        <w:t xml:space="preserve">1. OMML </w:t>
-      </w:r>
-      <w:r>
-        <w:rPr>
-          <w:rFonts w:ascii="黑体" w:eastAsia="黑体" w:hAnsi="黑体" w:cs="黑体"/>
-          <w:b/>
-          <w:bCs/>
-          <w:color w:val="000000"/>
-          <w:sz w:val="24"/>
-          <w:szCs w:val="24"/>
-        </w:rPr>
-        <w:t>数学公式（引擎</w:t>
-      </w:r>
-      <w:r>
-        <w:rPr>
-          <w:rFonts w:ascii="黑体" w:eastAsia="黑体" w:hAnsi="黑体" w:cs="黑体"/>
-          <w:b/>
-          <w:bCs/>
-          <w:color w:val="000000"/>
-          <w:sz w:val="24"/>
-          <w:szCs w:val="24"/>
-        </w:rPr>
-        <w:t xml:space="preserve"> B</w:t>
-      </w:r>
-      <w:r>
-        <w:rPr>
-          <w:rFonts w:ascii="黑体" w:eastAsia="黑体" w:hAnsi="黑体" w:cs="黑体"/>
-          <w:b/>
-          <w:bCs/>
-          <w:color w:val="000000"/>
-          <w:sz w:val="24"/>
-          <w:szCs w:val="24"/>
-        </w:rPr>
-        <w:t>）</w:t>
+        <w:t>1. OMML 数学公式（引擎 B）</w:t>
       </w:r>
       <w:bookmarkEnd w:id="2"/>
     </w:p>
@@ -2942,33 +2680,7 @@
         <w:ind w:firstLine="480"/>
       </w:pPr>
       <w:r>
-        <w:t>通过</w:t>
-      </w:r>
-      <w:r>
-        <w:t xml:space="preserve"> mathHelpers.js </w:t>
-      </w:r>
-      <w:r>
-        <w:t>构建</w:t>
-      </w:r>
-      <w:r>
-        <w:t xml:space="preserve"> Office </w:t>
-      </w:r>
-      <w:r>
-        <w:t>原生数学元素，</w:t>
-      </w:r>
-      <w:r>
-        <w:t xml:space="preserve">Word </w:t>
-      </w:r>
-      <w:r>
-        <w:t>中可二次编辑，</w:t>
-      </w:r>
-      <w:proofErr w:type="gramStart"/>
-      <w:r>
-        <w:t>非图片</w:t>
-      </w:r>
-      <w:proofErr w:type="gramEnd"/>
-      <w:r>
-        <w:t>或纯文本。</w:t>
+        <w:t>通过 mathHelpers.js 构建 Office 原生数学元素，Word 中可二次编辑，非图片或纯文本。</w:t>
       </w:r>
     </w:p>
     <w:p>
@@ -2984,54 +2696,7 @@
         <w:t>解决的问题</w:t>
       </w:r>
       <w:r>
-        <w:t>：</w:t>
-      </w:r>
-      <w:proofErr w:type="spellStart"/>
-      <w:r>
-        <w:t>MathSum</w:t>
-      </w:r>
-      <w:proofErr w:type="spellEnd"/>
-      <w:r>
-        <w:t xml:space="preserve"> </w:t>
-      </w:r>
-      <w:r>
-        <w:t>使用空</w:t>
-      </w:r>
-      <w:r>
-        <w:t xml:space="preserve"> </w:t>
-      </w:r>
-      <w:proofErr w:type="spellStart"/>
-      <w:r>
-        <w:t>superScript</w:t>
-      </w:r>
-      <w:proofErr w:type="spellEnd"/>
-      <w:r>
-        <w:t xml:space="preserve">: [] </w:t>
-      </w:r>
-      <w:r>
-        <w:t>会渲染不可见上标</w:t>
-      </w:r>
-      <w:proofErr w:type="gramStart"/>
-      <w:r>
-        <w:t>框导致</w:t>
-      </w:r>
-      <w:proofErr w:type="gramEnd"/>
-      <w:r>
-        <w:t>文件损坏，本项目改用</w:t>
-      </w:r>
-      <w:r>
-        <w:t xml:space="preserve"> </w:t>
-      </w:r>
-      <w:proofErr w:type="spellStart"/>
-      <w:r>
-        <w:t>MathSubScript</w:t>
-      </w:r>
-      <w:proofErr w:type="spellEnd"/>
-      <w:r>
-        <w:t xml:space="preserve"> + Unicode ∑ </w:t>
-      </w:r>
-      <w:r>
-        <w:t>彻底规避。</w:t>
+        <w:t>：MathSum 使用空 superScript: [] 会渲染不可见上标框导致文件损坏，本项目改用 MathSubScript + Unicode ∑ 彻底规避。</w:t>
       </w:r>
     </w:p>
     <w:p>
@@ -3040,19 +2705,7 @@
         <w:ind w:firstLine="480"/>
       </w:pPr>
       <w:r>
-        <w:t>以下为</w:t>
-      </w:r>
-      <w:r>
-        <w:t xml:space="preserve"> API </w:t>
-      </w:r>
-      <w:r>
-        <w:t>用法与</w:t>
-      </w:r>
-      <w:r>
-        <w:t xml:space="preserve"> OMML </w:t>
-      </w:r>
-      <w:r>
-        <w:t>渲染效果对照：</w:t>
+        <w:t>以下为 API 用法与 OMML 渲染效果对照：</w:t>
       </w:r>
     </w:p>
     <w:p>
@@ -3061,13 +2714,7 @@
         <w:ind w:firstLine="480"/>
       </w:pPr>
       <w:r>
-        <w:t>下标</w:t>
-      </w:r>
-      <w:r>
-        <w:t xml:space="preserve"> — sub("y", "pred")</w:t>
-      </w:r>
-      <w:r>
-        <w:t>：</w:t>
+        <w:t>下标 — sub("y", "pred")：</w:t>
       </w:r>
     </w:p>
     <w:p>
@@ -3111,13 +2758,7 @@
         <w:ind w:firstLine="480"/>
       </w:pPr>
       <w:r>
-        <w:t>上标</w:t>
-      </w:r>
-      <w:r>
-        <w:t xml:space="preserve"> — sup("x", "3")</w:t>
-      </w:r>
-      <w:r>
-        <w:t>：</w:t>
+        <w:t>上标 — sup("x", "3")：</w:t>
       </w:r>
     </w:p>
     <w:p>
@@ -3161,13 +2802,7 @@
         <w:ind w:firstLine="480"/>
       </w:pPr>
       <w:r>
-        <w:t>分式</w:t>
-      </w:r>
-      <w:r>
-        <w:t xml:space="preserve"> — frac([r("η")], [r("N")])</w:t>
-      </w:r>
-      <w:r>
-        <w:t>：</w:t>
+        <w:t>分式 — frac([r("η")], [r("N")])：</w:t>
       </w:r>
     </w:p>
     <w:p>
@@ -3211,21 +2846,7 @@
         <w:ind w:firstLine="480"/>
       </w:pPr>
       <w:r>
-        <w:t>求和</w:t>
-      </w:r>
-      <w:r>
-        <w:t xml:space="preserve"> — </w:t>
-      </w:r>
-      <w:proofErr w:type="spellStart"/>
-      <w:r>
-        <w:t>sumOp</w:t>
-      </w:r>
-      <w:proofErr w:type="spellEnd"/>
-      <w:r>
-        <w:t>([r("k")], [sub("a", "k")])</w:t>
-      </w:r>
-      <w:r>
-        <w:t>：</w:t>
+        <w:t>求和 — sumOp([r("k")], [sub("a", "k")])：</w:t>
       </w:r>
     </w:p>
     <w:p>
@@ -3293,16 +2914,8 @@
         <w:spacing w:after="140" w:line="360" w:lineRule="auto"/>
         <w:ind w:firstLine="480"/>
       </w:pPr>
-      <w:proofErr w:type="gramStart"/>
-      <w:r>
-        <w:t>块级公式</w:t>
-      </w:r>
-      <w:proofErr w:type="gramEnd"/>
-      <w:r>
-        <w:t xml:space="preserve"> — </w:t>
-      </w:r>
-      <w:r>
-        <w:t>傅里叶级数展开：</w:t>
+      <w:r>
+        <w:t>块级公式 — 傅里叶级数展开：</w:t>
       </w:r>
     </w:p>
     <w:tbl>
@@ -3327,12 +2940,6 @@
         <w:gridCol w:w="9500"/>
       </w:tblGrid>
       <w:tr>
-        <w:tblPrEx>
-          <w:tblCellMar>
-            <w:top w:w="0" w:type="dxa"/>
-            <w:bottom w:w="0" w:type="dxa"/>
-          </w:tblCellMar>
-        </w:tblPrEx>
         <w:trPr>
           <w:jc w:val="center"/>
         </w:trPr>
@@ -3354,89 +2961,17 @@
                 <w:sz w:val="17"/>
                 <w:szCs w:val="17"/>
               </w:rPr>
-              <w:t xml:space="preserve">math([r("f(t) = "), </w:t>
-            </w:r>
-            <w:proofErr w:type="gramStart"/>
-            <w:r>
-              <w:rPr>
-                <w:rFonts w:ascii="Consolas" w:eastAsia="Consolas" w:hAnsi="Consolas" w:cs="Consolas"/>
-                <w:sz w:val="17"/>
-                <w:szCs w:val="17"/>
-              </w:rPr>
-              <w:t>frac(</w:t>
-            </w:r>
-            <w:proofErr w:type="gramEnd"/>
-            <w:r>
-              <w:rPr>
-                <w:rFonts w:ascii="Consolas" w:eastAsia="Consolas" w:hAnsi="Consolas" w:cs="Consolas"/>
-                <w:sz w:val="17"/>
-                <w:szCs w:val="17"/>
-              </w:rPr>
-              <w:t>[sub("a", "0")], [r("2")]), r(" + "),</w:t>
-            </w:r>
-          </w:p>
-          <w:p>
-            <w:r>
-              <w:rPr>
-                <w:rFonts w:ascii="Consolas" w:eastAsia="Consolas" w:hAnsi="Consolas" w:cs="Consolas"/>
-                <w:sz w:val="17"/>
-                <w:szCs w:val="17"/>
-              </w:rPr>
-              <w:t xml:space="preserve">  </w:t>
-            </w:r>
-            <w:proofErr w:type="spellStart"/>
-            <w:r>
-              <w:rPr>
-                <w:rFonts w:ascii="Consolas" w:eastAsia="Consolas" w:hAnsi="Consolas" w:cs="Consolas"/>
-                <w:sz w:val="17"/>
-                <w:szCs w:val="17"/>
-              </w:rPr>
-              <w:t>sumOp</w:t>
-            </w:r>
-            <w:proofErr w:type="spellEnd"/>
-            <w:r>
-              <w:rPr>
-                <w:rFonts w:ascii="Consolas" w:eastAsia="Consolas" w:hAnsi="Consolas" w:cs="Consolas"/>
-                <w:sz w:val="17"/>
-                <w:szCs w:val="17"/>
-              </w:rPr>
-              <w:t>([r("k")], [</w:t>
-            </w:r>
-            <w:proofErr w:type="gramStart"/>
-            <w:r>
-              <w:rPr>
-                <w:rFonts w:ascii="Consolas" w:eastAsia="Consolas" w:hAnsi="Consolas" w:cs="Consolas"/>
-                <w:sz w:val="17"/>
-                <w:szCs w:val="17"/>
-              </w:rPr>
-              <w:t>sub(</w:t>
-            </w:r>
-            <w:proofErr w:type="gramEnd"/>
-            <w:r>
-              <w:rPr>
-                <w:rFonts w:ascii="Consolas" w:eastAsia="Consolas" w:hAnsi="Consolas" w:cs="Consolas"/>
-                <w:sz w:val="17"/>
-                <w:szCs w:val="17"/>
-              </w:rPr>
-              <w:t xml:space="preserve">"a", "k"), </w:t>
-            </w:r>
-            <w:proofErr w:type="spellStart"/>
-            <w:r>
-              <w:rPr>
-                <w:rFonts w:ascii="Consolas" w:eastAsia="Consolas" w:hAnsi="Consolas" w:cs="Consolas"/>
-                <w:sz w:val="17"/>
-                <w:szCs w:val="17"/>
-              </w:rPr>
-              <w:t>func</w:t>
-            </w:r>
-            <w:proofErr w:type="spellEnd"/>
-            <w:r>
-              <w:rPr>
-                <w:rFonts w:ascii="Consolas" w:eastAsia="Consolas" w:hAnsi="Consolas" w:cs="Consolas"/>
-                <w:sz w:val="17"/>
-                <w:szCs w:val="17"/>
-              </w:rPr>
-              <w:t>("cos", [r("k"), r("\u03c9t")])])])</w:t>
+              <w:t>math([r("f(t) = "), frac([sub("a", "0")], [r("2")]), r(" + "),</w:t>
+            </w:r>
+          </w:p>
+          <w:p>
+            <w:r>
+              <w:rPr>
+                <w:rFonts w:ascii="Consolas" w:eastAsia="Consolas" w:hAnsi="Consolas" w:cs="Consolas"/>
+                <w:sz w:val="17"/>
+                <w:szCs w:val="17"/>
+              </w:rPr>
+              <w:t xml:space="preserve">  sumOp([r("k")], [sub("a", "k"), func("cos", [r("k"), r("\u03c9t")])])])</w:t>
             </w:r>
           </w:p>
         </w:tc>
@@ -3448,16 +2983,7 @@
         <w:ind w:firstLine="480"/>
       </w:pPr>
       <w:r>
-        <w:t>渲染效果（</w:t>
-      </w:r>
-      <w:r>
-        <w:t xml:space="preserve">Word </w:t>
-      </w:r>
-      <w:r>
-        <w:t>中显示为原生可编辑</w:t>
-      </w:r>
-      <w:r>
-        <w:t>公式）：</w:t>
+        <w:t>渲染效果（Word 中显示为原生可编辑公式）：</w:t>
       </w:r>
     </w:p>
     <w:p>
@@ -3471,25 +2997,7 @@
             <w:rPr>
               <w:rFonts w:ascii="Cambria Math" w:hAnsi="Cambria Math"/>
             </w:rPr>
-            <m:t>f</m:t>
-          </m:r>
-          <m:r>
-            <w:rPr>
-              <w:rFonts w:ascii="Cambria Math" w:hAnsi="Cambria Math"/>
-            </w:rPr>
-            <m:t>(</m:t>
-          </m:r>
-          <m:r>
-            <w:rPr>
-              <w:rFonts w:ascii="Cambria Math" w:hAnsi="Cambria Math"/>
-            </w:rPr>
-            <m:t>t</m:t>
-          </m:r>
-          <m:r>
-            <w:rPr>
-              <w:rFonts w:ascii="Cambria Math" w:hAnsi="Cambria Math"/>
-            </w:rPr>
-            <m:t xml:space="preserve">) = </m:t>
+            <m:t xml:space="preserve">f(t) = </m:t>
           </m:r>
           <m:f>
             <m:fPr>
@@ -3636,13 +3144,7 @@
         <w:ind w:firstLine="480"/>
       </w:pPr>
       <w:r>
-        <w:t>行内公式</w:t>
-      </w:r>
-      <w:r>
-        <w:t xml:space="preserve"> — </w:t>
-      </w:r>
-      <w:r>
-        <w:t>与文本混排：</w:t>
+        <w:t>行内公式 — 与文本混排：</w:t>
       </w:r>
     </w:p>
     <w:tbl>
@@ -3667,12 +3169,6 @@
         <w:gridCol w:w="9500"/>
       </w:tblGrid>
       <w:tr>
-        <w:tblPrEx>
-          <w:tblCellMar>
-            <w:top w:w="0" w:type="dxa"/>
-            <w:bottom w:w="0" w:type="dxa"/>
-          </w:tblCellMar>
-        </w:tblPrEx>
         <w:trPr>
           <w:jc w:val="center"/>
         </w:trPr>
@@ -3694,99 +3190,7 @@
                 <w:sz w:val="17"/>
                 <w:szCs w:val="17"/>
               </w:rPr>
-              <w:t xml:space="preserve">// </w:t>
-            </w:r>
-            <w:r>
-              <w:rPr>
-                <w:rFonts w:ascii="Consolas" w:eastAsia="Consolas" w:hAnsi="Consolas" w:cs="Consolas"/>
-                <w:sz w:val="17"/>
-                <w:szCs w:val="17"/>
-              </w:rPr>
-              <w:t>在</w:t>
-            </w:r>
-            <w:r>
-              <w:rPr>
-                <w:rFonts w:ascii="Consolas" w:eastAsia="Consolas" w:hAnsi="Consolas" w:cs="Consolas"/>
-                <w:sz w:val="17"/>
-                <w:szCs w:val="17"/>
-              </w:rPr>
-              <w:t xml:space="preserve"> Paragraph </w:t>
-            </w:r>
-            <w:r>
-              <w:rPr>
-                <w:rFonts w:ascii="Consolas" w:eastAsia="Consolas" w:hAnsi="Consolas" w:cs="Consolas"/>
-                <w:sz w:val="17"/>
-                <w:szCs w:val="17"/>
-              </w:rPr>
-              <w:t>中将</w:t>
-            </w:r>
-            <w:r>
-              <w:rPr>
-                <w:rFonts w:ascii="Consolas" w:eastAsia="Consolas" w:hAnsi="Consolas" w:cs="Consolas"/>
-                <w:sz w:val="17"/>
-                <w:szCs w:val="17"/>
-              </w:rPr>
-              <w:t xml:space="preserve"> </w:t>
-            </w:r>
-            <w:proofErr w:type="spellStart"/>
-            <w:r>
-              <w:rPr>
-                <w:rFonts w:ascii="Consolas" w:eastAsia="Consolas" w:hAnsi="Consolas" w:cs="Consolas"/>
-                <w:sz w:val="17"/>
-                <w:szCs w:val="17"/>
-              </w:rPr>
-              <w:t>TextRun</w:t>
-            </w:r>
-            <w:proofErr w:type="spellEnd"/>
-            <w:r>
-              <w:rPr>
-                <w:rFonts w:ascii="Consolas" w:eastAsia="Consolas" w:hAnsi="Consolas" w:cs="Consolas"/>
-                <w:sz w:val="17"/>
-                <w:szCs w:val="17"/>
-              </w:rPr>
-              <w:t xml:space="preserve"> </w:t>
-            </w:r>
-            <w:r>
-              <w:rPr>
-                <w:rFonts w:ascii="Consolas" w:eastAsia="Consolas" w:hAnsi="Consolas" w:cs="Consolas"/>
-                <w:sz w:val="17"/>
-                <w:szCs w:val="17"/>
-              </w:rPr>
-              <w:t>与</w:t>
-            </w:r>
-            <w:r>
-              <w:rPr>
-                <w:rFonts w:ascii="Consolas" w:eastAsia="Consolas" w:hAnsi="Consolas" w:cs="Consolas"/>
-                <w:sz w:val="17"/>
-                <w:szCs w:val="17"/>
-              </w:rPr>
-              <w:t xml:space="preserve"> </w:t>
-            </w:r>
-            <w:proofErr w:type="spellStart"/>
-            <w:r>
-              <w:rPr>
-                <w:rFonts w:ascii="Consolas" w:eastAsia="Consolas" w:hAnsi="Consolas" w:cs="Consolas"/>
-                <w:sz w:val="17"/>
-                <w:szCs w:val="17"/>
-              </w:rPr>
-              <w:t>inlineMath</w:t>
-            </w:r>
-            <w:proofErr w:type="spellEnd"/>
-            <w:r>
-              <w:rPr>
-                <w:rFonts w:ascii="Consolas" w:eastAsia="Consolas" w:hAnsi="Consolas" w:cs="Consolas"/>
-                <w:sz w:val="17"/>
-                <w:szCs w:val="17"/>
-              </w:rPr>
-              <w:t xml:space="preserve"> </w:t>
-            </w:r>
-            <w:r>
-              <w:rPr>
-                <w:rFonts w:ascii="Consolas" w:eastAsia="Consolas" w:hAnsi="Consolas" w:cs="Consolas"/>
-                <w:sz w:val="17"/>
-                <w:szCs w:val="17"/>
-              </w:rPr>
-              <w:t>混合</w:t>
+              <w:t>// 在 Paragraph 中将 TextRun 与 inlineMath 混合</w:t>
             </w:r>
           </w:p>
           <w:p>
@@ -3806,175 +3210,27 @@
                 <w:sz w:val="17"/>
                 <w:szCs w:val="17"/>
               </w:rPr>
-              <w:t xml:space="preserve">  new </w:t>
-            </w:r>
-            <w:proofErr w:type="spellStart"/>
-            <w:r>
-              <w:rPr>
-                <w:rFonts w:ascii="Consolas" w:eastAsia="Consolas" w:hAnsi="Consolas" w:cs="Consolas"/>
-                <w:sz w:val="17"/>
-                <w:szCs w:val="17"/>
-              </w:rPr>
-              <w:t>TextRun</w:t>
-            </w:r>
-            <w:proofErr w:type="spellEnd"/>
-            <w:r>
-              <w:rPr>
-                <w:rFonts w:ascii="Consolas" w:eastAsia="Consolas" w:hAnsi="Consolas" w:cs="Consolas"/>
-                <w:sz w:val="17"/>
-                <w:szCs w:val="17"/>
-              </w:rPr>
-              <w:t>({ text: "</w:t>
-            </w:r>
-            <w:r>
-              <w:rPr>
-                <w:rFonts w:ascii="Consolas" w:eastAsia="Consolas" w:hAnsi="Consolas" w:cs="Consolas"/>
-                <w:sz w:val="17"/>
-                <w:szCs w:val="17"/>
-              </w:rPr>
-              <w:t>其中，</w:t>
-            </w:r>
-            <w:r>
-              <w:rPr>
-                <w:rFonts w:ascii="Consolas" w:eastAsia="Consolas" w:hAnsi="Consolas" w:cs="Consolas"/>
-                <w:sz w:val="17"/>
-                <w:szCs w:val="17"/>
-              </w:rPr>
-              <w:t>", font: "</w:t>
-            </w:r>
-            <w:proofErr w:type="spellStart"/>
-            <w:r>
-              <w:rPr>
-                <w:rFonts w:ascii="Consolas" w:eastAsia="Consolas" w:hAnsi="Consolas" w:cs="Consolas"/>
-                <w:sz w:val="17"/>
-                <w:szCs w:val="17"/>
-              </w:rPr>
-              <w:t>SimSun</w:t>
-            </w:r>
-            <w:proofErr w:type="spellEnd"/>
-            <w:r>
-              <w:rPr>
-                <w:rFonts w:ascii="Consolas" w:eastAsia="Consolas" w:hAnsi="Consolas" w:cs="Consolas"/>
-                <w:sz w:val="17"/>
-                <w:szCs w:val="17"/>
-              </w:rPr>
-              <w:t>", size: 21 }),</w:t>
-            </w:r>
-          </w:p>
-          <w:p>
-            <w:r>
-              <w:rPr>
-                <w:rFonts w:ascii="Consolas" w:eastAsia="Consolas" w:hAnsi="Consolas" w:cs="Consolas"/>
-                <w:sz w:val="17"/>
-                <w:szCs w:val="17"/>
-              </w:rPr>
-              <w:t xml:space="preserve">  </w:t>
-            </w:r>
-            <w:proofErr w:type="spellStart"/>
-            <w:proofErr w:type="gramStart"/>
-            <w:r>
-              <w:rPr>
-                <w:rFonts w:ascii="Consolas" w:eastAsia="Consolas" w:hAnsi="Consolas" w:cs="Consolas"/>
-                <w:sz w:val="17"/>
-                <w:szCs w:val="17"/>
-              </w:rPr>
-              <w:t>inlineMath</w:t>
-            </w:r>
-            <w:proofErr w:type="spellEnd"/>
-            <w:r>
-              <w:rPr>
-                <w:rFonts w:ascii="Consolas" w:eastAsia="Consolas" w:hAnsi="Consolas" w:cs="Consolas"/>
-                <w:sz w:val="17"/>
-                <w:szCs w:val="17"/>
-              </w:rPr>
-              <w:t>(</w:t>
-            </w:r>
-            <w:proofErr w:type="gramEnd"/>
-            <w:r>
-              <w:rPr>
-                <w:rFonts w:ascii="Consolas" w:eastAsia="Consolas" w:hAnsi="Consolas" w:cs="Consolas"/>
-                <w:sz w:val="17"/>
-                <w:szCs w:val="17"/>
-              </w:rPr>
-              <w:t>[sub("a", "k")]),</w:t>
-            </w:r>
-          </w:p>
-          <w:p>
-            <w:r>
-              <w:rPr>
-                <w:rFonts w:ascii="Consolas" w:eastAsia="Consolas" w:hAnsi="Consolas" w:cs="Consolas"/>
-                <w:sz w:val="17"/>
-                <w:szCs w:val="17"/>
-              </w:rPr>
-              <w:t xml:space="preserve">  new </w:t>
-            </w:r>
-            <w:proofErr w:type="spellStart"/>
-            <w:r>
-              <w:rPr>
-                <w:rFonts w:ascii="Consolas" w:eastAsia="Consolas" w:hAnsi="Consolas" w:cs="Consolas"/>
-                <w:sz w:val="17"/>
-                <w:szCs w:val="17"/>
-              </w:rPr>
-              <w:t>TextRun</w:t>
-            </w:r>
-            <w:proofErr w:type="spellEnd"/>
-            <w:r>
-              <w:rPr>
-                <w:rFonts w:ascii="Consolas" w:eastAsia="Consolas" w:hAnsi="Consolas" w:cs="Consolas"/>
-                <w:sz w:val="17"/>
-                <w:szCs w:val="17"/>
-              </w:rPr>
-              <w:t>({ text: "</w:t>
-            </w:r>
-            <w:r>
-              <w:rPr>
-                <w:rFonts w:ascii="Consolas" w:eastAsia="Consolas" w:hAnsi="Consolas" w:cs="Consolas"/>
-                <w:sz w:val="17"/>
-                <w:szCs w:val="17"/>
-              </w:rPr>
-              <w:t>为第</w:t>
-            </w:r>
-            <w:r>
-              <w:rPr>
-                <w:rFonts w:ascii="Consolas" w:eastAsia="Consolas" w:hAnsi="Consolas" w:cs="Consolas"/>
-                <w:sz w:val="17"/>
-                <w:szCs w:val="17"/>
-              </w:rPr>
-              <w:t xml:space="preserve"> k </w:t>
-            </w:r>
-            <w:r>
-              <w:rPr>
-                <w:rFonts w:ascii="Consolas" w:eastAsia="Consolas" w:hAnsi="Consolas" w:cs="Consolas"/>
-                <w:sz w:val="17"/>
-                <w:szCs w:val="17"/>
-              </w:rPr>
-              <w:t>阶谐波幅度</w:t>
-            </w:r>
-            <w:r>
-              <w:rPr>
-                <w:rFonts w:ascii="Consolas" w:eastAsia="Consolas" w:hAnsi="Consolas" w:cs="Consolas"/>
-                <w:sz w:val="17"/>
-                <w:szCs w:val="17"/>
-              </w:rPr>
-              <w:t>", font: "</w:t>
-            </w:r>
-            <w:proofErr w:type="spellStart"/>
-            <w:r>
-              <w:rPr>
-                <w:rFonts w:ascii="Consolas" w:eastAsia="Consolas" w:hAnsi="Consolas" w:cs="Consolas"/>
-                <w:sz w:val="17"/>
-                <w:szCs w:val="17"/>
-              </w:rPr>
-              <w:t>SimSun</w:t>
-            </w:r>
-            <w:proofErr w:type="spellEnd"/>
-            <w:r>
-              <w:rPr>
-                <w:rFonts w:ascii="Consolas" w:eastAsia="Consolas" w:hAnsi="Consolas" w:cs="Consolas"/>
-                <w:sz w:val="17"/>
-                <w:szCs w:val="17"/>
-              </w:rPr>
-              <w:t>", size: 21 }),</w:t>
+              <w:t xml:space="preserve">  new TextRun({ text: "其中，", font: "SimSun", size: 21 }),</w:t>
+            </w:r>
+          </w:p>
+          <w:p>
+            <w:r>
+              <w:rPr>
+                <w:rFonts w:ascii="Consolas" w:eastAsia="Consolas" w:hAnsi="Consolas" w:cs="Consolas"/>
+                <w:sz w:val="17"/>
+                <w:szCs w:val="17"/>
+              </w:rPr>
+              <w:t xml:space="preserve">  inlineMath([sub("a", "k")]),</w:t>
+            </w:r>
+          </w:p>
+          <w:p>
+            <w:r>
+              <w:rPr>
+                <w:rFonts w:ascii="Consolas" w:eastAsia="Consolas" w:hAnsi="Consolas" w:cs="Consolas"/>
+                <w:sz w:val="17"/>
+                <w:szCs w:val="17"/>
+              </w:rPr>
+              <w:t xml:space="preserve">  new TextRun({ text: "为第 k 阶谐波幅度", font: "SimSun", size: 21 }),</w:t>
             </w:r>
           </w:p>
           <w:p>
@@ -4026,13 +3282,7 @@
         </m:sSub>
       </m:oMath>
       <w:r>
-        <w:t>为第</w:t>
-      </w:r>
-      <w:r>
-        <w:t xml:space="preserve"> k </w:t>
-      </w:r>
-      <w:r>
-        <w:t>阶谐波的幅度系数。</w:t>
+        <w:t>为第 k 阶谐波的幅度系数。</w:t>
       </w:r>
     </w:p>
     <w:p>
@@ -4050,18 +3300,7 @@
           <w:sz w:val="24"/>
           <w:szCs w:val="24"/>
         </w:rPr>
-        <w:t xml:space="preserve">2. </w:t>
-      </w:r>
-      <w:r>
-        <w:rPr>
-          <w:rFonts w:ascii="黑体" w:eastAsia="黑体" w:hAnsi="黑体" w:cs="黑体"/>
-          <w:b/>
-          <w:bCs/>
-          <w:color w:val="000000"/>
-          <w:sz w:val="24"/>
-          <w:szCs w:val="24"/>
-        </w:rPr>
-        <w:t>引用上标（双引擎）</w:t>
+        <w:t>2. 引用上标（双引擎）</w:t>
       </w:r>
       <w:bookmarkEnd w:id="3"/>
     </w:p>
@@ -4071,10 +3310,7 @@
         <w:ind w:firstLine="480"/>
       </w:pPr>
       <w:r>
-        <w:t>正文中的参考文献引用标记</w:t>
-      </w:r>
-      <w:r>
-        <w:t xml:space="preserve"> </w:t>
+        <w:t xml:space="preserve">正文中的参考文献引用标记 </w:t>
       </w:r>
       <w:r>
         <w:rPr>
@@ -4101,10 +3337,7 @@
         <w:t>[1-3]</w:t>
       </w:r>
       <w:r>
-        <w:t xml:space="preserve"> </w:t>
-      </w:r>
-      <w:r>
-        <w:t>自动渲染为上标，无需手动处理。</w:t>
+        <w:t xml:space="preserve"> 自动渲染为上标，无需手动处理。</w:t>
       </w:r>
     </w:p>
     <w:tbl>
@@ -4129,12 +3362,6 @@
         <w:gridCol w:w="9500"/>
       </w:tblGrid>
       <w:tr>
-        <w:tblPrEx>
-          <w:tblCellMar>
-            <w:top w:w="0" w:type="dxa"/>
-            <w:bottom w:w="0" w:type="dxa"/>
-          </w:tblCellMar>
-        </w:tblPrEx>
         <w:trPr>
           <w:jc w:val="center"/>
         </w:trPr>
@@ -4160,71 +3387,13 @@
             </w:r>
           </w:p>
           <w:p>
-            <w:proofErr w:type="spellStart"/>
-            <w:r>
-              <w:rPr>
-                <w:rFonts w:ascii="Consolas" w:eastAsia="Consolas" w:hAnsi="Consolas" w:cs="Consolas"/>
-                <w:sz w:val="17"/>
-                <w:szCs w:val="17"/>
-              </w:rPr>
-              <w:t>add_body</w:t>
-            </w:r>
-            <w:proofErr w:type="spellEnd"/>
-            <w:r>
-              <w:rPr>
-                <w:rFonts w:ascii="Consolas" w:eastAsia="Consolas" w:hAnsi="Consolas" w:cs="Consolas"/>
-                <w:sz w:val="17"/>
-                <w:szCs w:val="17"/>
-              </w:rPr>
-              <w:t>(doc, "</w:t>
-            </w:r>
-            <w:r>
-              <w:rPr>
-                <w:rFonts w:ascii="Consolas" w:eastAsia="Consolas" w:hAnsi="Consolas" w:cs="Consolas"/>
-                <w:sz w:val="17"/>
-                <w:szCs w:val="17"/>
-              </w:rPr>
-              <w:t>该方法在实验中表现出色</w:t>
-            </w:r>
-            <w:r>
-              <w:rPr>
-                <w:rFonts w:ascii="Consolas" w:eastAsia="Consolas" w:hAnsi="Consolas" w:cs="Consolas"/>
-                <w:sz w:val="17"/>
-                <w:szCs w:val="17"/>
-              </w:rPr>
-              <w:t>[1]</w:t>
-            </w:r>
-            <w:r>
-              <w:rPr>
-                <w:rFonts w:ascii="Consolas" w:eastAsia="Consolas" w:hAnsi="Consolas" w:cs="Consolas"/>
-                <w:sz w:val="17"/>
-                <w:szCs w:val="17"/>
-              </w:rPr>
-              <w:t>。后续研究</w:t>
-            </w:r>
-            <w:r>
-              <w:rPr>
-                <w:rFonts w:ascii="Consolas" w:eastAsia="Consolas" w:hAnsi="Consolas" w:cs="Consolas"/>
-                <w:sz w:val="17"/>
-                <w:szCs w:val="17"/>
-              </w:rPr>
-              <w:t>[2,3]</w:t>
-            </w:r>
-            <w:r>
-              <w:rPr>
-                <w:rFonts w:ascii="Consolas" w:eastAsia="Consolas" w:hAnsi="Consolas" w:cs="Consolas"/>
-                <w:sz w:val="17"/>
-                <w:szCs w:val="17"/>
-              </w:rPr>
-              <w:t>进一步验证了这一结论。</w:t>
-            </w:r>
-            <w:r>
-              <w:rPr>
-                <w:rFonts w:ascii="Consolas" w:eastAsia="Consolas" w:hAnsi="Consolas" w:cs="Consolas"/>
-                <w:sz w:val="17"/>
-                <w:szCs w:val="17"/>
-              </w:rPr>
-              <w:t>")</w:t>
+            <w:r>
+              <w:rPr>
+                <w:rFonts w:ascii="Consolas" w:eastAsia="Consolas" w:hAnsi="Consolas" w:cs="Consolas"/>
+                <w:sz w:val="17"/>
+                <w:szCs w:val="17"/>
+              </w:rPr>
+              <w:t>add_body(doc, "该方法在实验中表现出色[1]。后续研究[2,3]进一步验证了这一结论。")</w:t>
             </w:r>
           </w:p>
           <w:p>
@@ -4254,55 +3423,7 @@
                 <w:sz w:val="17"/>
                 <w:szCs w:val="17"/>
               </w:rPr>
-              <w:t>para("</w:t>
-            </w:r>
-            <w:r>
-              <w:rPr>
-                <w:rFonts w:ascii="Consolas" w:eastAsia="Consolas" w:hAnsi="Consolas" w:cs="Consolas"/>
-                <w:sz w:val="17"/>
-                <w:szCs w:val="17"/>
-              </w:rPr>
-              <w:t>该方法在实验中表现出色</w:t>
-            </w:r>
-            <w:r>
-              <w:rPr>
-                <w:rFonts w:ascii="Consolas" w:eastAsia="Consolas" w:hAnsi="Consolas" w:cs="Consolas"/>
-                <w:sz w:val="17"/>
-                <w:szCs w:val="17"/>
-              </w:rPr>
-              <w:t>[1]</w:t>
-            </w:r>
-            <w:r>
-              <w:rPr>
-                <w:rFonts w:ascii="Consolas" w:eastAsia="Consolas" w:hAnsi="Consolas" w:cs="Consolas"/>
-                <w:sz w:val="17"/>
-                <w:szCs w:val="17"/>
-              </w:rPr>
-              <w:t>。后续研究</w:t>
-            </w:r>
-            <w:r>
-              <w:rPr>
-                <w:rFonts w:ascii="Consolas" w:eastAsia="Consolas" w:hAnsi="Consolas" w:cs="Consolas"/>
-                <w:sz w:val="17"/>
-                <w:szCs w:val="17"/>
-              </w:rPr>
-              <w:t>[2,3]</w:t>
-            </w:r>
-            <w:r>
-              <w:rPr>
-                <w:rFonts w:ascii="Consolas" w:eastAsia="Consolas" w:hAnsi="Consolas" w:cs="Consolas"/>
-                <w:sz w:val="17"/>
-                <w:szCs w:val="17"/>
-              </w:rPr>
-              <w:t>进一步验证了这一结论。</w:t>
-            </w:r>
-            <w:r>
-              <w:rPr>
-                <w:rFonts w:ascii="Consolas" w:eastAsia="Consolas" w:hAnsi="Consolas" w:cs="Consolas"/>
-                <w:sz w:val="17"/>
-                <w:szCs w:val="17"/>
-              </w:rPr>
-              <w:t>")</w:t>
+              <w:t>para("该方法在实验中表现出色[1]。后续研究[2,3]进一步验证了这一结论。")</w:t>
             </w:r>
           </w:p>
         </w:tc>
@@ -4350,18 +3471,7 @@
           <w:sz w:val="24"/>
           <w:szCs w:val="24"/>
         </w:rPr>
-        <w:t xml:space="preserve">3. </w:t>
-      </w:r>
-      <w:r>
-        <w:rPr>
-          <w:rFonts w:ascii="黑体" w:eastAsia="黑体" w:hAnsi="黑体" w:cs="黑体"/>
-          <w:b/>
-          <w:bCs/>
-          <w:color w:val="000000"/>
-          <w:sz w:val="24"/>
-          <w:szCs w:val="24"/>
-        </w:rPr>
-        <w:t>表格框图流程图（双引擎）</w:t>
+        <w:t>3. 表格框图流程图（双引擎）</w:t>
       </w:r>
       <w:bookmarkEnd w:id="4"/>
     </w:p>
@@ -4371,25 +3481,7 @@
         <w:ind w:firstLine="480"/>
       </w:pPr>
       <w:r>
-        <w:t>使用</w:t>
-      </w:r>
-      <w:r>
-        <w:t xml:space="preserve"> Word </w:t>
-      </w:r>
-      <w:r>
-        <w:t>表格</w:t>
-      </w:r>
-      <w:r>
-        <w:t xml:space="preserve"> + Unicode </w:t>
-      </w:r>
-      <w:r>
-        <w:t>箭头绘制流程图，不依赖图片或</w:t>
-      </w:r>
-      <w:r>
-        <w:t xml:space="preserve"> emoji</w:t>
-      </w:r>
-      <w:r>
-        <w:t>。支持单框、多行框、并排框、横向箭头行和虚线分隔符。</w:t>
+        <w:t>使用 Word 表格 + Unicode 箭头绘制流程图，不依赖图片或 emoji。支持单框、多行框、并排框、横向箭头行和虚线分隔符。</w:t>
       </w:r>
     </w:p>
     <w:p>
@@ -4405,52 +3497,7 @@
         <w:t>横向箭头行</w:t>
       </w:r>
       <w:r>
-        <w:t>（过程</w:t>
-      </w:r>
-      <w:r>
-        <w:t xml:space="preserve"> → </w:t>
-      </w:r>
-      <w:r>
-        <w:t>产出）是本项目的创新设计：</w:t>
-      </w:r>
-      <w:r>
-        <w:t xml:space="preserve">3 </w:t>
-      </w:r>
-      <w:r>
-        <w:t>列表格（左框</w:t>
-      </w:r>
-      <w:r>
-        <w:t xml:space="preserve"> | → | </w:t>
-      </w:r>
-      <w:r>
-        <w:t>右框），左右等宽，箭头</w:t>
-      </w:r>
-      <w:proofErr w:type="gramStart"/>
-      <w:r>
-        <w:t>恒</w:t>
-      </w:r>
-      <w:proofErr w:type="gramEnd"/>
-      <w:r>
-        <w:t>居中。融合中间竖线（</w:t>
-      </w:r>
-      <w:proofErr w:type="spellStart"/>
-      <w:r>
-        <w:t>insideV</w:t>
-      </w:r>
-      <w:proofErr w:type="spellEnd"/>
-      <w:r>
-        <w:t>=none</w:t>
-      </w:r>
-      <w:r>
-        <w:t>），左右单元格视觉连通。可选底纹：左右地位相等时全白，层级不同时</w:t>
-      </w:r>
-      <w:proofErr w:type="gramStart"/>
-      <w:r>
-        <w:t>左灰右白</w:t>
-      </w:r>
-      <w:proofErr w:type="gramEnd"/>
-      <w:r>
-        <w:t>。</w:t>
+        <w:t>（过程 → 产出）是本项目的创新设计：3 列表格（左框 | → | 右框），左右等宽，箭头恒居中。融合中间竖线（insideV=none），左右单元格视觉连通。可选底纹：左右地位相等时全白，层级不同时左灰右白。</w:t>
       </w:r>
     </w:p>
     <w:p>
@@ -4485,12 +3532,6 @@
         <w:gridCol w:w="9500"/>
       </w:tblGrid>
       <w:tr>
-        <w:tblPrEx>
-          <w:tblCellMar>
-            <w:top w:w="0" w:type="dxa"/>
-            <w:bottom w:w="0" w:type="dxa"/>
-          </w:tblCellMar>
-        </w:tblPrEx>
         <w:trPr>
           <w:jc w:val="center"/>
         </w:trPr>
@@ -4512,537 +3553,127 @@
                 <w:sz w:val="17"/>
                 <w:szCs w:val="17"/>
               </w:rPr>
-              <w:t># Python</w:t>
-            </w:r>
-            <w:r>
-              <w:rPr>
-                <w:rFonts w:ascii="Consolas" w:eastAsia="Consolas" w:hAnsi="Consolas" w:cs="Consolas"/>
-                <w:sz w:val="17"/>
-                <w:szCs w:val="17"/>
-              </w:rPr>
-              <w:t>：前两步全白，后两步</w:t>
-            </w:r>
-            <w:proofErr w:type="gramStart"/>
-            <w:r>
-              <w:rPr>
-                <w:rFonts w:ascii="Consolas" w:eastAsia="Consolas" w:hAnsi="Consolas" w:cs="Consolas"/>
-                <w:sz w:val="17"/>
-                <w:szCs w:val="17"/>
-              </w:rPr>
-              <w:t>左灰右白</w:t>
-            </w:r>
-            <w:proofErr w:type="gramEnd"/>
-          </w:p>
-          <w:p>
-            <w:proofErr w:type="spellStart"/>
-            <w:r>
-              <w:rPr>
-                <w:rFonts w:ascii="Consolas" w:eastAsia="Consolas" w:hAnsi="Consolas" w:cs="Consolas"/>
-                <w:sz w:val="17"/>
-                <w:szCs w:val="17"/>
-              </w:rPr>
-              <w:t>add_arrow_row</w:t>
-            </w:r>
-            <w:proofErr w:type="spellEnd"/>
-            <w:r>
-              <w:rPr>
-                <w:rFonts w:ascii="Consolas" w:eastAsia="Consolas" w:hAnsi="Consolas" w:cs="Consolas"/>
-                <w:sz w:val="17"/>
-                <w:szCs w:val="17"/>
-              </w:rPr>
-              <w:t xml:space="preserve">(doc, "① </w:t>
-            </w:r>
-            <w:r>
-              <w:rPr>
-                <w:rFonts w:ascii="Consolas" w:eastAsia="Consolas" w:hAnsi="Consolas" w:cs="Consolas"/>
-                <w:sz w:val="17"/>
-                <w:szCs w:val="17"/>
-              </w:rPr>
-              <w:t>时域采样</w:t>
-            </w:r>
-            <w:r>
-              <w:rPr>
-                <w:rFonts w:ascii="Consolas" w:eastAsia="Consolas" w:hAnsi="Consolas" w:cs="Consolas"/>
-                <w:sz w:val="17"/>
-                <w:szCs w:val="17"/>
-              </w:rPr>
-              <w:t>", "</w:t>
-            </w:r>
-            <w:r>
-              <w:rPr>
-                <w:rFonts w:ascii="Consolas" w:eastAsia="Consolas" w:hAnsi="Consolas" w:cs="Consolas"/>
-                <w:sz w:val="17"/>
-                <w:szCs w:val="17"/>
-              </w:rPr>
-              <w:t>离散信号</w:t>
-            </w:r>
-            <w:r>
-              <w:rPr>
-                <w:rFonts w:ascii="Consolas" w:eastAsia="Consolas" w:hAnsi="Consolas" w:cs="Consolas"/>
-                <w:sz w:val="17"/>
-                <w:szCs w:val="17"/>
-              </w:rPr>
-              <w:t xml:space="preserve"> x(n)")</w:t>
-            </w:r>
-          </w:p>
-          <w:p>
-            <w:proofErr w:type="spellStart"/>
-            <w:r>
-              <w:rPr>
-                <w:rFonts w:ascii="Consolas" w:eastAsia="Consolas" w:hAnsi="Consolas" w:cs="Consolas"/>
-                <w:sz w:val="17"/>
-                <w:szCs w:val="17"/>
-              </w:rPr>
-              <w:t>add_arrow_down</w:t>
-            </w:r>
-            <w:proofErr w:type="spellEnd"/>
-            <w:r>
-              <w:rPr>
-                <w:rFonts w:ascii="Consolas" w:eastAsia="Consolas" w:hAnsi="Consolas" w:cs="Consolas"/>
-                <w:sz w:val="17"/>
-                <w:szCs w:val="17"/>
-              </w:rPr>
-              <w:t>(doc)</w:t>
-            </w:r>
-          </w:p>
-          <w:p>
-            <w:proofErr w:type="spellStart"/>
-            <w:r>
-              <w:rPr>
-                <w:rFonts w:ascii="Consolas" w:eastAsia="Consolas" w:hAnsi="Consolas" w:cs="Consolas"/>
-                <w:sz w:val="17"/>
-                <w:szCs w:val="17"/>
-              </w:rPr>
-              <w:t>add_arrow_row</w:t>
-            </w:r>
-            <w:proofErr w:type="spellEnd"/>
-            <w:r>
-              <w:rPr>
-                <w:rFonts w:ascii="Consolas" w:eastAsia="Consolas" w:hAnsi="Consolas" w:cs="Consolas"/>
-                <w:sz w:val="17"/>
-                <w:szCs w:val="17"/>
-              </w:rPr>
-              <w:t xml:space="preserve">(doc, "② </w:t>
-            </w:r>
-            <w:proofErr w:type="gramStart"/>
-            <w:r>
-              <w:rPr>
-                <w:rFonts w:ascii="Consolas" w:eastAsia="Consolas" w:hAnsi="Consolas" w:cs="Consolas"/>
-                <w:sz w:val="17"/>
-                <w:szCs w:val="17"/>
-              </w:rPr>
-              <w:t>加窗处理</w:t>
-            </w:r>
-            <w:proofErr w:type="gramEnd"/>
-            <w:r>
-              <w:rPr>
-                <w:rFonts w:ascii="Consolas" w:eastAsia="Consolas" w:hAnsi="Consolas" w:cs="Consolas"/>
-                <w:sz w:val="17"/>
-                <w:szCs w:val="17"/>
-              </w:rPr>
-              <w:t>", "</w:t>
-            </w:r>
-            <w:proofErr w:type="gramStart"/>
-            <w:r>
-              <w:rPr>
-                <w:rFonts w:ascii="Consolas" w:eastAsia="Consolas" w:hAnsi="Consolas" w:cs="Consolas"/>
-                <w:sz w:val="17"/>
-                <w:szCs w:val="17"/>
-              </w:rPr>
-              <w:t>加窗信号</w:t>
-            </w:r>
-            <w:proofErr w:type="gramEnd"/>
-            <w:r>
-              <w:rPr>
-                <w:rFonts w:ascii="Consolas" w:eastAsia="Consolas" w:hAnsi="Consolas" w:cs="Consolas"/>
-                <w:sz w:val="17"/>
-                <w:szCs w:val="17"/>
-              </w:rPr>
-              <w:t>")</w:t>
-            </w:r>
-          </w:p>
-          <w:p>
-            <w:proofErr w:type="spellStart"/>
-            <w:r>
-              <w:rPr>
-                <w:rFonts w:ascii="Consolas" w:eastAsia="Consolas" w:hAnsi="Consolas" w:cs="Consolas"/>
-                <w:sz w:val="17"/>
-                <w:szCs w:val="17"/>
-              </w:rPr>
-              <w:t>add_arrow_down</w:t>
-            </w:r>
-            <w:proofErr w:type="spellEnd"/>
-            <w:r>
-              <w:rPr>
-                <w:rFonts w:ascii="Consolas" w:eastAsia="Consolas" w:hAnsi="Consolas" w:cs="Consolas"/>
-                <w:sz w:val="17"/>
-                <w:szCs w:val="17"/>
-              </w:rPr>
-              <w:t>(doc)</w:t>
-            </w:r>
-          </w:p>
-          <w:p>
-            <w:proofErr w:type="spellStart"/>
-            <w:r>
-              <w:rPr>
-                <w:rFonts w:ascii="Consolas" w:eastAsia="Consolas" w:hAnsi="Consolas" w:cs="Consolas"/>
-                <w:sz w:val="17"/>
-                <w:szCs w:val="17"/>
-              </w:rPr>
-              <w:t>add_arrow_row</w:t>
-            </w:r>
-            <w:proofErr w:type="spellEnd"/>
-            <w:r>
-              <w:rPr>
-                <w:rFonts w:ascii="Consolas" w:eastAsia="Consolas" w:hAnsi="Consolas" w:cs="Consolas"/>
-                <w:sz w:val="17"/>
-                <w:szCs w:val="17"/>
-              </w:rPr>
-              <w:t xml:space="preserve">(doc, "③ </w:t>
-            </w:r>
-            <w:r>
-              <w:rPr>
-                <w:rFonts w:ascii="Consolas" w:eastAsia="Consolas" w:hAnsi="Consolas" w:cs="Consolas"/>
-                <w:sz w:val="17"/>
-                <w:szCs w:val="17"/>
-              </w:rPr>
-              <w:t>离散傅里叶变换</w:t>
-            </w:r>
-            <w:r>
-              <w:rPr>
-                <w:rFonts w:ascii="Consolas" w:eastAsia="Consolas" w:hAnsi="Consolas" w:cs="Consolas"/>
-                <w:sz w:val="17"/>
-                <w:szCs w:val="17"/>
-              </w:rPr>
-              <w:t>", "</w:t>
-            </w:r>
-            <w:r>
-              <w:rPr>
-                <w:rFonts w:ascii="Consolas" w:eastAsia="Consolas" w:hAnsi="Consolas" w:cs="Consolas"/>
-                <w:sz w:val="17"/>
-                <w:szCs w:val="17"/>
-              </w:rPr>
-              <w:t>频谱</w:t>
-            </w:r>
-            <w:r>
-              <w:rPr>
-                <w:rFonts w:ascii="Consolas" w:eastAsia="Consolas" w:hAnsi="Consolas" w:cs="Consolas"/>
-                <w:sz w:val="17"/>
-                <w:szCs w:val="17"/>
-              </w:rPr>
-              <w:t xml:space="preserve"> X(k)", </w:t>
-            </w:r>
-            <w:proofErr w:type="spellStart"/>
-            <w:r>
-              <w:rPr>
-                <w:rFonts w:ascii="Consolas" w:eastAsia="Consolas" w:hAnsi="Consolas" w:cs="Consolas"/>
-                <w:sz w:val="17"/>
-                <w:szCs w:val="17"/>
-              </w:rPr>
-              <w:t>left_shade</w:t>
-            </w:r>
-            <w:proofErr w:type="spellEnd"/>
-            <w:r>
-              <w:rPr>
-                <w:rFonts w:ascii="Consolas" w:eastAsia="Consolas" w:hAnsi="Consolas" w:cs="Consolas"/>
-                <w:sz w:val="17"/>
-                <w:szCs w:val="17"/>
-              </w:rPr>
-              <w:t>='D9D9D9')</w:t>
-            </w:r>
-          </w:p>
-          <w:p>
-            <w:proofErr w:type="spellStart"/>
-            <w:r>
-              <w:rPr>
-                <w:rFonts w:ascii="Consolas" w:eastAsia="Consolas" w:hAnsi="Consolas" w:cs="Consolas"/>
-                <w:sz w:val="17"/>
-                <w:szCs w:val="17"/>
-              </w:rPr>
-              <w:t>add_arrow_down</w:t>
-            </w:r>
-            <w:proofErr w:type="spellEnd"/>
-            <w:r>
-              <w:rPr>
-                <w:rFonts w:ascii="Consolas" w:eastAsia="Consolas" w:hAnsi="Consolas" w:cs="Consolas"/>
-                <w:sz w:val="17"/>
-                <w:szCs w:val="17"/>
-              </w:rPr>
-              <w:t>(doc)</w:t>
-            </w:r>
-          </w:p>
-          <w:p>
-            <w:proofErr w:type="spellStart"/>
-            <w:r>
-              <w:rPr>
-                <w:rFonts w:ascii="Consolas" w:eastAsia="Consolas" w:hAnsi="Consolas" w:cs="Consolas"/>
-                <w:sz w:val="17"/>
-                <w:szCs w:val="17"/>
-              </w:rPr>
-              <w:t>add_arrow_row</w:t>
-            </w:r>
-            <w:proofErr w:type="spellEnd"/>
-            <w:r>
-              <w:rPr>
-                <w:rFonts w:ascii="Consolas" w:eastAsia="Consolas" w:hAnsi="Consolas" w:cs="Consolas"/>
-                <w:sz w:val="17"/>
-                <w:szCs w:val="17"/>
-              </w:rPr>
-              <w:t xml:space="preserve">(doc, "④ </w:t>
-            </w:r>
-            <w:r>
-              <w:rPr>
-                <w:rFonts w:ascii="Consolas" w:eastAsia="Consolas" w:hAnsi="Consolas" w:cs="Consolas"/>
-                <w:sz w:val="17"/>
-                <w:szCs w:val="17"/>
-              </w:rPr>
-              <w:t>频谱分析</w:t>
-            </w:r>
-            <w:r>
-              <w:rPr>
-                <w:rFonts w:ascii="Consolas" w:eastAsia="Consolas" w:hAnsi="Consolas" w:cs="Consolas"/>
-                <w:sz w:val="17"/>
-                <w:szCs w:val="17"/>
-              </w:rPr>
-              <w:t>", "</w:t>
-            </w:r>
-            <w:r>
-              <w:rPr>
-                <w:rFonts w:ascii="Consolas" w:eastAsia="Consolas" w:hAnsi="Consolas" w:cs="Consolas"/>
-                <w:sz w:val="17"/>
-                <w:szCs w:val="17"/>
-              </w:rPr>
-              <w:t>特征向量</w:t>
-            </w:r>
-            <w:r>
-              <w:rPr>
-                <w:rFonts w:ascii="Consolas" w:eastAsia="Consolas" w:hAnsi="Consolas" w:cs="Consolas"/>
-                <w:sz w:val="17"/>
-                <w:szCs w:val="17"/>
-              </w:rPr>
-              <w:t xml:space="preserve">", </w:t>
-            </w:r>
-            <w:proofErr w:type="spellStart"/>
-            <w:r>
-              <w:rPr>
-                <w:rFonts w:ascii="Consolas" w:eastAsia="Consolas" w:hAnsi="Consolas" w:cs="Consolas"/>
-                <w:sz w:val="17"/>
-                <w:szCs w:val="17"/>
-              </w:rPr>
-              <w:t>left_shade</w:t>
-            </w:r>
-            <w:proofErr w:type="spellEnd"/>
-            <w:r>
-              <w:rPr>
-                <w:rFonts w:ascii="Consolas" w:eastAsia="Consolas" w:hAnsi="Consolas" w:cs="Consolas"/>
-                <w:sz w:val="17"/>
-                <w:szCs w:val="17"/>
-              </w:rPr>
-              <w:t>='D9D9D9')</w:t>
-            </w:r>
-          </w:p>
-          <w:p>
-            <w:proofErr w:type="spellStart"/>
-            <w:r>
-              <w:rPr>
-                <w:rFonts w:ascii="Consolas" w:eastAsia="Consolas" w:hAnsi="Consolas" w:cs="Consolas"/>
-                <w:sz w:val="17"/>
-                <w:szCs w:val="17"/>
-              </w:rPr>
-              <w:t>add_arrow_down</w:t>
-            </w:r>
-            <w:proofErr w:type="spellEnd"/>
-            <w:r>
-              <w:rPr>
-                <w:rFonts w:ascii="Consolas" w:eastAsia="Consolas" w:hAnsi="Consolas" w:cs="Consolas"/>
-                <w:sz w:val="17"/>
-                <w:szCs w:val="17"/>
-              </w:rPr>
-              <w:t>(doc)</w:t>
-            </w:r>
-          </w:p>
-          <w:p>
-            <w:proofErr w:type="spellStart"/>
-            <w:r>
-              <w:rPr>
-                <w:rFonts w:ascii="Consolas" w:eastAsia="Consolas" w:hAnsi="Consolas" w:cs="Consolas"/>
-                <w:sz w:val="17"/>
-                <w:szCs w:val="17"/>
-              </w:rPr>
-              <w:t>add_separator_not</w:t>
-            </w:r>
-            <w:r>
-              <w:rPr>
-                <w:rFonts w:ascii="Consolas" w:eastAsia="Consolas" w:hAnsi="Consolas" w:cs="Consolas"/>
-                <w:sz w:val="17"/>
-                <w:szCs w:val="17"/>
-              </w:rPr>
-              <w:t>e</w:t>
-            </w:r>
-            <w:proofErr w:type="spellEnd"/>
-            <w:r>
-              <w:rPr>
-                <w:rFonts w:ascii="Consolas" w:eastAsia="Consolas" w:hAnsi="Consolas" w:cs="Consolas"/>
-                <w:sz w:val="17"/>
-                <w:szCs w:val="17"/>
-              </w:rPr>
-              <w:t xml:space="preserve">(doc, "----- </w:t>
-            </w:r>
-            <w:r>
-              <w:rPr>
-                <w:rFonts w:ascii="Consolas" w:eastAsia="Consolas" w:hAnsi="Consolas" w:cs="Consolas"/>
-                <w:sz w:val="17"/>
-                <w:szCs w:val="17"/>
-              </w:rPr>
-              <w:t>信号预处理止于此处，后续由分类器承接</w:t>
-            </w:r>
-            <w:r>
-              <w:rPr>
-                <w:rFonts w:ascii="Consolas" w:eastAsia="Consolas" w:hAnsi="Consolas" w:cs="Consolas"/>
-                <w:sz w:val="17"/>
-                <w:szCs w:val="17"/>
-              </w:rPr>
-              <w:t xml:space="preserve"> -----")</w:t>
-            </w:r>
-          </w:p>
-          <w:p>
-            <w:proofErr w:type="spellStart"/>
-            <w:r>
-              <w:rPr>
-                <w:rFonts w:ascii="Consolas" w:eastAsia="Consolas" w:hAnsi="Consolas" w:cs="Consolas"/>
-                <w:sz w:val="17"/>
-                <w:szCs w:val="17"/>
-              </w:rPr>
-              <w:t>add_arrow_down</w:t>
-            </w:r>
-            <w:proofErr w:type="spellEnd"/>
-            <w:r>
-              <w:rPr>
-                <w:rFonts w:ascii="Consolas" w:eastAsia="Consolas" w:hAnsi="Consolas" w:cs="Consolas"/>
-                <w:sz w:val="17"/>
-                <w:szCs w:val="17"/>
-              </w:rPr>
-              <w:t>(doc)</w:t>
-            </w:r>
-          </w:p>
-          <w:p>
-            <w:proofErr w:type="spellStart"/>
-            <w:r>
-              <w:rPr>
-                <w:rFonts w:ascii="Consolas" w:eastAsia="Consolas" w:hAnsi="Consolas" w:cs="Consolas"/>
-                <w:sz w:val="17"/>
-                <w:szCs w:val="17"/>
-              </w:rPr>
-              <w:t>add_box</w:t>
-            </w:r>
-            <w:proofErr w:type="spellEnd"/>
-            <w:r>
-              <w:rPr>
-                <w:rFonts w:ascii="Consolas" w:eastAsia="Consolas" w:hAnsi="Consolas" w:cs="Consolas"/>
-                <w:sz w:val="17"/>
-                <w:szCs w:val="17"/>
-              </w:rPr>
-              <w:t>(doc, "</w:t>
-            </w:r>
-            <w:r>
-              <w:rPr>
-                <w:rFonts w:ascii="Consolas" w:eastAsia="Consolas" w:hAnsi="Consolas" w:cs="Consolas"/>
-                <w:sz w:val="17"/>
-                <w:szCs w:val="17"/>
-              </w:rPr>
-              <w:t>分类决策：特征归一化</w:t>
-            </w:r>
-            <w:r>
-              <w:rPr>
-                <w:rFonts w:ascii="Consolas" w:eastAsia="Consolas" w:hAnsi="Consolas" w:cs="Consolas"/>
-                <w:sz w:val="17"/>
-                <w:szCs w:val="17"/>
-              </w:rPr>
-              <w:t xml:space="preserve"> / </w:t>
-            </w:r>
-            <w:r>
-              <w:rPr>
-                <w:rFonts w:ascii="Consolas" w:eastAsia="Consolas" w:hAnsi="Consolas" w:cs="Consolas"/>
-                <w:sz w:val="17"/>
-                <w:szCs w:val="17"/>
-              </w:rPr>
-              <w:t>模式匹配</w:t>
-            </w:r>
-            <w:r>
-              <w:rPr>
-                <w:rFonts w:ascii="Consolas" w:eastAsia="Consolas" w:hAnsi="Consolas" w:cs="Consolas"/>
-                <w:sz w:val="17"/>
-                <w:szCs w:val="17"/>
-              </w:rPr>
-              <w:t xml:space="preserve"> / </w:t>
-            </w:r>
-            <w:r>
-              <w:rPr>
-                <w:rFonts w:ascii="Consolas" w:eastAsia="Consolas" w:hAnsi="Consolas" w:cs="Consolas"/>
-                <w:sz w:val="17"/>
-                <w:szCs w:val="17"/>
-              </w:rPr>
-              <w:t>结果输出</w:t>
-            </w:r>
-            <w:r>
-              <w:rPr>
-                <w:rFonts w:ascii="Consolas" w:eastAsia="Consolas" w:hAnsi="Consolas" w:cs="Consolas"/>
-                <w:sz w:val="17"/>
-                <w:szCs w:val="17"/>
-              </w:rPr>
-              <w:t xml:space="preserve"> / </w:t>
-            </w:r>
-            <w:r>
-              <w:rPr>
-                <w:rFonts w:ascii="Consolas" w:eastAsia="Consolas" w:hAnsi="Consolas" w:cs="Consolas"/>
-                <w:sz w:val="17"/>
-                <w:szCs w:val="17"/>
-              </w:rPr>
-              <w:t>置信度评估</w:t>
-            </w:r>
-            <w:r>
-              <w:rPr>
-                <w:rFonts w:ascii="Consolas" w:eastAsia="Consolas" w:hAnsi="Consolas" w:cs="Consolas"/>
-                <w:sz w:val="17"/>
-                <w:szCs w:val="17"/>
-              </w:rPr>
-              <w:t>")</w:t>
-            </w:r>
-          </w:p>
-          <w:p>
-            <w:proofErr w:type="spellStart"/>
-            <w:r>
-              <w:rPr>
-                <w:rFonts w:ascii="Consolas" w:eastAsia="Consolas" w:hAnsi="Consolas" w:cs="Consolas"/>
-                <w:sz w:val="17"/>
-                <w:szCs w:val="17"/>
-              </w:rPr>
-              <w:t>add_fig_caption</w:t>
-            </w:r>
-            <w:proofErr w:type="spellEnd"/>
-            <w:r>
-              <w:rPr>
-                <w:rFonts w:ascii="Consolas" w:eastAsia="Consolas" w:hAnsi="Consolas" w:cs="Consolas"/>
-                <w:sz w:val="17"/>
-                <w:szCs w:val="17"/>
-              </w:rPr>
-              <w:t>(doc, "</w:t>
-            </w:r>
-            <w:r>
-              <w:rPr>
-                <w:rFonts w:ascii="Consolas" w:eastAsia="Consolas" w:hAnsi="Consolas" w:cs="Consolas"/>
-                <w:sz w:val="17"/>
-                <w:szCs w:val="17"/>
-              </w:rPr>
-              <w:t>信号处理与分类流程图</w:t>
-            </w:r>
-            <w:r>
-              <w:rPr>
-                <w:rFonts w:ascii="Consolas" w:eastAsia="Consolas" w:hAnsi="Consolas" w:cs="Consolas"/>
-                <w:sz w:val="17"/>
-                <w:szCs w:val="17"/>
-              </w:rPr>
-              <w:t>")</w:t>
+              <w:t># Python：前两步全白，后两步左灰右白</w:t>
+            </w:r>
+          </w:p>
+          <w:p>
+            <w:r>
+              <w:rPr>
+                <w:rFonts w:ascii="Consolas" w:eastAsia="Consolas" w:hAnsi="Consolas" w:cs="Consolas"/>
+                <w:sz w:val="17"/>
+                <w:szCs w:val="17"/>
+              </w:rPr>
+              <w:t>add_arrow_row(doc, "① 时域采样", "离散信号 x(n)")</w:t>
+            </w:r>
+          </w:p>
+          <w:p>
+            <w:r>
+              <w:rPr>
+                <w:rFonts w:ascii="Consolas" w:eastAsia="Consolas" w:hAnsi="Consolas" w:cs="Consolas"/>
+                <w:sz w:val="17"/>
+                <w:szCs w:val="17"/>
+              </w:rPr>
+              <w:t>add_arrow_down(doc)</w:t>
+            </w:r>
+          </w:p>
+          <w:p>
+            <w:r>
+              <w:rPr>
+                <w:rFonts w:ascii="Consolas" w:eastAsia="Consolas" w:hAnsi="Consolas" w:cs="Consolas"/>
+                <w:sz w:val="17"/>
+                <w:szCs w:val="17"/>
+              </w:rPr>
+              <w:t>add_arrow_row(doc, "② 加窗处理", "加窗信号")</w:t>
+            </w:r>
+          </w:p>
+          <w:p>
+            <w:r>
+              <w:rPr>
+                <w:rFonts w:ascii="Consolas" w:eastAsia="Consolas" w:hAnsi="Consolas" w:cs="Consolas"/>
+                <w:sz w:val="17"/>
+                <w:szCs w:val="17"/>
+              </w:rPr>
+              <w:t>add_arrow_down(doc)</w:t>
+            </w:r>
+          </w:p>
+          <w:p>
+            <w:r>
+              <w:rPr>
+                <w:rFonts w:ascii="Consolas" w:eastAsia="Consolas" w:hAnsi="Consolas" w:cs="Consolas"/>
+                <w:sz w:val="17"/>
+                <w:szCs w:val="17"/>
+              </w:rPr>
+              <w:t>add_arrow_row(doc, "③ 离散傅里叶变换", "频谱 X(k)", left_shade='D9D9D9')</w:t>
+            </w:r>
+          </w:p>
+          <w:p>
+            <w:r>
+              <w:rPr>
+                <w:rFonts w:ascii="Consolas" w:eastAsia="Consolas" w:hAnsi="Consolas" w:cs="Consolas"/>
+                <w:sz w:val="17"/>
+                <w:szCs w:val="17"/>
+              </w:rPr>
+              <w:t>add_arrow_down(doc)</w:t>
+            </w:r>
+          </w:p>
+          <w:p>
+            <w:r>
+              <w:rPr>
+                <w:rFonts w:ascii="Consolas" w:eastAsia="Consolas" w:hAnsi="Consolas" w:cs="Consolas"/>
+                <w:sz w:val="17"/>
+                <w:szCs w:val="17"/>
+              </w:rPr>
+              <w:t>add_arrow_row(doc, "④ 频谱分析", "特征向量", left_shade='D9D9D9')</w:t>
+            </w:r>
+          </w:p>
+          <w:p>
+            <w:r>
+              <w:rPr>
+                <w:rFonts w:ascii="Consolas" w:eastAsia="Consolas" w:hAnsi="Consolas" w:cs="Consolas"/>
+                <w:sz w:val="17"/>
+                <w:szCs w:val="17"/>
+              </w:rPr>
+              <w:t>add_arrow_down(doc)</w:t>
+            </w:r>
+          </w:p>
+          <w:p>
+            <w:r>
+              <w:rPr>
+                <w:rFonts w:ascii="Consolas" w:eastAsia="Consolas" w:hAnsi="Consolas" w:cs="Consolas"/>
+                <w:sz w:val="17"/>
+                <w:szCs w:val="17"/>
+              </w:rPr>
+              <w:t>add_separator_note(doc, "----- 信号预处理止于此处，后续由分类器承接 -----")</w:t>
+            </w:r>
+          </w:p>
+          <w:p>
+            <w:r>
+              <w:rPr>
+                <w:rFonts w:ascii="Consolas" w:eastAsia="Consolas" w:hAnsi="Consolas" w:cs="Consolas"/>
+                <w:sz w:val="17"/>
+                <w:szCs w:val="17"/>
+              </w:rPr>
+              <w:t>add_arrow_down(doc)</w:t>
+            </w:r>
+          </w:p>
+          <w:p>
+            <w:r>
+              <w:rPr>
+                <w:rFonts w:ascii="Consolas" w:eastAsia="Consolas" w:hAnsi="Consolas" w:cs="Consolas"/>
+                <w:sz w:val="17"/>
+                <w:szCs w:val="17"/>
+              </w:rPr>
+              <w:t>add_box(doc, "分类决策：特征归一化 / 模式匹配 / 结果输出 / 置信度评估")</w:t>
+            </w:r>
+          </w:p>
+          <w:p>
+            <w:r>
+              <w:rPr>
+                <w:rFonts w:ascii="Consolas" w:eastAsia="Consolas" w:hAnsi="Consolas" w:cs="Consolas"/>
+                <w:sz w:val="17"/>
+                <w:szCs w:val="17"/>
+              </w:rPr>
+              <w:t>add_fig_caption(doc, "信号处理与分类流程图")</w:t>
             </w:r>
           </w:p>
         </w:tc>
@@ -5054,13 +3685,7 @@
         <w:ind w:firstLine="480"/>
       </w:pPr>
       <w:r>
-        <w:t>渲染效果（</w:t>
-      </w:r>
-      <w:r>
-        <w:t xml:space="preserve">Word </w:t>
-      </w:r>
-      <w:r>
-        <w:t>表格形式）：</w:t>
+        <w:t>渲染效果（Word 表格形式）：</w:t>
       </w:r>
     </w:p>
     <w:p>
@@ -5093,12 +3718,6 @@
         <w:gridCol w:w="3402"/>
       </w:tblGrid>
       <w:tr>
-        <w:tblPrEx>
-          <w:tblCellMar>
-            <w:top w:w="0" w:type="dxa"/>
-            <w:bottom w:w="0" w:type="dxa"/>
-          </w:tblCellMar>
-        </w:tblPrEx>
         <w:trPr>
           <w:jc w:val="center"/>
         </w:trPr>
@@ -5124,16 +3743,7 @@
                 <w:sz w:val="21"/>
                 <w:szCs w:val="21"/>
               </w:rPr>
-              <w:t xml:space="preserve">① </w:t>
-            </w:r>
-            <w:r>
-              <w:rPr>
-                <w:b/>
-                <w:bCs/>
-                <w:sz w:val="21"/>
-                <w:szCs w:val="21"/>
-              </w:rPr>
-              <w:t>时域采样</w:t>
+              <w:t>① 时域采样</w:t>
             </w:r>
           </w:p>
         </w:tc>
@@ -5177,14 +3787,7 @@
                 <w:sz w:val="21"/>
                 <w:szCs w:val="21"/>
               </w:rPr>
-              <w:t>离散信号</w:t>
-            </w:r>
-            <w:r>
-              <w:rPr>
-                <w:sz w:val="21"/>
-                <w:szCs w:val="21"/>
-              </w:rPr>
-              <w:t xml:space="preserve"> x(n)</w:t>
+              <w:t>离散信号 x(n)</w:t>
             </w:r>
           </w:p>
         </w:tc>
@@ -5227,12 +3830,6 @@
         <w:gridCol w:w="3402"/>
       </w:tblGrid>
       <w:tr>
-        <w:tblPrEx>
-          <w:tblCellMar>
-            <w:top w:w="0" w:type="dxa"/>
-            <w:bottom w:w="0" w:type="dxa"/>
-          </w:tblCellMar>
-        </w:tblPrEx>
         <w:trPr>
           <w:jc w:val="center"/>
         </w:trPr>
@@ -5258,19 +3855,8 @@
                 <w:sz w:val="21"/>
                 <w:szCs w:val="21"/>
               </w:rPr>
-              <w:t xml:space="preserve">② </w:t>
-            </w:r>
-            <w:proofErr w:type="gramStart"/>
-            <w:r>
-              <w:rPr>
-                <w:b/>
-                <w:bCs/>
-                <w:sz w:val="21"/>
-                <w:szCs w:val="21"/>
-              </w:rPr>
-              <w:t>加窗处理</w:t>
-            </w:r>
-            <w:proofErr w:type="gramEnd"/>
+              <w:t>② 加窗处理</w:t>
+            </w:r>
           </w:p>
         </w:tc>
         <w:tc>
@@ -5308,7 +3894,6 @@
             <w:pPr>
               <w:jc w:val="center"/>
             </w:pPr>
-            <w:proofErr w:type="gramStart"/>
             <w:r>
               <w:rPr>
                 <w:sz w:val="21"/>
@@ -5316,7 +3901,6 @@
               </w:rPr>
               <w:t>加窗信号</w:t>
             </w:r>
-            <w:proofErr w:type="gramEnd"/>
           </w:p>
         </w:tc>
       </w:tr>
@@ -5358,12 +3942,6 @@
         <w:gridCol w:w="3402"/>
       </w:tblGrid>
       <w:tr>
-        <w:tblPrEx>
-          <w:tblCellMar>
-            <w:top w:w="0" w:type="dxa"/>
-            <w:bottom w:w="0" w:type="dxa"/>
-          </w:tblCellMar>
-        </w:tblPrEx>
         <w:trPr>
           <w:jc w:val="center"/>
         </w:trPr>
@@ -5390,16 +3968,7 @@
                 <w:sz w:val="21"/>
                 <w:szCs w:val="21"/>
               </w:rPr>
-              <w:t xml:space="preserve">③ </w:t>
-            </w:r>
-            <w:r>
-              <w:rPr>
-                <w:b/>
-                <w:bCs/>
-                <w:sz w:val="21"/>
-                <w:szCs w:val="21"/>
-              </w:rPr>
-              <w:t>离散傅里叶变换</w:t>
+              <w:t>③ 离散傅里叶变换</w:t>
             </w:r>
           </w:p>
         </w:tc>
@@ -5443,14 +4012,7 @@
                 <w:sz w:val="21"/>
                 <w:szCs w:val="21"/>
               </w:rPr>
-              <w:t>频谱</w:t>
-            </w:r>
-            <w:r>
-              <w:rPr>
-                <w:sz w:val="21"/>
-                <w:szCs w:val="21"/>
-              </w:rPr>
-              <w:t xml:space="preserve"> X(k)</w:t>
+              <w:t>频谱 X(k)</w:t>
             </w:r>
           </w:p>
         </w:tc>
@@ -5493,12 +4055,6 @@
         <w:gridCol w:w="3402"/>
       </w:tblGrid>
       <w:tr>
-        <w:tblPrEx>
-          <w:tblCellMar>
-            <w:top w:w="0" w:type="dxa"/>
-            <w:bottom w:w="0" w:type="dxa"/>
-          </w:tblCellMar>
-        </w:tblPrEx>
         <w:trPr>
           <w:jc w:val="center"/>
         </w:trPr>
@@ -5525,16 +4081,7 @@
                 <w:sz w:val="21"/>
                 <w:szCs w:val="21"/>
               </w:rPr>
-              <w:t xml:space="preserve">④ </w:t>
-            </w:r>
-            <w:r>
-              <w:rPr>
-                <w:b/>
-                <w:bCs/>
-                <w:sz w:val="21"/>
-                <w:szCs w:val="21"/>
-              </w:rPr>
-              <w:t>频谱分析</w:t>
+              <w:t>④ 频谱分析</w:t>
             </w:r>
           </w:p>
         </w:tc>
@@ -5607,21 +4154,7 @@
           <w:sz w:val="21"/>
           <w:szCs w:val="21"/>
         </w:rPr>
-        <w:t xml:space="preserve">----- </w:t>
-      </w:r>
-      <w:r>
-        <w:rPr>
-          <w:sz w:val="21"/>
-          <w:szCs w:val="21"/>
-        </w:rPr>
-        <w:t>信号预处理止于此处，后续由分类器承接</w:t>
-      </w:r>
-      <w:r>
-        <w:rPr>
-          <w:sz w:val="21"/>
-          <w:szCs w:val="21"/>
-        </w:rPr>
-        <w:t xml:space="preserve"> -----</w:t>
+        <w:t>----- 信号预处理止于此处，后续由分类器承接 -----</w:t>
       </w:r>
     </w:p>
     <w:p>
@@ -5659,12 +4192,6 @@
         <w:gridCol w:w="7900"/>
       </w:tblGrid>
       <w:tr>
-        <w:tblPrEx>
-          <w:tblCellMar>
-            <w:top w:w="0" w:type="dxa"/>
-            <w:bottom w:w="0" w:type="dxa"/>
-          </w:tblCellMar>
-        </w:tblPrEx>
         <w:trPr>
           <w:jc w:val="center"/>
         </w:trPr>
@@ -5690,61 +4217,7 @@
                 <w:sz w:val="20"/>
                 <w:szCs w:val="20"/>
               </w:rPr>
-              <w:t>分类决策：特征归一化</w:t>
-            </w:r>
-            <w:r>
-              <w:rPr>
-                <w:b/>
-                <w:bCs/>
-                <w:sz w:val="20"/>
-                <w:szCs w:val="20"/>
-              </w:rPr>
-              <w:t xml:space="preserve"> / </w:t>
-            </w:r>
-            <w:r>
-              <w:rPr>
-                <w:b/>
-                <w:bCs/>
-                <w:sz w:val="20"/>
-                <w:szCs w:val="20"/>
-              </w:rPr>
-              <w:t>模式匹配</w:t>
-            </w:r>
-            <w:r>
-              <w:rPr>
-                <w:b/>
-                <w:bCs/>
-                <w:sz w:val="20"/>
-                <w:szCs w:val="20"/>
-              </w:rPr>
-              <w:t xml:space="preserve"> / </w:t>
-            </w:r>
-            <w:r>
-              <w:rPr>
-                <w:b/>
-                <w:bCs/>
-                <w:sz w:val="20"/>
-                <w:szCs w:val="20"/>
-              </w:rPr>
-              <w:t>结果输出</w:t>
-            </w:r>
-            <w:r>
-              <w:rPr>
-                <w:b/>
-                <w:bCs/>
-                <w:sz w:val="20"/>
-                <w:szCs w:val="20"/>
-              </w:rPr>
-              <w:t xml:space="preserve"> / </w:t>
-            </w:r>
-            <w:r>
-              <w:rPr>
-                <w:b/>
-                <w:bCs/>
-                <w:sz w:val="20"/>
-                <w:szCs w:val="20"/>
-              </w:rPr>
-              <w:t>置信度评估</w:t>
+              <w:t>分类决策：特征归一化 / 模式匹配 / 结果输出 / 置信度评估</w:t>
             </w:r>
           </w:p>
         </w:tc>
@@ -5760,21 +4233,7 @@
           <w:sz w:val="21"/>
           <w:szCs w:val="21"/>
         </w:rPr>
-        <w:t>图</w:t>
-      </w:r>
-      <w:r>
-        <w:rPr>
-          <w:sz w:val="21"/>
-          <w:szCs w:val="21"/>
-        </w:rPr>
-        <w:t xml:space="preserve">1 </w:t>
-      </w:r>
-      <w:r>
-        <w:rPr>
-          <w:sz w:val="21"/>
-          <w:szCs w:val="21"/>
-        </w:rPr>
-        <w:t>信号处理与分类流程图</w:t>
+        <w:t>图1 信号处理与分类流程图</w:t>
       </w:r>
     </w:p>
     <w:p>
@@ -5792,18 +4251,7 @@
           <w:sz w:val="24"/>
           <w:szCs w:val="24"/>
         </w:rPr>
-        <w:t xml:space="preserve">4. </w:t>
-      </w:r>
-      <w:r>
-        <w:rPr>
-          <w:rFonts w:ascii="黑体" w:eastAsia="黑体" w:hAnsi="黑体" w:cs="黑体"/>
-          <w:b/>
-          <w:bCs/>
-          <w:color w:val="000000"/>
-          <w:sz w:val="24"/>
-          <w:szCs w:val="24"/>
-        </w:rPr>
-        <w:t>图表自动编号（双引擎）</w:t>
+        <w:t>4. 图表自动编号（双引擎）</w:t>
       </w:r>
       <w:bookmarkEnd w:id="5"/>
     </w:p>
@@ -5813,31 +4261,7 @@
         <w:ind w:firstLine="480"/>
       </w:pPr>
       <w:r>
-        <w:t>图标题和表标题自动递增编号（图</w:t>
-      </w:r>
-      <w:r>
-        <w:t xml:space="preserve">1, </w:t>
-      </w:r>
-      <w:r>
-        <w:t>图</w:t>
-      </w:r>
-      <w:r>
-        <w:t xml:space="preserve">2... / </w:t>
-      </w:r>
-      <w:r>
-        <w:t>表</w:t>
-      </w:r>
-      <w:r>
-        <w:t xml:space="preserve">1, </w:t>
-      </w:r>
-      <w:r>
-        <w:t>表</w:t>
-      </w:r>
-      <w:r>
-        <w:t>2...</w:t>
-      </w:r>
-      <w:r>
-        <w:t>），计数器在文档初始化时自动重置。</w:t>
+        <w:t>图标题和表标题自动递增编号（图1, 图2... / 表1, 表2...），计数器在文档初始化时自动重置。</w:t>
       </w:r>
     </w:p>
     <w:tbl>
@@ -5862,12 +4286,6 @@
         <w:gridCol w:w="9500"/>
       </w:tblGrid>
       <w:tr>
-        <w:tblPrEx>
-          <w:tblCellMar>
-            <w:top w:w="0" w:type="dxa"/>
-            <w:bottom w:w="0" w:type="dxa"/>
-          </w:tblCellMar>
-        </w:tblPrEx>
         <w:trPr>
           <w:jc w:val="center"/>
         </w:trPr>
@@ -5883,107 +4301,23 @@
             </w:tcMar>
           </w:tcPr>
           <w:p>
-            <w:proofErr w:type="spellStart"/>
-            <w:r>
-              <w:rPr>
-                <w:rFonts w:ascii="Consolas" w:eastAsia="Consolas" w:hAnsi="Consolas" w:cs="Consolas"/>
-                <w:sz w:val="17"/>
-                <w:szCs w:val="17"/>
-              </w:rPr>
-              <w:t>add_box</w:t>
-            </w:r>
-            <w:proofErr w:type="spellEnd"/>
-            <w:r>
-              <w:rPr>
-                <w:rFonts w:ascii="Consolas" w:eastAsia="Consolas" w:hAnsi="Consolas" w:cs="Consolas"/>
-                <w:sz w:val="17"/>
-                <w:szCs w:val="17"/>
-              </w:rPr>
-              <w:t>(doc, "</w:t>
-            </w:r>
-            <w:r>
-              <w:rPr>
-                <w:rFonts w:ascii="Consolas" w:eastAsia="Consolas" w:hAnsi="Consolas" w:cs="Consolas"/>
-                <w:sz w:val="17"/>
-                <w:szCs w:val="17"/>
-              </w:rPr>
-              <w:t>系统架构图</w:t>
-            </w:r>
-            <w:r>
-              <w:rPr>
-                <w:rFonts w:ascii="Consolas" w:eastAsia="Consolas" w:hAnsi="Consolas" w:cs="Consolas"/>
-                <w:sz w:val="17"/>
-                <w:szCs w:val="17"/>
-              </w:rPr>
-              <w:t>")</w:t>
-            </w:r>
-          </w:p>
-          <w:p>
-            <w:proofErr w:type="spellStart"/>
-            <w:r>
-              <w:rPr>
-                <w:rFonts w:ascii="Consolas" w:eastAsia="Consolas" w:hAnsi="Consolas" w:cs="Consolas"/>
-                <w:sz w:val="17"/>
-                <w:szCs w:val="17"/>
-              </w:rPr>
-              <w:t>add_fig_caption</w:t>
-            </w:r>
-            <w:proofErr w:type="spellEnd"/>
-            <w:r>
-              <w:rPr>
-                <w:rFonts w:ascii="Consolas" w:eastAsia="Consolas" w:hAnsi="Consolas" w:cs="Consolas"/>
-                <w:sz w:val="17"/>
-                <w:szCs w:val="17"/>
-              </w:rPr>
-              <w:t>(doc, "</w:t>
-            </w:r>
-            <w:r>
-              <w:rPr>
-                <w:rFonts w:ascii="Consolas" w:eastAsia="Consolas" w:hAnsi="Consolas" w:cs="Consolas"/>
-                <w:sz w:val="17"/>
-                <w:szCs w:val="17"/>
-              </w:rPr>
-              <w:t>系统架构</w:t>
-            </w:r>
-            <w:r>
-              <w:rPr>
-                <w:rFonts w:ascii="Consolas" w:eastAsia="Consolas" w:hAnsi="Consolas" w:cs="Consolas"/>
-                <w:sz w:val="17"/>
-                <w:szCs w:val="17"/>
-              </w:rPr>
-              <w:t>")    # → "</w:t>
-            </w:r>
-            <w:r>
-              <w:rPr>
-                <w:rFonts w:ascii="Consolas" w:eastAsia="Consolas" w:hAnsi="Consolas" w:cs="Consolas"/>
-                <w:sz w:val="17"/>
-                <w:szCs w:val="17"/>
-              </w:rPr>
-              <w:t>图</w:t>
-            </w:r>
-            <w:r>
-              <w:rPr>
-                <w:rFonts w:ascii="Consolas" w:eastAsia="Consolas" w:hAnsi="Consolas" w:cs="Consolas"/>
-                <w:sz w:val="17"/>
-                <w:szCs w:val="17"/>
-              </w:rPr>
-              <w:t xml:space="preserve">1 </w:t>
-            </w:r>
-            <w:r>
-              <w:rPr>
-                <w:rFonts w:ascii="Consolas" w:eastAsia="Consolas" w:hAnsi="Consolas" w:cs="Consolas"/>
-                <w:sz w:val="17"/>
-                <w:szCs w:val="17"/>
-              </w:rPr>
-              <w:t>系统架构</w:t>
-            </w:r>
-            <w:r>
-              <w:rPr>
-                <w:rFonts w:ascii="Consolas" w:eastAsia="Consolas" w:hAnsi="Consolas" w:cs="Consolas"/>
-                <w:sz w:val="17"/>
-                <w:szCs w:val="17"/>
-              </w:rPr>
-              <w:t>"</w:t>
+            <w:r>
+              <w:rPr>
+                <w:rFonts w:ascii="Consolas" w:eastAsia="Consolas" w:hAnsi="Consolas" w:cs="Consolas"/>
+                <w:sz w:val="17"/>
+                <w:szCs w:val="17"/>
+              </w:rPr>
+              <w:t>add_box(doc, "系统架构图")</w:t>
+            </w:r>
+          </w:p>
+          <w:p>
+            <w:r>
+              <w:rPr>
+                <w:rFonts w:ascii="Consolas" w:eastAsia="Consolas" w:hAnsi="Consolas" w:cs="Consolas"/>
+                <w:sz w:val="17"/>
+                <w:szCs w:val="17"/>
+              </w:rPr>
+              <w:t>add_fig_caption(doc, "系统架构")    # → "图1 系统架构"</w:t>
             </w:r>
           </w:p>
           <w:p>
@@ -5997,71 +4331,13 @@
             </w:r>
           </w:p>
           <w:p>
-            <w:proofErr w:type="spellStart"/>
-            <w:r>
-              <w:rPr>
-                <w:rFonts w:ascii="Consolas" w:eastAsia="Consolas" w:hAnsi="Consolas" w:cs="Consolas"/>
-                <w:sz w:val="17"/>
-                <w:szCs w:val="17"/>
-              </w:rPr>
-              <w:t>add_table_caption</w:t>
-            </w:r>
-            <w:proofErr w:type="spellEnd"/>
-            <w:r>
-              <w:rPr>
-                <w:rFonts w:ascii="Consolas" w:eastAsia="Consolas" w:hAnsi="Consolas" w:cs="Consolas"/>
-                <w:sz w:val="17"/>
-                <w:szCs w:val="17"/>
-              </w:rPr>
-              <w:t>(doc, "</w:t>
-            </w:r>
-            <w:r>
-              <w:rPr>
-                <w:rFonts w:ascii="Consolas" w:eastAsia="Consolas" w:hAnsi="Consolas" w:cs="Consolas"/>
-                <w:sz w:val="17"/>
-                <w:szCs w:val="17"/>
-              </w:rPr>
-              <w:t>参数对比</w:t>
-            </w:r>
-            <w:r>
-              <w:rPr>
-                <w:rFonts w:ascii="Consolas" w:eastAsia="Consolas" w:hAnsi="Consolas" w:cs="Consolas"/>
-                <w:sz w:val="17"/>
-                <w:szCs w:val="17"/>
-              </w:rPr>
-              <w:t>")  # → "</w:t>
-            </w:r>
-            <w:r>
-              <w:rPr>
-                <w:rFonts w:ascii="Consolas" w:eastAsia="Consolas" w:hAnsi="Consolas" w:cs="Consolas"/>
-                <w:sz w:val="17"/>
-                <w:szCs w:val="17"/>
-              </w:rPr>
-              <w:t>表</w:t>
-            </w:r>
-            <w:r>
-              <w:rPr>
-                <w:rFonts w:ascii="Consolas" w:eastAsia="Consolas" w:hAnsi="Consolas" w:cs="Consolas"/>
-                <w:sz w:val="17"/>
-                <w:szCs w:val="17"/>
-              </w:rPr>
-              <w:t xml:space="preserve">1 </w:t>
-            </w:r>
-            <w:r>
-              <w:rPr>
-                <w:rFonts w:ascii="Consolas" w:eastAsia="Consolas" w:hAnsi="Consolas" w:cs="Consolas"/>
-                <w:sz w:val="17"/>
-                <w:szCs w:val="17"/>
-              </w:rPr>
-              <w:t>参数对比</w:t>
-            </w:r>
-            <w:r>
-              <w:rPr>
-                <w:rFonts w:ascii="Consolas" w:eastAsia="Consolas" w:hAnsi="Consolas" w:cs="Consolas"/>
-                <w:sz w:val="17"/>
-                <w:szCs w:val="17"/>
-              </w:rPr>
-              <w:t>"</w:t>
+            <w:r>
+              <w:rPr>
+                <w:rFonts w:ascii="Consolas" w:eastAsia="Consolas" w:hAnsi="Consolas" w:cs="Consolas"/>
+                <w:sz w:val="17"/>
+                <w:szCs w:val="17"/>
+              </w:rPr>
+              <w:t>add_table_caption(doc, "参数对比")  # → "表1 参数对比"</w:t>
             </w:r>
           </w:p>
         </w:tc>
@@ -6083,62 +4359,7 @@
           <w:szCs w:val="24"/>
         </w:rPr>
         <w:lastRenderedPageBreak/>
-        <w:t xml:space="preserve">5. </w:t>
-      </w:r>
-      <w:r>
-        <w:rPr>
-          <w:rFonts w:ascii="黑体" w:eastAsia="黑体" w:hAnsi="黑体" w:cs="黑体"/>
-          <w:b/>
-          <w:bCs/>
-          <w:color w:val="000000"/>
-          <w:sz w:val="24"/>
-          <w:szCs w:val="24"/>
-        </w:rPr>
-        <w:t>目录（</w:t>
-      </w:r>
-      <w:r>
-        <w:rPr>
-          <w:rFonts w:ascii="黑体" w:eastAsia="黑体" w:hAnsi="黑体" w:cs="黑体"/>
-          <w:b/>
-          <w:bCs/>
-          <w:color w:val="000000"/>
-          <w:sz w:val="24"/>
-          <w:szCs w:val="24"/>
-        </w:rPr>
-        <w:t>TOC</w:t>
-      </w:r>
-      <w:r>
-        <w:rPr>
-          <w:rFonts w:ascii="黑体" w:eastAsia="黑体" w:hAnsi="黑体" w:cs="黑体"/>
-          <w:b/>
-          <w:bCs/>
-          <w:color w:val="000000"/>
-          <w:sz w:val="24"/>
-          <w:szCs w:val="24"/>
-        </w:rPr>
-        <w:t>）</w:t>
-      </w:r>
-      <w:r>
-        <w:rPr>
-          <w:rFonts w:ascii="黑体" w:eastAsia="黑体" w:hAnsi="黑体" w:cs="黑体"/>
-          <w:b/>
-          <w:bCs/>
-          <w:color w:val="000000"/>
-          <w:sz w:val="24"/>
-          <w:szCs w:val="24"/>
-        </w:rPr>
-        <w:t xml:space="preserve">— </w:t>
-      </w:r>
-      <w:r>
-        <w:rPr>
-          <w:rFonts w:ascii="黑体" w:eastAsia="黑体" w:hAnsi="黑体" w:cs="黑体"/>
-          <w:b/>
-          <w:bCs/>
-          <w:color w:val="000000"/>
-          <w:sz w:val="24"/>
-          <w:szCs w:val="24"/>
-        </w:rPr>
-        <w:t>按需生成</w:t>
+        <w:t>5. 目录（TOC）— 按需生成</w:t>
       </w:r>
       <w:bookmarkEnd w:id="6"/>
     </w:p>
@@ -6148,56 +4369,7 @@
         <w:ind w:firstLine="480"/>
       </w:pPr>
       <w:r>
-        <w:t>使用</w:t>
-      </w:r>
-      <w:r>
-        <w:t xml:space="preserve"> Word </w:t>
-      </w:r>
-      <w:r>
-        <w:t>内置</w:t>
-      </w:r>
-      <w:r>
-        <w:t xml:space="preserve"> Heading </w:t>
-      </w:r>
-      <w:r>
-        <w:t>样式</w:t>
-      </w:r>
-      <w:r>
-        <w:t xml:space="preserve"> + TOC </w:t>
-      </w:r>
-      <w:r>
-        <w:t>域，支持</w:t>
-      </w:r>
-      <w:r>
-        <w:t xml:space="preserve"> Ctrl+</w:t>
-      </w:r>
-      <w:proofErr w:type="gramStart"/>
-      <w:r>
-        <w:t>点击超链接</w:t>
-      </w:r>
-      <w:proofErr w:type="gramEnd"/>
-      <w:r>
-        <w:t>跳转。标题颜色显式覆盖为黑色（避免</w:t>
-      </w:r>
-      <w:r>
-        <w:t xml:space="preserve"> Word </w:t>
-      </w:r>
-      <w:r>
-        <w:t>模板默认蓝色）。目录条目样式对齐</w:t>
-      </w:r>
-      <w:r>
-        <w:t xml:space="preserve"> </w:t>
-      </w:r>
-      <w:proofErr w:type="spellStart"/>
-      <w:r>
-        <w:t>NJUThesis</w:t>
-      </w:r>
-      <w:proofErr w:type="spellEnd"/>
-      <w:r>
-        <w:t xml:space="preserve"> LaTeX </w:t>
-      </w:r>
-      <w:r>
-        <w:t>模板。</w:t>
+        <w:t>使用 Word 内置 Heading 样式 + TOC 域，支持 Ctrl+点击超链接跳转。标题颜色显式覆盖为黑色（避免 Word 模板默认蓝色）。目录条目样式对齐 NJUThesis LaTeX 模板。</w:t>
       </w:r>
     </w:p>
     <w:tbl>
@@ -6222,12 +4394,6 @@
         <w:gridCol w:w="9500"/>
       </w:tblGrid>
       <w:tr>
-        <w:tblPrEx>
-          <w:tblCellMar>
-            <w:top w:w="0" w:type="dxa"/>
-            <w:bottom w:w="0" w:type="dxa"/>
-          </w:tblCellMar>
-        </w:tblPrEx>
         <w:trPr>
           <w:jc w:val="center"/>
         </w:trPr>
@@ -6249,169 +4415,47 @@
                 <w:sz w:val="17"/>
                 <w:szCs w:val="17"/>
               </w:rPr>
-              <w:t xml:space="preserve">doc = </w:t>
-            </w:r>
-            <w:proofErr w:type="spellStart"/>
-            <w:r>
-              <w:rPr>
-                <w:rFonts w:ascii="Consolas" w:eastAsia="Consolas" w:hAnsi="Consolas" w:cs="Consolas"/>
-                <w:sz w:val="17"/>
-                <w:szCs w:val="17"/>
-              </w:rPr>
-              <w:t>setup_</w:t>
-            </w:r>
-            <w:proofErr w:type="gramStart"/>
-            <w:r>
-              <w:rPr>
-                <w:rFonts w:ascii="Consolas" w:eastAsia="Consolas" w:hAnsi="Consolas" w:cs="Consolas"/>
-                <w:sz w:val="17"/>
-                <w:szCs w:val="17"/>
-              </w:rPr>
-              <w:t>document</w:t>
-            </w:r>
-            <w:proofErr w:type="spellEnd"/>
-            <w:r>
-              <w:rPr>
-                <w:rFonts w:ascii="Consolas" w:eastAsia="Consolas" w:hAnsi="Consolas" w:cs="Consolas"/>
-                <w:sz w:val="17"/>
-                <w:szCs w:val="17"/>
-              </w:rPr>
-              <w:t>(</w:t>
-            </w:r>
-            <w:proofErr w:type="gramEnd"/>
-            <w:r>
-              <w:rPr>
-                <w:rFonts w:ascii="Consolas" w:eastAsia="Consolas" w:hAnsi="Consolas" w:cs="Consolas"/>
-                <w:sz w:val="17"/>
-                <w:szCs w:val="17"/>
-              </w:rPr>
-              <w:t>)</w:t>
-            </w:r>
-          </w:p>
-          <w:p>
-            <w:proofErr w:type="spellStart"/>
-            <w:r>
-              <w:rPr>
-                <w:rFonts w:ascii="Consolas" w:eastAsia="Consolas" w:hAnsi="Consolas" w:cs="Consolas"/>
-                <w:sz w:val="17"/>
-                <w:szCs w:val="17"/>
-              </w:rPr>
-              <w:t>add_title</w:t>
-            </w:r>
-            <w:proofErr w:type="spellEnd"/>
-            <w:r>
-              <w:rPr>
-                <w:rFonts w:ascii="Consolas" w:eastAsia="Consolas" w:hAnsi="Consolas" w:cs="Consolas"/>
-                <w:sz w:val="17"/>
-                <w:szCs w:val="17"/>
-              </w:rPr>
-              <w:t>(doc, "</w:t>
-            </w:r>
-            <w:r>
-              <w:rPr>
-                <w:rFonts w:ascii="Consolas" w:eastAsia="Consolas" w:hAnsi="Consolas" w:cs="Consolas"/>
-                <w:sz w:val="17"/>
-                <w:szCs w:val="17"/>
-              </w:rPr>
-              <w:t>文档标题</w:t>
-            </w:r>
-            <w:r>
-              <w:rPr>
-                <w:rFonts w:ascii="Consolas" w:eastAsia="Consolas" w:hAnsi="Consolas" w:cs="Consolas"/>
-                <w:sz w:val="17"/>
-                <w:szCs w:val="17"/>
-              </w:rPr>
-              <w:t>")</w:t>
-            </w:r>
-          </w:p>
-          <w:p>
-            <w:proofErr w:type="spellStart"/>
-            <w:r>
-              <w:rPr>
-                <w:rFonts w:ascii="Consolas" w:eastAsia="Consolas" w:hAnsi="Consolas" w:cs="Consolas"/>
-                <w:sz w:val="17"/>
-                <w:szCs w:val="17"/>
-              </w:rPr>
-              <w:t>add_toc</w:t>
-            </w:r>
-            <w:proofErr w:type="spellEnd"/>
-            <w:r>
-              <w:rPr>
-                <w:rFonts w:ascii="Consolas" w:eastAsia="Consolas" w:hAnsi="Consolas" w:cs="Consolas"/>
-                <w:sz w:val="17"/>
-                <w:szCs w:val="17"/>
-              </w:rPr>
-              <w:t xml:space="preserve">(doc)                    # </w:t>
-            </w:r>
-            <w:r>
-              <w:rPr>
-                <w:rFonts w:ascii="Consolas" w:eastAsia="Consolas" w:hAnsi="Consolas" w:cs="Consolas"/>
-                <w:sz w:val="17"/>
-                <w:szCs w:val="17"/>
-              </w:rPr>
-              <w:t>在标题后、正文前插入目录</w:t>
-            </w:r>
-          </w:p>
-          <w:p>
-            <w:r>
-              <w:rPr>
-                <w:rFonts w:ascii="Consolas" w:eastAsia="Consolas" w:hAnsi="Consolas" w:cs="Consolas"/>
-                <w:sz w:val="17"/>
-                <w:szCs w:val="17"/>
-              </w:rPr>
-              <w:t>add_h1(doc, "</w:t>
-            </w:r>
-            <w:r>
-              <w:rPr>
-                <w:rFonts w:ascii="Consolas" w:eastAsia="Consolas" w:hAnsi="Consolas" w:cs="Consolas"/>
-                <w:sz w:val="17"/>
-                <w:szCs w:val="17"/>
-              </w:rPr>
-              <w:t>一、概述</w:t>
-            </w:r>
-            <w:r>
-              <w:rPr>
-                <w:rFonts w:ascii="Consolas" w:eastAsia="Consolas" w:hAnsi="Consolas" w:cs="Consolas"/>
-                <w:sz w:val="17"/>
-                <w:szCs w:val="17"/>
-              </w:rPr>
-              <w:t>")</w:t>
-            </w:r>
-          </w:p>
-          <w:p>
-            <w:proofErr w:type="spellStart"/>
-            <w:r>
-              <w:rPr>
-                <w:rFonts w:ascii="Consolas" w:eastAsia="Consolas" w:hAnsi="Consolas" w:cs="Consolas"/>
-                <w:sz w:val="17"/>
-                <w:szCs w:val="17"/>
-              </w:rPr>
-              <w:t>add_body</w:t>
-            </w:r>
-            <w:proofErr w:type="spellEnd"/>
-            <w:r>
-              <w:rPr>
-                <w:rFonts w:ascii="Consolas" w:eastAsia="Consolas" w:hAnsi="Consolas" w:cs="Consolas"/>
-                <w:sz w:val="17"/>
-                <w:szCs w:val="17"/>
-              </w:rPr>
-              <w:t>(doc, "</w:t>
-            </w:r>
-            <w:r>
-              <w:rPr>
-                <w:rFonts w:ascii="Consolas" w:eastAsia="Consolas" w:hAnsi="Consolas" w:cs="Consolas"/>
-                <w:sz w:val="17"/>
-                <w:szCs w:val="17"/>
-              </w:rPr>
-              <w:t>正文内容</w:t>
-            </w:r>
-            <w:r>
-              <w:rPr>
-                <w:rFonts w:ascii="Consolas" w:eastAsia="Consolas" w:hAnsi="Consolas" w:cs="Consolas"/>
-                <w:sz w:val="17"/>
-                <w:szCs w:val="17"/>
-              </w:rPr>
-              <w:t>...")</w:t>
+              <w:t>doc = setup_document()</w:t>
+            </w:r>
+          </w:p>
+          <w:p>
+            <w:r>
+              <w:rPr>
+                <w:rFonts w:ascii="Consolas" w:eastAsia="Consolas" w:hAnsi="Consolas" w:cs="Consolas"/>
+                <w:sz w:val="17"/>
+                <w:szCs w:val="17"/>
+              </w:rPr>
+              <w:t>add_title(doc, "文档标题")</w:t>
+            </w:r>
+          </w:p>
+          <w:p>
+            <w:r>
+              <w:rPr>
+                <w:rFonts w:ascii="Consolas" w:eastAsia="Consolas" w:hAnsi="Consolas" w:cs="Consolas"/>
+                <w:sz w:val="17"/>
+                <w:szCs w:val="17"/>
+              </w:rPr>
+              <w:t>add_toc(doc)                    # 在标题后、正文前插入目录</w:t>
+            </w:r>
+          </w:p>
+          <w:p>
+            <w:r>
+              <w:rPr>
+                <w:rFonts w:ascii="Consolas" w:eastAsia="Consolas" w:hAnsi="Consolas" w:cs="Consolas"/>
+                <w:sz w:val="17"/>
+                <w:szCs w:val="17"/>
+              </w:rPr>
+              <w:t>add_h1(doc, "一、概述")</w:t>
+            </w:r>
+          </w:p>
+          <w:p>
+            <w:r>
+              <w:rPr>
+                <w:rFonts w:ascii="Consolas" w:eastAsia="Consolas" w:hAnsi="Consolas" w:cs="Consolas"/>
+                <w:sz w:val="17"/>
+                <w:szCs w:val="17"/>
+              </w:rPr>
+              <w:t>add_body(doc, "正文内容...")</w:t>
             </w:r>
           </w:p>
         </w:tc>
@@ -6432,18 +4476,7 @@
           <w:sz w:val="24"/>
           <w:szCs w:val="24"/>
         </w:rPr>
-        <w:t xml:space="preserve">6. </w:t>
-      </w:r>
-      <w:r>
-        <w:rPr>
-          <w:rFonts w:ascii="黑体" w:eastAsia="黑体" w:hAnsi="黑体" w:cs="黑体"/>
-          <w:b/>
-          <w:bCs/>
-          <w:color w:val="000000"/>
-          <w:sz w:val="24"/>
-          <w:szCs w:val="24"/>
-        </w:rPr>
-        <w:t>文档验证</w:t>
+        <w:t>6. 文档验证</w:t>
       </w:r>
       <w:bookmarkEnd w:id="7"/>
     </w:p>
@@ -6453,35 +4486,7 @@
         <w:ind w:firstLine="480"/>
       </w:pPr>
       <w:r>
-        <w:t>纯</w:t>
-      </w:r>
-      <w:r>
-        <w:t xml:space="preserve"> Pyth</w:t>
-      </w:r>
-      <w:r>
-        <w:t xml:space="preserve">on </w:t>
-      </w:r>
-      <w:r>
-        <w:t>标准</w:t>
-      </w:r>
-      <w:proofErr w:type="gramStart"/>
-      <w:r>
-        <w:t>库实现</w:t>
-      </w:r>
-      <w:proofErr w:type="gramEnd"/>
-      <w:r>
-        <w:t>的轻量验证工具，无外部依赖，执行</w:t>
-      </w:r>
-      <w:r>
-        <w:t xml:space="preserve"> 5 </w:t>
-      </w:r>
-      <w:proofErr w:type="gramStart"/>
-      <w:r>
-        <w:t>项结构</w:t>
-      </w:r>
-      <w:proofErr w:type="gramEnd"/>
-      <w:r>
-        <w:t>检查：</w:t>
+        <w:t>纯 Python 标准库实现的轻量验证工具，无外部依赖，执行 5 项结构检查：</w:t>
       </w:r>
     </w:p>
     <w:p>
@@ -6494,21 +4499,7 @@
           <w:sz w:val="21"/>
           <w:szCs w:val="21"/>
         </w:rPr>
-        <w:t>表</w:t>
-      </w:r>
-      <w:r>
-        <w:rPr>
-          <w:sz w:val="21"/>
-          <w:szCs w:val="21"/>
-        </w:rPr>
-        <w:t xml:space="preserve">2 </w:t>
-      </w:r>
-      <w:r>
-        <w:rPr>
-          <w:sz w:val="21"/>
-          <w:szCs w:val="21"/>
-        </w:rPr>
-        <w:t>验证项</w:t>
+        <w:t>表2 验证项</w:t>
       </w:r>
     </w:p>
     <w:tbl>
@@ -6534,12 +4525,6 @@
         <w:gridCol w:w="6700"/>
       </w:tblGrid>
       <w:tr>
-        <w:tblPrEx>
-          <w:tblCellMar>
-            <w:top w:w="0" w:type="dxa"/>
-            <w:bottom w:w="0" w:type="dxa"/>
-          </w:tblCellMar>
-        </w:tblPrEx>
         <w:trPr>
           <w:jc w:val="center"/>
         </w:trPr>
@@ -6597,12 +4582,6 @@
         </w:tc>
       </w:tr>
       <w:tr>
-        <w:tblPrEx>
-          <w:tblCellMar>
-            <w:top w:w="0" w:type="dxa"/>
-            <w:bottom w:w="0" w:type="dxa"/>
-          </w:tblCellMar>
-        </w:tblPrEx>
         <w:trPr>
           <w:jc w:val="center"/>
         </w:trPr>
@@ -6625,14 +4604,7 @@
                 <w:sz w:val="20"/>
                 <w:szCs w:val="20"/>
               </w:rPr>
-              <w:t xml:space="preserve">ZIP </w:t>
-            </w:r>
-            <w:r>
-              <w:rPr>
-                <w:sz w:val="20"/>
-                <w:szCs w:val="20"/>
-              </w:rPr>
-              <w:t>完整性</w:t>
+              <w:t>ZIP 完整性</w:t>
             </w:r>
           </w:p>
         </w:tc>
@@ -6655,32 +4627,12 @@
                 <w:sz w:val="20"/>
                 <w:szCs w:val="20"/>
               </w:rPr>
-              <w:t>所有</w:t>
-            </w:r>
-            <w:r>
-              <w:rPr>
-                <w:sz w:val="20"/>
-                <w:szCs w:val="20"/>
-              </w:rPr>
-              <w:t xml:space="preserve"> ZIP </w:t>
-            </w:r>
-            <w:r>
-              <w:rPr>
-                <w:sz w:val="20"/>
-                <w:szCs w:val="20"/>
-              </w:rPr>
-              <w:t>条目均可解压</w:t>
+              <w:t>所有 ZIP 条目均可解压</w:t>
             </w:r>
           </w:p>
         </w:tc>
       </w:tr>
       <w:tr>
-        <w:tblPrEx>
-          <w:tblCellMar>
-            <w:top w:w="0" w:type="dxa"/>
-            <w:bottom w:w="0" w:type="dxa"/>
-          </w:tblCellMar>
-        </w:tblPrEx>
         <w:trPr>
           <w:jc w:val="center"/>
         </w:trPr>
@@ -6703,14 +4655,7 @@
                 <w:sz w:val="20"/>
                 <w:szCs w:val="20"/>
               </w:rPr>
-              <w:t xml:space="preserve">XML </w:t>
-            </w:r>
-            <w:r>
-              <w:rPr>
-                <w:sz w:val="20"/>
-                <w:szCs w:val="20"/>
-              </w:rPr>
-              <w:t>格式良好性</w:t>
+              <w:t>XML 格式良好性</w:t>
             </w:r>
           </w:p>
         </w:tc>
@@ -6733,78 +4678,12 @@
                 <w:sz w:val="20"/>
                 <w:szCs w:val="20"/>
               </w:rPr>
-              <w:t>所有</w:t>
-            </w:r>
-            <w:r>
-              <w:rPr>
-                <w:sz w:val="20"/>
-                <w:szCs w:val="20"/>
-              </w:rPr>
-              <w:t xml:space="preserve"> .xml/.</w:t>
-            </w:r>
-            <w:proofErr w:type="spellStart"/>
-            <w:r>
-              <w:rPr>
-                <w:sz w:val="20"/>
-                <w:szCs w:val="20"/>
-              </w:rPr>
-              <w:t>rels</w:t>
-            </w:r>
-            <w:proofErr w:type="spellEnd"/>
-            <w:r>
-              <w:rPr>
-                <w:sz w:val="20"/>
-                <w:szCs w:val="20"/>
-              </w:rPr>
-              <w:t xml:space="preserve"> </w:t>
-            </w:r>
-            <w:r>
-              <w:rPr>
-                <w:sz w:val="20"/>
-                <w:szCs w:val="20"/>
-              </w:rPr>
-              <w:t>文件可被</w:t>
-            </w:r>
-            <w:r>
-              <w:rPr>
-                <w:sz w:val="20"/>
-                <w:szCs w:val="20"/>
-              </w:rPr>
-              <w:t xml:space="preserve"> </w:t>
-            </w:r>
-            <w:proofErr w:type="spellStart"/>
-            <w:r>
-              <w:rPr>
-                <w:sz w:val="20"/>
-                <w:szCs w:val="20"/>
-              </w:rPr>
-              <w:t>ElementTree</w:t>
-            </w:r>
-            <w:proofErr w:type="spellEnd"/>
-            <w:r>
-              <w:rPr>
-                <w:sz w:val="20"/>
-                <w:szCs w:val="20"/>
-              </w:rPr>
-              <w:t xml:space="preserve"> </w:t>
-            </w:r>
-            <w:r>
-              <w:rPr>
-                <w:sz w:val="20"/>
-                <w:szCs w:val="20"/>
-              </w:rPr>
-              <w:t>解析</w:t>
+              <w:t>所有 .xml/.rels 文件可被 ElementTree 解析</w:t>
             </w:r>
           </w:p>
         </w:tc>
       </w:tr>
       <w:tr>
-        <w:tblPrEx>
-          <w:tblCellMar>
-            <w:top w:w="0" w:type="dxa"/>
-            <w:bottom w:w="0" w:type="dxa"/>
-          </w:tblCellMar>
-        </w:tblPrEx>
         <w:trPr>
           <w:jc w:val="center"/>
         </w:trPr>
@@ -6850,55 +4729,12 @@
                 <w:sz w:val="20"/>
                 <w:szCs w:val="20"/>
               </w:rPr>
-              <w:t>.</w:t>
-            </w:r>
-            <w:proofErr w:type="spellStart"/>
-            <w:r>
-              <w:rPr>
-                <w:sz w:val="20"/>
-                <w:szCs w:val="20"/>
-              </w:rPr>
-              <w:t>rels</w:t>
-            </w:r>
-            <w:proofErr w:type="spellEnd"/>
-            <w:r>
-              <w:rPr>
-                <w:sz w:val="20"/>
-                <w:szCs w:val="20"/>
-              </w:rPr>
-              <w:t xml:space="preserve"> </w:t>
-            </w:r>
-            <w:r>
-              <w:rPr>
-                <w:sz w:val="20"/>
-                <w:szCs w:val="20"/>
-              </w:rPr>
-              <w:t>中每个</w:t>
-            </w:r>
-            <w:r>
-              <w:rPr>
-                <w:sz w:val="20"/>
-                <w:szCs w:val="20"/>
-              </w:rPr>
-              <w:t xml:space="preserve"> Target </w:t>
-            </w:r>
-            <w:r>
-              <w:rPr>
-                <w:sz w:val="20"/>
-                <w:szCs w:val="20"/>
-              </w:rPr>
-              <w:t>在包内存在</w:t>
+              <w:t>.rels 中每个 Target 在包内存在</w:t>
             </w:r>
           </w:p>
         </w:tc>
       </w:tr>
       <w:tr>
-        <w:tblPrEx>
-          <w:tblCellMar>
-            <w:top w:w="0" w:type="dxa"/>
-            <w:bottom w:w="0" w:type="dxa"/>
-          </w:tblCellMar>
-        </w:tblPrEx>
         <w:trPr>
           <w:jc w:val="center"/>
         </w:trPr>
@@ -6944,53 +4780,12 @@
                 <w:sz w:val="20"/>
                 <w:szCs w:val="20"/>
               </w:rPr>
-              <w:t xml:space="preserve">word/ </w:t>
-            </w:r>
-            <w:r>
-              <w:rPr>
-                <w:sz w:val="20"/>
-                <w:szCs w:val="20"/>
-              </w:rPr>
-              <w:t>下的</w:t>
-            </w:r>
-            <w:r>
-              <w:rPr>
-                <w:sz w:val="20"/>
-                <w:szCs w:val="20"/>
-              </w:rPr>
-              <w:t xml:space="preserve"> XML </w:t>
-            </w:r>
-            <w:r>
-              <w:rPr>
-                <w:sz w:val="20"/>
-                <w:szCs w:val="20"/>
-              </w:rPr>
-              <w:t>文件在</w:t>
-            </w:r>
-            <w:r>
-              <w:rPr>
-                <w:sz w:val="20"/>
-                <w:szCs w:val="20"/>
-              </w:rPr>
-              <w:t xml:space="preserve"> [Content_Types].xml </w:t>
-            </w:r>
-            <w:r>
-              <w:rPr>
-                <w:sz w:val="20"/>
-                <w:szCs w:val="20"/>
-              </w:rPr>
-              <w:t>中有声明</w:t>
+              <w:t>word/ 下的 XML 文件在 [Content_Types].xml 中有声明</w:t>
             </w:r>
           </w:p>
         </w:tc>
       </w:tr>
       <w:tr>
-        <w:tblPrEx>
-          <w:tblCellMar>
-            <w:top w:w="0" w:type="dxa"/>
-            <w:bottom w:w="0" w:type="dxa"/>
-          </w:tblCellMar>
-        </w:tblPrEx>
         <w:trPr>
           <w:jc w:val="center"/>
         </w:trPr>
@@ -7036,55 +4831,12 @@
                 <w:sz w:val="20"/>
                 <w:szCs w:val="20"/>
               </w:rPr>
-              <w:t>含首尾空白的</w:t>
-            </w:r>
-            <w:r>
-              <w:rPr>
-                <w:sz w:val="20"/>
-                <w:szCs w:val="20"/>
-              </w:rPr>
-              <w:t xml:space="preserve"> w:t </w:t>
-            </w:r>
-            <w:r>
-              <w:rPr>
-                <w:sz w:val="20"/>
-                <w:szCs w:val="20"/>
-              </w:rPr>
-              <w:t>元素必须有</w:t>
-            </w:r>
-            <w:r>
-              <w:rPr>
-                <w:sz w:val="20"/>
-                <w:szCs w:val="20"/>
-              </w:rPr>
-              <w:t xml:space="preserve"> </w:t>
-            </w:r>
-            <w:proofErr w:type="spellStart"/>
-            <w:r>
-              <w:rPr>
-                <w:sz w:val="20"/>
-                <w:szCs w:val="20"/>
-              </w:rPr>
-              <w:t>xml:space</w:t>
-            </w:r>
-            <w:proofErr w:type="spellEnd"/>
-            <w:r>
-              <w:rPr>
-                <w:sz w:val="20"/>
-                <w:szCs w:val="20"/>
-              </w:rPr>
-              <w:t>="preserve"</w:t>
+              <w:t>含首尾空白的 w:t 元素必须有 xml:space="preserve"</w:t>
             </w:r>
           </w:p>
         </w:tc>
       </w:tr>
       <w:tr>
-        <w:tblPrEx>
-          <w:tblCellMar>
-            <w:top w:w="0" w:type="dxa"/>
-            <w:bottom w:w="0" w:type="dxa"/>
-          </w:tblCellMar>
-        </w:tblPrEx>
         <w:trPr>
           <w:jc w:val="center"/>
         </w:trPr>
@@ -7128,18 +4880,7 @@
           <w:sz w:val="24"/>
           <w:szCs w:val="24"/>
         </w:rPr>
-        <w:t xml:space="preserve">7. </w:t>
-      </w:r>
-      <w:r>
-        <w:rPr>
-          <w:rFonts w:ascii="黑体" w:eastAsia="黑体" w:hAnsi="黑体" w:cs="黑体"/>
-          <w:b/>
-          <w:bCs/>
-          <w:color w:val="000000"/>
-          <w:sz w:val="24"/>
-          <w:szCs w:val="24"/>
-        </w:rPr>
-        <w:t>安全处理规范</w:t>
+        <w:t>7. 安全处理规范</w:t>
       </w:r>
       <w:bookmarkEnd w:id="8"/>
     </w:p>
@@ -7148,46 +4889,8 @@
         <w:spacing w:after="140" w:line="360" w:lineRule="auto"/>
         <w:ind w:firstLine="480"/>
       </w:pPr>
-      <w:proofErr w:type="spellStart"/>
-      <w:r>
-        <w:t>safe_extract</w:t>
-      </w:r>
-      <w:proofErr w:type="spellEnd"/>
-      <w:r>
-        <w:t xml:space="preserve">() </w:t>
-      </w:r>
-      <w:r>
-        <w:t>函数在解压</w:t>
-      </w:r>
-      <w:r>
-        <w:t xml:space="preserve"> .docx </w:t>
-      </w:r>
-      <w:r>
-        <w:t>时防止路径遍历和符号链接攻击，</w:t>
-      </w:r>
-      <w:r>
-        <w:t xml:space="preserve">rezip() </w:t>
-      </w:r>
-      <w:r>
-        <w:t>确保重新打包的文件符合</w:t>
-      </w:r>
-      <w:r>
-        <w:t xml:space="preserve"> OOXML </w:t>
-      </w:r>
-      <w:r>
-        <w:t>规范（</w:t>
-      </w:r>
-      <w:r>
-        <w:t xml:space="preserve">[Content_Types].xml </w:t>
-      </w:r>
-      <w:r>
-        <w:t>首位存储</w:t>
-      </w:r>
-      <w:r>
-        <w:t xml:space="preserve"> + </w:t>
-      </w:r>
-      <w:r>
-        <w:t>原子写入）。</w:t>
+      <w:r>
+        <w:t>safe_extract() 函数在解压 .docx 时防止路径遍历和符号链接攻击，rezip() 确保重新打包的文件符合 OOXML 规范（[Content_Types].xml 首位存储 + 原子写入）。</w:t>
       </w:r>
     </w:p>
     <w:p>
@@ -7213,43 +4916,7 @@
         <w:ind w:firstLine="480"/>
       </w:pPr>
       <w:r>
-        <w:t>所有间距值对齐</w:t>
-      </w:r>
-      <w:r>
-        <w:t xml:space="preserve"> </w:t>
-      </w:r>
-      <w:proofErr w:type="spellStart"/>
-      <w:r>
-        <w:t>NJUThesis</w:t>
-      </w:r>
-      <w:proofErr w:type="spellEnd"/>
-      <w:r>
-        <w:t xml:space="preserve"> LaTeX </w:t>
-      </w:r>
-      <w:r>
-        <w:t>模板（</w:t>
-      </w:r>
-      <w:proofErr w:type="spellStart"/>
-      <w:r>
-        <w:t>linespread</w:t>
-      </w:r>
-      <w:proofErr w:type="spellEnd"/>
-      <w:r>
-        <w:t xml:space="preserve"> = 1.625</w:t>
-      </w:r>
-      <w:r>
-        <w:t>，等效</w:t>
-      </w:r>
-      <w:r>
-        <w:t xml:space="preserve"> Word 1.5 </w:t>
-      </w:r>
-      <w:proofErr w:type="gramStart"/>
-      <w:r>
-        <w:t>倍</w:t>
-      </w:r>
-      <w:proofErr w:type="gramEnd"/>
-      <w:r>
-        <w:t>行距）。</w:t>
+        <w:t>所有间距值对齐 NJUThesis LaTeX 模板（linespread = 1.625，等效 Word 1.5 倍行距）。</w:t>
       </w:r>
     </w:p>
     <w:p>
@@ -7262,21 +4929,7 @@
           <w:sz w:val="21"/>
           <w:szCs w:val="21"/>
         </w:rPr>
-        <w:t>表</w:t>
-      </w:r>
-      <w:r>
-        <w:rPr>
-          <w:sz w:val="21"/>
-          <w:szCs w:val="21"/>
-        </w:rPr>
-        <w:t xml:space="preserve">3 </w:t>
-      </w:r>
-      <w:r>
-        <w:rPr>
-          <w:sz w:val="21"/>
-          <w:szCs w:val="21"/>
-        </w:rPr>
-        <w:t>间距参数</w:t>
+        <w:t>表3 间距参数</w:t>
       </w:r>
     </w:p>
     <w:tbl>
@@ -7306,12 +4959,6 @@
         <w:gridCol w:w="1000"/>
       </w:tblGrid>
       <w:tr>
-        <w:tblPrEx>
-          <w:tblCellMar>
-            <w:top w:w="0" w:type="dxa"/>
-            <w:bottom w:w="0" w:type="dxa"/>
-          </w:tblCellMar>
-        </w:tblPrEx>
         <w:trPr>
           <w:jc w:val="center"/>
         </w:trPr>
@@ -7434,7 +5081,6 @@
             <w:pPr>
               <w:spacing w:line="300" w:lineRule="auto"/>
             </w:pPr>
-            <w:proofErr w:type="gramStart"/>
             <w:r>
               <w:rPr>
                 <w:b/>
@@ -7444,7 +5090,6 @@
               </w:rPr>
               <w:t>段前</w:t>
             </w:r>
-            <w:proofErr w:type="gramEnd"/>
           </w:p>
         </w:tc>
         <w:tc>
@@ -7475,12 +5120,6 @@
         </w:tc>
       </w:tr>
       <w:tr>
-        <w:tblPrEx>
-          <w:tblCellMar>
-            <w:top w:w="0" w:type="dxa"/>
-            <w:bottom w:w="0" w:type="dxa"/>
-          </w:tblCellMar>
-        </w:tblPrEx>
         <w:trPr>
           <w:jc w:val="center"/>
         </w:trPr>
@@ -7625,12 +5264,6 @@
         </w:tc>
       </w:tr>
       <w:tr>
-        <w:tblPrEx>
-          <w:tblCellMar>
-            <w:top w:w="0" w:type="dxa"/>
-            <w:bottom w:w="0" w:type="dxa"/>
-          </w:tblCellMar>
-        </w:tblPrEx>
         <w:trPr>
           <w:jc w:val="center"/>
         </w:trPr>
@@ -7653,14 +5286,7 @@
                 <w:sz w:val="20"/>
                 <w:szCs w:val="20"/>
               </w:rPr>
-              <w:t>H1</w:t>
-            </w:r>
-            <w:r>
-              <w:rPr>
-                <w:sz w:val="20"/>
-                <w:szCs w:val="20"/>
-              </w:rPr>
-              <w:t>（章）</w:t>
+              <w:t>H1（章）</w:t>
             </w:r>
           </w:p>
         </w:tc>
@@ -7781,12 +5407,6 @@
         </w:tc>
       </w:tr>
       <w:tr>
-        <w:tblPrEx>
-          <w:tblCellMar>
-            <w:top w:w="0" w:type="dxa"/>
-            <w:bottom w:w="0" w:type="dxa"/>
-          </w:tblCellMar>
-        </w:tblPrEx>
         <w:trPr>
           <w:jc w:val="center"/>
         </w:trPr>
@@ -7809,14 +5429,7 @@
                 <w:sz w:val="20"/>
                 <w:szCs w:val="20"/>
               </w:rPr>
-              <w:t>H2</w:t>
-            </w:r>
-            <w:r>
-              <w:rPr>
-                <w:sz w:val="20"/>
-                <w:szCs w:val="20"/>
-              </w:rPr>
-              <w:t>（节）</w:t>
+              <w:t>H2（节）</w:t>
             </w:r>
           </w:p>
         </w:tc>
@@ -7937,12 +5550,6 @@
         </w:tc>
       </w:tr>
       <w:tr>
-        <w:tblPrEx>
-          <w:tblCellMar>
-            <w:top w:w="0" w:type="dxa"/>
-            <w:bottom w:w="0" w:type="dxa"/>
-          </w:tblCellMar>
-        </w:tblPrEx>
         <w:trPr>
           <w:jc w:val="center"/>
         </w:trPr>
@@ -7965,14 +5572,7 @@
                 <w:sz w:val="20"/>
                 <w:szCs w:val="20"/>
               </w:rPr>
-              <w:t>H3</w:t>
-            </w:r>
-            <w:r>
-              <w:rPr>
-                <w:sz w:val="20"/>
-                <w:szCs w:val="20"/>
-              </w:rPr>
-              <w:t>（小节）</w:t>
+              <w:t>H3（小节）</w:t>
             </w:r>
           </w:p>
         </w:tc>
@@ -8093,12 +5693,6 @@
         </w:tc>
       </w:tr>
       <w:tr>
-        <w:tblPrEx>
-          <w:tblCellMar>
-            <w:top w:w="0" w:type="dxa"/>
-            <w:bottom w:w="0" w:type="dxa"/>
-          </w:tblCellMar>
-        </w:tblPrEx>
         <w:trPr>
           <w:jc w:val="center"/>
         </w:trPr>
@@ -8190,21 +5784,7 @@
                 <w:sz w:val="20"/>
                 <w:szCs w:val="20"/>
               </w:rPr>
-              <w:t>两端对齐，首行缩进</w:t>
-            </w:r>
-            <w:r>
-              <w:rPr>
-                <w:sz w:val="20"/>
-                <w:szCs w:val="20"/>
-              </w:rPr>
-              <w:t>2</w:t>
-            </w:r>
-            <w:r>
-              <w:rPr>
-                <w:sz w:val="20"/>
-                <w:szCs w:val="20"/>
-              </w:rPr>
-              <w:t>字符</w:t>
+              <w:t>两端对齐，首行缩进2字符</w:t>
             </w:r>
           </w:p>
         </w:tc>
@@ -8256,12 +5836,6 @@
         </w:tc>
       </w:tr>
       <w:tr>
-        <w:tblPrEx>
-          <w:tblCellMar>
-            <w:top w:w="0" w:type="dxa"/>
-            <w:bottom w:w="0" w:type="dxa"/>
-          </w:tblCellMar>
-        </w:tblPrEx>
         <w:trPr>
           <w:jc w:val="center"/>
         </w:trPr>
@@ -8279,7 +5853,6 @@
             <w:pPr>
               <w:spacing w:line="300" w:lineRule="auto"/>
             </w:pPr>
-            <w:proofErr w:type="gramStart"/>
             <w:r>
               <w:rPr>
                 <w:sz w:val="20"/>
@@ -8287,7 +5860,6 @@
               </w:rPr>
               <w:t>块级公式</w:t>
             </w:r>
-            <w:proofErr w:type="gramEnd"/>
           </w:p>
         </w:tc>
         <w:tc>
@@ -8407,12 +5979,6 @@
         </w:tc>
       </w:tr>
       <w:tr>
-        <w:tblPrEx>
-          <w:tblCellMar>
-            <w:top w:w="0" w:type="dxa"/>
-            <w:bottom w:w="0" w:type="dxa"/>
-          </w:tblCellMar>
-        </w:tblPrEx>
         <w:trPr>
           <w:jc w:val="center"/>
         </w:trPr>
@@ -8556,12 +6122,6 @@
         </w:tc>
       </w:tr>
       <w:tr>
-        <w:tblPrEx>
-          <w:tblCellMar>
-            <w:top w:w="0" w:type="dxa"/>
-            <w:bottom w:w="0" w:type="dxa"/>
-          </w:tblCellMar>
-        </w:tblPrEx>
         <w:trPr>
           <w:jc w:val="center"/>
         </w:trPr>
@@ -8737,18 +6297,7 @@
           <w:sz w:val="24"/>
           <w:szCs w:val="24"/>
         </w:rPr>
-        <w:t>docx-formatter</w:t>
-      </w:r>
-      <w:r>
-        <w:rPr>
-          <w:rFonts w:ascii="黑体" w:eastAsia="黑体" w:hAnsi="黑体" w:cs="黑体"/>
-          <w:b/>
-          <w:bCs/>
-          <w:color w:val="000000"/>
-          <w:sz w:val="24"/>
-          <w:szCs w:val="24"/>
-        </w:rPr>
-        <w:t>（轻量版）</w:t>
+        <w:t>docx-formatter（轻量版）</w:t>
       </w:r>
       <w:bookmarkEnd w:id="11"/>
     </w:p>
@@ -8774,12 +6323,6 @@
         <w:gridCol w:w="9500"/>
       </w:tblGrid>
       <w:tr>
-        <w:tblPrEx>
-          <w:tblCellMar>
-            <w:top w:w="0" w:type="dxa"/>
-            <w:bottom w:w="0" w:type="dxa"/>
-          </w:tblCellMar>
-        </w:tblPrEx>
         <w:trPr>
           <w:jc w:val="center"/>
         </w:trPr>
@@ -8811,15 +6354,7 @@
                 <w:sz w:val="17"/>
                 <w:szCs w:val="17"/>
               </w:rPr>
-              <w:t xml:space="preserve">├── SKILL.md                     # Skill </w:t>
-            </w:r>
-            <w:r>
-              <w:rPr>
-                <w:rFonts w:ascii="Consolas" w:eastAsia="Consolas" w:hAnsi="Consolas" w:cs="Consolas"/>
-                <w:sz w:val="17"/>
-                <w:szCs w:val="17"/>
-              </w:rPr>
-              <w:t>指令文件</w:t>
+              <w:t>├── SKILL.md                     # Skill 指令文件</w:t>
             </w:r>
           </w:p>
           <w:p>
@@ -8839,187 +6374,47 @@
                 <w:sz w:val="17"/>
                 <w:szCs w:val="17"/>
               </w:rPr>
-              <w:t xml:space="preserve">    ├── build_docx.js            # Node.js </w:t>
-            </w:r>
-            <w:r>
-              <w:rPr>
-                <w:rFonts w:ascii="Consolas" w:eastAsia="Consolas" w:hAnsi="Consolas" w:cs="Consolas"/>
-                <w:sz w:val="17"/>
-                <w:szCs w:val="17"/>
-              </w:rPr>
-              <w:t>文档构建模板（含</w:t>
-            </w:r>
-            <w:r>
-              <w:rPr>
-                <w:rFonts w:ascii="Consolas" w:eastAsia="Consolas" w:hAnsi="Consolas" w:cs="Consolas"/>
-                <w:sz w:val="17"/>
-                <w:szCs w:val="17"/>
-              </w:rPr>
-              <w:t xml:space="preserve"> OMML </w:t>
-            </w:r>
-            <w:r>
-              <w:rPr>
-                <w:rFonts w:ascii="Consolas" w:eastAsia="Consolas" w:hAnsi="Consolas" w:cs="Consolas"/>
-                <w:sz w:val="17"/>
-                <w:szCs w:val="17"/>
-              </w:rPr>
-              <w:t>数学公式）</w:t>
-            </w:r>
-          </w:p>
-          <w:p>
-            <w:r>
-              <w:rPr>
-                <w:rFonts w:ascii="Consolas" w:eastAsia="Consolas" w:hAnsi="Consolas" w:cs="Consolas"/>
-                <w:sz w:val="17"/>
-                <w:szCs w:val="17"/>
-              </w:rPr>
-              <w:t xml:space="preserve">    ├── build_docx.py            # Python </w:t>
-            </w:r>
-            <w:r>
-              <w:rPr>
-                <w:rFonts w:ascii="Consolas" w:eastAsia="Consolas" w:hAnsi="Consolas" w:cs="Consolas"/>
-                <w:sz w:val="17"/>
-                <w:szCs w:val="17"/>
-              </w:rPr>
-              <w:t>文档构建模板（文本</w:t>
-            </w:r>
-            <w:r>
-              <w:rPr>
-                <w:rFonts w:ascii="Consolas" w:eastAsia="Consolas" w:hAnsi="Consolas" w:cs="Consolas"/>
-                <w:sz w:val="17"/>
-                <w:szCs w:val="17"/>
-              </w:rPr>
-              <w:t xml:space="preserve"> + </w:t>
-            </w:r>
-            <w:r>
-              <w:rPr>
-                <w:rFonts w:ascii="Consolas" w:eastAsia="Consolas" w:hAnsi="Consolas" w:cs="Consolas"/>
-                <w:sz w:val="17"/>
-                <w:szCs w:val="17"/>
-              </w:rPr>
-              <w:t>图表</w:t>
-            </w:r>
-            <w:r>
-              <w:rPr>
-                <w:rFonts w:ascii="Consolas" w:eastAsia="Consolas" w:hAnsi="Consolas" w:cs="Consolas"/>
-                <w:sz w:val="17"/>
-                <w:szCs w:val="17"/>
-              </w:rPr>
-              <w:t xml:space="preserve"> + </w:t>
-            </w:r>
-            <w:proofErr w:type="spellStart"/>
-            <w:r>
-              <w:rPr>
-                <w:rFonts w:ascii="Consolas" w:eastAsia="Consolas" w:hAnsi="Consolas" w:cs="Consolas"/>
-                <w:sz w:val="17"/>
-                <w:szCs w:val="17"/>
-              </w:rPr>
-              <w:t>safe_extract</w:t>
-            </w:r>
-            <w:proofErr w:type="spellEnd"/>
-            <w:r>
-              <w:rPr>
-                <w:rFonts w:ascii="Consolas" w:eastAsia="Consolas" w:hAnsi="Consolas" w:cs="Consolas"/>
-                <w:sz w:val="17"/>
-                <w:szCs w:val="17"/>
-              </w:rPr>
-              <w:t>/rezip</w:t>
-            </w:r>
-            <w:r>
-              <w:rPr>
-                <w:rFonts w:ascii="Consolas" w:eastAsia="Consolas" w:hAnsi="Consolas" w:cs="Consolas"/>
-                <w:sz w:val="17"/>
-                <w:szCs w:val="17"/>
-              </w:rPr>
-              <w:t>）</w:t>
-            </w:r>
-          </w:p>
-          <w:p>
-            <w:r>
-              <w:rPr>
-                <w:rFonts w:ascii="Consolas" w:eastAsia="Consolas" w:hAnsi="Consolas" w:cs="Consolas"/>
-                <w:sz w:val="17"/>
-                <w:szCs w:val="17"/>
-              </w:rPr>
-              <w:t xml:space="preserve">    ├── mathHelpers.js           # OMML </w:t>
-            </w:r>
-            <w:r>
-              <w:rPr>
-                <w:rFonts w:ascii="Consolas" w:eastAsia="Consolas" w:hAnsi="Consolas" w:cs="Consolas"/>
-                <w:sz w:val="17"/>
-                <w:szCs w:val="17"/>
-              </w:rPr>
-              <w:t>数学元素构建器</w:t>
-            </w:r>
-          </w:p>
-          <w:p>
-            <w:r>
-              <w:rPr>
-                <w:rFonts w:ascii="Consolas" w:eastAsia="Consolas" w:hAnsi="Consolas" w:cs="Consolas"/>
-                <w:sz w:val="17"/>
-                <w:szCs w:val="17"/>
-              </w:rPr>
-              <w:t xml:space="preserve">    ├──</w:t>
-            </w:r>
-            <w:r>
-              <w:rPr>
-                <w:rFonts w:ascii="Consolas" w:eastAsia="Consolas" w:hAnsi="Consolas" w:cs="Consolas"/>
-                <w:sz w:val="17"/>
-                <w:szCs w:val="17"/>
-              </w:rPr>
-              <w:t xml:space="preserve"> formulas.js              # </w:t>
-            </w:r>
-            <w:r>
-              <w:rPr>
-                <w:rFonts w:ascii="Consolas" w:eastAsia="Consolas" w:hAnsi="Consolas" w:cs="Consolas"/>
-                <w:sz w:val="17"/>
-                <w:szCs w:val="17"/>
-              </w:rPr>
-              <w:t>公式定义模板</w:t>
-            </w:r>
-          </w:p>
-          <w:p>
-            <w:r>
-              <w:rPr>
-                <w:rFonts w:ascii="Consolas" w:eastAsia="Consolas" w:hAnsi="Consolas" w:cs="Consolas"/>
-                <w:sz w:val="17"/>
-                <w:szCs w:val="17"/>
-              </w:rPr>
-              <w:t xml:space="preserve">    └── validate_docx.py         # </w:t>
-            </w:r>
-            <w:r>
-              <w:rPr>
-                <w:rFonts w:ascii="Consolas" w:eastAsia="Consolas" w:hAnsi="Consolas" w:cs="Consolas"/>
-                <w:sz w:val="17"/>
-                <w:szCs w:val="17"/>
-              </w:rPr>
-              <w:t>轻量验证脚本（纯</w:t>
-            </w:r>
-            <w:r>
-              <w:rPr>
-                <w:rFonts w:ascii="Consolas" w:eastAsia="Consolas" w:hAnsi="Consolas" w:cs="Consolas"/>
-                <w:sz w:val="17"/>
-                <w:szCs w:val="17"/>
-              </w:rPr>
-              <w:t xml:space="preserve"> </w:t>
-            </w:r>
-            <w:proofErr w:type="spellStart"/>
-            <w:r>
-              <w:rPr>
-                <w:rFonts w:ascii="Consolas" w:eastAsia="Consolas" w:hAnsi="Consolas" w:cs="Consolas"/>
-                <w:sz w:val="17"/>
-                <w:szCs w:val="17"/>
-              </w:rPr>
-              <w:t>stdlib</w:t>
-            </w:r>
-            <w:proofErr w:type="spellEnd"/>
-            <w:r>
-              <w:rPr>
-                <w:rFonts w:ascii="Consolas" w:eastAsia="Consolas" w:hAnsi="Consolas" w:cs="Consolas"/>
-                <w:sz w:val="17"/>
-                <w:szCs w:val="17"/>
-              </w:rPr>
-              <w:t>，无外部依赖）</w:t>
+              <w:t xml:space="preserve">    ├── build_docx.js            # Node.js 文档构建模板（含 OMML 数学公式）</w:t>
+            </w:r>
+          </w:p>
+          <w:p>
+            <w:r>
+              <w:rPr>
+                <w:rFonts w:ascii="Consolas" w:eastAsia="Consolas" w:hAnsi="Consolas" w:cs="Consolas"/>
+                <w:sz w:val="17"/>
+                <w:szCs w:val="17"/>
+              </w:rPr>
+              <w:t xml:space="preserve">    ├── build_docx.py            # Python 文档构建模板（文本 + 图表 + safe_extract/rezip）</w:t>
+            </w:r>
+          </w:p>
+          <w:p>
+            <w:r>
+              <w:rPr>
+                <w:rFonts w:ascii="Consolas" w:eastAsia="Consolas" w:hAnsi="Consolas" w:cs="Consolas"/>
+                <w:sz w:val="17"/>
+                <w:szCs w:val="17"/>
+              </w:rPr>
+              <w:t xml:space="preserve">    ├── mathHelpers.js           # OMML 数学元素构建器</w:t>
+            </w:r>
+          </w:p>
+          <w:p>
+            <w:r>
+              <w:rPr>
+                <w:rFonts w:ascii="Consolas" w:eastAsia="Consolas" w:hAnsi="Consolas" w:cs="Consolas"/>
+                <w:sz w:val="17"/>
+                <w:szCs w:val="17"/>
+              </w:rPr>
+              <w:t xml:space="preserve">    ├── formulas.js              # 公式定义模板</w:t>
+            </w:r>
+          </w:p>
+          <w:p>
+            <w:r>
+              <w:rPr>
+                <w:rFonts w:ascii="Consolas" w:eastAsia="Consolas" w:hAnsi="Consolas" w:cs="Consolas"/>
+                <w:sz w:val="17"/>
+                <w:szCs w:val="17"/>
+              </w:rPr>
+              <w:t xml:space="preserve">    └── validate_docx.py         # 轻量验证脚本（纯 stdlib，无外部依赖）</w:t>
             </w:r>
           </w:p>
         </w:tc>
@@ -9040,18 +6435,7 @@
           <w:sz w:val="24"/>
           <w:szCs w:val="24"/>
         </w:rPr>
-        <w:t>docx-formatter-plus</w:t>
-      </w:r>
-      <w:r>
-        <w:rPr>
-          <w:rFonts w:ascii="黑体" w:eastAsia="黑体" w:hAnsi="黑体" w:cs="黑体"/>
-          <w:b/>
-          <w:bCs/>
-          <w:color w:val="000000"/>
-          <w:sz w:val="24"/>
-          <w:szCs w:val="24"/>
-        </w:rPr>
-        <w:t>（增强版）</w:t>
+        <w:t>docx-formatter-plus（增强版）</w:t>
       </w:r>
       <w:bookmarkEnd w:id="12"/>
     </w:p>
@@ -9077,12 +6461,6 @@
         <w:gridCol w:w="9500"/>
       </w:tblGrid>
       <w:tr>
-        <w:tblPrEx>
-          <w:tblCellMar>
-            <w:top w:w="0" w:type="dxa"/>
-            <w:bottom w:w="0" w:type="dxa"/>
-          </w:tblCellMar>
-        </w:tblPrEx>
         <w:trPr>
           <w:jc w:val="center"/>
         </w:trPr>
@@ -9114,15 +6492,7 @@
                 <w:sz w:val="17"/>
                 <w:szCs w:val="17"/>
               </w:rPr>
-              <w:t xml:space="preserve">├── SKILL.md                          # Skill </w:t>
-            </w:r>
-            <w:r>
-              <w:rPr>
-                <w:rFonts w:ascii="Consolas" w:eastAsia="Consolas" w:hAnsi="Consolas" w:cs="Consolas"/>
-                <w:sz w:val="17"/>
-                <w:szCs w:val="17"/>
-              </w:rPr>
-              <w:t>指令文件</w:t>
+              <w:t>├── SKILL.md                          # Skill 指令文件</w:t>
             </w:r>
           </w:p>
           <w:p>
@@ -9142,329 +6512,137 @@
                 <w:sz w:val="17"/>
                 <w:szCs w:val="17"/>
               </w:rPr>
-              <w:t xml:space="preserve">    ├── build_docx.js                 # Node.js </w:t>
-            </w:r>
-            <w:r>
-              <w:rPr>
-                <w:rFonts w:ascii="Consolas" w:eastAsia="Consolas" w:hAnsi="Consolas" w:cs="Consolas"/>
-                <w:sz w:val="17"/>
-                <w:szCs w:val="17"/>
-              </w:rPr>
-              <w:t>文档构建模板</w:t>
-            </w:r>
-          </w:p>
-          <w:p>
-            <w:r>
-              <w:rPr>
-                <w:rFonts w:ascii="Consolas" w:eastAsia="Consolas" w:hAnsi="Consolas" w:cs="Consolas"/>
-                <w:sz w:val="17"/>
-                <w:szCs w:val="17"/>
-              </w:rPr>
-              <w:t xml:space="preserve">    ├── build_docx.py                 # Python </w:t>
-            </w:r>
-            <w:r>
-              <w:rPr>
-                <w:rFonts w:ascii="Consolas" w:eastAsia="Consolas" w:hAnsi="Consolas" w:cs="Consolas"/>
-                <w:sz w:val="17"/>
-                <w:szCs w:val="17"/>
-              </w:rPr>
-              <w:t>文档构建模板</w:t>
-            </w:r>
-          </w:p>
-          <w:p>
-            <w:r>
-              <w:rPr>
-                <w:rFonts w:ascii="Consolas" w:eastAsia="Consolas" w:hAnsi="Consolas" w:cs="Consolas"/>
-                <w:sz w:val="17"/>
-                <w:szCs w:val="17"/>
-              </w:rPr>
-              <w:t xml:space="preserve">    ├── mathHelpers.js                # OMML </w:t>
-            </w:r>
-            <w:r>
-              <w:rPr>
-                <w:rFonts w:ascii="Consolas" w:eastAsia="Consolas" w:hAnsi="Consolas" w:cs="Consolas"/>
-                <w:sz w:val="17"/>
-                <w:szCs w:val="17"/>
-              </w:rPr>
-              <w:t>数学元素构建器</w:t>
-            </w:r>
-          </w:p>
-          <w:p>
-            <w:r>
-              <w:rPr>
-                <w:rFonts w:ascii="Consolas" w:eastAsia="Consolas" w:hAnsi="Consolas" w:cs="Consolas"/>
-                <w:sz w:val="17"/>
-                <w:szCs w:val="17"/>
-              </w:rPr>
-              <w:t xml:space="preserve">    ├── formulas.js                   # </w:t>
-            </w:r>
-            <w:r>
-              <w:rPr>
-                <w:rFonts w:ascii="Consolas" w:eastAsia="Consolas" w:hAnsi="Consolas" w:cs="Consolas"/>
-                <w:sz w:val="17"/>
-                <w:szCs w:val="17"/>
-              </w:rPr>
-              <w:t>公式定义模板</w:t>
-            </w:r>
-          </w:p>
-          <w:p>
-            <w:r>
-              <w:rPr>
-                <w:rFonts w:ascii="Consolas" w:eastAsia="Consolas" w:hAnsi="Consolas" w:cs="Consolas"/>
-                <w:sz w:val="17"/>
-                <w:szCs w:val="17"/>
-              </w:rPr>
-              <w:t xml:space="preserve">    ├── merge_runs.py                 # </w:t>
-            </w:r>
-            <w:r>
-              <w:rPr>
-                <w:rFonts w:ascii="Consolas" w:eastAsia="Consolas" w:hAnsi="Consolas" w:cs="Consolas"/>
-                <w:sz w:val="17"/>
-                <w:szCs w:val="17"/>
-              </w:rPr>
-              <w:t>合并碎片</w:t>
-            </w:r>
-            <w:r>
-              <w:rPr>
-                <w:rFonts w:ascii="Consolas" w:eastAsia="Consolas" w:hAnsi="Consolas" w:cs="Consolas"/>
-                <w:sz w:val="17"/>
-                <w:szCs w:val="17"/>
-              </w:rPr>
-              <w:t xml:space="preserve"> ru</w:t>
-            </w:r>
-            <w:r>
-              <w:rPr>
-                <w:rFonts w:ascii="Consolas" w:eastAsia="Consolas" w:hAnsi="Consolas" w:cs="Consolas"/>
-                <w:sz w:val="17"/>
-                <w:szCs w:val="17"/>
-              </w:rPr>
-              <w:t>n</w:t>
-            </w:r>
-            <w:r>
-              <w:rPr>
-                <w:rFonts w:ascii="Consolas" w:eastAsia="Consolas" w:hAnsi="Consolas" w:cs="Consolas"/>
-                <w:sz w:val="17"/>
-                <w:szCs w:val="17"/>
-              </w:rPr>
-              <w:t>（编辑现有文档前置步骤）</w:t>
-            </w:r>
-          </w:p>
-          <w:p>
-            <w:r>
-              <w:rPr>
-                <w:rFonts w:ascii="Consolas" w:eastAsia="Consolas" w:hAnsi="Consolas" w:cs="Consolas"/>
-                <w:sz w:val="17"/>
-                <w:szCs w:val="17"/>
-              </w:rPr>
-              <w:t xml:space="preserve">    ├── accept_changes.py             # </w:t>
-            </w:r>
-            <w:r>
-              <w:rPr>
-                <w:rFonts w:ascii="Consolas" w:eastAsia="Consolas" w:hAnsi="Consolas" w:cs="Consolas"/>
-                <w:sz w:val="17"/>
-                <w:szCs w:val="17"/>
-              </w:rPr>
-              <w:t>接受所有追踪修订</w:t>
-            </w:r>
-          </w:p>
-          <w:p>
-            <w:r>
-              <w:rPr>
-                <w:rFonts w:ascii="Consolas" w:eastAsia="Consolas" w:hAnsi="Consolas" w:cs="Consolas"/>
-                <w:sz w:val="17"/>
-                <w:szCs w:val="17"/>
-              </w:rPr>
-              <w:t xml:space="preserve">    ├── comment.py                    # </w:t>
-            </w:r>
-            <w:r>
-              <w:rPr>
-                <w:rFonts w:ascii="Consolas" w:eastAsia="Consolas" w:hAnsi="Consolas" w:cs="Consolas"/>
-                <w:sz w:val="17"/>
-                <w:szCs w:val="17"/>
-              </w:rPr>
-              <w:t>批注管理（</w:t>
-            </w:r>
-            <w:r>
-              <w:rPr>
-                <w:rFonts w:ascii="Consolas" w:eastAsia="Consolas" w:hAnsi="Consolas" w:cs="Consolas"/>
-                <w:sz w:val="17"/>
-                <w:szCs w:val="17"/>
-              </w:rPr>
-              <w:t xml:space="preserve">6 </w:t>
-            </w:r>
-            <w:r>
-              <w:rPr>
-                <w:rFonts w:ascii="Consolas" w:eastAsia="Consolas" w:hAnsi="Consolas" w:cs="Consolas"/>
-                <w:sz w:val="17"/>
-                <w:szCs w:val="17"/>
-              </w:rPr>
-              <w:t>文件交叉链接系统）</w:t>
-            </w:r>
-          </w:p>
-          <w:p>
-            <w:r>
-              <w:rPr>
-                <w:rFonts w:ascii="Consolas" w:eastAsia="Consolas" w:hAnsi="Consolas" w:cs="Consolas"/>
-                <w:sz w:val="17"/>
-                <w:szCs w:val="17"/>
-              </w:rPr>
-              <w:t xml:space="preserve">    ├── templates/                    # </w:t>
-            </w:r>
-            <w:r>
-              <w:rPr>
-                <w:rFonts w:ascii="Consolas" w:eastAsia="Consolas" w:hAnsi="Consolas" w:cs="Consolas"/>
-                <w:sz w:val="17"/>
-                <w:szCs w:val="17"/>
-              </w:rPr>
-              <w:t>批注</w:t>
-            </w:r>
-            <w:r>
-              <w:rPr>
-                <w:rFonts w:ascii="Consolas" w:eastAsia="Consolas" w:hAnsi="Consolas" w:cs="Consolas"/>
-                <w:sz w:val="17"/>
-                <w:szCs w:val="17"/>
-              </w:rPr>
-              <w:t xml:space="preserve"> XML </w:t>
-            </w:r>
-            <w:r>
-              <w:rPr>
-                <w:rFonts w:ascii="Consolas" w:eastAsia="Consolas" w:hAnsi="Consolas" w:cs="Consolas"/>
-                <w:sz w:val="17"/>
-                <w:szCs w:val="17"/>
-              </w:rPr>
-              <w:t>模板</w:t>
-            </w:r>
-          </w:p>
-          <w:p>
-            <w:r>
-              <w:rPr>
-                <w:rFonts w:ascii="Consolas" w:eastAsia="Consolas" w:hAnsi="Consolas" w:cs="Consolas"/>
-                <w:sz w:val="17"/>
-                <w:szCs w:val="17"/>
-              </w:rPr>
-              <w:t xml:space="preserve">    └── office/                       # </w:t>
-            </w:r>
-            <w:r>
-              <w:rPr>
-                <w:rFonts w:ascii="Consolas" w:eastAsia="Consolas" w:hAnsi="Consolas" w:cs="Consolas"/>
-                <w:sz w:val="17"/>
-                <w:szCs w:val="17"/>
-              </w:rPr>
-              <w:t>验证与转换工具</w:t>
-            </w:r>
-          </w:p>
-          <w:p>
-            <w:r>
-              <w:rPr>
-                <w:rFonts w:ascii="Consolas" w:eastAsia="Consolas" w:hAnsi="Consolas" w:cs="Consolas"/>
-                <w:sz w:val="17"/>
-                <w:szCs w:val="17"/>
-              </w:rPr>
-              <w:t xml:space="preserve">        ├── soffice.py                </w:t>
-            </w:r>
-            <w:r>
-              <w:rPr>
-                <w:rFonts w:ascii="Consolas" w:eastAsia="Consolas" w:hAnsi="Consolas" w:cs="Consolas"/>
-                <w:sz w:val="17"/>
-                <w:szCs w:val="17"/>
-              </w:rPr>
-              <w:t xml:space="preserve"># LibreOffice </w:t>
-            </w:r>
-            <w:r>
-              <w:rPr>
-                <w:rFonts w:ascii="Consolas" w:eastAsia="Consolas" w:hAnsi="Consolas" w:cs="Consolas"/>
-                <w:sz w:val="17"/>
-                <w:szCs w:val="17"/>
-              </w:rPr>
-              <w:t>跨平台调用</w:t>
-            </w:r>
-          </w:p>
-          <w:p>
-            <w:r>
-              <w:rPr>
-                <w:rFonts w:ascii="Consolas" w:eastAsia="Consolas" w:hAnsi="Consolas" w:cs="Consolas"/>
-                <w:sz w:val="17"/>
-                <w:szCs w:val="17"/>
-              </w:rPr>
-              <w:t xml:space="preserve">        ├── validate.py               # XSD </w:t>
-            </w:r>
-            <w:r>
-              <w:rPr>
-                <w:rFonts w:ascii="Consolas" w:eastAsia="Consolas" w:hAnsi="Consolas" w:cs="Consolas"/>
-                <w:sz w:val="17"/>
-                <w:szCs w:val="17"/>
-              </w:rPr>
-              <w:t>模式验证入口</w:t>
-            </w:r>
-          </w:p>
-          <w:p>
-            <w:r>
-              <w:rPr>
-                <w:rFonts w:ascii="Consolas" w:eastAsia="Consolas" w:hAnsi="Consolas" w:cs="Consolas"/>
-                <w:sz w:val="17"/>
-                <w:szCs w:val="17"/>
-              </w:rPr>
-              <w:t xml:space="preserve">        ├── helpers/                  # </w:t>
-            </w:r>
-            <w:r>
-              <w:rPr>
-                <w:rFonts w:ascii="Consolas" w:eastAsia="Consolas" w:hAnsi="Consolas" w:cs="Consolas"/>
-                <w:sz w:val="17"/>
-                <w:szCs w:val="17"/>
-              </w:rPr>
-              <w:t>通用辅助函数包</w:t>
-            </w:r>
-          </w:p>
-          <w:p>
-            <w:r>
-              <w:rPr>
-                <w:rFonts w:ascii="Consolas" w:eastAsia="Consolas" w:hAnsi="Consolas" w:cs="Consolas"/>
-                <w:sz w:val="17"/>
-                <w:szCs w:val="17"/>
-              </w:rPr>
-              <w:t xml:space="preserve">        ├── schemas/                  # OOXML XSD </w:t>
-            </w:r>
-            <w:r>
-              <w:rPr>
-                <w:rFonts w:ascii="Consolas" w:eastAsia="Consolas" w:hAnsi="Consolas" w:cs="Consolas"/>
-                <w:sz w:val="17"/>
-                <w:szCs w:val="17"/>
-              </w:rPr>
-              <w:t>模式文件</w:t>
-            </w:r>
-          </w:p>
-          <w:p>
-            <w:r>
-              <w:rPr>
-                <w:rFonts w:ascii="Consolas" w:eastAsia="Consolas" w:hAnsi="Consolas" w:cs="Consolas"/>
-                <w:sz w:val="17"/>
-                <w:szCs w:val="17"/>
-              </w:rPr>
-              <w:t xml:space="preserve">        └── validators/               # </w:t>
-            </w:r>
-            <w:r>
-              <w:rPr>
-                <w:rFonts w:ascii="Consolas" w:eastAsia="Consolas" w:hAnsi="Consolas" w:cs="Consolas"/>
-                <w:sz w:val="17"/>
-                <w:szCs w:val="17"/>
-              </w:rPr>
-              <w:t>验证器（</w:t>
-            </w:r>
-            <w:r>
-              <w:rPr>
-                <w:rFonts w:ascii="Consolas" w:eastAsia="Consolas" w:hAnsi="Consolas" w:cs="Consolas"/>
-                <w:sz w:val="17"/>
-                <w:szCs w:val="17"/>
-              </w:rPr>
-              <w:t>docx/pptx/redlining</w:t>
-            </w:r>
-            <w:r>
-              <w:rPr>
-                <w:rFonts w:ascii="Consolas" w:eastAsia="Consolas" w:hAnsi="Consolas" w:cs="Consolas"/>
-                <w:sz w:val="17"/>
-                <w:szCs w:val="17"/>
-              </w:rPr>
-              <w:t>）</w:t>
+              <w:t xml:space="preserve">    ├── build_docx.js                 # Node.js 文档构建模板</w:t>
+            </w:r>
+          </w:p>
+          <w:p>
+            <w:r>
+              <w:rPr>
+                <w:rFonts w:ascii="Consolas" w:eastAsia="Consolas" w:hAnsi="Consolas" w:cs="Consolas"/>
+                <w:sz w:val="17"/>
+                <w:szCs w:val="17"/>
+              </w:rPr>
+              <w:t xml:space="preserve">    ├── build_docx.py                 # Python 文档构建模板</w:t>
+            </w:r>
+          </w:p>
+          <w:p>
+            <w:r>
+              <w:rPr>
+                <w:rFonts w:ascii="Consolas" w:eastAsia="Consolas" w:hAnsi="Consolas" w:cs="Consolas"/>
+                <w:sz w:val="17"/>
+                <w:szCs w:val="17"/>
+              </w:rPr>
+              <w:t xml:space="preserve">    ├── mathHelpers.js                # OMML 数学元素构建器</w:t>
+            </w:r>
+          </w:p>
+          <w:p>
+            <w:r>
+              <w:rPr>
+                <w:rFonts w:ascii="Consolas" w:eastAsia="Consolas" w:hAnsi="Consolas" w:cs="Consolas"/>
+                <w:sz w:val="17"/>
+                <w:szCs w:val="17"/>
+              </w:rPr>
+              <w:t xml:space="preserve">    ├── formulas.js                   # 公式定义模板</w:t>
+            </w:r>
+          </w:p>
+          <w:p>
+            <w:r>
+              <w:rPr>
+                <w:rFonts w:ascii="Consolas" w:eastAsia="Consolas" w:hAnsi="Consolas" w:cs="Consolas"/>
+                <w:sz w:val="17"/>
+                <w:szCs w:val="17"/>
+              </w:rPr>
+              <w:t xml:space="preserve">    ├── merge_runs.py                 # 合并碎片 run（编辑现有文档前置步骤）</w:t>
+            </w:r>
+          </w:p>
+          <w:p>
+            <w:r>
+              <w:rPr>
+                <w:rFonts w:ascii="Consolas" w:eastAsia="Consolas" w:hAnsi="Consolas" w:cs="Consolas"/>
+                <w:sz w:val="17"/>
+                <w:szCs w:val="17"/>
+              </w:rPr>
+              <w:t xml:space="preserve">    ├── accept_changes.py             # 接受所有追踪修订</w:t>
+            </w:r>
+          </w:p>
+          <w:p>
+            <w:r>
+              <w:rPr>
+                <w:rFonts w:ascii="Consolas" w:eastAsia="Consolas" w:hAnsi="Consolas" w:cs="Consolas"/>
+                <w:sz w:val="17"/>
+                <w:szCs w:val="17"/>
+              </w:rPr>
+              <w:t xml:space="preserve">    ├── comment.py                    # 批注管理（6 文件交叉链接系统）</w:t>
+            </w:r>
+          </w:p>
+          <w:p>
+            <w:r>
+              <w:rPr>
+                <w:rFonts w:ascii="Consolas" w:eastAsia="Consolas" w:hAnsi="Consolas" w:cs="Consolas"/>
+                <w:sz w:val="17"/>
+                <w:szCs w:val="17"/>
+              </w:rPr>
+              <w:t xml:space="preserve">    ├── templates/                    # 批注 XML 模板</w:t>
+            </w:r>
+          </w:p>
+          <w:p>
+            <w:r>
+              <w:rPr>
+                <w:rFonts w:ascii="Consolas" w:eastAsia="Consolas" w:hAnsi="Consolas" w:cs="Consolas"/>
+                <w:sz w:val="17"/>
+                <w:szCs w:val="17"/>
+              </w:rPr>
+              <w:t xml:space="preserve">    └── office/                       # 验证与转换工具</w:t>
+            </w:r>
+          </w:p>
+          <w:p>
+            <w:r>
+              <w:rPr>
+                <w:rFonts w:ascii="Consolas" w:eastAsia="Consolas" w:hAnsi="Consolas" w:cs="Consolas"/>
+                <w:sz w:val="17"/>
+                <w:szCs w:val="17"/>
+              </w:rPr>
+              <w:t xml:space="preserve">        ├── soffice.py                # LibreOffice 跨平台调用</w:t>
+            </w:r>
+          </w:p>
+          <w:p>
+            <w:r>
+              <w:rPr>
+                <w:rFonts w:ascii="Consolas" w:eastAsia="Consolas" w:hAnsi="Consolas" w:cs="Consolas"/>
+                <w:sz w:val="17"/>
+                <w:szCs w:val="17"/>
+              </w:rPr>
+              <w:t xml:space="preserve">        ├── validate.py               # XSD 模式验证入口</w:t>
+            </w:r>
+          </w:p>
+          <w:p>
+            <w:r>
+              <w:rPr>
+                <w:rFonts w:ascii="Consolas" w:eastAsia="Consolas" w:hAnsi="Consolas" w:cs="Consolas"/>
+                <w:sz w:val="17"/>
+                <w:szCs w:val="17"/>
+              </w:rPr>
+              <w:t xml:space="preserve">        ├── helpers/                  # 通用辅助函数包</w:t>
+            </w:r>
+          </w:p>
+          <w:p>
+            <w:r>
+              <w:rPr>
+                <w:rFonts w:ascii="Consolas" w:eastAsia="Consolas" w:hAnsi="Consolas" w:cs="Consolas"/>
+                <w:sz w:val="17"/>
+                <w:szCs w:val="17"/>
+              </w:rPr>
+              <w:t xml:space="preserve">        ├── schemas/                  # OOXML XSD 模式文件</w:t>
+            </w:r>
+          </w:p>
+          <w:p>
+            <w:r>
+              <w:rPr>
+                <w:rFonts w:ascii="Consolas" w:eastAsia="Consolas" w:hAnsi="Consolas" w:cs="Consolas"/>
+                <w:sz w:val="17"/>
+                <w:szCs w:val="17"/>
+              </w:rPr>
+              <w:t xml:space="preserve">        └── validators/               # 验证器（docx/pptx/redlining）</w:t>
             </w:r>
           </w:p>
         </w:tc>
@@ -9502,51 +6680,7 @@
           <w:sz w:val="24"/>
           <w:szCs w:val="24"/>
         </w:rPr>
-        <w:t>必需（引擎</w:t>
-      </w:r>
-      <w:r>
-        <w:rPr>
-          <w:rFonts w:ascii="黑体" w:eastAsia="黑体" w:hAnsi="黑体" w:cs="黑体"/>
-          <w:b/>
-          <w:bCs/>
-          <w:color w:val="000000"/>
-          <w:sz w:val="24"/>
-          <w:szCs w:val="24"/>
-        </w:rPr>
-        <w:t xml:space="preserve"> A</w:t>
-      </w:r>
-      <w:r>
-        <w:rPr>
-          <w:rFonts w:ascii="黑体" w:eastAsia="黑体" w:hAnsi="黑体" w:cs="黑体"/>
-          <w:b/>
-          <w:bCs/>
-          <w:color w:val="000000"/>
-          <w:sz w:val="24"/>
-          <w:szCs w:val="24"/>
-        </w:rPr>
-        <w:t>：</w:t>
-      </w:r>
-      <w:r>
-        <w:rPr>
-          <w:rFonts w:ascii="黑体" w:eastAsia="黑体" w:hAnsi="黑体" w:cs="黑体"/>
-          <w:b/>
-          <w:bCs/>
-          <w:color w:val="000000"/>
-          <w:sz w:val="24"/>
-          <w:szCs w:val="24"/>
-        </w:rPr>
-        <w:t>Python</w:t>
-      </w:r>
-      <w:r>
-        <w:rPr>
-          <w:rFonts w:ascii="黑体" w:eastAsia="黑体" w:hAnsi="黑体" w:cs="黑体"/>
-          <w:b/>
-          <w:bCs/>
-          <w:color w:val="000000"/>
-          <w:sz w:val="24"/>
-          <w:szCs w:val="24"/>
-        </w:rPr>
-        <w:t>）</w:t>
+        <w:t>必需（引擎 A：Python）</w:t>
       </w:r>
       <w:bookmarkEnd w:id="14"/>
     </w:p>
@@ -9572,12 +6706,6 @@
         <w:gridCol w:w="9500"/>
       </w:tblGrid>
       <w:tr>
-        <w:tblPrEx>
-          <w:tblCellMar>
-            <w:top w:w="0" w:type="dxa"/>
-            <w:bottom w:w="0" w:type="dxa"/>
-          </w:tblCellMar>
-        </w:tblPrEx>
         <w:trPr>
           <w:jc w:val="center"/>
         </w:trPr>
@@ -9631,51 +6759,7 @@
           <w:sz w:val="24"/>
           <w:szCs w:val="24"/>
         </w:rPr>
-        <w:t>按需（引擎</w:t>
-      </w:r>
-      <w:r>
-        <w:rPr>
-          <w:rFonts w:ascii="黑体" w:eastAsia="黑体" w:hAnsi="黑体" w:cs="黑体"/>
-          <w:b/>
-          <w:bCs/>
-          <w:color w:val="000000"/>
-          <w:sz w:val="24"/>
-          <w:szCs w:val="24"/>
-        </w:rPr>
-        <w:t xml:space="preserve"> B</w:t>
-      </w:r>
-      <w:r>
-        <w:rPr>
-          <w:rFonts w:ascii="黑体" w:eastAsia="黑体" w:hAnsi="黑体" w:cs="黑体"/>
-          <w:b/>
-          <w:bCs/>
-          <w:color w:val="000000"/>
-          <w:sz w:val="24"/>
-          <w:szCs w:val="24"/>
-        </w:rPr>
-        <w:t>：</w:t>
-      </w:r>
-      <w:r>
-        <w:rPr>
-          <w:rFonts w:ascii="黑体" w:eastAsia="黑体" w:hAnsi="黑体" w:cs="黑体"/>
-          <w:b/>
-          <w:bCs/>
-          <w:color w:val="000000"/>
-          <w:sz w:val="24"/>
-          <w:szCs w:val="24"/>
-        </w:rPr>
-        <w:t>Node.js</w:t>
-      </w:r>
-      <w:r>
-        <w:rPr>
-          <w:rFonts w:ascii="黑体" w:eastAsia="黑体" w:hAnsi="黑体" w:cs="黑体"/>
-          <w:b/>
-          <w:bCs/>
-          <w:color w:val="000000"/>
-          <w:sz w:val="24"/>
-          <w:szCs w:val="24"/>
-        </w:rPr>
-        <w:t>，数学公式时需要）</w:t>
+        <w:t>按需（引擎 B：Node.js，数学公式时需要）</w:t>
       </w:r>
       <w:bookmarkEnd w:id="15"/>
     </w:p>
@@ -9701,12 +6785,6 @@
         <w:gridCol w:w="9500"/>
       </w:tblGrid>
       <w:tr>
-        <w:tblPrEx>
-          <w:tblCellMar>
-            <w:top w:w="0" w:type="dxa"/>
-            <w:bottom w:w="0" w:type="dxa"/>
-          </w:tblCellMar>
-        </w:tblPrEx>
         <w:trPr>
           <w:jc w:val="center"/>
         </w:trPr>
@@ -9732,23 +6810,13 @@
             </w:r>
           </w:p>
           <w:p>
-            <w:proofErr w:type="spellStart"/>
-            <w:r>
-              <w:rPr>
-                <w:rFonts w:ascii="Consolas" w:eastAsia="Consolas" w:hAnsi="Consolas" w:cs="Consolas"/>
-                <w:sz w:val="17"/>
-                <w:szCs w:val="17"/>
-              </w:rPr>
-              <w:t>npm</w:t>
-            </w:r>
-            <w:proofErr w:type="spellEnd"/>
-            <w:r>
-              <w:rPr>
-                <w:rFonts w:ascii="Consolas" w:eastAsia="Consolas" w:hAnsi="Consolas" w:cs="Consolas"/>
-                <w:sz w:val="17"/>
-                <w:szCs w:val="17"/>
-              </w:rPr>
-              <w:t xml:space="preserve"> install docx    # v8.5.0+</w:t>
+            <w:r>
+              <w:rPr>
+                <w:rFonts w:ascii="Consolas" w:eastAsia="Consolas" w:hAnsi="Consolas" w:cs="Consolas"/>
+                <w:sz w:val="17"/>
+                <w:szCs w:val="17"/>
+              </w:rPr>
+              <w:t>npm install docx    # v8.5.0+</w:t>
             </w:r>
           </w:p>
         </w:tc>
@@ -9769,29 +6837,7 @@
           <w:sz w:val="24"/>
           <w:szCs w:val="24"/>
         </w:rPr>
-        <w:t>可选（仅</w:t>
-      </w:r>
-      <w:r>
-        <w:rPr>
-          <w:rFonts w:ascii="黑体" w:eastAsia="黑体" w:hAnsi="黑体" w:cs="黑体"/>
-          <w:b/>
-          <w:bCs/>
-          <w:color w:val="000000"/>
-          <w:sz w:val="24"/>
-          <w:szCs w:val="24"/>
-        </w:rPr>
-        <w:t xml:space="preserve"> docx-formatter-plus</w:t>
-      </w:r>
-      <w:r>
-        <w:rPr>
-          <w:rFonts w:ascii="黑体" w:eastAsia="黑体" w:hAnsi="黑体" w:cs="黑体"/>
-          <w:b/>
-          <w:bCs/>
-          <w:color w:val="000000"/>
-          <w:sz w:val="24"/>
-          <w:szCs w:val="24"/>
-        </w:rPr>
-        <w:t>）</w:t>
+        <w:t>可选（仅 docx-formatter-plus）</w:t>
       </w:r>
       <w:bookmarkEnd w:id="16"/>
     </w:p>
@@ -9817,12 +6863,6 @@
         <w:gridCol w:w="9500"/>
       </w:tblGrid>
       <w:tr>
-        <w:tblPrEx>
-          <w:tblCellMar>
-            <w:top w:w="0" w:type="dxa"/>
-            <w:bottom w:w="0" w:type="dxa"/>
-          </w:tblCellMar>
-        </w:tblPrEx>
         <w:trPr>
           <w:jc w:val="center"/>
         </w:trPr>
@@ -9844,111 +6884,27 @@
                 <w:sz w:val="17"/>
                 <w:szCs w:val="17"/>
               </w:rPr>
-              <w:t xml:space="preserve">LibreOffice    # PDF </w:t>
-            </w:r>
-            <w:r>
-              <w:rPr>
-                <w:rFonts w:ascii="Consolas" w:eastAsia="Consolas" w:hAnsi="Consolas" w:cs="Consolas"/>
-                <w:sz w:val="17"/>
-                <w:szCs w:val="17"/>
-              </w:rPr>
-              <w:t>渲染验证</w:t>
-            </w:r>
-          </w:p>
-          <w:p>
-            <w:proofErr w:type="spellStart"/>
-            <w:r>
-              <w:rPr>
-                <w:rFonts w:ascii="Consolas" w:eastAsia="Consolas" w:hAnsi="Consolas" w:cs="Consolas"/>
-                <w:sz w:val="17"/>
-                <w:szCs w:val="17"/>
-              </w:rPr>
-              <w:t>lxml</w:t>
-            </w:r>
-            <w:proofErr w:type="spellEnd"/>
-            <w:r>
-              <w:rPr>
-                <w:rFonts w:ascii="Consolas" w:eastAsia="Consolas" w:hAnsi="Consolas" w:cs="Consolas"/>
-                <w:sz w:val="17"/>
-                <w:szCs w:val="17"/>
-              </w:rPr>
-              <w:t xml:space="preserve">        </w:t>
-            </w:r>
-            <w:r>
-              <w:rPr>
-                <w:rFonts w:ascii="Consolas" w:eastAsia="Consolas" w:hAnsi="Consolas" w:cs="Consolas"/>
-                <w:sz w:val="17"/>
-                <w:szCs w:val="17"/>
-              </w:rPr>
-              <w:t xml:space="preserve">   # XSD </w:t>
-            </w:r>
-            <w:r>
-              <w:rPr>
-                <w:rFonts w:ascii="Consolas" w:eastAsia="Consolas" w:hAnsi="Consolas" w:cs="Consolas"/>
-                <w:sz w:val="17"/>
-                <w:szCs w:val="17"/>
-              </w:rPr>
-              <w:t>模式验证</w:t>
-            </w:r>
-          </w:p>
-          <w:p>
-            <w:proofErr w:type="spellStart"/>
-            <w:r>
-              <w:rPr>
-                <w:rFonts w:ascii="Consolas" w:eastAsia="Consolas" w:hAnsi="Consolas" w:cs="Consolas"/>
-                <w:sz w:val="17"/>
-                <w:szCs w:val="17"/>
-              </w:rPr>
-              <w:t>defusedxml</w:t>
-            </w:r>
-            <w:proofErr w:type="spellEnd"/>
-            <w:r>
-              <w:rPr>
-                <w:rFonts w:ascii="Consolas" w:eastAsia="Consolas" w:hAnsi="Consolas" w:cs="Consolas"/>
-                <w:sz w:val="17"/>
-                <w:szCs w:val="17"/>
-              </w:rPr>
-              <w:t xml:space="preserve">     # </w:t>
-            </w:r>
-            <w:r>
-              <w:rPr>
-                <w:rFonts w:ascii="Consolas" w:eastAsia="Consolas" w:hAnsi="Consolas" w:cs="Consolas"/>
-                <w:sz w:val="17"/>
-                <w:szCs w:val="17"/>
-              </w:rPr>
-              <w:t>安全</w:t>
-            </w:r>
-            <w:r>
-              <w:rPr>
-                <w:rFonts w:ascii="Consolas" w:eastAsia="Consolas" w:hAnsi="Consolas" w:cs="Consolas"/>
-                <w:sz w:val="17"/>
-                <w:szCs w:val="17"/>
-              </w:rPr>
-              <w:t xml:space="preserve"> XML </w:t>
-            </w:r>
-            <w:r>
-              <w:rPr>
-                <w:rFonts w:ascii="Consolas" w:eastAsia="Consolas" w:hAnsi="Consolas" w:cs="Consolas"/>
-                <w:sz w:val="17"/>
-                <w:szCs w:val="17"/>
-              </w:rPr>
-              <w:t>解析（防</w:t>
-            </w:r>
-            <w:r>
-              <w:rPr>
-                <w:rFonts w:ascii="Consolas" w:eastAsia="Consolas" w:hAnsi="Consolas" w:cs="Consolas"/>
-                <w:sz w:val="17"/>
-                <w:szCs w:val="17"/>
-              </w:rPr>
-              <w:t xml:space="preserve"> XXE</w:t>
-            </w:r>
-            <w:r>
-              <w:rPr>
-                <w:rFonts w:ascii="Consolas" w:eastAsia="Consolas" w:hAnsi="Consolas" w:cs="Consolas"/>
-                <w:sz w:val="17"/>
-                <w:szCs w:val="17"/>
-              </w:rPr>
-              <w:t>）</w:t>
+              <w:t>LibreOffice    # PDF 渲染验证</w:t>
+            </w:r>
+          </w:p>
+          <w:p>
+            <w:r>
+              <w:rPr>
+                <w:rFonts w:ascii="Consolas" w:eastAsia="Consolas" w:hAnsi="Consolas" w:cs="Consolas"/>
+                <w:sz w:val="17"/>
+                <w:szCs w:val="17"/>
+              </w:rPr>
+              <w:t>lxml           # XSD 模式验证</w:t>
+            </w:r>
+          </w:p>
+          <w:p>
+            <w:r>
+              <w:rPr>
+                <w:rFonts w:ascii="Consolas" w:eastAsia="Consolas" w:hAnsi="Consolas" w:cs="Consolas"/>
+                <w:sz w:val="17"/>
+                <w:szCs w:val="17"/>
+              </w:rPr>
+              <w:t>defusedxml     # 安全 XML 解析（防 XXE）</w:t>
             </w:r>
           </w:p>
         </w:tc>
@@ -9986,66 +6942,18 @@
           <w:sz w:val="24"/>
           <w:szCs w:val="24"/>
         </w:rPr>
-        <w:t>通过飞书</w:t>
+        <w:t>通过</w:t>
       </w:r>
       <w:r>
         <w:rPr>
-          <w:rFonts w:ascii="黑体" w:eastAsia="黑体" w:hAnsi="黑体" w:cs="黑体"/>
+          <w:rFonts w:ascii="黑体" w:eastAsia="黑体" w:hAnsi="黑体" w:cs="黑体" w:hint="eastAsia"/>
           <w:b/>
           <w:bCs/>
           <w:color w:val="000000"/>
           <w:sz w:val="24"/>
           <w:szCs w:val="24"/>
         </w:rPr>
-        <w:t xml:space="preserve"> </w:t>
-      </w:r>
-      <w:proofErr w:type="spellStart"/>
-      <w:r>
-        <w:rPr>
-          <w:rFonts w:ascii="黑体" w:eastAsia="黑体" w:hAnsi="黑体" w:cs="黑体"/>
-          <w:b/>
-          <w:bCs/>
-          <w:color w:val="000000"/>
-          <w:sz w:val="24"/>
-          <w:szCs w:val="24"/>
-        </w:rPr>
-        <w:t>aily</w:t>
-      </w:r>
-      <w:proofErr w:type="spellEnd"/>
-      <w:r>
-        <w:rPr>
-          <w:rFonts w:ascii="黑体" w:eastAsia="黑体" w:hAnsi="黑体" w:cs="黑体"/>
-          <w:b/>
-          <w:bCs/>
-          <w:color w:val="000000"/>
-          <w:sz w:val="24"/>
-          <w:szCs w:val="24"/>
-        </w:rPr>
-        <w:t xml:space="preserve"> </w:t>
-      </w:r>
-      <w:proofErr w:type="spellStart"/>
-      <w:r>
-        <w:rPr>
-          <w:rFonts w:ascii="黑体" w:eastAsia="黑体" w:hAnsi="黑体" w:cs="黑体"/>
-          <w:b/>
-          <w:bCs/>
-          <w:color w:val="000000"/>
-          <w:sz w:val="24"/>
-          <w:szCs w:val="24"/>
-        </w:rPr>
-        <w:t>SkillHub</w:t>
-      </w:r>
-      <w:proofErr w:type="spellEnd"/>
-      <w:r>
-        <w:rPr>
-          <w:rFonts w:ascii="黑体" w:eastAsia="黑体" w:hAnsi="黑体" w:cs="黑体"/>
-          <w:b/>
-          <w:bCs/>
-          <w:color w:val="000000"/>
-          <w:sz w:val="24"/>
-          <w:szCs w:val="24"/>
-        </w:rPr>
-        <w:t xml:space="preserve"> </w:t>
+        <w:t>客户端</w:t>
       </w:r>
       <w:r>
         <w:rPr>
@@ -10066,65 +6974,19 @@
         <w:ind w:firstLine="480"/>
       </w:pPr>
       <w:r>
-        <w:t>将</w:t>
-      </w:r>
-      <w:r>
-        <w:t xml:space="preserve"> skill </w:t>
-      </w:r>
-      <w:r>
-        <w:t>文件夹打包为</w:t>
-      </w:r>
-      <w:r>
-        <w:t xml:space="preserve"> ZIP</w:t>
-      </w:r>
-      <w:r>
-        <w:t>（确保</w:t>
-      </w:r>
-      <w:r>
-        <w:t xml:space="preserve"> SKILL.md </w:t>
-      </w:r>
-      <w:r>
-        <w:t>在</w:t>
-      </w:r>
-      <w:r>
-        <w:t xml:space="preserve"> ZIP </w:t>
-      </w:r>
-      <w:r>
-        <w:t>根目录），前往飞书</w:t>
-      </w:r>
-      <w:r>
-        <w:t xml:space="preserve"> </w:t>
-      </w:r>
-      <w:proofErr w:type="spellStart"/>
-      <w:r>
-        <w:t>aily</w:t>
-      </w:r>
-      <w:proofErr w:type="spellEnd"/>
-      <w:r>
-        <w:t xml:space="preserve"> </w:t>
-      </w:r>
-      <w:proofErr w:type="spellStart"/>
-      <w:r>
-        <w:t>SkillHub</w:t>
-      </w:r>
-      <w:proofErr w:type="spellEnd"/>
-      <w:r>
-        <w:t xml:space="preserve"> </w:t>
-      </w:r>
-      <w:r>
-        <w:t>上传，系统自动进行安全扫描和质量评估，审核通过后一键添加到工作助手。</w:t>
-      </w:r>
-    </w:p>
-    <w:p>
-      <w:pPr>
-        <w:spacing w:after="140" w:line="360" w:lineRule="auto"/>
-        <w:ind w:firstLine="480"/>
-      </w:pPr>
-      <w:r>
-        <w:t>安装指南详见：</w:t>
-      </w:r>
-      <w:r>
-        <w:t>https://www.feishu.cn/content/article/7646699294103292898</w:t>
+        <w:t>将 skill ZIP 上传至 Codex 或</w:t>
+      </w:r>
+      <w:r>
+        <w:rPr>
+          <w:rFonts w:hint="eastAsia"/>
+        </w:rPr>
+        <w:t>任意</w:t>
+      </w:r>
+      <w:r>
+        <w:t>AI客户端</w:t>
+      </w:r>
+      <w:r>
+        <w:t>对应的 Skill 安装位置即可。Agent 会自动读取 SKILL.md 中的 frontmatter 和指令。</w:t>
       </w:r>
     </w:p>
     <w:p>
@@ -10132,134 +6994,7 @@
         <w:pStyle w:val="2"/>
         <w:spacing w:before="360" w:after="240" w:line="360" w:lineRule="auto"/>
       </w:pPr>
-      <w:bookmarkStart w:id="19" w:name="_Toc237013211"/>
-      <w:r>
-        <w:rPr>
-          <w:rFonts w:ascii="黑体" w:eastAsia="黑体" w:hAnsi="黑体" w:cs="黑体"/>
-          <w:b/>
-          <w:bCs/>
-          <w:color w:val="000000"/>
-          <w:sz w:val="24"/>
-          <w:szCs w:val="24"/>
-        </w:rPr>
-        <w:t>通过</w:t>
-      </w:r>
-      <w:r>
-        <w:rPr>
-          <w:rFonts w:ascii="黑体" w:eastAsia="黑体" w:hAnsi="黑体" w:cs="黑体"/>
-          <w:b/>
-          <w:bCs/>
-          <w:color w:val="000000"/>
-          <w:sz w:val="24"/>
-          <w:szCs w:val="24"/>
-        </w:rPr>
-        <w:t xml:space="preserve"> Codex / </w:t>
-      </w:r>
-      <w:proofErr w:type="spellStart"/>
-      <w:r>
-        <w:rPr>
-          <w:rFonts w:ascii="黑体" w:eastAsia="黑体" w:hAnsi="黑体" w:cs="黑体"/>
-          <w:b/>
-          <w:bCs/>
-          <w:color w:val="000000"/>
-          <w:sz w:val="24"/>
-          <w:szCs w:val="24"/>
-        </w:rPr>
-        <w:t>WorkBuddy</w:t>
-      </w:r>
-      <w:proofErr w:type="spellEnd"/>
-      <w:r>
-        <w:rPr>
-          <w:rFonts w:ascii="黑体" w:eastAsia="黑体" w:hAnsi="黑体" w:cs="黑体"/>
-          <w:b/>
-          <w:bCs/>
-          <w:color w:val="000000"/>
-          <w:sz w:val="24"/>
-          <w:szCs w:val="24"/>
-        </w:rPr>
-        <w:t xml:space="preserve"> </w:t>
-      </w:r>
-      <w:r>
-        <w:rPr>
-          <w:rFonts w:ascii="黑体" w:eastAsia="黑体" w:hAnsi="黑体" w:cs="黑体"/>
-          <w:b/>
-          <w:bCs/>
-          <w:color w:val="000000"/>
-          <w:sz w:val="24"/>
-          <w:szCs w:val="24"/>
-        </w:rPr>
-        <w:t>安装</w:t>
-      </w:r>
-      <w:bookmarkEnd w:id="19"/>
-    </w:p>
-    <w:p>
-      <w:pPr>
-        <w:spacing w:after="140" w:line="360" w:lineRule="auto"/>
-        <w:ind w:firstLine="480"/>
-      </w:pPr>
-      <w:r>
-        <w:t>将</w:t>
-      </w:r>
-      <w:r>
-        <w:t xml:space="preserve"> skill ZIP </w:t>
-      </w:r>
-      <w:r>
-        <w:t>上传至</w:t>
-      </w:r>
-      <w:r>
-        <w:t xml:space="preserve"> Codex </w:t>
-      </w:r>
-      <w:r>
-        <w:t>或</w:t>
-      </w:r>
-      <w:r>
-        <w:t xml:space="preserve"> </w:t>
-      </w:r>
-      <w:proofErr w:type="spellStart"/>
-      <w:r>
-        <w:t>WorkBuddy</w:t>
-      </w:r>
-      <w:proofErr w:type="spellEnd"/>
-      <w:r>
-        <w:t xml:space="preserve"> </w:t>
-      </w:r>
-      <w:r>
-        <w:t>对应的</w:t>
-      </w:r>
-      <w:r>
-        <w:t xml:space="preserve"> Skill </w:t>
-      </w:r>
-      <w:r>
-        <w:t>安装位置即可。</w:t>
-      </w:r>
-      <w:r>
-        <w:t xml:space="preserve">Agent </w:t>
-      </w:r>
-      <w:r>
-        <w:t>会自动读取</w:t>
-      </w:r>
-      <w:r>
-        <w:t xml:space="preserve"> SKILL.md</w:t>
-      </w:r>
-      <w:r>
-        <w:t xml:space="preserve"> </w:t>
-      </w:r>
-      <w:r>
-        <w:t>中的</w:t>
-      </w:r>
-      <w:r>
-        <w:t xml:space="preserve"> frontmatter </w:t>
-      </w:r>
-      <w:r>
-        <w:t>和指令。</w:t>
-      </w:r>
-    </w:p>
-    <w:p>
-      <w:pPr>
-        <w:pStyle w:val="2"/>
-        <w:spacing w:before="360" w:after="240" w:line="360" w:lineRule="auto"/>
-      </w:pPr>
-      <w:bookmarkStart w:id="20" w:name="_Toc237013212"/>
+      <w:bookmarkStart w:id="19" w:name="_Toc237013212"/>
       <w:r>
         <w:rPr>
           <w:rFonts w:ascii="黑体" w:eastAsia="黑体" w:hAnsi="黑体" w:cs="黑体"/>
@@ -10271,7 +7006,7 @@
         </w:rPr>
         <w:t>手动安装</w:t>
       </w:r>
-      <w:bookmarkEnd w:id="20"/>
+      <w:bookmarkEnd w:id="19"/>
     </w:p>
     <w:p>
       <w:pPr>
@@ -10279,27 +7014,7 @@
         <w:ind w:firstLine="480"/>
       </w:pPr>
       <w:r>
-        <w:t>将</w:t>
-      </w:r>
-      <w:r>
-        <w:t xml:space="preserve"> skill </w:t>
-      </w:r>
-      <w:r>
-        <w:t>文件夹放入项目的</w:t>
-      </w:r>
-      <w:r>
-        <w:t xml:space="preserve"> .</w:t>
-      </w:r>
-      <w:proofErr w:type="spellStart"/>
-      <w:r>
-        <w:t>trae</w:t>
-      </w:r>
-      <w:proofErr w:type="spellEnd"/>
-      <w:r>
-        <w:t xml:space="preserve">/skills/ </w:t>
-      </w:r>
-      <w:r>
-        <w:t>目录：</w:t>
+        <w:t>将 skill 文件夹放入项目的 .trae/skills/ 目录：</w:t>
       </w:r>
     </w:p>
     <w:tbl>
@@ -10324,12 +7039,6 @@
         <w:gridCol w:w="9500"/>
       </w:tblGrid>
       <w:tr>
-        <w:tblPrEx>
-          <w:tblCellMar>
-            <w:top w:w="0" w:type="dxa"/>
-            <w:bottom w:w="0" w:type="dxa"/>
-          </w:tblCellMar>
-        </w:tblPrEx>
         <w:trPr>
           <w:jc w:val="center"/>
         </w:trPr>
@@ -10351,53 +7060,17 @@
                 <w:sz w:val="17"/>
                 <w:szCs w:val="17"/>
               </w:rPr>
-              <w:t>你的项目</w:t>
-            </w:r>
-            <w:r>
-              <w:rPr>
-                <w:rFonts w:ascii="Consolas" w:eastAsia="Consolas" w:hAnsi="Consolas" w:cs="Consolas"/>
-                <w:sz w:val="17"/>
-                <w:szCs w:val="17"/>
-              </w:rPr>
-              <w:t>/</w:t>
-            </w:r>
-          </w:p>
-          <w:p>
-            <w:r>
-              <w:rPr>
-                <w:rFonts w:ascii="Consolas" w:eastAsia="Consolas" w:hAnsi="Consolas" w:cs="Consolas"/>
-                <w:sz w:val="17"/>
-                <w:szCs w:val="17"/>
-              </w:rPr>
-              <w:t>└─</w:t>
-            </w:r>
-            <w:proofErr w:type="gramStart"/>
-            <w:r>
-              <w:rPr>
-                <w:rFonts w:ascii="Consolas" w:eastAsia="Consolas" w:hAnsi="Consolas" w:cs="Consolas"/>
-                <w:sz w:val="17"/>
-                <w:szCs w:val="17"/>
-              </w:rPr>
-              <w:t>─ .</w:t>
-            </w:r>
-            <w:proofErr w:type="spellStart"/>
-            <w:r>
-              <w:rPr>
-                <w:rFonts w:ascii="Consolas" w:eastAsia="Consolas" w:hAnsi="Consolas" w:cs="Consolas"/>
-                <w:sz w:val="17"/>
-                <w:szCs w:val="17"/>
-              </w:rPr>
-              <w:t>trae</w:t>
-            </w:r>
-            <w:proofErr w:type="spellEnd"/>
-            <w:proofErr w:type="gramEnd"/>
-            <w:r>
-              <w:rPr>
-                <w:rFonts w:ascii="Consolas" w:eastAsia="Consolas" w:hAnsi="Consolas" w:cs="Consolas"/>
-                <w:sz w:val="17"/>
-                <w:szCs w:val="17"/>
-              </w:rPr>
-              <w:t>/skills/</w:t>
+              <w:t>你的项目/</w:t>
+            </w:r>
+          </w:p>
+          <w:p>
+            <w:r>
+              <w:rPr>
+                <w:rFonts w:ascii="Consolas" w:eastAsia="Consolas" w:hAnsi="Consolas" w:cs="Consolas"/>
+                <w:sz w:val="17"/>
+                <w:szCs w:val="17"/>
+              </w:rPr>
+              <w:t>└── .trae/skills/</w:t>
             </w:r>
           </w:p>
           <w:p>
@@ -10468,7 +7141,7 @@
         <w:pStyle w:val="1"/>
         <w:spacing w:before="200" w:after="480" w:line="360" w:lineRule="auto"/>
       </w:pPr>
-      <w:bookmarkStart w:id="21" w:name="_Toc237013213"/>
+      <w:bookmarkStart w:id="20" w:name="_Toc237013213"/>
       <w:r>
         <w:rPr>
           <w:rFonts w:ascii="黑体" w:eastAsia="黑体" w:hAnsi="黑体" w:cs="黑体"/>
@@ -10478,7 +7151,7 @@
         </w:rPr>
         <w:t>使用方式</w:t>
       </w:r>
-      <w:bookmarkEnd w:id="21"/>
+      <w:bookmarkEnd w:id="20"/>
     </w:p>
     <w:p>
       <w:pPr>
@@ -10486,14 +7159,7 @@
         <w:ind w:firstLine="480"/>
       </w:pPr>
       <w:r>
-        <w:lastRenderedPageBreak/>
-        <w:t>安装后，在对话中直接描述需求即可触发</w:t>
-      </w:r>
-      <w:r>
-        <w:t xml:space="preserve"> Skill</w:t>
-      </w:r>
-      <w:r>
-        <w:t>：</w:t>
+        <w:t>安装后，在对话中直接描述需求即可触发 Skill：</w:t>
       </w:r>
     </w:p>
     <w:p>
@@ -10502,28 +7168,7 @@
         <w:ind w:firstLine="480"/>
       </w:pPr>
       <w:r>
-        <w:t>（</w:t>
-      </w:r>
-      <w:r>
-        <w:t>1</w:t>
-      </w:r>
-      <w:r>
-        <w:t>）</w:t>
-      </w:r>
-      <w:r>
-        <w:t>“</w:t>
-      </w:r>
-      <w:r>
-        <w:t>帮我生成一份带公式的</w:t>
-      </w:r>
-      <w:r>
-        <w:t xml:space="preserve"> Word </w:t>
-      </w:r>
-      <w:r>
-        <w:t>文档</w:t>
-      </w:r>
-      <w:r>
-        <w:t>”</w:t>
+        <w:t>（1）“帮我生成一份带公式的 Word 文档”</w:t>
       </w:r>
     </w:p>
     <w:p>
@@ -10532,22 +7177,7 @@
         <w:ind w:firstLine="480"/>
       </w:pPr>
       <w:r>
-        <w:t>（</w:t>
-      </w:r>
-      <w:r>
-        <w:t>2</w:t>
-      </w:r>
-      <w:r>
-        <w:t>）</w:t>
-      </w:r>
-      <w:r>
-        <w:t>“</w:t>
-      </w:r>
-      <w:r>
-        <w:t>排版一份技术报告为</w:t>
-      </w:r>
-      <w:r>
-        <w:t xml:space="preserve"> Word”</w:t>
+        <w:t>（2）“排版一份技术报告为 Word”</w:t>
       </w:r>
     </w:p>
     <w:p>
@@ -10556,22 +7186,8 @@
         <w:ind w:firstLine="480"/>
       </w:pPr>
       <w:r>
-        <w:t>（</w:t>
-      </w:r>
-      <w:r>
-        <w:t>3</w:t>
-      </w:r>
-      <w:r>
-        <w:t>）</w:t>
-      </w:r>
-      <w:r>
-        <w:t>“</w:t>
-      </w:r>
-      <w:r>
-        <w:t>用数学方程格式化这段文档</w:t>
-      </w:r>
-      <w:r>
-        <w:t>”</w:t>
+        <w:lastRenderedPageBreak/>
+        <w:t>（3）“用数学方程格式化这段文档”</w:t>
       </w:r>
     </w:p>
     <w:p>
@@ -10580,28 +7196,7 @@
         <w:ind w:firstLine="480"/>
       </w:pPr>
       <w:r>
-        <w:t>（</w:t>
-      </w:r>
-      <w:r>
-        <w:t>4</w:t>
-      </w:r>
-      <w:r>
-        <w:t>）</w:t>
-      </w:r>
-      <w:r>
-        <w:t>“</w:t>
-      </w:r>
-      <w:r>
-        <w:t>在</w:t>
-      </w:r>
-      <w:r>
-        <w:t xml:space="preserve"> Word </w:t>
-      </w:r>
-      <w:r>
-        <w:t>中创建流程图</w:t>
-      </w:r>
-      <w:r>
-        <w:t>”</w:t>
+        <w:t>（4）“在 Word 中创建流程图”</w:t>
       </w:r>
     </w:p>
     <w:p>
@@ -10610,16 +7205,7 @@
         <w:ind w:firstLine="480"/>
       </w:pPr>
       <w:r>
-        <w:t xml:space="preserve">Agent </w:t>
-      </w:r>
-      <w:r>
-        <w:t>会根据</w:t>
-      </w:r>
-      <w:r>
-        <w:t xml:space="preserve"> SKILL.md </w:t>
-      </w:r>
-      <w:r>
-        <w:t>中的触发条件自动选择合适的引擎和函数。</w:t>
+        <w:t>Agent 会根据 SKILL.md 中的触发条件自动选择合适的引擎和函数。</w:t>
       </w:r>
     </w:p>
     <w:p>
@@ -10627,7 +7213,7 @@
         <w:pStyle w:val="1"/>
         <w:spacing w:before="200" w:after="480" w:line="360" w:lineRule="auto"/>
       </w:pPr>
-      <w:bookmarkStart w:id="22" w:name="_Toc237013214"/>
+      <w:bookmarkStart w:id="21" w:name="_Toc237013214"/>
       <w:r>
         <w:rPr>
           <w:rFonts w:ascii="黑体" w:eastAsia="黑体" w:hAnsi="黑体" w:cs="黑体"/>
@@ -10637,26 +7223,15 @@
         </w:rPr>
         <w:t>完整样例</w:t>
       </w:r>
-      <w:bookmarkEnd w:id="22"/>
+      <w:bookmarkEnd w:id="21"/>
     </w:p>
     <w:p>
       <w:pPr>
         <w:spacing w:after="140" w:line="360" w:lineRule="auto"/>
         <w:ind w:firstLine="480"/>
       </w:pPr>
-      <w:proofErr w:type="gramStart"/>
-      <w:r>
-        <w:t>以下样例展示</w:t>
-      </w:r>
-      <w:proofErr w:type="gramEnd"/>
-      <w:r>
-        <w:t>一个包含公式、引用上标、流程图和目录的完整文档生成过程。数学公式以</w:t>
-      </w:r>
-      <w:r>
-        <w:t xml:space="preserve"> OMML </w:t>
-      </w:r>
-      <w:r>
-        <w:t>原生公式渲染。</w:t>
+      <w:r>
+        <w:t>以下样例展示一个包含公式、引用上标、流程图和目录的完整文档生成过程。数学公式以 OMML 原生公式渲染。</w:t>
       </w:r>
     </w:p>
     <w:p>
@@ -10664,7 +7239,7 @@
         <w:pStyle w:val="2"/>
         <w:spacing w:before="360" w:after="240" w:line="360" w:lineRule="auto"/>
       </w:pPr>
-      <w:bookmarkStart w:id="23" w:name="_Toc237013215"/>
+      <w:bookmarkStart w:id="22" w:name="_Toc237013215"/>
       <w:r>
         <w:rPr>
           <w:rFonts w:ascii="黑体" w:eastAsia="黑体" w:hAnsi="黑体" w:cs="黑体"/>
@@ -10674,42 +7249,9 @@
           <w:sz w:val="24"/>
           <w:szCs w:val="24"/>
         </w:rPr>
-        <w:t>Python</w:t>
-      </w:r>
-      <w:r>
-        <w:rPr>
-          <w:rFonts w:ascii="黑体" w:eastAsia="黑体" w:hAnsi="黑体" w:cs="黑体"/>
-          <w:b/>
-          <w:bCs/>
-          <w:color w:val="000000"/>
-          <w:sz w:val="24"/>
-          <w:szCs w:val="24"/>
-        </w:rPr>
-        <w:t>（引擎</w:t>
-      </w:r>
-      <w:r>
-        <w:rPr>
-          <w:rFonts w:ascii="黑体" w:eastAsia="黑体" w:hAnsi="黑体" w:cs="黑体"/>
-          <w:b/>
-          <w:bCs/>
-          <w:color w:val="000000"/>
-          <w:sz w:val="24"/>
-          <w:szCs w:val="24"/>
-        </w:rPr>
-        <w:t xml:space="preserve"> A</w:t>
-      </w:r>
-      <w:r>
-        <w:rPr>
-          <w:rFonts w:ascii="黑体" w:eastAsia="黑体" w:hAnsi="黑体" w:cs="黑体"/>
-          <w:b/>
-          <w:bCs/>
-          <w:color w:val="000000"/>
-          <w:sz w:val="24"/>
-          <w:szCs w:val="24"/>
-        </w:rPr>
-        <w:t>）</w:t>
-      </w:r>
-      <w:bookmarkEnd w:id="23"/>
+        <w:t>Python（引擎 A）</w:t>
+      </w:r>
+      <w:bookmarkEnd w:id="22"/>
     </w:p>
     <w:tbl>
       <w:tblPr>
@@ -10733,12 +7275,6 @@
         <w:gridCol w:w="9500"/>
       </w:tblGrid>
       <w:tr>
-        <w:tblPrEx>
-          <w:tblCellMar>
-            <w:top w:w="0" w:type="dxa"/>
-            <w:bottom w:w="0" w:type="dxa"/>
-          </w:tblCellMar>
-        </w:tblPrEx>
         <w:trPr>
           <w:jc w:val="center"/>
         </w:trPr>
@@ -10760,25 +7296,7 @@
                 <w:sz w:val="17"/>
                 <w:szCs w:val="17"/>
               </w:rPr>
-              <w:t xml:space="preserve">from </w:t>
-            </w:r>
-            <w:proofErr w:type="spellStart"/>
-            <w:r>
-              <w:rPr>
-                <w:rFonts w:ascii="Consolas" w:eastAsia="Consolas" w:hAnsi="Consolas" w:cs="Consolas"/>
-                <w:sz w:val="17"/>
-                <w:szCs w:val="17"/>
-              </w:rPr>
-              <w:t>build_docx</w:t>
-            </w:r>
-            <w:proofErr w:type="spellEnd"/>
-            <w:r>
-              <w:rPr>
-                <w:rFonts w:ascii="Consolas" w:eastAsia="Consolas" w:hAnsi="Consolas" w:cs="Consolas"/>
-                <w:sz w:val="17"/>
-                <w:szCs w:val="17"/>
-              </w:rPr>
-              <w:t xml:space="preserve"> import *</w:t>
+              <w:t>from build_docx import *</w:t>
             </w:r>
           </w:p>
           <w:p>
@@ -10798,99 +7316,27 @@
                 <w:sz w:val="17"/>
                 <w:szCs w:val="17"/>
               </w:rPr>
-              <w:t xml:space="preserve">doc = </w:t>
-            </w:r>
-            <w:proofErr w:type="spellStart"/>
-            <w:r>
-              <w:rPr>
-                <w:rFonts w:ascii="Consolas" w:eastAsia="Consolas" w:hAnsi="Consolas" w:cs="Consolas"/>
-                <w:sz w:val="17"/>
-                <w:szCs w:val="17"/>
-              </w:rPr>
-              <w:t>setup_</w:t>
-            </w:r>
-            <w:proofErr w:type="gramStart"/>
-            <w:r>
-              <w:rPr>
-                <w:rFonts w:ascii="Consolas" w:eastAsia="Consolas" w:hAnsi="Consolas" w:cs="Consolas"/>
-                <w:sz w:val="17"/>
-                <w:szCs w:val="17"/>
-              </w:rPr>
-              <w:t>document</w:t>
-            </w:r>
-            <w:proofErr w:type="spellEnd"/>
-            <w:r>
-              <w:rPr>
-                <w:rFonts w:ascii="Consolas" w:eastAsia="Consolas" w:hAnsi="Consolas" w:cs="Consolas"/>
-                <w:sz w:val="17"/>
-                <w:szCs w:val="17"/>
-              </w:rPr>
-              <w:t>(</w:t>
-            </w:r>
-            <w:proofErr w:type="gramEnd"/>
-            <w:r>
-              <w:rPr>
-                <w:rFonts w:ascii="Consolas" w:eastAsia="Consolas" w:hAnsi="Consolas" w:cs="Consolas"/>
-                <w:sz w:val="17"/>
-                <w:szCs w:val="17"/>
-              </w:rPr>
-              <w:t>)</w:t>
-            </w:r>
-          </w:p>
-          <w:p>
-            <w:proofErr w:type="spellStart"/>
-            <w:r>
-              <w:rPr>
-                <w:rFonts w:ascii="Consolas" w:eastAsia="Consolas" w:hAnsi="Consolas" w:cs="Consolas"/>
-                <w:sz w:val="17"/>
-                <w:szCs w:val="17"/>
-              </w:rPr>
-              <w:t>add_title</w:t>
-            </w:r>
-            <w:proofErr w:type="spellEnd"/>
-            <w:r>
-              <w:rPr>
-                <w:rFonts w:ascii="Consolas" w:eastAsia="Consolas" w:hAnsi="Consolas" w:cs="Consolas"/>
-                <w:sz w:val="17"/>
-                <w:szCs w:val="17"/>
-              </w:rPr>
-              <w:t>(doc, "</w:t>
-            </w:r>
-            <w:r>
-              <w:rPr>
-                <w:rFonts w:ascii="Consolas" w:eastAsia="Consolas" w:hAnsi="Consolas" w:cs="Consolas"/>
-                <w:sz w:val="17"/>
-                <w:szCs w:val="17"/>
-              </w:rPr>
-              <w:t>信号分析实验报告</w:t>
-            </w:r>
-            <w:r>
-              <w:rPr>
-                <w:rFonts w:ascii="Consolas" w:eastAsia="Consolas" w:hAnsi="Consolas" w:cs="Consolas"/>
-                <w:sz w:val="17"/>
-                <w:szCs w:val="17"/>
-              </w:rPr>
-              <w:t>")</w:t>
-            </w:r>
-          </w:p>
-          <w:p>
-            <w:proofErr w:type="spellStart"/>
-            <w:r>
-              <w:rPr>
-                <w:rFonts w:ascii="Consolas" w:eastAsia="Consolas" w:hAnsi="Consolas" w:cs="Consolas"/>
-                <w:sz w:val="17"/>
-                <w:szCs w:val="17"/>
-              </w:rPr>
-              <w:t>add_toc</w:t>
-            </w:r>
-            <w:proofErr w:type="spellEnd"/>
-            <w:r>
-              <w:rPr>
-                <w:rFonts w:ascii="Consolas" w:eastAsia="Consolas" w:hAnsi="Consolas" w:cs="Consolas"/>
-                <w:sz w:val="17"/>
-                <w:szCs w:val="17"/>
-              </w:rPr>
-              <w:t>(doc)</w:t>
+              <w:t>doc = setup_document()</w:t>
+            </w:r>
+          </w:p>
+          <w:p>
+            <w:r>
+              <w:rPr>
+                <w:rFonts w:ascii="Consolas" w:eastAsia="Consolas" w:hAnsi="Consolas" w:cs="Consolas"/>
+                <w:sz w:val="17"/>
+                <w:szCs w:val="17"/>
+              </w:rPr>
+              <w:t>add_title(doc, "信号分析实验报告")</w:t>
+            </w:r>
+          </w:p>
+          <w:p>
+            <w:r>
+              <w:rPr>
+                <w:rFonts w:ascii="Consolas" w:eastAsia="Consolas" w:hAnsi="Consolas" w:cs="Consolas"/>
+                <w:sz w:val="17"/>
+                <w:szCs w:val="17"/>
+              </w:rPr>
+              <w:t>add_toc(doc)</w:t>
             </w:r>
           </w:p>
           <w:p>
@@ -10910,107 +7356,17 @@
                 <w:sz w:val="17"/>
                 <w:szCs w:val="17"/>
               </w:rPr>
-              <w:t>add_h1(doc, "</w:t>
-            </w:r>
-            <w:r>
-              <w:rPr>
-                <w:rFonts w:ascii="Consolas" w:eastAsia="Consolas" w:hAnsi="Consolas" w:cs="Consolas"/>
-                <w:sz w:val="17"/>
-                <w:szCs w:val="17"/>
-              </w:rPr>
-              <w:t>一、实验目的</w:t>
-            </w:r>
-            <w:r>
-              <w:rPr>
-                <w:rFonts w:ascii="Consolas" w:eastAsia="Consolas" w:hAnsi="Consolas" w:cs="Consolas"/>
-                <w:sz w:val="17"/>
-                <w:szCs w:val="17"/>
-              </w:rPr>
-              <w:t>")</w:t>
-            </w:r>
-          </w:p>
-          <w:p>
-            <w:proofErr w:type="spellStart"/>
-            <w:r>
-              <w:rPr>
-                <w:rFonts w:ascii="Consolas" w:eastAsia="Consolas" w:hAnsi="Consolas" w:cs="Consolas"/>
-                <w:sz w:val="17"/>
-                <w:szCs w:val="17"/>
-              </w:rPr>
-              <w:t>add_body</w:t>
-            </w:r>
-            <w:proofErr w:type="spellEnd"/>
-            <w:r>
-              <w:rPr>
-                <w:rFonts w:ascii="Consolas" w:eastAsia="Consolas" w:hAnsi="Consolas" w:cs="Consolas"/>
-                <w:sz w:val="17"/>
-                <w:szCs w:val="17"/>
-              </w:rPr>
-              <w:t>(doc, "</w:t>
-            </w:r>
-            <w:r>
-              <w:rPr>
-                <w:rFonts w:ascii="Consolas" w:eastAsia="Consolas" w:hAnsi="Consolas" w:cs="Consolas"/>
-                <w:sz w:val="17"/>
-                <w:szCs w:val="17"/>
-              </w:rPr>
-              <w:t>本实验旨在验证傅里叶分析方法的有效性。如文献</w:t>
-            </w:r>
-            <w:r>
-              <w:rPr>
-                <w:rFonts w:ascii="Consolas" w:eastAsia="Consolas" w:hAnsi="Consolas" w:cs="Consolas"/>
-                <w:sz w:val="17"/>
-                <w:szCs w:val="17"/>
-              </w:rPr>
-              <w:t>[1]</w:t>
-            </w:r>
-            <w:r>
-              <w:rPr>
-                <w:rFonts w:ascii="Consolas" w:eastAsia="Consolas" w:hAnsi="Consolas" w:cs="Consolas"/>
-                <w:sz w:val="17"/>
-                <w:szCs w:val="17"/>
-              </w:rPr>
-              <w:t>所述，</w:t>
-            </w:r>
-            <w:r>
-              <w:rPr>
-                <w:rFonts w:ascii="Consolas" w:eastAsia="Consolas" w:hAnsi="Consolas" w:cs="Consolas"/>
-                <w:sz w:val="17"/>
-                <w:szCs w:val="17"/>
-              </w:rPr>
-              <w:t>**</w:t>
-            </w:r>
-            <w:r>
-              <w:rPr>
-                <w:rFonts w:ascii="Consolas" w:eastAsia="Consolas" w:hAnsi="Consolas" w:cs="Consolas"/>
-                <w:sz w:val="17"/>
-                <w:szCs w:val="17"/>
-              </w:rPr>
-              <w:t>傅里叶分析</w:t>
-            </w:r>
-            <w:r>
-              <w:rPr>
-                <w:rFonts w:ascii="Consolas" w:eastAsia="Consolas" w:hAnsi="Consolas" w:cs="Consolas"/>
-                <w:sz w:val="17"/>
-                <w:szCs w:val="17"/>
-              </w:rPr>
-              <w:t>**</w:t>
-            </w:r>
-            <w:r>
-              <w:rPr>
-                <w:rFonts w:ascii="Consolas" w:eastAsia="Consolas" w:hAnsi="Consolas" w:cs="Consolas"/>
-                <w:sz w:val="17"/>
-                <w:szCs w:val="17"/>
-              </w:rPr>
-              <w:t>在多种信号处理任务中表现优异。</w:t>
-            </w:r>
-            <w:r>
-              <w:rPr>
-                <w:rFonts w:ascii="Consolas" w:eastAsia="Consolas" w:hAnsi="Consolas" w:cs="Consolas"/>
-                <w:sz w:val="17"/>
-                <w:szCs w:val="17"/>
-              </w:rPr>
-              <w:t>")</w:t>
+              <w:t>add_h1(doc, "一、实验目的")</w:t>
+            </w:r>
+          </w:p>
+          <w:p>
+            <w:r>
+              <w:rPr>
+                <w:rFonts w:ascii="Consolas" w:eastAsia="Consolas" w:hAnsi="Consolas" w:cs="Consolas"/>
+                <w:sz w:val="17"/>
+                <w:szCs w:val="17"/>
+              </w:rPr>
+              <w:t>add_body(doc, "本实验旨在验证傅里叶分析方法的有效性。如文献[1]所述，**傅里叶分析**在多种信号处理任务中表现优异。")</w:t>
             </w:r>
           </w:p>
           <w:p>
@@ -11030,387 +7386,97 @@
                 <w:sz w:val="17"/>
                 <w:szCs w:val="17"/>
               </w:rPr>
-              <w:t>add_h1(doc, "</w:t>
-            </w:r>
-            <w:r>
-              <w:rPr>
-                <w:rFonts w:ascii="Consolas" w:eastAsia="Consolas" w:hAnsi="Consolas" w:cs="Consolas"/>
-                <w:sz w:val="17"/>
-                <w:szCs w:val="17"/>
-              </w:rPr>
-              <w:t>二、实验流程</w:t>
-            </w:r>
-            <w:r>
-              <w:rPr>
-                <w:rFonts w:ascii="Consolas" w:eastAsia="Consolas" w:hAnsi="Consolas" w:cs="Consolas"/>
-                <w:sz w:val="17"/>
-                <w:szCs w:val="17"/>
-              </w:rPr>
-              <w:t>")</w:t>
-            </w:r>
-          </w:p>
-          <w:p>
-            <w:proofErr w:type="spellStart"/>
-            <w:r>
-              <w:rPr>
-                <w:rFonts w:ascii="Consolas" w:eastAsia="Consolas" w:hAnsi="Consolas" w:cs="Consolas"/>
-                <w:sz w:val="17"/>
-                <w:szCs w:val="17"/>
-              </w:rPr>
-              <w:t>add_arrow_row</w:t>
-            </w:r>
-            <w:proofErr w:type="spellEnd"/>
-            <w:r>
-              <w:rPr>
-                <w:rFonts w:ascii="Consolas" w:eastAsia="Consolas" w:hAnsi="Consolas" w:cs="Consolas"/>
-                <w:sz w:val="17"/>
-                <w:szCs w:val="17"/>
-              </w:rPr>
-              <w:t xml:space="preserve">(doc, "① </w:t>
-            </w:r>
-            <w:r>
-              <w:rPr>
-                <w:rFonts w:ascii="Consolas" w:eastAsia="Consolas" w:hAnsi="Consolas" w:cs="Consolas"/>
-                <w:sz w:val="17"/>
-                <w:szCs w:val="17"/>
-              </w:rPr>
-              <w:t>时域采样</w:t>
-            </w:r>
-            <w:r>
-              <w:rPr>
-                <w:rFonts w:ascii="Consolas" w:eastAsia="Consolas" w:hAnsi="Consolas" w:cs="Consolas"/>
-                <w:sz w:val="17"/>
-                <w:szCs w:val="17"/>
-              </w:rPr>
-              <w:t>", "</w:t>
-            </w:r>
-            <w:r>
-              <w:rPr>
-                <w:rFonts w:ascii="Consolas" w:eastAsia="Consolas" w:hAnsi="Consolas" w:cs="Consolas"/>
-                <w:sz w:val="17"/>
-                <w:szCs w:val="17"/>
-              </w:rPr>
-              <w:t>离散信号</w:t>
-            </w:r>
-            <w:r>
-              <w:rPr>
-                <w:rFonts w:ascii="Consolas" w:eastAsia="Consolas" w:hAnsi="Consolas" w:cs="Consolas"/>
-                <w:sz w:val="17"/>
-                <w:szCs w:val="17"/>
-              </w:rPr>
-              <w:t xml:space="preserve"> x(n)")</w:t>
-            </w:r>
-          </w:p>
-          <w:p>
-            <w:proofErr w:type="spellStart"/>
-            <w:r>
-              <w:rPr>
-                <w:rFonts w:ascii="Consolas" w:eastAsia="Consolas" w:hAnsi="Consolas" w:cs="Consolas"/>
-                <w:sz w:val="17"/>
-                <w:szCs w:val="17"/>
-              </w:rPr>
-              <w:t>add_arrow_down</w:t>
-            </w:r>
-            <w:proofErr w:type="spellEnd"/>
-            <w:r>
-              <w:rPr>
-                <w:rFonts w:ascii="Consolas" w:eastAsia="Consolas" w:hAnsi="Consolas" w:cs="Consolas"/>
-                <w:sz w:val="17"/>
-                <w:szCs w:val="17"/>
-              </w:rPr>
-              <w:t>(doc)</w:t>
-            </w:r>
-          </w:p>
-          <w:p>
-            <w:proofErr w:type="spellStart"/>
-            <w:r>
-              <w:rPr>
-                <w:rFonts w:ascii="Consolas" w:eastAsia="Consolas" w:hAnsi="Consolas" w:cs="Consolas"/>
-                <w:sz w:val="17"/>
-                <w:szCs w:val="17"/>
-              </w:rPr>
-              <w:t>add_arrow_row</w:t>
-            </w:r>
-            <w:proofErr w:type="spellEnd"/>
-            <w:r>
-              <w:rPr>
-                <w:rFonts w:ascii="Consolas" w:eastAsia="Consolas" w:hAnsi="Consolas" w:cs="Consolas"/>
-                <w:sz w:val="17"/>
-                <w:szCs w:val="17"/>
-              </w:rPr>
-              <w:t xml:space="preserve">(doc, "② </w:t>
-            </w:r>
-            <w:proofErr w:type="gramStart"/>
-            <w:r>
-              <w:rPr>
-                <w:rFonts w:ascii="Consolas" w:eastAsia="Consolas" w:hAnsi="Consolas" w:cs="Consolas"/>
-                <w:sz w:val="17"/>
-                <w:szCs w:val="17"/>
-              </w:rPr>
-              <w:t>加窗处理</w:t>
-            </w:r>
-            <w:proofErr w:type="gramEnd"/>
-            <w:r>
-              <w:rPr>
-                <w:rFonts w:ascii="Consolas" w:eastAsia="Consolas" w:hAnsi="Consolas" w:cs="Consolas"/>
-                <w:sz w:val="17"/>
-                <w:szCs w:val="17"/>
-              </w:rPr>
-              <w:t>", "</w:t>
-            </w:r>
-            <w:proofErr w:type="gramStart"/>
-            <w:r>
-              <w:rPr>
-                <w:rFonts w:ascii="Consolas" w:eastAsia="Consolas" w:hAnsi="Consolas" w:cs="Consolas"/>
-                <w:sz w:val="17"/>
-                <w:szCs w:val="17"/>
-              </w:rPr>
-              <w:t>加窗信号</w:t>
-            </w:r>
-            <w:proofErr w:type="gramEnd"/>
-            <w:r>
-              <w:rPr>
-                <w:rFonts w:ascii="Consolas" w:eastAsia="Consolas" w:hAnsi="Consolas" w:cs="Consolas"/>
-                <w:sz w:val="17"/>
-                <w:szCs w:val="17"/>
-              </w:rPr>
-              <w:t xml:space="preserve">", </w:t>
-            </w:r>
-            <w:proofErr w:type="spellStart"/>
-            <w:r>
-              <w:rPr>
-                <w:rFonts w:ascii="Consolas" w:eastAsia="Consolas" w:hAnsi="Consolas" w:cs="Consolas"/>
-                <w:sz w:val="17"/>
-                <w:szCs w:val="17"/>
-              </w:rPr>
-              <w:t>left_shade</w:t>
-            </w:r>
-            <w:proofErr w:type="spellEnd"/>
-            <w:r>
-              <w:rPr>
-                <w:rFonts w:ascii="Consolas" w:eastAsia="Consolas" w:hAnsi="Consolas" w:cs="Consolas"/>
-                <w:sz w:val="17"/>
-                <w:szCs w:val="17"/>
-              </w:rPr>
-              <w:t>='D9D9D9')</w:t>
-            </w:r>
-          </w:p>
-          <w:p>
-            <w:proofErr w:type="spellStart"/>
-            <w:r>
-              <w:rPr>
-                <w:rFonts w:ascii="Consolas" w:eastAsia="Consolas" w:hAnsi="Consolas" w:cs="Consolas"/>
-                <w:sz w:val="17"/>
-                <w:szCs w:val="17"/>
-              </w:rPr>
-              <w:t>add_arrow_down</w:t>
-            </w:r>
-            <w:proofErr w:type="spellEnd"/>
-            <w:r>
-              <w:rPr>
-                <w:rFonts w:ascii="Consolas" w:eastAsia="Consolas" w:hAnsi="Consolas" w:cs="Consolas"/>
-                <w:sz w:val="17"/>
-                <w:szCs w:val="17"/>
-              </w:rPr>
-              <w:t>(doc)</w:t>
-            </w:r>
-          </w:p>
-          <w:p>
-            <w:proofErr w:type="spellStart"/>
-            <w:r>
-              <w:rPr>
-                <w:rFonts w:ascii="Consolas" w:eastAsia="Consolas" w:hAnsi="Consolas" w:cs="Consolas"/>
-                <w:sz w:val="17"/>
-                <w:szCs w:val="17"/>
-              </w:rPr>
-              <w:t>add_arrow_row</w:t>
-            </w:r>
-            <w:proofErr w:type="spellEnd"/>
-            <w:r>
-              <w:rPr>
-                <w:rFonts w:ascii="Consolas" w:eastAsia="Consolas" w:hAnsi="Consolas" w:cs="Consolas"/>
-                <w:sz w:val="17"/>
-                <w:szCs w:val="17"/>
-              </w:rPr>
-              <w:t xml:space="preserve">(doc, "③ </w:t>
-            </w:r>
-            <w:r>
-              <w:rPr>
-                <w:rFonts w:ascii="Consolas" w:eastAsia="Consolas" w:hAnsi="Consolas" w:cs="Consolas"/>
-                <w:sz w:val="17"/>
-                <w:szCs w:val="17"/>
-              </w:rPr>
-              <w:t>离散傅里叶变换</w:t>
-            </w:r>
-            <w:r>
-              <w:rPr>
-                <w:rFonts w:ascii="Consolas" w:eastAsia="Consolas" w:hAnsi="Consolas" w:cs="Consolas"/>
-                <w:sz w:val="17"/>
-                <w:szCs w:val="17"/>
-              </w:rPr>
-              <w:t>", "</w:t>
-            </w:r>
-            <w:r>
-              <w:rPr>
-                <w:rFonts w:ascii="Consolas" w:eastAsia="Consolas" w:hAnsi="Consolas" w:cs="Consolas"/>
-                <w:sz w:val="17"/>
-                <w:szCs w:val="17"/>
-              </w:rPr>
-              <w:t>频谱</w:t>
-            </w:r>
-            <w:r>
-              <w:rPr>
-                <w:rFonts w:ascii="Consolas" w:eastAsia="Consolas" w:hAnsi="Consolas" w:cs="Consolas"/>
-                <w:sz w:val="17"/>
-                <w:szCs w:val="17"/>
-              </w:rPr>
-              <w:t xml:space="preserve"> X(k)", </w:t>
-            </w:r>
-            <w:proofErr w:type="spellStart"/>
-            <w:r>
-              <w:rPr>
-                <w:rFonts w:ascii="Consolas" w:eastAsia="Consolas" w:hAnsi="Consolas" w:cs="Consolas"/>
-                <w:sz w:val="17"/>
-                <w:szCs w:val="17"/>
-              </w:rPr>
-              <w:t>left_shade</w:t>
-            </w:r>
-            <w:proofErr w:type="spellEnd"/>
-            <w:r>
-              <w:rPr>
-                <w:rFonts w:ascii="Consolas" w:eastAsia="Consolas" w:hAnsi="Consolas" w:cs="Consolas"/>
-                <w:sz w:val="17"/>
-                <w:szCs w:val="17"/>
-              </w:rPr>
-              <w:t>='D9D9D9')</w:t>
-            </w:r>
-          </w:p>
-          <w:p>
-            <w:proofErr w:type="spellStart"/>
-            <w:r>
-              <w:rPr>
-                <w:rFonts w:ascii="Consolas" w:eastAsia="Consolas" w:hAnsi="Consolas" w:cs="Consolas"/>
-                <w:sz w:val="17"/>
-                <w:szCs w:val="17"/>
-              </w:rPr>
-              <w:t>add_separator_note</w:t>
-            </w:r>
-            <w:proofErr w:type="spellEnd"/>
-            <w:r>
-              <w:rPr>
-                <w:rFonts w:ascii="Consolas" w:eastAsia="Consolas" w:hAnsi="Consolas" w:cs="Consolas"/>
-                <w:sz w:val="17"/>
-                <w:szCs w:val="17"/>
-              </w:rPr>
-              <w:t xml:space="preserve">(doc, "----- </w:t>
-            </w:r>
-            <w:r>
-              <w:rPr>
-                <w:rFonts w:ascii="Consolas" w:eastAsia="Consolas" w:hAnsi="Consolas" w:cs="Consolas"/>
-                <w:sz w:val="17"/>
-                <w:szCs w:val="17"/>
-              </w:rPr>
-              <w:t>预处理止于此处</w:t>
-            </w:r>
-            <w:r>
-              <w:rPr>
-                <w:rFonts w:ascii="Consolas" w:eastAsia="Consolas" w:hAnsi="Consolas" w:cs="Consolas"/>
-                <w:sz w:val="17"/>
-                <w:szCs w:val="17"/>
-              </w:rPr>
-              <w:t xml:space="preserve"> -----")</w:t>
-            </w:r>
-          </w:p>
-          <w:p>
-            <w:proofErr w:type="spellStart"/>
-            <w:r>
-              <w:rPr>
-                <w:rFonts w:ascii="Consolas" w:eastAsia="Consolas" w:hAnsi="Consolas" w:cs="Consolas"/>
-                <w:sz w:val="17"/>
-                <w:szCs w:val="17"/>
-              </w:rPr>
-              <w:t>add_arrow_down</w:t>
-            </w:r>
-            <w:proofErr w:type="spellEnd"/>
-            <w:r>
-              <w:rPr>
-                <w:rFonts w:ascii="Consolas" w:eastAsia="Consolas" w:hAnsi="Consolas" w:cs="Consolas"/>
-                <w:sz w:val="17"/>
-                <w:szCs w:val="17"/>
-              </w:rPr>
-              <w:t>(doc)</w:t>
-            </w:r>
-          </w:p>
-          <w:p>
-            <w:proofErr w:type="spellStart"/>
-            <w:r>
-              <w:rPr>
-                <w:rFonts w:ascii="Consolas" w:eastAsia="Consolas" w:hAnsi="Consolas" w:cs="Consolas"/>
-                <w:sz w:val="17"/>
-                <w:szCs w:val="17"/>
-              </w:rPr>
-              <w:t>add_box</w:t>
-            </w:r>
-            <w:proofErr w:type="spellEnd"/>
-            <w:r>
-              <w:rPr>
-                <w:rFonts w:ascii="Consolas" w:eastAsia="Consolas" w:hAnsi="Consolas" w:cs="Consolas"/>
-                <w:sz w:val="17"/>
-                <w:szCs w:val="17"/>
-              </w:rPr>
-              <w:t>(doc, "</w:t>
-            </w:r>
-            <w:r>
-              <w:rPr>
-                <w:rFonts w:ascii="Consolas" w:eastAsia="Consolas" w:hAnsi="Consolas" w:cs="Consolas"/>
-                <w:sz w:val="17"/>
-                <w:szCs w:val="17"/>
-              </w:rPr>
-              <w:t>频谱分析模块</w:t>
-            </w:r>
-            <w:r>
-              <w:rPr>
-                <w:rFonts w:ascii="Consolas" w:eastAsia="Consolas" w:hAnsi="Consolas" w:cs="Consolas"/>
-                <w:sz w:val="17"/>
-                <w:szCs w:val="17"/>
-              </w:rPr>
-              <w:t>")</w:t>
-            </w:r>
-          </w:p>
-          <w:p>
-            <w:proofErr w:type="spellStart"/>
-            <w:r>
-              <w:rPr>
-                <w:rFonts w:ascii="Consolas" w:eastAsia="Consolas" w:hAnsi="Consolas" w:cs="Consolas"/>
-                <w:sz w:val="17"/>
-                <w:szCs w:val="17"/>
-              </w:rPr>
-              <w:t>add_fig_caption</w:t>
-            </w:r>
-            <w:proofErr w:type="spellEnd"/>
-            <w:r>
-              <w:rPr>
-                <w:rFonts w:ascii="Consolas" w:eastAsia="Consolas" w:hAnsi="Consolas" w:cs="Consolas"/>
-                <w:sz w:val="17"/>
-                <w:szCs w:val="17"/>
-              </w:rPr>
-              <w:t>(doc, "</w:t>
-            </w:r>
-            <w:r>
-              <w:rPr>
-                <w:rFonts w:ascii="Consolas" w:eastAsia="Consolas" w:hAnsi="Consolas" w:cs="Consolas"/>
-                <w:sz w:val="17"/>
-                <w:szCs w:val="17"/>
-              </w:rPr>
-              <w:t>实验流程图</w:t>
-            </w:r>
-            <w:r>
-              <w:rPr>
-                <w:rFonts w:ascii="Consolas" w:eastAsia="Consolas" w:hAnsi="Consolas" w:cs="Consolas"/>
-                <w:sz w:val="17"/>
-                <w:szCs w:val="17"/>
-              </w:rPr>
-              <w:t>")</w:t>
+              <w:t>add_h1(doc, "二、实验流程")</w:t>
+            </w:r>
+          </w:p>
+          <w:p>
+            <w:r>
+              <w:rPr>
+                <w:rFonts w:ascii="Consolas" w:eastAsia="Consolas" w:hAnsi="Consolas" w:cs="Consolas"/>
+                <w:sz w:val="17"/>
+                <w:szCs w:val="17"/>
+              </w:rPr>
+              <w:t>add_arrow_row(doc, "① 时域采样", "离散信号 x(n)")</w:t>
+            </w:r>
+          </w:p>
+          <w:p>
+            <w:r>
+              <w:rPr>
+                <w:rFonts w:ascii="Consolas" w:eastAsia="Consolas" w:hAnsi="Consolas" w:cs="Consolas"/>
+                <w:sz w:val="17"/>
+                <w:szCs w:val="17"/>
+              </w:rPr>
+              <w:t>add_arrow_down(doc)</w:t>
+            </w:r>
+          </w:p>
+          <w:p>
+            <w:r>
+              <w:rPr>
+                <w:rFonts w:ascii="Consolas" w:eastAsia="Consolas" w:hAnsi="Consolas" w:cs="Consolas"/>
+                <w:sz w:val="17"/>
+                <w:szCs w:val="17"/>
+              </w:rPr>
+              <w:t>add_arrow_row(doc, "② 加窗处理", "加窗信号", left_shade='D9D9D9')</w:t>
+            </w:r>
+          </w:p>
+          <w:p>
+            <w:r>
+              <w:rPr>
+                <w:rFonts w:ascii="Consolas" w:eastAsia="Consolas" w:hAnsi="Consolas" w:cs="Consolas"/>
+                <w:sz w:val="17"/>
+                <w:szCs w:val="17"/>
+              </w:rPr>
+              <w:t>add_arrow_down(doc)</w:t>
+            </w:r>
+          </w:p>
+          <w:p>
+            <w:r>
+              <w:rPr>
+                <w:rFonts w:ascii="Consolas" w:eastAsia="Consolas" w:hAnsi="Consolas" w:cs="Consolas"/>
+                <w:sz w:val="17"/>
+                <w:szCs w:val="17"/>
+              </w:rPr>
+              <w:t>add_arrow_row(doc, "③ 离散傅里叶变换", "频谱 X(k)", left_shade='D9D9D9')</w:t>
+            </w:r>
+          </w:p>
+          <w:p>
+            <w:r>
+              <w:rPr>
+                <w:rFonts w:ascii="Consolas" w:eastAsia="Consolas" w:hAnsi="Consolas" w:cs="Consolas"/>
+                <w:sz w:val="17"/>
+                <w:szCs w:val="17"/>
+              </w:rPr>
+              <w:t>add_separator_note(doc, "----- 预处理止于此处 -----")</w:t>
+            </w:r>
+          </w:p>
+          <w:p>
+            <w:r>
+              <w:rPr>
+                <w:rFonts w:ascii="Consolas" w:eastAsia="Consolas" w:hAnsi="Consolas" w:cs="Consolas"/>
+                <w:sz w:val="17"/>
+                <w:szCs w:val="17"/>
+              </w:rPr>
+              <w:t>add_arrow_down(doc)</w:t>
+            </w:r>
+          </w:p>
+          <w:p>
+            <w:r>
+              <w:rPr>
+                <w:rFonts w:ascii="Consolas" w:eastAsia="Consolas" w:hAnsi="Consolas" w:cs="Consolas"/>
+                <w:sz w:val="17"/>
+                <w:szCs w:val="17"/>
+              </w:rPr>
+              <w:t>add_box(doc, "频谱分析模块")</w:t>
+            </w:r>
+          </w:p>
+          <w:p>
+            <w:r>
+              <w:rPr>
+                <w:rFonts w:ascii="Consolas" w:eastAsia="Consolas" w:hAnsi="Consolas" w:cs="Consolas"/>
+                <w:sz w:val="17"/>
+                <w:szCs w:val="17"/>
+              </w:rPr>
+              <w:t>add_fig_caption(doc, "实验流程图")</w:t>
             </w:r>
           </w:p>
           <w:p>
@@ -11424,25 +7490,13 @@
             </w:r>
           </w:p>
           <w:p>
-            <w:proofErr w:type="spellStart"/>
-            <w:proofErr w:type="gramStart"/>
-            <w:r>
-              <w:rPr>
-                <w:rFonts w:ascii="Consolas" w:eastAsia="Consolas" w:hAnsi="Consolas" w:cs="Consolas"/>
-                <w:sz w:val="17"/>
-                <w:szCs w:val="17"/>
-              </w:rPr>
-              <w:t>doc.save</w:t>
-            </w:r>
-            <w:proofErr w:type="spellEnd"/>
-            <w:proofErr w:type="gramEnd"/>
-            <w:r>
-              <w:rPr>
-                <w:rFonts w:ascii="Consolas" w:eastAsia="Consolas" w:hAnsi="Consolas" w:cs="Consolas"/>
-                <w:sz w:val="17"/>
-                <w:szCs w:val="17"/>
-              </w:rPr>
-              <w:t>("report.docx")</w:t>
+            <w:r>
+              <w:rPr>
+                <w:rFonts w:ascii="Consolas" w:eastAsia="Consolas" w:hAnsi="Consolas" w:cs="Consolas"/>
+                <w:sz w:val="17"/>
+                <w:szCs w:val="17"/>
+              </w:rPr>
+              <w:t>doc.save("report.docx")</w:t>
             </w:r>
           </w:p>
         </w:tc>
@@ -11453,7 +7507,7 @@
         <w:pStyle w:val="2"/>
         <w:spacing w:before="360" w:after="240" w:line="360" w:lineRule="auto"/>
       </w:pPr>
-      <w:bookmarkStart w:id="24" w:name="_Toc237013216"/>
+      <w:bookmarkStart w:id="23" w:name="_Toc237013216"/>
       <w:r>
         <w:rPr>
           <w:rFonts w:ascii="黑体" w:eastAsia="黑体" w:hAnsi="黑体" w:cs="黑体"/>
@@ -11463,64 +7517,9 @@
           <w:sz w:val="24"/>
           <w:szCs w:val="24"/>
         </w:rPr>
-        <w:t>Node.js</w:t>
-      </w:r>
-      <w:r>
-        <w:rPr>
-          <w:rFonts w:ascii="黑体" w:eastAsia="黑体" w:hAnsi="黑体" w:cs="黑体"/>
-          <w:b/>
-          <w:bCs/>
-          <w:color w:val="000000"/>
-          <w:sz w:val="24"/>
-          <w:szCs w:val="24"/>
-        </w:rPr>
-        <w:t>（引擎</w:t>
-      </w:r>
-      <w:r>
-        <w:rPr>
-          <w:rFonts w:ascii="黑体" w:eastAsia="黑体" w:hAnsi="黑体" w:cs="黑体"/>
-          <w:b/>
-          <w:bCs/>
-          <w:color w:val="000000"/>
-          <w:sz w:val="24"/>
-          <w:szCs w:val="24"/>
-        </w:rPr>
-        <w:t xml:space="preserve"> B</w:t>
-      </w:r>
-      <w:r>
-        <w:rPr>
-          <w:rFonts w:ascii="黑体" w:eastAsia="黑体" w:hAnsi="黑体" w:cs="黑体"/>
-          <w:b/>
-          <w:bCs/>
-          <w:color w:val="000000"/>
-          <w:sz w:val="24"/>
-          <w:szCs w:val="24"/>
-        </w:rPr>
-        <w:t>，含</w:t>
-      </w:r>
-      <w:r>
-        <w:rPr>
-          <w:rFonts w:ascii="黑体" w:eastAsia="黑体" w:hAnsi="黑体" w:cs="黑体"/>
-          <w:b/>
-          <w:bCs/>
-          <w:color w:val="000000"/>
-          <w:sz w:val="24"/>
-          <w:szCs w:val="24"/>
-        </w:rPr>
-        <w:t xml:space="preserve"> OMML </w:t>
-      </w:r>
-      <w:r>
-        <w:rPr>
-          <w:rFonts w:ascii="黑体" w:eastAsia="黑体" w:hAnsi="黑体" w:cs="黑体"/>
-          <w:b/>
-          <w:bCs/>
-          <w:color w:val="000000"/>
-          <w:sz w:val="24"/>
-          <w:szCs w:val="24"/>
-        </w:rPr>
-        <w:t>数学公式）</w:t>
-      </w:r>
-      <w:bookmarkEnd w:id="24"/>
+        <w:t>Node.js（引擎 B，含 OMML 数学公式）</w:t>
+      </w:r>
+      <w:bookmarkEnd w:id="23"/>
     </w:p>
     <w:p>
       <w:pPr>
@@ -11528,13 +7527,7 @@
         <w:ind w:firstLine="480"/>
       </w:pPr>
       <w:r>
-        <w:t>以下代码中的数学公式将在</w:t>
-      </w:r>
-      <w:r>
-        <w:t xml:space="preserve"> Word </w:t>
-      </w:r>
-      <w:r>
-        <w:t>中渲染为原生可编辑公式：</w:t>
+        <w:t>以下代码中的数学公式将在 Word 中渲染为原生可编辑公式：</w:t>
       </w:r>
     </w:p>
     <w:tbl>
@@ -11559,12 +7552,6 @@
         <w:gridCol w:w="9500"/>
       </w:tblGrid>
       <w:tr>
-        <w:tblPrEx>
-          <w:tblCellMar>
-            <w:top w:w="0" w:type="dxa"/>
-            <w:bottom w:w="0" w:type="dxa"/>
-          </w:tblCellMar>
-        </w:tblPrEx>
         <w:trPr>
           <w:jc w:val="center"/>
         </w:trPr>
@@ -11586,80 +7573,98 @@
                 <w:sz w:val="17"/>
                 <w:szCs w:val="17"/>
               </w:rPr>
+              <w:t>const { sub, sup, sumOp, func, math, r, frac } = require("./mathHelpers");</w:t>
+            </w:r>
+          </w:p>
+          <w:p>
+            <w:r>
+              <w:rPr>
+                <w:rFonts w:ascii="Consolas" w:eastAsia="Consolas" w:hAnsi="Consolas" w:cs="Consolas"/>
+                <w:sz w:val="17"/>
+                <w:szCs w:val="17"/>
+              </w:rPr>
+              <w:t xml:space="preserve"> </w:t>
+            </w:r>
+          </w:p>
+          <w:p>
+            <w:r>
+              <w:rPr>
+                <w:rFonts w:ascii="Consolas" w:eastAsia="Consolas" w:hAnsi="Consolas" w:cs="Consolas"/>
+                <w:sz w:val="17"/>
+                <w:szCs w:val="17"/>
+              </w:rPr>
+              <w:t>// 块级公式：DFT X(k) = Σ_n x(n)·e^{-j2πkn/N}</w:t>
+            </w:r>
+          </w:p>
+          <w:p>
+            <w:r>
+              <w:rPr>
+                <w:rFonts w:ascii="Consolas" w:eastAsia="Consolas" w:hAnsi="Consolas" w:cs="Consolas"/>
+                <w:sz w:val="17"/>
+                <w:szCs w:val="17"/>
+              </w:rPr>
+              <w:t>children.push(eqPara(math([</w:t>
+            </w:r>
+          </w:p>
+          <w:p>
+            <w:r>
+              <w:rPr>
+                <w:rFonts w:ascii="Consolas" w:eastAsia="Consolas" w:hAnsi="Consolas" w:cs="Consolas"/>
+                <w:sz w:val="17"/>
+                <w:szCs w:val="17"/>
+              </w:rPr>
+              <w:t xml:space="preserve">  r("X(k) = "),</w:t>
+            </w:r>
+          </w:p>
+          <w:p>
+            <w:r>
+              <w:rPr>
+                <w:rFonts w:ascii="Consolas" w:eastAsia="Consolas" w:hAnsi="Consolas" w:cs="Consolas"/>
+                <w:sz w:val="17"/>
+                <w:szCs w:val="17"/>
+              </w:rPr>
+              <w:t xml:space="preserve">  sumOp([r("n")], [</w:t>
+            </w:r>
+          </w:p>
+          <w:p>
+            <w:r>
+              <w:rPr>
+                <w:rFonts w:ascii="Consolas" w:eastAsia="Consolas" w:hAnsi="Consolas" w:cs="Consolas"/>
+                <w:sz w:val="17"/>
+                <w:szCs w:val="17"/>
+              </w:rPr>
+              <w:t xml:space="preserve">    r("x(n) \u00b7 "),</w:t>
+            </w:r>
+          </w:p>
+          <w:p>
+            <w:r>
+              <w:rPr>
+                <w:rFonts w:ascii="Consolas" w:eastAsia="Consolas" w:hAnsi="Consolas" w:cs="Consolas"/>
+                <w:sz w:val="17"/>
+                <w:szCs w:val="17"/>
+              </w:rPr>
+              <w:t xml:space="preserve">    sup(r("e"), r("\u2212j2\u03c0kn/N")),</w:t>
+            </w:r>
+          </w:p>
+          <w:p>
+            <w:r>
+              <w:rPr>
+                <w:rFonts w:ascii="Consolas" w:eastAsia="Consolas" w:hAnsi="Consolas" w:cs="Consolas"/>
+                <w:sz w:val="17"/>
+                <w:szCs w:val="17"/>
+              </w:rPr>
               <w:lastRenderedPageBreak/>
-              <w:t xml:space="preserve">const </w:t>
-            </w:r>
-            <w:proofErr w:type="gramStart"/>
-            <w:r>
-              <w:rPr>
-                <w:rFonts w:ascii="Consolas" w:eastAsia="Consolas" w:hAnsi="Consolas" w:cs="Consolas"/>
-                <w:sz w:val="17"/>
-                <w:szCs w:val="17"/>
-              </w:rPr>
-              <w:t>{ sub</w:t>
-            </w:r>
-            <w:proofErr w:type="gramEnd"/>
-            <w:r>
-              <w:rPr>
-                <w:rFonts w:ascii="Consolas" w:eastAsia="Consolas" w:hAnsi="Consolas" w:cs="Consolas"/>
-                <w:sz w:val="17"/>
-                <w:szCs w:val="17"/>
-              </w:rPr>
-              <w:t xml:space="preserve">, sup, </w:t>
-            </w:r>
-            <w:proofErr w:type="spellStart"/>
-            <w:r>
-              <w:rPr>
-                <w:rFonts w:ascii="Consolas" w:eastAsia="Consolas" w:hAnsi="Consolas" w:cs="Consolas"/>
-                <w:sz w:val="17"/>
-                <w:szCs w:val="17"/>
-              </w:rPr>
-              <w:t>sumOp</w:t>
-            </w:r>
-            <w:proofErr w:type="spellEnd"/>
-            <w:r>
-              <w:rPr>
-                <w:rFonts w:ascii="Consolas" w:eastAsia="Consolas" w:hAnsi="Consolas" w:cs="Consolas"/>
-                <w:sz w:val="17"/>
-                <w:szCs w:val="17"/>
-              </w:rPr>
-              <w:t xml:space="preserve">, </w:t>
-            </w:r>
-            <w:proofErr w:type="spellStart"/>
-            <w:r>
-              <w:rPr>
-                <w:rFonts w:ascii="Consolas" w:eastAsia="Consolas" w:hAnsi="Consolas" w:cs="Consolas"/>
-                <w:sz w:val="17"/>
-                <w:szCs w:val="17"/>
-              </w:rPr>
-              <w:t>func</w:t>
-            </w:r>
-            <w:proofErr w:type="spellEnd"/>
-            <w:r>
-              <w:rPr>
-                <w:rFonts w:ascii="Consolas" w:eastAsia="Consolas" w:hAnsi="Consolas" w:cs="Consolas"/>
-                <w:sz w:val="17"/>
-                <w:szCs w:val="17"/>
-              </w:rPr>
-              <w:t>, math, r, frac } = require("./</w:t>
-            </w:r>
-            <w:proofErr w:type="spellStart"/>
-            <w:r>
-              <w:rPr>
-                <w:rFonts w:ascii="Consolas" w:eastAsia="Consolas" w:hAnsi="Consolas" w:cs="Consolas"/>
-                <w:sz w:val="17"/>
-                <w:szCs w:val="17"/>
-              </w:rPr>
-              <w:t>mathHelpers</w:t>
-            </w:r>
-            <w:proofErr w:type="spellEnd"/>
-            <w:r>
-              <w:rPr>
-                <w:rFonts w:ascii="Consolas" w:eastAsia="Consolas" w:hAnsi="Consolas" w:cs="Consolas"/>
-                <w:sz w:val="17"/>
-                <w:szCs w:val="17"/>
-              </w:rPr>
-              <w:t>");</w:t>
+              <w:t xml:space="preserve">  ]),</w:t>
+            </w:r>
+          </w:p>
+          <w:p>
+            <w:r>
+              <w:rPr>
+                <w:rFonts w:ascii="Consolas" w:eastAsia="Consolas" w:hAnsi="Consolas" w:cs="Consolas"/>
+                <w:sz w:val="17"/>
+                <w:szCs w:val="17"/>
+              </w:rPr>
+              <w:t>])));</w:t>
             </w:r>
           </w:p>
           <w:p>
@@ -11679,281 +7684,17 @@
                 <w:sz w:val="17"/>
                 <w:szCs w:val="17"/>
               </w:rPr>
-              <w:t xml:space="preserve">// </w:t>
-            </w:r>
-            <w:proofErr w:type="gramStart"/>
-            <w:r>
-              <w:rPr>
-                <w:rFonts w:ascii="Consolas" w:eastAsia="Consolas" w:hAnsi="Consolas" w:cs="Consolas"/>
-                <w:sz w:val="17"/>
-                <w:szCs w:val="17"/>
-              </w:rPr>
-              <w:t>块级公式</w:t>
-            </w:r>
-            <w:proofErr w:type="gramEnd"/>
-            <w:r>
-              <w:rPr>
-                <w:rFonts w:ascii="Consolas" w:eastAsia="Consolas" w:hAnsi="Consolas" w:cs="Consolas"/>
-                <w:sz w:val="17"/>
-                <w:szCs w:val="17"/>
-              </w:rPr>
-              <w:t>：</w:t>
-            </w:r>
-            <w:r>
-              <w:rPr>
-                <w:rFonts w:ascii="Consolas" w:eastAsia="Consolas" w:hAnsi="Consolas" w:cs="Consolas"/>
-                <w:sz w:val="17"/>
-                <w:szCs w:val="17"/>
-              </w:rPr>
-              <w:t xml:space="preserve">DFT X(k) = </w:t>
-            </w:r>
-            <w:proofErr w:type="spellStart"/>
-            <w:r>
-              <w:rPr>
-                <w:rFonts w:ascii="Consolas" w:eastAsia="Consolas" w:hAnsi="Consolas" w:cs="Consolas"/>
-                <w:sz w:val="17"/>
-                <w:szCs w:val="17"/>
-              </w:rPr>
-              <w:t>Σ_n</w:t>
-            </w:r>
-            <w:proofErr w:type="spellEnd"/>
-            <w:r>
-              <w:rPr>
-                <w:rFonts w:ascii="Consolas" w:eastAsia="Consolas" w:hAnsi="Consolas" w:cs="Consolas"/>
-                <w:sz w:val="17"/>
-                <w:szCs w:val="17"/>
-              </w:rPr>
-              <w:t xml:space="preserve"> x(n)·e^{-j2π</w:t>
-            </w:r>
-            <w:proofErr w:type="spellStart"/>
-            <w:r>
-              <w:rPr>
-                <w:rFonts w:ascii="Consolas" w:eastAsia="Consolas" w:hAnsi="Consolas" w:cs="Consolas"/>
-                <w:sz w:val="17"/>
-                <w:szCs w:val="17"/>
-              </w:rPr>
-              <w:t>kn</w:t>
-            </w:r>
-            <w:proofErr w:type="spellEnd"/>
-            <w:r>
-              <w:rPr>
-                <w:rFonts w:ascii="Consolas" w:eastAsia="Consolas" w:hAnsi="Consolas" w:cs="Consolas"/>
-                <w:sz w:val="17"/>
-                <w:szCs w:val="17"/>
-              </w:rPr>
-              <w:t>/N}</w:t>
-            </w:r>
-          </w:p>
-          <w:p>
-            <w:proofErr w:type="spellStart"/>
-            <w:proofErr w:type="gramStart"/>
-            <w:r>
-              <w:rPr>
-                <w:rFonts w:ascii="Consolas" w:eastAsia="Consolas" w:hAnsi="Consolas" w:cs="Consolas"/>
-                <w:sz w:val="17"/>
-                <w:szCs w:val="17"/>
-              </w:rPr>
-              <w:t>children.push</w:t>
-            </w:r>
-            <w:proofErr w:type="spellEnd"/>
-            <w:proofErr w:type="gramEnd"/>
-            <w:r>
-              <w:rPr>
-                <w:rFonts w:ascii="Consolas" w:eastAsia="Consolas" w:hAnsi="Consolas" w:cs="Consolas"/>
-                <w:sz w:val="17"/>
-                <w:szCs w:val="17"/>
-              </w:rPr>
-              <w:t>(</w:t>
-            </w:r>
-            <w:proofErr w:type="spellStart"/>
-            <w:r>
-              <w:rPr>
-                <w:rFonts w:ascii="Consolas" w:eastAsia="Consolas" w:hAnsi="Consolas" w:cs="Consolas"/>
-                <w:sz w:val="17"/>
-                <w:szCs w:val="17"/>
-              </w:rPr>
-              <w:t>eqPara</w:t>
-            </w:r>
-            <w:proofErr w:type="spellEnd"/>
-            <w:r>
-              <w:rPr>
-                <w:rFonts w:ascii="Consolas" w:eastAsia="Consolas" w:hAnsi="Consolas" w:cs="Consolas"/>
-                <w:sz w:val="17"/>
-                <w:szCs w:val="17"/>
-              </w:rPr>
-              <w:t>(math([</w:t>
-            </w:r>
-          </w:p>
-          <w:p>
-            <w:r>
-              <w:rPr>
-                <w:rFonts w:ascii="Consolas" w:eastAsia="Consolas" w:hAnsi="Consolas" w:cs="Consolas"/>
-                <w:sz w:val="17"/>
-                <w:szCs w:val="17"/>
-              </w:rPr>
-              <w:t xml:space="preserve">  r("X(k) = "),</w:t>
-            </w:r>
-          </w:p>
-          <w:p>
-            <w:r>
-              <w:rPr>
-                <w:rFonts w:ascii="Consolas" w:eastAsia="Consolas" w:hAnsi="Consolas" w:cs="Consolas"/>
-                <w:sz w:val="17"/>
-                <w:szCs w:val="17"/>
-              </w:rPr>
-              <w:t xml:space="preserve">  </w:t>
-            </w:r>
-            <w:proofErr w:type="spellStart"/>
-            <w:r>
-              <w:rPr>
-                <w:rFonts w:ascii="Consolas" w:eastAsia="Consolas" w:hAnsi="Consolas" w:cs="Consolas"/>
-                <w:sz w:val="17"/>
-                <w:szCs w:val="17"/>
-              </w:rPr>
-              <w:t>sumOp</w:t>
-            </w:r>
-            <w:proofErr w:type="spellEnd"/>
-            <w:r>
-              <w:rPr>
-                <w:rFonts w:ascii="Consolas" w:eastAsia="Consolas" w:hAnsi="Consolas" w:cs="Consolas"/>
-                <w:sz w:val="17"/>
-                <w:szCs w:val="17"/>
-              </w:rPr>
-              <w:t>([r("n")], [</w:t>
-            </w:r>
-          </w:p>
-          <w:p>
-            <w:r>
-              <w:rPr>
-                <w:rFonts w:ascii="Consolas" w:eastAsia="Consolas" w:hAnsi="Consolas" w:cs="Consolas"/>
-                <w:sz w:val="17"/>
-                <w:szCs w:val="17"/>
-              </w:rPr>
-              <w:t xml:space="preserve">    r("x(n) \u00b7 "),</w:t>
-            </w:r>
-          </w:p>
-          <w:p>
-            <w:r>
-              <w:rPr>
-                <w:rFonts w:ascii="Consolas" w:eastAsia="Consolas" w:hAnsi="Consolas" w:cs="Consolas"/>
-                <w:sz w:val="17"/>
-                <w:szCs w:val="17"/>
-              </w:rPr>
-              <w:t xml:space="preserve">    sup(r("e"), r("\u2212j2\u03c0kn/N")),</w:t>
-            </w:r>
-          </w:p>
-          <w:p>
-            <w:r>
-              <w:rPr>
-                <w:rFonts w:ascii="Consolas" w:eastAsia="Consolas" w:hAnsi="Consolas" w:cs="Consolas"/>
-                <w:sz w:val="17"/>
-                <w:szCs w:val="17"/>
-              </w:rPr>
-              <w:t xml:space="preserve">  ]),</w:t>
-            </w:r>
-          </w:p>
-          <w:p>
-            <w:r>
-              <w:rPr>
-                <w:rFonts w:ascii="Consolas" w:eastAsia="Consolas" w:hAnsi="Consolas" w:cs="Consolas"/>
-                <w:sz w:val="17"/>
-                <w:szCs w:val="17"/>
-              </w:rPr>
-              <w:t>]))</w:t>
-            </w:r>
-            <w:r>
-              <w:rPr>
-                <w:rFonts w:ascii="Consolas" w:eastAsia="Consolas" w:hAnsi="Consolas" w:cs="Consolas"/>
-                <w:sz w:val="17"/>
-                <w:szCs w:val="17"/>
-              </w:rPr>
-              <w:t>);</w:t>
-            </w:r>
-          </w:p>
-          <w:p>
-            <w:r>
-              <w:rPr>
-                <w:rFonts w:ascii="Consolas" w:eastAsia="Consolas" w:hAnsi="Consolas" w:cs="Consolas"/>
-                <w:sz w:val="17"/>
-                <w:szCs w:val="17"/>
-              </w:rPr>
-              <w:t xml:space="preserve"> </w:t>
-            </w:r>
-          </w:p>
-          <w:p>
-            <w:r>
-              <w:rPr>
-                <w:rFonts w:ascii="Consolas" w:eastAsia="Consolas" w:hAnsi="Consolas" w:cs="Consolas"/>
-                <w:sz w:val="17"/>
-                <w:szCs w:val="17"/>
-              </w:rPr>
-              <w:t xml:space="preserve">// </w:t>
-            </w:r>
-            <w:proofErr w:type="gramStart"/>
-            <w:r>
-              <w:rPr>
-                <w:rFonts w:ascii="Consolas" w:eastAsia="Consolas" w:hAnsi="Consolas" w:cs="Consolas"/>
-                <w:sz w:val="17"/>
-                <w:szCs w:val="17"/>
-              </w:rPr>
-              <w:t>块级公式</w:t>
-            </w:r>
-            <w:proofErr w:type="gramEnd"/>
-            <w:r>
-              <w:rPr>
-                <w:rFonts w:ascii="Consolas" w:eastAsia="Consolas" w:hAnsi="Consolas" w:cs="Consolas"/>
-                <w:sz w:val="17"/>
-                <w:szCs w:val="17"/>
-              </w:rPr>
-              <w:t>：</w:t>
-            </w:r>
-            <w:r>
-              <w:rPr>
-                <w:rFonts w:ascii="Consolas" w:eastAsia="Consolas" w:hAnsi="Consolas" w:cs="Consolas"/>
-                <w:sz w:val="17"/>
-                <w:szCs w:val="17"/>
-              </w:rPr>
-              <w:t>Gaussian g(t) = e^{-t²/(2σ²)}</w:t>
-            </w:r>
-          </w:p>
-          <w:p>
-            <w:proofErr w:type="spellStart"/>
-            <w:proofErr w:type="gramStart"/>
-            <w:r>
-              <w:rPr>
-                <w:rFonts w:ascii="Consolas" w:eastAsia="Consolas" w:hAnsi="Consolas" w:cs="Consolas"/>
-                <w:sz w:val="17"/>
-                <w:szCs w:val="17"/>
-              </w:rPr>
-              <w:t>children.push</w:t>
-            </w:r>
-            <w:proofErr w:type="spellEnd"/>
-            <w:proofErr w:type="gramEnd"/>
-            <w:r>
-              <w:rPr>
-                <w:rFonts w:ascii="Consolas" w:eastAsia="Consolas" w:hAnsi="Consolas" w:cs="Consolas"/>
-                <w:sz w:val="17"/>
-                <w:szCs w:val="17"/>
-              </w:rPr>
-              <w:t>(</w:t>
-            </w:r>
-            <w:proofErr w:type="spellStart"/>
-            <w:r>
-              <w:rPr>
-                <w:rFonts w:ascii="Consolas" w:eastAsia="Consolas" w:hAnsi="Consolas" w:cs="Consolas"/>
-                <w:sz w:val="17"/>
-                <w:szCs w:val="17"/>
-              </w:rPr>
-              <w:t>eqPara</w:t>
-            </w:r>
-            <w:proofErr w:type="spellEnd"/>
-            <w:r>
-              <w:rPr>
-                <w:rFonts w:ascii="Consolas" w:eastAsia="Consolas" w:hAnsi="Consolas" w:cs="Consolas"/>
-                <w:sz w:val="17"/>
-                <w:szCs w:val="17"/>
-              </w:rPr>
-              <w:t>(math([</w:t>
+              <w:t>// 块级公式：Gaussian g(t) = e^{-t²/(2σ²)}</w:t>
+            </w:r>
+          </w:p>
+          <w:p>
+            <w:r>
+              <w:rPr>
+                <w:rFonts w:ascii="Consolas" w:eastAsia="Consolas" w:hAnsi="Consolas" w:cs="Consolas"/>
+                <w:sz w:val="17"/>
+                <w:szCs w:val="17"/>
+              </w:rPr>
+              <w:t>children.push(eqPara(math([</w:t>
             </w:r>
           </w:p>
           <w:p>
@@ -11995,6 +7736,7 @@
         <w:ind w:firstLine="480"/>
       </w:pPr>
       <w:r>
+        <w:lastRenderedPageBreak/>
         <w:t>渲染效果：</w:t>
       </w:r>
     </w:p>
@@ -12004,13 +7746,7 @@
         <w:ind w:firstLine="480"/>
       </w:pPr>
       <w:r>
-        <w:t>离散傅里叶变换（</w:t>
-      </w:r>
-      <w:r>
-        <w:t>DFT</w:t>
-      </w:r>
-      <w:r>
-        <w:t>）定义为：</w:t>
+        <w:t>离散傅里叶变换（DFT）定义为：</w:t>
       </w:r>
     </w:p>
     <w:p>
@@ -12024,25 +7760,7 @@
             <w:rPr>
               <w:rFonts w:ascii="Cambria Math" w:hAnsi="Cambria Math"/>
             </w:rPr>
-            <m:t>X</m:t>
-          </m:r>
-          <m:r>
-            <w:rPr>
-              <w:rFonts w:ascii="Cambria Math" w:hAnsi="Cambria Math"/>
-            </w:rPr>
-            <m:t>(</m:t>
-          </m:r>
-          <m:r>
-            <w:rPr>
-              <w:rFonts w:ascii="Cambria Math" w:hAnsi="Cambria Math"/>
-            </w:rPr>
-            <m:t>k</m:t>
-          </m:r>
-          <m:r>
-            <w:rPr>
-              <w:rFonts w:ascii="Cambria Math" w:hAnsi="Cambria Math"/>
-            </w:rPr>
-            <m:t xml:space="preserve">) = </m:t>
+            <m:t xml:space="preserve">X(k) = </m:t>
           </m:r>
           <m:sSub>
             <m:sSubPr>
@@ -12073,25 +7791,7 @@
             <w:rPr>
               <w:rFonts w:ascii="Cambria Math" w:hAnsi="Cambria Math"/>
             </w:rPr>
-            <m:t>x</m:t>
-          </m:r>
-          <m:r>
-            <w:rPr>
-              <w:rFonts w:ascii="Cambria Math" w:hAnsi="Cambria Math"/>
-            </w:rPr>
-            <m:t>(</m:t>
-          </m:r>
-          <m:r>
-            <w:rPr>
-              <w:rFonts w:ascii="Cambria Math" w:hAnsi="Cambria Math"/>
-            </w:rPr>
-            <m:t>n</m:t>
-          </m:r>
-          <m:r>
-            <w:rPr>
-              <w:rFonts w:ascii="Cambria Math" w:hAnsi="Cambria Math"/>
-            </w:rPr>
-            <m:t xml:space="preserve">) · </m:t>
+            <m:t xml:space="preserve">x(n) · </m:t>
           </m:r>
           <m:sSup>
             <m:sSupPr>
@@ -12114,37 +7814,7 @@
                 <w:rPr>
                   <w:rFonts w:ascii="Cambria Math" w:hAnsi="Cambria Math"/>
                 </w:rPr>
-                <m:t>-</m:t>
-              </m:r>
-              <m:r>
-                <w:rPr>
-                  <w:rFonts w:ascii="Cambria Math" w:hAnsi="Cambria Math"/>
-                </w:rPr>
-                <m:t>j</m:t>
-              </m:r>
-              <m:r>
-                <w:rPr>
-                  <w:rFonts w:ascii="Cambria Math" w:hAnsi="Cambria Math"/>
-                </w:rPr>
-                <m:t>2</m:t>
-              </m:r>
-              <m:r>
-                <w:rPr>
-                  <w:rFonts w:ascii="Cambria Math" w:hAnsi="Cambria Math"/>
-                </w:rPr>
-                <m:t>πkn</m:t>
-              </m:r>
-              <m:r>
-                <w:rPr>
-                  <w:rFonts w:ascii="Cambria Math" w:hAnsi="Cambria Math"/>
-                </w:rPr>
-                <m:t>/</m:t>
-              </m:r>
-              <m:r>
-                <w:rPr>
-                  <w:rFonts w:ascii="Cambria Math" w:hAnsi="Cambria Math"/>
-                </w:rPr>
-                <m:t>N</m:t>
+                <m:t>-j2πkn/N</m:t>
               </m:r>
             </m:sup>
           </m:sSup>
@@ -12171,25 +7841,7 @@
             <w:rPr>
               <w:rFonts w:ascii="Cambria Math" w:hAnsi="Cambria Math"/>
             </w:rPr>
-            <m:t>g</m:t>
-          </m:r>
-          <m:r>
-            <w:rPr>
-              <w:rFonts w:ascii="Cambria Math" w:hAnsi="Cambria Math"/>
-            </w:rPr>
-            <m:t>(</m:t>
-          </m:r>
-          <m:r>
-            <w:rPr>
-              <w:rFonts w:ascii="Cambria Math" w:hAnsi="Cambria Math"/>
-            </w:rPr>
-            <m:t>t</m:t>
-          </m:r>
-          <m:r>
-            <w:rPr>
-              <w:rFonts w:ascii="Cambria Math" w:hAnsi="Cambria Math"/>
-            </w:rPr>
-            <m:t xml:space="preserve">) = </m:t>
+            <m:t xml:space="preserve">g(t) = </m:t>
           </m:r>
           <m:sSup>
             <m:sSupPr>
@@ -12212,31 +7864,7 @@
                 <w:rPr>
                   <w:rFonts w:ascii="Cambria Math" w:hAnsi="Cambria Math"/>
                 </w:rPr>
-                <m:t>-</m:t>
-              </m:r>
-              <m:r>
-                <w:rPr>
-                  <w:rFonts w:ascii="Cambria Math" w:hAnsi="Cambria Math"/>
-                </w:rPr>
-                <m:t>t</m:t>
-              </m:r>
-              <m:r>
-                <w:rPr>
-                  <w:rFonts w:ascii="Cambria Math" w:hAnsi="Cambria Math"/>
-                </w:rPr>
-                <m:t>²/(2</m:t>
-              </m:r>
-              <m:r>
-                <w:rPr>
-                  <w:rFonts w:ascii="Cambria Math" w:hAnsi="Cambria Math"/>
-                </w:rPr>
-                <m:t>σ</m:t>
-              </m:r>
-              <m:r>
-                <w:rPr>
-                  <w:rFonts w:ascii="Cambria Math" w:hAnsi="Cambria Math"/>
-                </w:rPr>
-                <m:t>²)</m:t>
+                <m:t>-t²/(2σ²)</m:t>
               </m:r>
             </m:sup>
           </m:sSup>
@@ -12248,7 +7876,7 @@
         <w:pStyle w:val="1"/>
         <w:spacing w:before="200" w:after="480" w:line="360" w:lineRule="auto"/>
       </w:pPr>
-      <w:bookmarkStart w:id="25" w:name="_Toc237013217"/>
+      <w:bookmarkStart w:id="24" w:name="_Toc237013217"/>
       <w:r>
         <w:rPr>
           <w:rFonts w:ascii="黑体" w:eastAsia="黑体" w:hAnsi="黑体" w:cs="黑体"/>
@@ -12258,14 +7886,14 @@
         </w:rPr>
         <w:t>技术亮点</w:t>
       </w:r>
-      <w:bookmarkEnd w:id="25"/>
+      <w:bookmarkEnd w:id="24"/>
     </w:p>
     <w:p>
       <w:pPr>
         <w:pStyle w:val="2"/>
         <w:spacing w:before="360" w:after="240" w:line="360" w:lineRule="auto"/>
       </w:pPr>
-      <w:bookmarkStart w:id="26" w:name="_Toc237013218"/>
+      <w:bookmarkStart w:id="25" w:name="_Toc237013218"/>
       <w:r>
         <w:rPr>
           <w:rFonts w:ascii="黑体" w:eastAsia="黑体" w:hAnsi="黑体" w:cs="黑体"/>
@@ -12277,69 +7905,15 @@
         </w:rPr>
         <w:t>求和符号安全渲染</w:t>
       </w:r>
-      <w:bookmarkEnd w:id="26"/>
+      <w:bookmarkEnd w:id="25"/>
     </w:p>
     <w:p>
       <w:pPr>
         <w:spacing w:after="140" w:line="360" w:lineRule="auto"/>
         <w:ind w:firstLine="480"/>
       </w:pPr>
-      <w:proofErr w:type="spellStart"/>
-      <w:r>
-        <w:t>MathSum</w:t>
-      </w:r>
-      <w:proofErr w:type="spellEnd"/>
-      <w:r>
-        <w:t xml:space="preserve"> </w:t>
-      </w:r>
-      <w:r>
-        <w:t>使用空</w:t>
-      </w:r>
-      <w:r>
-        <w:t xml:space="preserve"> </w:t>
-      </w:r>
-      <w:proofErr w:type="spellStart"/>
-      <w:r>
-        <w:t>superScript</w:t>
-      </w:r>
-      <w:proofErr w:type="spellEnd"/>
-      <w:r>
-        <w:t xml:space="preserve">: [] </w:t>
-      </w:r>
-      <w:r>
-        <w:t>会在</w:t>
-      </w:r>
-      <w:r>
-        <w:t xml:space="preserve"> Word </w:t>
-      </w:r>
-      <w:r>
-        <w:t>中渲染一个不可见的上标框，导致文件看起来损坏。本项目改用</w:t>
-      </w:r>
-      <w:r>
-        <w:t xml:space="preserve"> </w:t>
-      </w:r>
-      <w:proofErr w:type="spellStart"/>
-      <w:r>
-        <w:t>MathSubScript</w:t>
-      </w:r>
-      <w:proofErr w:type="spellEnd"/>
-      <w:r>
-        <w:t xml:space="preserve"> </w:t>
-      </w:r>
-      <w:r>
-        <w:t>配合</w:t>
-      </w:r>
-      <w:r>
-        <w:t xml:space="preserve"> Unicode ∑</w:t>
-      </w:r>
-      <w:r>
-        <w:t>（</w:t>
-      </w:r>
-      <w:r>
-        <w:t>U+2211</w:t>
-      </w:r>
-      <w:r>
-        <w:t>），彻底规避此问题。</w:t>
+      <w:r>
+        <w:t>MathSum 使用空 superScript: [] 会在 Word 中渲染一个不可见的上标框，导致文件看起来损坏。本项目改用 MathSubScript 配合 Unicode ∑（U+2211），彻底规避此问题。</w:t>
       </w:r>
     </w:p>
     <w:tbl>
@@ -12364,12 +7938,6 @@
         <w:gridCol w:w="9500"/>
       </w:tblGrid>
       <w:tr>
-        <w:tblPrEx>
-          <w:tblCellMar>
-            <w:top w:w="0" w:type="dxa"/>
-            <w:bottom w:w="0" w:type="dxa"/>
-          </w:tblCellMar>
-        </w:tblPrEx>
         <w:trPr>
           <w:jc w:val="center"/>
         </w:trPr>
@@ -12391,123 +7959,17 @@
                 <w:sz w:val="17"/>
                 <w:szCs w:val="17"/>
               </w:rPr>
-              <w:t xml:space="preserve">// ✗ </w:t>
-            </w:r>
-            <w:r>
-              <w:rPr>
-                <w:rFonts w:ascii="Consolas" w:eastAsia="Consolas" w:hAnsi="Consolas" w:cs="Consolas"/>
-                <w:sz w:val="17"/>
-                <w:szCs w:val="17"/>
-              </w:rPr>
-              <w:t>错误</w:t>
-            </w:r>
-            <w:r>
-              <w:rPr>
-                <w:rFonts w:ascii="Consolas" w:eastAsia="Consolas" w:hAnsi="Consolas" w:cs="Consolas"/>
-                <w:sz w:val="17"/>
-                <w:szCs w:val="17"/>
-              </w:rPr>
-              <w:t xml:space="preserve"> — </w:t>
-            </w:r>
-            <w:r>
-              <w:rPr>
-                <w:rFonts w:ascii="Consolas" w:eastAsia="Consolas" w:hAnsi="Consolas" w:cs="Consolas"/>
-                <w:sz w:val="17"/>
-                <w:szCs w:val="17"/>
-              </w:rPr>
-              <w:t>渲染空上标，可能导致文件损坏</w:t>
-            </w:r>
-          </w:p>
-          <w:p>
-            <w:r>
-              <w:rPr>
-                <w:rFonts w:ascii="Consolas" w:eastAsia="Consolas" w:hAnsi="Consolas" w:cs="Consolas"/>
-                <w:sz w:val="17"/>
-                <w:szCs w:val="17"/>
-              </w:rPr>
-              <w:t xml:space="preserve">new </w:t>
-            </w:r>
-            <w:proofErr w:type="spellStart"/>
-            <w:proofErr w:type="gramStart"/>
-            <w:r>
-              <w:rPr>
-                <w:rFonts w:ascii="Consolas" w:eastAsia="Consolas" w:hAnsi="Consolas" w:cs="Consolas"/>
-                <w:sz w:val="17"/>
-                <w:szCs w:val="17"/>
-              </w:rPr>
-              <w:t>MathSum</w:t>
-            </w:r>
-            <w:proofErr w:type="spellEnd"/>
-            <w:r>
-              <w:rPr>
-                <w:rFonts w:ascii="Consolas" w:eastAsia="Consolas" w:hAnsi="Consolas" w:cs="Consolas"/>
-                <w:sz w:val="17"/>
-                <w:szCs w:val="17"/>
-              </w:rPr>
-              <w:t>(</w:t>
-            </w:r>
-            <w:proofErr w:type="gramEnd"/>
-            <w:r>
-              <w:rPr>
-                <w:rFonts w:ascii="Consolas" w:eastAsia="Consolas" w:hAnsi="Consolas" w:cs="Consolas"/>
-                <w:sz w:val="17"/>
-                <w:szCs w:val="17"/>
-              </w:rPr>
-              <w:t xml:space="preserve">{ </w:t>
-            </w:r>
-            <w:proofErr w:type="spellStart"/>
-            <w:r>
-              <w:rPr>
-                <w:rFonts w:ascii="Consolas" w:eastAsia="Consolas" w:hAnsi="Consolas" w:cs="Consolas"/>
-                <w:sz w:val="17"/>
-                <w:szCs w:val="17"/>
-              </w:rPr>
-              <w:t>subScript</w:t>
-            </w:r>
-            <w:proofErr w:type="spellEnd"/>
-            <w:r>
-              <w:rPr>
-                <w:rFonts w:ascii="Consolas" w:eastAsia="Consolas" w:hAnsi="Consolas" w:cs="Consolas"/>
-                <w:sz w:val="17"/>
-                <w:szCs w:val="17"/>
-              </w:rPr>
-              <w:t>: [r("</w:t>
-            </w:r>
-            <w:proofErr w:type="spellStart"/>
-            <w:r>
-              <w:rPr>
-                <w:rFonts w:ascii="Consolas" w:eastAsia="Consolas" w:hAnsi="Consolas" w:cs="Consolas"/>
-                <w:sz w:val="17"/>
-                <w:szCs w:val="17"/>
-              </w:rPr>
-              <w:t>i</w:t>
-            </w:r>
-            <w:proofErr w:type="spellEnd"/>
-            <w:r>
-              <w:rPr>
-                <w:rFonts w:ascii="Consolas" w:eastAsia="Consolas" w:hAnsi="Consolas" w:cs="Consolas"/>
-                <w:sz w:val="17"/>
-                <w:szCs w:val="17"/>
-              </w:rPr>
-              <w:t xml:space="preserve">")], </w:t>
-            </w:r>
-            <w:proofErr w:type="spellStart"/>
-            <w:r>
-              <w:rPr>
-                <w:rFonts w:ascii="Consolas" w:eastAsia="Consolas" w:hAnsi="Consolas" w:cs="Consolas"/>
-                <w:sz w:val="17"/>
-                <w:szCs w:val="17"/>
-              </w:rPr>
-              <w:t>superScript</w:t>
-            </w:r>
-            <w:proofErr w:type="spellEnd"/>
-            <w:r>
-              <w:rPr>
-                <w:rFonts w:ascii="Consolas" w:eastAsia="Consolas" w:hAnsi="Consolas" w:cs="Consolas"/>
-                <w:sz w:val="17"/>
-                <w:szCs w:val="17"/>
-              </w:rPr>
-              <w:t>: [], children: [...] })</w:t>
+              <w:t>// ✗ 错误 — 渲染空上标，可能导致文件损坏</w:t>
+            </w:r>
+          </w:p>
+          <w:p>
+            <w:r>
+              <w:rPr>
+                <w:rFonts w:ascii="Consolas" w:eastAsia="Consolas" w:hAnsi="Consolas" w:cs="Consolas"/>
+                <w:sz w:val="17"/>
+                <w:szCs w:val="17"/>
+              </w:rPr>
+              <w:t>new MathSum({ subScript: [r("i")], superScript: [], children: [...] })</w:t>
             </w:r>
           </w:p>
           <w:p>
@@ -12527,105 +7989,17 @@
                 <w:sz w:val="17"/>
                 <w:szCs w:val="17"/>
               </w:rPr>
-              <w:t xml:space="preserve">// ✓ </w:t>
-            </w:r>
-            <w:r>
-              <w:rPr>
-                <w:rFonts w:ascii="Consolas" w:eastAsia="Consolas" w:hAnsi="Consolas" w:cs="Consolas"/>
-                <w:sz w:val="17"/>
-                <w:szCs w:val="17"/>
-              </w:rPr>
-              <w:t>正确</w:t>
-            </w:r>
-            <w:r>
-              <w:rPr>
-                <w:rFonts w:ascii="Consolas" w:eastAsia="Consolas" w:hAnsi="Consolas" w:cs="Consolas"/>
-                <w:sz w:val="17"/>
-                <w:szCs w:val="17"/>
-              </w:rPr>
-              <w:t xml:space="preserve"> — </w:t>
-            </w:r>
-            <w:r>
-              <w:rPr>
-                <w:rFonts w:ascii="Consolas" w:eastAsia="Consolas" w:hAnsi="Consolas" w:cs="Consolas"/>
-                <w:sz w:val="17"/>
-                <w:szCs w:val="17"/>
-              </w:rPr>
-              <w:t>无上标，干净渲染</w:t>
-            </w:r>
-          </w:p>
-          <w:p>
-            <w:r>
-              <w:rPr>
-                <w:rFonts w:ascii="Consolas" w:eastAsia="Consolas" w:hAnsi="Consolas" w:cs="Consolas"/>
-                <w:sz w:val="17"/>
-                <w:szCs w:val="17"/>
-              </w:rPr>
-              <w:t xml:space="preserve">new </w:t>
-            </w:r>
-            <w:proofErr w:type="spellStart"/>
-            <w:proofErr w:type="gramStart"/>
-            <w:r>
-              <w:rPr>
-                <w:rFonts w:ascii="Consolas" w:eastAsia="Consolas" w:hAnsi="Consolas" w:cs="Consolas"/>
-                <w:sz w:val="17"/>
-                <w:szCs w:val="17"/>
-              </w:rPr>
-              <w:t>MathSubScript</w:t>
-            </w:r>
-            <w:proofErr w:type="spellEnd"/>
-            <w:r>
-              <w:rPr>
-                <w:rFonts w:ascii="Consolas" w:eastAsia="Consolas" w:hAnsi="Consolas" w:cs="Consolas"/>
-                <w:sz w:val="17"/>
-                <w:szCs w:val="17"/>
-              </w:rPr>
-              <w:t>(</w:t>
-            </w:r>
-            <w:proofErr w:type="gramEnd"/>
-            <w:r>
-              <w:rPr>
-                <w:rFonts w:ascii="Consolas" w:eastAsia="Consolas" w:hAnsi="Consolas" w:cs="Consolas"/>
-                <w:sz w:val="17"/>
-                <w:szCs w:val="17"/>
-              </w:rPr>
-              <w:t xml:space="preserve">{ children: [r("∑")], </w:t>
-            </w:r>
-            <w:proofErr w:type="spellStart"/>
-            <w:r>
-              <w:rPr>
-                <w:rFonts w:ascii="Consolas" w:eastAsia="Consolas" w:hAnsi="Consolas" w:cs="Consolas"/>
-                <w:sz w:val="17"/>
-                <w:szCs w:val="17"/>
-              </w:rPr>
-              <w:t>subScript</w:t>
-            </w:r>
-            <w:proofErr w:type="spellEnd"/>
-            <w:r>
-              <w:rPr>
-                <w:rFonts w:ascii="Consolas" w:eastAsia="Consolas" w:hAnsi="Consolas" w:cs="Consolas"/>
-                <w:sz w:val="17"/>
-                <w:szCs w:val="17"/>
-              </w:rPr>
-              <w:t>: [r("</w:t>
-            </w:r>
-            <w:proofErr w:type="spellStart"/>
-            <w:r>
-              <w:rPr>
-                <w:rFonts w:ascii="Consolas" w:eastAsia="Consolas" w:hAnsi="Consolas" w:cs="Consolas"/>
-                <w:sz w:val="17"/>
-                <w:szCs w:val="17"/>
-              </w:rPr>
-              <w:t>i</w:t>
-            </w:r>
-            <w:proofErr w:type="spellEnd"/>
-            <w:r>
-              <w:rPr>
-                <w:rFonts w:ascii="Consolas" w:eastAsia="Consolas" w:hAnsi="Consolas" w:cs="Consolas"/>
-                <w:sz w:val="17"/>
-                <w:szCs w:val="17"/>
-              </w:rPr>
-              <w:t>")] })</w:t>
+              <w:t>// ✓ 正确 — 无上标，干净渲染</w:t>
+            </w:r>
+          </w:p>
+          <w:p>
+            <w:r>
+              <w:rPr>
+                <w:rFonts w:ascii="Consolas" w:eastAsia="Consolas" w:hAnsi="Consolas" w:cs="Consolas"/>
+                <w:sz w:val="17"/>
+                <w:szCs w:val="17"/>
+              </w:rPr>
+              <w:t>new MathSubScript({ children: [r("∑")], subScript: [r("i")] })</w:t>
             </w:r>
           </w:p>
         </w:tc>
@@ -12705,7 +8079,7 @@
         <w:pStyle w:val="2"/>
         <w:spacing w:before="360" w:after="240" w:line="360" w:lineRule="auto"/>
       </w:pPr>
-      <w:bookmarkStart w:id="27" w:name="_Toc237013219"/>
+      <w:bookmarkStart w:id="26" w:name="_Toc237013219"/>
       <w:r>
         <w:rPr>
           <w:rFonts w:ascii="黑体" w:eastAsia="黑体" w:hAnsi="黑体" w:cs="黑体"/>
@@ -12715,89 +8089,17 @@
           <w:sz w:val="24"/>
           <w:szCs w:val="24"/>
         </w:rPr>
-        <w:t>数组展平防</w:t>
-      </w:r>
-      <w:r>
-        <w:rPr>
-          <w:rFonts w:ascii="黑体" w:eastAsia="黑体" w:hAnsi="黑体" w:cs="黑体"/>
-          <w:b/>
-          <w:bCs/>
-          <w:color w:val="000000"/>
-          <w:sz w:val="24"/>
-          <w:szCs w:val="24"/>
-        </w:rPr>
-        <w:t xml:space="preserve"> XML </w:t>
-      </w:r>
-      <w:r>
-        <w:rPr>
-          <w:rFonts w:ascii="黑体" w:eastAsia="黑体" w:hAnsi="黑体" w:cs="黑体"/>
-          <w:b/>
-          <w:bCs/>
-          <w:color w:val="000000"/>
-          <w:sz w:val="24"/>
-          <w:szCs w:val="24"/>
-        </w:rPr>
-        <w:t>损坏</w:t>
-      </w:r>
-      <w:bookmarkEnd w:id="27"/>
+        <w:t>数组展平防 XML 损坏</w:t>
+      </w:r>
+      <w:bookmarkEnd w:id="26"/>
     </w:p>
     <w:p>
       <w:pPr>
         <w:spacing w:after="140" w:line="360" w:lineRule="auto"/>
         <w:ind w:firstLine="480"/>
       </w:pPr>
-      <w:proofErr w:type="spellStart"/>
-      <w:r>
-        <w:t>sumOp</w:t>
-      </w:r>
-      <w:proofErr w:type="spellEnd"/>
-      <w:r>
-        <w:t xml:space="preserve">() </w:t>
-      </w:r>
-      <w:r>
-        <w:t>返回数组</w:t>
-      </w:r>
-      <w:r>
-        <w:t xml:space="preserve"> [</w:t>
-      </w:r>
-      <w:proofErr w:type="spellStart"/>
-      <w:r>
-        <w:t>sumSymbol</w:t>
-      </w:r>
-      <w:proofErr w:type="spellEnd"/>
-      <w:r>
-        <w:t>, ...body]</w:t>
-      </w:r>
-      <w:r>
-        <w:t>，如果不展平，嵌套数组会导致</w:t>
-      </w:r>
-      <w:r>
-        <w:t xml:space="preserve"> XML </w:t>
-      </w:r>
-      <w:r>
-        <w:t>损</w:t>
-      </w:r>
-      <w:r>
-        <w:lastRenderedPageBreak/>
-        <w:t>坏，</w:t>
-      </w:r>
-      <w:r>
-        <w:t xml:space="preserve">.docx </w:t>
-      </w:r>
-      <w:r>
-        <w:t>文件无法打开。所有接收</w:t>
-      </w:r>
-      <w:r>
-        <w:t xml:space="preserve"> children </w:t>
-      </w:r>
-      <w:r>
-        <w:t>的函数均通过</w:t>
-      </w:r>
-      <w:r>
-        <w:t xml:space="preserve"> flat() </w:t>
-      </w:r>
-      <w:r>
-        <w:t>处理。</w:t>
+      <w:r>
+        <w:t>sumOp() 返回数组 [sumSymbol, ...body]，如果不展平，嵌套数组会导致 XML 损坏，.docx 文件无法打开。所有接收 children 的函数均通过 flat() 处理。</w:t>
       </w:r>
     </w:p>
     <w:p>
@@ -12805,7 +8107,7 @@
         <w:pStyle w:val="2"/>
         <w:spacing w:before="360" w:after="240" w:line="360" w:lineRule="auto"/>
       </w:pPr>
-      <w:bookmarkStart w:id="28" w:name="_Toc237013220"/>
+      <w:bookmarkStart w:id="27" w:name="_Toc237013220"/>
       <w:r>
         <w:rPr>
           <w:rFonts w:ascii="黑体" w:eastAsia="黑体" w:hAnsi="黑体" w:cs="黑体"/>
@@ -12817,7 +8119,7 @@
         </w:rPr>
         <w:t>横向箭头行融合边框</w:t>
       </w:r>
-      <w:bookmarkEnd w:id="28"/>
+      <w:bookmarkEnd w:id="27"/>
     </w:p>
     <w:p>
       <w:pPr>
@@ -12825,94 +8127,8 @@
         <w:ind w:firstLine="480"/>
       </w:pPr>
       <w:r>
-        <w:t>通过</w:t>
-      </w:r>
-      <w:r>
-        <w:t xml:space="preserve"> </w:t>
-      </w:r>
-      <w:proofErr w:type="spellStart"/>
-      <w:r>
-        <w:t>tblBorders</w:t>
-      </w:r>
-      <w:proofErr w:type="spellEnd"/>
-      <w:r>
-        <w:t xml:space="preserve"> </w:t>
-      </w:r>
-      <w:r>
-        <w:t>的</w:t>
-      </w:r>
-      <w:r>
-        <w:t xml:space="preserve"> </w:t>
-      </w:r>
-      <w:proofErr w:type="spellStart"/>
-      <w:r>
-        <w:t>insideV</w:t>
-      </w:r>
-      <w:proofErr w:type="spellEnd"/>
-      <w:r>
-        <w:t xml:space="preserve">=none </w:t>
-      </w:r>
-      <w:r>
-        <w:t>去掉左</w:t>
-      </w:r>
-      <w:r>
-        <w:t>/</w:t>
-      </w:r>
-      <w:r>
-        <w:t>箭头</w:t>
-      </w:r>
-      <w:r>
-        <w:t>/</w:t>
-      </w:r>
-      <w:proofErr w:type="gramStart"/>
-      <w:r>
-        <w:t>右之间</w:t>
-      </w:r>
-      <w:proofErr w:type="gramEnd"/>
-      <w:r>
-        <w:t>的竖线，外框和</w:t>
-      </w:r>
-      <w:r>
-        <w:t xml:space="preserve"> </w:t>
-      </w:r>
-      <w:proofErr w:type="spellStart"/>
-      <w:r>
-        <w:t>insideH</w:t>
-      </w:r>
-      <w:proofErr w:type="spellEnd"/>
-      <w:r>
-        <w:t xml:space="preserve"> </w:t>
-      </w:r>
-      <w:r>
-        <w:t>保留，实现左右单元格视觉连通的效果。同时通过</w:t>
-      </w:r>
-      <w:r>
-        <w:t xml:space="preserve"> </w:t>
-      </w:r>
-      <w:proofErr w:type="spellStart"/>
-      <w:r>
-        <w:t>tblLayout</w:t>
-      </w:r>
-      <w:proofErr w:type="spellEnd"/>
-      <w:r>
-        <w:t xml:space="preserve">=fixed </w:t>
-      </w:r>
-      <w:r>
-        <w:t>锁定列宽，防止</w:t>
-      </w:r>
-      <w:r>
-        <w:t xml:space="preserve"> Word autofit </w:t>
-      </w:r>
-      <w:r>
-        <w:t>重排</w:t>
-      </w:r>
-      <w:proofErr w:type="gramStart"/>
-      <w:r>
-        <w:t>窄</w:t>
-      </w:r>
-      <w:proofErr w:type="gramEnd"/>
-      <w:r>
-        <w:t>箭头列。</w:t>
+        <w:lastRenderedPageBreak/>
+        <w:t>通过 tblBorders 的 insideV=none 去掉左/箭头/右之间的竖线，外框和 insideH 保留，实现左右单元格视觉连通的效果。同时通过 tblLayout=fixed 锁定列宽，防止 Word autofit 重排窄箭头列。</w:t>
       </w:r>
     </w:p>
     <w:p>
@@ -12920,7 +8136,7 @@
         <w:pStyle w:val="2"/>
         <w:spacing w:before="360" w:after="240" w:line="360" w:lineRule="auto"/>
       </w:pPr>
-      <w:bookmarkStart w:id="29" w:name="_Toc237013221"/>
+      <w:bookmarkStart w:id="28" w:name="_Toc237013221"/>
       <w:r>
         <w:rPr>
           <w:rFonts w:ascii="黑体" w:eastAsia="黑体" w:hAnsi="黑体" w:cs="黑体"/>
@@ -12930,20 +8146,9 @@
           <w:sz w:val="24"/>
           <w:szCs w:val="24"/>
         </w:rPr>
-        <w:t xml:space="preserve">TOC </w:t>
-      </w:r>
-      <w:r>
-        <w:rPr>
-          <w:rFonts w:ascii="黑体" w:eastAsia="黑体" w:hAnsi="黑体" w:cs="黑体"/>
-          <w:b/>
-          <w:bCs/>
-          <w:color w:val="000000"/>
-          <w:sz w:val="24"/>
-          <w:szCs w:val="24"/>
-        </w:rPr>
-        <w:t>样式覆盖</w:t>
-      </w:r>
-      <w:bookmarkEnd w:id="29"/>
+        <w:t>TOC 样式覆盖</w:t>
+      </w:r>
+      <w:bookmarkEnd w:id="28"/>
     </w:p>
     <w:p>
       <w:pPr>
@@ -12951,59 +8156,7 @@
         <w:ind w:firstLine="480"/>
       </w:pPr>
       <w:r>
-        <w:t xml:space="preserve">Word </w:t>
-      </w:r>
-      <w:r>
-        <w:t>更新</w:t>
-      </w:r>
-      <w:r>
-        <w:t xml:space="preserve"> TOC </w:t>
-      </w:r>
-      <w:r>
-        <w:t>域时</w:t>
-      </w:r>
-      <w:r>
-        <w:t>会套用模板内置的</w:t>
-      </w:r>
-      <w:r>
-        <w:t xml:space="preserve"> TOC </w:t>
-      </w:r>
-      <w:r>
-        <w:t>样式（默认加粗）。本项目在样式定义中移除</w:t>
-      </w:r>
-      <w:r>
-        <w:t xml:space="preserve"> </w:t>
-      </w:r>
-      <w:proofErr w:type="spellStart"/>
-      <w:r>
-        <w:t>customStyle</w:t>
-      </w:r>
-      <w:proofErr w:type="spellEnd"/>
-      <w:r>
-        <w:t xml:space="preserve">="1" </w:t>
-      </w:r>
-      <w:r>
-        <w:t>属性并设置</w:t>
-      </w:r>
-      <w:r>
-        <w:t xml:space="preserve"> </w:t>
-      </w:r>
-      <w:proofErr w:type="spellStart"/>
-      <w:r>
-        <w:t>basedOn</w:t>
-      </w:r>
-      <w:proofErr w:type="spellEnd"/>
-      <w:r>
-        <w:t>="Normal"</w:t>
-      </w:r>
-      <w:r>
-        <w:t>，确保</w:t>
-      </w:r>
-      <w:r>
-        <w:t xml:space="preserve"> Word </w:t>
-      </w:r>
-      <w:r>
-        <w:t>使用自定义格式而非模板默认值。</w:t>
+        <w:t>Word 更新 TOC 域时会套用模板内置的 TOC 样式（默认加粗）。本项目在样式定义中移除 customStyle="1" 属性并设置 basedOn="Normal"，确保 Word 使用自定义格式而非模板默认值。</w:t>
       </w:r>
     </w:p>
     <w:p>
@@ -13011,7 +8164,7 @@
         <w:pStyle w:val="1"/>
         <w:spacing w:before="200" w:after="480" w:line="360" w:lineRule="auto"/>
       </w:pPr>
-      <w:bookmarkStart w:id="30" w:name="_Toc237013222"/>
+      <w:bookmarkStart w:id="29" w:name="_Toc237013222"/>
       <w:r>
         <w:rPr>
           <w:rFonts w:ascii="黑体" w:eastAsia="黑体" w:hAnsi="黑体" w:cs="黑体"/>
@@ -13021,7 +8174,7 @@
         </w:rPr>
         <w:t>版本对比</w:t>
       </w:r>
-      <w:bookmarkEnd w:id="30"/>
+      <w:bookmarkEnd w:id="29"/>
     </w:p>
     <w:p>
       <w:pPr>
@@ -13033,21 +8186,7 @@
           <w:sz w:val="21"/>
           <w:szCs w:val="21"/>
         </w:rPr>
-        <w:t>表</w:t>
-      </w:r>
-      <w:r>
-        <w:rPr>
-          <w:sz w:val="21"/>
-          <w:szCs w:val="21"/>
-        </w:rPr>
-        <w:t xml:space="preserve">4 </w:t>
-      </w:r>
-      <w:r>
-        <w:rPr>
-          <w:sz w:val="21"/>
-          <w:szCs w:val="21"/>
-        </w:rPr>
-        <w:t>功能对比</w:t>
+        <w:t>表4 功能对比</w:t>
       </w:r>
     </w:p>
     <w:tbl>
@@ -13074,12 +8213,6 @@
         <w:gridCol w:w="2500"/>
       </w:tblGrid>
       <w:tr>
-        <w:tblPrEx>
-          <w:tblCellMar>
-            <w:top w:w="0" w:type="dxa"/>
-            <w:bottom w:w="0" w:type="dxa"/>
-          </w:tblCellMar>
-        </w:tblPrEx>
         <w:trPr>
           <w:jc w:val="center"/>
         </w:trPr>
@@ -13163,12 +8296,6 @@
         </w:tc>
       </w:tr>
       <w:tr>
-        <w:tblPrEx>
-          <w:tblCellMar>
-            <w:top w:w="0" w:type="dxa"/>
-            <w:bottom w:w="0" w:type="dxa"/>
-          </w:tblCellMar>
-        </w:tblPrEx>
         <w:trPr>
           <w:jc w:val="center"/>
         </w:trPr>
@@ -13191,49 +8318,7 @@
                 <w:sz w:val="20"/>
                 <w:szCs w:val="20"/>
               </w:rPr>
-              <w:t>标准排版（标题</w:t>
-            </w:r>
-            <w:r>
-              <w:rPr>
-                <w:sz w:val="20"/>
-                <w:szCs w:val="20"/>
-              </w:rPr>
-              <w:t>/</w:t>
-            </w:r>
-            <w:r>
-              <w:rPr>
-                <w:sz w:val="20"/>
-                <w:szCs w:val="20"/>
-              </w:rPr>
-              <w:t>正文</w:t>
-            </w:r>
-            <w:r>
-              <w:rPr>
-                <w:sz w:val="20"/>
-                <w:szCs w:val="20"/>
-              </w:rPr>
-              <w:t>/</w:t>
-            </w:r>
-            <w:r>
-              <w:rPr>
-                <w:sz w:val="20"/>
-                <w:szCs w:val="20"/>
-              </w:rPr>
-              <w:t>缩进</w:t>
-            </w:r>
-            <w:r>
-              <w:rPr>
-                <w:sz w:val="20"/>
-                <w:szCs w:val="20"/>
-              </w:rPr>
-              <w:t>/</w:t>
-            </w:r>
-            <w:r>
-              <w:rPr>
-                <w:sz w:val="20"/>
-                <w:szCs w:val="20"/>
-              </w:rPr>
-              <w:t>行距）</w:t>
+              <w:t>标准排版（标题/正文/缩进/行距）</w:t>
             </w:r>
           </w:p>
         </w:tc>
@@ -13285,12 +8370,6 @@
         </w:tc>
       </w:tr>
       <w:tr>
-        <w:tblPrEx>
-          <w:tblCellMar>
-            <w:top w:w="0" w:type="dxa"/>
-            <w:bottom w:w="0" w:type="dxa"/>
-          </w:tblCellMar>
-        </w:tblPrEx>
         <w:trPr>
           <w:jc w:val="center"/>
         </w:trPr>
@@ -13313,14 +8392,7 @@
                 <w:sz w:val="20"/>
                 <w:szCs w:val="20"/>
               </w:rPr>
-              <w:t xml:space="preserve">OMML </w:t>
-            </w:r>
-            <w:r>
-              <w:rPr>
-                <w:sz w:val="20"/>
-                <w:szCs w:val="20"/>
-              </w:rPr>
-              <w:t>数学公式</w:t>
+              <w:t>OMML 数学公式</w:t>
             </w:r>
           </w:p>
         </w:tc>
@@ -13372,12 +8444,6 @@
         </w:tc>
       </w:tr>
       <w:tr>
-        <w:tblPrEx>
-          <w:tblCellMar>
-            <w:top w:w="0" w:type="dxa"/>
-            <w:bottom w:w="0" w:type="dxa"/>
-          </w:tblCellMar>
-        </w:tblPrEx>
         <w:trPr>
           <w:jc w:val="center"/>
         </w:trPr>
@@ -13452,12 +8518,6 @@
         </w:tc>
       </w:tr>
       <w:tr>
-        <w:tblPrEx>
-          <w:tblCellMar>
-            <w:top w:w="0" w:type="dxa"/>
-            <w:bottom w:w="0" w:type="dxa"/>
-          </w:tblCellMar>
-        </w:tblPrEx>
         <w:trPr>
           <w:jc w:val="center"/>
         </w:trPr>
@@ -13532,12 +8592,6 @@
         </w:tc>
       </w:tr>
       <w:tr>
-        <w:tblPrEx>
-          <w:tblCellMar>
-            <w:top w:w="0" w:type="dxa"/>
-            <w:bottom w:w="0" w:type="dxa"/>
-          </w:tblCellMar>
-        </w:tblPrEx>
         <w:trPr>
           <w:jc w:val="center"/>
         </w:trPr>
@@ -13612,12 +8666,6 @@
         </w:tc>
       </w:tr>
       <w:tr>
-        <w:tblPrEx>
-          <w:tblCellMar>
-            <w:top w:w="0" w:type="dxa"/>
-            <w:bottom w:w="0" w:type="dxa"/>
-          </w:tblCellMar>
-        </w:tblPrEx>
         <w:trPr>
           <w:jc w:val="center"/>
         </w:trPr>
@@ -13640,21 +8688,7 @@
                 <w:sz w:val="20"/>
                 <w:szCs w:val="20"/>
               </w:rPr>
-              <w:t>目录（</w:t>
-            </w:r>
-            <w:r>
-              <w:rPr>
-                <w:sz w:val="20"/>
-                <w:szCs w:val="20"/>
-              </w:rPr>
-              <w:t>TOC</w:t>
-            </w:r>
-            <w:r>
-              <w:rPr>
-                <w:sz w:val="20"/>
-                <w:szCs w:val="20"/>
-              </w:rPr>
-              <w:t>）</w:t>
+              <w:t>目录（TOC）</w:t>
             </w:r>
           </w:p>
         </w:tc>
@@ -13706,12 +8740,6 @@
         </w:tc>
       </w:tr>
       <w:tr>
-        <w:tblPrEx>
-          <w:tblCellMar>
-            <w:top w:w="0" w:type="dxa"/>
-            <w:bottom w:w="0" w:type="dxa"/>
-          </w:tblCellMar>
-        </w:tblPrEx>
         <w:trPr>
           <w:jc w:val="center"/>
         </w:trPr>
@@ -13734,30 +8762,7 @@
                 <w:sz w:val="20"/>
                 <w:szCs w:val="20"/>
               </w:rPr>
-              <w:t>轻量文档验证（纯</w:t>
-            </w:r>
-            <w:r>
-              <w:rPr>
-                <w:sz w:val="20"/>
-                <w:szCs w:val="20"/>
-              </w:rPr>
-              <w:t xml:space="preserve"> </w:t>
-            </w:r>
-            <w:proofErr w:type="spellStart"/>
-            <w:r>
-              <w:rPr>
-                <w:sz w:val="20"/>
-                <w:szCs w:val="20"/>
-              </w:rPr>
-              <w:t>stdlib</w:t>
-            </w:r>
-            <w:proofErr w:type="spellEnd"/>
-            <w:r>
-              <w:rPr>
-                <w:sz w:val="20"/>
-                <w:szCs w:val="20"/>
-              </w:rPr>
-              <w:t>）</w:t>
+              <w:t>轻量文档验证（纯 stdlib）</w:t>
             </w:r>
           </w:p>
         </w:tc>
@@ -13809,12 +8814,6 @@
         </w:tc>
       </w:tr>
       <w:tr>
-        <w:tblPrEx>
-          <w:tblCellMar>
-            <w:top w:w="0" w:type="dxa"/>
-            <w:bottom w:w="0" w:type="dxa"/>
-          </w:tblCellMar>
-        </w:tblPrEx>
         <w:trPr>
           <w:jc w:val="center"/>
         </w:trPr>
@@ -13837,21 +8836,7 @@
                 <w:sz w:val="20"/>
                 <w:szCs w:val="20"/>
               </w:rPr>
-              <w:t>安全解压</w:t>
-            </w:r>
-            <w:r>
-              <w:rPr>
-                <w:sz w:val="20"/>
-                <w:szCs w:val="20"/>
-              </w:rPr>
-              <w:t>/</w:t>
-            </w:r>
-            <w:r>
-              <w:rPr>
-                <w:sz w:val="20"/>
-                <w:szCs w:val="20"/>
-              </w:rPr>
-              <w:t>重打包</w:t>
+              <w:t>安全解压/重打包</w:t>
             </w:r>
           </w:p>
         </w:tc>
@@ -13903,12 +8888,6 @@
         </w:tc>
       </w:tr>
       <w:tr>
-        <w:tblPrEx>
-          <w:tblCellMar>
-            <w:top w:w="0" w:type="dxa"/>
-            <w:bottom w:w="0" w:type="dxa"/>
-          </w:tblCellMar>
-        </w:tblPrEx>
         <w:trPr>
           <w:jc w:val="center"/>
         </w:trPr>
@@ -13931,28 +8910,7 @@
                 <w:sz w:val="20"/>
                 <w:szCs w:val="20"/>
               </w:rPr>
-              <w:t xml:space="preserve">PDF </w:t>
-            </w:r>
-            <w:r>
-              <w:rPr>
-                <w:sz w:val="20"/>
-                <w:szCs w:val="20"/>
-              </w:rPr>
-              <w:t>渲染验证（</w:t>
-            </w:r>
-            <w:r>
-              <w:rPr>
-                <w:sz w:val="20"/>
-                <w:szCs w:val="20"/>
-              </w:rPr>
-              <w:t>LibreOffice</w:t>
-            </w:r>
-            <w:r>
-              <w:rPr>
-                <w:sz w:val="20"/>
-                <w:szCs w:val="20"/>
-              </w:rPr>
-              <w:t>）</w:t>
+              <w:t>PDF 渲染验证（LibreOffice）</w:t>
             </w:r>
           </w:p>
         </w:tc>
@@ -14004,12 +8962,6 @@
         </w:tc>
       </w:tr>
       <w:tr>
-        <w:tblPrEx>
-          <w:tblCellMar>
-            <w:top w:w="0" w:type="dxa"/>
-            <w:bottom w:w="0" w:type="dxa"/>
-          </w:tblCellMar>
-        </w:tblPrEx>
         <w:trPr>
           <w:jc w:val="center"/>
         </w:trPr>
@@ -14032,14 +8984,7 @@
                 <w:sz w:val="20"/>
                 <w:szCs w:val="20"/>
               </w:rPr>
-              <w:t xml:space="preserve">XSD </w:t>
-            </w:r>
-            <w:r>
-              <w:rPr>
-                <w:sz w:val="20"/>
-                <w:szCs w:val="20"/>
-              </w:rPr>
-              <w:t>模式验证</w:t>
+              <w:t>XSD 模式验证</w:t>
             </w:r>
           </w:p>
         </w:tc>
@@ -14091,12 +9036,6 @@
         </w:tc>
       </w:tr>
       <w:tr>
-        <w:tblPrEx>
-          <w:tblCellMar>
-            <w:top w:w="0" w:type="dxa"/>
-            <w:bottom w:w="0" w:type="dxa"/>
-          </w:tblCellMar>
-        </w:tblPrEx>
         <w:trPr>
           <w:jc w:val="center"/>
         </w:trPr>
@@ -14171,12 +9110,6 @@
         </w:tc>
       </w:tr>
       <w:tr>
-        <w:tblPrEx>
-          <w:tblCellMar>
-            <w:top w:w="0" w:type="dxa"/>
-            <w:bottom w:w="0" w:type="dxa"/>
-          </w:tblCellMar>
-        </w:tblPrEx>
         <w:trPr>
           <w:jc w:val="center"/>
         </w:trPr>
@@ -14251,12 +9184,6 @@
         </w:tc>
       </w:tr>
       <w:tr>
-        <w:tblPrEx>
-          <w:tblCellMar>
-            <w:top w:w="0" w:type="dxa"/>
-            <w:bottom w:w="0" w:type="dxa"/>
-          </w:tblCellMar>
-        </w:tblPrEx>
         <w:trPr>
           <w:jc w:val="center"/>
         </w:trPr>
@@ -14336,7 +9263,7 @@
         <w:pStyle w:val="1"/>
         <w:spacing w:before="200" w:after="480" w:line="360" w:lineRule="auto"/>
       </w:pPr>
-      <w:bookmarkStart w:id="31" w:name="_Toc237013223"/>
+      <w:bookmarkStart w:id="30" w:name="_Toc237013223"/>
       <w:r>
         <w:rPr>
           <w:rFonts w:ascii="黑体" w:eastAsia="黑体" w:hAnsi="黑体" w:cs="黑体"/>
@@ -14346,7 +9273,7 @@
         </w:rPr>
         <w:t>许可证</w:t>
       </w:r>
-      <w:bookmarkEnd w:id="31"/>
+      <w:bookmarkEnd w:id="30"/>
     </w:p>
     <w:p>
       <w:pPr>
@@ -14354,7 +9281,6 @@
         <w:ind w:firstLine="480"/>
       </w:pPr>
       <w:r>
-        <w:lastRenderedPageBreak/>
         <w:t>本项目可自由使用和修改。</w:t>
       </w:r>
     </w:p>
@@ -14363,7 +9289,7 @@
         <w:pStyle w:val="1"/>
         <w:spacing w:before="200" w:after="480" w:line="360" w:lineRule="auto"/>
       </w:pPr>
-      <w:bookmarkStart w:id="32" w:name="_Toc237013224"/>
+      <w:bookmarkStart w:id="31" w:name="_Toc237013224"/>
       <w:r>
         <w:rPr>
           <w:rFonts w:ascii="黑体" w:eastAsia="黑体" w:hAnsi="黑体" w:cs="黑体"/>
@@ -14373,7 +9299,7 @@
         </w:rPr>
         <w:t>致谢</w:t>
       </w:r>
-      <w:bookmarkEnd w:id="32"/>
+      <w:bookmarkEnd w:id="31"/>
     </w:p>
     <w:p>
       <w:pPr>
@@ -14381,27 +9307,8 @@
         <w:ind w:firstLine="480"/>
       </w:pPr>
       <w:r>
-        <w:t>排版标准对齐</w:t>
-      </w:r>
-      <w:r>
-        <w:t xml:space="preserve"> </w:t>
-      </w:r>
-      <w:proofErr w:type="spellStart"/>
-      <w:r>
-        <w:t>NJUThesis</w:t>
-      </w:r>
-      <w:proofErr w:type="spellEnd"/>
-      <w:r>
-        <w:t xml:space="preserve"> LaTeX </w:t>
-      </w:r>
-      <w:r>
-        <w:t>模板（</w:t>
-      </w:r>
-      <w:r>
-        <w:t>https://github.com/nju-lug/NJUThesis</w:t>
-      </w:r>
-      <w:r>
-        <w:t>）。</w:t>
+        <w:lastRenderedPageBreak/>
+        <w:t>排版标准对齐 NJUThesis LaTeX 模板（https://github.com/nju-lug/NJUThesis）。</w:t>
       </w:r>
     </w:p>
     <w:p>
@@ -14410,25 +9317,7 @@
         <w:ind w:firstLine="480"/>
       </w:pPr>
       <w:r>
-        <w:t>增强版验证与编辑功能参考</w:t>
-      </w:r>
-      <w:r>
-        <w:t xml:space="preserve"> Anthropic </w:t>
-      </w:r>
-      <w:r>
-        <w:t>官方</w:t>
-      </w:r>
-      <w:r>
-        <w:t xml:space="preserve"> docx skill</w:t>
-      </w:r>
-      <w:r>
-        <w:t>（</w:t>
-      </w:r>
-      <w:r>
-        <w:t>https://github.com/anthropics/skills/tree/main/skills/docx</w:t>
-      </w:r>
-      <w:r>
-        <w:t>）。</w:t>
+        <w:t>增强版验证与编辑功能参考 Anthropic 官方 docx skill（https://github.com/anthropics/skills/tree/main/skills/docx）。</w:t>
       </w:r>
     </w:p>
     <w:sectPr>

--- a/README.docx
+++ b/README.docx
@@ -96,7 +96,7 @@
           <w:b w:val="0"/>
           <w:sz w:val="24"/>
         </w:rPr>
-        <w:t>docx-formatter 生成专业排版的中文 Word 文档，覆盖章节结构、正文、数学公式、表格、流程图、目录、引用上标与文档验证的完整排版链路，输出符合学术与工程规范的 .docx 文件。排版效果可参考仓库中的 example.docx。</w:t>
+        <w:t>docx-formatter 生成专业排版的中文 Word 文档，覆盖章节结构、正文、数学公式、表格、流程图、目录、引用上标与文档验证的完整排版链路，输出符合学术与工程规范的 .docx 文件。排版效果可参考仓库中的 README.docx。</w:t>
       </w:r>
     </w:p>
     <w:p>
@@ -158,7 +158,7 @@
           <w:b w:val="0"/>
           <w:sz w:val="24"/>
         </w:rPr>
-        <w:t>技能共包含 18 个模块，其中 14 个默认启用，4 个为可选模块，仅在明确要求时启用。</w:t>
+        <w:t>技能共包含 19 个模块，其中 13 个默认启用，1 个按需生成，5 个为可选模块，仅在明确要求时启用。</w:t>
       </w:r>
     </w:p>
     <w:p>
@@ -612,6 +612,86 @@
                 <w:sz w:val="18"/>
               </w:rPr>
               <w:t>参考文献标记自动渲染为上标</w:t>
+            </w:r>
+          </w:p>
+        </w:tc>
+      </w:tr>
+      <w:tr>
+        <w:tc>
+          <w:tcPr>
+            <w:tcW w:type="dxa" w:w="1928"/>
+            <w:tcMar>
+              <w:top w:w="60" w:type="dxa"/>
+              <w:left w:w="60" w:type="dxa"/>
+              <w:bottom w:w="60" w:type="dxa"/>
+              <w:right w:w="60" w:type="dxa"/>
+            </w:tcMar>
+            <w:vAlign w:val="center"/>
+          </w:tcPr>
+          <w:p>
+            <w:pPr>
+              <w:ind w:firstLine="0"/>
+              <w:jc w:val="center"/>
+            </w:pPr>
+            <w:r>
+              <w:rPr>
+                <w:rFonts w:ascii="宋体" w:hAnsi="宋体" w:eastAsia="宋体"/>
+                <w:b w:val="0"/>
+                <w:sz w:val="18"/>
+              </w:rPr>
+              <w:t>参考文献列表</w:t>
+            </w:r>
+          </w:p>
+        </w:tc>
+        <w:tc>
+          <w:tcPr>
+            <w:tcW w:type="dxa" w:w="907"/>
+            <w:tcMar>
+              <w:top w:w="60" w:type="dxa"/>
+              <w:left w:w="60" w:type="dxa"/>
+              <w:bottom w:w="60" w:type="dxa"/>
+              <w:right w:w="60" w:type="dxa"/>
+            </w:tcMar>
+            <w:vAlign w:val="center"/>
+          </w:tcPr>
+          <w:p>
+            <w:pPr>
+              <w:ind w:firstLine="0"/>
+              <w:jc w:val="center"/>
+            </w:pPr>
+            <w:r>
+              <w:rPr>
+                <w:rFonts w:ascii="宋体" w:hAnsi="宋体" w:eastAsia="宋体"/>
+                <w:b w:val="0"/>
+                <w:sz w:val="18"/>
+              </w:rPr>
+              <w:t>启用</w:t>
+            </w:r>
+          </w:p>
+        </w:tc>
+        <w:tc>
+          <w:tcPr>
+            <w:tcW w:type="dxa" w:w="5329"/>
+            <w:tcMar>
+              <w:top w:w="60" w:type="dxa"/>
+              <w:left w:w="60" w:type="dxa"/>
+              <w:bottom w:w="60" w:type="dxa"/>
+              <w:right w:w="60" w:type="dxa"/>
+            </w:tcMar>
+            <w:vAlign w:val="center"/>
+          </w:tcPr>
+          <w:p>
+            <w:pPr>
+              <w:ind w:firstLine="0"/>
+              <w:jc w:val="left"/>
+            </w:pPr>
+            <w:r>
+              <w:rPr>
+                <w:rFonts w:ascii="宋体" w:hAnsi="宋体" w:eastAsia="宋体"/>
+                <w:b w:val="0"/>
+                <w:sz w:val="18"/>
+              </w:rPr>
+              <w:t>GB/T 7714-2015 顺序编码制文献表</w:t>
             </w:r>
           </w:p>
         </w:tc>
@@ -1766,7 +1846,7 @@
           <w:b w:val="0"/>
           <w:sz w:val="24"/>
         </w:rPr>
-        <w:t>标题使用黑体，正文使用宋体。文档标题一号 26pt 居中加粗，一级标题三号 16pt 左对齐，二级与三级标题小四 12pt。正文小四 12pt 两端对齐，首行缩进 2 字符，全文 1.5 倍行距。纸张为 A4，页边距上下 2.54cm、左右 3.18cm，页脚居中页码为五号 Times New Roman。各级标题颜色显式覆盖为黑色，规避 Word 内置 Heading 样式的默认蓝色。中西文字体分离：正文西文用 Times New Roman 衬线体，标题西文用 Arial 无衬线体。本文档各级标题与正文即为标准排版的实际效果。</w:t>
+        <w:t>标题使用黑体，正文使用宋体。文档标题一号 26pt 居中加粗，一级标题三号 16pt 左对齐，二级与三级标题小四 12pt。正文小四 12pt 两端对齐，首行缩进 2 字符，全文 1.5 倍行距。纸张为 A4，页边距上下 2.54cm、左右 3.18cm，页脚居中页码为五号 Times New Roman。各级标题颜色显式覆盖为黑色，规避 Word 内置 Heading 样式的默认蓝色。中西文字体分离：正文西文用 Times New Roman 衬线体，标题西文用 Arial 无衬线体，对齐 NJUThesis 的字体族设计。本文档各级标题与正文即为标准排版的实际效果。</w:t>
       </w:r>
     </w:p>
     <w:p>
@@ -3516,7 +3596,22 @@
           <w:b w:val="0"/>
           <w:sz w:val="24"/>
         </w:rPr>
-        <w:t>希腊字母与数学符号以 Unicode 直接书写，formulas.py 内置若干常用公式模板，可直接插入文档，也可作为自定义公式的参考模式。求和符号必须使用 sumOp 构建：求和若采用 n 元运算符加空上标的写法，Word 会渲染一个不可见的上标占位框，导致文件看起来损坏；sumOp 改用下标结构配合 Unicode ∑ 实现，彻底规避该问题。所有接收子元素的函数内部自动展平嵌套列表，防止 XML 拼接错误。</w:t>
+        <w:t>formulas.py 内置若干常用公式模板，可直接插入文档，也可作为自定义公式的参考模式。希腊字母与数学符号以 Unicode 直接书写，如 λ、τ、α、β、∑、×、·、∈。</w:t>
+      </w:r>
+    </w:p>
+    <w:p>
+      <w:pPr>
+        <w:spacing w:line="360" w:lineRule="auto"/>
+        <w:ind w:firstLine="480"/>
+        <w:jc w:val="both"/>
+      </w:pPr>
+      <w:r>
+        <w:rPr>
+          <w:rFonts w:ascii="Times New Roman" w:hAnsi="Times New Roman" w:eastAsia="宋体"/>
+          <w:b w:val="0"/>
+          <w:sz w:val="24"/>
+        </w:rPr>
+        <w:t>求和符号必须使用 sumOp 构建。求和若采用 n 元运算符加空上标的写法，Word 会渲染一个不可见的上标占位框，导致文件看起来损坏；sumOp 改用下标结构配合 Unicode ∑ 实现，彻底规避该问题。所有接收子元素的函数内部自动展平嵌套列表，防止 XML 拼接错误。</w:t>
       </w:r>
     </w:p>
     <w:p>
@@ -3548,7 +3643,261 @@
           <w:b w:val="0"/>
           <w:sz w:val="24"/>
         </w:rPr>
-        <w:t>正文中的参考文献标记自动渲染为上标，适用于 add_body 与 add_item_para，支持单个引用、多个引用与范围引用三种格式。本段即为实际渲染效果：傅里叶分析方法在信号处理任务中表现出色</w:t>
+        <w:t>正文中的参考文献标记自动渲染为上标，适用于 add_body 与 add_item_para，支持三种格式：</w:t>
+      </w:r>
+    </w:p>
+    <w:tbl>
+      <w:tblPr>
+        <w:tblStyle w:val="TableGrid"/>
+        <w:tblW w:type="auto" w:w="0"/>
+        <w:jc w:val="center"/>
+        <w:tblBorders>
+          <w:top w:val="single" w:sz="4" w:space="0" w:color="000000"/>
+          <w:left w:val="single" w:sz="4" w:space="0" w:color="000000"/>
+          <w:bottom w:val="single" w:sz="4" w:space="0" w:color="000000"/>
+          <w:right w:val="single" w:sz="4" w:space="0" w:color="000000"/>
+          <w:insideH w:val="single" w:sz="4" w:space="0" w:color="000000"/>
+          <w:insideV w:val="single" w:sz="4" w:space="0" w:color="000000"/>
+        </w:tblBorders>
+        <w:tblLayout w:type="fixed"/>
+        <w:tblLook w:firstColumn="1" w:firstRow="1" w:lastColumn="0" w:lastRow="0" w:noHBand="0" w:noVBand="1" w:val="04A0"/>
+      </w:tblPr>
+      <w:tblGrid>
+        <w:gridCol w:w="1984"/>
+        <w:gridCol w:w="3685"/>
+      </w:tblGrid>
+      <w:tr>
+        <w:tc>
+          <w:tcPr>
+            <w:tcW w:type="dxa" w:w="1984"/>
+            <w:shd w:val="clear" w:color="auto" w:fill="D9D9D9"/>
+            <w:tcMar>
+              <w:top w:w="60" w:type="dxa"/>
+              <w:left w:w="60" w:type="dxa"/>
+              <w:bottom w:w="60" w:type="dxa"/>
+              <w:right w:w="60" w:type="dxa"/>
+            </w:tcMar>
+            <w:vAlign w:val="center"/>
+          </w:tcPr>
+          <w:p>
+            <w:pPr>
+              <w:ind w:firstLine="0"/>
+              <w:jc w:val="center"/>
+            </w:pPr>
+            <w:r>
+              <w:rPr>
+                <w:rFonts w:ascii="黑体" w:hAnsi="黑体" w:eastAsia="黑体"/>
+                <w:b/>
+                <w:sz w:val="19"/>
+              </w:rPr>
+              <w:t>格式</w:t>
+            </w:r>
+          </w:p>
+        </w:tc>
+        <w:tc>
+          <w:tcPr>
+            <w:tcW w:type="dxa" w:w="3685"/>
+            <w:shd w:val="clear" w:color="auto" w:fill="D9D9D9"/>
+            <w:tcMar>
+              <w:top w:w="60" w:type="dxa"/>
+              <w:left w:w="60" w:type="dxa"/>
+              <w:bottom w:w="60" w:type="dxa"/>
+              <w:right w:w="60" w:type="dxa"/>
+            </w:tcMar>
+            <w:vAlign w:val="center"/>
+          </w:tcPr>
+          <w:p>
+            <w:pPr>
+              <w:ind w:firstLine="0"/>
+              <w:jc w:val="center"/>
+            </w:pPr>
+            <w:r>
+              <w:rPr>
+                <w:rFonts w:ascii="黑体" w:hAnsi="黑体" w:eastAsia="黑体"/>
+                <w:b/>
+                <w:sz w:val="19"/>
+              </w:rPr>
+              <w:t>示例</w:t>
+            </w:r>
+          </w:p>
+        </w:tc>
+      </w:tr>
+      <w:tr>
+        <w:tc>
+          <w:tcPr>
+            <w:tcW w:type="dxa" w:w="1984"/>
+            <w:tcMar>
+              <w:top w:w="60" w:type="dxa"/>
+              <w:left w:w="60" w:type="dxa"/>
+              <w:bottom w:w="60" w:type="dxa"/>
+              <w:right w:w="60" w:type="dxa"/>
+            </w:tcMar>
+            <w:vAlign w:val="center"/>
+          </w:tcPr>
+          <w:p>
+            <w:pPr>
+              <w:ind w:firstLine="0"/>
+              <w:jc w:val="center"/>
+            </w:pPr>
+            <w:r>
+              <w:rPr>
+                <w:rFonts w:ascii="宋体" w:hAnsi="宋体" w:eastAsia="宋体"/>
+                <w:b w:val="0"/>
+                <w:sz w:val="19"/>
+              </w:rPr>
+              <w:t>单个引用</w:t>
+            </w:r>
+          </w:p>
+        </w:tc>
+        <w:tc>
+          <w:tcPr>
+            <w:tcW w:type="dxa" w:w="3685"/>
+            <w:tcMar>
+              <w:top w:w="60" w:type="dxa"/>
+              <w:left w:w="60" w:type="dxa"/>
+              <w:bottom w:w="60" w:type="dxa"/>
+              <w:right w:w="60" w:type="dxa"/>
+            </w:tcMar>
+            <w:vAlign w:val="center"/>
+          </w:tcPr>
+          <w:p>
+            <w:pPr>
+              <w:ind w:firstLine="0"/>
+              <w:jc w:val="left"/>
+            </w:pPr>
+            <w:r>
+              <w:rPr>
+                <w:rFonts w:ascii="宋体" w:hAnsi="宋体" w:eastAsia="宋体"/>
+                <w:b w:val="0"/>
+                <w:sz w:val="19"/>
+              </w:rPr>
+              <w:t>[1]</w:t>
+            </w:r>
+          </w:p>
+        </w:tc>
+      </w:tr>
+      <w:tr>
+        <w:tc>
+          <w:tcPr>
+            <w:tcW w:type="dxa" w:w="1984"/>
+            <w:tcMar>
+              <w:top w:w="60" w:type="dxa"/>
+              <w:left w:w="60" w:type="dxa"/>
+              <w:bottom w:w="60" w:type="dxa"/>
+              <w:right w:w="60" w:type="dxa"/>
+            </w:tcMar>
+            <w:vAlign w:val="center"/>
+          </w:tcPr>
+          <w:p>
+            <w:pPr>
+              <w:ind w:firstLine="0"/>
+              <w:jc w:val="center"/>
+            </w:pPr>
+            <w:r>
+              <w:rPr>
+                <w:rFonts w:ascii="宋体" w:hAnsi="宋体" w:eastAsia="宋体"/>
+                <w:b w:val="0"/>
+                <w:sz w:val="19"/>
+              </w:rPr>
+              <w:t>多个引用</w:t>
+            </w:r>
+          </w:p>
+        </w:tc>
+        <w:tc>
+          <w:tcPr>
+            <w:tcW w:type="dxa" w:w="3685"/>
+            <w:tcMar>
+              <w:top w:w="60" w:type="dxa"/>
+              <w:left w:w="60" w:type="dxa"/>
+              <w:bottom w:w="60" w:type="dxa"/>
+              <w:right w:w="60" w:type="dxa"/>
+            </w:tcMar>
+            <w:vAlign w:val="center"/>
+          </w:tcPr>
+          <w:p>
+            <w:pPr>
+              <w:ind w:firstLine="0"/>
+              <w:jc w:val="left"/>
+            </w:pPr>
+            <w:r>
+              <w:rPr>
+                <w:rFonts w:ascii="宋体" w:hAnsi="宋体" w:eastAsia="宋体"/>
+                <w:b w:val="0"/>
+                <w:sz w:val="19"/>
+              </w:rPr>
+              <w:t>[1,2] 或 [1, 2]</w:t>
+            </w:r>
+          </w:p>
+        </w:tc>
+      </w:tr>
+      <w:tr>
+        <w:tc>
+          <w:tcPr>
+            <w:tcW w:type="dxa" w:w="1984"/>
+            <w:tcMar>
+              <w:top w:w="60" w:type="dxa"/>
+              <w:left w:w="60" w:type="dxa"/>
+              <w:bottom w:w="60" w:type="dxa"/>
+              <w:right w:w="60" w:type="dxa"/>
+            </w:tcMar>
+            <w:vAlign w:val="center"/>
+          </w:tcPr>
+          <w:p>
+            <w:pPr>
+              <w:ind w:firstLine="0"/>
+              <w:jc w:val="center"/>
+            </w:pPr>
+            <w:r>
+              <w:rPr>
+                <w:rFonts w:ascii="宋体" w:hAnsi="宋体" w:eastAsia="宋体"/>
+                <w:b w:val="0"/>
+                <w:sz w:val="19"/>
+              </w:rPr>
+              <w:t>范围引用</w:t>
+            </w:r>
+          </w:p>
+        </w:tc>
+        <w:tc>
+          <w:tcPr>
+            <w:tcW w:type="dxa" w:w="3685"/>
+            <w:tcMar>
+              <w:top w:w="60" w:type="dxa"/>
+              <w:left w:w="60" w:type="dxa"/>
+              <w:bottom w:w="60" w:type="dxa"/>
+              <w:right w:w="60" w:type="dxa"/>
+            </w:tcMar>
+            <w:vAlign w:val="center"/>
+          </w:tcPr>
+          <w:p>
+            <w:pPr>
+              <w:ind w:firstLine="0"/>
+              <w:jc w:val="left"/>
+            </w:pPr>
+            <w:r>
+              <w:rPr>
+                <w:rFonts w:ascii="宋体" w:hAnsi="宋体" w:eastAsia="宋体"/>
+                <w:b w:val="0"/>
+                <w:sz w:val="19"/>
+              </w:rPr>
+              <w:t>[1-3]</w:t>
+            </w:r>
+          </w:p>
+        </w:tc>
+      </w:tr>
+    </w:tbl>
+    <w:p>
+      <w:pPr>
+        <w:spacing w:line="360" w:lineRule="auto"/>
+        <w:ind w:firstLine="480"/>
+        <w:jc w:val="both"/>
+      </w:pPr>
+      <w:r>
+        <w:rPr>
+          <w:rFonts w:ascii="Times New Roman" w:hAnsi="Times New Roman" w:eastAsia="宋体"/>
+          <w:b w:val="0"/>
+          <w:sz w:val="24"/>
+        </w:rPr>
+        <w:t>本段即为实际渲染效果：傅里叶分析方法在信号处理任务中表现出色</w:t>
       </w:r>
       <w:r>
         <w:rPr>
@@ -3805,6 +4154,21 @@
           <w:sz w:val="21"/>
         </w:rPr>
         <w:t>[6] 全国信息与文献标准化技术委员会. 信息与文献 参考文献著录规则: GB/T 7714-2015[S]. 北京: 中国标准出版社, 2015</w:t>
+      </w:r>
+    </w:p>
+    <w:p>
+      <w:pPr>
+        <w:spacing w:line="360" w:lineRule="auto"/>
+        <w:ind w:firstLine="480"/>
+        <w:jc w:val="both"/>
+      </w:pPr>
+      <w:r>
+        <w:rPr>
+          <w:rFonts w:ascii="Times New Roman" w:hAnsi="Times New Roman" w:eastAsia="宋体"/>
+          <w:b w:val="0"/>
+          <w:sz w:val="24"/>
+        </w:rPr>
+        <w:t>条目按文献类型组织，传入时不带序号：期刊以 [J] 标注，图书 [M]，会议论文 [C]，学位论文 [D]，标准 [S]，电子资源 [EB/OL] 并附更新日期与访问路径。多作者用逗号分隔，三位以上作者取前三名加“等”或"et al"。章节标题默认为“参考文献”，可通过 title 参数自定义。</w:t>
       </w:r>
     </w:p>
     <w:p>
@@ -4397,7 +4761,7 @@
           <w:b w:val="0"/>
           <w:sz w:val="24"/>
         </w:rPr>
-        <w:t>横向箭头行是本技能的特色构件。采用 3 列表格实现，左右等宽并锁定固定布局，箭头恒位于整表几何中心，与两侧文字长短无关；中间竖线融合后左右单元格视觉连通。左右地位相等时不加底纹，层级不同时左灰右白，上图中前两步地位相等为全白，后两步表达从预处理阶段到变换阶段的层级转换。</w:t>
+        <w:t>横向箭头行是本技能的特色构件。采用 3 列表格实现，左右等宽并锁定固定布局，箭头恒位于整表几何中心，与两侧文字长短无关；中间竖线融合后左右单元格视觉连通。左右地位相等时不加底纹，层级不同时可传 left_shade 参数生成左灰右白效果，用于表达预处理阶段向决策阶段一类的层级转换。</w:t>
       </w:r>
     </w:p>
     <w:p>
@@ -5381,7 +5745,7 @@
           <w:b w:val="0"/>
           <w:sz w:val="24"/>
         </w:rPr>
-        <w:t>add_math_to_cell 向表格单元格插入行内 OMML 公式，适用于构建函数与渲染效果对照一类的场景，下表第三列为单元格内原生公式：</w:t>
+        <w:t>add_math_to_cell 向表格单元格插入行内 OMML 公式，适用于函数调用与渲染效果对照一类的场景，下表第三列为单元格内原生公式：</w:t>
       </w:r>
     </w:p>
     <w:p>
@@ -5952,7 +6316,7 @@
           <w:b w:val="0"/>
           <w:sz w:val="24"/>
         </w:rPr>
-        <w:t>目录按需生成，默认不插入。标题函数使用 Word 内置 Heading 样式，add_toc 在文档标题后、正文前插入目录域，在 Word 中按住 Ctrl 并点击条目可跳转至对应标题。目录标题黑体三号居中，一级条目黑体四号，二级条目宋体小四，行距固定 22pt，样式对齐 NJUThesis 模板。默认层级为 1 到 2 级，文档主标题不进入目录。目录条目默认在 Word 打开文档时提示更新域并生成，由文档设置中的 w:updateFields 开关实现；传入 auto_update=False 可关闭该行为，改为在目录上右键选择更新域手动生成。目录后自动分页。本文档开头的目录即为实际效果。</w:t>
+        <w:t>目录按需生成，默认不插入。标题函数使用 Word 内置 Heading 样式，add_toc 在文档标题后、正文前插入目录域，在 Word 中按住 Ctrl 并点击条目可跳转至对应标题。Word 打开文档时提示更新域，选择"是"即生成目录条目。目录标题黑体三号居中，一级条目黑体四号，二级条目宋体小四，行距固定 22pt，样式对齐 NJUThesis 模板。默认层级为 1 到 2 级，文档主标题不进入目录。目录条目默认在 Word 打开文档时提示更新域并生成，由文档设置中的 w:updateFields 开关实现；传入 auto_update=False 可关闭该行为，改为在目录上右键选择更新域手动生成。目录后自动分页。本文档开头的目录即为实际效果。</w:t>
       </w:r>
     </w:p>
     <w:p>
@@ -5984,7 +6348,7 @@
           <w:b w:val="0"/>
           <w:sz w:val="24"/>
         </w:rPr>
-        <w:t>validate_docx.py 基于纯 Python 标准库实现，无外部依赖，在文档生成后执行 5 项结构检查，全部通过时退出码为 0，否则为 1：</w:t>
+        <w:t>validate_docx.py 基于纯 Python 标准库实现，无外部依赖，在文档生成后执行 5 项结构检查，全部检查通过时退出码为 0，否则为 1：</w:t>
       </w:r>
     </w:p>
     <w:p>
@@ -6628,7 +6992,7 @@
           <w:b w:val="0"/>
           <w:sz w:val="24"/>
         </w:rPr>
-        <w:t>页面为 A4 纸张，页边距上下 2.54cm、左右 3.18cm，正文行距 1.5 倍。页脚居中放置页码，五号 Times New Roman，由 PAGE 域自动编号。中西文字体分离：正文西文用 Times New Roman 衬线体，标题西文用 Arial 无衬线体。间距体系对齐 NJUThesis LaTeX 模板与北京大学研究生学位论文写作指南，NJUThesis 全局行距倍数为 1.625，与 Word 1.5 倍行距的视觉效果一致。</w:t>
+        <w:t>页面为 A4 纸张，页边距上下 2.54cm、左右 3.18cm，正文行距 1.5 倍。页脚居中放置页码，五号 Times New Roman，由 PAGE 域自动编号。中西文字体分离：正文西文用 Times New Roman 衬线体，标题西文用 Arial 无衬线体。间距体系对齐 NJUThesis LaTeX 模板，该模板全局行距倍数为 1.625，与 Word 1.5 倍行距的视觉效果一致。</w:t>
       </w:r>
     </w:p>
     <w:p>
@@ -8896,7 +9260,82 @@
           <w:b w:val="0"/>
           <w:sz w:val="24"/>
         </w:rPr>
-        <w:t>排版部分标准对齐 NJUThesis LaTeX 模板，部分对齐北京大学研究生学位论文写作指南；可选功能参考 Anthropic 官方 docx 技能。</w:t>
+        <w:t xml:space="preserve">排版部分标准对齐 </w:t>
+      </w:r>
+      <w:hyperlink r:id="rId10">
+        <w:r>
+          <w:rPr>
+            <w:rFonts w:ascii="Times New Roman" w:hAnsi="Times New Roman" w:eastAsia="宋体"/>
+            <w:b w:val="0"/>
+            <w:color w:val="0563C1"/>
+            <w:sz w:val="24"/>
+            <w:u w:val="single"/>
+          </w:rPr>
+          <w:t>NJUThesis</w:t>
+        </w:r>
+      </w:hyperlink>
+      <w:r>
+        <w:rPr>
+          <w:rFonts w:ascii="Times New Roman" w:hAnsi="Times New Roman" w:eastAsia="宋体"/>
+          <w:b w:val="0"/>
+          <w:sz w:val="24"/>
+        </w:rPr>
+        <w:t xml:space="preserve"> LaTeX 模板，部分对齐</w:t>
+      </w:r>
+      <w:hyperlink r:id="rId11">
+        <w:r>
+          <w:rPr>
+            <w:rFonts w:ascii="Times New Roman" w:hAnsi="Times New Roman" w:eastAsia="宋体"/>
+            <w:b w:val="0"/>
+            <w:color w:val="0563C1"/>
+            <w:sz w:val="24"/>
+            <w:u w:val="single"/>
+          </w:rPr>
+          <w:t>北京大学研究生学位论文写作指南</w:t>
+        </w:r>
+      </w:hyperlink>
+      <w:r>
+        <w:rPr>
+          <w:rFonts w:ascii="Times New Roman" w:hAnsi="Times New Roman" w:eastAsia="宋体"/>
+          <w:b w:val="0"/>
+          <w:sz w:val="24"/>
+        </w:rPr>
+        <w:t>。</w:t>
+      </w:r>
+    </w:p>
+    <w:p>
+      <w:pPr>
+        <w:spacing w:line="360" w:lineRule="auto"/>
+        <w:ind w:firstLine="480"/>
+        <w:jc w:val="both"/>
+      </w:pPr>
+      <w:r>
+        <w:rPr>
+          <w:rFonts w:ascii="Times New Roman" w:hAnsi="Times New Roman" w:eastAsia="宋体"/>
+          <w:b w:val="0"/>
+          <w:sz w:val="24"/>
+        </w:rPr>
+        <w:t xml:space="preserve">可选功能参考 </w:t>
+      </w:r>
+      <w:hyperlink r:id="rId12">
+        <w:r>
+          <w:rPr>
+            <w:rFonts w:ascii="Times New Roman" w:hAnsi="Times New Roman" w:eastAsia="宋体"/>
+            <w:b w:val="0"/>
+            <w:color w:val="0563C1"/>
+            <w:sz w:val="24"/>
+            <w:u w:val="single"/>
+          </w:rPr>
+          <w:t>Anthropic 官方 docx 技能</w:t>
+        </w:r>
+      </w:hyperlink>
+      <w:r>
+        <w:rPr>
+          <w:rFonts w:ascii="Times New Roman" w:hAnsi="Times New Roman" w:eastAsia="宋体"/>
+          <w:b w:val="0"/>
+          <w:sz w:val="24"/>
+        </w:rPr>
+        <w:t>。</w:t>
       </w:r>
     </w:p>
     <w:sectPr>

--- a/README.docx
+++ b/README.docx
@@ -195,7 +195,7 @@
     <w:tbl>
       <w:tblPr>
         <w:tblStyle w:val="TableGrid"/>
-        <w:tblW w:type="auto" w:w="0"/>
+        <w:tblW w:type="dxa" w:w="8164"/>
         <w:jc w:val="center"/>
         <w:tblBorders>
           <w:top w:val="single" w:sz="4" w:space="0" w:color="000000"/>
@@ -1883,7 +1883,7 @@
     <w:tbl>
       <w:tblPr>
         <w:tblStyle w:val="TableGrid"/>
-        <w:tblW w:type="auto" w:w="0"/>
+        <w:tblW w:type="dxa" w:w="8164"/>
         <w:jc w:val="center"/>
         <w:tblBorders>
           <w:top w:val="single" w:sz="4" w:space="0" w:color="000000"/>
@@ -2371,7 +2371,7 @@
     <w:tbl>
       <w:tblPr>
         <w:tblStyle w:val="TableGrid"/>
-        <w:tblW w:type="auto" w:w="0"/>
+        <w:tblW w:type="dxa" w:w="8164"/>
         <w:jc w:val="center"/>
         <w:tblBorders>
           <w:top w:val="single" w:sz="4" w:space="0" w:color="000000"/>
@@ -3649,7 +3649,7 @@
     <w:tbl>
       <w:tblPr>
         <w:tblStyle w:val="TableGrid"/>
-        <w:tblW w:type="auto" w:w="0"/>
+        <w:tblW w:type="dxa" w:w="5669"/>
         <w:jc w:val="center"/>
         <w:tblBorders>
           <w:top w:val="single" w:sz="4" w:space="0" w:color="000000"/>
@@ -4206,7 +4206,7 @@
     <w:tbl>
       <w:tblPr>
         <w:tblStyle w:val="TableGrid"/>
-        <w:tblW w:type="auto" w:w="0"/>
+        <w:tblW w:type="dxa" w:w="7937"/>
         <w:jc w:val="center"/>
         <w:tblBorders>
           <w:top w:val="single" w:sz="4" w:space="0" w:color="auto"/>
@@ -4220,9 +4220,9 @@
         <w:tblLook w:firstColumn="1" w:firstRow="1" w:lastColumn="0" w:lastRow="0" w:noHBand="0" w:noVBand="1" w:val="04A0"/>
       </w:tblPr>
       <w:tblGrid>
-        <w:gridCol w:w="2878"/>
-        <w:gridCol w:w="2878"/>
-        <w:gridCol w:w="2878"/>
+        <w:gridCol w:w="3402"/>
+        <w:gridCol w:w="1134"/>
+        <w:gridCol w:w="3401"/>
       </w:tblGrid>
       <w:tr>
         <w:tc>
@@ -4254,6 +4254,12 @@
         <w:tc>
           <w:tcPr>
             <w:tcW w:type="dxa" w:w="1134"/>
+            <w:tcMar>
+              <w:top w:w="80" w:type="dxa"/>
+              <w:left w:w="80" w:type="dxa"/>
+              <w:bottom w:w="80" w:type="dxa"/>
+              <w:right w:w="80" w:type="dxa"/>
+            </w:tcMar>
             <w:vAlign w:val="center"/>
           </w:tcPr>
           <w:p>
@@ -4273,7 +4279,7 @@
         </w:tc>
         <w:tc>
           <w:tcPr>
-            <w:tcW w:type="dxa" w:w="3402"/>
+            <w:tcW w:type="dxa" w:w="3401"/>
             <w:tcMar>
               <w:top w:w="80" w:type="dxa"/>
               <w:left w:w="80" w:type="dxa"/>
@@ -4317,7 +4323,7 @@
     <w:tbl>
       <w:tblPr>
         <w:tblStyle w:val="TableGrid"/>
-        <w:tblW w:type="auto" w:w="0"/>
+        <w:tblW w:type="dxa" w:w="7937"/>
         <w:jc w:val="center"/>
         <w:tblBorders>
           <w:top w:val="single" w:sz="4" w:space="0" w:color="auto"/>
@@ -4331,9 +4337,9 @@
         <w:tblLook w:firstColumn="1" w:firstRow="1" w:lastColumn="0" w:lastRow="0" w:noHBand="0" w:noVBand="1" w:val="04A0"/>
       </w:tblPr>
       <w:tblGrid>
-        <w:gridCol w:w="2878"/>
-        <w:gridCol w:w="2878"/>
-        <w:gridCol w:w="2878"/>
+        <w:gridCol w:w="3402"/>
+        <w:gridCol w:w="1134"/>
+        <w:gridCol w:w="3401"/>
       </w:tblGrid>
       <w:tr>
         <w:tc>
@@ -4365,6 +4371,12 @@
         <w:tc>
           <w:tcPr>
             <w:tcW w:type="dxa" w:w="1134"/>
+            <w:tcMar>
+              <w:top w:w="80" w:type="dxa"/>
+              <w:left w:w="80" w:type="dxa"/>
+              <w:bottom w:w="80" w:type="dxa"/>
+              <w:right w:w="80" w:type="dxa"/>
+            </w:tcMar>
             <w:vAlign w:val="center"/>
           </w:tcPr>
           <w:p>
@@ -4384,7 +4396,7 @@
         </w:tc>
         <w:tc>
           <w:tcPr>
-            <w:tcW w:type="dxa" w:w="3402"/>
+            <w:tcW w:type="dxa" w:w="3401"/>
             <w:tcMar>
               <w:top w:w="80" w:type="dxa"/>
               <w:left w:w="80" w:type="dxa"/>
@@ -4428,7 +4440,7 @@
     <w:tbl>
       <w:tblPr>
         <w:tblStyle w:val="TableGrid"/>
-        <w:tblW w:type="auto" w:w="0"/>
+        <w:tblW w:type="dxa" w:w="7937"/>
         <w:jc w:val="center"/>
         <w:tblBorders>
           <w:top w:val="single" w:sz="4" w:space="0" w:color="auto"/>
@@ -4442,9 +4454,9 @@
         <w:tblLook w:firstColumn="1" w:firstRow="1" w:lastColumn="0" w:lastRow="0" w:noHBand="0" w:noVBand="1" w:val="04A0"/>
       </w:tblPr>
       <w:tblGrid>
-        <w:gridCol w:w="2878"/>
-        <w:gridCol w:w="2878"/>
-        <w:gridCol w:w="2878"/>
+        <w:gridCol w:w="3402"/>
+        <w:gridCol w:w="1134"/>
+        <w:gridCol w:w="3401"/>
       </w:tblGrid>
       <w:tr>
         <w:tc>
@@ -4477,6 +4489,12 @@
         <w:tc>
           <w:tcPr>
             <w:tcW w:type="dxa" w:w="1134"/>
+            <w:tcMar>
+              <w:top w:w="80" w:type="dxa"/>
+              <w:left w:w="80" w:type="dxa"/>
+              <w:bottom w:w="80" w:type="dxa"/>
+              <w:right w:w="80" w:type="dxa"/>
+            </w:tcMar>
             <w:vAlign w:val="center"/>
           </w:tcPr>
           <w:p>
@@ -4496,7 +4514,7 @@
         </w:tc>
         <w:tc>
           <w:tcPr>
-            <w:tcW w:type="dxa" w:w="3402"/>
+            <w:tcW w:type="dxa" w:w="3401"/>
             <w:tcMar>
               <w:top w:w="80" w:type="dxa"/>
               <w:left w:w="80" w:type="dxa"/>
@@ -4540,7 +4558,7 @@
     <w:tbl>
       <w:tblPr>
         <w:tblStyle w:val="TableGrid"/>
-        <w:tblW w:type="auto" w:w="0"/>
+        <w:tblW w:type="dxa" w:w="7937"/>
         <w:jc w:val="center"/>
         <w:tblBorders>
           <w:top w:val="single" w:sz="4" w:space="0" w:color="auto"/>
@@ -4554,9 +4572,9 @@
         <w:tblLook w:firstColumn="1" w:firstRow="1" w:lastColumn="0" w:lastRow="0" w:noHBand="0" w:noVBand="1" w:val="04A0"/>
       </w:tblPr>
       <w:tblGrid>
-        <w:gridCol w:w="2878"/>
-        <w:gridCol w:w="2878"/>
-        <w:gridCol w:w="2878"/>
+        <w:gridCol w:w="3402"/>
+        <w:gridCol w:w="1134"/>
+        <w:gridCol w:w="3401"/>
       </w:tblGrid>
       <w:tr>
         <w:tc>
@@ -4589,6 +4607,12 @@
         <w:tc>
           <w:tcPr>
             <w:tcW w:type="dxa" w:w="1134"/>
+            <w:tcMar>
+              <w:top w:w="80" w:type="dxa"/>
+              <w:left w:w="80" w:type="dxa"/>
+              <w:bottom w:w="80" w:type="dxa"/>
+              <w:right w:w="80" w:type="dxa"/>
+            </w:tcMar>
             <w:vAlign w:val="center"/>
           </w:tcPr>
           <w:p>
@@ -4608,7 +4632,7 @@
         </w:tc>
         <w:tc>
           <w:tcPr>
-            <w:tcW w:type="dxa" w:w="3402"/>
+            <w:tcW w:type="dxa" w:w="3401"/>
             <w:tcMar>
               <w:top w:w="80" w:type="dxa"/>
               <w:left w:w="80" w:type="dxa"/>
@@ -4682,12 +4706,21 @@
     <w:tbl>
       <w:tblPr>
         <w:tblStyle w:val="TableGrid"/>
-        <w:tblW w:type="auto" w:w="0"/>
+        <w:tblW w:type="dxa" w:w="7937"/>
         <w:jc w:val="center"/>
+        <w:tblBorders>
+          <w:top w:val="single" w:sz="4" w:space="0" w:color="000000"/>
+          <w:left w:val="single" w:sz="4" w:space="0" w:color="000000"/>
+          <w:bottom w:val="single" w:sz="4" w:space="0" w:color="000000"/>
+          <w:right w:val="single" w:sz="4" w:space="0" w:color="000000"/>
+          <w:insideH w:val="single" w:sz="4" w:space="0" w:color="000000"/>
+          <w:insideV w:val="single" w:sz="4" w:space="0" w:color="000000"/>
+        </w:tblBorders>
+        <w:tblLayout w:type="fixed"/>
         <w:tblLook w:firstColumn="1" w:firstRow="1" w:lastColumn="0" w:lastRow="0" w:noHBand="0" w:noVBand="1" w:val="04A0"/>
       </w:tblPr>
       <w:tblGrid>
-        <w:gridCol w:w="8634"/>
+        <w:gridCol w:w="7937"/>
       </w:tblGrid>
       <w:tr>
         <w:tc>
@@ -4798,7 +4831,7 @@
     <w:tbl>
       <w:tblPr>
         <w:tblStyle w:val="TableGrid"/>
-        <w:tblW w:type="auto" w:w="0"/>
+        <w:tblW w:type="dxa" w:w="8164"/>
         <w:jc w:val="center"/>
         <w:tblBorders>
           <w:top w:val="single" w:sz="4" w:space="0" w:color="000000"/>
@@ -5225,13 +5258,13 @@
           <w:b w:val="0"/>
           <w:sz w:val="24"/>
         </w:rPr>
-        <w:t>add_layered_architecture 以表格框图堆叠表达多层架构，全宽层与并列层可混合使用，层间自动插入间隔段落。全宽层与并列层的每个框首行均为加粗名称，col_widths 控制并列框列宽，不传则按默认总宽 14cm 均分。以信号处理系统为例：</w:t>
+        <w:t>add_layered_architecture 以表格框图堆叠表达多层架构，全宽层与并列层可混合使用，层间自动插入间隔段落。全宽层与并列层的每个框首行均为加粗名称。整图总宽只有一个来源：传 col_widths 时其和即总宽，全宽层与并列层共用同一个总宽（上下框体必然等宽）；只传 width_cm（默认 14cm）时它即总宽，并列层按总宽均分。以信号处理系统为例：</w:t>
       </w:r>
     </w:p>
     <w:tbl>
       <w:tblPr>
         <w:tblStyle w:val="TableGrid"/>
-        <w:tblW w:type="auto" w:w="0"/>
+        <w:tblW w:type="dxa" w:w="7937"/>
         <w:jc w:val="center"/>
         <w:tblBorders>
           <w:top w:val="single" w:sz="4" w:space="0" w:color="000000"/>
@@ -5245,7 +5278,7 @@
         <w:tblLook w:firstColumn="1" w:firstRow="1" w:lastColumn="0" w:lastRow="0" w:noHBand="0" w:noVBand="1" w:val="04A0"/>
       </w:tblPr>
       <w:tblGrid>
-        <w:gridCol w:w="8634"/>
+        <w:gridCol w:w="7937"/>
       </w:tblGrid>
       <w:tr>
         <w:tc>
@@ -5291,7 +5324,7 @@
     <w:tbl>
       <w:tblPr>
         <w:tblStyle w:val="TableGrid"/>
-        <w:tblW w:type="auto" w:w="0"/>
+        <w:tblW w:type="dxa" w:w="7937"/>
         <w:jc w:val="center"/>
         <w:tblBorders>
           <w:top w:val="single" w:sz="4" w:space="0" w:color="000000"/>
@@ -5305,7 +5338,7 @@
         <w:tblLook w:firstColumn="1" w:firstRow="1" w:lastColumn="0" w:lastRow="0" w:noHBand="0" w:noVBand="1" w:val="04A0"/>
       </w:tblPr>
       <w:tblGrid>
-        <w:gridCol w:w="8634"/>
+        <w:gridCol w:w="7937"/>
       </w:tblGrid>
       <w:tr>
         <w:tc>
@@ -5351,7 +5384,7 @@
     <w:tbl>
       <w:tblPr>
         <w:tblStyle w:val="TableGrid"/>
-        <w:tblW w:type="auto" w:w="0"/>
+        <w:tblW w:type="dxa" w:w="7937"/>
         <w:jc w:val="center"/>
         <w:tblBorders>
           <w:top w:val="single" w:sz="4" w:space="0" w:color="000000"/>
@@ -5367,7 +5400,7 @@
       <w:tblGrid>
         <w:gridCol w:w="2268"/>
         <w:gridCol w:w="2835"/>
-        <w:gridCol w:w="2835"/>
+        <w:gridCol w:w="2834"/>
       </w:tblGrid>
       <w:tr>
         <w:tc>
@@ -5456,7 +5489,7 @@
         </w:tc>
         <w:tc>
           <w:tcPr>
-            <w:tcW w:type="dxa" w:w="2835"/>
+            <w:tcW w:type="dxa" w:w="2834"/>
             <w:tcMar>
               <w:top w:w="60" w:type="dxa"/>
               <w:left w:w="60" w:type="dxa"/>
@@ -5512,7 +5545,7 @@
     <w:tbl>
       <w:tblPr>
         <w:tblStyle w:val="TableGrid"/>
-        <w:tblW w:type="auto" w:w="0"/>
+        <w:tblW w:type="dxa" w:w="7937"/>
         <w:jc w:val="center"/>
         <w:tblBorders>
           <w:top w:val="single" w:sz="4" w:space="0" w:color="000000"/>
@@ -5526,7 +5559,7 @@
         <w:tblLook w:firstColumn="1" w:firstRow="1" w:lastColumn="0" w:lastRow="0" w:noHBand="0" w:noVBand="1" w:val="04A0"/>
       </w:tblPr>
       <w:tblGrid>
-        <w:gridCol w:w="8634"/>
+        <w:gridCol w:w="7937"/>
       </w:tblGrid>
       <w:tr>
         <w:tc>
@@ -5782,7 +5815,7 @@
     <w:tbl>
       <w:tblPr>
         <w:tblStyle w:val="TableGrid"/>
-        <w:tblW w:type="auto" w:w="0"/>
+        <w:tblW w:type="dxa" w:w="8164"/>
         <w:jc w:val="center"/>
         <w:tblBorders>
           <w:top w:val="single" w:sz="4" w:space="0" w:color="000000"/>
@@ -6385,7 +6418,7 @@
     <w:tbl>
       <w:tblPr>
         <w:tblStyle w:val="TableGrid"/>
-        <w:tblW w:type="auto" w:w="0"/>
+        <w:tblW w:type="dxa" w:w="8164"/>
         <w:jc w:val="center"/>
         <w:tblBorders>
           <w:top w:val="single" w:sz="4" w:space="0" w:color="000000"/>
@@ -7029,7 +7062,7 @@
     <w:tbl>
       <w:tblPr>
         <w:tblStyle w:val="TableGrid"/>
-        <w:tblW w:type="auto" w:w="0"/>
+        <w:tblW w:type="dxa" w:w="8164"/>
         <w:jc w:val="center"/>
         <w:tblBorders>
           <w:top w:val="single" w:sz="4" w:space="0" w:color="000000"/>
@@ -9340,7 +9373,7 @@
     </w:p>
     <w:sectPr>
       <w:footerReference w:type="default" r:id="rId9"/>
-      <w:pgSz w:w="12240" w:h="15840"/>
+      <w:pgSz w:w="11906" w:h="16838"/>
       <w:pgMar w:top="1440" w:right="1803" w:bottom="1440" w:left="1803" w:header="720" w:footer="720" w:gutter="0"/>
       <w:cols w:space="720"/>
       <w:docGrid w:linePitch="360"/>

--- a/README.docx
+++ b/README.docx
@@ -4501,7 +4501,7 @@
           <w:b w:val="0"/>
           <w:sz w:val="21"/>
         </w:rPr>
-        <w:t>[1] 程佩青. 数字信号处理教程[M]. 4版. 北京: 清华大学出版社, 2015</w:t>
+        <w:t>[1] 张三, 李四. 示例期刊论文题名[J]. 示例期刊, 2020, 12(3): 45-56</w:t>
       </w:r>
     </w:p>
     <w:p>
@@ -4516,7 +4516,7 @@
           <w:b w:val="0"/>
           <w:sz w:val="21"/>
         </w:rPr>
-        <w:t>[2] 陈大明, 刘思远. 基于加窗傅里叶变换的谐波检测方法[J]. 信号处理学报, 2023, 41(2): 115-128</w:t>
+        <w:t>[2] 王五. 示例图书题名[M]. 示例市: 示例出版社, 2019</w:t>
       </w:r>
     </w:p>
     <w:p>
@@ -4531,7 +4531,7 @@
           <w:b w:val="0"/>
           <w:sz w:val="21"/>
         </w:rPr>
-        <w:t>[3] Oppenheim A V, Willsky A S, Nawab S H. Signals and Systems[M]. 2nd ed. Upper Saddle River: Prentice Hall, 1997</w:t>
+        <w:t>[3] 赵六. 示例学位论文题名[D]. 示例市: 示例大学, 2021</w:t>
       </w:r>
     </w:p>
     <w:p>
@@ -4546,7 +4546,7 @@
           <w:b w:val="0"/>
           <w:sz w:val="21"/>
         </w:rPr>
-        <w:t>[4] 周文静. 短时傅里叶变换在振动信号分析中的应用[D]. 南京: 东南大学, 2021</w:t>
+        <w:t>[4] 钱七. 示例会议论文题名[C]//示例会议论文集. 示例市: 示例出版社, 2022: 78-85</w:t>
       </w:r>
     </w:p>
     <w:p>
@@ -4561,7 +4561,7 @@
           <w:b w:val="0"/>
           <w:sz w:val="21"/>
         </w:rPr>
-        <w:t>[5] Zhang W, Liu H. Window function selection for spectral leakage suppression[C]//Proceedings of the International Conference on Signal Processing. Beijing: IEEE, 2021: 45-52</w:t>
+        <w:t>[5] 示例标准化技术委员会. 示例标准题名: 示例标准编号[S]. 示例市: 示例出版社, 2018</w:t>
       </w:r>
     </w:p>
     <w:p>
@@ -4576,7 +4576,7 @@
           <w:b w:val="0"/>
           <w:sz w:val="21"/>
         </w:rPr>
-        <w:t>[6] 全国信息与文献标准化技术委员会. 信息与文献 参考文献著录规则: GB/T 7714-2015[S]. 北京: 中国标准出版社, 2015</w:t>
+        <w:t>[6] 孙八. 示例网页题名[EB/OL]. (2023-01-01)[2023-06-05]. https://example.com</w:t>
       </w:r>
     </w:p>
     <w:p>

--- a/README.docx
+++ b/README.docx
@@ -12756,6 +12756,17 @@
     </w:p>
     <w:p>
       <w:pPr>
+        <w:pStyle w:val="Heading2"/>
+        <w:spacing w:line="360" w:lineRule="auto" w:before="240" w:after="120"/>
+        <w:ind w:firstLine="0"/>
+        <w:jc w:val="left"/>
+      </w:pPr>
+      <w:r>
+        <w:t>21.1 安装</w:t>
+      </w:r>
+    </w:p>
+    <w:p>
+      <w:pPr>
         <w:spacing w:line="360" w:lineRule="auto"/>
         <w:ind w:firstLine="480"/>
         <w:jc w:val="both"/>
@@ -12766,7 +12777,632 @@
           <w:b w:val="0"/>
           <w:sz w:val="24"/>
         </w:rPr>
-        <w:t>通过客户端安装：将技能压缩包上传至 AI 客户端对应的技能安装位置，客户端自动读取 SKILL.md 中的指令。手动安装：将仓库内容复制到项目的 skills/docx-formatter 目录，目录名与 SKILL.md 中 name 字段保持一致。</w:t>
+        <w:t>方式一：npx skills（推荐）。在命令行执行：</w:t>
+      </w:r>
+    </w:p>
+    <w:p>
+      <w:pPr>
+        <w:shd w:val="clear" w:color="auto" w:fill="F2F2F2"/>
+        <w:spacing w:line="276" w:lineRule="auto" w:before="0" w:after="0"/>
+        <w:ind w:firstLine="0" w:left="360"/>
+      </w:pPr>
+      <w:r>
+        <w:rPr>
+          <w:rFonts w:ascii="Consolas" w:hAnsi="Consolas" w:eastAsia="宋体"/>
+          <w:sz w:val="18"/>
+        </w:rPr>
+        <w:t>npx skills add https://github.com/CP-here/docx-formatter-skill --skill docx-formatter</w:t>
+      </w:r>
+    </w:p>
+    <w:p>
+      <w:pPr>
+        <w:spacing w:line="360" w:lineRule="auto"/>
+        <w:ind w:firstLine="480"/>
+        <w:jc w:val="both"/>
+      </w:pPr>
+      <w:r>
+        <w:rPr>
+          <w:rFonts w:ascii="Times New Roman" w:hAnsi="Times New Roman" w:eastAsia="宋体"/>
+          <w:b w:val="0"/>
+          <w:sz w:val="24"/>
+        </w:rPr>
+        <w:t>方式二：复制到项目目录，随仓库携带。若希望某个项目内的 AI 助手都遵循本技能的排版规则，把 docx-formatter 目录复制到该项目的技能目录，目录名与 SKILL.md 中 name 字段保持一致：</w:t>
+      </w:r>
+    </w:p>
+    <w:p>
+      <w:pPr>
+        <w:spacing w:before="240" w:after="120"/>
+        <w:ind w:firstLine="0"/>
+        <w:jc w:val="center"/>
+      </w:pPr>
+      <w:r>
+        <w:rPr>
+          <w:rFonts w:ascii="宋体" w:hAnsi="宋体" w:eastAsia="宋体"/>
+          <w:b/>
+          <w:sz w:val="21"/>
+        </w:rPr>
+        <w:t>表12</w:t>
+      </w:r>
+      <w:r>
+        <w:rPr>
+          <w:rFonts w:ascii="宋体" w:hAnsi="宋体" w:eastAsia="宋体"/>
+          <w:b w:val="0"/>
+          <w:sz w:val="21"/>
+        </w:rPr>
+        <w:t xml:space="preserve">　</w:t>
+      </w:r>
+      <w:r>
+        <w:rPr>
+          <w:rFonts w:ascii="宋体" w:hAnsi="宋体" w:eastAsia="宋体"/>
+          <w:b w:val="0"/>
+          <w:sz w:val="21"/>
+        </w:rPr>
+        <w:t>项目级技能目录</w:t>
+      </w:r>
+    </w:p>
+    <w:tbl>
+      <w:tblPr>
+        <w:tblStyle w:val="TableGrid"/>
+        <w:tblW w:type="dxa" w:w="8164"/>
+        <w:jc w:val="center"/>
+        <w:tblBorders>
+          <w:top w:val="single" w:sz="4" w:space="0" w:color="000000"/>
+          <w:left w:val="single" w:sz="4" w:space="0" w:color="000000"/>
+          <w:bottom w:val="single" w:sz="4" w:space="0" w:color="000000"/>
+          <w:right w:val="single" w:sz="4" w:space="0" w:color="000000"/>
+          <w:insideH w:val="single" w:sz="4" w:space="0" w:color="000000"/>
+          <w:insideV w:val="single" w:sz="4" w:space="0" w:color="000000"/>
+        </w:tblBorders>
+        <w:tblLayout w:type="fixed"/>
+        <w:tblLook w:firstColumn="1" w:firstRow="1" w:lastColumn="0" w:lastRow="0" w:noHBand="0" w:noVBand="1" w:val="04A0"/>
+      </w:tblPr>
+      <w:tblGrid>
+        <w:gridCol w:w="1701"/>
+        <w:gridCol w:w="6463"/>
+      </w:tblGrid>
+      <w:tr>
+        <w:tc>
+          <w:tcPr>
+            <w:tcW w:type="dxa" w:w="1701"/>
+            <w:shd w:val="clear" w:color="auto" w:fill="D9D9D9"/>
+            <w:tcMar>
+              <w:top w:w="60" w:type="dxa"/>
+              <w:left w:w="60" w:type="dxa"/>
+              <w:bottom w:w="60" w:type="dxa"/>
+              <w:right w:w="60" w:type="dxa"/>
+            </w:tcMar>
+            <w:vAlign w:val="center"/>
+          </w:tcPr>
+          <w:p>
+            <w:pPr>
+              <w:ind w:firstLine="0"/>
+              <w:jc w:val="center"/>
+            </w:pPr>
+            <w:r>
+              <w:rPr>
+                <w:rFonts w:ascii="黑体" w:hAnsi="黑体" w:eastAsia="黑体"/>
+                <w:b/>
+                <w:sz w:val="19"/>
+              </w:rPr>
+              <w:t>客户端</w:t>
+            </w:r>
+          </w:p>
+        </w:tc>
+        <w:tc>
+          <w:tcPr>
+            <w:tcW w:type="dxa" w:w="6463"/>
+            <w:shd w:val="clear" w:color="auto" w:fill="D9D9D9"/>
+            <w:tcMar>
+              <w:top w:w="60" w:type="dxa"/>
+              <w:left w:w="60" w:type="dxa"/>
+              <w:bottom w:w="60" w:type="dxa"/>
+              <w:right w:w="60" w:type="dxa"/>
+            </w:tcMar>
+            <w:vAlign w:val="center"/>
+          </w:tcPr>
+          <w:p>
+            <w:pPr>
+              <w:ind w:firstLine="0"/>
+              <w:jc w:val="center"/>
+            </w:pPr>
+            <w:r>
+              <w:rPr>
+                <w:rFonts w:ascii="黑体" w:hAnsi="黑体" w:eastAsia="黑体"/>
+                <w:b/>
+                <w:sz w:val="19"/>
+              </w:rPr>
+              <w:t>项目级路径</w:t>
+            </w:r>
+          </w:p>
+        </w:tc>
+      </w:tr>
+      <w:tr>
+        <w:tc>
+          <w:tcPr>
+            <w:tcW w:type="dxa" w:w="1701"/>
+            <w:tcMar>
+              <w:top w:w="60" w:type="dxa"/>
+              <w:left w:w="60" w:type="dxa"/>
+              <w:bottom w:w="60" w:type="dxa"/>
+              <w:right w:w="60" w:type="dxa"/>
+            </w:tcMar>
+            <w:vAlign w:val="center"/>
+          </w:tcPr>
+          <w:p>
+            <w:pPr>
+              <w:ind w:firstLine="0"/>
+              <w:jc w:val="center"/>
+            </w:pPr>
+            <w:r>
+              <w:rPr>
+                <w:rFonts w:ascii="宋体" w:hAnsi="宋体" w:eastAsia="宋体"/>
+                <w:b w:val="0"/>
+                <w:sz w:val="19"/>
+              </w:rPr>
+              <w:t>Claude Code</w:t>
+            </w:r>
+          </w:p>
+        </w:tc>
+        <w:tc>
+          <w:tcPr>
+            <w:tcW w:type="dxa" w:w="6463"/>
+            <w:tcMar>
+              <w:top w:w="60" w:type="dxa"/>
+              <w:left w:w="60" w:type="dxa"/>
+              <w:bottom w:w="60" w:type="dxa"/>
+              <w:right w:w="60" w:type="dxa"/>
+            </w:tcMar>
+            <w:vAlign w:val="center"/>
+          </w:tcPr>
+          <w:p>
+            <w:pPr>
+              <w:ind w:firstLine="0"/>
+              <w:jc w:val="left"/>
+            </w:pPr>
+            <w:r>
+              <w:rPr>
+                <w:rFonts w:ascii="宋体" w:hAnsi="宋体" w:eastAsia="宋体"/>
+                <w:b w:val="0"/>
+                <w:sz w:val="19"/>
+              </w:rPr>
+              <w:t>&lt;项目&gt;/.claude/skills/docx-formatter/</w:t>
+            </w:r>
+          </w:p>
+        </w:tc>
+      </w:tr>
+      <w:tr>
+        <w:tc>
+          <w:tcPr>
+            <w:tcW w:type="dxa" w:w="1701"/>
+            <w:tcMar>
+              <w:top w:w="60" w:type="dxa"/>
+              <w:left w:w="60" w:type="dxa"/>
+              <w:bottom w:w="60" w:type="dxa"/>
+              <w:right w:w="60" w:type="dxa"/>
+            </w:tcMar>
+            <w:vAlign w:val="center"/>
+          </w:tcPr>
+          <w:p>
+            <w:pPr>
+              <w:ind w:firstLine="0"/>
+              <w:jc w:val="center"/>
+            </w:pPr>
+            <w:r>
+              <w:rPr>
+                <w:rFonts w:ascii="宋体" w:hAnsi="宋体" w:eastAsia="宋体"/>
+                <w:b w:val="0"/>
+                <w:sz w:val="19"/>
+              </w:rPr>
+              <w:t>Codex</w:t>
+            </w:r>
+          </w:p>
+        </w:tc>
+        <w:tc>
+          <w:tcPr>
+            <w:tcW w:type="dxa" w:w="6463"/>
+            <w:tcMar>
+              <w:top w:w="60" w:type="dxa"/>
+              <w:left w:w="60" w:type="dxa"/>
+              <w:bottom w:w="60" w:type="dxa"/>
+              <w:right w:w="60" w:type="dxa"/>
+            </w:tcMar>
+            <w:vAlign w:val="center"/>
+          </w:tcPr>
+          <w:p>
+            <w:pPr>
+              <w:ind w:firstLine="0"/>
+              <w:jc w:val="left"/>
+            </w:pPr>
+            <w:r>
+              <w:rPr>
+                <w:rFonts w:ascii="宋体" w:hAnsi="宋体" w:eastAsia="宋体"/>
+                <w:b w:val="0"/>
+                <w:sz w:val="19"/>
+              </w:rPr>
+              <w:t>&lt;项目&gt;/.codex/skills/docx-formatter/</w:t>
+            </w:r>
+          </w:p>
+        </w:tc>
+      </w:tr>
+      <w:tr>
+        <w:tc>
+          <w:tcPr>
+            <w:tcW w:type="dxa" w:w="1701"/>
+            <w:tcMar>
+              <w:top w:w="60" w:type="dxa"/>
+              <w:left w:w="60" w:type="dxa"/>
+              <w:bottom w:w="60" w:type="dxa"/>
+              <w:right w:w="60" w:type="dxa"/>
+            </w:tcMar>
+            <w:vAlign w:val="center"/>
+          </w:tcPr>
+          <w:p>
+            <w:pPr>
+              <w:ind w:firstLine="0"/>
+              <w:jc w:val="center"/>
+            </w:pPr>
+            <w:r>
+              <w:rPr>
+                <w:rFonts w:ascii="宋体" w:hAnsi="宋体" w:eastAsia="宋体"/>
+                <w:b w:val="0"/>
+                <w:sz w:val="19"/>
+              </w:rPr>
+              <w:t>Cursor</w:t>
+            </w:r>
+          </w:p>
+        </w:tc>
+        <w:tc>
+          <w:tcPr>
+            <w:tcW w:type="dxa" w:w="6463"/>
+            <w:tcMar>
+              <w:top w:w="60" w:type="dxa"/>
+              <w:left w:w="60" w:type="dxa"/>
+              <w:bottom w:w="60" w:type="dxa"/>
+              <w:right w:w="60" w:type="dxa"/>
+            </w:tcMar>
+            <w:vAlign w:val="center"/>
+          </w:tcPr>
+          <w:p>
+            <w:pPr>
+              <w:ind w:firstLine="0"/>
+              <w:jc w:val="left"/>
+            </w:pPr>
+            <w:r>
+              <w:rPr>
+                <w:rFonts w:ascii="宋体" w:hAnsi="宋体" w:eastAsia="宋体"/>
+                <w:b w:val="0"/>
+                <w:sz w:val="19"/>
+              </w:rPr>
+              <w:t>&lt;项目&gt;/.cursor/skills/docx-formatter/</w:t>
+            </w:r>
+          </w:p>
+        </w:tc>
+      </w:tr>
+      <w:tr>
+        <w:tc>
+          <w:tcPr>
+            <w:tcW w:type="dxa" w:w="1701"/>
+            <w:tcMar>
+              <w:top w:w="60" w:type="dxa"/>
+              <w:left w:w="60" w:type="dxa"/>
+              <w:bottom w:w="60" w:type="dxa"/>
+              <w:right w:w="60" w:type="dxa"/>
+            </w:tcMar>
+            <w:vAlign w:val="center"/>
+          </w:tcPr>
+          <w:p>
+            <w:pPr>
+              <w:ind w:firstLine="0"/>
+              <w:jc w:val="center"/>
+            </w:pPr>
+            <w:r>
+              <w:rPr>
+                <w:rFonts w:ascii="宋体" w:hAnsi="宋体" w:eastAsia="宋体"/>
+                <w:b w:val="0"/>
+                <w:sz w:val="19"/>
+              </w:rPr>
+              <w:t>其他框架</w:t>
+            </w:r>
+          </w:p>
+        </w:tc>
+        <w:tc>
+          <w:tcPr>
+            <w:tcW w:type="dxa" w:w="6463"/>
+            <w:tcMar>
+              <w:top w:w="60" w:type="dxa"/>
+              <w:left w:w="60" w:type="dxa"/>
+              <w:bottom w:w="60" w:type="dxa"/>
+              <w:right w:w="60" w:type="dxa"/>
+            </w:tcMar>
+            <w:vAlign w:val="center"/>
+          </w:tcPr>
+          <w:p>
+            <w:pPr>
+              <w:ind w:firstLine="0"/>
+              <w:jc w:val="left"/>
+            </w:pPr>
+            <w:r>
+              <w:rPr>
+                <w:rFonts w:ascii="宋体" w:hAnsi="宋体" w:eastAsia="宋体"/>
+                <w:b w:val="0"/>
+                <w:sz w:val="19"/>
+              </w:rPr>
+              <w:t>放到助手能发现 SKILL.md 的任意位置</w:t>
+            </w:r>
+          </w:p>
+        </w:tc>
+      </w:tr>
+    </w:tbl>
+    <w:p>
+      <w:pPr>
+        <w:spacing w:line="360" w:lineRule="auto"/>
+        <w:ind w:firstLine="480"/>
+        <w:jc w:val="both"/>
+      </w:pPr>
+      <w:r>
+        <w:rPr>
+          <w:rFonts w:ascii="Times New Roman" w:hAnsi="Times New Roman" w:eastAsia="宋体"/>
+          <w:b w:val="0"/>
+          <w:sz w:val="24"/>
+        </w:rPr>
+        <w:t>放在项目级的好处是技能随仓库走，提交后每个打开该项目的人都能自动获得这套排版能力。</w:t>
+      </w:r>
+    </w:p>
+    <w:p>
+      <w:pPr>
+        <w:spacing w:line="360" w:lineRule="auto"/>
+        <w:ind w:firstLine="480"/>
+        <w:jc w:val="both"/>
+      </w:pPr>
+      <w:r>
+        <w:rPr>
+          <w:rFonts w:ascii="Times New Roman" w:hAnsi="Times New Roman" w:eastAsia="宋体"/>
+          <w:b w:val="0"/>
+          <w:sz w:val="24"/>
+        </w:rPr>
+        <w:t>方式三：复制到用户级技能目录。</w:t>
+      </w:r>
+    </w:p>
+    <w:p>
+      <w:pPr>
+        <w:spacing w:before="240" w:after="120"/>
+        <w:ind w:firstLine="0"/>
+        <w:jc w:val="center"/>
+      </w:pPr>
+      <w:r>
+        <w:rPr>
+          <w:rFonts w:ascii="宋体" w:hAnsi="宋体" w:eastAsia="宋体"/>
+          <w:b/>
+          <w:sz w:val="21"/>
+        </w:rPr>
+        <w:t>表13</w:t>
+      </w:r>
+      <w:r>
+        <w:rPr>
+          <w:rFonts w:ascii="宋体" w:hAnsi="宋体" w:eastAsia="宋体"/>
+          <w:b w:val="0"/>
+          <w:sz w:val="21"/>
+        </w:rPr>
+        <w:t xml:space="preserve">　</w:t>
+      </w:r>
+      <w:r>
+        <w:rPr>
+          <w:rFonts w:ascii="宋体" w:hAnsi="宋体" w:eastAsia="宋体"/>
+          <w:b w:val="0"/>
+          <w:sz w:val="21"/>
+        </w:rPr>
+        <w:t>用户级技能目录</w:t>
+      </w:r>
+    </w:p>
+    <w:tbl>
+      <w:tblPr>
+        <w:tblStyle w:val="TableGrid"/>
+        <w:tblW w:type="dxa" w:w="8164"/>
+        <w:jc w:val="center"/>
+        <w:tblBorders>
+          <w:top w:val="single" w:sz="4" w:space="0" w:color="000000"/>
+          <w:left w:val="single" w:sz="4" w:space="0" w:color="000000"/>
+          <w:bottom w:val="single" w:sz="4" w:space="0" w:color="000000"/>
+          <w:right w:val="single" w:sz="4" w:space="0" w:color="000000"/>
+          <w:insideH w:val="single" w:sz="4" w:space="0" w:color="000000"/>
+          <w:insideV w:val="single" w:sz="4" w:space="0" w:color="000000"/>
+        </w:tblBorders>
+        <w:tblLayout w:type="fixed"/>
+        <w:tblLook w:firstColumn="1" w:firstRow="1" w:lastColumn="0" w:lastRow="0" w:noHBand="0" w:noVBand="1" w:val="04A0"/>
+      </w:tblPr>
+      <w:tblGrid>
+        <w:gridCol w:w="1701"/>
+        <w:gridCol w:w="6463"/>
+      </w:tblGrid>
+      <w:tr>
+        <w:tc>
+          <w:tcPr>
+            <w:tcW w:type="dxa" w:w="1701"/>
+            <w:shd w:val="clear" w:color="auto" w:fill="D9D9D9"/>
+            <w:tcMar>
+              <w:top w:w="60" w:type="dxa"/>
+              <w:left w:w="60" w:type="dxa"/>
+              <w:bottom w:w="60" w:type="dxa"/>
+              <w:right w:w="60" w:type="dxa"/>
+            </w:tcMar>
+            <w:vAlign w:val="center"/>
+          </w:tcPr>
+          <w:p>
+            <w:pPr>
+              <w:ind w:firstLine="0"/>
+              <w:jc w:val="center"/>
+            </w:pPr>
+            <w:r>
+              <w:rPr>
+                <w:rFonts w:ascii="黑体" w:hAnsi="黑体" w:eastAsia="黑体"/>
+                <w:b/>
+                <w:sz w:val="19"/>
+              </w:rPr>
+              <w:t>客户端</w:t>
+            </w:r>
+          </w:p>
+        </w:tc>
+        <w:tc>
+          <w:tcPr>
+            <w:tcW w:type="dxa" w:w="6463"/>
+            <w:shd w:val="clear" w:color="auto" w:fill="D9D9D9"/>
+            <w:tcMar>
+              <w:top w:w="60" w:type="dxa"/>
+              <w:left w:w="60" w:type="dxa"/>
+              <w:bottom w:w="60" w:type="dxa"/>
+              <w:right w:w="60" w:type="dxa"/>
+            </w:tcMar>
+            <w:vAlign w:val="center"/>
+          </w:tcPr>
+          <w:p>
+            <w:pPr>
+              <w:ind w:firstLine="0"/>
+              <w:jc w:val="center"/>
+            </w:pPr>
+            <w:r>
+              <w:rPr>
+                <w:rFonts w:ascii="黑体" w:hAnsi="黑体" w:eastAsia="黑体"/>
+                <w:b/>
+                <w:sz w:val="19"/>
+              </w:rPr>
+              <w:t>用户级路径</w:t>
+            </w:r>
+          </w:p>
+        </w:tc>
+      </w:tr>
+      <w:tr>
+        <w:tc>
+          <w:tcPr>
+            <w:tcW w:type="dxa" w:w="1701"/>
+            <w:tcMar>
+              <w:top w:w="60" w:type="dxa"/>
+              <w:left w:w="60" w:type="dxa"/>
+              <w:bottom w:w="60" w:type="dxa"/>
+              <w:right w:w="60" w:type="dxa"/>
+            </w:tcMar>
+            <w:vAlign w:val="center"/>
+          </w:tcPr>
+          <w:p>
+            <w:pPr>
+              <w:ind w:firstLine="0"/>
+              <w:jc w:val="center"/>
+            </w:pPr>
+            <w:r>
+              <w:rPr>
+                <w:rFonts w:ascii="宋体" w:hAnsi="宋体" w:eastAsia="宋体"/>
+                <w:b w:val="0"/>
+                <w:sz w:val="19"/>
+              </w:rPr>
+              <w:t>Claude Code</w:t>
+            </w:r>
+          </w:p>
+        </w:tc>
+        <w:tc>
+          <w:tcPr>
+            <w:tcW w:type="dxa" w:w="6463"/>
+            <w:tcMar>
+              <w:top w:w="60" w:type="dxa"/>
+              <w:left w:w="60" w:type="dxa"/>
+              <w:bottom w:w="60" w:type="dxa"/>
+              <w:right w:w="60" w:type="dxa"/>
+            </w:tcMar>
+            <w:vAlign w:val="center"/>
+          </w:tcPr>
+          <w:p>
+            <w:pPr>
+              <w:ind w:firstLine="0"/>
+              <w:jc w:val="left"/>
+            </w:pPr>
+            <w:r>
+              <w:rPr>
+                <w:rFonts w:ascii="宋体" w:hAnsi="宋体" w:eastAsia="宋体"/>
+                <w:b w:val="0"/>
+                <w:sz w:val="19"/>
+              </w:rPr>
+              <w:t>~/.claude/skills/docx-formatter/</w:t>
+            </w:r>
+          </w:p>
+        </w:tc>
+      </w:tr>
+      <w:tr>
+        <w:tc>
+          <w:tcPr>
+            <w:tcW w:type="dxa" w:w="1701"/>
+            <w:tcMar>
+              <w:top w:w="60" w:type="dxa"/>
+              <w:left w:w="60" w:type="dxa"/>
+              <w:bottom w:w="60" w:type="dxa"/>
+              <w:right w:w="60" w:type="dxa"/>
+            </w:tcMar>
+            <w:vAlign w:val="center"/>
+          </w:tcPr>
+          <w:p>
+            <w:pPr>
+              <w:ind w:firstLine="0"/>
+              <w:jc w:val="center"/>
+            </w:pPr>
+            <w:r>
+              <w:rPr>
+                <w:rFonts w:ascii="宋体" w:hAnsi="宋体" w:eastAsia="宋体"/>
+                <w:b w:val="0"/>
+                <w:sz w:val="19"/>
+              </w:rPr>
+              <w:t>Codex</w:t>
+            </w:r>
+          </w:p>
+        </w:tc>
+        <w:tc>
+          <w:tcPr>
+            <w:tcW w:type="dxa" w:w="6463"/>
+            <w:tcMar>
+              <w:top w:w="60" w:type="dxa"/>
+              <w:left w:w="60" w:type="dxa"/>
+              <w:bottom w:w="60" w:type="dxa"/>
+              <w:right w:w="60" w:type="dxa"/>
+            </w:tcMar>
+            <w:vAlign w:val="center"/>
+          </w:tcPr>
+          <w:p>
+            <w:pPr>
+              <w:ind w:firstLine="0"/>
+              <w:jc w:val="left"/>
+            </w:pPr>
+            <w:r>
+              <w:rPr>
+                <w:rFonts w:ascii="宋体" w:hAnsi="宋体" w:eastAsia="宋体"/>
+                <w:b w:val="0"/>
+                <w:sz w:val="19"/>
+              </w:rPr>
+              <w:t>~/.codex/skills/docx-formatter/</w:t>
+            </w:r>
+          </w:p>
+        </w:tc>
+      </w:tr>
+    </w:tbl>
+    <w:p>
+      <w:pPr>
+        <w:spacing w:line="360" w:lineRule="auto"/>
+        <w:ind w:firstLine="480"/>
+        <w:jc w:val="both"/>
+      </w:pPr>
+      <w:r>
+        <w:rPr>
+          <w:rFonts w:ascii="Times New Roman" w:hAnsi="Times New Roman" w:eastAsia="宋体"/>
+          <w:b w:val="0"/>
+          <w:sz w:val="24"/>
+        </w:rPr>
+        <w:t>放在用户级的好处是当前用户的所有项目都能用，无需逐个项目复制。安装完成后重启助手会话，使技能索引刷新。</w:t>
+      </w:r>
+    </w:p>
+    <w:p>
+      <w:pPr>
+        <w:pStyle w:val="Heading2"/>
+        <w:spacing w:line="360" w:lineRule="auto" w:before="240" w:after="120"/>
+        <w:ind w:firstLine="0"/>
+        <w:jc w:val="left"/>
+      </w:pPr>
+      <w:r>
+        <w:t>21.2 使用方式</w:t>
       </w:r>
     </w:p>
     <w:p>
@@ -12833,7 +13469,7 @@
           <w:b w:val="0"/>
           <w:sz w:val="24"/>
         </w:rPr>
-        <w:t xml:space="preserve">排版部分标准对齐 </w:t>
+        <w:t xml:space="preserve">排版部分参考 </w:t>
       </w:r>
       <w:hyperlink r:id="rId12">
         <w:r>
@@ -12853,7 +13489,7 @@
           <w:b w:val="0"/>
           <w:sz w:val="24"/>
         </w:rPr>
-        <w:t xml:space="preserve"> LaTeX 模板，部分对齐</w:t>
+        <w:t xml:space="preserve"> LaTeX 模板，部分参考</w:t>
       </w:r>
       <w:hyperlink r:id="rId13">
         <w:r>
@@ -12867,14 +13503,6 @@
           <w:t>北京大学研究生学位论文写作指南</w:t>
         </w:r>
       </w:hyperlink>
-      <w:r>
-        <w:rPr>
-          <w:rFonts w:ascii="Times New Roman" w:hAnsi="Times New Roman" w:eastAsia="宋体"/>
-          <w:b w:val="0"/>
-          <w:sz w:val="24"/>
-        </w:rPr>
-        <w:t>。</w:t>
-      </w:r>
     </w:p>
     <w:p>
       <w:pPr>
@@ -12902,14 +13530,6 @@
           <w:t>Anthropic 官方 docx 技能</w:t>
         </w:r>
       </w:hyperlink>
-      <w:r>
-        <w:rPr>
-          <w:rFonts w:ascii="Times New Roman" w:hAnsi="Times New Roman" w:eastAsia="宋体"/>
-          <w:b w:val="0"/>
-          <w:sz w:val="24"/>
-        </w:rPr>
-        <w:t>。</w:t>
-      </w:r>
     </w:p>
     <w:sectPr>
       <w:footerReference w:type="default" r:id="rId11"/>

--- a/README.docx
+++ b/README.docx
@@ -13101,6 +13101,60 @@
                 <w:b w:val="0"/>
                 <w:sz w:val="19"/>
               </w:rPr>
+              <w:t>WorkBuddy</w:t>
+            </w:r>
+          </w:p>
+        </w:tc>
+        <w:tc>
+          <w:tcPr>
+            <w:tcW w:type="dxa" w:w="6463"/>
+            <w:tcMar>
+              <w:top w:w="60" w:type="dxa"/>
+              <w:left w:w="60" w:type="dxa"/>
+              <w:bottom w:w="60" w:type="dxa"/>
+              <w:right w:w="60" w:type="dxa"/>
+            </w:tcMar>
+            <w:vAlign w:val="center"/>
+          </w:tcPr>
+          <w:p>
+            <w:pPr>
+              <w:ind w:firstLine="0"/>
+              <w:jc w:val="left"/>
+            </w:pPr>
+            <w:r>
+              <w:rPr>
+                <w:rFonts w:ascii="宋体" w:hAnsi="宋体" w:eastAsia="宋体"/>
+                <w:b w:val="0"/>
+                <w:sz w:val="19"/>
+              </w:rPr>
+              <w:t>&lt;项目&gt;/.workbuddy/skills/docx-formatter/</w:t>
+            </w:r>
+          </w:p>
+        </w:tc>
+      </w:tr>
+      <w:tr>
+        <w:tc>
+          <w:tcPr>
+            <w:tcW w:type="dxa" w:w="1701"/>
+            <w:tcMar>
+              <w:top w:w="60" w:type="dxa"/>
+              <w:left w:w="60" w:type="dxa"/>
+              <w:bottom w:w="60" w:type="dxa"/>
+              <w:right w:w="60" w:type="dxa"/>
+            </w:tcMar>
+            <w:vAlign w:val="center"/>
+          </w:tcPr>
+          <w:p>
+            <w:pPr>
+              <w:ind w:firstLine="0"/>
+              <w:jc w:val="center"/>
+            </w:pPr>
+            <w:r>
+              <w:rPr>
+                <w:rFonts w:ascii="宋体" w:hAnsi="宋体" w:eastAsia="宋体"/>
+                <w:b w:val="0"/>
+                <w:sz w:val="19"/>
+              </w:rPr>
               <w:t>其他框架</w:t>
             </w:r>
           </w:p>
@@ -13127,7 +13181,7 @@
                 <w:b w:val="0"/>
                 <w:sz w:val="19"/>
               </w:rPr>
-              <w:t>放到助手能发现 SKILL.md 的任意位置</w:t>
+              <w:t>&lt;项目&gt; 下助手能发现 SKILL.md 的任意位置（须放在项目文件夹内）</w:t>
             </w:r>
           </w:p>
         </w:tc>
@@ -13160,7 +13214,7 @@
           <w:b w:val="0"/>
           <w:sz w:val="24"/>
         </w:rPr>
-        <w:t>方式三：复制到用户级技能目录。</w:t>
+        <w:t>方式三：复制到用户级技能目录。复制到当前用户的技能目录，所有项目通用：</w:t>
       </w:r>
     </w:p>
     <w:p>
@@ -13378,6 +13432,168 @@
           </w:p>
         </w:tc>
       </w:tr>
+      <w:tr>
+        <w:tc>
+          <w:tcPr>
+            <w:tcW w:type="dxa" w:w="1701"/>
+            <w:tcMar>
+              <w:top w:w="60" w:type="dxa"/>
+              <w:left w:w="60" w:type="dxa"/>
+              <w:bottom w:w="60" w:type="dxa"/>
+              <w:right w:w="60" w:type="dxa"/>
+            </w:tcMar>
+            <w:vAlign w:val="center"/>
+          </w:tcPr>
+          <w:p>
+            <w:pPr>
+              <w:ind w:firstLine="0"/>
+              <w:jc w:val="center"/>
+            </w:pPr>
+            <w:r>
+              <w:rPr>
+                <w:rFonts w:ascii="宋体" w:hAnsi="宋体" w:eastAsia="宋体"/>
+                <w:b w:val="0"/>
+                <w:sz w:val="19"/>
+              </w:rPr>
+              <w:t>Cursor</w:t>
+            </w:r>
+          </w:p>
+        </w:tc>
+        <w:tc>
+          <w:tcPr>
+            <w:tcW w:type="dxa" w:w="6463"/>
+            <w:tcMar>
+              <w:top w:w="60" w:type="dxa"/>
+              <w:left w:w="60" w:type="dxa"/>
+              <w:bottom w:w="60" w:type="dxa"/>
+              <w:right w:w="60" w:type="dxa"/>
+            </w:tcMar>
+            <w:vAlign w:val="center"/>
+          </w:tcPr>
+          <w:p>
+            <w:pPr>
+              <w:ind w:firstLine="0"/>
+              <w:jc w:val="left"/>
+            </w:pPr>
+            <w:r>
+              <w:rPr>
+                <w:rFonts w:ascii="宋体" w:hAnsi="宋体" w:eastAsia="宋体"/>
+                <w:b w:val="0"/>
+                <w:sz w:val="19"/>
+              </w:rPr>
+              <w:t>~/.cursor/skills/docx-formatter/</w:t>
+            </w:r>
+          </w:p>
+        </w:tc>
+      </w:tr>
+      <w:tr>
+        <w:tc>
+          <w:tcPr>
+            <w:tcW w:type="dxa" w:w="1701"/>
+            <w:tcMar>
+              <w:top w:w="60" w:type="dxa"/>
+              <w:left w:w="60" w:type="dxa"/>
+              <w:bottom w:w="60" w:type="dxa"/>
+              <w:right w:w="60" w:type="dxa"/>
+            </w:tcMar>
+            <w:vAlign w:val="center"/>
+          </w:tcPr>
+          <w:p>
+            <w:pPr>
+              <w:ind w:firstLine="0"/>
+              <w:jc w:val="center"/>
+            </w:pPr>
+            <w:r>
+              <w:rPr>
+                <w:rFonts w:ascii="宋体" w:hAnsi="宋体" w:eastAsia="宋体"/>
+                <w:b w:val="0"/>
+                <w:sz w:val="19"/>
+              </w:rPr>
+              <w:t>WorkBuddy</w:t>
+            </w:r>
+          </w:p>
+        </w:tc>
+        <w:tc>
+          <w:tcPr>
+            <w:tcW w:type="dxa" w:w="6463"/>
+            <w:tcMar>
+              <w:top w:w="60" w:type="dxa"/>
+              <w:left w:w="60" w:type="dxa"/>
+              <w:bottom w:w="60" w:type="dxa"/>
+              <w:right w:w="60" w:type="dxa"/>
+            </w:tcMar>
+            <w:vAlign w:val="center"/>
+          </w:tcPr>
+          <w:p>
+            <w:pPr>
+              <w:ind w:firstLine="0"/>
+              <w:jc w:val="left"/>
+            </w:pPr>
+            <w:r>
+              <w:rPr>
+                <w:rFonts w:ascii="宋体" w:hAnsi="宋体" w:eastAsia="宋体"/>
+                <w:b w:val="0"/>
+                <w:sz w:val="19"/>
+              </w:rPr>
+              <w:t>~/.workbuddy/skills/docx-formatter/</w:t>
+            </w:r>
+          </w:p>
+        </w:tc>
+      </w:tr>
+      <w:tr>
+        <w:tc>
+          <w:tcPr>
+            <w:tcW w:type="dxa" w:w="1701"/>
+            <w:tcMar>
+              <w:top w:w="60" w:type="dxa"/>
+              <w:left w:w="60" w:type="dxa"/>
+              <w:bottom w:w="60" w:type="dxa"/>
+              <w:right w:w="60" w:type="dxa"/>
+            </w:tcMar>
+            <w:vAlign w:val="center"/>
+          </w:tcPr>
+          <w:p>
+            <w:pPr>
+              <w:ind w:firstLine="0"/>
+              <w:jc w:val="center"/>
+            </w:pPr>
+            <w:r>
+              <w:rPr>
+                <w:rFonts w:ascii="宋体" w:hAnsi="宋体" w:eastAsia="宋体"/>
+                <w:b w:val="0"/>
+                <w:sz w:val="19"/>
+              </w:rPr>
+              <w:t>其他框架</w:t>
+            </w:r>
+          </w:p>
+        </w:tc>
+        <w:tc>
+          <w:tcPr>
+            <w:tcW w:type="dxa" w:w="6463"/>
+            <w:tcMar>
+              <w:top w:w="60" w:type="dxa"/>
+              <w:left w:w="60" w:type="dxa"/>
+              <w:bottom w:w="60" w:type="dxa"/>
+              <w:right w:w="60" w:type="dxa"/>
+            </w:tcMar>
+            <w:vAlign w:val="center"/>
+          </w:tcPr>
+          <w:p>
+            <w:pPr>
+              <w:ind w:firstLine="0"/>
+              <w:jc w:val="left"/>
+            </w:pPr>
+            <w:r>
+              <w:rPr>
+                <w:rFonts w:ascii="宋体" w:hAnsi="宋体" w:eastAsia="宋体"/>
+                <w:b w:val="0"/>
+                <w:sz w:val="19"/>
+              </w:rPr>
+              <w:t>当前用户主目录下助手能发现 SKILL.md 的任意位置</w:t>
+            </w:r>
+          </w:p>
+        </w:tc>
+      </w:tr>
     </w:tbl>
     <w:p>
       <w:pPr>
@@ -13391,7 +13607,7 @@
           <w:b w:val="0"/>
           <w:sz w:val="24"/>
         </w:rPr>
-        <w:t>放在用户级的好处是当前用户的所有项目都能用，无需逐个项目复制。安装完成后重启助手会话，使技能索引刷新。</w:t>
+        <w:t>放在用户级的好处是当前用户的所有项目都能用，无需逐个项目复制；安装后在对话中以斜杠引用该技能，例如 /docx-formatter。安装完成后重启助手会话，使技能索引刷新。</w:t>
       </w:r>
     </w:p>
     <w:p>
@@ -13443,7 +13659,7 @@
           <w:b w:val="0"/>
           <w:sz w:val="24"/>
         </w:rPr>
-        <w:t>本项目可自由使用和修改。</w:t>
+        <w:t>本项目采用 MIT 许可证，可自由使用、修改和分发。</w:t>
       </w:r>
     </w:p>
     <w:p>

--- a/README.docx
+++ b/README.docx
@@ -188,7 +188,7 @@
           <w:b w:val="0"/>
           <w:sz w:val="24"/>
         </w:rPr>
-        <w:t>技能采用单引擎架构，仅依赖 Python 3.8 以上版本与 python-docx。数学公式由 mathHelpers.py 直接生成 OMML XML，即 Word 原生公式格式，公式在 Word 中可二次编辑，无需 Node.js 或任何外部转换工具。</w:t>
+        <w:t>技能采用单引擎架构，仅依赖 Python 3.8 以上版本与 python-docx。数学公式由 ommlBuilders.py 直接生成 OMML XML，即 Word 原生公式格式，公式在 Word 中可二次编辑，无需 Node.js 或任何外部转换工具。</w:t>
       </w:r>
     </w:p>
     <w:p>
@@ -204,6 +204,332 @@
           <w:sz w:val="24"/>
         </w:rPr>
         <w:t>本文档即由该技能自身排版生成：封面由 add_cover_page 生成，目录为 Word 原生目录域，页脚页码为 PAGE 域且只在正文显示，文中所有公式为 Word 原生可编辑公式，流程图与架构图为表格框图，引用标记为真实上标，可作为排版效果的直接样例。</w:t>
+      </w:r>
+    </w:p>
+    <w:p>
+      <w:pPr>
+        <w:pStyle w:val="Heading2"/>
+        <w:spacing w:line="360" w:lineRule="auto" w:before="240" w:after="120"/>
+        <w:ind w:firstLine="0"/>
+        <w:jc w:val="left"/>
+      </w:pPr>
+      <w:r>
+        <w:t>1.1 如何开始</w:t>
+      </w:r>
+    </w:p>
+    <w:p>
+      <w:pPr>
+        <w:spacing w:line="360" w:lineRule="auto"/>
+        <w:ind w:firstLine="480"/>
+        <w:jc w:val="both"/>
+      </w:pPr>
+      <w:r>
+        <w:rPr>
+          <w:rFonts w:ascii="Times New Roman" w:hAnsi="Times New Roman" w:eastAsia="宋体"/>
+          <w:b w:val="0"/>
+          <w:sz w:val="24"/>
+        </w:rPr>
+        <w:t>本技能为函数库，不含可执行入口：docxBuilder.py 无 main() 函数，直接运行不产生任何输出。Agent 生成文档的方式是编写调用脚本，导入库函数后按文档结构依次调用。</w:t>
+      </w:r>
+    </w:p>
+    <w:p>
+      <w:pPr>
+        <w:spacing w:line="360" w:lineRule="auto"/>
+        <w:ind w:firstLine="480"/>
+        <w:jc w:val="both"/>
+      </w:pPr>
+      <w:r>
+        <w:rPr>
+          <w:rFonts w:ascii="Times New Roman" w:hAnsi="Times New Roman" w:eastAsia="宋体"/>
+          <w:b w:val="0"/>
+          <w:sz w:val="24"/>
+        </w:rPr>
+        <w:t>Agent 生成文档前应先阅读 scripts/buildReadmeDocx.py。该文件是本技能的标准骨架，从 setup_document() 到 doc.save() 的完整调用顺序均在其正文示范；它同时用于生成项目根目录的 README.docx，因而始终与库保持同步。</w:t>
+      </w:r>
+    </w:p>
+    <w:p>
+      <w:pPr>
+        <w:spacing w:before="240" w:after="120"/>
+        <w:ind w:firstLine="0"/>
+        <w:jc w:val="center"/>
+      </w:pPr>
+      <w:r>
+        <w:rPr>
+          <w:rFonts w:ascii="宋体" w:hAnsi="宋体" w:eastAsia="宋体"/>
+          <w:b/>
+          <w:sz w:val="21"/>
+        </w:rPr>
+        <w:t>表1</w:t>
+      </w:r>
+      <w:r>
+        <w:rPr>
+          <w:rFonts w:ascii="宋体" w:hAnsi="宋体" w:eastAsia="宋体"/>
+          <w:b w:val="0"/>
+          <w:sz w:val="21"/>
+        </w:rPr>
+        <w:t xml:space="preserve">　</w:t>
+      </w:r>
+      <w:r>
+        <w:rPr>
+          <w:rFonts w:ascii="宋体" w:hAnsi="宋体" w:eastAsia="宋体"/>
+          <w:b w:val="0"/>
+          <w:sz w:val="21"/>
+        </w:rPr>
+        <w:t>参考文件</w:t>
+      </w:r>
+    </w:p>
+    <w:tbl>
+      <w:tblPr>
+        <w:tblStyle w:val="TableGrid"/>
+        <w:tblW w:type="dxa" w:w="8164"/>
+        <w:jc w:val="center"/>
+        <w:tblBorders>
+          <w:top w:val="single" w:sz="4" w:space="0" w:color="000000"/>
+          <w:left w:val="single" w:sz="4" w:space="0" w:color="000000"/>
+          <w:bottom w:val="single" w:sz="4" w:space="0" w:color="000000"/>
+          <w:right w:val="single" w:sz="4" w:space="0" w:color="000000"/>
+          <w:insideH w:val="single" w:sz="4" w:space="0" w:color="000000"/>
+          <w:insideV w:val="single" w:sz="4" w:space="0" w:color="000000"/>
+        </w:tblBorders>
+        <w:tblLayout w:type="fixed"/>
+        <w:tblLook w:firstColumn="1" w:firstRow="1" w:lastColumn="0" w:lastRow="0" w:noHBand="0" w:noVBand="1" w:val="04A0"/>
+      </w:tblPr>
+      <w:tblGrid>
+        <w:gridCol w:w="2494"/>
+        <w:gridCol w:w="5670"/>
+      </w:tblGrid>
+      <w:tr>
+        <w:tc>
+          <w:tcPr>
+            <w:tcW w:type="dxa" w:w="2494"/>
+            <w:shd w:val="clear" w:color="auto" w:fill="D9D9D9"/>
+            <w:tcMar>
+              <w:top w:w="60" w:type="dxa"/>
+              <w:left w:w="60" w:type="dxa"/>
+              <w:bottom w:w="60" w:type="dxa"/>
+              <w:right w:w="60" w:type="dxa"/>
+            </w:tcMar>
+            <w:vAlign w:val="center"/>
+          </w:tcPr>
+          <w:p>
+            <w:pPr>
+              <w:ind w:firstLine="0"/>
+              <w:jc w:val="center"/>
+            </w:pPr>
+            <w:r>
+              <w:rPr>
+                <w:rFonts w:ascii="黑体" w:hAnsi="黑体" w:eastAsia="黑体"/>
+                <w:b/>
+                <w:sz w:val="19"/>
+              </w:rPr>
+              <w:t>参考文件</w:t>
+            </w:r>
+          </w:p>
+        </w:tc>
+        <w:tc>
+          <w:tcPr>
+            <w:tcW w:type="dxa" w:w="5670"/>
+            <w:shd w:val="clear" w:color="auto" w:fill="D9D9D9"/>
+            <w:tcMar>
+              <w:top w:w="60" w:type="dxa"/>
+              <w:left w:w="60" w:type="dxa"/>
+              <w:bottom w:w="60" w:type="dxa"/>
+              <w:right w:w="60" w:type="dxa"/>
+            </w:tcMar>
+            <w:vAlign w:val="center"/>
+          </w:tcPr>
+          <w:p>
+            <w:pPr>
+              <w:ind w:firstLine="0"/>
+              <w:jc w:val="center"/>
+            </w:pPr>
+            <w:r>
+              <w:rPr>
+                <w:rFonts w:ascii="黑体" w:hAnsi="黑体" w:eastAsia="黑体"/>
+                <w:b/>
+                <w:sz w:val="19"/>
+              </w:rPr>
+              <w:t>用途</w:t>
+            </w:r>
+          </w:p>
+        </w:tc>
+      </w:tr>
+      <w:tr>
+        <w:tc>
+          <w:tcPr>
+            <w:tcW w:type="dxa" w:w="2494"/>
+            <w:tcMar>
+              <w:top w:w="60" w:type="dxa"/>
+              <w:left w:w="60" w:type="dxa"/>
+              <w:bottom w:w="60" w:type="dxa"/>
+              <w:right w:w="60" w:type="dxa"/>
+            </w:tcMar>
+            <w:vAlign w:val="center"/>
+          </w:tcPr>
+          <w:p>
+            <w:pPr>
+              <w:ind w:firstLine="0"/>
+              <w:jc w:val="center"/>
+            </w:pPr>
+            <w:r>
+              <w:rPr>
+                <w:rFonts w:ascii="宋体" w:hAnsi="宋体" w:eastAsia="宋体"/>
+                <w:b w:val="0"/>
+                <w:sz w:val="19"/>
+              </w:rPr>
+              <w:t>scripts/buildReadmeDocx.py</w:t>
+            </w:r>
+          </w:p>
+        </w:tc>
+        <w:tc>
+          <w:tcPr>
+            <w:tcW w:type="dxa" w:w="5670"/>
+            <w:tcMar>
+              <w:top w:w="60" w:type="dxa"/>
+              <w:left w:w="60" w:type="dxa"/>
+              <w:bottom w:w="60" w:type="dxa"/>
+              <w:right w:w="60" w:type="dxa"/>
+            </w:tcMar>
+            <w:vAlign w:val="center"/>
+          </w:tcPr>
+          <w:p>
+            <w:pPr>
+              <w:ind w:firstLine="0"/>
+              <w:jc w:val="left"/>
+            </w:pPr>
+            <w:r>
+              <w:rPr>
+                <w:rFonts w:ascii="宋体" w:hAnsi="宋体" w:eastAsia="宋体"/>
+                <w:b w:val="0"/>
+                <w:sz w:val="19"/>
+              </w:rPr>
+              <w:t>标准骨架范例，覆盖封面、目录、标题、正文、分点、公式、数据表、流程图、图表标题与参考文献的完整调用顺序</w:t>
+            </w:r>
+          </w:p>
+        </w:tc>
+      </w:tr>
+      <w:tr>
+        <w:tc>
+          <w:tcPr>
+            <w:tcW w:type="dxa" w:w="2494"/>
+            <w:tcMar>
+              <w:top w:w="60" w:type="dxa"/>
+              <w:left w:w="60" w:type="dxa"/>
+              <w:bottom w:w="60" w:type="dxa"/>
+              <w:right w:w="60" w:type="dxa"/>
+            </w:tcMar>
+            <w:vAlign w:val="center"/>
+          </w:tcPr>
+          <w:p>
+            <w:pPr>
+              <w:ind w:firstLine="0"/>
+              <w:jc w:val="center"/>
+            </w:pPr>
+            <w:r>
+              <w:rPr>
+                <w:rFonts w:ascii="宋体" w:hAnsi="宋体" w:eastAsia="宋体"/>
+                <w:b w:val="0"/>
+                <w:sz w:val="19"/>
+              </w:rPr>
+              <w:t>SKILL.md</w:t>
+            </w:r>
+          </w:p>
+        </w:tc>
+        <w:tc>
+          <w:tcPr>
+            <w:tcW w:type="dxa" w:w="5670"/>
+            <w:tcMar>
+              <w:top w:w="60" w:type="dxa"/>
+              <w:left w:w="60" w:type="dxa"/>
+              <w:bottom w:w="60" w:type="dxa"/>
+              <w:right w:w="60" w:type="dxa"/>
+            </w:tcMar>
+            <w:vAlign w:val="center"/>
+          </w:tcPr>
+          <w:p>
+            <w:pPr>
+              <w:ind w:firstLine="0"/>
+              <w:jc w:val="left"/>
+            </w:pPr>
+            <w:r>
+              <w:rPr>
+                <w:rFonts w:ascii="宋体" w:hAnsi="宋体" w:eastAsia="宋体"/>
+                <w:b w:val="0"/>
+                <w:sz w:val="19"/>
+              </w:rPr>
+              <w:t>各函数的完整参数说明、排版数值、规则与陷阱</w:t>
+            </w:r>
+          </w:p>
+        </w:tc>
+      </w:tr>
+      <w:tr>
+        <w:tc>
+          <w:tcPr>
+            <w:tcW w:type="dxa" w:w="2494"/>
+            <w:tcMar>
+              <w:top w:w="60" w:type="dxa"/>
+              <w:left w:w="60" w:type="dxa"/>
+              <w:bottom w:w="60" w:type="dxa"/>
+              <w:right w:w="60" w:type="dxa"/>
+            </w:tcMar>
+            <w:vAlign w:val="center"/>
+          </w:tcPr>
+          <w:p>
+            <w:pPr>
+              <w:ind w:firstLine="0"/>
+              <w:jc w:val="center"/>
+            </w:pPr>
+            <w:r>
+              <w:rPr>
+                <w:rFonts w:ascii="宋体" w:hAnsi="宋体" w:eastAsia="宋体"/>
+                <w:b w:val="0"/>
+                <w:sz w:val="19"/>
+              </w:rPr>
+              <w:t>scripts/docxBuilder.py</w:t>
+            </w:r>
+          </w:p>
+        </w:tc>
+        <w:tc>
+          <w:tcPr>
+            <w:tcW w:type="dxa" w:w="5670"/>
+            <w:tcMar>
+              <w:top w:w="60" w:type="dxa"/>
+              <w:left w:w="60" w:type="dxa"/>
+              <w:bottom w:w="60" w:type="dxa"/>
+              <w:right w:w="60" w:type="dxa"/>
+            </w:tcMar>
+            <w:vAlign w:val="center"/>
+          </w:tcPr>
+          <w:p>
+            <w:pPr>
+              <w:ind w:firstLine="0"/>
+              <w:jc w:val="left"/>
+            </w:pPr>
+            <w:r>
+              <w:rPr>
+                <w:rFonts w:ascii="宋体" w:hAnsi="宋体" w:eastAsia="宋体"/>
+                <w:b w:val="0"/>
+                <w:sz w:val="19"/>
+              </w:rPr>
+              <w:t>函数库本体与预设值，用于确认实现细节</w:t>
+            </w:r>
+          </w:p>
+        </w:tc>
+      </w:tr>
+    </w:tbl>
+    <w:p>
+      <w:pPr>
+        <w:spacing w:line="360" w:lineRule="auto"/>
+        <w:ind w:firstLine="480"/>
+        <w:jc w:val="both"/>
+      </w:pPr>
+      <w:r>
+        <w:rPr>
+          <w:rFonts w:ascii="Times New Roman" w:hAnsi="Times New Roman" w:eastAsia="宋体"/>
+          <w:b w:val="0"/>
+          <w:sz w:val="24"/>
+        </w:rPr>
+        <w:t>标准流程为：Agent 阅读 buildReadmeDocx.py 的 import 段与调用顺序，复制 docxBuilder.py 到工作目录（文档含公式时再加 ommlBuilders.py 与 formulaTemplates.py），新建调用脚本并按范例顺序写入内容，运行后用 docxValidator.py 验证。</w:t>
       </w:r>
     </w:p>
     <w:p>
@@ -244,7 +570,7 @@
           <w:b/>
           <w:sz w:val="21"/>
         </w:rPr>
-        <w:t>表1</w:t>
+        <w:t>表2</w:t>
       </w:r>
       <w:r>
         <w:rPr>
@@ -2006,7 +2332,7 @@
           <w:b/>
           <w:sz w:val="21"/>
         </w:rPr>
-        <w:t>表2</w:t>
+        <w:t>表3</w:t>
       </w:r>
       <w:r>
         <w:rPr>
@@ -2449,7 +2775,7 @@
           <w:b w:val="0"/>
           <w:sz w:val="24"/>
         </w:rPr>
-        <w:t>排版参数集中在 build_docx.py 顶部的 PRESETS 字典中，按标题、正文、分点、图注、页面、目录、封面等分组管理，各排版函数统一读取当前激活的预设。</w:t>
+        <w:t>排版参数集中在 docxBuilder.py 顶部的 PRESETS 字典中，按标题、正文、分点、图注、页面、目录、封面等分组管理，各排版函数统一读取当前激活的预设。</w:t>
       </w:r>
     </w:p>
     <w:p>
@@ -2559,7 +2885,7 @@
           <w:b/>
           <w:sz w:val="21"/>
         </w:rPr>
-        <w:t>表3</w:t>
+        <w:t>表4</w:t>
       </w:r>
       <w:r>
         <w:rPr>
@@ -3782,7 +4108,7 @@
           <w:b w:val="0"/>
           <w:sz w:val="24"/>
         </w:rPr>
-        <w:t>formulas.py 内置若干常用公式模板，可直接插入文档，也可作为自定义公式的参考模式。希腊字母与数学符号以 Unicode 直接书写，如 λ、τ、α、β、∑、×、·、∈。</w:t>
+        <w:t>formulaTemplates.py 内置若干常用公式模板，可直接插入文档，也可作为自定义公式的参考模式。希腊字母与数学符号以 Unicode 直接书写，如 λ、τ、α、β、∑、×、·、∈。</w:t>
       </w:r>
     </w:p>
     <w:p>
@@ -4062,7 +4388,7 @@
           <w:b/>
           <w:sz w:val="21"/>
         </w:rPr>
-        <w:t>表4</w:t>
+        <w:t>表5</w:t>
       </w:r>
       <w:r>
         <w:rPr>
@@ -5643,7 +5969,7 @@
           <w:b/>
           <w:sz w:val="21"/>
         </w:rPr>
-        <w:t>表5</w:t>
+        <w:t>表6</w:t>
       </w:r>
       <w:r>
         <w:rPr>
@@ -6578,7 +6904,7 @@
           <w:rFonts w:ascii="Consolas" w:hAnsi="Consolas" w:eastAsia="宋体"/>
           <w:sz w:val="18"/>
         </w:rPr>
-        <w:t>python validate_docx.py output.docx --verbose</w:t>
+        <w:t>python docxValidator.py output.docx --verbose</w:t>
       </w:r>
     </w:p>
     <w:p>
@@ -6645,7 +6971,7 @@
           <w:b/>
           <w:sz w:val="21"/>
         </w:rPr>
-        <w:t>表6</w:t>
+        <w:t>表7</w:t>
       </w:r>
       <w:r>
         <w:rPr>
@@ -7210,7 +7536,7 @@
           <w:b/>
           <w:sz w:val="21"/>
         </w:rPr>
-        <w:t>表7</w:t>
+        <w:t>表8</w:t>
       </w:r>
       <w:r>
         <w:rPr>
@@ -7854,7 +8180,7 @@
           <w:b/>
           <w:sz w:val="21"/>
         </w:rPr>
-        <w:t>表8</w:t>
+        <w:t>表9</w:t>
       </w:r>
       <w:r>
         <w:rPr>
@@ -8801,7 +9127,7 @@
           <w:b/>
           <w:sz w:val="21"/>
         </w:rPr>
-        <w:t>表9</w:t>
+        <w:t>表10</w:t>
       </w:r>
       <w:r>
         <w:rPr>
@@ -9218,7 +9544,7 @@
           <w:b/>
           <w:sz w:val="21"/>
         </w:rPr>
-        <w:t>表10</w:t>
+        <w:t>表11</w:t>
       </w:r>
       <w:r>
         <w:rPr>
@@ -9595,7 +9921,7 @@
           <w:rFonts w:ascii="Consolas" w:hAnsi="Consolas" w:eastAsia="宋体"/>
           <w:sz w:val="18"/>
         </w:rPr>
-        <w:t>python validate_docx.py output.docx --verbose</w:t>
+        <w:t>python docxValidator.py output.docx --verbose</w:t>
       </w:r>
     </w:p>
     <w:p>
@@ -9820,7 +10146,7 @@
           <w:b/>
           <w:sz w:val="21"/>
         </w:rPr>
-        <w:t>表11</w:t>
+        <w:t>表12</w:t>
       </w:r>
       <w:r>
         <w:rPr>
@@ -12502,7 +12828,7 @@
           <w:rFonts w:ascii="Consolas" w:hAnsi="Consolas" w:eastAsia="宋体"/>
           <w:sz w:val="18"/>
         </w:rPr>
-        <w:t>├── README.docx                 # 排版效果样例</w:t>
+        <w:t>├── README.docx                 # 排版效果样例（由 scripts/buildReadmeDocx.py 生成）</w:t>
       </w:r>
     </w:p>
     <w:p>
@@ -12544,7 +12870,7 @@
           <w:rFonts w:ascii="Consolas" w:hAnsi="Consolas" w:eastAsia="宋体"/>
           <w:sz w:val="18"/>
         </w:rPr>
-        <w:t xml:space="preserve">    ├── build_docx.py           # 文档构建模板，排版与公式插入</w:t>
+        <w:t xml:space="preserve">    ├── docxBuilder.py          # 文档构建库，排版与公式插入</w:t>
       </w:r>
     </w:p>
     <w:p>
@@ -12558,7 +12884,7 @@
           <w:rFonts w:ascii="Consolas" w:hAnsi="Consolas" w:eastAsia="宋体"/>
           <w:sz w:val="18"/>
         </w:rPr>
-        <w:t xml:space="preserve">    ├── mathHelpers.py          # OMML 数学元素构建器</w:t>
+        <w:t xml:space="preserve">    ├── ommlBuilders.py         # OMML 数学元素构建器</w:t>
       </w:r>
     </w:p>
     <w:p>
@@ -12572,7 +12898,7 @@
           <w:rFonts w:ascii="Consolas" w:hAnsi="Consolas" w:eastAsia="宋体"/>
           <w:sz w:val="18"/>
         </w:rPr>
-        <w:t xml:space="preserve">    ├── formulas.py             # 预定义公式模板</w:t>
+        <w:t xml:space="preserve">    ├── formulaTemplates.py     # 预定义公式模板</w:t>
       </w:r>
     </w:p>
     <w:p>
@@ -12586,7 +12912,21 @@
           <w:rFonts w:ascii="Consolas" w:hAnsi="Consolas" w:eastAsia="宋体"/>
           <w:sz w:val="18"/>
         </w:rPr>
-        <w:t xml:space="preserve">    ├── validate_docx.py        # 轻量验证脚本</w:t>
+        <w:t xml:space="preserve">    ├── docxValidator.py        # 轻量验证脚本</w:t>
+      </w:r>
+    </w:p>
+    <w:p>
+      <w:pPr>
+        <w:shd w:val="clear" w:color="auto" w:fill="F2F2F2"/>
+        <w:spacing w:line="276" w:lineRule="auto" w:before="0" w:after="0"/>
+        <w:ind w:firstLine="0" w:left="360"/>
+      </w:pPr>
+      <w:r>
+        <w:rPr>
+          <w:rFonts w:ascii="Consolas" w:hAnsi="Consolas" w:eastAsia="宋体"/>
+          <w:sz w:val="18"/>
+        </w:rPr>
+        <w:t xml:space="preserve">    ├── buildReadmeDocx.py      # 标准骨架范例，写自己的脚本前先读它</w:t>
       </w:r>
     </w:p>
     <w:p>
@@ -12821,7 +13161,7 @@
           <w:b/>
           <w:sz w:val="21"/>
         </w:rPr>
-        <w:t>表12</w:t>
+        <w:t>表13</w:t>
       </w:r>
       <w:r>
         <w:rPr>
@@ -13229,7 +13569,7 @@
           <w:b/>
           <w:sz w:val="21"/>
         </w:rPr>
-        <w:t>表13</w:t>
+        <w:t>表14</w:t>
       </w:r>
       <w:r>
         <w:rPr>

--- a/README.docx
+++ b/README.docx
@@ -173,7 +173,63 @@
           <w:b w:val="0"/>
           <w:sz w:val="24"/>
         </w:rPr>
-        <w:t>docx-formatter 生成专业排版的中文 Word 文档，覆盖封面、目录、页码分节、章节结构、正文、数学公式、表格、流程图、引用上标与文档验证的完整排版链路，输出符合学术与工程规范的 .docx 文件。排版效果可参考仓库中的 README.docx。</w:t>
+        <w:t>docx-formatter 生成专业排版的中文 Word 文档，覆盖封面、目录、页码分节、章节结构、正文、数学公式、表格、流程图、引用上标与文档验证的完整排版链路，输出符合学术与工程规范的 .docx 文件。排版效果可参考仓库中的 README.docx 与 README.pdf。</w:t>
+      </w:r>
+    </w:p>
+    <w:p>
+      <w:pPr>
+        <w:spacing w:before="120" w:after="60"/>
+        <w:jc w:val="center"/>
+      </w:pPr>
+      <w:r>
+        <w:drawing>
+          <wp:inline xmlns:a="http://schemas.openxmlformats.org/drawingml/2006/main" xmlns:pic="http://schemas.openxmlformats.org/drawingml/2006/picture">
+            <wp:extent cx="5270400" cy="3957680"/>
+            <wp:docPr id="1" name="Picture 1"/>
+            <wp:cNvGraphicFramePr>
+              <a:graphicFrameLocks noChangeAspect="1"/>
+            </wp:cNvGraphicFramePr>
+            <a:graphic>
+              <a:graphicData uri="http://schemas.openxmlformats.org/drawingml/2006/picture">
+                <pic:pic>
+                  <pic:nvPicPr>
+                    <pic:cNvPr id="0" name="effect-overview.png"/>
+                    <pic:cNvPicPr/>
+                  </pic:nvPicPr>
+                  <pic:blipFill>
+                    <a:blip r:embed="rId12"/>
+                    <a:stretch>
+                      <a:fillRect/>
+                    </a:stretch>
+                  </pic:blipFill>
+                  <pic:spPr>
+                    <a:xfrm>
+                      <a:off x="0" y="0"/>
+                      <a:ext cx="5270400" cy="3957680"/>
+                    </a:xfrm>
+                    <a:prstGeom prst="rect"/>
+                  </pic:spPr>
+                </pic:pic>
+              </a:graphicData>
+            </a:graphic>
+          </wp:inline>
+        </w:drawing>
+      </w:r>
+    </w:p>
+    <w:p>
+      <w:pPr>
+        <w:spacing w:before="80" w:after="240"/>
+        <w:ind w:firstLine="0"/>
+        <w:jc w:val="center"/>
+      </w:pPr>
+      <w:r>
+        <w:rPr>
+          <w:rFonts w:ascii="宋体" w:hAnsi="宋体" w:eastAsia="宋体"/>
+          <w:b w:val="0"/>
+          <w:i/>
+          <w:sz w:val="18"/>
+        </w:rPr>
+        <w:t>图：左侧为 README.md 源码，右侧为同一内容经本技能排版生成的 README.docx。</w:t>
       </w:r>
     </w:p>
     <w:p>
@@ -1968,7 +2024,7 @@
                 <w:b w:val="0"/>
                 <w:sz w:val="18"/>
               </w:rPr>
-              <w:t>LibreOffice 转换后视觉检查</w:t>
+              <w:t>Windows 调用本机 Word 渲染，其他平台调用 LibreOffice</w:t>
             </w:r>
           </w:p>
         </w:tc>
@@ -9999,7 +10055,467 @@
           <w:b w:val="0"/>
           <w:sz w:val="24"/>
         </w:rPr>
-        <w:t>将生成的 .docx 转换为 PDF 进行视觉检查，依赖 LibreOffice：</w:t>
+        <w:t>将生成的 .docx 转换为 PDF 进行视觉检查，两条路径按平台择一使用。Windows 上本机装有 Word 时优先使用 Word 路径：该路径调用 Word 自身的排版引擎，中文字体、OMML 公式、目录域与页脚页码分节均与在 Word 中打开时一致，较 LibreOffice 更贴近真实 Word 渲染效果。导出前先更新域，因此目录不会残留占位文字；每次使用独立的 Word 实例、文档以只读方式打开，导出后关闭文档并退出该实例，既不干扰用户已打开的 Word 窗口，也不残留后台 WINWORD.EXE 进程。</w:t>
+      </w:r>
+    </w:p>
+    <w:p>
+      <w:pPr>
+        <w:spacing w:before="240" w:after="120"/>
+        <w:ind w:firstLine="0"/>
+        <w:jc w:val="center"/>
+      </w:pPr>
+      <w:r>
+        <w:rPr>
+          <w:rFonts w:ascii="宋体" w:hAnsi="宋体" w:eastAsia="宋体"/>
+          <w:b/>
+          <w:sz w:val="21"/>
+        </w:rPr>
+        <w:t>表12</w:t>
+      </w:r>
+      <w:r>
+        <w:rPr>
+          <w:rFonts w:ascii="宋体" w:hAnsi="宋体" w:eastAsia="宋体"/>
+          <w:b w:val="0"/>
+          <w:sz w:val="21"/>
+        </w:rPr>
+        <w:t xml:space="preserve">　</w:t>
+      </w:r>
+      <w:r>
+        <w:rPr>
+          <w:rFonts w:ascii="宋体" w:hAnsi="宋体" w:eastAsia="宋体"/>
+          <w:b w:val="0"/>
+          <w:sz w:val="21"/>
+        </w:rPr>
+        <w:t>PDF 渲染的两条路径</w:t>
+      </w:r>
+    </w:p>
+    <w:tbl>
+      <w:tblPr>
+        <w:tblStyle w:val="TableGrid"/>
+        <w:tblW w:type="dxa" w:w="8164"/>
+        <w:jc w:val="center"/>
+        <w:tblBorders>
+          <w:top w:val="single" w:sz="4" w:space="0" w:color="000000"/>
+          <w:left w:val="single" w:sz="4" w:space="0" w:color="000000"/>
+          <w:bottom w:val="single" w:sz="4" w:space="0" w:color="000000"/>
+          <w:right w:val="single" w:sz="4" w:space="0" w:color="000000"/>
+          <w:insideH w:val="single" w:sz="4" w:space="0" w:color="000000"/>
+          <w:insideV w:val="single" w:sz="4" w:space="0" w:color="000000"/>
+        </w:tblBorders>
+        <w:tblLayout w:type="fixed"/>
+        <w:tblLook w:firstColumn="1" w:firstRow="1" w:lastColumn="0" w:lastRow="0" w:noHBand="0" w:noVBand="1" w:val="04A0"/>
+      </w:tblPr>
+      <w:tblGrid>
+        <w:gridCol w:w="2098"/>
+        <w:gridCol w:w="2098"/>
+        <w:gridCol w:w="907"/>
+        <w:gridCol w:w="3061"/>
+      </w:tblGrid>
+      <w:tr>
+        <w:tc>
+          <w:tcPr>
+            <w:tcW w:type="dxa" w:w="2098"/>
+            <w:shd w:val="clear" w:color="auto" w:fill="D9D9D9"/>
+            <w:tcMar>
+              <w:top w:w="60" w:type="dxa"/>
+              <w:left w:w="60" w:type="dxa"/>
+              <w:bottom w:w="60" w:type="dxa"/>
+              <w:right w:w="60" w:type="dxa"/>
+            </w:tcMar>
+            <w:vAlign w:val="center"/>
+          </w:tcPr>
+          <w:p>
+            <w:pPr>
+              <w:ind w:firstLine="0"/>
+              <w:jc w:val="center"/>
+            </w:pPr>
+            <w:r>
+              <w:rPr>
+                <w:rFonts w:ascii="黑体" w:hAnsi="黑体" w:eastAsia="黑体"/>
+                <w:b/>
+                <w:sz w:val="18"/>
+              </w:rPr>
+              <w:t>路径</w:t>
+            </w:r>
+          </w:p>
+        </w:tc>
+        <w:tc>
+          <w:tcPr>
+            <w:tcW w:type="dxa" w:w="2098"/>
+            <w:shd w:val="clear" w:color="auto" w:fill="D9D9D9"/>
+            <w:tcMar>
+              <w:top w:w="60" w:type="dxa"/>
+              <w:left w:w="60" w:type="dxa"/>
+              <w:bottom w:w="60" w:type="dxa"/>
+              <w:right w:w="60" w:type="dxa"/>
+            </w:tcMar>
+            <w:vAlign w:val="center"/>
+          </w:tcPr>
+          <w:p>
+            <w:pPr>
+              <w:ind w:firstLine="0"/>
+              <w:jc w:val="center"/>
+            </w:pPr>
+            <w:r>
+              <w:rPr>
+                <w:rFonts w:ascii="黑体" w:hAnsi="黑体" w:eastAsia="黑体"/>
+                <w:b/>
+                <w:sz w:val="18"/>
+              </w:rPr>
+              <w:t>依赖</w:t>
+            </w:r>
+          </w:p>
+        </w:tc>
+        <w:tc>
+          <w:tcPr>
+            <w:tcW w:type="dxa" w:w="907"/>
+            <w:shd w:val="clear" w:color="auto" w:fill="D9D9D9"/>
+            <w:tcMar>
+              <w:top w:w="60" w:type="dxa"/>
+              <w:left w:w="60" w:type="dxa"/>
+              <w:bottom w:w="60" w:type="dxa"/>
+              <w:right w:w="60" w:type="dxa"/>
+            </w:tcMar>
+            <w:vAlign w:val="center"/>
+          </w:tcPr>
+          <w:p>
+            <w:pPr>
+              <w:ind w:firstLine="0"/>
+              <w:jc w:val="center"/>
+            </w:pPr>
+            <w:r>
+              <w:rPr>
+                <w:rFonts w:ascii="黑体" w:hAnsi="黑体" w:eastAsia="黑体"/>
+                <w:b/>
+                <w:sz w:val="18"/>
+              </w:rPr>
+              <w:t>适用平台</w:t>
+            </w:r>
+          </w:p>
+        </w:tc>
+        <w:tc>
+          <w:tcPr>
+            <w:tcW w:type="dxa" w:w="3061"/>
+            <w:shd w:val="clear" w:color="auto" w:fill="D9D9D9"/>
+            <w:tcMar>
+              <w:top w:w="60" w:type="dxa"/>
+              <w:left w:w="60" w:type="dxa"/>
+              <w:bottom w:w="60" w:type="dxa"/>
+              <w:right w:w="60" w:type="dxa"/>
+            </w:tcMar>
+            <w:vAlign w:val="center"/>
+          </w:tcPr>
+          <w:p>
+            <w:pPr>
+              <w:ind w:firstLine="0"/>
+              <w:jc w:val="center"/>
+            </w:pPr>
+            <w:r>
+              <w:rPr>
+                <w:rFonts w:ascii="黑体" w:hAnsi="黑体" w:eastAsia="黑体"/>
+                <w:b/>
+                <w:sz w:val="18"/>
+              </w:rPr>
+              <w:t>脚本</w:t>
+            </w:r>
+          </w:p>
+        </w:tc>
+      </w:tr>
+      <w:tr>
+        <w:tc>
+          <w:tcPr>
+            <w:tcW w:type="dxa" w:w="2098"/>
+            <w:tcMar>
+              <w:top w:w="60" w:type="dxa"/>
+              <w:left w:w="60" w:type="dxa"/>
+              <w:bottom w:w="60" w:type="dxa"/>
+              <w:right w:w="60" w:type="dxa"/>
+            </w:tcMar>
+            <w:vAlign w:val="center"/>
+          </w:tcPr>
+          <w:p>
+            <w:pPr>
+              <w:ind w:firstLine="0"/>
+              <w:jc w:val="center"/>
+            </w:pPr>
+            <w:r>
+              <w:rPr>
+                <w:rFonts w:ascii="宋体" w:hAnsi="宋体" w:eastAsia="宋体"/>
+                <w:b w:val="0"/>
+                <w:sz w:val="18"/>
+              </w:rPr>
+              <w:t>Windows Word（Windows 首选）</w:t>
+            </w:r>
+          </w:p>
+        </w:tc>
+        <w:tc>
+          <w:tcPr>
+            <w:tcW w:type="dxa" w:w="2098"/>
+            <w:tcMar>
+              <w:top w:w="60" w:type="dxa"/>
+              <w:left w:w="60" w:type="dxa"/>
+              <w:bottom w:w="60" w:type="dxa"/>
+              <w:right w:w="60" w:type="dxa"/>
+            </w:tcMar>
+            <w:vAlign w:val="center"/>
+          </w:tcPr>
+          <w:p>
+            <w:pPr>
+              <w:ind w:firstLine="0"/>
+              <w:jc w:val="center"/>
+            </w:pPr>
+            <w:r>
+              <w:rPr>
+                <w:rFonts w:ascii="宋体" w:hAnsi="宋体" w:eastAsia="宋体"/>
+                <w:b w:val="0"/>
+                <w:sz w:val="18"/>
+              </w:rPr>
+              <w:t>Microsoft Word 与 pywin32</w:t>
+            </w:r>
+          </w:p>
+        </w:tc>
+        <w:tc>
+          <w:tcPr>
+            <w:tcW w:type="dxa" w:w="907"/>
+            <w:tcMar>
+              <w:top w:w="60" w:type="dxa"/>
+              <w:left w:w="60" w:type="dxa"/>
+              <w:bottom w:w="60" w:type="dxa"/>
+              <w:right w:w="60" w:type="dxa"/>
+            </w:tcMar>
+            <w:vAlign w:val="center"/>
+          </w:tcPr>
+          <w:p>
+            <w:pPr>
+              <w:ind w:firstLine="0"/>
+              <w:jc w:val="center"/>
+            </w:pPr>
+            <w:r>
+              <w:rPr>
+                <w:rFonts w:ascii="宋体" w:hAnsi="宋体" w:eastAsia="宋体"/>
+                <w:b w:val="0"/>
+                <w:sz w:val="18"/>
+              </w:rPr>
+              <w:t>Windows</w:t>
+            </w:r>
+          </w:p>
+        </w:tc>
+        <w:tc>
+          <w:tcPr>
+            <w:tcW w:type="dxa" w:w="3061"/>
+            <w:tcMar>
+              <w:top w:w="60" w:type="dxa"/>
+              <w:left w:w="60" w:type="dxa"/>
+              <w:bottom w:w="60" w:type="dxa"/>
+              <w:right w:w="60" w:type="dxa"/>
+            </w:tcMar>
+            <w:vAlign w:val="center"/>
+          </w:tcPr>
+          <w:p>
+            <w:pPr>
+              <w:ind w:firstLine="0"/>
+              <w:jc w:val="left"/>
+            </w:pPr>
+            <w:r>
+              <w:rPr>
+                <w:rFonts w:ascii="宋体" w:hAnsi="宋体" w:eastAsia="宋体"/>
+                <w:b w:val="0"/>
+                <w:sz w:val="18"/>
+              </w:rPr>
+              <w:t>scripts/optional/office/word2pdf.py</w:t>
+            </w:r>
+          </w:p>
+        </w:tc>
+      </w:tr>
+      <w:tr>
+        <w:tc>
+          <w:tcPr>
+            <w:tcW w:type="dxa" w:w="2098"/>
+            <w:tcMar>
+              <w:top w:w="60" w:type="dxa"/>
+              <w:left w:w="60" w:type="dxa"/>
+              <w:bottom w:w="60" w:type="dxa"/>
+              <w:right w:w="60" w:type="dxa"/>
+            </w:tcMar>
+            <w:vAlign w:val="center"/>
+          </w:tcPr>
+          <w:p>
+            <w:pPr>
+              <w:ind w:firstLine="0"/>
+              <w:jc w:val="center"/>
+            </w:pPr>
+            <w:r>
+              <w:rPr>
+                <w:rFonts w:ascii="宋体" w:hAnsi="宋体" w:eastAsia="宋体"/>
+                <w:b w:val="0"/>
+                <w:sz w:val="18"/>
+              </w:rPr>
+              <w:t>LibreOffice</w:t>
+            </w:r>
+          </w:p>
+        </w:tc>
+        <w:tc>
+          <w:tcPr>
+            <w:tcW w:type="dxa" w:w="2098"/>
+            <w:tcMar>
+              <w:top w:w="60" w:type="dxa"/>
+              <w:left w:w="60" w:type="dxa"/>
+              <w:bottom w:w="60" w:type="dxa"/>
+              <w:right w:w="60" w:type="dxa"/>
+            </w:tcMar>
+            <w:vAlign w:val="center"/>
+          </w:tcPr>
+          <w:p>
+            <w:pPr>
+              <w:ind w:firstLine="0"/>
+              <w:jc w:val="center"/>
+            </w:pPr>
+            <w:r>
+              <w:rPr>
+                <w:rFonts w:ascii="宋体" w:hAnsi="宋体" w:eastAsia="宋体"/>
+                <w:b w:val="0"/>
+                <w:sz w:val="18"/>
+              </w:rPr>
+              <w:t>LibreOffice 与 soffice 命令行</w:t>
+            </w:r>
+          </w:p>
+        </w:tc>
+        <w:tc>
+          <w:tcPr>
+            <w:tcW w:type="dxa" w:w="907"/>
+            <w:tcMar>
+              <w:top w:w="60" w:type="dxa"/>
+              <w:left w:w="60" w:type="dxa"/>
+              <w:bottom w:w="60" w:type="dxa"/>
+              <w:right w:w="60" w:type="dxa"/>
+            </w:tcMar>
+            <w:vAlign w:val="center"/>
+          </w:tcPr>
+          <w:p>
+            <w:pPr>
+              <w:ind w:firstLine="0"/>
+              <w:jc w:val="center"/>
+            </w:pPr>
+            <w:r>
+              <w:rPr>
+                <w:rFonts w:ascii="宋体" w:hAnsi="宋体" w:eastAsia="宋体"/>
+                <w:b w:val="0"/>
+                <w:sz w:val="18"/>
+              </w:rPr>
+              <w:t>跨平台</w:t>
+            </w:r>
+          </w:p>
+        </w:tc>
+        <w:tc>
+          <w:tcPr>
+            <w:tcW w:type="dxa" w:w="3061"/>
+            <w:tcMar>
+              <w:top w:w="60" w:type="dxa"/>
+              <w:left w:w="60" w:type="dxa"/>
+              <w:bottom w:w="60" w:type="dxa"/>
+              <w:right w:w="60" w:type="dxa"/>
+            </w:tcMar>
+            <w:vAlign w:val="center"/>
+          </w:tcPr>
+          <w:p>
+            <w:pPr>
+              <w:ind w:firstLine="0"/>
+              <w:jc w:val="left"/>
+            </w:pPr>
+            <w:r>
+              <w:rPr>
+                <w:rFonts w:ascii="宋体" w:hAnsi="宋体" w:eastAsia="宋体"/>
+                <w:b w:val="0"/>
+                <w:sz w:val="18"/>
+              </w:rPr>
+              <w:t>scripts/optional/office/soffice.py</w:t>
+            </w:r>
+          </w:p>
+        </w:tc>
+      </w:tr>
+    </w:tbl>
+    <w:p>
+      <w:pPr>
+        <w:shd w:val="clear" w:color="auto" w:fill="F2F2F2"/>
+        <w:spacing w:line="276" w:lineRule="auto" w:before="0" w:after="0"/>
+        <w:ind w:firstLine="0" w:left="360"/>
+      </w:pPr>
+      <w:r>
+        <w:rPr>
+          <w:rFonts w:ascii="Consolas" w:hAnsi="Consolas" w:eastAsia="宋体"/>
+          <w:sz w:val="18"/>
+        </w:rPr>
+        <w:t># Windows：本机 Word 渲染（默认输出到源文件同目录同名）</w:t>
+      </w:r>
+    </w:p>
+    <w:p>
+      <w:pPr>
+        <w:shd w:val="clear" w:color="auto" w:fill="F2F2F2"/>
+        <w:spacing w:line="276" w:lineRule="auto" w:before="0" w:after="0"/>
+        <w:ind w:firstLine="0" w:left="360"/>
+      </w:pPr>
+      <w:r>
+        <w:rPr>
+          <w:rFonts w:ascii="Consolas" w:hAnsi="Consolas" w:eastAsia="宋体"/>
+          <w:sz w:val="18"/>
+        </w:rPr>
+        <w:t>python scripts/optional/office/word2pdf.py output.docx</w:t>
+      </w:r>
+    </w:p>
+    <w:p>
+      <w:pPr>
+        <w:shd w:val="clear" w:color="auto" w:fill="F2F2F2"/>
+        <w:spacing w:line="276" w:lineRule="auto" w:before="0" w:after="0"/>
+        <w:ind w:firstLine="0" w:left="360"/>
+      </w:pPr>
+      <w:r>
+        <w:rPr>
+          <w:rFonts w:ascii="Consolas" w:hAnsi="Consolas" w:eastAsia="宋体"/>
+          <w:sz w:val="18"/>
+        </w:rPr>
+        <w:t>python scripts/optional/office/word2pdf.py output.docx -o dist/output.pdf</w:t>
+      </w:r>
+    </w:p>
+    <w:p>
+      <w:pPr>
+        <w:shd w:val="clear" w:color="auto" w:fill="F2F2F2"/>
+        <w:spacing w:line="276" w:lineRule="auto" w:before="0" w:after="0"/>
+        <w:ind w:firstLine="0" w:left="360"/>
+      </w:pPr>
+      <w:r>
+        <w:rPr>
+          <w:rFonts w:ascii="Consolas" w:hAnsi="Consolas" w:eastAsia="宋体"/>
+          <w:sz w:val="18"/>
+        </w:rPr>
+        <w:t>python scripts/optional/office/word2pdf.py output.docx --pdfa</w:t>
+      </w:r>
+    </w:p>
+    <w:p>
+      <w:pPr>
+        <w:shd w:val="clear" w:color="auto" w:fill="F2F2F2"/>
+        <w:spacing w:line="276" w:lineRule="auto" w:before="0" w:after="0"/>
+        <w:ind w:firstLine="0" w:left="360"/>
+      </w:pPr>
+      <w:r>
+        <w:rPr>
+          <w:rFonts w:ascii="Consolas" w:hAnsi="Consolas" w:eastAsia="宋体"/>
+          <w:sz w:val="18"/>
+        </w:rPr>
+        <w:t xml:space="preserve"> </w:t>
+      </w:r>
+    </w:p>
+    <w:p>
+      <w:pPr>
+        <w:shd w:val="clear" w:color="auto" w:fill="F2F2F2"/>
+        <w:spacing w:line="276" w:lineRule="auto" w:before="0" w:after="0"/>
+        <w:ind w:firstLine="0" w:left="360"/>
+      </w:pPr>
+      <w:r>
+        <w:rPr>
+          <w:rFonts w:ascii="Consolas" w:hAnsi="Consolas" w:eastAsia="宋体"/>
+          <w:sz w:val="18"/>
+        </w:rPr>
+        <w:t># 其他平台：LibreOffice</w:t>
       </w:r>
     </w:p>
     <w:p>
@@ -10146,7 +10662,7 @@
           <w:b/>
           <w:sz w:val="21"/>
         </w:rPr>
-        <w:t>表12</w:t>
+        <w:t>表13</w:t>
       </w:r>
       <w:r>
         <w:rPr>
@@ -12747,7 +13263,7 @@
           <w:b w:val="0"/>
           <w:sz w:val="24"/>
         </w:rPr>
-        <w:t>必需依赖仅两项，Python 3.8 以上版本与 python-docx。可选依赖按需安装：LibreOffice 用于 PDF 渲染验证与接受追踪修订，lxml 用于 XSD 模式验证，Poppler 的 pdftoppm 用于 PDF 转图片检查，pandoc 用于读取现有文档内容。</w:t>
+        <w:t>必需依赖仅两项，Python 3.8 以上版本与 python-docx。可选依赖按需安装：Windows 上渲染 PDF 所需的 pywin32（配合本机 Word），LibreOffice 用于非 Windows 平台的 PDF 渲染与接受追踪修订，lxml 用于 XSD 模式验证，Poppler 的 pdftoppm 用于 PDF 转图片检查，pandoc 用于读取现有文档内容。</w:t>
       </w:r>
     </w:p>
     <w:p>
@@ -12829,6 +13345,48 @@
           <w:sz w:val="18"/>
         </w:rPr>
         <w:t>├── README.docx                 # 排版效果样例（由 scripts/buildReadmeDocx.py 生成）</w:t>
+      </w:r>
+    </w:p>
+    <w:p>
+      <w:pPr>
+        <w:shd w:val="clear" w:color="auto" w:fill="F2F2F2"/>
+        <w:spacing w:line="276" w:lineRule="auto" w:before="0" w:after="0"/>
+        <w:ind w:firstLine="0" w:left="360"/>
+      </w:pPr>
+      <w:r>
+        <w:rPr>
+          <w:rFonts w:ascii="Consolas" w:hAnsi="Consolas" w:eastAsia="宋体"/>
+          <w:sz w:val="18"/>
+        </w:rPr>
+        <w:t>├── README.pdf                  # README.docx 的 PDF 渲染结果（由 scripts/optional/office/word2pdf.py 生成）</w:t>
+      </w:r>
+    </w:p>
+    <w:p>
+      <w:pPr>
+        <w:shd w:val="clear" w:color="auto" w:fill="F2F2F2"/>
+        <w:spacing w:line="276" w:lineRule="auto" w:before="0" w:after="0"/>
+        <w:ind w:firstLine="0" w:left="360"/>
+      </w:pPr>
+      <w:r>
+        <w:rPr>
+          <w:rFonts w:ascii="Consolas" w:hAnsi="Consolas" w:eastAsia="宋体"/>
+          <w:sz w:val="18"/>
+        </w:rPr>
+        <w:t>├── assets/</w:t>
+      </w:r>
+    </w:p>
+    <w:p>
+      <w:pPr>
+        <w:shd w:val="clear" w:color="auto" w:fill="F2F2F2"/>
+        <w:spacing w:line="276" w:lineRule="auto" w:before="0" w:after="0"/>
+        <w:ind w:firstLine="0" w:left="360"/>
+      </w:pPr>
+      <w:r>
+        <w:rPr>
+          <w:rFonts w:ascii="Consolas" w:hAnsi="Consolas" w:eastAsia="宋体"/>
+          <w:sz w:val="18"/>
+        </w:rPr>
+        <w:t>│   └── effect-overview.png     # README 开头的技能效果示意图</w:t>
       </w:r>
     </w:p>
     <w:p>
@@ -13024,6 +13582,20 @@
           <w:rFonts w:ascii="Consolas" w:hAnsi="Consolas" w:eastAsia="宋体"/>
           <w:sz w:val="18"/>
         </w:rPr>
+        <w:t xml:space="preserve">            ├── word2pdf.py     # Windows Word（COM）渲染 PDF</w:t>
+      </w:r>
+    </w:p>
+    <w:p>
+      <w:pPr>
+        <w:shd w:val="clear" w:color="auto" w:fill="F2F2F2"/>
+        <w:spacing w:line="276" w:lineRule="auto" w:before="0" w:after="0"/>
+        <w:ind w:firstLine="0" w:left="360"/>
+      </w:pPr>
+      <w:r>
+        <w:rPr>
+          <w:rFonts w:ascii="Consolas" w:hAnsi="Consolas" w:eastAsia="宋体"/>
+          <w:sz w:val="18"/>
+        </w:rPr>
         <w:t xml:space="preserve">            ├── soffice.py      # LibreOffice 跨平台调用</w:t>
       </w:r>
     </w:p>
@@ -13161,7 +13733,7 @@
           <w:b/>
           <w:sz w:val="21"/>
         </w:rPr>
-        <w:t>表13</w:t>
+        <w:t>表14</w:t>
       </w:r>
       <w:r>
         <w:rPr>
@@ -13569,7 +14141,7 @@
           <w:b/>
           <w:sz w:val="21"/>
         </w:rPr>
-        <w:t>表14</w:t>
+        <w:t>表15</w:t>
       </w:r>
       <w:r>
         <w:rPr>
@@ -14027,7 +14599,7 @@
         </w:rPr>
         <w:t xml:space="preserve">排版部分参考 </w:t>
       </w:r>
-      <w:hyperlink r:id="rId12">
+      <w:hyperlink r:id="rId13">
         <w:r>
           <w:rPr>
             <w:rFonts w:ascii="Times New Roman" w:hAnsi="Times New Roman" w:eastAsia="宋体"/>
@@ -14047,7 +14619,7 @@
         </w:rPr>
         <w:t xml:space="preserve"> LaTeX 模板，部分参考</w:t>
       </w:r>
-      <w:hyperlink r:id="rId13">
+      <w:hyperlink r:id="rId14">
         <w:r>
           <w:rPr>
             <w:rFonts w:ascii="Times New Roman" w:hAnsi="Times New Roman" w:eastAsia="宋体"/>
@@ -14074,7 +14646,7 @@
         </w:rPr>
         <w:t xml:space="preserve">可选功能参考 </w:t>
       </w:r>
-      <w:hyperlink r:id="rId14">
+      <w:hyperlink r:id="rId15">
         <w:r>
           <w:rPr>
             <w:rFonts w:ascii="Times New Roman" w:hAnsi="Times New Roman" w:eastAsia="宋体"/>

--- a/README.docx
+++ b/README.docx
@@ -152,17 +152,6 @@
     </w:p>
     <w:p>
       <w:pPr>
-        <w:pStyle w:val="Heading1"/>
-        <w:spacing w:line="360" w:lineRule="auto" w:before="480" w:after="120"/>
-        <w:ind w:firstLine="0"/>
-        <w:jc w:val="left"/>
-      </w:pPr>
-      <w:r>
-        <w:t>一、项目简介</w:t>
-      </w:r>
-    </w:p>
-    <w:p>
-      <w:pPr>
         <w:spacing w:line="360" w:lineRule="auto"/>
         <w:ind w:firstLine="480"/>
         <w:jc w:val="both"/>
@@ -173,7 +162,7 @@
           <w:b w:val="0"/>
           <w:sz w:val="24"/>
         </w:rPr>
-        <w:t>docx-formatter 生成专业排版的中文 Word 文档，覆盖封面、目录、页码分节、章节结构、正文、数学公式、表格、流程图、引用上标与文档验证的完整排版链路，输出符合学术与工程规范的 .docx 文件。排版效果可参考仓库中的 README.docx 与 README.pdf。</w:t>
+        <w:t>docx-formatter 将文本或 Markdown 内容排版为专业的中文 Word 文档。最常见的用法是把 AI 生成的 Markdown 正文（报告、说明、方案、论文、讲义等）按学术与工程规范排版为 .docx，并借助库函数补充 Markdown 无法表达的构件；覆盖章节结构、正文、数学公式、表格、流程图、目录、引用上标与文档验证的完整排版链路，输出符合学术与工程规范的 .docx 文件。排版效果可参考仓库中的 README.docx 与 README.pdf。</w:t>
       </w:r>
     </w:p>
     <w:p>
@@ -184,7 +173,7 @@
       <w:r>
         <w:drawing>
           <wp:inline xmlns:a="http://schemas.openxmlformats.org/drawingml/2006/main" xmlns:pic="http://schemas.openxmlformats.org/drawingml/2006/picture">
-            <wp:extent cx="5270400" cy="3957680"/>
+            <wp:extent cx="5270400" cy="2970016"/>
             <wp:docPr id="1" name="Picture 1"/>
             <wp:cNvGraphicFramePr>
               <a:graphicFrameLocks noChangeAspect="1"/>
@@ -205,7 +194,7 @@
                   <pic:spPr>
                     <a:xfrm>
                       <a:off x="0" y="0"/>
-                      <a:ext cx="5270400" cy="3957680"/>
+                      <a:ext cx="5270400" cy="2970016"/>
                     </a:xfrm>
                     <a:prstGeom prst="rect"/>
                   </pic:spPr>
@@ -218,94 +207,7 @@
     </w:p>
     <w:p>
       <w:pPr>
-        <w:spacing w:before="80" w:after="240"/>
-        <w:ind w:firstLine="0"/>
-        <w:jc w:val="center"/>
-      </w:pPr>
-      <w:r>
-        <w:rPr>
-          <w:rFonts w:ascii="宋体" w:hAnsi="宋体" w:eastAsia="宋体"/>
-          <w:b w:val="0"/>
-          <w:i/>
-          <w:sz w:val="18"/>
-        </w:rPr>
-        <w:t>图：左侧为 README.md 源码，右侧为同一内容经本技能排版生成的 README.docx。</w:t>
-      </w:r>
-    </w:p>
-    <w:p>
-      <w:pPr>
-        <w:spacing w:line="360" w:lineRule="auto"/>
-        <w:ind w:firstLine="480"/>
-        <w:jc w:val="both"/>
-      </w:pPr>
-      <w:r>
-        <w:rPr>
-          <w:rFonts w:ascii="Times New Roman" w:hAnsi="Times New Roman" w:eastAsia="宋体"/>
-          <w:b w:val="0"/>
-          <w:sz w:val="24"/>
-        </w:rPr>
-        <w:t>技能采用单引擎架构，仅依赖 Python 3.8 以上版本与 python-docx。数学公式由 ommlBuilders.py 直接生成 OMML XML，即 Word 原生公式格式，公式在 Word 中可二次编辑，无需 Node.js 或任何外部转换工具。</w:t>
-      </w:r>
-    </w:p>
-    <w:p>
-      <w:pPr>
-        <w:spacing w:line="360" w:lineRule="auto"/>
-        <w:ind w:firstLine="480"/>
-        <w:jc w:val="both"/>
-      </w:pPr>
-      <w:r>
-        <w:rPr>
-          <w:rFonts w:ascii="Times New Roman" w:hAnsi="Times New Roman" w:eastAsia="宋体"/>
-          <w:b w:val="0"/>
-          <w:sz w:val="24"/>
-        </w:rPr>
-        <w:t>本文档即由该技能自身排版生成：封面由 add_cover_page 生成，目录为 Word 原生目录域，页脚页码为 PAGE 域且只在正文显示，文中所有公式为 Word 原生可编辑公式，流程图与架构图为表格框图，引用标记为真实上标，可作为排版效果的直接样例。</w:t>
-      </w:r>
-    </w:p>
-    <w:p>
-      <w:pPr>
-        <w:pStyle w:val="Heading2"/>
-        <w:spacing w:line="360" w:lineRule="auto" w:before="240" w:after="120"/>
-        <w:ind w:firstLine="0"/>
-        <w:jc w:val="left"/>
-      </w:pPr>
-      <w:r>
-        <w:t>1.1 如何开始</w:t>
-      </w:r>
-    </w:p>
-    <w:p>
-      <w:pPr>
-        <w:spacing w:line="360" w:lineRule="auto"/>
-        <w:ind w:firstLine="480"/>
-        <w:jc w:val="both"/>
-      </w:pPr>
-      <w:r>
-        <w:rPr>
-          <w:rFonts w:ascii="Times New Roman" w:hAnsi="Times New Roman" w:eastAsia="宋体"/>
-          <w:b w:val="0"/>
-          <w:sz w:val="24"/>
-        </w:rPr>
-        <w:t>本技能为函数库，不含可执行入口：docxBuilder.py 无 main() 函数，直接运行不产生任何输出。Agent 生成文档的方式是编写调用脚本，导入库函数后按文档结构依次调用。</w:t>
-      </w:r>
-    </w:p>
-    <w:p>
-      <w:pPr>
-        <w:spacing w:line="360" w:lineRule="auto"/>
-        <w:ind w:firstLine="480"/>
-        <w:jc w:val="both"/>
-      </w:pPr>
-      <w:r>
-        <w:rPr>
-          <w:rFonts w:ascii="Times New Roman" w:hAnsi="Times New Roman" w:eastAsia="宋体"/>
-          <w:b w:val="0"/>
-          <w:sz w:val="24"/>
-        </w:rPr>
-        <w:t>Agent 生成文档前应先阅读 scripts/buildReadmeDocx.py。该文件是本技能的标准骨架，从 setup_document() 到 doc.save() 的完整调用顺序均在其正文示范；它同时用于生成项目根目录的 README.docx，因而始终与库保持同步。</w:t>
-      </w:r>
-    </w:p>
-    <w:p>
-      <w:pPr>
-        <w:spacing w:before="240" w:after="120"/>
+        <w:spacing w:before="120" w:after="240"/>
         <w:ind w:firstLine="0"/>
         <w:jc w:val="center"/>
       </w:pPr>
@@ -315,7 +217,7 @@
           <w:b/>
           <w:sz w:val="21"/>
         </w:rPr>
-        <w:t>表1</w:t>
+        <w:t>图1</w:t>
       </w:r>
       <w:r>
         <w:rPr>
@@ -331,248 +233,25 @@
           <w:b w:val="0"/>
           <w:sz w:val="21"/>
         </w:rPr>
-        <w:t>参考文件</w:t>
+        <w:t>技能效果示意图</w:t>
       </w:r>
     </w:p>
-    <w:tbl>
-      <w:tblPr>
-        <w:tblStyle w:val="TableGrid"/>
-        <w:tblW w:type="dxa" w:w="8164"/>
+    <w:p>
+      <w:pPr>
+        <w:spacing w:before="80" w:after="240"/>
+        <w:ind w:firstLine="0"/>
         <w:jc w:val="center"/>
-        <w:tblBorders>
-          <w:top w:val="single" w:sz="4" w:space="0" w:color="000000"/>
-          <w:left w:val="single" w:sz="4" w:space="0" w:color="000000"/>
-          <w:bottom w:val="single" w:sz="4" w:space="0" w:color="000000"/>
-          <w:right w:val="single" w:sz="4" w:space="0" w:color="000000"/>
-          <w:insideH w:val="single" w:sz="4" w:space="0" w:color="000000"/>
-          <w:insideV w:val="single" w:sz="4" w:space="0" w:color="000000"/>
-        </w:tblBorders>
-        <w:tblLayout w:type="fixed"/>
-        <w:tblLook w:firstColumn="1" w:firstRow="1" w:lastColumn="0" w:lastRow="0" w:noHBand="0" w:noVBand="1" w:val="04A0"/>
-      </w:tblPr>
-      <w:tblGrid>
-        <w:gridCol w:w="2494"/>
-        <w:gridCol w:w="5670"/>
-      </w:tblGrid>
-      <w:tr>
-        <w:tc>
-          <w:tcPr>
-            <w:tcW w:type="dxa" w:w="2494"/>
-            <w:shd w:val="clear" w:color="auto" w:fill="D9D9D9"/>
-            <w:tcMar>
-              <w:top w:w="60" w:type="dxa"/>
-              <w:left w:w="60" w:type="dxa"/>
-              <w:bottom w:w="60" w:type="dxa"/>
-              <w:right w:w="60" w:type="dxa"/>
-            </w:tcMar>
-            <w:vAlign w:val="center"/>
-          </w:tcPr>
-          <w:p>
-            <w:pPr>
-              <w:ind w:firstLine="0"/>
-              <w:jc w:val="center"/>
-            </w:pPr>
-            <w:r>
-              <w:rPr>
-                <w:rFonts w:ascii="黑体" w:hAnsi="黑体" w:eastAsia="黑体"/>
-                <w:b/>
-                <w:sz w:val="19"/>
-              </w:rPr>
-              <w:t>参考文件</w:t>
-            </w:r>
-          </w:p>
-        </w:tc>
-        <w:tc>
-          <w:tcPr>
-            <w:tcW w:type="dxa" w:w="5670"/>
-            <w:shd w:val="clear" w:color="auto" w:fill="D9D9D9"/>
-            <w:tcMar>
-              <w:top w:w="60" w:type="dxa"/>
-              <w:left w:w="60" w:type="dxa"/>
-              <w:bottom w:w="60" w:type="dxa"/>
-              <w:right w:w="60" w:type="dxa"/>
-            </w:tcMar>
-            <w:vAlign w:val="center"/>
-          </w:tcPr>
-          <w:p>
-            <w:pPr>
-              <w:ind w:firstLine="0"/>
-              <w:jc w:val="center"/>
-            </w:pPr>
-            <w:r>
-              <w:rPr>
-                <w:rFonts w:ascii="黑体" w:hAnsi="黑体" w:eastAsia="黑体"/>
-                <w:b/>
-                <w:sz w:val="19"/>
-              </w:rPr>
-              <w:t>用途</w:t>
-            </w:r>
-          </w:p>
-        </w:tc>
-      </w:tr>
-      <w:tr>
-        <w:tc>
-          <w:tcPr>
-            <w:tcW w:type="dxa" w:w="2494"/>
-            <w:tcMar>
-              <w:top w:w="60" w:type="dxa"/>
-              <w:left w:w="60" w:type="dxa"/>
-              <w:bottom w:w="60" w:type="dxa"/>
-              <w:right w:w="60" w:type="dxa"/>
-            </w:tcMar>
-            <w:vAlign w:val="center"/>
-          </w:tcPr>
-          <w:p>
-            <w:pPr>
-              <w:ind w:firstLine="0"/>
-              <w:jc w:val="center"/>
-            </w:pPr>
-            <w:r>
-              <w:rPr>
-                <w:rFonts w:ascii="宋体" w:hAnsi="宋体" w:eastAsia="宋体"/>
-                <w:b w:val="0"/>
-                <w:sz w:val="19"/>
-              </w:rPr>
-              <w:t>scripts/buildReadmeDocx.py</w:t>
-            </w:r>
-          </w:p>
-        </w:tc>
-        <w:tc>
-          <w:tcPr>
-            <w:tcW w:type="dxa" w:w="5670"/>
-            <w:tcMar>
-              <w:top w:w="60" w:type="dxa"/>
-              <w:left w:w="60" w:type="dxa"/>
-              <w:bottom w:w="60" w:type="dxa"/>
-              <w:right w:w="60" w:type="dxa"/>
-            </w:tcMar>
-            <w:vAlign w:val="center"/>
-          </w:tcPr>
-          <w:p>
-            <w:pPr>
-              <w:ind w:firstLine="0"/>
-              <w:jc w:val="left"/>
-            </w:pPr>
-            <w:r>
-              <w:rPr>
-                <w:rFonts w:ascii="宋体" w:hAnsi="宋体" w:eastAsia="宋体"/>
-                <w:b w:val="0"/>
-                <w:sz w:val="19"/>
-              </w:rPr>
-              <w:t>标准骨架范例，覆盖封面、目录、标题、正文、分点、公式、数据表、流程图、图表标题与参考文献的完整调用顺序</w:t>
-            </w:r>
-          </w:p>
-        </w:tc>
-      </w:tr>
-      <w:tr>
-        <w:tc>
-          <w:tcPr>
-            <w:tcW w:type="dxa" w:w="2494"/>
-            <w:tcMar>
-              <w:top w:w="60" w:type="dxa"/>
-              <w:left w:w="60" w:type="dxa"/>
-              <w:bottom w:w="60" w:type="dxa"/>
-              <w:right w:w="60" w:type="dxa"/>
-            </w:tcMar>
-            <w:vAlign w:val="center"/>
-          </w:tcPr>
-          <w:p>
-            <w:pPr>
-              <w:ind w:firstLine="0"/>
-              <w:jc w:val="center"/>
-            </w:pPr>
-            <w:r>
-              <w:rPr>
-                <w:rFonts w:ascii="宋体" w:hAnsi="宋体" w:eastAsia="宋体"/>
-                <w:b w:val="0"/>
-                <w:sz w:val="19"/>
-              </w:rPr>
-              <w:t>SKILL.md</w:t>
-            </w:r>
-          </w:p>
-        </w:tc>
-        <w:tc>
-          <w:tcPr>
-            <w:tcW w:type="dxa" w:w="5670"/>
-            <w:tcMar>
-              <w:top w:w="60" w:type="dxa"/>
-              <w:left w:w="60" w:type="dxa"/>
-              <w:bottom w:w="60" w:type="dxa"/>
-              <w:right w:w="60" w:type="dxa"/>
-            </w:tcMar>
-            <w:vAlign w:val="center"/>
-          </w:tcPr>
-          <w:p>
-            <w:pPr>
-              <w:ind w:firstLine="0"/>
-              <w:jc w:val="left"/>
-            </w:pPr>
-            <w:r>
-              <w:rPr>
-                <w:rFonts w:ascii="宋体" w:hAnsi="宋体" w:eastAsia="宋体"/>
-                <w:b w:val="0"/>
-                <w:sz w:val="19"/>
-              </w:rPr>
-              <w:t>各函数的完整参数说明、排版数值、规则与陷阱</w:t>
-            </w:r>
-          </w:p>
-        </w:tc>
-      </w:tr>
-      <w:tr>
-        <w:tc>
-          <w:tcPr>
-            <w:tcW w:type="dxa" w:w="2494"/>
-            <w:tcMar>
-              <w:top w:w="60" w:type="dxa"/>
-              <w:left w:w="60" w:type="dxa"/>
-              <w:bottom w:w="60" w:type="dxa"/>
-              <w:right w:w="60" w:type="dxa"/>
-            </w:tcMar>
-            <w:vAlign w:val="center"/>
-          </w:tcPr>
-          <w:p>
-            <w:pPr>
-              <w:ind w:firstLine="0"/>
-              <w:jc w:val="center"/>
-            </w:pPr>
-            <w:r>
-              <w:rPr>
-                <w:rFonts w:ascii="宋体" w:hAnsi="宋体" w:eastAsia="宋体"/>
-                <w:b w:val="0"/>
-                <w:sz w:val="19"/>
-              </w:rPr>
-              <w:t>scripts/docxBuilder.py</w:t>
-            </w:r>
-          </w:p>
-        </w:tc>
-        <w:tc>
-          <w:tcPr>
-            <w:tcW w:type="dxa" w:w="5670"/>
-            <w:tcMar>
-              <w:top w:w="60" w:type="dxa"/>
-              <w:left w:w="60" w:type="dxa"/>
-              <w:bottom w:w="60" w:type="dxa"/>
-              <w:right w:w="60" w:type="dxa"/>
-            </w:tcMar>
-            <w:vAlign w:val="center"/>
-          </w:tcPr>
-          <w:p>
-            <w:pPr>
-              <w:ind w:firstLine="0"/>
-              <w:jc w:val="left"/>
-            </w:pPr>
-            <w:r>
-              <w:rPr>
-                <w:rFonts w:ascii="宋体" w:hAnsi="宋体" w:eastAsia="宋体"/>
-                <w:b w:val="0"/>
-                <w:sz w:val="19"/>
-              </w:rPr>
-              <w:t>函数库本体与预设值，用于确认实现细节</w:t>
-            </w:r>
-          </w:p>
-        </w:tc>
-      </w:tr>
-    </w:tbl>
+      </w:pPr>
+      <w:r>
+        <w:rPr>
+          <w:rFonts w:ascii="宋体" w:hAnsi="宋体" w:eastAsia="宋体"/>
+          <w:b w:val="0"/>
+          <w:i/>
+          <w:sz w:val="18"/>
+        </w:rPr>
+        <w:t>图：左侧为 README.md 源码，右侧为同一内容经本技能排版生成的 README.docx。</w:t>
+      </w:r>
+    </w:p>
     <w:p>
       <w:pPr>
         <w:spacing w:line="360" w:lineRule="auto"/>
@@ -585,7 +264,7 @@
           <w:b w:val="0"/>
           <w:sz w:val="24"/>
         </w:rPr>
-        <w:t>标准流程为：Agent 阅读 buildReadmeDocx.py 的 import 段与调用顺序，复制 docxBuilder.py 到工作目录（文档含公式时再加 ommlBuilders.py 与 formulaTemplates.py），新建调用脚本并按范例顺序写入内容，运行后用 docxValidator.py 验证。</w:t>
+        <w:t>技能采用单引擎架构，仅依赖 Python 3.8 以上版本与 python-docx。数学公式由 omml_math_kit.py 直接生成 OMML XML，即 Word 原生公式格式，公式在 Word 中可二次编辑，无需 Node.js 或任何外部转换工具。</w:t>
       </w:r>
     </w:p>
     <w:p>
@@ -596,7 +275,7 @@
         <w:jc w:val="left"/>
       </w:pPr>
       <w:r>
-        <w:t>二、功能矩阵</w:t>
+        <w:t>一、功能矩阵</w:t>
       </w:r>
     </w:p>
     <w:p>
@@ -626,7 +305,7 @@
           <w:b/>
           <w:sz w:val="21"/>
         </w:rPr>
-        <w:t>表2</w:t>
+        <w:t>表1</w:t>
       </w:r>
       <w:r>
         <w:rPr>
@@ -2358,7 +2037,7 @@
         <w:jc w:val="left"/>
       </w:pPr>
       <w:r>
-        <w:t>三、标准排版</w:t>
+        <w:t>二、如何开始</w:t>
       </w:r>
     </w:p>
     <w:p>
@@ -2373,7 +2052,344 @@
           <w:b w:val="0"/>
           <w:sz w:val="24"/>
         </w:rPr>
-        <w:t>标题使用黑体，正文使用宋体。文档标题一号 26pt 居中加粗，一级标题三号 16pt 左对齐，二级与三级标题小四 12pt。正文小四 12pt 两端对齐，首行缩进 2 字符，全文 1.5 倍行距。纸张为 A4，页边距上下 2.54cm、左右 3.18cm。分级页码：封面与目录不显示页码，正文从第 1 页起算，页脚居中放置五号 Times New Roman 的 PAGE 域。封面标题块由顶部留白定位，留白高度按版心高比例换算，换纸张或页边距时自动等比适配。各级标题的字体、字号、加粗与黑色统一写在 Word 内置 Heading 样式上，标题文字本身不带直接字符格式；这样既覆盖了样式默认的蓝色与模板主题字体引用，也让 Word 更新目录域时无法把标题字体搬进条目，目录条目因而严格按样式呈现。中西文字体分离：正文西文用 Times New Roman 衬线体，标题西文用 Arial 无衬线体，对齐 NJUThesis 的字体族设计。本文档各级标题与正文即为标准排版的实际效果。</w:t>
+        <w:t>本技能为函数库，不含可执行入口：docx_layout_kit.py 无 main() 函数，直接运行不产生任何输出。Agent 生成文档的方式是编写调用脚本，导入库函数后按文档结构依次调用。</w:t>
+      </w:r>
+    </w:p>
+    <w:p>
+      <w:pPr>
+        <w:spacing w:line="360" w:lineRule="auto"/>
+        <w:ind w:firstLine="480"/>
+        <w:jc w:val="both"/>
+      </w:pPr>
+      <w:r>
+        <w:rPr>
+          <w:rFonts w:ascii="Times New Roman" w:hAnsi="Times New Roman" w:eastAsia="宋体"/>
+          <w:b w:val="0"/>
+          <w:sz w:val="24"/>
+        </w:rPr>
+        <w:t>Agent 生成文档前应先阅读 scripts/_build_readme_docx.py。该文件是本技能的标准骨架，从 setup_document() 到 doc.save() 的完整调用顺序均在其正文示范；它同时用于生成项目根目录的 README.docx，因而始终与库保持同步。</w:t>
+      </w:r>
+    </w:p>
+    <w:p>
+      <w:pPr>
+        <w:spacing w:before="240" w:after="120"/>
+        <w:ind w:firstLine="0"/>
+        <w:jc w:val="center"/>
+      </w:pPr>
+      <w:r>
+        <w:rPr>
+          <w:rFonts w:ascii="宋体" w:hAnsi="宋体" w:eastAsia="宋体"/>
+          <w:b/>
+          <w:sz w:val="21"/>
+        </w:rPr>
+        <w:t>表2</w:t>
+      </w:r>
+      <w:r>
+        <w:rPr>
+          <w:rFonts w:ascii="宋体" w:hAnsi="宋体" w:eastAsia="宋体"/>
+          <w:b w:val="0"/>
+          <w:sz w:val="21"/>
+        </w:rPr>
+        <w:t xml:space="preserve">　</w:t>
+      </w:r>
+      <w:r>
+        <w:rPr>
+          <w:rFonts w:ascii="宋体" w:hAnsi="宋体" w:eastAsia="宋体"/>
+          <w:b w:val="0"/>
+          <w:sz w:val="21"/>
+        </w:rPr>
+        <w:t>参考文件</w:t>
+      </w:r>
+    </w:p>
+    <w:tbl>
+      <w:tblPr>
+        <w:tblStyle w:val="TableGrid"/>
+        <w:tblW w:type="dxa" w:w="8164"/>
+        <w:jc w:val="center"/>
+        <w:tblBorders>
+          <w:top w:val="single" w:sz="4" w:space="0" w:color="000000"/>
+          <w:left w:val="single" w:sz="4" w:space="0" w:color="000000"/>
+          <w:bottom w:val="single" w:sz="4" w:space="0" w:color="000000"/>
+          <w:right w:val="single" w:sz="4" w:space="0" w:color="000000"/>
+          <w:insideH w:val="single" w:sz="4" w:space="0" w:color="000000"/>
+          <w:insideV w:val="single" w:sz="4" w:space="0" w:color="000000"/>
+        </w:tblBorders>
+        <w:tblLayout w:type="fixed"/>
+        <w:tblLook w:firstColumn="1" w:firstRow="1" w:lastColumn="0" w:lastRow="0" w:noHBand="0" w:noVBand="1" w:val="04A0"/>
+      </w:tblPr>
+      <w:tblGrid>
+        <w:gridCol w:w="2494"/>
+        <w:gridCol w:w="5670"/>
+      </w:tblGrid>
+      <w:tr>
+        <w:tc>
+          <w:tcPr>
+            <w:tcW w:type="dxa" w:w="2494"/>
+            <w:shd w:val="clear" w:color="auto" w:fill="D9D9D9"/>
+            <w:tcMar>
+              <w:top w:w="60" w:type="dxa"/>
+              <w:left w:w="60" w:type="dxa"/>
+              <w:bottom w:w="60" w:type="dxa"/>
+              <w:right w:w="60" w:type="dxa"/>
+            </w:tcMar>
+            <w:vAlign w:val="center"/>
+          </w:tcPr>
+          <w:p>
+            <w:pPr>
+              <w:ind w:firstLine="0"/>
+              <w:jc w:val="center"/>
+            </w:pPr>
+            <w:r>
+              <w:rPr>
+                <w:rFonts w:ascii="黑体" w:hAnsi="黑体" w:eastAsia="黑体"/>
+                <w:b/>
+                <w:sz w:val="19"/>
+              </w:rPr>
+              <w:t>参考文件</w:t>
+            </w:r>
+          </w:p>
+        </w:tc>
+        <w:tc>
+          <w:tcPr>
+            <w:tcW w:type="dxa" w:w="5670"/>
+            <w:shd w:val="clear" w:color="auto" w:fill="D9D9D9"/>
+            <w:tcMar>
+              <w:top w:w="60" w:type="dxa"/>
+              <w:left w:w="60" w:type="dxa"/>
+              <w:bottom w:w="60" w:type="dxa"/>
+              <w:right w:w="60" w:type="dxa"/>
+            </w:tcMar>
+            <w:vAlign w:val="center"/>
+          </w:tcPr>
+          <w:p>
+            <w:pPr>
+              <w:ind w:firstLine="0"/>
+              <w:jc w:val="center"/>
+            </w:pPr>
+            <w:r>
+              <w:rPr>
+                <w:rFonts w:ascii="黑体" w:hAnsi="黑体" w:eastAsia="黑体"/>
+                <w:b/>
+                <w:sz w:val="19"/>
+              </w:rPr>
+              <w:t>用途</w:t>
+            </w:r>
+          </w:p>
+        </w:tc>
+      </w:tr>
+      <w:tr>
+        <w:tc>
+          <w:tcPr>
+            <w:tcW w:type="dxa" w:w="2494"/>
+            <w:tcMar>
+              <w:top w:w="60" w:type="dxa"/>
+              <w:left w:w="60" w:type="dxa"/>
+              <w:bottom w:w="60" w:type="dxa"/>
+              <w:right w:w="60" w:type="dxa"/>
+            </w:tcMar>
+            <w:vAlign w:val="center"/>
+          </w:tcPr>
+          <w:p>
+            <w:pPr>
+              <w:ind w:firstLine="0"/>
+              <w:jc w:val="center"/>
+            </w:pPr>
+            <w:r>
+              <w:rPr>
+                <w:rFonts w:ascii="宋体" w:hAnsi="宋体" w:eastAsia="宋体"/>
+                <w:b w:val="0"/>
+                <w:sz w:val="19"/>
+              </w:rPr>
+              <w:t>scripts/_build_readme_docx.py</w:t>
+            </w:r>
+          </w:p>
+        </w:tc>
+        <w:tc>
+          <w:tcPr>
+            <w:tcW w:type="dxa" w:w="5670"/>
+            <w:tcMar>
+              <w:top w:w="60" w:type="dxa"/>
+              <w:left w:w="60" w:type="dxa"/>
+              <w:bottom w:w="60" w:type="dxa"/>
+              <w:right w:w="60" w:type="dxa"/>
+            </w:tcMar>
+            <w:vAlign w:val="center"/>
+          </w:tcPr>
+          <w:p>
+            <w:pPr>
+              <w:ind w:firstLine="0"/>
+              <w:jc w:val="left"/>
+            </w:pPr>
+            <w:r>
+              <w:rPr>
+                <w:rFonts w:ascii="宋体" w:hAnsi="宋体" w:eastAsia="宋体"/>
+                <w:b w:val="0"/>
+                <w:sz w:val="19"/>
+              </w:rPr>
+              <w:t>标准骨架范例，覆盖封面、目录、标题、正文、分点、公式、数据表、流程图、图表标题与参考文献的完整调用顺序</w:t>
+            </w:r>
+          </w:p>
+        </w:tc>
+      </w:tr>
+      <w:tr>
+        <w:tc>
+          <w:tcPr>
+            <w:tcW w:type="dxa" w:w="2494"/>
+            <w:tcMar>
+              <w:top w:w="60" w:type="dxa"/>
+              <w:left w:w="60" w:type="dxa"/>
+              <w:bottom w:w="60" w:type="dxa"/>
+              <w:right w:w="60" w:type="dxa"/>
+            </w:tcMar>
+            <w:vAlign w:val="center"/>
+          </w:tcPr>
+          <w:p>
+            <w:pPr>
+              <w:ind w:firstLine="0"/>
+              <w:jc w:val="center"/>
+            </w:pPr>
+            <w:r>
+              <w:rPr>
+                <w:rFonts w:ascii="宋体" w:hAnsi="宋体" w:eastAsia="宋体"/>
+                <w:b w:val="0"/>
+                <w:sz w:val="19"/>
+              </w:rPr>
+              <w:t>SKILL.md</w:t>
+            </w:r>
+          </w:p>
+        </w:tc>
+        <w:tc>
+          <w:tcPr>
+            <w:tcW w:type="dxa" w:w="5670"/>
+            <w:tcMar>
+              <w:top w:w="60" w:type="dxa"/>
+              <w:left w:w="60" w:type="dxa"/>
+              <w:bottom w:w="60" w:type="dxa"/>
+              <w:right w:w="60" w:type="dxa"/>
+            </w:tcMar>
+            <w:vAlign w:val="center"/>
+          </w:tcPr>
+          <w:p>
+            <w:pPr>
+              <w:ind w:firstLine="0"/>
+              <w:jc w:val="left"/>
+            </w:pPr>
+            <w:r>
+              <w:rPr>
+                <w:rFonts w:ascii="宋体" w:hAnsi="宋体" w:eastAsia="宋体"/>
+                <w:b w:val="0"/>
+                <w:sz w:val="19"/>
+              </w:rPr>
+              <w:t>各函数的完整参数说明、排版数值、规则与陷阱</w:t>
+            </w:r>
+          </w:p>
+        </w:tc>
+      </w:tr>
+      <w:tr>
+        <w:tc>
+          <w:tcPr>
+            <w:tcW w:type="dxa" w:w="2494"/>
+            <w:tcMar>
+              <w:top w:w="60" w:type="dxa"/>
+              <w:left w:w="60" w:type="dxa"/>
+              <w:bottom w:w="60" w:type="dxa"/>
+              <w:right w:w="60" w:type="dxa"/>
+            </w:tcMar>
+            <w:vAlign w:val="center"/>
+          </w:tcPr>
+          <w:p>
+            <w:pPr>
+              <w:ind w:firstLine="0"/>
+              <w:jc w:val="center"/>
+            </w:pPr>
+            <w:r>
+              <w:rPr>
+                <w:rFonts w:ascii="宋体" w:hAnsi="宋体" w:eastAsia="宋体"/>
+                <w:b w:val="0"/>
+                <w:sz w:val="19"/>
+              </w:rPr>
+              <w:t>scripts/docx_layout_kit.py</w:t>
+            </w:r>
+          </w:p>
+        </w:tc>
+        <w:tc>
+          <w:tcPr>
+            <w:tcW w:type="dxa" w:w="5670"/>
+            <w:tcMar>
+              <w:top w:w="60" w:type="dxa"/>
+              <w:left w:w="60" w:type="dxa"/>
+              <w:bottom w:w="60" w:type="dxa"/>
+              <w:right w:w="60" w:type="dxa"/>
+            </w:tcMar>
+            <w:vAlign w:val="center"/>
+          </w:tcPr>
+          <w:p>
+            <w:pPr>
+              <w:ind w:firstLine="0"/>
+              <w:jc w:val="left"/>
+            </w:pPr>
+            <w:r>
+              <w:rPr>
+                <w:rFonts w:ascii="宋体" w:hAnsi="宋体" w:eastAsia="宋体"/>
+                <w:b w:val="0"/>
+                <w:sz w:val="19"/>
+              </w:rPr>
+              <w:t>函数库本体与预设值，用于确认实现细节</w:t>
+            </w:r>
+          </w:p>
+        </w:tc>
+      </w:tr>
+    </w:tbl>
+    <w:p>
+      <w:pPr>
+        <w:spacing w:line="360" w:lineRule="auto"/>
+        <w:ind w:firstLine="480"/>
+        <w:jc w:val="both"/>
+      </w:pPr>
+      <w:r>
+        <w:rPr>
+          <w:rFonts w:ascii="Times New Roman" w:hAnsi="Times New Roman" w:eastAsia="宋体"/>
+          <w:b w:val="0"/>
+          <w:sz w:val="24"/>
+        </w:rPr>
+        <w:t>标准流程为：Agent 阅读 _build_readme_docx.py 的 import 段与调用顺序，复制 docx_layout_kit.py 到工作目录（文档含公式时再加 omml_math_kit.py 与 formula_templates.py），新建调用脚本并按范例顺序写入内容，运行后用 docx_validator.py 验证。</w:t>
+      </w:r>
+    </w:p>
+    <w:p>
+      <w:pPr>
+        <w:pStyle w:val="Heading1"/>
+        <w:spacing w:line="360" w:lineRule="auto" w:before="480" w:after="120"/>
+        <w:ind w:firstLine="0"/>
+        <w:jc w:val="left"/>
+      </w:pPr>
+      <w:r>
+        <w:t>三、核心模块</w:t>
+      </w:r>
+    </w:p>
+    <w:p>
+      <w:pPr>
+        <w:pStyle w:val="Heading2"/>
+        <w:spacing w:line="360" w:lineRule="auto" w:before="240" w:after="120"/>
+        <w:ind w:firstLine="0"/>
+        <w:jc w:val="left"/>
+      </w:pPr>
+      <w:r>
+        <w:t>3.1 标准排版</w:t>
+      </w:r>
+    </w:p>
+    <w:p>
+      <w:pPr>
+        <w:spacing w:line="360" w:lineRule="auto"/>
+        <w:ind w:firstLine="480"/>
+        <w:jc w:val="both"/>
+      </w:pPr>
+      <w:r>
+        <w:rPr>
+          <w:rFonts w:ascii="Times New Roman" w:hAnsi="Times New Roman" w:eastAsia="宋体"/>
+          <w:b w:val="0"/>
+          <w:sz w:val="24"/>
+        </w:rPr>
+        <w:t>标题使用黑体，正文使用宋体。文档标题一号 26pt 居中加粗，一级标题三号 16pt 左对齐，二级与三级标题小四 12pt。正文小四 12pt 两端对齐，首行缩进 2 字符，全文 1.5 倍行距。纸张为 A4，页边距上下 2.54cm、左右 3.18cm。分级页码：封面与目录不显示页码，正文从第 1 页起算，页脚居中放置五号 Times New Roman 的 PAGE 域。封面页的居中标题块由顶部留白定位，留白高度按版心高比例换算，换纸张或页边距时自动等比适配。各级标题的字体、字号、加粗与黑色统一写在 Word 内置 Heading 样式上，标题文字本身不带直接字符格式；这样既覆盖了样式默认的蓝色与模板主题字体引用，也让 Word 更新目录域时无法把标题字体搬进条目，目录条目因而严格按样式呈现。中西文字体分离：正文西文用 Times New Roman 衬线体，标题西文用 Arial 无衬线体，对齐 NJUThesis 的字体族设计。</w:t>
       </w:r>
     </w:p>
     <w:p>
@@ -2810,13 +2826,97 @@
     </w:tbl>
     <w:p>
       <w:pPr>
-        <w:pStyle w:val="Heading1"/>
-        <w:spacing w:line="360" w:lineRule="auto" w:before="480" w:after="120"/>
+        <w:shd w:val="clear" w:color="auto" w:fill="F2F2F2"/>
+        <w:spacing w:line="276" w:lineRule="auto" w:before="0" w:after="0"/>
+        <w:ind w:firstLine="0" w:left="360"/>
+      </w:pPr>
+      <w:r>
+        <w:rPr>
+          <w:rFonts w:ascii="Consolas" w:hAnsi="Consolas" w:eastAsia="宋体"/>
+          <w:sz w:val="18"/>
+        </w:rPr>
+        <w:t>from docx_layout_kit import setup_document, add_title, add_h1, add_body</w:t>
+      </w:r>
+    </w:p>
+    <w:p>
+      <w:pPr>
+        <w:shd w:val="clear" w:color="auto" w:fill="F2F2F2"/>
+        <w:spacing w:line="276" w:lineRule="auto" w:before="0" w:after="0"/>
+        <w:ind w:firstLine="0" w:left="360"/>
+      </w:pPr>
+      <w:r>
+        <w:rPr>
+          <w:rFonts w:ascii="Consolas" w:hAnsi="Consolas" w:eastAsia="宋体"/>
+          <w:sz w:val="18"/>
+        </w:rPr>
+        <w:t xml:space="preserve"> </w:t>
+      </w:r>
+    </w:p>
+    <w:p>
+      <w:pPr>
+        <w:shd w:val="clear" w:color="auto" w:fill="F2F2F2"/>
+        <w:spacing w:line="276" w:lineRule="auto" w:before="0" w:after="0"/>
+        <w:ind w:firstLine="0" w:left="360"/>
+      </w:pPr>
+      <w:r>
+        <w:rPr>
+          <w:rFonts w:ascii="Consolas" w:hAnsi="Consolas" w:eastAsia="宋体"/>
+          <w:sz w:val="18"/>
+        </w:rPr>
+        <w:t>doc = setup_document()</w:t>
+      </w:r>
+    </w:p>
+    <w:p>
+      <w:pPr>
+        <w:shd w:val="clear" w:color="auto" w:fill="F2F2F2"/>
+        <w:spacing w:line="276" w:lineRule="auto" w:before="0" w:after="0"/>
+        <w:ind w:firstLine="0" w:left="360"/>
+      </w:pPr>
+      <w:r>
+        <w:rPr>
+          <w:rFonts w:ascii="Consolas" w:hAnsi="Consolas" w:eastAsia="宋体"/>
+          <w:sz w:val="18"/>
+        </w:rPr>
+        <w:t>add_title(doc, "信号分析实验报告")</w:t>
+      </w:r>
+    </w:p>
+    <w:p>
+      <w:pPr>
+        <w:shd w:val="clear" w:color="auto" w:fill="F2F2F2"/>
+        <w:spacing w:line="276" w:lineRule="auto" w:before="0" w:after="0"/>
+        <w:ind w:firstLine="0" w:left="360"/>
+      </w:pPr>
+      <w:r>
+        <w:rPr>
+          <w:rFonts w:ascii="Consolas" w:hAnsi="Consolas" w:eastAsia="宋体"/>
+          <w:sz w:val="18"/>
+        </w:rPr>
+        <w:t>add_h1(doc, "一、实验目的")</w:t>
+      </w:r>
+    </w:p>
+    <w:p>
+      <w:pPr>
+        <w:shd w:val="clear" w:color="auto" w:fill="F2F2F2"/>
+        <w:spacing w:line="276" w:lineRule="auto" w:before="0" w:after="0"/>
+        <w:ind w:firstLine="0" w:left="360"/>
+      </w:pPr>
+      <w:r>
+        <w:rPr>
+          <w:rFonts w:ascii="Consolas" w:hAnsi="Consolas" w:eastAsia="宋体"/>
+          <w:sz w:val="18"/>
+        </w:rPr>
+        <w:t>add_body(doc, "本实验验证傅里叶分析方法在周期信号处理中的有效性。")</w:t>
+      </w:r>
+    </w:p>
+    <w:p>
+      <w:pPr>
+        <w:pStyle w:val="Heading2"/>
+        <w:spacing w:line="360" w:lineRule="auto" w:before="240" w:after="120"/>
         <w:ind w:firstLine="0"/>
         <w:jc w:val="left"/>
       </w:pPr>
       <w:r>
-        <w:t>四、排版预设</w:t>
+        <w:t>3.2 排版预设</w:t>
       </w:r>
     </w:p>
     <w:p>
@@ -2831,7 +2931,7 @@
           <w:b w:val="0"/>
           <w:sz w:val="24"/>
         </w:rPr>
-        <w:t>排版参数集中在 docxBuilder.py 顶部的 PRESETS 字典中，按标题、正文、分点、图注、页面、目录、封面等分组管理，各排版函数统一读取当前激活的预设。</w:t>
+        <w:t>排版参数集中在 docx_layout_kit.py 顶部的 PRESETS 字典中，按标题、正文、分点、图注、页面、目录、封面等分组管理，各排版函数统一读取当前激活的预设。</w:t>
       </w:r>
     </w:p>
     <w:p>
@@ -2846,7 +2946,7 @@
           <w:b/>
           <w:sz w:val="24"/>
         </w:rPr>
-        <w:t>set_preset 整套切换：</w:t>
+        <w:t>set_preset 整套切换排版参数，</w:t>
       </w:r>
       <w:r>
         <w:rPr>
@@ -2854,7 +2954,7 @@
           <w:b w:val="0"/>
           <w:sz w:val="24"/>
         </w:rPr>
-        <w:t>须在 setup_document 之前调用，默认预设与标准排版一致，新增预设只需向 PRESETS 追加一份同结构的嵌套字典。</w:t>
+        <w:t>须在 setup_document 之前调用，默认预设与标准排版一致</w:t>
       </w:r>
     </w:p>
     <w:p>
@@ -2869,7 +2969,7 @@
           <w:b/>
           <w:sz w:val="24"/>
         </w:rPr>
-        <w:t>中西文字体分离：</w:t>
+        <w:t>新增预设</w:t>
       </w:r>
       <w:r>
         <w:rPr>
@@ -2877,7 +2977,7 @@
           <w:b w:val="0"/>
           <w:sz w:val="24"/>
         </w:rPr>
-        <w:t>开启后西文使用 Times New Roman，中文保持原有字体不变。</w:t>
+        <w:t>只需向 PRESETS 追加一份同结构的嵌套字典</w:t>
       </w:r>
     </w:p>
     <w:p>
@@ -2892,7 +2992,7 @@
           <w:b/>
           <w:sz w:val="24"/>
         </w:rPr>
-        <w:t>封面留白比例：</w:t>
+        <w:t>支持中西文字体分离，</w:t>
       </w:r>
       <w:r>
         <w:rPr>
@@ -2900,18 +3000,41 @@
           <w:b w:val="0"/>
           <w:sz w:val="24"/>
         </w:rPr>
-        <w:t>位于预设的封面分组内，留白高度由它乘以版心高得出，换纸张与页边距时封面位置随之等比适配。</w:t>
+        <w:t>开启后西文使用 Times New Roman，中文保持原有字体不变</w:t>
       </w:r>
     </w:p>
     <w:p>
       <w:pPr>
-        <w:pStyle w:val="Heading1"/>
-        <w:spacing w:line="360" w:lineRule="auto" w:before="480" w:after="120"/>
+        <w:spacing w:line="360" w:lineRule="auto" w:after="140"/>
+        <w:ind w:firstLine="480"/>
+        <w:jc w:val="both"/>
+      </w:pPr>
+      <w:r>
+        <w:rPr>
+          <w:rFonts w:ascii="Times New Roman" w:hAnsi="Times New Roman" w:eastAsia="宋体"/>
+          <w:b/>
+          <w:sz w:val="24"/>
+        </w:rPr>
+        <w:t>封面留白比例位于预设的封面分组内，</w:t>
+      </w:r>
+      <w:r>
+        <w:rPr>
+          <w:rFonts w:ascii="Times New Roman" w:hAnsi="Times New Roman" w:eastAsia="宋体"/>
+          <w:b w:val="0"/>
+          <w:sz w:val="24"/>
+        </w:rPr>
+        <w:t>留白高度由它乘以版心高得出，换纸张与页边距时封面位置随之等比适配</w:t>
+      </w:r>
+    </w:p>
+    <w:p>
+      <w:pPr>
+        <w:pStyle w:val="Heading2"/>
+        <w:spacing w:line="360" w:lineRule="auto" w:before="240" w:after="120"/>
         <w:ind w:firstLine="0"/>
         <w:jc w:val="left"/>
       </w:pPr>
       <w:r>
-        <w:t>五、OMML 数学公式</w:t>
+        <w:t>3.3 OMML 数学公式</w:t>
       </w:r>
     </w:p>
     <w:p>
@@ -3579,17 +3702,6 @@
     </w:tbl>
     <w:p>
       <w:pPr>
-        <w:pStyle w:val="Heading2"/>
-        <w:spacing w:line="360" w:lineRule="auto" w:before="240" w:after="120"/>
-        <w:ind w:firstLine="0"/>
-        <w:jc w:val="left"/>
-      </w:pPr>
-      <w:r>
-        <w:t>5.1 块级公式</w:t>
-      </w:r>
-    </w:p>
-    <w:p>
-      <w:pPr>
         <w:spacing w:line="360" w:lineRule="auto"/>
         <w:ind w:firstLine="480"/>
         <w:jc w:val="both"/>
@@ -3600,7 +3712,148 @@
           <w:b w:val="0"/>
           <w:sz w:val="24"/>
         </w:rPr>
-        <w:t>块级公式居中独立成行。以傅里叶级数为例，下方公式即为 Word 原生可编辑公式：</w:t>
+        <w:t>块级公式以傅里叶级数为例：</w:t>
+      </w:r>
+    </w:p>
+    <w:p>
+      <w:pPr>
+        <w:shd w:val="clear" w:color="auto" w:fill="F2F2F2"/>
+        <w:spacing w:line="276" w:lineRule="auto" w:before="0" w:after="0"/>
+        <w:ind w:firstLine="0" w:left="360"/>
+      </w:pPr>
+      <w:r>
+        <w:rPr>
+          <w:rFonts w:ascii="Consolas" w:hAnsi="Consolas" w:eastAsia="宋体"/>
+          <w:sz w:val="18"/>
+        </w:rPr>
+        <w:t>from docx_layout_kit import add_eq_para</w:t>
+      </w:r>
+    </w:p>
+    <w:p>
+      <w:pPr>
+        <w:shd w:val="clear" w:color="auto" w:fill="F2F2F2"/>
+        <w:spacing w:line="276" w:lineRule="auto" w:before="0" w:after="0"/>
+        <w:ind w:firstLine="0" w:left="360"/>
+      </w:pPr>
+      <w:r>
+        <w:rPr>
+          <w:rFonts w:ascii="Consolas" w:hAnsi="Consolas" w:eastAsia="宋体"/>
+          <w:sz w:val="18"/>
+        </w:rPr>
+        <w:t>from omml_math_kit import r, sub, frac, sumOp, func, math</w:t>
+      </w:r>
+    </w:p>
+    <w:p>
+      <w:pPr>
+        <w:shd w:val="clear" w:color="auto" w:fill="F2F2F2"/>
+        <w:spacing w:line="276" w:lineRule="auto" w:before="0" w:after="0"/>
+        <w:ind w:firstLine="0" w:left="360"/>
+      </w:pPr>
+      <w:r>
+        <w:rPr>
+          <w:rFonts w:ascii="Consolas" w:hAnsi="Consolas" w:eastAsia="宋体"/>
+          <w:sz w:val="18"/>
+        </w:rPr>
+        <w:t xml:space="preserve"> </w:t>
+      </w:r>
+    </w:p>
+    <w:p>
+      <w:pPr>
+        <w:shd w:val="clear" w:color="auto" w:fill="F2F2F2"/>
+        <w:spacing w:line="276" w:lineRule="auto" w:before="0" w:after="0"/>
+        <w:ind w:firstLine="0" w:left="360"/>
+      </w:pPr>
+      <w:r>
+        <w:rPr>
+          <w:rFonts w:ascii="Consolas" w:hAnsi="Consolas" w:eastAsia="宋体"/>
+          <w:sz w:val="18"/>
+        </w:rPr>
+        <w:t>add_eq_para(doc, math([</w:t>
+      </w:r>
+    </w:p>
+    <w:p>
+      <w:pPr>
+        <w:shd w:val="clear" w:color="auto" w:fill="F2F2F2"/>
+        <w:spacing w:line="276" w:lineRule="auto" w:before="0" w:after="0"/>
+        <w:ind w:firstLine="0" w:left="360"/>
+      </w:pPr>
+      <w:r>
+        <w:rPr>
+          <w:rFonts w:ascii="Consolas" w:hAnsi="Consolas" w:eastAsia="宋体"/>
+          <w:sz w:val="18"/>
+        </w:rPr>
+        <w:t xml:space="preserve">    r("f(t) = "),</w:t>
+      </w:r>
+    </w:p>
+    <w:p>
+      <w:pPr>
+        <w:shd w:val="clear" w:color="auto" w:fill="F2F2F2"/>
+        <w:spacing w:line="276" w:lineRule="auto" w:before="0" w:after="0"/>
+        <w:ind w:firstLine="0" w:left="360"/>
+      </w:pPr>
+      <w:r>
+        <w:rPr>
+          <w:rFonts w:ascii="Consolas" w:hAnsi="Consolas" w:eastAsia="宋体"/>
+          <w:sz w:val="18"/>
+        </w:rPr>
+        <w:t xml:space="preserve">    frac([sub("a", "0")], [r("2")]),</w:t>
+      </w:r>
+    </w:p>
+    <w:p>
+      <w:pPr>
+        <w:shd w:val="clear" w:color="auto" w:fill="F2F2F2"/>
+        <w:spacing w:line="276" w:lineRule="auto" w:before="0" w:after="0"/>
+        <w:ind w:firstLine="0" w:left="360"/>
+      </w:pPr>
+      <w:r>
+        <w:rPr>
+          <w:rFonts w:ascii="Consolas" w:hAnsi="Consolas" w:eastAsia="宋体"/>
+          <w:sz w:val="18"/>
+        </w:rPr>
+        <w:t xml:space="preserve">    r(" + "),</w:t>
+      </w:r>
+    </w:p>
+    <w:p>
+      <w:pPr>
+        <w:shd w:val="clear" w:color="auto" w:fill="F2F2F2"/>
+        <w:spacing w:line="276" w:lineRule="auto" w:before="0" w:after="0"/>
+        <w:ind w:firstLine="0" w:left="360"/>
+      </w:pPr>
+      <w:r>
+        <w:rPr>
+          <w:rFonts w:ascii="Consolas" w:hAnsi="Consolas" w:eastAsia="宋体"/>
+          <w:sz w:val="18"/>
+        </w:rPr>
+        <w:t xml:space="preserve">    sumOp([r("k")], [sub("a", "k"), func("cos", [r("k"), r("ωt")])]),</w:t>
+      </w:r>
+    </w:p>
+    <w:p>
+      <w:pPr>
+        <w:shd w:val="clear" w:color="auto" w:fill="F2F2F2"/>
+        <w:spacing w:line="276" w:lineRule="auto" w:before="0" w:after="0"/>
+        <w:ind w:firstLine="0" w:left="360"/>
+      </w:pPr>
+      <w:r>
+        <w:rPr>
+          <w:rFonts w:ascii="Consolas" w:hAnsi="Consolas" w:eastAsia="宋体"/>
+          <w:sz w:val="18"/>
+        </w:rPr>
+        <w:t>]))</w:t>
+      </w:r>
+    </w:p>
+    <w:p>
+      <w:pPr>
+        <w:spacing w:line="360" w:lineRule="auto"/>
+        <w:ind w:firstLine="480"/>
+        <w:jc w:val="both"/>
+      </w:pPr>
+      <w:r>
+        <w:rPr>
+          <w:rFonts w:ascii="Times New Roman" w:hAnsi="Times New Roman" w:eastAsia="宋体"/>
+          <w:b w:val="0"/>
+          <w:sz w:val="24"/>
+        </w:rPr>
+        <w:t>渲染结果为 Word 原生可编辑公式：</w:t>
       </w:r>
     </w:p>
     <w:p>
@@ -3689,44 +3942,18 @@
     </w:p>
     <w:p>
       <w:pPr>
-        <w:spacing w:before="120" w:after="240"/>
+        <w:spacing w:before="80" w:after="240"/>
         <w:ind w:firstLine="0"/>
         <w:jc w:val="center"/>
       </w:pPr>
-      <w:r>
-        <w:rPr>
-          <w:rFonts w:ascii="宋体" w:hAnsi="宋体" w:eastAsia="宋体"/>
-          <w:b/>
-          <w:sz w:val="21"/>
-        </w:rPr>
-        <w:t>图1</w:t>
-      </w:r>
       <w:r>
         <w:rPr>
           <w:rFonts w:ascii="宋体" w:hAnsi="宋体" w:eastAsia="宋体"/>
           <w:b w:val="0"/>
-          <w:sz w:val="21"/>
+          <w:i/>
+          <w:sz w:val="18"/>
         </w:rPr>
-        <w:t xml:space="preserve">　</w:t>
-      </w:r>
-      <w:r>
-        <w:rPr>
-          <w:rFonts w:ascii="宋体" w:hAnsi="宋体" w:eastAsia="宋体"/>
-          <w:b w:val="0"/>
-          <w:sz w:val="21"/>
-        </w:rPr>
-        <w:t>傅里叶级数展开的块级公式</w:t>
-      </w:r>
-    </w:p>
-    <w:p>
-      <w:pPr>
-        <w:pStyle w:val="Heading2"/>
-        <w:spacing w:line="360" w:lineRule="auto" w:before="240" w:after="120"/>
-        <w:ind w:firstLine="0"/>
-        <w:jc w:val="left"/>
-      </w:pPr>
-      <w:r>
-        <w:t>5.2 行内公式</w:t>
+        <w:t>注：markdown 无法渲染 OMML，纯文本近似示意为 f(t) = a₀/2 + Σₖ aₖ cos(kωt)，不是输入语法；实际渲染以上方公式为准。</w:t>
       </w:r>
     </w:p>
     <w:p>
@@ -3741,7 +3968,119 @@
           <w:b w:val="0"/>
           <w:sz w:val="24"/>
         </w:rPr>
-        <w:t>行内公式与正文混排，如下段中的傅里叶系数：</w:t>
+        <w:t>行内公式与正文混排：</w:t>
+      </w:r>
+    </w:p>
+    <w:p>
+      <w:pPr>
+        <w:shd w:val="clear" w:color="auto" w:fill="F2F2F2"/>
+        <w:spacing w:line="276" w:lineRule="auto" w:before="0" w:after="0"/>
+        <w:ind w:firstLine="0" w:left="360"/>
+      </w:pPr>
+      <w:r>
+        <w:rPr>
+          <w:rFonts w:ascii="Consolas" w:hAnsi="Consolas" w:eastAsia="宋体"/>
+          <w:sz w:val="18"/>
+        </w:rPr>
+        <w:t>from docx_layout_kit import add_body_with_math</w:t>
+      </w:r>
+    </w:p>
+    <w:p>
+      <w:pPr>
+        <w:shd w:val="clear" w:color="auto" w:fill="F2F2F2"/>
+        <w:spacing w:line="276" w:lineRule="auto" w:before="0" w:after="0"/>
+        <w:ind w:firstLine="0" w:left="360"/>
+      </w:pPr>
+      <w:r>
+        <w:rPr>
+          <w:rFonts w:ascii="Consolas" w:hAnsi="Consolas" w:eastAsia="宋体"/>
+          <w:sz w:val="18"/>
+        </w:rPr>
+        <w:t>from omml_math_kit import sub, inlineMath</w:t>
+      </w:r>
+    </w:p>
+    <w:p>
+      <w:pPr>
+        <w:shd w:val="clear" w:color="auto" w:fill="F2F2F2"/>
+        <w:spacing w:line="276" w:lineRule="auto" w:before="0" w:after="0"/>
+        <w:ind w:firstLine="0" w:left="360"/>
+      </w:pPr>
+      <w:r>
+        <w:rPr>
+          <w:rFonts w:ascii="Consolas" w:hAnsi="Consolas" w:eastAsia="宋体"/>
+          <w:sz w:val="18"/>
+        </w:rPr>
+        <w:t xml:space="preserve"> </w:t>
+      </w:r>
+    </w:p>
+    <w:p>
+      <w:pPr>
+        <w:shd w:val="clear" w:color="auto" w:fill="F2F2F2"/>
+        <w:spacing w:line="276" w:lineRule="auto" w:before="0" w:after="0"/>
+        <w:ind w:firstLine="0" w:left="360"/>
+      </w:pPr>
+      <w:r>
+        <w:rPr>
+          <w:rFonts w:ascii="Consolas" w:hAnsi="Consolas" w:eastAsia="宋体"/>
+          <w:sz w:val="18"/>
+        </w:rPr>
+        <w:t>add_body_with_math(doc, [</w:t>
+      </w:r>
+    </w:p>
+    <w:p>
+      <w:pPr>
+        <w:shd w:val="clear" w:color="auto" w:fill="F2F2F2"/>
+        <w:spacing w:line="276" w:lineRule="auto" w:before="0" w:after="0"/>
+        <w:ind w:firstLine="0" w:left="360"/>
+      </w:pPr>
+      <w:r>
+        <w:rPr>
+          <w:rFonts w:ascii="Consolas" w:hAnsi="Consolas" w:eastAsia="宋体"/>
+          <w:sz w:val="18"/>
+        </w:rPr>
+        <w:t xml:space="preserve">    ("text", "其中，"),</w:t>
+      </w:r>
+    </w:p>
+    <w:p>
+      <w:pPr>
+        <w:shd w:val="clear" w:color="auto" w:fill="F2F2F2"/>
+        <w:spacing w:line="276" w:lineRule="auto" w:before="0" w:after="0"/>
+        <w:ind w:firstLine="0" w:left="360"/>
+      </w:pPr>
+      <w:r>
+        <w:rPr>
+          <w:rFonts w:ascii="Consolas" w:hAnsi="Consolas" w:eastAsia="宋体"/>
+          <w:sz w:val="18"/>
+        </w:rPr>
+        <w:t xml:space="preserve">    ("math", inlineMath([sub("a", "k")])),</w:t>
+      </w:r>
+    </w:p>
+    <w:p>
+      <w:pPr>
+        <w:shd w:val="clear" w:color="auto" w:fill="F2F2F2"/>
+        <w:spacing w:line="276" w:lineRule="auto" w:before="0" w:after="0"/>
+        <w:ind w:firstLine="0" w:left="360"/>
+      </w:pPr>
+      <w:r>
+        <w:rPr>
+          <w:rFonts w:ascii="Consolas" w:hAnsi="Consolas" w:eastAsia="宋体"/>
+          <w:sz w:val="18"/>
+        </w:rPr>
+        <w:t xml:space="preserve">    ("text", "为傅里叶系数，其数值由欧拉公式确定。"),</w:t>
+      </w:r>
+    </w:p>
+    <w:p>
+      <w:pPr>
+        <w:shd w:val="clear" w:color="auto" w:fill="F2F2F2"/>
+        <w:spacing w:line="276" w:lineRule="auto" w:before="0" w:after="0"/>
+        <w:ind w:firstLine="0" w:left="360"/>
+      </w:pPr>
+      <w:r>
+        <w:rPr>
+          <w:rFonts w:ascii="Consolas" w:hAnsi="Consolas" w:eastAsia="宋体"/>
+          <w:sz w:val="18"/>
+        </w:rPr>
+        <w:t>])</w:t>
       </w:r>
     </w:p>
     <w:p>
@@ -3779,18 +4118,7 @@
           <w:b w:val="0"/>
           <w:sz w:val="24"/>
         </w:rPr>
-        <w:t>为傅里叶系数，其数值由欧拉公式确定，收敛速度与信号的光滑性相关。</w:t>
-      </w:r>
-    </w:p>
-    <w:p>
-      <w:pPr>
-        <w:pStyle w:val="Heading2"/>
-        <w:spacing w:line="360" w:lineRule="auto" w:before="240" w:after="120"/>
-        <w:ind w:firstLine="0"/>
-        <w:jc w:val="left"/>
-      </w:pPr>
-      <w:r>
-        <w:t>5.3 复杂嵌套结构</w:t>
+        <w:t>为傅里叶系数，其数值由欧拉公式确定。</w:t>
       </w:r>
     </w:p>
     <w:p>
@@ -4112,48 +4440,6 @@
     </w:p>
     <w:p>
       <w:pPr>
-        <w:spacing w:before="120" w:after="240"/>
-        <w:ind w:firstLine="0"/>
-        <w:jc w:val="center"/>
-      </w:pPr>
-      <w:r>
-        <w:rPr>
-          <w:rFonts w:ascii="宋体" w:hAnsi="宋体" w:eastAsia="宋体"/>
-          <w:b/>
-          <w:sz w:val="21"/>
-        </w:rPr>
-        <w:t>图2</w:t>
-      </w:r>
-      <w:r>
-        <w:rPr>
-          <w:rFonts w:ascii="宋体" w:hAnsi="宋体" w:eastAsia="宋体"/>
-          <w:b w:val="0"/>
-          <w:sz w:val="21"/>
-        </w:rPr>
-        <w:t xml:space="preserve">　</w:t>
-      </w:r>
-      <w:r>
-        <w:rPr>
-          <w:rFonts w:ascii="宋体" w:hAnsi="宋体" w:eastAsia="宋体"/>
-          <w:b w:val="0"/>
-          <w:sz w:val="21"/>
-        </w:rPr>
-        <w:t>似然比检测损失的嵌套公式</w:t>
-      </w:r>
-    </w:p>
-    <w:p>
-      <w:pPr>
-        <w:pStyle w:val="Heading2"/>
-        <w:spacing w:line="360" w:lineRule="auto" w:before="240" w:after="120"/>
-        <w:ind w:firstLine="0"/>
-        <w:jc w:val="left"/>
-      </w:pPr>
-      <w:r>
-        <w:t>5.4 希腊字母与数学符号</w:t>
-      </w:r>
-    </w:p>
-    <w:p>
-      <w:pPr>
         <w:spacing w:line="360" w:lineRule="auto"/>
         <w:ind w:firstLine="480"/>
         <w:jc w:val="both"/>
@@ -4164,48 +4450,7 @@
           <w:b w:val="0"/>
           <w:sz w:val="24"/>
         </w:rPr>
-        <w:t>formulaTemplates.py 内置若干常用公式模板，可直接插入文档，也可作为自定义公式的参考模式。希腊字母与数学符号以 Unicode 直接书写，如 λ、τ、α、β、∑、×、·、∈。</w:t>
-      </w:r>
-    </w:p>
-    <w:p>
-      <w:pPr>
-        <w:spacing w:line="360" w:lineRule="auto"/>
-        <w:ind w:firstLine="480"/>
-        <w:jc w:val="both"/>
-      </w:pPr>
-      <w:r>
-        <w:rPr>
-          <w:rFonts w:ascii="Times New Roman" w:hAnsi="Times New Roman" w:eastAsia="宋体"/>
-          <w:b w:val="0"/>
-          <w:sz w:val="24"/>
-        </w:rPr>
-        <w:t>求和符号必须使用 sumOp 构建。求和若采用 n 元运算符加空上标的写法，Word 会渲染一个不可见的上标占位框，导致文件看起来损坏；sumOp 改用下标结构配合 Unicode ∑ 实现，彻底规避该问题。所有接收子元素的函数内部自动展平嵌套列表，防止 XML 拼接错误。</w:t>
-      </w:r>
-    </w:p>
-    <w:p>
-      <w:pPr>
-        <w:pStyle w:val="Heading2"/>
-        <w:spacing w:line="360" w:lineRule="auto" w:before="240" w:after="120"/>
-        <w:ind w:firstLine="0"/>
-        <w:jc w:val="left"/>
-      </w:pPr>
-      <w:r>
-        <w:t>5.5 预定义公式模板</w:t>
-      </w:r>
-    </w:p>
-    <w:p>
-      <w:pPr>
-        <w:spacing w:line="360" w:lineRule="auto"/>
-        <w:ind w:firstLine="480"/>
-        <w:jc w:val="both"/>
-      </w:pPr>
-      <w:r>
-        <w:rPr>
-          <w:rFonts w:ascii="Times New Roman" w:hAnsi="Times New Roman" w:eastAsia="宋体"/>
-          <w:b w:val="0"/>
-          <w:sz w:val="24"/>
-        </w:rPr>
-        <w:t>公式模板是现成的 OMML 公式对象，导入即可插入文档，无需重新拼装构建函数。下方两个模板分别覆盖加权组合与交叉熵两类常见形态，均为 Word 原生可编辑公式：</w:t>
+        <w:t>formula_templates.py 内置若干常用公式模板，是现成的 OMML 公式对象，导入即可插入文档，无需重新拼装构建函数，也可作为自定义公式的参考模式。希腊字母与数学符号以 Unicode 直接书写，如 λ、τ、α、β、∑、×、·、∈。</w:t>
       </w:r>
     </w:p>
     <w:p>
@@ -4261,37 +4506,6 @@
           </m:sub>
         </m:sSub>
       </m:oMath>
-    </w:p>
-    <w:p>
-      <w:pPr>
-        <w:spacing w:before="120" w:after="240"/>
-        <w:ind w:firstLine="0"/>
-        <w:jc w:val="center"/>
-      </w:pPr>
-      <w:r>
-        <w:rPr>
-          <w:rFonts w:ascii="宋体" w:hAnsi="宋体" w:eastAsia="宋体"/>
-          <w:b/>
-          <w:sz w:val="21"/>
-        </w:rPr>
-        <w:t>图3</w:t>
-      </w:r>
-      <w:r>
-        <w:rPr>
-          <w:rFonts w:ascii="宋体" w:hAnsi="宋体" w:eastAsia="宋体"/>
-          <w:b w:val="0"/>
-          <w:sz w:val="21"/>
-        </w:rPr>
-        <w:t xml:space="preserve">　</w:t>
-      </w:r>
-      <w:r>
-        <w:rPr>
-          <w:rFonts w:ascii="宋体" w:hAnsi="宋体" w:eastAsia="宋体"/>
-          <w:b w:val="0"/>
-          <w:sz w:val="21"/>
-        </w:rPr>
-        <w:t>时域与频域加权组合公式模板</w:t>
-      </w:r>
     </w:p>
     <w:p>
       <w:pPr>
@@ -4377,48 +4591,6 @@
     </w:p>
     <w:p>
       <w:pPr>
-        <w:spacing w:before="120" w:after="240"/>
-        <w:ind w:firstLine="0"/>
-        <w:jc w:val="center"/>
-      </w:pPr>
-      <w:r>
-        <w:rPr>
-          <w:rFonts w:ascii="宋体" w:hAnsi="宋体" w:eastAsia="宋体"/>
-          <w:b/>
-          <w:sz w:val="21"/>
-        </w:rPr>
-        <w:t>图4</w:t>
-      </w:r>
-      <w:r>
-        <w:rPr>
-          <w:rFonts w:ascii="宋体" w:hAnsi="宋体" w:eastAsia="宋体"/>
-          <w:b w:val="0"/>
-          <w:sz w:val="21"/>
-        </w:rPr>
-        <w:t xml:space="preserve">　</w:t>
-      </w:r>
-      <w:r>
-        <w:rPr>
-          <w:rFonts w:ascii="宋体" w:hAnsi="宋体" w:eastAsia="宋体"/>
-          <w:b w:val="0"/>
-          <w:sz w:val="21"/>
-        </w:rPr>
-        <w:t>检测误差的交叉熵公式模板</w:t>
-      </w:r>
-    </w:p>
-    <w:p>
-      <w:pPr>
-        <w:pStyle w:val="Heading1"/>
-        <w:spacing w:line="360" w:lineRule="auto" w:before="480" w:after="120"/>
-        <w:ind w:firstLine="0"/>
-        <w:jc w:val="left"/>
-      </w:pPr>
-      <w:r>
-        <w:t>六、引用上标</w:t>
-      </w:r>
-    </w:p>
-    <w:p>
-      <w:pPr>
         <w:spacing w:line="360" w:lineRule="auto"/>
         <w:ind w:firstLine="480"/>
         <w:jc w:val="both"/>
@@ -4429,7 +4601,33 @@
           <w:b w:val="0"/>
           <w:sz w:val="24"/>
         </w:rPr>
-        <w:t>正文中的参考文献标记自动渲染为上标，适用于正文段落与分点段落，支持三种格式：</w:t>
+        <w:t>求和符号必须使用 sumOp 构建。求和若采用 n 元运算符加空上标的写法，Word 会渲染一个不可见的上标占位框，导致文件看起来损坏；sumOp 改用下标结构配合 Unicode ∑ 实现，彻底规避该问题。所有接收子元素的函数内部自动展平嵌套列表，防止 XML 拼接错误。</w:t>
+      </w:r>
+    </w:p>
+    <w:p>
+      <w:pPr>
+        <w:pStyle w:val="Heading2"/>
+        <w:spacing w:line="360" w:lineRule="auto" w:before="240" w:after="120"/>
+        <w:ind w:firstLine="0"/>
+        <w:jc w:val="left"/>
+      </w:pPr>
+      <w:r>
+        <w:t>3.4 引用上标</w:t>
+      </w:r>
+    </w:p>
+    <w:p>
+      <w:pPr>
+        <w:spacing w:line="360" w:lineRule="auto"/>
+        <w:ind w:firstLine="480"/>
+        <w:jc w:val="both"/>
+      </w:pPr>
+      <w:r>
+        <w:rPr>
+          <w:rFonts w:ascii="Times New Roman" w:hAnsi="Times New Roman" w:eastAsia="宋体"/>
+          <w:b w:val="0"/>
+          <w:sz w:val="24"/>
+        </w:rPr>
+        <w:t>正文中的参考文献标记自动渲染为上标，适用于 add_body 与 add_item_para，支持三种格式：</w:t>
       </w:r>
     </w:p>
     <w:p>
@@ -4704,6 +4902,20 @@
     </w:tbl>
     <w:p>
       <w:pPr>
+        <w:shd w:val="clear" w:color="auto" w:fill="F2F2F2"/>
+        <w:spacing w:line="276" w:lineRule="auto" w:before="0" w:after="0"/>
+        <w:ind w:firstLine="0" w:left="360"/>
+      </w:pPr>
+      <w:r>
+        <w:rPr>
+          <w:rFonts w:ascii="Consolas" w:hAnsi="Consolas" w:eastAsia="宋体"/>
+          <w:sz w:val="18"/>
+        </w:rPr>
+        <w:t>add_body(doc, "傅里叶分析方法在信号处理任务中表现出色[1]。后续研究[2,3]进一步验证了这一结论。")</w:t>
+      </w:r>
+    </w:p>
+    <w:p>
+      <w:pPr>
         <w:spacing w:line="360" w:lineRule="auto"/>
         <w:ind w:firstLine="480"/>
         <w:jc w:val="both"/>
@@ -4770,13 +4982,13 @@
     </w:p>
     <w:p>
       <w:pPr>
-        <w:pStyle w:val="Heading1"/>
-        <w:spacing w:line="360" w:lineRule="auto" w:before="480" w:after="120"/>
+        <w:pStyle w:val="Heading2"/>
+        <w:spacing w:line="360" w:lineRule="auto" w:before="240" w:after="120"/>
         <w:ind w:firstLine="0"/>
         <w:jc w:val="left"/>
       </w:pPr>
       <w:r>
-        <w:t>七、参考文献列表</w:t>
+        <w:t>3.5 参考文献列表</w:t>
       </w:r>
     </w:p>
     <w:p>
@@ -4791,7 +5003,7 @@
           <w:b w:val="0"/>
           <w:sz w:val="24"/>
         </w:rPr>
-        <w:t xml:space="preserve">参考文献表生成函数产出 GB/T 7714-2015 顺序编码制文献表，格式对齐 NJUThesis LaTeX 模板，与正文引用上标配套使用：正文中的 </w:t>
+        <w:t xml:space="preserve">add_bibliography 生成 GB/T 7714-2015 顺序编码制参考文献表，格式对齐 NJUThesis LaTeX 模板，与正文引用上标配套使用：正文中的 </w:t>
       </w:r>
       <w:r>
         <w:rPr>
@@ -4813,17 +5025,63 @@
     </w:p>
     <w:p>
       <w:pPr>
-        <w:spacing w:line="360" w:lineRule="auto"/>
+        <w:spacing w:line="360" w:lineRule="auto" w:after="140"/>
         <w:ind w:firstLine="480"/>
         <w:jc w:val="both"/>
       </w:pPr>
+      <w:r>
+        <w:rPr>
+          <w:rFonts w:ascii="Times New Roman" w:hAnsi="Times New Roman" w:eastAsia="宋体"/>
+          <w:b/>
+          <w:sz w:val="24"/>
+        </w:rPr>
+        <w:t>章节标题：</w:t>
+      </w:r>
       <w:r>
         <w:rPr>
           <w:rFonts w:ascii="Times New Roman" w:hAnsi="Times New Roman" w:eastAsia="宋体"/>
           <w:b w:val="0"/>
           <w:sz w:val="24"/>
         </w:rPr>
-        <w:t xml:space="preserve">章节标题为黑体三号加粗居中，使用 Heading 1 样式，进入目录；条目为宋体五号，两端对齐，1.5 倍行距，悬挂缩进 2 字符，折行后与序号后文字对齐；序号 </w:t>
+        <w:t>黑体三号加粗居中，使用 Heading 1 样式，进入目录</w:t>
+      </w:r>
+    </w:p>
+    <w:p>
+      <w:pPr>
+        <w:spacing w:line="360" w:lineRule="auto" w:after="140"/>
+        <w:ind w:firstLine="480"/>
+        <w:jc w:val="both"/>
+      </w:pPr>
+      <w:r>
+        <w:rPr>
+          <w:rFonts w:ascii="Times New Roman" w:hAnsi="Times New Roman" w:eastAsia="宋体"/>
+          <w:b/>
+          <w:sz w:val="24"/>
+        </w:rPr>
+        <w:t>条目：</w:t>
+      </w:r>
+      <w:r>
+        <w:rPr>
+          <w:rFonts w:ascii="Times New Roman" w:hAnsi="Times New Roman" w:eastAsia="宋体"/>
+          <w:b w:val="0"/>
+          <w:sz w:val="24"/>
+        </w:rPr>
+        <w:t>宋体五号，两端对齐，1.5 倍行距，悬挂缩进 2 字符，折行后与序号后文字对齐</w:t>
+      </w:r>
+    </w:p>
+    <w:p>
+      <w:pPr>
+        <w:spacing w:line="360" w:lineRule="auto" w:after="140"/>
+        <w:ind w:firstLine="480"/>
+        <w:jc w:val="both"/>
+      </w:pPr>
+      <w:r>
+        <w:rPr>
+          <w:rFonts w:ascii="Times New Roman" w:hAnsi="Times New Roman" w:eastAsia="宋体"/>
+          <w:b/>
+          <w:sz w:val="24"/>
+        </w:rPr>
+        <w:t>序号：</w:t>
       </w:r>
       <w:r>
         <w:rPr>
@@ -4857,7 +5115,134 @@
           <w:b w:val="0"/>
           <w:sz w:val="24"/>
         </w:rPr>
-        <w:t xml:space="preserve"> 按传入顺序自动生成，无需手写。下方即本文档的参考文献表实际渲染效果：</w:t>
+        <w:t xml:space="preserve"> 按传入顺序自动生成，无需手写</w:t>
+      </w:r>
+    </w:p>
+    <w:p>
+      <w:pPr>
+        <w:shd w:val="clear" w:color="auto" w:fill="F2F2F2"/>
+        <w:spacing w:line="276" w:lineRule="auto" w:before="0" w:after="0"/>
+        <w:ind w:firstLine="0" w:left="360"/>
+      </w:pPr>
+      <w:r>
+        <w:rPr>
+          <w:rFonts w:ascii="Consolas" w:hAnsi="Consolas" w:eastAsia="宋体"/>
+          <w:sz w:val="18"/>
+        </w:rPr>
+        <w:t>add_bibliography(doc, [</w:t>
+      </w:r>
+    </w:p>
+    <w:p>
+      <w:pPr>
+        <w:shd w:val="clear" w:color="auto" w:fill="F2F2F2"/>
+        <w:spacing w:line="276" w:lineRule="auto" w:before="0" w:after="0"/>
+        <w:ind w:firstLine="0" w:left="360"/>
+      </w:pPr>
+      <w:r>
+        <w:rPr>
+          <w:rFonts w:ascii="Consolas" w:hAnsi="Consolas" w:eastAsia="宋体"/>
+          <w:sz w:val="18"/>
+        </w:rPr>
+        <w:t xml:space="preserve">    "张三, 李四. 示例期刊论文题名[J]. 示例期刊, 2020, 12(3): 45-56",</w:t>
+      </w:r>
+    </w:p>
+    <w:p>
+      <w:pPr>
+        <w:shd w:val="clear" w:color="auto" w:fill="F2F2F2"/>
+        <w:spacing w:line="276" w:lineRule="auto" w:before="0" w:after="0"/>
+        <w:ind w:firstLine="0" w:left="360"/>
+      </w:pPr>
+      <w:r>
+        <w:rPr>
+          <w:rFonts w:ascii="Consolas" w:hAnsi="Consolas" w:eastAsia="宋体"/>
+          <w:sz w:val="18"/>
+        </w:rPr>
+        <w:t xml:space="preserve">    "王五. 示例图书题名[M]. 示例市: 示例出版社, 2019",</w:t>
+      </w:r>
+    </w:p>
+    <w:p>
+      <w:pPr>
+        <w:shd w:val="clear" w:color="auto" w:fill="F2F2F2"/>
+        <w:spacing w:line="276" w:lineRule="auto" w:before="0" w:after="0"/>
+        <w:ind w:firstLine="0" w:left="360"/>
+      </w:pPr>
+      <w:r>
+        <w:rPr>
+          <w:rFonts w:ascii="Consolas" w:hAnsi="Consolas" w:eastAsia="宋体"/>
+          <w:sz w:val="18"/>
+        </w:rPr>
+        <w:t xml:space="preserve">    "赵六. 示例学位论文题名[D]. 示例市: 示例大学, 2021",</w:t>
+      </w:r>
+    </w:p>
+    <w:p>
+      <w:pPr>
+        <w:shd w:val="clear" w:color="auto" w:fill="F2F2F2"/>
+        <w:spacing w:line="276" w:lineRule="auto" w:before="0" w:after="0"/>
+        <w:ind w:firstLine="0" w:left="360"/>
+      </w:pPr>
+      <w:r>
+        <w:rPr>
+          <w:rFonts w:ascii="Consolas" w:hAnsi="Consolas" w:eastAsia="宋体"/>
+          <w:sz w:val="18"/>
+        </w:rPr>
+        <w:t xml:space="preserve">    "钱七. 示例会议论文题名[C]//示例会议论文集. 示例市: 示例出版社, 2022: 78-85",</w:t>
+      </w:r>
+    </w:p>
+    <w:p>
+      <w:pPr>
+        <w:shd w:val="clear" w:color="auto" w:fill="F2F2F2"/>
+        <w:spacing w:line="276" w:lineRule="auto" w:before="0" w:after="0"/>
+        <w:ind w:firstLine="0" w:left="360"/>
+      </w:pPr>
+      <w:r>
+        <w:rPr>
+          <w:rFonts w:ascii="Consolas" w:hAnsi="Consolas" w:eastAsia="宋体"/>
+          <w:sz w:val="18"/>
+        </w:rPr>
+        <w:t xml:space="preserve">    "示例标准化技术委员会. 示例标准题名: 示例标准编号[S]. 示例市: 示例出版社, 2018",</w:t>
+      </w:r>
+    </w:p>
+    <w:p>
+      <w:pPr>
+        <w:shd w:val="clear" w:color="auto" w:fill="F2F2F2"/>
+        <w:spacing w:line="276" w:lineRule="auto" w:before="0" w:after="0"/>
+        <w:ind w:firstLine="0" w:left="360"/>
+      </w:pPr>
+      <w:r>
+        <w:rPr>
+          <w:rFonts w:ascii="Consolas" w:hAnsi="Consolas" w:eastAsia="宋体"/>
+          <w:sz w:val="18"/>
+        </w:rPr>
+        <w:t xml:space="preserve">    "孙八. 示例网页题名[EB/OL]. (2023-01-01)[2023-06-05]. https://example.com",</w:t>
+      </w:r>
+    </w:p>
+    <w:p>
+      <w:pPr>
+        <w:shd w:val="clear" w:color="auto" w:fill="F2F2F2"/>
+        <w:spacing w:line="276" w:lineRule="auto" w:before="0" w:after="0"/>
+        <w:ind w:firstLine="0" w:left="360"/>
+      </w:pPr>
+      <w:r>
+        <w:rPr>
+          <w:rFonts w:ascii="Consolas" w:hAnsi="Consolas" w:eastAsia="宋体"/>
+          <w:sz w:val="18"/>
+        </w:rPr>
+        <w:t>])</w:t>
+      </w:r>
+    </w:p>
+    <w:p>
+      <w:pPr>
+        <w:spacing w:line="360" w:lineRule="auto"/>
+        <w:ind w:firstLine="480"/>
+        <w:jc w:val="both"/>
+      </w:pPr>
+      <w:r>
+        <w:rPr>
+          <w:rFonts w:ascii="Times New Roman" w:hAnsi="Times New Roman" w:eastAsia="宋体"/>
+          <w:b w:val="0"/>
+          <w:sz w:val="24"/>
+        </w:rPr>
+        <w:t>下方即参考文献表的实际渲染效果：</w:t>
       </w:r>
     </w:p>
     <w:p>
@@ -4978,13 +5363,13 @@
     </w:p>
     <w:p>
       <w:pPr>
-        <w:pStyle w:val="Heading1"/>
-        <w:spacing w:line="360" w:lineRule="auto" w:before="480" w:after="120"/>
+        <w:pStyle w:val="Heading2"/>
+        <w:spacing w:line="360" w:lineRule="auto" w:before="240" w:after="120"/>
         <w:ind w:firstLine="0"/>
         <w:jc w:val="left"/>
       </w:pPr>
       <w:r>
-        <w:t>八、表格框图流程图</w:t>
+        <w:t>3.6 表格框图流程图</w:t>
       </w:r>
     </w:p>
     <w:p>
@@ -4999,33 +5384,175 @@
           <w:b w:val="0"/>
           <w:sz w:val="24"/>
         </w:rPr>
-        <w:t>流程图由 Word 表格与 Unicode 箭头构成，不使用图片，不使用 emoji，产物在任何 Word 版本中均可编辑。本章各构件均为实际渲染结果。</w:t>
+        <w:t>流程图由 Word 表格与 Unicode 箭头构成，不使用图片，不使用 emoji，产物在任何 Word 版本中均可编辑。纵向流程图由横向箭头行与向下箭头交替堆叠而成，以信号处理流程为例：</w:t>
       </w:r>
     </w:p>
     <w:p>
       <w:pPr>
-        <w:pStyle w:val="Heading2"/>
-        <w:spacing w:line="360" w:lineRule="auto" w:before="240" w:after="120"/>
-        <w:ind w:firstLine="0"/>
-        <w:jc w:val="left"/>
+        <w:shd w:val="clear" w:color="auto" w:fill="F2F2F2"/>
+        <w:spacing w:line="276" w:lineRule="auto" w:before="0" w:after="0"/>
+        <w:ind w:firstLine="0" w:left="360"/>
       </w:pPr>
       <w:r>
-        <w:t>8.1 纵向流程图</w:t>
+        <w:rPr>
+          <w:rFonts w:ascii="Consolas" w:hAnsi="Consolas" w:eastAsia="宋体"/>
+          <w:sz w:val="18"/>
+        </w:rPr>
+        <w:t>add_arrow_row(doc, "① 时域采样", "离散信号 x(n)")</w:t>
       </w:r>
     </w:p>
     <w:p>
       <w:pPr>
-        <w:spacing w:line="360" w:lineRule="auto"/>
-        <w:ind w:firstLine="480"/>
-        <w:jc w:val="both"/>
+        <w:shd w:val="clear" w:color="auto" w:fill="F2F2F2"/>
+        <w:spacing w:line="276" w:lineRule="auto" w:before="0" w:after="0"/>
+        <w:ind w:firstLine="0" w:left="360"/>
       </w:pPr>
       <w:r>
         <w:rPr>
-          <w:rFonts w:ascii="Times New Roman" w:hAnsi="Times New Roman" w:eastAsia="宋体"/>
-          <w:b w:val="0"/>
-          <w:sz w:val="24"/>
+          <w:rFonts w:ascii="Consolas" w:hAnsi="Consolas" w:eastAsia="宋体"/>
+          <w:sz w:val="18"/>
         </w:rPr>
-        <w:t>纵向流程图由横向箭头行与向下箭头交替堆叠而成，以信号处理流程为例：</w:t>
+        <w:t>add_arrow_down(doc)</w:t>
+      </w:r>
+    </w:p>
+    <w:p>
+      <w:pPr>
+        <w:shd w:val="clear" w:color="auto" w:fill="F2F2F2"/>
+        <w:spacing w:line="276" w:lineRule="auto" w:before="0" w:after="0"/>
+        <w:ind w:firstLine="0" w:left="360"/>
+      </w:pPr>
+      <w:r>
+        <w:rPr>
+          <w:rFonts w:ascii="Consolas" w:hAnsi="Consolas" w:eastAsia="宋体"/>
+          <w:sz w:val="18"/>
+        </w:rPr>
+        <w:t>add_arrow_row(doc, "② 加窗处理", "加窗信号")</w:t>
+      </w:r>
+    </w:p>
+    <w:p>
+      <w:pPr>
+        <w:shd w:val="clear" w:color="auto" w:fill="F2F2F2"/>
+        <w:spacing w:line="276" w:lineRule="auto" w:before="0" w:after="0"/>
+        <w:ind w:firstLine="0" w:left="360"/>
+      </w:pPr>
+      <w:r>
+        <w:rPr>
+          <w:rFonts w:ascii="Consolas" w:hAnsi="Consolas" w:eastAsia="宋体"/>
+          <w:sz w:val="18"/>
+        </w:rPr>
+        <w:t>add_arrow_down(doc)</w:t>
+      </w:r>
+    </w:p>
+    <w:p>
+      <w:pPr>
+        <w:shd w:val="clear" w:color="auto" w:fill="F2F2F2"/>
+        <w:spacing w:line="276" w:lineRule="auto" w:before="0" w:after="0"/>
+        <w:ind w:firstLine="0" w:left="360"/>
+      </w:pPr>
+      <w:r>
+        <w:rPr>
+          <w:rFonts w:ascii="Consolas" w:hAnsi="Consolas" w:eastAsia="宋体"/>
+          <w:sz w:val="18"/>
+        </w:rPr>
+        <w:t>add_arrow_row(doc, "③ 离散傅里叶变换", "频谱 X(k)", left_shade="D9D9D9")</w:t>
+      </w:r>
+    </w:p>
+    <w:p>
+      <w:pPr>
+        <w:shd w:val="clear" w:color="auto" w:fill="F2F2F2"/>
+        <w:spacing w:line="276" w:lineRule="auto" w:before="0" w:after="0"/>
+        <w:ind w:firstLine="0" w:left="360"/>
+      </w:pPr>
+      <w:r>
+        <w:rPr>
+          <w:rFonts w:ascii="Consolas" w:hAnsi="Consolas" w:eastAsia="宋体"/>
+          <w:sz w:val="18"/>
+        </w:rPr>
+        <w:t>add_arrow_down(doc)</w:t>
+      </w:r>
+    </w:p>
+    <w:p>
+      <w:pPr>
+        <w:shd w:val="clear" w:color="auto" w:fill="F2F2F2"/>
+        <w:spacing w:line="276" w:lineRule="auto" w:before="0" w:after="0"/>
+        <w:ind w:firstLine="0" w:left="360"/>
+      </w:pPr>
+      <w:r>
+        <w:rPr>
+          <w:rFonts w:ascii="Consolas" w:hAnsi="Consolas" w:eastAsia="宋体"/>
+          <w:sz w:val="18"/>
+        </w:rPr>
+        <w:t>add_arrow_row(doc, "④ 频谱分析", "特征向量", left_shade="D9D9D9")</w:t>
+      </w:r>
+    </w:p>
+    <w:p>
+      <w:pPr>
+        <w:shd w:val="clear" w:color="auto" w:fill="F2F2F2"/>
+        <w:spacing w:line="276" w:lineRule="auto" w:before="0" w:after="0"/>
+        <w:ind w:firstLine="0" w:left="360"/>
+      </w:pPr>
+      <w:r>
+        <w:rPr>
+          <w:rFonts w:ascii="Consolas" w:hAnsi="Consolas" w:eastAsia="宋体"/>
+          <w:sz w:val="18"/>
+        </w:rPr>
+        <w:t>add_arrow_down(doc)</w:t>
+      </w:r>
+    </w:p>
+    <w:p>
+      <w:pPr>
+        <w:shd w:val="clear" w:color="auto" w:fill="F2F2F2"/>
+        <w:spacing w:line="276" w:lineRule="auto" w:before="0" w:after="0"/>
+        <w:ind w:firstLine="0" w:left="360"/>
+      </w:pPr>
+      <w:r>
+        <w:rPr>
+          <w:rFonts w:ascii="Consolas" w:hAnsi="Consolas" w:eastAsia="宋体"/>
+          <w:sz w:val="18"/>
+        </w:rPr>
+        <w:t>add_separator_note(doc, "----- 信号预处理止于此处，后续由分类器承接 -----")</w:t>
+      </w:r>
+    </w:p>
+    <w:p>
+      <w:pPr>
+        <w:shd w:val="clear" w:color="auto" w:fill="F2F2F2"/>
+        <w:spacing w:line="276" w:lineRule="auto" w:before="0" w:after="0"/>
+        <w:ind w:firstLine="0" w:left="360"/>
+      </w:pPr>
+      <w:r>
+        <w:rPr>
+          <w:rFonts w:ascii="Consolas" w:hAnsi="Consolas" w:eastAsia="宋体"/>
+          <w:sz w:val="18"/>
+        </w:rPr>
+        <w:t>add_arrow_down(doc)</w:t>
+      </w:r>
+    </w:p>
+    <w:p>
+      <w:pPr>
+        <w:shd w:val="clear" w:color="auto" w:fill="F2F2F2"/>
+        <w:spacing w:line="276" w:lineRule="auto" w:before="0" w:after="0"/>
+        <w:ind w:firstLine="0" w:left="360"/>
+      </w:pPr>
+      <w:r>
+        <w:rPr>
+          <w:rFonts w:ascii="Consolas" w:hAnsi="Consolas" w:eastAsia="宋体"/>
+          <w:sz w:val="18"/>
+        </w:rPr>
+        <w:t>add_box(doc, "分类决策：特征归一化 / 模式匹配 / 结果输出")</w:t>
+      </w:r>
+    </w:p>
+    <w:p>
+      <w:pPr>
+        <w:shd w:val="clear" w:color="auto" w:fill="F2F2F2"/>
+        <w:spacing w:line="276" w:lineRule="auto" w:before="0" w:after="0"/>
+        <w:ind w:firstLine="0" w:left="360"/>
+      </w:pPr>
+      <w:r>
+        <w:rPr>
+          <w:rFonts w:ascii="Consolas" w:hAnsi="Consolas" w:eastAsia="宋体"/>
+          <w:sz w:val="18"/>
+        </w:rPr>
+        <w:t>add_fig_caption(doc, "信号处理与分类流程图")</w:t>
       </w:r>
     </w:p>
     <w:tbl>
@@ -5588,7 +6115,7 @@
           <w:b/>
           <w:sz w:val="21"/>
         </w:rPr>
-        <w:t>图5</w:t>
+        <w:t>图2</w:t>
       </w:r>
       <w:r>
         <w:rPr>
@@ -5605,412 +6132,6 @@
           <w:sz w:val="21"/>
         </w:rPr>
         <w:t>信号处理与分类流程图</w:t>
-      </w:r>
-    </w:p>
-    <w:p>
-      <w:pPr>
-        <w:spacing w:before="80" w:after="240"/>
-        <w:ind w:firstLine="0"/>
-        <w:jc w:val="center"/>
-      </w:pPr>
-      <w:r>
-        <w:rPr>
-          <w:rFonts w:ascii="宋体" w:hAnsi="宋体" w:eastAsia="宋体"/>
-          <w:b w:val="0"/>
-          <w:i/>
-          <w:sz w:val="18"/>
-        </w:rPr>
-        <w:t>注：左侧灰色底纹表示该步骤属于统一的预处理层级，右侧白色表示其产出为中间结果；分隔注释用于标记阶段边界。</w:t>
-      </w:r>
-    </w:p>
-    <w:p>
-      <w:pPr>
-        <w:pStyle w:val="Heading2"/>
-        <w:spacing w:line="360" w:lineRule="auto" w:before="240" w:after="120"/>
-        <w:ind w:firstLine="0"/>
-        <w:jc w:val="left"/>
-      </w:pPr>
-      <w:r>
-        <w:t>8.2 横向箭头行</w:t>
-      </w:r>
-    </w:p>
-    <w:p>
-      <w:pPr>
-        <w:spacing w:line="360" w:lineRule="auto"/>
-        <w:ind w:firstLine="480"/>
-        <w:jc w:val="both"/>
-      </w:pPr>
-      <w:r>
-        <w:rPr>
-          <w:rFonts w:ascii="Times New Roman" w:hAnsi="Times New Roman" w:eastAsia="宋体"/>
-          <w:b w:val="0"/>
-          <w:sz w:val="24"/>
-        </w:rPr>
-        <w:t>横向箭头行是本技能的特色构件，用于表达过程到产出的转换。它采用 3 列表格实现，左右等宽并锁定固定布局，箭头恒位于整表几何中心，与两侧文字长短无关；中间竖线融合后左右单元格视觉连通。</w:t>
-      </w:r>
-    </w:p>
-    <w:p>
-      <w:pPr>
-        <w:pStyle w:val="Heading3"/>
-        <w:spacing w:line="360" w:lineRule="auto" w:before="240" w:after="120"/>
-        <w:ind w:firstLine="0"/>
-        <w:jc w:val="left"/>
-      </w:pPr>
-      <w:r>
-        <w:t>底纹规则</w:t>
-      </w:r>
-    </w:p>
-    <w:p>
-      <w:pPr>
-        <w:spacing w:line="360" w:lineRule="auto" w:after="140"/>
-        <w:ind w:firstLine="480"/>
-        <w:jc w:val="both"/>
-      </w:pPr>
-      <w:r>
-        <w:rPr>
-          <w:rFonts w:ascii="Times New Roman" w:hAnsi="Times New Roman" w:eastAsia="宋体"/>
-          <w:b/>
-          <w:sz w:val="24"/>
-        </w:rPr>
-        <w:t>地位相等：</w:t>
-      </w:r>
-      <w:r>
-        <w:rPr>
-          <w:rFonts w:ascii="Times New Roman" w:hAnsi="Times New Roman" w:eastAsia="宋体"/>
-          <w:b w:val="0"/>
-          <w:sz w:val="24"/>
-        </w:rPr>
-        <w:t>左右不加底纹，两侧视觉权重一致。</w:t>
-      </w:r>
-    </w:p>
-    <w:p>
-      <w:pPr>
-        <w:spacing w:line="360" w:lineRule="auto" w:after="140"/>
-        <w:ind w:firstLine="480"/>
-        <w:jc w:val="both"/>
-      </w:pPr>
-      <w:r>
-        <w:rPr>
-          <w:rFonts w:ascii="Times New Roman" w:hAnsi="Times New Roman" w:eastAsia="宋体"/>
-          <w:b/>
-          <w:sz w:val="24"/>
-        </w:rPr>
-        <w:t>层级不同：</w:t>
-      </w:r>
-      <w:r>
-        <w:rPr>
-          <w:rFonts w:ascii="Times New Roman" w:hAnsi="Times New Roman" w:eastAsia="宋体"/>
-          <w:b w:val="0"/>
-          <w:sz w:val="24"/>
-        </w:rPr>
-        <w:t>传 left_shade 参数生成左灰右白效果，用于表达预处理阶段向决策阶段一类的层级转换。</w:t>
-      </w:r>
-    </w:p>
-    <w:p>
-      <w:pPr>
-        <w:pStyle w:val="Heading3"/>
-        <w:spacing w:line="360" w:lineRule="auto" w:before="240" w:after="120"/>
-        <w:ind w:firstLine="0"/>
-        <w:jc w:val="left"/>
-      </w:pPr>
-      <w:r>
-        <w:t>几何居中与固定布局</w:t>
-      </w:r>
-    </w:p>
-    <w:p>
-      <w:pPr>
-        <w:spacing w:line="360" w:lineRule="auto"/>
-        <w:ind w:firstLine="480"/>
-        <w:jc w:val="both"/>
-      </w:pPr>
-      <w:r>
-        <w:rPr>
-          <w:rFonts w:ascii="Times New Roman" w:hAnsi="Times New Roman" w:eastAsia="宋体"/>
-          <w:b w:val="0"/>
-          <w:sz w:val="24"/>
-        </w:rPr>
-        <w:t>箭头位置由表格几何中心决定，因此左右文字长短悬殊时箭头仍然居中。固定布局同时保证换页、缩放或在不同 Word 版本中打开时列宽不发生重排。</w:t>
-      </w:r>
-    </w:p>
-    <w:p>
-      <w:pPr>
-        <w:pStyle w:val="Heading2"/>
-        <w:spacing w:line="360" w:lineRule="auto" w:before="240" w:after="120"/>
-        <w:ind w:firstLine="0"/>
-        <w:jc w:val="left"/>
-      </w:pPr>
-      <w:r>
-        <w:t>8.3 并排框与多行框</w:t>
-      </w:r>
-    </w:p>
-    <w:p>
-      <w:pPr>
-        <w:spacing w:line="360" w:lineRule="auto"/>
-        <w:ind w:firstLine="480"/>
-        <w:jc w:val="both"/>
-      </w:pPr>
-      <w:r>
-        <w:rPr>
-          <w:rFonts w:ascii="Times New Roman" w:hAnsi="Times New Roman" w:eastAsia="宋体"/>
-          <w:b w:val="0"/>
-          <w:sz w:val="24"/>
-        </w:rPr>
-        <w:t>并排框用于表达地位相等的并列分支，多行框用于容纳多行文字。下图为两路并行处理在融合节点汇合的结构：</w:t>
-      </w:r>
-    </w:p>
-    <w:tbl>
-      <w:tblPr>
-        <w:tblStyle w:val="TableGrid"/>
-        <w:tblW w:type="dxa" w:w="7937"/>
-        <w:jc w:val="center"/>
-        <w:tblBorders>
-          <w:top w:val="single" w:sz="4" w:space="0" w:color="000000"/>
-          <w:left w:val="single" w:sz="4" w:space="0" w:color="000000"/>
-          <w:bottom w:val="single" w:sz="4" w:space="0" w:color="000000"/>
-          <w:right w:val="single" w:sz="4" w:space="0" w:color="000000"/>
-          <w:insideH w:val="single" w:sz="4" w:space="0" w:color="000000"/>
-          <w:insideV w:val="single" w:sz="4" w:space="0" w:color="000000"/>
-        </w:tblBorders>
-        <w:tblLayout w:type="fixed"/>
-        <w:tblLook w:firstColumn="1" w:firstRow="1" w:lastColumn="0" w:lastRow="0" w:noHBand="0" w:noVBand="1" w:val="04A0"/>
-      </w:tblPr>
-      <w:tblGrid>
-        <w:gridCol w:w="3969"/>
-        <w:gridCol w:w="3968"/>
-      </w:tblGrid>
-      <w:tr>
-        <w:tc>
-          <w:tcPr>
-            <w:tcW w:type="dxa" w:w="3969"/>
-            <w:tcMar>
-              <w:top w:w="60" w:type="dxa"/>
-              <w:left w:w="60" w:type="dxa"/>
-              <w:bottom w:w="60" w:type="dxa"/>
-              <w:right w:w="60" w:type="dxa"/>
-            </w:tcMar>
-            <w:vAlign w:val="center"/>
-          </w:tcPr>
-          <w:p>
-            <w:pPr>
-              <w:spacing w:after="40"/>
-              <w:ind w:firstLine="0"/>
-              <w:jc w:val="center"/>
-            </w:pPr>
-            <w:r>
-              <w:rPr>
-                <w:rFonts w:ascii="宋体" w:hAnsi="宋体" w:eastAsia="宋体"/>
-                <w:b/>
-                <w:sz w:val="21"/>
-              </w:rPr>
-              <w:t>时域分支</w:t>
-            </w:r>
-          </w:p>
-          <w:p>
-            <w:pPr>
-              <w:ind w:firstLine="0"/>
-              <w:jc w:val="center"/>
-            </w:pPr>
-            <w:r>
-              <w:rPr>
-                <w:rFonts w:ascii="宋体" w:hAnsi="宋体" w:eastAsia="宋体"/>
-                <w:b w:val="0"/>
-                <w:sz w:val="19"/>
-              </w:rPr>
-              <w:t>采样 / 加窗 / 自相关</w:t>
-            </w:r>
-          </w:p>
-        </w:tc>
-        <w:tc>
-          <w:tcPr>
-            <w:tcW w:type="dxa" w:w="3968"/>
-            <w:tcMar>
-              <w:top w:w="60" w:type="dxa"/>
-              <w:left w:w="60" w:type="dxa"/>
-              <w:bottom w:w="60" w:type="dxa"/>
-              <w:right w:w="60" w:type="dxa"/>
-            </w:tcMar>
-            <w:vAlign w:val="center"/>
-          </w:tcPr>
-          <w:p>
-            <w:pPr>
-              <w:spacing w:after="40"/>
-              <w:ind w:firstLine="0"/>
-              <w:jc w:val="center"/>
-            </w:pPr>
-            <w:r>
-              <w:rPr>
-                <w:rFonts w:ascii="宋体" w:hAnsi="宋体" w:eastAsia="宋体"/>
-                <w:b/>
-                <w:sz w:val="21"/>
-              </w:rPr>
-              <w:t>频域分支</w:t>
-            </w:r>
-          </w:p>
-          <w:p>
-            <w:pPr>
-              <w:ind w:firstLine="0"/>
-              <w:jc w:val="center"/>
-            </w:pPr>
-            <w:r>
-              <w:rPr>
-                <w:rFonts w:ascii="宋体" w:hAnsi="宋体" w:eastAsia="宋体"/>
-                <w:b w:val="0"/>
-                <w:sz w:val="19"/>
-              </w:rPr>
-              <w:t>FFT / 谱估计 / 谱质心</w:t>
-            </w:r>
-          </w:p>
-        </w:tc>
-      </w:tr>
-    </w:tbl>
-    <w:p>
-      <w:pPr>
-        <w:spacing w:before="40" w:after="40"/>
-        <w:ind w:firstLine="0"/>
-        <w:jc w:val="center"/>
-      </w:pPr>
-      <w:r>
-        <w:rPr>
-          <w:rFonts w:ascii="宋体" w:hAnsi="宋体" w:eastAsia="宋体"/>
-          <w:b/>
-          <w:sz w:val="32"/>
-        </w:rPr>
-        <w:t>↓</w:t>
-      </w:r>
-    </w:p>
-    <w:tbl>
-      <w:tblPr>
-        <w:tblStyle w:val="TableGrid"/>
-        <w:tblW w:type="dxa" w:w="7937"/>
-        <w:jc w:val="center"/>
-        <w:tblBorders>
-          <w:top w:val="single" w:sz="4" w:space="0" w:color="000000"/>
-          <w:left w:val="single" w:sz="4" w:space="0" w:color="000000"/>
-          <w:bottom w:val="single" w:sz="4" w:space="0" w:color="000000"/>
-          <w:right w:val="single" w:sz="4" w:space="0" w:color="000000"/>
-          <w:insideH w:val="single" w:sz="4" w:space="0" w:color="000000"/>
-          <w:insideV w:val="single" w:sz="4" w:space="0" w:color="000000"/>
-        </w:tblBorders>
-        <w:tblLayout w:type="fixed"/>
-        <w:tblLook w:firstColumn="1" w:firstRow="1" w:lastColumn="0" w:lastRow="0" w:noHBand="0" w:noVBand="1" w:val="04A0"/>
-      </w:tblPr>
-      <w:tblGrid>
-        <w:gridCol w:w="7937"/>
-      </w:tblGrid>
-      <w:tr>
-        <w:tc>
-          <w:tcPr>
-            <w:tcW w:type="dxa" w:w="7937"/>
-            <w:tcMar>
-              <w:top w:w="80" w:type="dxa"/>
-              <w:left w:w="80" w:type="dxa"/>
-              <w:bottom w:w="80" w:type="dxa"/>
-              <w:right w:w="80" w:type="dxa"/>
-            </w:tcMar>
-            <w:vAlign w:val="center"/>
-          </w:tcPr>
-          <w:p>
-            <w:pPr>
-              <w:spacing w:after="40"/>
-              <w:ind w:firstLine="0"/>
-              <w:jc w:val="center"/>
-            </w:pPr>
-            <w:r>
-              <w:rPr>
-                <w:rFonts w:ascii="宋体" w:hAnsi="宋体" w:eastAsia="宋体"/>
-                <w:b/>
-                <w:sz w:val="21"/>
-              </w:rPr>
-              <w:t>特征融合节点</w:t>
-            </w:r>
-          </w:p>
-          <w:p>
-            <w:pPr>
-              <w:spacing w:after="40"/>
-              <w:ind w:firstLine="0"/>
-              <w:jc w:val="center"/>
-            </w:pPr>
-            <w:r>
-              <w:rPr>
-                <w:rFonts w:ascii="宋体" w:hAnsi="宋体" w:eastAsia="宋体"/>
-                <w:b/>
-                <w:sz w:val="21"/>
-              </w:rPr>
-              <w:t>拼接 / 加权 / 归一化</w:t>
-            </w:r>
-          </w:p>
-        </w:tc>
-      </w:tr>
-    </w:tbl>
-    <w:p>
-      <w:pPr>
-        <w:spacing w:before="120" w:after="240"/>
-        <w:ind w:firstLine="0"/>
-        <w:jc w:val="center"/>
-      </w:pPr>
-      <w:r>
-        <w:rPr>
-          <w:rFonts w:ascii="宋体" w:hAnsi="宋体" w:eastAsia="宋体"/>
-          <w:b/>
-          <w:sz w:val="21"/>
-        </w:rPr>
-        <w:t>图6</w:t>
-      </w:r>
-      <w:r>
-        <w:rPr>
-          <w:rFonts w:ascii="宋体" w:hAnsi="宋体" w:eastAsia="宋体"/>
-          <w:b w:val="0"/>
-          <w:sz w:val="21"/>
-        </w:rPr>
-        <w:t xml:space="preserve">　</w:t>
-      </w:r>
-      <w:r>
-        <w:rPr>
-          <w:rFonts w:ascii="宋体" w:hAnsi="宋体" w:eastAsia="宋体"/>
-          <w:b w:val="0"/>
-          <w:sz w:val="21"/>
-        </w:rPr>
-        <w:t>并行分支与特征融合</w:t>
-      </w:r>
-    </w:p>
-    <w:p>
-      <w:pPr>
-        <w:spacing w:line="360" w:lineRule="auto"/>
-        <w:ind w:firstLine="480"/>
-        <w:jc w:val="both"/>
-      </w:pPr>
-      <w:r>
-        <w:rPr>
-          <w:rFonts w:ascii="Times New Roman" w:hAnsi="Times New Roman" w:eastAsia="宋体"/>
-          <w:b w:val="0"/>
-          <w:sz w:val="24"/>
-        </w:rPr>
-        <w:t>横向箭头是独立居中一行的箭头，不与任何表格绑定，用于表达同一行内的前后关系：</w:t>
-      </w:r>
-    </w:p>
-    <w:p>
-      <w:pPr>
-        <w:ind w:firstLine="0"/>
-        <w:jc w:val="center"/>
-      </w:pPr>
-      <w:r>
-        <w:rPr>
-          <w:rFonts w:ascii="宋体" w:hAnsi="宋体" w:eastAsia="宋体"/>
-          <w:b/>
-          <w:sz w:val="32"/>
-        </w:rPr>
-        <w:t>→</w:t>
-      </w:r>
-    </w:p>
-    <w:p>
-      <w:pPr>
-        <w:pStyle w:val="Heading2"/>
-        <w:spacing w:line="360" w:lineRule="auto" w:before="240" w:after="120"/>
-        <w:ind w:firstLine="0"/>
-        <w:jc w:val="left"/>
-      </w:pPr>
-      <w:r>
-        <w:t>8.4 构件函数</w:t>
       </w:r>
     </w:p>
     <w:p>
@@ -6041,7 +6162,7 @@
           <w:b w:val="0"/>
           <w:sz w:val="21"/>
         </w:rPr>
-        <w:t>流程图构件函数</w:t>
+        <w:t>构件函数</w:t>
       </w:r>
     </w:p>
     <w:tbl>
@@ -6501,17 +6622,6 @@
     </w:tbl>
     <w:p>
       <w:pPr>
-        <w:pStyle w:val="Heading1"/>
-        <w:spacing w:line="360" w:lineRule="auto" w:before="480" w:after="120"/>
-        <w:ind w:firstLine="0"/>
-        <w:jc w:val="left"/>
-      </w:pPr>
-      <w:r>
-        <w:t>九、分层架构图</w:t>
-      </w:r>
-    </w:p>
-    <w:p>
-      <w:pPr>
         <w:spacing w:line="360" w:lineRule="auto"/>
         <w:ind w:firstLine="480"/>
         <w:jc w:val="both"/>
@@ -6522,7 +6632,175 @@
           <w:b w:val="0"/>
           <w:sz w:val="24"/>
         </w:rPr>
-        <w:t>分层架构图以表格框图堆叠表达多层架构，全宽层与并列层可混合使用，层间自动插入间隔段落。全宽层与并列层的每个框首行均为加粗名称。整图总宽只有一个来源：传 col_widths 时其和即总宽，全宽层与并列层共用同一个总宽（上下框体必然等宽）；只传 width_cm（默认 14cm）时它即总宽，并列层按总宽均分。以信号处理系统为例：</w:t>
+        <w:t>并排框用于表达地位相等的并列分支，多行框用于容纳多行文字；横向箭头是独立居中一行的箭头，不与任何表格绑定，用于表达同一行内的前后关系。</w:t>
+      </w:r>
+    </w:p>
+    <w:p>
+      <w:pPr>
+        <w:spacing w:line="360" w:lineRule="auto"/>
+        <w:ind w:firstLine="480"/>
+        <w:jc w:val="both"/>
+      </w:pPr>
+      <w:r>
+        <w:rPr>
+          <w:rFonts w:ascii="Times New Roman" w:hAnsi="Times New Roman" w:eastAsia="宋体"/>
+          <w:b w:val="0"/>
+          <w:sz w:val="24"/>
+        </w:rPr>
+        <w:t>横向箭头行是本技能的特色构件。采用 3 列表格实现，左右等宽并锁定固定布局，箭头恒位于整表几何中心，与两侧文字长短无关；中间竖线融合后左右单元格视觉连通。固定布局同时保证换页、缩放或在不同 Word 版本中打开时列宽不发生重排。左右地位相等时不加底纹，层级不同时可传 left_shade 参数生成左灰右白效果，用于表达预处理阶段向决策阶段一类的层级转换。</w:t>
+      </w:r>
+    </w:p>
+    <w:p>
+      <w:pPr>
+        <w:pStyle w:val="Heading2"/>
+        <w:spacing w:line="360" w:lineRule="auto" w:before="240" w:after="120"/>
+        <w:ind w:firstLine="0"/>
+        <w:jc w:val="left"/>
+      </w:pPr>
+      <w:r>
+        <w:t>3.7 分层架构图</w:t>
+      </w:r>
+    </w:p>
+    <w:p>
+      <w:pPr>
+        <w:spacing w:line="360" w:lineRule="auto"/>
+        <w:ind w:firstLine="480"/>
+        <w:jc w:val="both"/>
+      </w:pPr>
+      <w:r>
+        <w:rPr>
+          <w:rFonts w:ascii="Times New Roman" w:hAnsi="Times New Roman" w:eastAsia="宋体"/>
+          <w:b w:val="0"/>
+          <w:sz w:val="24"/>
+        </w:rPr>
+        <w:t>add_layered_architecture 以表格框图堆叠表达多层架构，全宽层与并列层可混合使用，层间自动插入间隔段落。以信号处理系统为例：</w:t>
+      </w:r>
+    </w:p>
+    <w:p>
+      <w:pPr>
+        <w:shd w:val="clear" w:color="auto" w:fill="F2F2F2"/>
+        <w:spacing w:line="276" w:lineRule="auto" w:before="0" w:after="0"/>
+        <w:ind w:firstLine="0" w:left="360"/>
+      </w:pPr>
+      <w:r>
+        <w:rPr>
+          <w:rFonts w:ascii="Consolas" w:hAnsi="Consolas" w:eastAsia="宋体"/>
+          <w:sz w:val="18"/>
+        </w:rPr>
+        <w:t>add_layered_architecture(doc, [</w:t>
+      </w:r>
+    </w:p>
+    <w:p>
+      <w:pPr>
+        <w:shd w:val="clear" w:color="auto" w:fill="F2F2F2"/>
+        <w:spacing w:line="276" w:lineRule="auto" w:before="0" w:after="0"/>
+        <w:ind w:firstLine="0" w:left="360"/>
+      </w:pPr>
+      <w:r>
+        <w:rPr>
+          <w:rFonts w:ascii="Consolas" w:hAnsi="Consolas" w:eastAsia="宋体"/>
+          <w:sz w:val="18"/>
+        </w:rPr>
+        <w:t xml:space="preserve">    ["采集层：传感器阵列 / 信号调理 / 抗混叠滤波"],</w:t>
+      </w:r>
+    </w:p>
+    <w:p>
+      <w:pPr>
+        <w:shd w:val="clear" w:color="auto" w:fill="F2F2F2"/>
+        <w:spacing w:line="276" w:lineRule="auto" w:before="0" w:after="0"/>
+        <w:ind w:firstLine="0" w:left="360"/>
+      </w:pPr>
+      <w:r>
+        <w:rPr>
+          <w:rFonts w:ascii="Consolas" w:hAnsi="Consolas" w:eastAsia="宋体"/>
+          <w:sz w:val="18"/>
+        </w:rPr>
+        <w:t xml:space="preserve">    ["预处理层：去直流 / 滤波 / 加窗"],</w:t>
+      </w:r>
+    </w:p>
+    <w:p>
+      <w:pPr>
+        <w:shd w:val="clear" w:color="auto" w:fill="F2F2F2"/>
+        <w:spacing w:line="276" w:lineRule="auto" w:before="0" w:after="0"/>
+        <w:ind w:firstLine="0" w:left="360"/>
+      </w:pPr>
+      <w:r>
+        <w:rPr>
+          <w:rFonts w:ascii="Consolas" w:hAnsi="Consolas" w:eastAsia="宋体"/>
+          <w:sz w:val="18"/>
+        </w:rPr>
+        <w:t xml:space="preserve">    [["变换模块", "快速傅里叶变换"],</w:t>
+      </w:r>
+    </w:p>
+    <w:p>
+      <w:pPr>
+        <w:shd w:val="clear" w:color="auto" w:fill="F2F2F2"/>
+        <w:spacing w:line="276" w:lineRule="auto" w:before="0" w:after="0"/>
+        <w:ind w:firstLine="0" w:left="360"/>
+      </w:pPr>
+      <w:r>
+        <w:rPr>
+          <w:rFonts w:ascii="Consolas" w:hAnsi="Consolas" w:eastAsia="宋体"/>
+          <w:sz w:val="18"/>
+        </w:rPr>
+        <w:t xml:space="preserve">     ["分析模块", "频带能量 / 谱质心"],</w:t>
+      </w:r>
+    </w:p>
+    <w:p>
+      <w:pPr>
+        <w:shd w:val="clear" w:color="auto" w:fill="F2F2F2"/>
+        <w:spacing w:line="276" w:lineRule="auto" w:before="0" w:after="0"/>
+        <w:ind w:firstLine="0" w:left="360"/>
+      </w:pPr>
+      <w:r>
+        <w:rPr>
+          <w:rFonts w:ascii="Consolas" w:hAnsi="Consolas" w:eastAsia="宋体"/>
+          <w:sz w:val="18"/>
+        </w:rPr>
+        <w:t xml:space="preserve">     ["决策模块", "模式匹配 / 阈值判断"]],</w:t>
+      </w:r>
+    </w:p>
+    <w:p>
+      <w:pPr>
+        <w:shd w:val="clear" w:color="auto" w:fill="F2F2F2"/>
+        <w:spacing w:line="276" w:lineRule="auto" w:before="0" w:after="0"/>
+        <w:ind w:firstLine="0" w:left="360"/>
+      </w:pPr>
+      <w:r>
+        <w:rPr>
+          <w:rFonts w:ascii="Consolas" w:hAnsi="Consolas" w:eastAsia="宋体"/>
+          <w:sz w:val="18"/>
+        </w:rPr>
+        <w:t xml:space="preserve">    ["应用层：频谱显示 / 报告输出"],</w:t>
+      </w:r>
+    </w:p>
+    <w:p>
+      <w:pPr>
+        <w:shd w:val="clear" w:color="auto" w:fill="F2F2F2"/>
+        <w:spacing w:line="276" w:lineRule="auto" w:before="0" w:after="0"/>
+        <w:ind w:firstLine="0" w:left="360"/>
+      </w:pPr>
+      <w:r>
+        <w:rPr>
+          <w:rFonts w:ascii="Consolas" w:hAnsi="Consolas" w:eastAsia="宋体"/>
+          <w:sz w:val="18"/>
+        </w:rPr>
+        <w:t>], col_widths=[4.0, 5.0, 5.0])</w:t>
+      </w:r>
+    </w:p>
+    <w:p>
+      <w:pPr>
+        <w:spacing w:line="360" w:lineRule="auto"/>
+        <w:ind w:firstLine="480"/>
+        <w:jc w:val="both"/>
+      </w:pPr>
+      <w:r>
+        <w:rPr>
+          <w:rFonts w:ascii="Times New Roman" w:hAnsi="Times New Roman" w:eastAsia="宋体"/>
+          <w:b w:val="0"/>
+          <w:sz w:val="24"/>
+        </w:rPr>
+        <w:t>全宽层与并列层的每个框首行均为加粗名称。整图总宽只有一个来源：传 col_widths 时其和即总宽，全宽层与并列层共用同一个总宽（上下框体必然等宽）；只传 width_cm（默认 14cm）时它即总宽，并列层按总宽均分。</w:t>
       </w:r>
     </w:p>
     <w:tbl>
@@ -6867,7 +7145,7 @@
           <w:b/>
           <w:sz w:val="21"/>
         </w:rPr>
-        <w:t>图7</w:t>
+        <w:t>图3</w:t>
       </w:r>
       <w:r>
         <w:rPr>
@@ -6888,13 +7166,13 @@
     </w:p>
     <w:p>
       <w:pPr>
-        <w:pStyle w:val="Heading1"/>
-        <w:spacing w:line="360" w:lineRule="auto" w:before="480" w:after="120"/>
+        <w:pStyle w:val="Heading2"/>
+        <w:spacing w:line="360" w:lineRule="auto" w:before="240" w:after="120"/>
         <w:ind w:firstLine="0"/>
         <w:jc w:val="left"/>
       </w:pPr>
       <w:r>
-        <w:t>十、图表自动编号</w:t>
+        <w:t>3.8 图表自动编号</w:t>
       </w:r>
     </w:p>
     <w:p>
@@ -6909,29 +7187,77 @@
           <w:b w:val="0"/>
           <w:sz w:val="24"/>
         </w:rPr>
-        <w:t>图标题与表标题由内部计数器自动编号，无需手动填写编号。图标题位于图下方，表标题位于表上方，两类编号相互独立。创建文档时自动重置计数器，每次生成文档均从图1与表1开始。图标题传入空字符串时生成纯间距段落且不递增编号，图注则用于在图下方补充说明并居中以斜体呈现。本文档中的图、表编号与图注均为自动生成。</w:t>
+        <w:t>图标题与表标题由内部计数器自动编号，无需手动填写编号。图标题位于图下方，表标题位于表上方，两类编号相互独立。</w:t>
       </w:r>
     </w:p>
     <w:p>
       <w:pPr>
-        <w:pStyle w:val="Heading1"/>
-        <w:spacing w:line="360" w:lineRule="auto" w:before="480" w:after="120"/>
-        <w:ind w:firstLine="0"/>
-        <w:jc w:val="left"/>
+        <w:shd w:val="clear" w:color="auto" w:fill="F2F2F2"/>
+        <w:spacing w:line="276" w:lineRule="auto" w:before="0" w:after="0"/>
+        <w:ind w:firstLine="0" w:left="360"/>
       </w:pPr>
       <w:r>
-        <w:t>十一、代码块与数据表</w:t>
+        <w:rPr>
+          <w:rFonts w:ascii="Consolas" w:hAnsi="Consolas" w:eastAsia="宋体"/>
+          <w:sz w:val="18"/>
+        </w:rPr>
+        <w:t>add_box(doc, "系统架构")</w:t>
       </w:r>
     </w:p>
     <w:p>
       <w:pPr>
-        <w:pStyle w:val="Heading2"/>
-        <w:spacing w:line="360" w:lineRule="auto" w:before="240" w:after="120"/>
-        <w:ind w:firstLine="0"/>
-        <w:jc w:val="left"/>
+        <w:shd w:val="clear" w:color="auto" w:fill="F2F2F2"/>
+        <w:spacing w:line="276" w:lineRule="auto" w:before="0" w:after="0"/>
+        <w:ind w:firstLine="0" w:left="360"/>
       </w:pPr>
       <w:r>
-        <w:t>11.1 代码块</w:t>
+        <w:rPr>
+          <w:rFonts w:ascii="Consolas" w:hAnsi="Consolas" w:eastAsia="宋体"/>
+          <w:sz w:val="18"/>
+        </w:rPr>
+        <w:t>add_fig_caption(doc, "信号处理系统架构")    # 自动生成 图1 信号处理系统架构</w:t>
+      </w:r>
+    </w:p>
+    <w:p>
+      <w:pPr>
+        <w:shd w:val="clear" w:color="auto" w:fill="F2F2F2"/>
+        <w:spacing w:line="276" w:lineRule="auto" w:before="0" w:after="0"/>
+        <w:ind w:firstLine="0" w:left="360"/>
+      </w:pPr>
+      <w:r>
+        <w:rPr>
+          <w:rFonts w:ascii="Consolas" w:hAnsi="Consolas" w:eastAsia="宋体"/>
+          <w:sz w:val="18"/>
+        </w:rPr>
+        <w:t xml:space="preserve"> </w:t>
+      </w:r>
+    </w:p>
+    <w:p>
+      <w:pPr>
+        <w:shd w:val="clear" w:color="auto" w:fill="F2F2F2"/>
+        <w:spacing w:line="276" w:lineRule="auto" w:before="0" w:after="0"/>
+        <w:ind w:firstLine="0" w:left="360"/>
+      </w:pPr>
+      <w:r>
+        <w:rPr>
+          <w:rFonts w:ascii="Consolas" w:hAnsi="Consolas" w:eastAsia="宋体"/>
+          <w:sz w:val="18"/>
+        </w:rPr>
+        <w:t>add_table_caption(doc, "参数对比")          # 自动生成 表1 参数对比</w:t>
+      </w:r>
+    </w:p>
+    <w:p>
+      <w:pPr>
+        <w:shd w:val="clear" w:color="auto" w:fill="F2F2F2"/>
+        <w:spacing w:line="276" w:lineRule="auto" w:before="0" w:after="0"/>
+        <w:ind w:firstLine="0" w:left="360"/>
+      </w:pPr>
+      <w:r>
+        <w:rPr>
+          <w:rFonts w:ascii="Consolas" w:hAnsi="Consolas" w:eastAsia="宋体"/>
+          <w:sz w:val="18"/>
+        </w:rPr>
+        <w:t>add_data_table(doc, headers, rows, col_widths)</w:t>
       </w:r>
     </w:p>
     <w:p>
@@ -6946,21 +7272,7 @@
           <w:b w:val="0"/>
           <w:sz w:val="24"/>
         </w:rPr>
-        <w:t>代码块以 Consolas 等宽字体渲染代码内容，默认 9pt，浅灰底纹，无首行缩进，逐行成段：</w:t>
-      </w:r>
-    </w:p>
-    <w:p>
-      <w:pPr>
-        <w:shd w:val="clear" w:color="auto" w:fill="F2F2F2"/>
-        <w:spacing w:line="276" w:lineRule="auto" w:before="0" w:after="0"/>
-        <w:ind w:firstLine="0" w:left="360"/>
-      </w:pPr>
-      <w:r>
-        <w:rPr>
-          <w:rFonts w:ascii="Consolas" w:hAnsi="Consolas" w:eastAsia="宋体"/>
-          <w:sz w:val="18"/>
-        </w:rPr>
-        <w:t>python docxValidator.py output.docx --verbose</w:t>
+        <w:t>setup_document 自动调用 reset_counters，每次生成文档均从图1与表1开始。add_fig_caption 传入空字符串时生成纯间距段落且不递增编号。add_note 在图下方添加居中斜体图注。</w:t>
       </w:r>
     </w:p>
     <w:p>
@@ -6971,7 +7283,7 @@
         <w:jc w:val="left"/>
       </w:pPr>
       <w:r>
-        <w:t>11.2 数据表</w:t>
+        <w:t>3.9 代码块与数据表</w:t>
       </w:r>
     </w:p>
     <w:p>
@@ -6986,18 +7298,21 @@
           <w:b w:val="0"/>
           <w:sz w:val="24"/>
         </w:rPr>
-        <w:t>数据表函数生成数据型表格，灰色表头黑体加粗居中，固定列宽，数据行末列左对齐、其余列居中。本文档中各表均为实际渲染效果。</w:t>
+        <w:t>add_code_block 以 Consolas 等宽字体渲染代码内容，默认 9pt，浅灰底纹，无首行缩进，逐行成段：</w:t>
       </w:r>
     </w:p>
     <w:p>
       <w:pPr>
-        <w:pStyle w:val="Heading2"/>
-        <w:spacing w:line="360" w:lineRule="auto" w:before="240" w:after="120"/>
-        <w:ind w:firstLine="0"/>
-        <w:jc w:val="left"/>
+        <w:shd w:val="clear" w:color="auto" w:fill="F2F2F2"/>
+        <w:spacing w:line="276" w:lineRule="auto" w:before="0" w:after="0"/>
+        <w:ind w:firstLine="0" w:left="360"/>
       </w:pPr>
       <w:r>
-        <w:t>11.3 单元格公式</w:t>
+        <w:rPr>
+          <w:rFonts w:ascii="Consolas" w:hAnsi="Consolas" w:eastAsia="宋体"/>
+          <w:sz w:val="18"/>
+        </w:rPr>
+        <w:t>add_code_block(doc, "python docx_validator.py output.docx --verbose")</w:t>
       </w:r>
     </w:p>
     <w:p>
@@ -7012,7 +7327,134 @@
           <w:b w:val="0"/>
           <w:sz w:val="24"/>
         </w:rPr>
-        <w:t>单元格公式函数向表格单元格插入行内 OMML 公式，适用于函数调用与渲染效果对照一类的场景，下表第三列为单元格内原生公式：</w:t>
+        <w:t>add_data_table 生成数据型表格，灰色表头黑体加粗居中，固定列宽，数据行末列左对齐、其余列居中：</w:t>
+      </w:r>
+    </w:p>
+    <w:p>
+      <w:pPr>
+        <w:shd w:val="clear" w:color="auto" w:fill="F2F2F2"/>
+        <w:spacing w:line="276" w:lineRule="auto" w:before="0" w:after="0"/>
+        <w:ind w:firstLine="0" w:left="360"/>
+      </w:pPr>
+      <w:r>
+        <w:rPr>
+          <w:rFonts w:ascii="Consolas" w:hAnsi="Consolas" w:eastAsia="宋体"/>
+          <w:sz w:val="18"/>
+        </w:rPr>
+        <w:t>add_table_caption(doc, "排版标准")</w:t>
+      </w:r>
+    </w:p>
+    <w:p>
+      <w:pPr>
+        <w:shd w:val="clear" w:color="auto" w:fill="F2F2F2"/>
+        <w:spacing w:line="276" w:lineRule="auto" w:before="0" w:after="0"/>
+        <w:ind w:firstLine="0" w:left="360"/>
+      </w:pPr>
+      <w:r>
+        <w:rPr>
+          <w:rFonts w:ascii="Consolas" w:hAnsi="Consolas" w:eastAsia="宋体"/>
+          <w:sz w:val="18"/>
+        </w:rPr>
+        <w:t>add_data_table(doc,</w:t>
+      </w:r>
+    </w:p>
+    <w:p>
+      <w:pPr>
+        <w:shd w:val="clear" w:color="auto" w:fill="F2F2F2"/>
+        <w:spacing w:line="276" w:lineRule="auto" w:before="0" w:after="0"/>
+        <w:ind w:firstLine="0" w:left="360"/>
+      </w:pPr>
+      <w:r>
+        <w:rPr>
+          <w:rFonts w:ascii="Consolas" w:hAnsi="Consolas" w:eastAsia="宋体"/>
+          <w:sz w:val="18"/>
+        </w:rPr>
+        <w:t xml:space="preserve">    ["元素", "字体", "字号"],</w:t>
+      </w:r>
+    </w:p>
+    <w:p>
+      <w:pPr>
+        <w:shd w:val="clear" w:color="auto" w:fill="F2F2F2"/>
+        <w:spacing w:line="276" w:lineRule="auto" w:before="0" w:after="0"/>
+        <w:ind w:firstLine="0" w:left="360"/>
+      </w:pPr>
+      <w:r>
+        <w:rPr>
+          <w:rFonts w:ascii="Consolas" w:hAnsi="Consolas" w:eastAsia="宋体"/>
+          <w:sz w:val="18"/>
+        </w:rPr>
+        <w:t xml:space="preserve">    [</w:t>
+      </w:r>
+    </w:p>
+    <w:p>
+      <w:pPr>
+        <w:shd w:val="clear" w:color="auto" w:fill="F2F2F2"/>
+        <w:spacing w:line="276" w:lineRule="auto" w:before="0" w:after="0"/>
+        <w:ind w:firstLine="0" w:left="360"/>
+      </w:pPr>
+      <w:r>
+        <w:rPr>
+          <w:rFonts w:ascii="Consolas" w:hAnsi="Consolas" w:eastAsia="宋体"/>
+          <w:sz w:val="18"/>
+        </w:rPr>
+        <w:t xml:space="preserve">        ("文档标题", "黑体", "三号 16pt"),</w:t>
+      </w:r>
+    </w:p>
+    <w:p>
+      <w:pPr>
+        <w:shd w:val="clear" w:color="auto" w:fill="F2F2F2"/>
+        <w:spacing w:line="276" w:lineRule="auto" w:before="0" w:after="0"/>
+        <w:ind w:firstLine="0" w:left="360"/>
+      </w:pPr>
+      <w:r>
+        <w:rPr>
+          <w:rFonts w:ascii="Consolas" w:hAnsi="Consolas" w:eastAsia="宋体"/>
+          <w:sz w:val="18"/>
+        </w:rPr>
+        <w:t xml:space="preserve">        ("正文", "宋体", "小四 12pt"),</w:t>
+      </w:r>
+    </w:p>
+    <w:p>
+      <w:pPr>
+        <w:shd w:val="clear" w:color="auto" w:fill="F2F2F2"/>
+        <w:spacing w:line="276" w:lineRule="auto" w:before="0" w:after="0"/>
+        <w:ind w:firstLine="0" w:left="360"/>
+      </w:pPr>
+      <w:r>
+        <w:rPr>
+          <w:rFonts w:ascii="Consolas" w:hAnsi="Consolas" w:eastAsia="宋体"/>
+          <w:sz w:val="18"/>
+        </w:rPr>
+        <w:t xml:space="preserve">    ],</w:t>
+      </w:r>
+    </w:p>
+    <w:p>
+      <w:pPr>
+        <w:shd w:val="clear" w:color="auto" w:fill="F2F2F2"/>
+        <w:spacing w:line="276" w:lineRule="auto" w:before="0" w:after="0"/>
+        <w:ind w:firstLine="0" w:left="360"/>
+      </w:pPr>
+      <w:r>
+        <w:rPr>
+          <w:rFonts w:ascii="Consolas" w:hAnsi="Consolas" w:eastAsia="宋体"/>
+          <w:sz w:val="18"/>
+        </w:rPr>
+        <w:t xml:space="preserve">    col_widths=[2.2, 1.8, 2.0])</w:t>
+      </w:r>
+    </w:p>
+    <w:p>
+      <w:pPr>
+        <w:spacing w:line="360" w:lineRule="auto"/>
+        <w:ind w:firstLine="480"/>
+        <w:jc w:val="both"/>
+      </w:pPr>
+      <w:r>
+        <w:rPr>
+          <w:rFonts w:ascii="Times New Roman" w:hAnsi="Times New Roman" w:eastAsia="宋体"/>
+          <w:b w:val="0"/>
+          <w:sz w:val="24"/>
+        </w:rPr>
+        <w:t>add_math_to_cell 向表格单元格插入行内 OMML 公式，适用于函数调用与渲染效果对照一类的场景，下表第三列为单元格内原生公式：</w:t>
       </w:r>
     </w:p>
     <w:p>
@@ -7556,13 +7998,13 @@
     </w:p>
     <w:p>
       <w:pPr>
-        <w:pStyle w:val="Heading1"/>
-        <w:spacing w:line="360" w:lineRule="auto" w:before="480" w:after="120"/>
+        <w:pStyle w:val="Heading2"/>
+        <w:spacing w:line="360" w:lineRule="auto" w:before="240" w:after="120"/>
         <w:ind w:firstLine="0"/>
         <w:jc w:val="left"/>
       </w:pPr>
       <w:r>
-        <w:t>十二、封面</w:t>
+        <w:t>3.10 封面</w:t>
       </w:r>
     </w:p>
     <w:p>
@@ -7577,7 +8019,77 @@
           <w:b w:val="0"/>
           <w:sz w:val="24"/>
         </w:rPr>
-        <w:t>封面按需生成，默认不插入，由 add_cover_page 生成，须在写任何其它内容之前调用。封面为居中标题块：大标题黑体 26pt、副标题黑体 20pt、单位与日期宋体 15pt，其中副标题、单位、日期都可以省略，省略则该行不生成。本文档的封面即由该函数生成。</w:t>
+        <w:t>封面按需生成，默认不插入，由 add_cover_page 生成，须在写任何其它内容之前调用。封面为居中标题块：大标题黑体 26pt、副标题黑体 20pt、单位与日期宋体 15pt，其中副标题、单位、日期都可以省略，省略则该行不生成。</w:t>
+      </w:r>
+    </w:p>
+    <w:p>
+      <w:pPr>
+        <w:shd w:val="clear" w:color="auto" w:fill="F2F2F2"/>
+        <w:spacing w:line="276" w:lineRule="auto" w:before="0" w:after="0"/>
+        <w:ind w:firstLine="0" w:left="360"/>
+      </w:pPr>
+      <w:r>
+        <w:rPr>
+          <w:rFonts w:ascii="Consolas" w:hAnsi="Consolas" w:eastAsia="宋体"/>
+          <w:sz w:val="18"/>
+        </w:rPr>
+        <w:t>doc = setup_document()</w:t>
+      </w:r>
+    </w:p>
+    <w:p>
+      <w:pPr>
+        <w:shd w:val="clear" w:color="auto" w:fill="F2F2F2"/>
+        <w:spacing w:line="276" w:lineRule="auto" w:before="0" w:after="0"/>
+        <w:ind w:firstLine="0" w:left="360"/>
+      </w:pPr>
+      <w:r>
+        <w:rPr>
+          <w:rFonts w:ascii="Consolas" w:hAnsi="Consolas" w:eastAsia="宋体"/>
+          <w:sz w:val="18"/>
+        </w:rPr>
+        <w:t>add_cover_page(doc, "文档标题", subtitle="技术方案",</w:t>
+      </w:r>
+    </w:p>
+    <w:p>
+      <w:pPr>
+        <w:shd w:val="clear" w:color="auto" w:fill="F2F2F2"/>
+        <w:spacing w:line="276" w:lineRule="auto" w:before="0" w:after="0"/>
+        <w:ind w:firstLine="0" w:left="360"/>
+      </w:pPr>
+      <w:r>
+        <w:rPr>
+          <w:rFonts w:ascii="Consolas" w:hAnsi="Consolas" w:eastAsia="宋体"/>
+          <w:sz w:val="18"/>
+        </w:rPr>
+        <w:t xml:space="preserve">               org="某某科技有限公司", date="2026年9月")</w:t>
+      </w:r>
+    </w:p>
+    <w:p>
+      <w:pPr>
+        <w:shd w:val="clear" w:color="auto" w:fill="F2F2F2"/>
+        <w:spacing w:line="276" w:lineRule="auto" w:before="0" w:after="0"/>
+        <w:ind w:firstLine="0" w:left="360"/>
+      </w:pPr>
+      <w:r>
+        <w:rPr>
+          <w:rFonts w:ascii="Consolas" w:hAnsi="Consolas" w:eastAsia="宋体"/>
+          <w:sz w:val="18"/>
+        </w:rPr>
+        <w:t>add_toc(doc)</w:t>
+      </w:r>
+    </w:p>
+    <w:p>
+      <w:pPr>
+        <w:shd w:val="clear" w:color="auto" w:fill="F2F2F2"/>
+        <w:spacing w:line="276" w:lineRule="auto" w:before="0" w:after="0"/>
+        <w:ind w:firstLine="0" w:left="360"/>
+      </w:pPr>
+      <w:r>
+        <w:rPr>
+          <w:rFonts w:ascii="Consolas" w:hAnsi="Consolas" w:eastAsia="宋体"/>
+          <w:sz w:val="18"/>
+        </w:rPr>
+        <w:t>add_h1(doc, "一、概述")</w:t>
       </w:r>
     </w:p>
     <w:p>
@@ -8200,13 +8712,13 @@
     </w:p>
     <w:p>
       <w:pPr>
-        <w:pStyle w:val="Heading1"/>
-        <w:spacing w:line="360" w:lineRule="auto" w:before="480" w:after="120"/>
+        <w:pStyle w:val="Heading2"/>
+        <w:spacing w:line="360" w:lineRule="auto" w:before="240" w:after="120"/>
         <w:ind w:firstLine="0"/>
         <w:jc w:val="left"/>
       </w:pPr>
       <w:r>
-        <w:t>十三、目录生成</w:t>
+        <w:t>3.11 目录生成</w:t>
       </w:r>
     </w:p>
     <w:p>
@@ -8221,7 +8733,77 @@
           <w:b w:val="0"/>
           <w:sz w:val="24"/>
         </w:rPr>
-        <w:t>目录按需生成，默认不插入。标题函数使用 Word 内置 Heading 样式，add_toc 在封面之后、正文之前插入目录域，在 Word 中按住 Ctrl 并点击条目可跳转至对应标题。Word 打开文档时提示更新域，选择"是"即生成目录条目。本文档开头的目录即为实际效果。</w:t>
+        <w:t>目录按需生成，默认不插入。标题函数使用 Word 内置 Heading 样式，add_toc 在封面之后、正文之前插入目录域，在 Word 中按住 Ctrl 并点击条目可跳转至对应标题。Word 打开文档时提示更新域，选择"是"即生成目录条目；目录条目由域在 Word 更新时计算生成，更新前显示占位文字。</w:t>
+      </w:r>
+    </w:p>
+    <w:p>
+      <w:pPr>
+        <w:shd w:val="clear" w:color="auto" w:fill="F2F2F2"/>
+        <w:spacing w:line="276" w:lineRule="auto" w:before="0" w:after="0"/>
+        <w:ind w:firstLine="0" w:left="360"/>
+      </w:pPr>
+      <w:r>
+        <w:rPr>
+          <w:rFonts w:ascii="Consolas" w:hAnsi="Consolas" w:eastAsia="宋体"/>
+          <w:sz w:val="18"/>
+        </w:rPr>
+        <w:t>doc = setup_document()</w:t>
+      </w:r>
+    </w:p>
+    <w:p>
+      <w:pPr>
+        <w:shd w:val="clear" w:color="auto" w:fill="F2F2F2"/>
+        <w:spacing w:line="276" w:lineRule="auto" w:before="0" w:after="0"/>
+        <w:ind w:firstLine="0" w:left="360"/>
+      </w:pPr>
+      <w:r>
+        <w:rPr>
+          <w:rFonts w:ascii="Consolas" w:hAnsi="Consolas" w:eastAsia="宋体"/>
+          <w:sz w:val="18"/>
+        </w:rPr>
+        <w:t>add_title(doc, "实验报告")</w:t>
+      </w:r>
+    </w:p>
+    <w:p>
+      <w:pPr>
+        <w:shd w:val="clear" w:color="auto" w:fill="F2F2F2"/>
+        <w:spacing w:line="276" w:lineRule="auto" w:before="0" w:after="0"/>
+        <w:ind w:firstLine="0" w:left="360"/>
+      </w:pPr>
+      <w:r>
+        <w:rPr>
+          <w:rFonts w:ascii="Consolas" w:hAnsi="Consolas" w:eastAsia="宋体"/>
+          <w:sz w:val="18"/>
+        </w:rPr>
+        <w:t>add_toc(doc)</w:t>
+      </w:r>
+    </w:p>
+    <w:p>
+      <w:pPr>
+        <w:shd w:val="clear" w:color="auto" w:fill="F2F2F2"/>
+        <w:spacing w:line="276" w:lineRule="auto" w:before="0" w:after="0"/>
+        <w:ind w:firstLine="0" w:left="360"/>
+      </w:pPr>
+      <w:r>
+        <w:rPr>
+          <w:rFonts w:ascii="Consolas" w:hAnsi="Consolas" w:eastAsia="宋体"/>
+          <w:sz w:val="18"/>
+        </w:rPr>
+        <w:t>add_h1(doc, "一、概述")</w:t>
+      </w:r>
+    </w:p>
+    <w:p>
+      <w:pPr>
+        <w:shd w:val="clear" w:color="auto" w:fill="F2F2F2"/>
+        <w:spacing w:line="276" w:lineRule="auto" w:before="0" w:after="0"/>
+        <w:ind w:firstLine="0" w:left="360"/>
+      </w:pPr>
+      <w:r>
+        <w:rPr>
+          <w:rFonts w:ascii="Consolas" w:hAnsi="Consolas" w:eastAsia="宋体"/>
+          <w:sz w:val="18"/>
+        </w:rPr>
+        <w:t>add_body(doc, "正文内容")</w:t>
       </w:r>
     </w:p>
     <w:p>
@@ -9142,18 +9724,18 @@
           <w:b w:val="0"/>
           <w:sz w:val="24"/>
         </w:rPr>
-        <w:t>目录标题为黑体三号居中，文档主标题不进入目录。默认层级为 1 到 3 级，传入 levels 参数可只收一至二级；打开文档时的域自动更新由 auto_update 参数控制，默认开启，设为 False 后改为在目录上右键手动更新。目录条目由域在 Word 更新时计算生成，更新前显示占位文字。目录末尾为分节符，与正文分隔并触发正文页码从 1 起算。目录条目的字体严格按上表呈现，不会被标题的黑体带跑：Word 更新域时会把标题文字的直接字符格式搬进条目，而本技能的标题一律不在文字上设字体、只把字符格式写在 Heading 样式里，Word 因此无从覆盖。</w:t>
+        <w:t>目录标题黑体三号居中。目录内的章标题行用黑体小四，一级节标题行与二级节标题行用宋体小四，行距统一为固定值 20 磅；章标题行段前 6 磅、段后 0 磅并居左书写，一级节标题行缩进 1 个汉字符，二级节标题行缩进 2 个汉字符，这两种节标题行的段前段后均为 0 磅。三种条目依次对应文档的一级、二级、三级标题。默认层级为 1 到 3 级，传入 levels 参数可只收一至二级，文档主标题不进入目录。目录条目默认在 Word 打开文档时提示更新域并生成，由文档设置中的 w:updateFields 开关实现；传入 auto_update=False 可关闭该行为，改为在目录上右键选择更新域手动生成。目录末尾为分节符，与正文分隔并触发正文页码从 1 起算。目录条目的字体严格按上述格式呈现：章标题行黑体，一级与二级节标题行宋体。Word 更新目录域时会把标题文字的直接字符格式搬进条目，而本技能的标题一律不在文字上设字体、只把字符格式写在 Heading 样式里，Word 因此无从覆盖，条目字体不会被标题的黑体带跑。</w:t>
       </w:r>
     </w:p>
     <w:p>
       <w:pPr>
-        <w:pStyle w:val="Heading1"/>
-        <w:spacing w:line="360" w:lineRule="auto" w:before="480" w:after="120"/>
+        <w:pStyle w:val="Heading2"/>
+        <w:spacing w:line="360" w:lineRule="auto" w:before="240" w:after="120"/>
         <w:ind w:firstLine="0"/>
         <w:jc w:val="left"/>
       </w:pPr>
       <w:r>
-        <w:t>十四、页码</w:t>
+        <w:t>3.12 页码</w:t>
       </w:r>
     </w:p>
     <w:p>
@@ -9168,7 +9750,77 @@
           <w:b w:val="0"/>
           <w:sz w:val="24"/>
         </w:rPr>
-        <w:t>封面页与目录页不显示页码，页码从正文第一页起算为 1。该行为由 start_body 实现：前置内容所在节的页脚被清空，正文另起一节并重置页码计数。本文档采用封面加目录的结构，三级分节由 add_cover_page 与 add_toc 自动完成，正文第一个标题显示的页码为 1。</w:t>
+        <w:t>封面页与目录页不显示页码，页码从正文第一页起算为 1。无封面、无目录的单节文档无需处理，setup_document 已让页码从第 1 页连续编号；含目录的文档由 add_toc 自动分节，无需额外调用；有封面但不生成目录的文档，需在正文第一个标题前手动调用 start_body。</w:t>
+      </w:r>
+    </w:p>
+    <w:p>
+      <w:pPr>
+        <w:shd w:val="clear" w:color="auto" w:fill="F2F2F2"/>
+        <w:spacing w:line="276" w:lineRule="auto" w:before="0" w:after="0"/>
+        <w:ind w:firstLine="0" w:left="360"/>
+      </w:pPr>
+      <w:r>
+        <w:rPr>
+          <w:rFonts w:ascii="Consolas" w:hAnsi="Consolas" w:eastAsia="宋体"/>
+          <w:sz w:val="18"/>
+        </w:rPr>
+        <w:t>doc = setup_document()</w:t>
+      </w:r>
+    </w:p>
+    <w:p>
+      <w:pPr>
+        <w:shd w:val="clear" w:color="auto" w:fill="F2F2F2"/>
+        <w:spacing w:line="276" w:lineRule="auto" w:before="0" w:after="0"/>
+        <w:ind w:firstLine="0" w:left="360"/>
+      </w:pPr>
+      <w:r>
+        <w:rPr>
+          <w:rFonts w:ascii="Consolas" w:hAnsi="Consolas" w:eastAsia="宋体"/>
+          <w:sz w:val="18"/>
+        </w:rPr>
+        <w:t>add_cover_page(doc, "实验报告")   # 封面页，不显示页码</w:t>
+      </w:r>
+    </w:p>
+    <w:p>
+      <w:pPr>
+        <w:shd w:val="clear" w:color="auto" w:fill="F2F2F2"/>
+        <w:spacing w:line="276" w:lineRule="auto" w:before="0" w:after="0"/>
+        <w:ind w:firstLine="0" w:left="360"/>
+      </w:pPr>
+      <w:r>
+        <w:rPr>
+          <w:rFonts w:ascii="Consolas" w:hAnsi="Consolas" w:eastAsia="宋体"/>
+          <w:sz w:val="18"/>
+        </w:rPr>
+        <w:t>start_body(doc)                  # 正文另起一页</w:t>
+      </w:r>
+    </w:p>
+    <w:p>
+      <w:pPr>
+        <w:shd w:val="clear" w:color="auto" w:fill="F2F2F2"/>
+        <w:spacing w:line="276" w:lineRule="auto" w:before="0" w:after="0"/>
+        <w:ind w:firstLine="0" w:left="360"/>
+      </w:pPr>
+      <w:r>
+        <w:rPr>
+          <w:rFonts w:ascii="Consolas" w:hAnsi="Consolas" w:eastAsia="宋体"/>
+          <w:sz w:val="18"/>
+        </w:rPr>
+        <w:t>add_h1(doc, "一、概述")           # 页码为 1</w:t>
+      </w:r>
+    </w:p>
+    <w:p>
+      <w:pPr>
+        <w:shd w:val="clear" w:color="auto" w:fill="F2F2F2"/>
+        <w:spacing w:line="276" w:lineRule="auto" w:before="0" w:after="0"/>
+        <w:ind w:firstLine="0" w:left="360"/>
+      </w:pPr>
+      <w:r>
+        <w:rPr>
+          <w:rFonts w:ascii="Consolas" w:hAnsi="Consolas" w:eastAsia="宋体"/>
+          <w:sz w:val="18"/>
+        </w:rPr>
+        <w:t>add_body(doc, "正文内容")</w:t>
       </w:r>
     </w:p>
     <w:p>
@@ -9559,18 +10211,18 @@
           <w:b w:val="0"/>
           <w:sz w:val="24"/>
         </w:rPr>
-        <w:t>分节符类型为下一页，因此兼作封面或目录与正文之间的分页，不要再另加分页符。正文节通过 w:pgNumType 将页码起始值设为预设 page.body_page_start，默认 1，页脚沿用居中五号 Times New Roman 的 PAGE 域。重复调用 start_body 不会重复分节，第二次起为空操作。封面以分节符结束时末节仍是空的，此时 start_body 直接复用该节作为正文节而不再新建，add_toc 也会跳过自己的前导分页符，两者共同避免多出空白页。</w:t>
+        <w:t>start_body 把此前所有节的页脚清空（封面与目录各自成节，因此都被清空），使封面与目录不显示页码；随后新建一节，页面参数沿用预设，分节符类型为下一页，因此兼作封面或目录与正文之间的分页，不要再另加分页符。正文节通过 w:pgNumType 将页码起始值设为预设 page.body_page_start，默认 1，页脚沿用居中五号 Times New Roman 的 PAGE 域。重复调用 start_body 不会重复分节，第二次起为空操作。封面以分节符结束时末节仍是空的，此时 start_body 直接复用该节作为正文节而不再新建，add_toc 也会跳过自己的前导分页符，两者共同避免多出空白页。</w:t>
       </w:r>
     </w:p>
     <w:p>
       <w:pPr>
-        <w:pStyle w:val="Heading1"/>
-        <w:spacing w:line="360" w:lineRule="auto" w:before="480" w:after="120"/>
+        <w:pStyle w:val="Heading2"/>
+        <w:spacing w:line="360" w:lineRule="auto" w:before="240" w:after="120"/>
         <w:ind w:firstLine="0"/>
         <w:jc w:val="left"/>
       </w:pPr>
       <w:r>
-        <w:t>十五、轻量文档验证</w:t>
+        <w:t>3.13 轻量文档验证</w:t>
       </w:r>
     </w:p>
     <w:p>
@@ -9585,7 +10237,7 @@
           <w:b w:val="0"/>
           <w:sz w:val="24"/>
         </w:rPr>
-        <w:t>轻量验证脚本基于纯 Python 标准库实现，无外部依赖，在文档生成后执行 5 项结构检查，全部检查通过时退出码为 0，否则为 1：</w:t>
+        <w:t>docx_validator.py 基于纯 Python 标准库实现，无外部依赖，在文档生成后执行 5 项结构检查：</w:t>
       </w:r>
     </w:p>
     <w:p>
@@ -9977,18 +10629,7 @@
           <w:rFonts w:ascii="Consolas" w:hAnsi="Consolas" w:eastAsia="宋体"/>
           <w:sz w:val="18"/>
         </w:rPr>
-        <w:t>python docxValidator.py output.docx --verbose</w:t>
-      </w:r>
-    </w:p>
-    <w:p>
-      <w:pPr>
-        <w:pStyle w:val="Heading1"/>
-        <w:spacing w:line="360" w:lineRule="auto" w:before="480" w:after="120"/>
-        <w:ind w:firstLine="0"/>
-        <w:jc w:val="left"/>
-      </w:pPr>
-      <w:r>
-        <w:t>十六、安全解压与重打包</w:t>
+        <w:t>python docx_validator.py output.docx --verbose</w:t>
       </w:r>
     </w:p>
     <w:p>
@@ -10003,7 +10644,33 @@
           <w:b w:val="0"/>
           <w:sz w:val="24"/>
         </w:rPr>
-        <w:t>安全解压函数在解压 .docx 时拒绝符号链接并校验路径边界，防止路径遍历攻击；重打包函数将目录重新打包为 .docx，确保 [Content_Types].xml 首位存储并原子写入目标文件。二者构成编辑现有文档的安全基础。</w:t>
+        <w:t>全部检查通过时退出码为 0，否则为 1。</w:t>
+      </w:r>
+    </w:p>
+    <w:p>
+      <w:pPr>
+        <w:pStyle w:val="Heading2"/>
+        <w:spacing w:line="360" w:lineRule="auto" w:before="240" w:after="120"/>
+        <w:ind w:firstLine="0"/>
+        <w:jc w:val="left"/>
+      </w:pPr>
+      <w:r>
+        <w:t>3.14 安全解压与重打包</w:t>
+      </w:r>
+    </w:p>
+    <w:p>
+      <w:pPr>
+        <w:spacing w:line="360" w:lineRule="auto"/>
+        <w:ind w:firstLine="480"/>
+        <w:jc w:val="both"/>
+      </w:pPr>
+      <w:r>
+        <w:rPr>
+          <w:rFonts w:ascii="Times New Roman" w:hAnsi="Times New Roman" w:eastAsia="宋体"/>
+          <w:b w:val="0"/>
+          <w:sz w:val="24"/>
+        </w:rPr>
+        <w:t>safe_extract 在解压 .docx 时拒绝符号链接并校验路径边界，防止路径遍历攻击；rezip 将目录重新打包为 .docx，确保 [Content_Types].xml 首位存储并原子写入目标文件。二者构成编辑现有文档的安全基础。</w:t>
       </w:r>
     </w:p>
     <w:p>
@@ -10014,7 +10681,7 @@
         <w:jc w:val="left"/>
       </w:pPr>
       <w:r>
-        <w:t>十七、可选模块</w:t>
+        <w:t>四、可选模块</w:t>
       </w:r>
     </w:p>
     <w:p>
@@ -10040,7 +10707,7 @@
         <w:jc w:val="left"/>
       </w:pPr>
       <w:r>
-        <w:t>17.1 PDF 渲染验证</w:t>
+        <w:t>4.1 PDF 渲染验证</w:t>
       </w:r>
     </w:p>
     <w:p>
@@ -10055,7 +10722,7 @@
           <w:b w:val="0"/>
           <w:sz w:val="24"/>
         </w:rPr>
-        <w:t>将生成的 .docx 转换为 PDF 进行视觉检查，两条路径按平台择一使用。Windows 上本机装有 Word 时优先使用 Word 路径：该路径调用 Word 自身的排版引擎，中文字体、OMML 公式、目录域与页脚页码分节均与在 Word 中打开时一致，较 LibreOffice 更贴近真实 Word 渲染效果。导出前先更新域，因此目录不会残留占位文字；每次使用独立的 Word 实例、文档以只读方式打开，导出后关闭文档并退出该实例，既不干扰用户已打开的 Word 窗口，也不残留后台 WINWORD.EXE 进程。</w:t>
+        <w:t>将生成的 .docx 转换为 PDF 进行视觉检查。两条路径按平台择一使用：</w:t>
       </w:r>
     </w:p>
     <w:p>
@@ -10436,6 +11103,21 @@
     </w:tbl>
     <w:p>
       <w:pPr>
+        <w:spacing w:line="360" w:lineRule="auto"/>
+        <w:ind w:firstLine="480"/>
+        <w:jc w:val="both"/>
+      </w:pPr>
+      <w:r>
+        <w:rPr>
+          <w:rFonts w:ascii="Times New Roman" w:hAnsi="Times New Roman" w:eastAsia="宋体"/>
+          <w:b w:val="0"/>
+          <w:sz w:val="24"/>
+        </w:rPr>
+        <w:t>Windows 上本机装有 Word 时优先使用 Word 路径。该路径调用 Word 自身的排版引擎，中文字体、OMML 公式、目录域与页脚页码分节均与在 Word 中打开时一致，较 LibreOffice 更贴近真实 Word 渲染效果。导出前先更新域，目录不会残留占位文字；每次使用独立的 Word 实例、文档以只读方式打开，导出后关闭文档并退出该实例，不干扰用户已打开的 Word 窗口，也不残留后台 WINWORD.EXE 进程。</w:t>
+      </w:r>
+    </w:p>
+    <w:p>
+      <w:pPr>
         <w:shd w:val="clear" w:color="auto" w:fill="F2F2F2"/>
         <w:spacing w:line="276" w:lineRule="auto" w:before="0" w:after="0"/>
         <w:ind w:firstLine="0" w:left="360"/>
@@ -10445,7 +11127,7 @@
           <w:rFonts w:ascii="Consolas" w:hAnsi="Consolas" w:eastAsia="宋体"/>
           <w:sz w:val="18"/>
         </w:rPr>
-        <w:t># Windows：本机 Word 渲染（默认输出到源文件同目录同名）</w:t>
+        <w:t># Windows：默认输出到源文件同目录同名（output.docx → output.pdf）</w:t>
       </w:r>
     </w:p>
     <w:p>
@@ -10473,7 +11155,77 @@
           <w:rFonts w:ascii="Consolas" w:hAnsi="Consolas" w:eastAsia="宋体"/>
           <w:sz w:val="18"/>
         </w:rPr>
+        <w:t xml:space="preserve"> </w:t>
+      </w:r>
+    </w:p>
+    <w:p>
+      <w:pPr>
+        <w:shd w:val="clear" w:color="auto" w:fill="F2F2F2"/>
+        <w:spacing w:line="276" w:lineRule="auto" w:before="0" w:after="0"/>
+        <w:ind w:firstLine="0" w:left="360"/>
+      </w:pPr>
+      <w:r>
+        <w:rPr>
+          <w:rFonts w:ascii="Consolas" w:hAnsi="Consolas" w:eastAsia="宋体"/>
+          <w:sz w:val="18"/>
+        </w:rPr>
+        <w:t># 指定输出文件或输出目录</w:t>
+      </w:r>
+    </w:p>
+    <w:p>
+      <w:pPr>
+        <w:shd w:val="clear" w:color="auto" w:fill="F2F2F2"/>
+        <w:spacing w:line="276" w:lineRule="auto" w:before="0" w:after="0"/>
+        <w:ind w:firstLine="0" w:left="360"/>
+      </w:pPr>
+      <w:r>
+        <w:rPr>
+          <w:rFonts w:ascii="Consolas" w:hAnsi="Consolas" w:eastAsia="宋体"/>
+          <w:sz w:val="18"/>
+        </w:rPr>
         <w:t>python scripts/optional/office/word2pdf.py output.docx -o dist/output.pdf</w:t>
+      </w:r>
+    </w:p>
+    <w:p>
+      <w:pPr>
+        <w:shd w:val="clear" w:color="auto" w:fill="F2F2F2"/>
+        <w:spacing w:line="276" w:lineRule="auto" w:before="0" w:after="0"/>
+        <w:ind w:firstLine="0" w:left="360"/>
+      </w:pPr>
+      <w:r>
+        <w:rPr>
+          <w:rFonts w:ascii="Consolas" w:hAnsi="Consolas" w:eastAsia="宋体"/>
+          <w:sz w:val="18"/>
+        </w:rPr>
+        <w:t>python scripts/optional/office/word2pdf.py output.docx --outdir ./pdf_out</w:t>
+      </w:r>
+    </w:p>
+    <w:p>
+      <w:pPr>
+        <w:shd w:val="clear" w:color="auto" w:fill="F2F2F2"/>
+        <w:spacing w:line="276" w:lineRule="auto" w:before="0" w:after="0"/>
+        <w:ind w:firstLine="0" w:left="360"/>
+      </w:pPr>
+      <w:r>
+        <w:rPr>
+          <w:rFonts w:ascii="Consolas" w:hAnsi="Consolas" w:eastAsia="宋体"/>
+          <w:sz w:val="18"/>
+        </w:rPr>
+        <w:t xml:space="preserve"> </w:t>
+      </w:r>
+    </w:p>
+    <w:p>
+      <w:pPr>
+        <w:shd w:val="clear" w:color="auto" w:fill="F2F2F2"/>
+        <w:spacing w:line="276" w:lineRule="auto" w:before="0" w:after="0"/>
+        <w:ind w:firstLine="0" w:left="360"/>
+      </w:pPr>
+      <w:r>
+        <w:rPr>
+          <w:rFonts w:ascii="Consolas" w:hAnsi="Consolas" w:eastAsia="宋体"/>
+          <w:sz w:val="18"/>
+        </w:rPr>
+        <w:t># 导出 PDF/A-1b</w:t>
       </w:r>
     </w:p>
     <w:p>
@@ -10492,30 +11244,17 @@
     </w:p>
     <w:p>
       <w:pPr>
-        <w:shd w:val="clear" w:color="auto" w:fill="F2F2F2"/>
-        <w:spacing w:line="276" w:lineRule="auto" w:before="0" w:after="0"/>
-        <w:ind w:firstLine="0" w:left="360"/>
+        <w:spacing w:line="360" w:lineRule="auto"/>
+        <w:ind w:firstLine="480"/>
+        <w:jc w:val="both"/>
       </w:pPr>
       <w:r>
         <w:rPr>
-          <w:rFonts w:ascii="Consolas" w:hAnsi="Consolas" w:eastAsia="宋体"/>
-          <w:sz w:val="18"/>
+          <w:rFonts w:ascii="Times New Roman" w:hAnsi="Times New Roman" w:eastAsia="宋体"/>
+          <w:b w:val="0"/>
+          <w:sz w:val="24"/>
         </w:rPr>
-        <w:t xml:space="preserve"> </w:t>
-      </w:r>
-    </w:p>
-    <w:p>
-      <w:pPr>
-        <w:shd w:val="clear" w:color="auto" w:fill="F2F2F2"/>
-        <w:spacing w:line="276" w:lineRule="auto" w:before="0" w:after="0"/>
-        <w:ind w:firstLine="0" w:left="360"/>
-      </w:pPr>
-      <w:r>
-        <w:rPr>
-          <w:rFonts w:ascii="Consolas" w:hAnsi="Consolas" w:eastAsia="宋体"/>
-          <w:sz w:val="18"/>
-        </w:rPr>
-        <w:t># 其他平台：LibreOffice</w:t>
+        <w:t>其他平台或用 LibreOffice 时：</w:t>
       </w:r>
     </w:p>
     <w:p>
@@ -10540,7 +11279,7 @@
         <w:jc w:val="left"/>
       </w:pPr>
       <w:r>
-        <w:t>17.2 XSD 模式验证</w:t>
+        <w:t>4.2 XSD 模式验证</w:t>
       </w:r>
     </w:p>
     <w:p>
@@ -10580,7 +11319,7 @@
         <w:jc w:val="left"/>
       </w:pPr>
       <w:r>
-        <w:t>17.3 编辑现有文档</w:t>
+        <w:t>4.3 编辑现有文档</w:t>
       </w:r>
     </w:p>
     <w:p>
@@ -10595,7 +11334,119 @@
           <w:b w:val="0"/>
           <w:sz w:val="24"/>
         </w:rPr>
-        <w:t>修改已有 .docx 文件内容，工作流为安全解压、合并碎片 run、编辑 XML、重新打包、验证。</w:t>
+        <w:t>修改已有 .docx 文件内容，工作流为安全解压、合并碎片 run、编辑 XML、重新打包、验证：</w:t>
+      </w:r>
+    </w:p>
+    <w:p>
+      <w:pPr>
+        <w:shd w:val="clear" w:color="auto" w:fill="F2F2F2"/>
+        <w:spacing w:line="276" w:lineRule="auto" w:before="0" w:after="0"/>
+        <w:ind w:firstLine="0" w:left="360"/>
+      </w:pPr>
+      <w:r>
+        <w:rPr>
+          <w:rFonts w:ascii="Consolas" w:hAnsi="Consolas" w:eastAsia="宋体"/>
+          <w:sz w:val="18"/>
+        </w:rPr>
+        <w:t>from docx_layout_kit import safe_extract, rezip</w:t>
+      </w:r>
+    </w:p>
+    <w:p>
+      <w:pPr>
+        <w:shd w:val="clear" w:color="auto" w:fill="F2F2F2"/>
+        <w:spacing w:line="276" w:lineRule="auto" w:before="0" w:after="0"/>
+        <w:ind w:firstLine="0" w:left="360"/>
+      </w:pPr>
+      <w:r>
+        <w:rPr>
+          <w:rFonts w:ascii="Consolas" w:hAnsi="Consolas" w:eastAsia="宋体"/>
+          <w:sz w:val="18"/>
+        </w:rPr>
+        <w:t>import zipfile</w:t>
+      </w:r>
+    </w:p>
+    <w:p>
+      <w:pPr>
+        <w:shd w:val="clear" w:color="auto" w:fill="F2F2F2"/>
+        <w:spacing w:line="276" w:lineRule="auto" w:before="0" w:after="0"/>
+        <w:ind w:firstLine="0" w:left="360"/>
+      </w:pPr>
+      <w:r>
+        <w:rPr>
+          <w:rFonts w:ascii="Consolas" w:hAnsi="Consolas" w:eastAsia="宋体"/>
+          <w:sz w:val="18"/>
+        </w:rPr>
+        <w:t xml:space="preserve"> </w:t>
+      </w:r>
+    </w:p>
+    <w:p>
+      <w:pPr>
+        <w:shd w:val="clear" w:color="auto" w:fill="F2F2F2"/>
+        <w:spacing w:line="276" w:lineRule="auto" w:before="0" w:after="0"/>
+        <w:ind w:firstLine="0" w:left="360"/>
+      </w:pPr>
+      <w:r>
+        <w:rPr>
+          <w:rFonts w:ascii="Consolas" w:hAnsi="Consolas" w:eastAsia="宋体"/>
+          <w:sz w:val="18"/>
+        </w:rPr>
+        <w:t>with zipfile.ZipFile("input.docx", "r") as zf:</w:t>
+      </w:r>
+    </w:p>
+    <w:p>
+      <w:pPr>
+        <w:shd w:val="clear" w:color="auto" w:fill="F2F2F2"/>
+        <w:spacing w:line="276" w:lineRule="auto" w:before="0" w:after="0"/>
+        <w:ind w:firstLine="0" w:left="360"/>
+      </w:pPr>
+      <w:r>
+        <w:rPr>
+          <w:rFonts w:ascii="Consolas" w:hAnsi="Consolas" w:eastAsia="宋体"/>
+          <w:sz w:val="18"/>
+        </w:rPr>
+        <w:t xml:space="preserve">    safe_extract(zf, "./unpacked")</w:t>
+      </w:r>
+    </w:p>
+    <w:p>
+      <w:pPr>
+        <w:shd w:val="clear" w:color="auto" w:fill="F2F2F2"/>
+        <w:spacing w:line="276" w:lineRule="auto" w:before="0" w:after="0"/>
+        <w:ind w:firstLine="0" w:left="360"/>
+      </w:pPr>
+      <w:r>
+        <w:rPr>
+          <w:rFonts w:ascii="Consolas" w:hAnsi="Consolas" w:eastAsia="宋体"/>
+          <w:sz w:val="18"/>
+        </w:rPr>
+        <w:t xml:space="preserve"> </w:t>
+      </w:r>
+    </w:p>
+    <w:p>
+      <w:pPr>
+        <w:shd w:val="clear" w:color="auto" w:fill="F2F2F2"/>
+        <w:spacing w:line="276" w:lineRule="auto" w:before="0" w:after="0"/>
+        <w:ind w:firstLine="0" w:left="360"/>
+      </w:pPr>
+      <w:r>
+        <w:rPr>
+          <w:rFonts w:ascii="Consolas" w:hAnsi="Consolas" w:eastAsia="宋体"/>
+          <w:sz w:val="18"/>
+        </w:rPr>
+        <w:t># 编辑 XML 后重新打包</w:t>
+      </w:r>
+    </w:p>
+    <w:p>
+      <w:pPr>
+        <w:shd w:val="clear" w:color="auto" w:fill="F2F2F2"/>
+        <w:spacing w:line="276" w:lineRule="auto" w:before="0" w:after="0"/>
+        <w:ind w:firstLine="0" w:left="360"/>
+      </w:pPr>
+      <w:r>
+        <w:rPr>
+          <w:rFonts w:ascii="Consolas" w:hAnsi="Consolas" w:eastAsia="宋体"/>
+          <w:sz w:val="18"/>
+        </w:rPr>
+        <w:t>rezip("./unpacked", "output.docx")</w:t>
       </w:r>
     </w:p>
     <w:p>
@@ -10606,7 +11457,7 @@
         <w:jc w:val="left"/>
       </w:pPr>
       <w:r>
-        <w:t>17.4 追踪修订与批注</w:t>
+        <w:t>4.4 追踪修订与批注</w:t>
       </w:r>
     </w:p>
     <w:p>
@@ -10632,7 +11483,7 @@
         <w:jc w:val="left"/>
       </w:pPr>
       <w:r>
-        <w:t>十八、排版标准</w:t>
+        <w:t>五、排版标准</w:t>
       </w:r>
     </w:p>
     <w:p>
@@ -13248,7 +14099,7 @@
         <w:jc w:val="left"/>
       </w:pPr>
       <w:r>
-        <w:t>十九、环境要求</w:t>
+        <w:t>六、环境要求</w:t>
       </w:r>
     </w:p>
     <w:p>
@@ -13263,7 +14114,7 @@
           <w:b w:val="0"/>
           <w:sz w:val="24"/>
         </w:rPr>
-        <w:t>必需依赖仅两项，Python 3.8 以上版本与 python-docx。可选依赖按需安装：Windows 上渲染 PDF 所需的 pywin32（配合本机 Word），LibreOffice 用于非 Windows 平台的 PDF 渲染与接受追踪修订，lxml 用于 XSD 模式验证，Poppler 的 pdftoppm 用于 PDF 转图片检查，pandoc 用于读取现有文档内容。</w:t>
+        <w:t>必需依赖仅两项，Python 3.8 以上版本与 python-docx：</w:t>
       </w:r>
     </w:p>
     <w:p>
@@ -13282,13 +14133,28 @@
     </w:p>
     <w:p>
       <w:pPr>
+        <w:spacing w:line="360" w:lineRule="auto"/>
+        <w:ind w:firstLine="480"/>
+        <w:jc w:val="both"/>
+      </w:pPr>
+      <w:r>
+        <w:rPr>
+          <w:rFonts w:ascii="Times New Roman" w:hAnsi="Times New Roman" w:eastAsia="宋体"/>
+          <w:b w:val="0"/>
+          <w:sz w:val="24"/>
+        </w:rPr>
+        <w:t>可选依赖按需安装：Windows 上渲染 PDF 所需的 pywin32（配合本机 Word），LibreOffice 用于非 Windows 平台的 PDF 渲染与接受追踪修订，lxml 用于 XSD 模式验证，Poppler 的 pdftoppm 用于 PDF 转图片检查，pandoc 用于读取现有文档内容。</w:t>
+      </w:r>
+    </w:p>
+    <w:p>
+      <w:pPr>
         <w:pStyle w:val="Heading1"/>
         <w:spacing w:line="360" w:lineRule="auto" w:before="480" w:after="120"/>
         <w:ind w:firstLine="0"/>
         <w:jc w:val="left"/>
       </w:pPr>
       <w:r>
-        <w:t>二十、文件结构</w:t>
+        <w:t>七、文件结构</w:t>
       </w:r>
     </w:p>
     <w:p>
@@ -13344,7 +14210,7 @@
           <w:rFonts w:ascii="Consolas" w:hAnsi="Consolas" w:eastAsia="宋体"/>
           <w:sz w:val="18"/>
         </w:rPr>
-        <w:t>├── README.docx                 # 排版效果样例（由 scripts/buildReadmeDocx.py 生成）</w:t>
+        <w:t>├── README.docx                 # 排版效果样例（由 scripts/_build_readme_docx.py 生成）</w:t>
       </w:r>
     </w:p>
     <w:p>
@@ -13428,7 +14294,7 @@
           <w:rFonts w:ascii="Consolas" w:hAnsi="Consolas" w:eastAsia="宋体"/>
           <w:sz w:val="18"/>
         </w:rPr>
-        <w:t xml:space="preserve">    ├── docxBuilder.py          # 文档构建库，排版与公式插入</w:t>
+        <w:t xml:space="preserve">    ├── docx_layout_kit.py    # 文档构建库，排版与公式插入</w:t>
       </w:r>
     </w:p>
     <w:p>
@@ -13442,7 +14308,7 @@
           <w:rFonts w:ascii="Consolas" w:hAnsi="Consolas" w:eastAsia="宋体"/>
           <w:sz w:val="18"/>
         </w:rPr>
-        <w:t xml:space="preserve">    ├── ommlBuilders.py         # OMML 数学元素构建器</w:t>
+        <w:t xml:space="preserve">    ├── omml_math_kit.py      # OMML 数学元素构建器</w:t>
       </w:r>
     </w:p>
     <w:p>
@@ -13456,7 +14322,7 @@
           <w:rFonts w:ascii="Consolas" w:hAnsi="Consolas" w:eastAsia="宋体"/>
           <w:sz w:val="18"/>
         </w:rPr>
-        <w:t xml:space="preserve">    ├── formulaTemplates.py     # 预定义公式模板</w:t>
+        <w:t xml:space="preserve">    ├── formula_templates.py  # 预定义公式模板</w:t>
       </w:r>
     </w:p>
     <w:p>
@@ -13470,7 +14336,7 @@
           <w:rFonts w:ascii="Consolas" w:hAnsi="Consolas" w:eastAsia="宋体"/>
           <w:sz w:val="18"/>
         </w:rPr>
-        <w:t xml:space="preserve">    ├── docxValidator.py        # 轻量验证脚本</w:t>
+        <w:t xml:space="preserve">    ├── docx_validator.py     # 轻量验证脚本</w:t>
       </w:r>
     </w:p>
     <w:p>
@@ -13484,7 +14350,7 @@
           <w:rFonts w:ascii="Consolas" w:hAnsi="Consolas" w:eastAsia="宋体"/>
           <w:sz w:val="18"/>
         </w:rPr>
-        <w:t xml:space="preserve">    ├── buildReadmeDocx.py      # 标准骨架范例，写自己的脚本前先读它</w:t>
+        <w:t xml:space="preserve">    ├── _build_readme_docx.py # 标准骨架范例，生成文档前先阅读</w:t>
       </w:r>
     </w:p>
     <w:p>
@@ -13498,7 +14364,7 @@
           <w:rFonts w:ascii="Consolas" w:hAnsi="Consolas" w:eastAsia="宋体"/>
           <w:sz w:val="18"/>
         </w:rPr>
-        <w:t xml:space="preserve">    └── optional/               # 可选功能脚本</w:t>
+        <w:t xml:space="preserve">    └── optional/             # 可选功能脚本</w:t>
       </w:r>
     </w:p>
     <w:p>
@@ -13512,7 +14378,7 @@
           <w:rFonts w:ascii="Consolas" w:hAnsi="Consolas" w:eastAsia="宋体"/>
           <w:sz w:val="18"/>
         </w:rPr>
-        <w:t xml:space="preserve">        ├── merge_runs.py       # 合并碎片 run</w:t>
+        <w:t xml:space="preserve">        ├── merge_runs.py     # 合并碎片 run</w:t>
       </w:r>
     </w:p>
     <w:p>
@@ -13526,7 +14392,7 @@
           <w:rFonts w:ascii="Consolas" w:hAnsi="Consolas" w:eastAsia="宋体"/>
           <w:sz w:val="18"/>
         </w:rPr>
-        <w:t xml:space="preserve">        ├── accept_changes.py   # 接受所有追踪修订</w:t>
+        <w:t xml:space="preserve">        ├── accept_changes.py # 接受所有追踪修订</w:t>
       </w:r>
     </w:p>
     <w:p>
@@ -13540,7 +14406,7 @@
           <w:rFonts w:ascii="Consolas" w:hAnsi="Consolas" w:eastAsia="宋体"/>
           <w:sz w:val="18"/>
         </w:rPr>
-        <w:t xml:space="preserve">        ├── comment.py          # 批注管理</w:t>
+        <w:t xml:space="preserve">        ├── comment.py        # 批注管理</w:t>
       </w:r>
     </w:p>
     <w:p>
@@ -13554,7 +14420,7 @@
           <w:rFonts w:ascii="Consolas" w:hAnsi="Consolas" w:eastAsia="宋体"/>
           <w:sz w:val="18"/>
         </w:rPr>
-        <w:t xml:space="preserve">        ├── templates/          # 批注 XML 模板</w:t>
+        <w:t xml:space="preserve">        ├── templates/        # 批注 XML 模板</w:t>
       </w:r>
     </w:p>
     <w:p>
@@ -13568,7 +14434,7 @@
           <w:rFonts w:ascii="Consolas" w:hAnsi="Consolas" w:eastAsia="宋体"/>
           <w:sz w:val="18"/>
         </w:rPr>
-        <w:t xml:space="preserve">        └── office/             # 验证与转换工具</w:t>
+        <w:t xml:space="preserve">        └── office/           # 验证与转换工具</w:t>
       </w:r>
     </w:p>
     <w:p>
@@ -13582,7 +14448,7 @@
           <w:rFonts w:ascii="Consolas" w:hAnsi="Consolas" w:eastAsia="宋体"/>
           <w:sz w:val="18"/>
         </w:rPr>
-        <w:t xml:space="preserve">            ├── word2pdf.py     # Windows Word（COM）渲染 PDF</w:t>
+        <w:t xml:space="preserve">            ├── word2pdf.py   # Windows Word（COM）渲染 PDF</w:t>
       </w:r>
     </w:p>
     <w:p>
@@ -13596,7 +14462,7 @@
           <w:rFonts w:ascii="Consolas" w:hAnsi="Consolas" w:eastAsia="宋体"/>
           <w:sz w:val="18"/>
         </w:rPr>
-        <w:t xml:space="preserve">            ├── soffice.py      # LibreOffice 跨平台调用</w:t>
+        <w:t xml:space="preserve">            ├── soffice.py    # LibreOffice 跨平台调用</w:t>
       </w:r>
     </w:p>
     <w:p>
@@ -13610,7 +14476,7 @@
           <w:rFonts w:ascii="Consolas" w:hAnsi="Consolas" w:eastAsia="宋体"/>
           <w:sz w:val="18"/>
         </w:rPr>
-        <w:t xml:space="preserve">            ├── validate.py     # XSD 模式验证入口</w:t>
+        <w:t xml:space="preserve">            ├── validate.py   # XSD 模式验证入口</w:t>
       </w:r>
     </w:p>
     <w:p>
@@ -13624,7 +14490,7 @@
           <w:rFonts w:ascii="Consolas" w:hAnsi="Consolas" w:eastAsia="宋体"/>
           <w:sz w:val="18"/>
         </w:rPr>
-        <w:t xml:space="preserve">            ├── helpers/        # 通用辅助函数包</w:t>
+        <w:t xml:space="preserve">            ├── helpers/      # 通用辅助函数包</w:t>
       </w:r>
     </w:p>
     <w:p>
@@ -13638,7 +14504,7 @@
           <w:rFonts w:ascii="Consolas" w:hAnsi="Consolas" w:eastAsia="宋体"/>
           <w:sz w:val="18"/>
         </w:rPr>
-        <w:t xml:space="preserve">            ├── schemas/        # OOXML 模式文件</w:t>
+        <w:t xml:space="preserve">            ├── schemas/      # OOXML 模式文件</w:t>
       </w:r>
     </w:p>
     <w:p>
@@ -13652,7 +14518,7 @@
           <w:rFonts w:ascii="Consolas" w:hAnsi="Consolas" w:eastAsia="宋体"/>
           <w:sz w:val="18"/>
         </w:rPr>
-        <w:t xml:space="preserve">            └── validators/     # 验证器</w:t>
+        <w:t xml:space="preserve">            └── validators/   # 验证器</w:t>
       </w:r>
     </w:p>
     <w:p>
@@ -13663,7 +14529,7 @@
         <w:jc w:val="left"/>
       </w:pPr>
       <w:r>
-        <w:t>二十一、安装与使用</w:t>
+        <w:t>八、安装</w:t>
       </w:r>
     </w:p>
     <w:p>
@@ -13674,7 +14540,7 @@
         <w:jc w:val="left"/>
       </w:pPr>
       <w:r>
-        <w:t>21.1 安装</w:t>
+        <w:t>8.1 方式一：npx skills（推荐）</w:t>
       </w:r>
     </w:p>
     <w:p>
@@ -13689,7 +14555,7 @@
           <w:b w:val="0"/>
           <w:sz w:val="24"/>
         </w:rPr>
-        <w:t>方式一：npx skills（推荐）。在命令行执行：</w:t>
+        <w:t>在命令行执行：</w:t>
       </w:r>
     </w:p>
     <w:p>
@@ -13708,6 +14574,17 @@
     </w:p>
     <w:p>
       <w:pPr>
+        <w:pStyle w:val="Heading2"/>
+        <w:spacing w:line="360" w:lineRule="auto" w:before="240" w:after="120"/>
+        <w:ind w:firstLine="0"/>
+        <w:jc w:val="left"/>
+      </w:pPr>
+      <w:r>
+        <w:t>8.2 方式二：复制到项目目录（随仓库携带）</w:t>
+      </w:r>
+    </w:p>
+    <w:p>
+      <w:pPr>
         <w:spacing w:line="360" w:lineRule="auto"/>
         <w:ind w:firstLine="480"/>
         <w:jc w:val="both"/>
@@ -13718,7 +14595,7 @@
           <w:b w:val="0"/>
           <w:sz w:val="24"/>
         </w:rPr>
-        <w:t>方式二：复制到项目目录，随仓库携带。若希望某个项目内的 AI 助手都遵循本技能的排版规则，把 docx-formatter 目录复制到该项目的技能目录，目录名与 SKILL.md 中 name 字段保持一致：</w:t>
+        <w:t>若希望某个项目内的 AI 助手都遵循本技能的排版规则，把 docx-formatter/ 目录复制到该项目的技能目录，目录名与 SKILL.md 中 name 字段保持一致：</w:t>
       </w:r>
     </w:p>
     <w:p>
@@ -14116,6 +14993,17 @@
     </w:p>
     <w:p>
       <w:pPr>
+        <w:pStyle w:val="Heading2"/>
+        <w:spacing w:line="360" w:lineRule="auto" w:before="240" w:after="120"/>
+        <w:ind w:firstLine="0"/>
+        <w:jc w:val="left"/>
+      </w:pPr>
+      <w:r>
+        <w:t>8.3 方式三：复制到用户级技能目录</w:t>
+      </w:r>
+    </w:p>
+    <w:p>
+      <w:pPr>
         <w:spacing w:line="360" w:lineRule="auto"/>
         <w:ind w:firstLine="480"/>
         <w:jc w:val="both"/>
@@ -14126,7 +15014,7 @@
           <w:b w:val="0"/>
           <w:sz w:val="24"/>
         </w:rPr>
-        <w:t>方式三：复制到用户级技能目录。复制到当前用户的技能目录，所有项目通用：</w:t>
+        <w:t>复制到当前用户的技能目录，所有项目通用：</w:t>
       </w:r>
     </w:p>
     <w:p>
@@ -14524,13 +15412,13 @@
     </w:p>
     <w:p>
       <w:pPr>
-        <w:pStyle w:val="Heading2"/>
-        <w:spacing w:line="360" w:lineRule="auto" w:before="240" w:after="120"/>
+        <w:pStyle w:val="Heading1"/>
+        <w:spacing w:line="360" w:lineRule="auto" w:before="480" w:after="120"/>
         <w:ind w:firstLine="0"/>
         <w:jc w:val="left"/>
       </w:pPr>
       <w:r>
-        <w:t>21.2 使用方式</w:t>
+        <w:t>九、使用方式</w:t>
       </w:r>
     </w:p>
     <w:p>
@@ -14545,7 +15433,112 @@
           <w:b w:val="0"/>
           <w:sz w:val="24"/>
         </w:rPr>
-        <w:t>安装后在对话中直接描述需求即可触发技能，例如生成一份带封面与目录的 Word 文档、排版一份技术报告为 Word、用数学方程格式化这段文档、在 Word 中创建流程图。可选功能需明确要求，例如将文档转为 PDF 查看效果、对文档添加批注、以追踪修订方式修改现有文档。</w:t>
+        <w:t>安装后在对话中直接描述需求即可触发技能：</w:t>
+      </w:r>
+    </w:p>
+    <w:p>
+      <w:pPr>
+        <w:spacing w:line="360" w:lineRule="auto" w:after="140"/>
+        <w:ind w:firstLine="480"/>
+        <w:jc w:val="both"/>
+      </w:pPr>
+      <w:r>
+        <w:rPr>
+          <w:rFonts w:ascii="Times New Roman" w:hAnsi="Times New Roman" w:eastAsia="宋体"/>
+          <w:b/>
+          <w:sz w:val="24"/>
+        </w:rPr>
+        <w:t>把这段内容排版成 Word</w:t>
+      </w:r>
+    </w:p>
+    <w:p>
+      <w:pPr>
+        <w:spacing w:line="360" w:lineRule="auto" w:after="140"/>
+        <w:ind w:firstLine="480"/>
+        <w:jc w:val="both"/>
+      </w:pPr>
+      <w:r>
+        <w:rPr>
+          <w:rFonts w:ascii="Times New Roman" w:hAnsi="Times New Roman" w:eastAsia="宋体"/>
+          <w:b/>
+          <w:sz w:val="24"/>
+        </w:rPr>
+        <w:t>把这份 Markdown 转成 Word 文档</w:t>
+      </w:r>
+    </w:p>
+    <w:p>
+      <w:pPr>
+        <w:spacing w:line="360" w:lineRule="auto" w:after="140"/>
+        <w:ind w:firstLine="480"/>
+        <w:jc w:val="both"/>
+      </w:pPr>
+      <w:r>
+        <w:rPr>
+          <w:rFonts w:ascii="Times New Roman" w:hAnsi="Times New Roman" w:eastAsia="宋体"/>
+          <w:b/>
+          <w:sz w:val="24"/>
+        </w:rPr>
+        <w:t>生成一份带公式的 Word 文档</w:t>
+      </w:r>
+    </w:p>
+    <w:p>
+      <w:pPr>
+        <w:spacing w:line="360" w:lineRule="auto" w:after="140"/>
+        <w:ind w:firstLine="480"/>
+        <w:jc w:val="both"/>
+      </w:pPr>
+      <w:r>
+        <w:rPr>
+          <w:rFonts w:ascii="Times New Roman" w:hAnsi="Times New Roman" w:eastAsia="宋体"/>
+          <w:b/>
+          <w:sz w:val="24"/>
+        </w:rPr>
+        <w:t>排版一份技术报告为 Word</w:t>
+      </w:r>
+    </w:p>
+    <w:p>
+      <w:pPr>
+        <w:spacing w:line="360" w:lineRule="auto" w:after="140"/>
+        <w:ind w:firstLine="480"/>
+        <w:jc w:val="both"/>
+      </w:pPr>
+      <w:r>
+        <w:rPr>
+          <w:rFonts w:ascii="Times New Roman" w:hAnsi="Times New Roman" w:eastAsia="宋体"/>
+          <w:b/>
+          <w:sz w:val="24"/>
+        </w:rPr>
+        <w:t>用数学方程格式化这段文档</w:t>
+      </w:r>
+    </w:p>
+    <w:p>
+      <w:pPr>
+        <w:spacing w:line="360" w:lineRule="auto" w:after="140"/>
+        <w:ind w:firstLine="480"/>
+        <w:jc w:val="both"/>
+      </w:pPr>
+      <w:r>
+        <w:rPr>
+          <w:rFonts w:ascii="Times New Roman" w:hAnsi="Times New Roman" w:eastAsia="宋体"/>
+          <w:b/>
+          <w:sz w:val="24"/>
+        </w:rPr>
+        <w:t>在 Word 中创建流程图</w:t>
+      </w:r>
+    </w:p>
+    <w:p>
+      <w:pPr>
+        <w:spacing w:line="360" w:lineRule="auto"/>
+        <w:ind w:firstLine="480"/>
+        <w:jc w:val="both"/>
+      </w:pPr>
+      <w:r>
+        <w:rPr>
+          <w:rFonts w:ascii="Times New Roman" w:hAnsi="Times New Roman" w:eastAsia="宋体"/>
+          <w:b w:val="0"/>
+          <w:sz w:val="24"/>
+        </w:rPr>
+        <w:t>可选功能需明确要求，例如将文档转为 PDF 查看效果、对文档添加批注、以追踪修订方式修改现有文档。</w:t>
       </w:r>
     </w:p>
     <w:p>
@@ -14556,7 +15549,7 @@
         <w:jc w:val="left"/>
       </w:pPr>
       <w:r>
-        <w:t>二十二、许可证</w:t>
+        <w:t>十、许可证</w:t>
       </w:r>
     </w:p>
     <w:p>
@@ -14582,7 +15575,7 @@
         <w:jc w:val="left"/>
       </w:pPr>
       <w:r>
-        <w:t>二十三、致谢</w:t>
+        <w:t>十一、致谢</w:t>
       </w:r>
     </w:p>
     <w:p>

--- a/README.docx
+++ b/README.docx
@@ -14210,6 +14210,20 @@
           <w:rFonts w:ascii="Consolas" w:hAnsi="Consolas" w:eastAsia="宋体"/>
           <w:sz w:val="18"/>
         </w:rPr>
+        <w:t>├── README_EN.md                # 项目说明（英文版）</w:t>
+      </w:r>
+    </w:p>
+    <w:p>
+      <w:pPr>
+        <w:shd w:val="clear" w:color="auto" w:fill="F2F2F2"/>
+        <w:spacing w:line="276" w:lineRule="auto" w:before="0" w:after="0"/>
+        <w:ind w:firstLine="0" w:left="360"/>
+      </w:pPr>
+      <w:r>
+        <w:rPr>
+          <w:rFonts w:ascii="Consolas" w:hAnsi="Consolas" w:eastAsia="宋体"/>
+          <w:sz w:val="18"/>
+        </w:rPr>
         <w:t>├── README.docx                 # 排版效果样例（由 scripts/_build_readme_docx.py 生成）</w:t>
       </w:r>
     </w:p>

--- a/README.docx
+++ b/README.docx
@@ -14210,20 +14210,6 @@
           <w:rFonts w:ascii="Consolas" w:hAnsi="Consolas" w:eastAsia="宋体"/>
           <w:sz w:val="18"/>
         </w:rPr>
-        <w:t>├── README_EN.md                # 项目说明（英文版）</w:t>
-      </w:r>
-    </w:p>
-    <w:p>
-      <w:pPr>
-        <w:shd w:val="clear" w:color="auto" w:fill="F2F2F2"/>
-        <w:spacing w:line="276" w:lineRule="auto" w:before="0" w:after="0"/>
-        <w:ind w:firstLine="0" w:left="360"/>
-      </w:pPr>
-      <w:r>
-        <w:rPr>
-          <w:rFonts w:ascii="Consolas" w:hAnsi="Consolas" w:eastAsia="宋体"/>
-          <w:sz w:val="18"/>
-        </w:rPr>
         <w:t>├── README.docx                 # 排版效果样例（由 scripts/_build_readme_docx.py 生成）</w:t>
       </w:r>
     </w:p>

--- a/README.docx
+++ b/README.docx
@@ -86,6 +86,36 @@
           <w:sz w:val="40"/>
         </w:rPr>
         <w:t>技能说明与排版效果样例</w:t>
+      </w:r>
+    </w:p>
+    <w:p>
+      <w:pPr>
+        <w:spacing w:line="360" w:lineRule="auto" w:before="0" w:after="0"/>
+        <w:ind w:firstLine="0"/>
+        <w:jc w:val="center"/>
+      </w:pPr>
+      <w:r>
+        <w:rPr>
+          <w:rFonts w:ascii="Times New Roman" w:hAnsi="Times New Roman" w:eastAsia="宋体"/>
+          <w:b w:val="0"/>
+          <w:sz w:val="30"/>
+        </w:rPr>
+        <w:t>陈攀</w:t>
+      </w:r>
+    </w:p>
+    <w:p>
+      <w:pPr>
+        <w:spacing w:line="360" w:lineRule="auto" w:before="160" w:after="0"/>
+        <w:ind w:firstLine="0"/>
+        <w:jc w:val="center"/>
+      </w:pPr>
+      <w:r>
+        <w:rPr>
+          <w:rFonts w:ascii="Times New Roman" w:hAnsi="Times New Roman" w:eastAsia="宋体"/>
+          <w:b w:val="0"/>
+          <w:sz w:val="30"/>
+        </w:rPr>
+        <w:t>2026年9月20日</w:t>
       </w:r>
     </w:p>
     <w:p>

--- a/README.docx
+++ b/README.docx
@@ -115,7 +115,7 @@
           <w:b w:val="0"/>
           <w:sz w:val="30"/>
         </w:rPr>
-        <w:t>2026年9月20日</w:t>
+        <w:t>2026年9月21日</w:t>
       </w:r>
     </w:p>
     <w:p>
@@ -294,7 +294,7 @@
           <w:b w:val="0"/>
           <w:sz w:val="24"/>
         </w:rPr>
-        <w:t>技能采用单引擎架构，仅依赖 Python 3.8 以上版本与 python-docx。数学公式由 omml_math_kit.py 直接生成 OMML XML，即 Word 原生公式格式，公式在 Word 中可二次编辑，无需 Node.js 或任何外部转换工具。</w:t>
+        <w:t>技能采用单引擎架构，核心排版功能仅依赖 Python 3.8 及以上版本与 python-docx。数学公式由 omml_math_kit.py 直接生成 OMML XML，即 Word 原生公式格式，公式在 Word 中可二次编辑，无需 Node.js、LaTeX 渲染器或 Pandoc 等任何外部转换工具。</w:t>
       </w:r>
     </w:p>
     <w:p>
@@ -3058,6 +3058,885 @@
     </w:p>
     <w:p>
       <w:pPr>
+        <w:spacing w:line="360" w:lineRule="auto"/>
+        <w:ind w:firstLine="480"/>
+        <w:jc w:val="both"/>
+      </w:pPr>
+      <w:r>
+        <w:rPr>
+          <w:rFonts w:ascii="Times New Roman" w:hAnsi="Times New Roman" w:eastAsia="宋体"/>
+          <w:b/>
+          <w:sz w:val="24"/>
+        </w:rPr>
+        <w:t>分组结构</w:t>
+      </w:r>
+      <w:r>
+        <w:rPr>
+          <w:rFonts w:ascii="Times New Roman" w:hAnsi="Times New Roman" w:eastAsia="宋体"/>
+          <w:b w:val="0"/>
+          <w:sz w:val="24"/>
+        </w:rPr>
+        <w:t>：</w:t>
+      </w:r>
+    </w:p>
+    <w:p>
+      <w:pPr>
+        <w:spacing w:before="240" w:after="120"/>
+        <w:ind w:firstLine="0"/>
+        <w:jc w:val="center"/>
+      </w:pPr>
+      <w:r>
+        <w:rPr>
+          <w:rFonts w:ascii="宋体" w:hAnsi="宋体" w:eastAsia="宋体"/>
+          <w:b/>
+          <w:sz w:val="21"/>
+        </w:rPr>
+        <w:t>表4</w:t>
+      </w:r>
+      <w:r>
+        <w:rPr>
+          <w:rFonts w:ascii="宋体" w:hAnsi="宋体" w:eastAsia="宋体"/>
+          <w:b w:val="0"/>
+          <w:sz w:val="21"/>
+        </w:rPr>
+        <w:t xml:space="preserve">　</w:t>
+      </w:r>
+      <w:r>
+        <w:rPr>
+          <w:rFonts w:ascii="宋体" w:hAnsi="宋体" w:eastAsia="宋体"/>
+          <w:b w:val="0"/>
+          <w:sz w:val="21"/>
+        </w:rPr>
+        <w:t>排版预设分组</w:t>
+      </w:r>
+    </w:p>
+    <w:tbl>
+      <w:tblPr>
+        <w:tblStyle w:val="TableGrid"/>
+        <w:tblW w:type="dxa" w:w="8164"/>
+        <w:jc w:val="center"/>
+        <w:tblBorders>
+          <w:top w:val="single" w:sz="4" w:space="0" w:color="000000"/>
+          <w:left w:val="single" w:sz="4" w:space="0" w:color="000000"/>
+          <w:bottom w:val="single" w:sz="4" w:space="0" w:color="000000"/>
+          <w:right w:val="single" w:sz="4" w:space="0" w:color="000000"/>
+          <w:insideH w:val="single" w:sz="4" w:space="0" w:color="000000"/>
+          <w:insideV w:val="single" w:sz="4" w:space="0" w:color="000000"/>
+        </w:tblBorders>
+        <w:tblLayout w:type="fixed"/>
+        <w:tblLook w:firstColumn="1" w:firstRow="1" w:lastColumn="0" w:lastRow="0" w:noHBand="0" w:noVBand="1" w:val="04A0"/>
+      </w:tblPr>
+      <w:tblGrid>
+        <w:gridCol w:w="1020"/>
+        <w:gridCol w:w="3515"/>
+        <w:gridCol w:w="3629"/>
+      </w:tblGrid>
+      <w:tr>
+        <w:tc>
+          <w:tcPr>
+            <w:tcW w:type="dxa" w:w="1020"/>
+            <w:shd w:val="clear" w:color="auto" w:fill="D9D9D9"/>
+            <w:tcMar>
+              <w:top w:w="60" w:type="dxa"/>
+              <w:left w:w="60" w:type="dxa"/>
+              <w:bottom w:w="60" w:type="dxa"/>
+              <w:right w:w="60" w:type="dxa"/>
+            </w:tcMar>
+            <w:vAlign w:val="center"/>
+          </w:tcPr>
+          <w:p>
+            <w:pPr>
+              <w:ind w:firstLine="0"/>
+              <w:jc w:val="center"/>
+            </w:pPr>
+            <w:r>
+              <w:rPr>
+                <w:rFonts w:ascii="黑体" w:hAnsi="黑体" w:eastAsia="黑体"/>
+                <w:b/>
+                <w:sz w:val="17"/>
+              </w:rPr>
+              <w:t>分组</w:t>
+            </w:r>
+          </w:p>
+        </w:tc>
+        <w:tc>
+          <w:tcPr>
+            <w:tcW w:type="dxa" w:w="3515"/>
+            <w:shd w:val="clear" w:color="auto" w:fill="D9D9D9"/>
+            <w:tcMar>
+              <w:top w:w="60" w:type="dxa"/>
+              <w:left w:w="60" w:type="dxa"/>
+              <w:bottom w:w="60" w:type="dxa"/>
+              <w:right w:w="60" w:type="dxa"/>
+            </w:tcMar>
+            <w:vAlign w:val="center"/>
+          </w:tcPr>
+          <w:p>
+            <w:pPr>
+              <w:ind w:firstLine="0"/>
+              <w:jc w:val="center"/>
+            </w:pPr>
+            <w:r>
+              <w:rPr>
+                <w:rFonts w:ascii="黑体" w:hAnsi="黑体" w:eastAsia="黑体"/>
+                <w:b/>
+                <w:sz w:val="17"/>
+              </w:rPr>
+              <w:t>键</w:t>
+            </w:r>
+          </w:p>
+        </w:tc>
+        <w:tc>
+          <w:tcPr>
+            <w:tcW w:type="dxa" w:w="3629"/>
+            <w:shd w:val="clear" w:color="auto" w:fill="D9D9D9"/>
+            <w:tcMar>
+              <w:top w:w="60" w:type="dxa"/>
+              <w:left w:w="60" w:type="dxa"/>
+              <w:bottom w:w="60" w:type="dxa"/>
+              <w:right w:w="60" w:type="dxa"/>
+            </w:tcMar>
+            <w:vAlign w:val="center"/>
+          </w:tcPr>
+          <w:p>
+            <w:pPr>
+              <w:ind w:firstLine="0"/>
+              <w:jc w:val="center"/>
+            </w:pPr>
+            <w:r>
+              <w:rPr>
+                <w:rFonts w:ascii="黑体" w:hAnsi="黑体" w:eastAsia="黑体"/>
+                <w:b/>
+                <w:sz w:val="17"/>
+              </w:rPr>
+              <w:t>说明</w:t>
+            </w:r>
+          </w:p>
+        </w:tc>
+      </w:tr>
+      <w:tr>
+        <w:tc>
+          <w:tcPr>
+            <w:tcW w:type="dxa" w:w="1020"/>
+            <w:tcMar>
+              <w:top w:w="60" w:type="dxa"/>
+              <w:left w:w="60" w:type="dxa"/>
+              <w:bottom w:w="60" w:type="dxa"/>
+              <w:right w:w="60" w:type="dxa"/>
+            </w:tcMar>
+            <w:vAlign w:val="center"/>
+          </w:tcPr>
+          <w:p>
+            <w:pPr>
+              <w:ind w:firstLine="0"/>
+              <w:jc w:val="center"/>
+            </w:pPr>
+            <w:r>
+              <w:rPr>
+                <w:rFonts w:ascii="宋体" w:hAnsi="宋体" w:eastAsia="宋体"/>
+                <w:b w:val="0"/>
+                <w:sz w:val="17"/>
+              </w:rPr>
+              <w:t>`west`</w:t>
+            </w:r>
+          </w:p>
+        </w:tc>
+        <w:tc>
+          <w:tcPr>
+            <w:tcW w:type="dxa" w:w="3515"/>
+            <w:tcMar>
+              <w:top w:w="60" w:type="dxa"/>
+              <w:left w:w="60" w:type="dxa"/>
+              <w:bottom w:w="60" w:type="dxa"/>
+              <w:right w:w="60" w:type="dxa"/>
+            </w:tcMar>
+            <w:vAlign w:val="center"/>
+          </w:tcPr>
+          <w:p>
+            <w:pPr>
+              <w:ind w:firstLine="0"/>
+              <w:jc w:val="center"/>
+            </w:pPr>
+            <w:r>
+              <w:rPr>
+                <w:rFonts w:ascii="宋体" w:hAnsi="宋体" w:eastAsia="宋体"/>
+                <w:b w:val="0"/>
+                <w:sz w:val="17"/>
+              </w:rPr>
+              <w:t>`separate` / `body` / `head`</w:t>
+            </w:r>
+          </w:p>
+        </w:tc>
+        <w:tc>
+          <w:tcPr>
+            <w:tcW w:type="dxa" w:w="3629"/>
+            <w:tcMar>
+              <w:top w:w="60" w:type="dxa"/>
+              <w:left w:w="60" w:type="dxa"/>
+              <w:bottom w:w="60" w:type="dxa"/>
+              <w:right w:w="60" w:type="dxa"/>
+            </w:tcMar>
+            <w:vAlign w:val="center"/>
+          </w:tcPr>
+          <w:p>
+            <w:pPr>
+              <w:ind w:firstLine="0"/>
+              <w:jc w:val="left"/>
+            </w:pPr>
+            <w:r>
+              <w:rPr>
+                <w:rFonts w:ascii="宋体" w:hAnsi="宋体" w:eastAsia="宋体"/>
+                <w:b w:val="0"/>
+                <w:sz w:val="17"/>
+              </w:rPr>
+              <w:t>中西文字体分离开关及西文正文/标题字体（默认关闭）</w:t>
+            </w:r>
+          </w:p>
+        </w:tc>
+      </w:tr>
+      <w:tr>
+        <w:tc>
+          <w:tcPr>
+            <w:tcW w:type="dxa" w:w="1020"/>
+            <w:tcMar>
+              <w:top w:w="60" w:type="dxa"/>
+              <w:left w:w="60" w:type="dxa"/>
+              <w:bottom w:w="60" w:type="dxa"/>
+              <w:right w:w="60" w:type="dxa"/>
+            </w:tcMar>
+            <w:vAlign w:val="center"/>
+          </w:tcPr>
+          <w:p>
+            <w:pPr>
+              <w:ind w:firstLine="0"/>
+              <w:jc w:val="center"/>
+            </w:pPr>
+            <w:r>
+              <w:rPr>
+                <w:rFonts w:ascii="宋体" w:hAnsi="宋体" w:eastAsia="宋体"/>
+                <w:b w:val="0"/>
+                <w:sz w:val="17"/>
+              </w:rPr>
+              <w:t>`title`~`h3`</w:t>
+            </w:r>
+          </w:p>
+        </w:tc>
+        <w:tc>
+          <w:tcPr>
+            <w:tcW w:type="dxa" w:w="3515"/>
+            <w:tcMar>
+              <w:top w:w="60" w:type="dxa"/>
+              <w:left w:w="60" w:type="dxa"/>
+              <w:bottom w:w="60" w:type="dxa"/>
+              <w:right w:w="60" w:type="dxa"/>
+            </w:tcMar>
+            <w:vAlign w:val="center"/>
+          </w:tcPr>
+          <w:p>
+            <w:pPr>
+              <w:ind w:firstLine="0"/>
+              <w:jc w:val="center"/>
+            </w:pPr>
+            <w:r>
+              <w:rPr>
+                <w:rFonts w:ascii="宋体" w:hAnsi="宋体" w:eastAsia="宋体"/>
+                <w:b w:val="0"/>
+                <w:sz w:val="17"/>
+              </w:rPr>
+              <w:t>`font` / `size` / `bold` / `color` / `line_spacing` / `space_before` / `space_after`</w:t>
+            </w:r>
+          </w:p>
+        </w:tc>
+        <w:tc>
+          <w:tcPr>
+            <w:tcW w:type="dxa" w:w="3629"/>
+            <w:tcMar>
+              <w:top w:w="60" w:type="dxa"/>
+              <w:left w:w="60" w:type="dxa"/>
+              <w:bottom w:w="60" w:type="dxa"/>
+              <w:right w:w="60" w:type="dxa"/>
+            </w:tcMar>
+            <w:vAlign w:val="center"/>
+          </w:tcPr>
+          <w:p>
+            <w:pPr>
+              <w:ind w:firstLine="0"/>
+              <w:jc w:val="left"/>
+            </w:pPr>
+            <w:r>
+              <w:rPr>
+                <w:rFonts w:ascii="宋体" w:hAnsi="宋体" w:eastAsia="宋体"/>
+                <w:b w:val="0"/>
+                <w:sz w:val="17"/>
+              </w:rPr>
+              <w:t>标题样式</w:t>
+            </w:r>
+          </w:p>
+        </w:tc>
+      </w:tr>
+      <w:tr>
+        <w:tc>
+          <w:tcPr>
+            <w:tcW w:type="dxa" w:w="1020"/>
+            <w:tcMar>
+              <w:top w:w="60" w:type="dxa"/>
+              <w:left w:w="60" w:type="dxa"/>
+              <w:bottom w:w="60" w:type="dxa"/>
+              <w:right w:w="60" w:type="dxa"/>
+            </w:tcMar>
+            <w:vAlign w:val="center"/>
+          </w:tcPr>
+          <w:p>
+            <w:pPr>
+              <w:ind w:firstLine="0"/>
+              <w:jc w:val="center"/>
+            </w:pPr>
+            <w:r>
+              <w:rPr>
+                <w:rFonts w:ascii="宋体" w:hAnsi="宋体" w:eastAsia="宋体"/>
+                <w:b w:val="0"/>
+                <w:sz w:val="17"/>
+              </w:rPr>
+              <w:t>`body`</w:t>
+            </w:r>
+          </w:p>
+        </w:tc>
+        <w:tc>
+          <w:tcPr>
+            <w:tcW w:type="dxa" w:w="3515"/>
+            <w:tcMar>
+              <w:top w:w="60" w:type="dxa"/>
+              <w:left w:w="60" w:type="dxa"/>
+              <w:bottom w:w="60" w:type="dxa"/>
+              <w:right w:w="60" w:type="dxa"/>
+            </w:tcMar>
+            <w:vAlign w:val="center"/>
+          </w:tcPr>
+          <w:p>
+            <w:pPr>
+              <w:ind w:firstLine="0"/>
+              <w:jc w:val="center"/>
+            </w:pPr>
+            <w:r>
+              <w:rPr>
+                <w:rFonts w:ascii="宋体" w:hAnsi="宋体" w:eastAsia="宋体"/>
+                <w:b w:val="0"/>
+                <w:sz w:val="17"/>
+              </w:rPr>
+              <w:t>`font` / `size` / `line_spacing` / `first_line_indent` / `space_before` / `space_after`</w:t>
+            </w:r>
+          </w:p>
+        </w:tc>
+        <w:tc>
+          <w:tcPr>
+            <w:tcW w:type="dxa" w:w="3629"/>
+            <w:tcMar>
+              <w:top w:w="60" w:type="dxa"/>
+              <w:left w:w="60" w:type="dxa"/>
+              <w:bottom w:w="60" w:type="dxa"/>
+              <w:right w:w="60" w:type="dxa"/>
+            </w:tcMar>
+            <w:vAlign w:val="center"/>
+          </w:tcPr>
+          <w:p>
+            <w:pPr>
+              <w:ind w:firstLine="0"/>
+              <w:jc w:val="left"/>
+            </w:pPr>
+            <w:r>
+              <w:rPr>
+                <w:rFonts w:ascii="宋体" w:hAnsi="宋体" w:eastAsia="宋体"/>
+                <w:b w:val="0"/>
+                <w:sz w:val="17"/>
+              </w:rPr>
+              <w:t>正文；间距为 `None` 表示不设置、沿用样式继承（默认不设段间距）</w:t>
+            </w:r>
+          </w:p>
+        </w:tc>
+      </w:tr>
+      <w:tr>
+        <w:tc>
+          <w:tcPr>
+            <w:tcW w:type="dxa" w:w="1020"/>
+            <w:tcMar>
+              <w:top w:w="60" w:type="dxa"/>
+              <w:left w:w="60" w:type="dxa"/>
+              <w:bottom w:w="60" w:type="dxa"/>
+              <w:right w:w="60" w:type="dxa"/>
+            </w:tcMar>
+            <w:vAlign w:val="center"/>
+          </w:tcPr>
+          <w:p>
+            <w:pPr>
+              <w:ind w:firstLine="0"/>
+              <w:jc w:val="center"/>
+            </w:pPr>
+            <w:r>
+              <w:rPr>
+                <w:rFonts w:ascii="宋体" w:hAnsi="宋体" w:eastAsia="宋体"/>
+                <w:b w:val="0"/>
+                <w:sz w:val="17"/>
+              </w:rPr>
+              <w:t>`item`</w:t>
+            </w:r>
+          </w:p>
+        </w:tc>
+        <w:tc>
+          <w:tcPr>
+            <w:tcW w:type="dxa" w:w="3515"/>
+            <w:tcMar>
+              <w:top w:w="60" w:type="dxa"/>
+              <w:left w:w="60" w:type="dxa"/>
+              <w:bottom w:w="60" w:type="dxa"/>
+              <w:right w:w="60" w:type="dxa"/>
+            </w:tcMar>
+            <w:vAlign w:val="center"/>
+          </w:tcPr>
+          <w:p>
+            <w:pPr>
+              <w:ind w:firstLine="0"/>
+              <w:jc w:val="center"/>
+            </w:pPr>
+            <w:r>
+              <w:rPr>
+                <w:rFonts w:ascii="宋体" w:hAnsi="宋体" w:eastAsia="宋体"/>
+                <w:b w:val="0"/>
+                <w:sz w:val="17"/>
+              </w:rPr>
+              <w:t>`space_before` / `space_after`</w:t>
+            </w:r>
+          </w:p>
+        </w:tc>
+        <w:tc>
+          <w:tcPr>
+            <w:tcW w:type="dxa" w:w="3629"/>
+            <w:tcMar>
+              <w:top w:w="60" w:type="dxa"/>
+              <w:left w:w="60" w:type="dxa"/>
+              <w:bottom w:w="60" w:type="dxa"/>
+              <w:right w:w="60" w:type="dxa"/>
+            </w:tcMar>
+            <w:vAlign w:val="center"/>
+          </w:tcPr>
+          <w:p>
+            <w:pPr>
+              <w:ind w:firstLine="0"/>
+              <w:jc w:val="left"/>
+            </w:pPr>
+            <w:r>
+              <w:rPr>
+                <w:rFonts w:ascii="宋体" w:hAnsi="宋体" w:eastAsia="宋体"/>
+                <w:b w:val="0"/>
+                <w:sz w:val="17"/>
+              </w:rPr>
+              <w:t>分点段落间距</w:t>
+            </w:r>
+          </w:p>
+        </w:tc>
+      </w:tr>
+      <w:tr>
+        <w:tc>
+          <w:tcPr>
+            <w:tcW w:type="dxa" w:w="1020"/>
+            <w:tcMar>
+              <w:top w:w="60" w:type="dxa"/>
+              <w:left w:w="60" w:type="dxa"/>
+              <w:bottom w:w="60" w:type="dxa"/>
+              <w:right w:w="60" w:type="dxa"/>
+            </w:tcMar>
+            <w:vAlign w:val="center"/>
+          </w:tcPr>
+          <w:p>
+            <w:pPr>
+              <w:ind w:firstLine="0"/>
+              <w:jc w:val="center"/>
+            </w:pPr>
+            <w:r>
+              <w:rPr>
+                <w:rFonts w:ascii="宋体" w:hAnsi="宋体" w:eastAsia="宋体"/>
+                <w:b w:val="0"/>
+                <w:sz w:val="17"/>
+              </w:rPr>
+              <w:t>`caption`</w:t>
+            </w:r>
+          </w:p>
+        </w:tc>
+        <w:tc>
+          <w:tcPr>
+            <w:tcW w:type="dxa" w:w="3515"/>
+            <w:tcMar>
+              <w:top w:w="60" w:type="dxa"/>
+              <w:left w:w="60" w:type="dxa"/>
+              <w:bottom w:w="60" w:type="dxa"/>
+              <w:right w:w="60" w:type="dxa"/>
+            </w:tcMar>
+            <w:vAlign w:val="center"/>
+          </w:tcPr>
+          <w:p>
+            <w:pPr>
+              <w:ind w:firstLine="0"/>
+              <w:jc w:val="center"/>
+            </w:pPr>
+            <w:r>
+              <w:rPr>
+                <w:rFonts w:ascii="宋体" w:hAnsi="宋体" w:eastAsia="宋体"/>
+                <w:b w:val="0"/>
+                <w:sz w:val="17"/>
+              </w:rPr>
+              <w:t>`size`</w:t>
+            </w:r>
+          </w:p>
+        </w:tc>
+        <w:tc>
+          <w:tcPr>
+            <w:tcW w:type="dxa" w:w="3629"/>
+            <w:tcMar>
+              <w:top w:w="60" w:type="dxa"/>
+              <w:left w:w="60" w:type="dxa"/>
+              <w:bottom w:w="60" w:type="dxa"/>
+              <w:right w:w="60" w:type="dxa"/>
+            </w:tcMar>
+            <w:vAlign w:val="center"/>
+          </w:tcPr>
+          <w:p>
+            <w:pPr>
+              <w:ind w:firstLine="0"/>
+              <w:jc w:val="left"/>
+            </w:pPr>
+            <w:r>
+              <w:rPr>
+                <w:rFonts w:ascii="宋体" w:hAnsi="宋体" w:eastAsia="宋体"/>
+                <w:b w:val="0"/>
+                <w:sz w:val="17"/>
+              </w:rPr>
+              <w:t>图/表标题字号</w:t>
+            </w:r>
+          </w:p>
+        </w:tc>
+      </w:tr>
+      <w:tr>
+        <w:tc>
+          <w:tcPr>
+            <w:tcW w:type="dxa" w:w="1020"/>
+            <w:tcMar>
+              <w:top w:w="60" w:type="dxa"/>
+              <w:left w:w="60" w:type="dxa"/>
+              <w:bottom w:w="60" w:type="dxa"/>
+              <w:right w:w="60" w:type="dxa"/>
+            </w:tcMar>
+            <w:vAlign w:val="center"/>
+          </w:tcPr>
+          <w:p>
+            <w:pPr>
+              <w:ind w:firstLine="0"/>
+              <w:jc w:val="center"/>
+            </w:pPr>
+            <w:r>
+              <w:rPr>
+                <w:rFonts w:ascii="宋体" w:hAnsi="宋体" w:eastAsia="宋体"/>
+                <w:b w:val="0"/>
+                <w:sz w:val="17"/>
+              </w:rPr>
+              <w:t>`note`</w:t>
+            </w:r>
+          </w:p>
+        </w:tc>
+        <w:tc>
+          <w:tcPr>
+            <w:tcW w:type="dxa" w:w="3515"/>
+            <w:tcMar>
+              <w:top w:w="60" w:type="dxa"/>
+              <w:left w:w="60" w:type="dxa"/>
+              <w:bottom w:w="60" w:type="dxa"/>
+              <w:right w:w="60" w:type="dxa"/>
+            </w:tcMar>
+            <w:vAlign w:val="center"/>
+          </w:tcPr>
+          <w:p>
+            <w:pPr>
+              <w:ind w:firstLine="0"/>
+              <w:jc w:val="center"/>
+            </w:pPr>
+            <w:r>
+              <w:rPr>
+                <w:rFonts w:ascii="宋体" w:hAnsi="宋体" w:eastAsia="宋体"/>
+                <w:b w:val="0"/>
+                <w:sz w:val="17"/>
+              </w:rPr>
+              <w:t>`size`</w:t>
+            </w:r>
+          </w:p>
+        </w:tc>
+        <w:tc>
+          <w:tcPr>
+            <w:tcW w:type="dxa" w:w="3629"/>
+            <w:tcMar>
+              <w:top w:w="60" w:type="dxa"/>
+              <w:left w:w="60" w:type="dxa"/>
+              <w:bottom w:w="60" w:type="dxa"/>
+              <w:right w:w="60" w:type="dxa"/>
+            </w:tcMar>
+            <w:vAlign w:val="center"/>
+          </w:tcPr>
+          <w:p>
+            <w:pPr>
+              <w:ind w:firstLine="0"/>
+              <w:jc w:val="left"/>
+            </w:pPr>
+            <w:r>
+              <w:rPr>
+                <w:rFonts w:ascii="宋体" w:hAnsi="宋体" w:eastAsia="宋体"/>
+                <w:b w:val="0"/>
+                <w:sz w:val="17"/>
+              </w:rPr>
+              <w:t>图注字号</w:t>
+            </w:r>
+          </w:p>
+        </w:tc>
+      </w:tr>
+      <w:tr>
+        <w:tc>
+          <w:tcPr>
+            <w:tcW w:type="dxa" w:w="1020"/>
+            <w:tcMar>
+              <w:top w:w="60" w:type="dxa"/>
+              <w:left w:w="60" w:type="dxa"/>
+              <w:bottom w:w="60" w:type="dxa"/>
+              <w:right w:w="60" w:type="dxa"/>
+            </w:tcMar>
+            <w:vAlign w:val="center"/>
+          </w:tcPr>
+          <w:p>
+            <w:pPr>
+              <w:ind w:firstLine="0"/>
+              <w:jc w:val="center"/>
+            </w:pPr>
+            <w:r>
+              <w:rPr>
+                <w:rFonts w:ascii="宋体" w:hAnsi="宋体" w:eastAsia="宋体"/>
+                <w:b w:val="0"/>
+                <w:sz w:val="17"/>
+              </w:rPr>
+              <w:t>`page`</w:t>
+            </w:r>
+          </w:p>
+        </w:tc>
+        <w:tc>
+          <w:tcPr>
+            <w:tcW w:type="dxa" w:w="3515"/>
+            <w:tcMar>
+              <w:top w:w="60" w:type="dxa"/>
+              <w:left w:w="60" w:type="dxa"/>
+              <w:bottom w:w="60" w:type="dxa"/>
+              <w:right w:w="60" w:type="dxa"/>
+            </w:tcMar>
+            <w:vAlign w:val="center"/>
+          </w:tcPr>
+          <w:p>
+            <w:pPr>
+              <w:ind w:firstLine="0"/>
+              <w:jc w:val="center"/>
+            </w:pPr>
+            <w:r>
+              <w:rPr>
+                <w:rFonts w:ascii="宋体" w:hAnsi="宋体" w:eastAsia="宋体"/>
+                <w:b w:val="0"/>
+                <w:sz w:val="17"/>
+              </w:rPr>
+              <w:t>`page_width` / `page_height` / `margin_top` / `margin_bottom` / `margin_left` / `margin_right` / `header_distance` / `footer_distance`</w:t>
+            </w:r>
+          </w:p>
+        </w:tc>
+        <w:tc>
+          <w:tcPr>
+            <w:tcW w:type="dxa" w:w="3629"/>
+            <w:tcMar>
+              <w:top w:w="60" w:type="dxa"/>
+              <w:left w:w="60" w:type="dxa"/>
+              <w:bottom w:w="60" w:type="dxa"/>
+              <w:right w:w="60" w:type="dxa"/>
+            </w:tcMar>
+            <w:vAlign w:val="center"/>
+          </w:tcPr>
+          <w:p>
+            <w:pPr>
+              <w:ind w:firstLine="0"/>
+              <w:jc w:val="left"/>
+            </w:pPr>
+            <w:r>
+              <w:rPr>
+                <w:rFonts w:ascii="宋体" w:hAnsi="宋体" w:eastAsia="宋体"/>
+                <w:b w:val="0"/>
+                <w:sz w:val="17"/>
+              </w:rPr>
+              <w:t>纸张尺寸（cm）与页边距、页眉页脚距离（cm）</w:t>
+            </w:r>
+          </w:p>
+        </w:tc>
+      </w:tr>
+      <w:tr>
+        <w:tc>
+          <w:tcPr>
+            <w:tcW w:type="dxa" w:w="1020"/>
+            <w:tcMar>
+              <w:top w:w="60" w:type="dxa"/>
+              <w:left w:w="60" w:type="dxa"/>
+              <w:bottom w:w="60" w:type="dxa"/>
+              <w:right w:w="60" w:type="dxa"/>
+            </w:tcMar>
+            <w:vAlign w:val="center"/>
+          </w:tcPr>
+          <w:p>
+            <w:pPr>
+              <w:ind w:firstLine="0"/>
+              <w:jc w:val="center"/>
+            </w:pPr>
+            <w:r>
+              <w:rPr>
+                <w:rFonts w:ascii="宋体" w:hAnsi="宋体" w:eastAsia="宋体"/>
+                <w:b w:val="0"/>
+                <w:sz w:val="17"/>
+              </w:rPr>
+              <w:t>`toc`</w:t>
+            </w:r>
+          </w:p>
+        </w:tc>
+        <w:tc>
+          <w:tcPr>
+            <w:tcW w:type="dxa" w:w="3515"/>
+            <w:tcMar>
+              <w:top w:w="60" w:type="dxa"/>
+              <w:left w:w="60" w:type="dxa"/>
+              <w:bottom w:w="60" w:type="dxa"/>
+              <w:right w:w="60" w:type="dxa"/>
+            </w:tcMar>
+            <w:vAlign w:val="center"/>
+          </w:tcPr>
+          <w:p>
+            <w:pPr>
+              <w:ind w:firstLine="0"/>
+              <w:jc w:val="center"/>
+            </w:pPr>
+            <w:r>
+              <w:rPr>
+                <w:rFonts w:ascii="宋体" w:hAnsi="宋体" w:eastAsia="宋体"/>
+                <w:b w:val="0"/>
+                <w:sz w:val="17"/>
+              </w:rPr>
+              <w:t>`title_font` / `title_size` / `line_spacing` / `levels`</w:t>
+            </w:r>
+          </w:p>
+        </w:tc>
+        <w:tc>
+          <w:tcPr>
+            <w:tcW w:type="dxa" w:w="3629"/>
+            <w:tcMar>
+              <w:top w:w="60" w:type="dxa"/>
+              <w:left w:w="60" w:type="dxa"/>
+              <w:bottom w:w="60" w:type="dxa"/>
+              <w:right w:w="60" w:type="dxa"/>
+            </w:tcMar>
+            <w:vAlign w:val="center"/>
+          </w:tcPr>
+          <w:p>
+            <w:pPr>
+              <w:ind w:firstLine="0"/>
+              <w:jc w:val="left"/>
+            </w:pPr>
+            <w:r>
+              <w:rPr>
+                <w:rFonts w:ascii="宋体" w:hAnsi="宋体" w:eastAsia="宋体"/>
+                <w:b w:val="0"/>
+                <w:sz w:val="17"/>
+              </w:rPr>
+              <w:t>目录标题与条目：`levels` 按层级给出各条目的字体/字号/段前/段后/缩进（汉字符）</w:t>
+            </w:r>
+          </w:p>
+        </w:tc>
+      </w:tr>
+      <w:tr>
+        <w:tc>
+          <w:tcPr>
+            <w:tcW w:type="dxa" w:w="1020"/>
+            <w:tcMar>
+              <w:top w:w="60" w:type="dxa"/>
+              <w:left w:w="60" w:type="dxa"/>
+              <w:bottom w:w="60" w:type="dxa"/>
+              <w:right w:w="60" w:type="dxa"/>
+            </w:tcMar>
+            <w:vAlign w:val="center"/>
+          </w:tcPr>
+          <w:p>
+            <w:pPr>
+              <w:ind w:firstLine="0"/>
+              <w:jc w:val="center"/>
+            </w:pPr>
+            <w:r>
+              <w:rPr>
+                <w:rFonts w:ascii="宋体" w:hAnsi="宋体" w:eastAsia="宋体"/>
+                <w:b w:val="0"/>
+                <w:sz w:val="17"/>
+              </w:rPr>
+              <w:t>`cover`</w:t>
+            </w:r>
+          </w:p>
+        </w:tc>
+        <w:tc>
+          <w:tcPr>
+            <w:tcW w:type="dxa" w:w="3515"/>
+            <w:tcMar>
+              <w:top w:w="60" w:type="dxa"/>
+              <w:left w:w="60" w:type="dxa"/>
+              <w:bottom w:w="60" w:type="dxa"/>
+              <w:right w:w="60" w:type="dxa"/>
+            </w:tcMar>
+            <w:vAlign w:val="center"/>
+          </w:tcPr>
+          <w:p>
+            <w:pPr>
+              <w:ind w:firstLine="0"/>
+              <w:jc w:val="center"/>
+            </w:pPr>
+            <w:r>
+              <w:rPr>
+                <w:rFonts w:ascii="宋体" w:hAnsi="宋体" w:eastAsia="宋体"/>
+                <w:b w:val="0"/>
+                <w:sz w:val="17"/>
+              </w:rPr>
+              <w:t>`top_padding_ratio` / `spacer_height` / `title_*` / `subtitle_*` / `org_*` / `date_*`</w:t>
+            </w:r>
+          </w:p>
+        </w:tc>
+        <w:tc>
+          <w:tcPr>
+            <w:tcW w:type="dxa" w:w="3629"/>
+            <w:tcMar>
+              <w:top w:w="60" w:type="dxa"/>
+              <w:left w:w="60" w:type="dxa"/>
+              <w:bottom w:w="60" w:type="dxa"/>
+              <w:right w:w="60" w:type="dxa"/>
+            </w:tcMar>
+            <w:vAlign w:val="center"/>
+          </w:tcPr>
+          <w:p>
+            <w:pPr>
+              <w:ind w:firstLine="0"/>
+              <w:jc w:val="left"/>
+            </w:pPr>
+            <w:r>
+              <w:rPr>
+                <w:rFonts w:ascii="宋体" w:hAnsi="宋体" w:eastAsia="宋体"/>
+                <w:b w:val="0"/>
+                <w:sz w:val="17"/>
+              </w:rPr>
+              <w:t>封面：顶部留白占版心高的比例、留白空段单段高（pt）、标题块各元素字体/字号/间距（pt）</w:t>
+            </w:r>
+          </w:p>
+        </w:tc>
+      </w:tr>
+    </w:tbl>
+    <w:p>
+      <w:pPr>
         <w:pStyle w:val="Heading2"/>
         <w:spacing w:line="360" w:lineRule="auto" w:before="240" w:after="120"/>
         <w:ind w:firstLine="0"/>
@@ -3094,7 +3973,7 @@
           <w:b/>
           <w:sz w:val="21"/>
         </w:rPr>
-        <w:t>表4</w:t>
+        <w:t>表5</w:t>
       </w:r>
       <w:r>
         <w:rPr>
@@ -4672,7 +5551,7 @@
           <w:b/>
           <w:sz w:val="21"/>
         </w:rPr>
-        <w:t>表5</w:t>
+        <w:t>表6</w:t>
       </w:r>
       <w:r>
         <w:rPr>
@@ -6176,7 +7055,7 @@
           <w:b/>
           <w:sz w:val="21"/>
         </w:rPr>
-        <w:t>表6</w:t>
+        <w:t>表7</w:t>
       </w:r>
       <w:r>
         <w:rPr>
@@ -7499,7 +8378,7 @@
           <w:b/>
           <w:sz w:val="21"/>
         </w:rPr>
-        <w:t>表7</w:t>
+        <w:t>表8</w:t>
       </w:r>
       <w:r>
         <w:rPr>
@@ -8134,7 +9013,7 @@
           <w:b/>
           <w:sz w:val="21"/>
         </w:rPr>
-        <w:t>表8</w:t>
+        <w:t>表9</w:t>
       </w:r>
       <w:r>
         <w:rPr>
@@ -8848,7 +9727,7 @@
           <w:b/>
           <w:sz w:val="21"/>
         </w:rPr>
-        <w:t>表9</w:t>
+        <w:t>表10</w:t>
       </w:r>
       <w:r>
         <w:rPr>
@@ -9865,7 +10744,7 @@
           <w:b/>
           <w:sz w:val="21"/>
         </w:rPr>
-        <w:t>表10</w:t>
+        <w:t>表11</w:t>
       </w:r>
       <w:r>
         <w:rPr>
@@ -10282,7 +11161,7 @@
           <w:b/>
           <w:sz w:val="21"/>
         </w:rPr>
-        <w:t>表11</w:t>
+        <w:t>表12</w:t>
       </w:r>
       <w:r>
         <w:rPr>
@@ -10767,7 +11646,7 @@
           <w:b/>
           <w:sz w:val="21"/>
         </w:rPr>
-        <w:t>表12</w:t>
+        <w:t>表13</w:t>
       </w:r>
       <w:r>
         <w:rPr>
@@ -10967,7 +11846,7 @@
                 <w:b w:val="0"/>
                 <w:sz w:val="18"/>
               </w:rPr>
-              <w:t>Microsoft Word 与 pywin32</w:t>
+              <w:t>Microsoft Word + `pip install pywin32`</w:t>
             </w:r>
           </w:p>
         </w:tc>
@@ -11019,7 +11898,7 @@
                 <w:b w:val="0"/>
                 <w:sz w:val="18"/>
               </w:rPr>
-              <w:t>scripts/optional/office/word2pdf.py</w:t>
+              <w:t>`scripts/optional/office/word2pdf.py`</w:t>
             </w:r>
           </w:p>
         </w:tc>
@@ -11073,7 +11952,7 @@
                 <w:b w:val="0"/>
                 <w:sz w:val="18"/>
               </w:rPr>
-              <w:t>LibreOffice 与 soffice 命令行</w:t>
+              <w:t>LibreOffice（`soffice` 命令行）</w:t>
             </w:r>
           </w:p>
         </w:tc>
@@ -11125,7 +12004,7 @@
                 <w:b w:val="0"/>
                 <w:sz w:val="18"/>
               </w:rPr>
-              <w:t>scripts/optional/office/soffice.py</w:t>
+              <w:t>`scripts/optional/office/soffice.py`</w:t>
             </w:r>
           </w:p>
         </w:tc>
@@ -11324,7 +12203,7 @@
           <w:b w:val="0"/>
           <w:sz w:val="24"/>
         </w:rPr>
-        <w:t>对 .docx 内的 XML 部件执行 OOXML 模式深度验证，比轻量验证更严格，依赖 lxml：</w:t>
+        <w:t>对 .docx 内的 XML 部件执行 OOXML 模式深度验证，比轻量验证更严格，依赖 defusedxml：</w:t>
       </w:r>
     </w:p>
     <w:p>
@@ -11364,7 +12243,7 @@
           <w:b w:val="0"/>
           <w:sz w:val="24"/>
         </w:rPr>
-        <w:t>修改已有 .docx 文件内容，工作流为安全解压、合并碎片 run、编辑 XML、重新打包、验证：</w:t>
+        <w:t>修改已有 .docx 文件内容，工作流为安全解压、合并碎片 run、编辑 XML、重新打包、验证，其中合并碎片 run 依赖 defusedxml，安全解压与重打包为纯标准库实现：</w:t>
       </w:r>
     </w:p>
     <w:p>
@@ -11502,7 +12381,7 @@
           <w:b w:val="0"/>
           <w:sz w:val="24"/>
         </w:rPr>
-        <w:t>accept_changes.py 通过 LibreOffice 宏接受文档中的所有追踪修订；comment.py 管理批注，维护 6 个批注相关文件的交叉链接系统，批注 XML 模板位于 scripts/optional/templates。</w:t>
+        <w:t>accept_changes.py 通过 LibreOffice 宏接受文档中的所有追踪修订，依赖 LibreOffice；comment.py 管理批注，维护 6 个批注相关文件的交叉链接系统，依赖 defusedxml，批注 XML 模板位于 scripts/optional/templates。</w:t>
       </w:r>
     </w:p>
     <w:p>
@@ -11543,7 +12422,7 @@
           <w:b/>
           <w:sz w:val="21"/>
         </w:rPr>
-        <w:t>表13</w:t>
+        <w:t>表14</w:t>
       </w:r>
       <w:r>
         <w:rPr>
@@ -14144,7 +15023,7 @@
           <w:b w:val="0"/>
           <w:sz w:val="24"/>
         </w:rPr>
-        <w:t>必需依赖仅两项，Python 3.8 以上版本与 python-docx：</w:t>
+        <w:t>核心排版功能仅依赖两项，Python 3.8 及以上版本与 python-docx：</w:t>
       </w:r>
     </w:p>
     <w:p>
@@ -14173,878 +15052,7 @@
           <w:b w:val="0"/>
           <w:sz w:val="24"/>
         </w:rPr>
-        <w:t>可选依赖按需安装：Windows 上渲染 PDF 所需的 pywin32（配合本机 Word），LibreOffice 用于非 Windows 平台的 PDF 渲染与接受追踪修订，lxml 用于 XSD 模式验证，Poppler 的 pdftoppm 用于 PDF 转图片检查，pandoc 用于读取现有文档内容。</w:t>
-      </w:r>
-    </w:p>
-    <w:p>
-      <w:pPr>
-        <w:pStyle w:val="Heading1"/>
-        <w:spacing w:line="360" w:lineRule="auto" w:before="480" w:after="120"/>
-        <w:ind w:firstLine="0"/>
-        <w:jc w:val="left"/>
-      </w:pPr>
-      <w:r>
-        <w:t>七、文件结构</w:t>
-      </w:r>
-    </w:p>
-    <w:p>
-      <w:pPr>
-        <w:shd w:val="clear" w:color="auto" w:fill="F2F2F2"/>
-        <w:spacing w:line="276" w:lineRule="auto" w:before="0" w:after="0"/>
-        <w:ind w:firstLine="0" w:left="360"/>
-      </w:pPr>
-      <w:r>
-        <w:rPr>
-          <w:rFonts w:ascii="Consolas" w:hAnsi="Consolas" w:eastAsia="宋体"/>
-          <w:sz w:val="18"/>
-        </w:rPr>
-        <w:t>docx-formatter/</w:t>
-      </w:r>
-    </w:p>
-    <w:p>
-      <w:pPr>
-        <w:shd w:val="clear" w:color="auto" w:fill="F2F2F2"/>
-        <w:spacing w:line="276" w:lineRule="auto" w:before="0" w:after="0"/>
-        <w:ind w:firstLine="0" w:left="360"/>
-      </w:pPr>
-      <w:r>
-        <w:rPr>
-          <w:rFonts w:ascii="Consolas" w:hAnsi="Consolas" w:eastAsia="宋体"/>
-          <w:sz w:val="18"/>
-        </w:rPr>
-        <w:t>├── SKILL.md                    # 技能指令文件</w:t>
-      </w:r>
-    </w:p>
-    <w:p>
-      <w:pPr>
-        <w:shd w:val="clear" w:color="auto" w:fill="F2F2F2"/>
-        <w:spacing w:line="276" w:lineRule="auto" w:before="0" w:after="0"/>
-        <w:ind w:firstLine="0" w:left="360"/>
-      </w:pPr>
-      <w:r>
-        <w:rPr>
-          <w:rFonts w:ascii="Consolas" w:hAnsi="Consolas" w:eastAsia="宋体"/>
-          <w:sz w:val="18"/>
-        </w:rPr>
-        <w:t>├── README.md                   # 项目说明</w:t>
-      </w:r>
-    </w:p>
-    <w:p>
-      <w:pPr>
-        <w:shd w:val="clear" w:color="auto" w:fill="F2F2F2"/>
-        <w:spacing w:line="276" w:lineRule="auto" w:before="0" w:after="0"/>
-        <w:ind w:firstLine="0" w:left="360"/>
-      </w:pPr>
-      <w:r>
-        <w:rPr>
-          <w:rFonts w:ascii="Consolas" w:hAnsi="Consolas" w:eastAsia="宋体"/>
-          <w:sz w:val="18"/>
-        </w:rPr>
-        <w:t>├── README.docx                 # 排版效果样例（由 scripts/_build_readme_docx.py 生成）</w:t>
-      </w:r>
-    </w:p>
-    <w:p>
-      <w:pPr>
-        <w:shd w:val="clear" w:color="auto" w:fill="F2F2F2"/>
-        <w:spacing w:line="276" w:lineRule="auto" w:before="0" w:after="0"/>
-        <w:ind w:firstLine="0" w:left="360"/>
-      </w:pPr>
-      <w:r>
-        <w:rPr>
-          <w:rFonts w:ascii="Consolas" w:hAnsi="Consolas" w:eastAsia="宋体"/>
-          <w:sz w:val="18"/>
-        </w:rPr>
-        <w:t>├── README.pdf                  # README.docx 的 PDF 渲染结果（由 scripts/optional/office/word2pdf.py 生成）</w:t>
-      </w:r>
-    </w:p>
-    <w:p>
-      <w:pPr>
-        <w:shd w:val="clear" w:color="auto" w:fill="F2F2F2"/>
-        <w:spacing w:line="276" w:lineRule="auto" w:before="0" w:after="0"/>
-        <w:ind w:firstLine="0" w:left="360"/>
-      </w:pPr>
-      <w:r>
-        <w:rPr>
-          <w:rFonts w:ascii="Consolas" w:hAnsi="Consolas" w:eastAsia="宋体"/>
-          <w:sz w:val="18"/>
-        </w:rPr>
-        <w:t>├── assets/</w:t>
-      </w:r>
-    </w:p>
-    <w:p>
-      <w:pPr>
-        <w:shd w:val="clear" w:color="auto" w:fill="F2F2F2"/>
-        <w:spacing w:line="276" w:lineRule="auto" w:before="0" w:after="0"/>
-        <w:ind w:firstLine="0" w:left="360"/>
-      </w:pPr>
-      <w:r>
-        <w:rPr>
-          <w:rFonts w:ascii="Consolas" w:hAnsi="Consolas" w:eastAsia="宋体"/>
-          <w:sz w:val="18"/>
-        </w:rPr>
-        <w:t>│   └── effect-overview.png     # README 开头的技能效果示意图</w:t>
-      </w:r>
-    </w:p>
-    <w:p>
-      <w:pPr>
-        <w:shd w:val="clear" w:color="auto" w:fill="F2F2F2"/>
-        <w:spacing w:line="276" w:lineRule="auto" w:before="0" w:after="0"/>
-        <w:ind w:firstLine="0" w:left="360"/>
-      </w:pPr>
-      <w:r>
-        <w:rPr>
-          <w:rFonts w:ascii="Consolas" w:hAnsi="Consolas" w:eastAsia="宋体"/>
-          <w:sz w:val="18"/>
-        </w:rPr>
-        <w:t>├── LICENSE</w:t>
-      </w:r>
-    </w:p>
-    <w:p>
-      <w:pPr>
-        <w:shd w:val="clear" w:color="auto" w:fill="F2F2F2"/>
-        <w:spacing w:line="276" w:lineRule="auto" w:before="0" w:after="0"/>
-        <w:ind w:firstLine="0" w:left="360"/>
-      </w:pPr>
-      <w:r>
-        <w:rPr>
-          <w:rFonts w:ascii="Consolas" w:hAnsi="Consolas" w:eastAsia="宋体"/>
-          <w:sz w:val="18"/>
-        </w:rPr>
-        <w:t>└── scripts/</w:t>
-      </w:r>
-    </w:p>
-    <w:p>
-      <w:pPr>
-        <w:shd w:val="clear" w:color="auto" w:fill="F2F2F2"/>
-        <w:spacing w:line="276" w:lineRule="auto" w:before="0" w:after="0"/>
-        <w:ind w:firstLine="0" w:left="360"/>
-      </w:pPr>
-      <w:r>
-        <w:rPr>
-          <w:rFonts w:ascii="Consolas" w:hAnsi="Consolas" w:eastAsia="宋体"/>
-          <w:sz w:val="18"/>
-        </w:rPr>
-        <w:t xml:space="preserve">    ├── docx_layout_kit.py    # 文档构建库，排版与公式插入</w:t>
-      </w:r>
-    </w:p>
-    <w:p>
-      <w:pPr>
-        <w:shd w:val="clear" w:color="auto" w:fill="F2F2F2"/>
-        <w:spacing w:line="276" w:lineRule="auto" w:before="0" w:after="0"/>
-        <w:ind w:firstLine="0" w:left="360"/>
-      </w:pPr>
-      <w:r>
-        <w:rPr>
-          <w:rFonts w:ascii="Consolas" w:hAnsi="Consolas" w:eastAsia="宋体"/>
-          <w:sz w:val="18"/>
-        </w:rPr>
-        <w:t xml:space="preserve">    ├── omml_math_kit.py      # OMML 数学元素构建器</w:t>
-      </w:r>
-    </w:p>
-    <w:p>
-      <w:pPr>
-        <w:shd w:val="clear" w:color="auto" w:fill="F2F2F2"/>
-        <w:spacing w:line="276" w:lineRule="auto" w:before="0" w:after="0"/>
-        <w:ind w:firstLine="0" w:left="360"/>
-      </w:pPr>
-      <w:r>
-        <w:rPr>
-          <w:rFonts w:ascii="Consolas" w:hAnsi="Consolas" w:eastAsia="宋体"/>
-          <w:sz w:val="18"/>
-        </w:rPr>
-        <w:t xml:space="preserve">    ├── formula_templates.py  # 预定义公式模板</w:t>
-      </w:r>
-    </w:p>
-    <w:p>
-      <w:pPr>
-        <w:shd w:val="clear" w:color="auto" w:fill="F2F2F2"/>
-        <w:spacing w:line="276" w:lineRule="auto" w:before="0" w:after="0"/>
-        <w:ind w:firstLine="0" w:left="360"/>
-      </w:pPr>
-      <w:r>
-        <w:rPr>
-          <w:rFonts w:ascii="Consolas" w:hAnsi="Consolas" w:eastAsia="宋体"/>
-          <w:sz w:val="18"/>
-        </w:rPr>
-        <w:t xml:space="preserve">    ├── docx_validator.py     # 轻量验证脚本</w:t>
-      </w:r>
-    </w:p>
-    <w:p>
-      <w:pPr>
-        <w:shd w:val="clear" w:color="auto" w:fill="F2F2F2"/>
-        <w:spacing w:line="276" w:lineRule="auto" w:before="0" w:after="0"/>
-        <w:ind w:firstLine="0" w:left="360"/>
-      </w:pPr>
-      <w:r>
-        <w:rPr>
-          <w:rFonts w:ascii="Consolas" w:hAnsi="Consolas" w:eastAsia="宋体"/>
-          <w:sz w:val="18"/>
-        </w:rPr>
-        <w:t xml:space="preserve">    ├── _build_readme_docx.py # 标准骨架范例，生成文档前先阅读</w:t>
-      </w:r>
-    </w:p>
-    <w:p>
-      <w:pPr>
-        <w:shd w:val="clear" w:color="auto" w:fill="F2F2F2"/>
-        <w:spacing w:line="276" w:lineRule="auto" w:before="0" w:after="0"/>
-        <w:ind w:firstLine="0" w:left="360"/>
-      </w:pPr>
-      <w:r>
-        <w:rPr>
-          <w:rFonts w:ascii="Consolas" w:hAnsi="Consolas" w:eastAsia="宋体"/>
-          <w:sz w:val="18"/>
-        </w:rPr>
-        <w:t xml:space="preserve">    └── optional/             # 可选功能脚本</w:t>
-      </w:r>
-    </w:p>
-    <w:p>
-      <w:pPr>
-        <w:shd w:val="clear" w:color="auto" w:fill="F2F2F2"/>
-        <w:spacing w:line="276" w:lineRule="auto" w:before="0" w:after="0"/>
-        <w:ind w:firstLine="0" w:left="360"/>
-      </w:pPr>
-      <w:r>
-        <w:rPr>
-          <w:rFonts w:ascii="Consolas" w:hAnsi="Consolas" w:eastAsia="宋体"/>
-          <w:sz w:val="18"/>
-        </w:rPr>
-        <w:t xml:space="preserve">        ├── merge_runs.py     # 合并碎片 run</w:t>
-      </w:r>
-    </w:p>
-    <w:p>
-      <w:pPr>
-        <w:shd w:val="clear" w:color="auto" w:fill="F2F2F2"/>
-        <w:spacing w:line="276" w:lineRule="auto" w:before="0" w:after="0"/>
-        <w:ind w:firstLine="0" w:left="360"/>
-      </w:pPr>
-      <w:r>
-        <w:rPr>
-          <w:rFonts w:ascii="Consolas" w:hAnsi="Consolas" w:eastAsia="宋体"/>
-          <w:sz w:val="18"/>
-        </w:rPr>
-        <w:t xml:space="preserve">        ├── accept_changes.py # 接受所有追踪修订</w:t>
-      </w:r>
-    </w:p>
-    <w:p>
-      <w:pPr>
-        <w:shd w:val="clear" w:color="auto" w:fill="F2F2F2"/>
-        <w:spacing w:line="276" w:lineRule="auto" w:before="0" w:after="0"/>
-        <w:ind w:firstLine="0" w:left="360"/>
-      </w:pPr>
-      <w:r>
-        <w:rPr>
-          <w:rFonts w:ascii="Consolas" w:hAnsi="Consolas" w:eastAsia="宋体"/>
-          <w:sz w:val="18"/>
-        </w:rPr>
-        <w:t xml:space="preserve">        ├── comment.py        # 批注管理</w:t>
-      </w:r>
-    </w:p>
-    <w:p>
-      <w:pPr>
-        <w:shd w:val="clear" w:color="auto" w:fill="F2F2F2"/>
-        <w:spacing w:line="276" w:lineRule="auto" w:before="0" w:after="0"/>
-        <w:ind w:firstLine="0" w:left="360"/>
-      </w:pPr>
-      <w:r>
-        <w:rPr>
-          <w:rFonts w:ascii="Consolas" w:hAnsi="Consolas" w:eastAsia="宋体"/>
-          <w:sz w:val="18"/>
-        </w:rPr>
-        <w:t xml:space="preserve">        ├── templates/        # 批注 XML 模板</w:t>
-      </w:r>
-    </w:p>
-    <w:p>
-      <w:pPr>
-        <w:shd w:val="clear" w:color="auto" w:fill="F2F2F2"/>
-        <w:spacing w:line="276" w:lineRule="auto" w:before="0" w:after="0"/>
-        <w:ind w:firstLine="0" w:left="360"/>
-      </w:pPr>
-      <w:r>
-        <w:rPr>
-          <w:rFonts w:ascii="Consolas" w:hAnsi="Consolas" w:eastAsia="宋体"/>
-          <w:sz w:val="18"/>
-        </w:rPr>
-        <w:t xml:space="preserve">        └── office/           # 验证与转换工具</w:t>
-      </w:r>
-    </w:p>
-    <w:p>
-      <w:pPr>
-        <w:shd w:val="clear" w:color="auto" w:fill="F2F2F2"/>
-        <w:spacing w:line="276" w:lineRule="auto" w:before="0" w:after="0"/>
-        <w:ind w:firstLine="0" w:left="360"/>
-      </w:pPr>
-      <w:r>
-        <w:rPr>
-          <w:rFonts w:ascii="Consolas" w:hAnsi="Consolas" w:eastAsia="宋体"/>
-          <w:sz w:val="18"/>
-        </w:rPr>
-        <w:t xml:space="preserve">            ├── word2pdf.py   # Windows Word（COM）渲染 PDF</w:t>
-      </w:r>
-    </w:p>
-    <w:p>
-      <w:pPr>
-        <w:shd w:val="clear" w:color="auto" w:fill="F2F2F2"/>
-        <w:spacing w:line="276" w:lineRule="auto" w:before="0" w:after="0"/>
-        <w:ind w:firstLine="0" w:left="360"/>
-      </w:pPr>
-      <w:r>
-        <w:rPr>
-          <w:rFonts w:ascii="Consolas" w:hAnsi="Consolas" w:eastAsia="宋体"/>
-          <w:sz w:val="18"/>
-        </w:rPr>
-        <w:t xml:space="preserve">            ├── soffice.py    # LibreOffice 跨平台调用</w:t>
-      </w:r>
-    </w:p>
-    <w:p>
-      <w:pPr>
-        <w:shd w:val="clear" w:color="auto" w:fill="F2F2F2"/>
-        <w:spacing w:line="276" w:lineRule="auto" w:before="0" w:after="0"/>
-        <w:ind w:firstLine="0" w:left="360"/>
-      </w:pPr>
-      <w:r>
-        <w:rPr>
-          <w:rFonts w:ascii="Consolas" w:hAnsi="Consolas" w:eastAsia="宋体"/>
-          <w:sz w:val="18"/>
-        </w:rPr>
-        <w:t xml:space="preserve">            ├── validate.py   # XSD 模式验证入口</w:t>
-      </w:r>
-    </w:p>
-    <w:p>
-      <w:pPr>
-        <w:shd w:val="clear" w:color="auto" w:fill="F2F2F2"/>
-        <w:spacing w:line="276" w:lineRule="auto" w:before="0" w:after="0"/>
-        <w:ind w:firstLine="0" w:left="360"/>
-      </w:pPr>
-      <w:r>
-        <w:rPr>
-          <w:rFonts w:ascii="Consolas" w:hAnsi="Consolas" w:eastAsia="宋体"/>
-          <w:sz w:val="18"/>
-        </w:rPr>
-        <w:t xml:space="preserve">            ├── helpers/      # 通用辅助函数包</w:t>
-      </w:r>
-    </w:p>
-    <w:p>
-      <w:pPr>
-        <w:shd w:val="clear" w:color="auto" w:fill="F2F2F2"/>
-        <w:spacing w:line="276" w:lineRule="auto" w:before="0" w:after="0"/>
-        <w:ind w:firstLine="0" w:left="360"/>
-      </w:pPr>
-      <w:r>
-        <w:rPr>
-          <w:rFonts w:ascii="Consolas" w:hAnsi="Consolas" w:eastAsia="宋体"/>
-          <w:sz w:val="18"/>
-        </w:rPr>
-        <w:t xml:space="preserve">            ├── schemas/      # OOXML 模式文件</w:t>
-      </w:r>
-    </w:p>
-    <w:p>
-      <w:pPr>
-        <w:shd w:val="clear" w:color="auto" w:fill="F2F2F2"/>
-        <w:spacing w:line="276" w:lineRule="auto" w:before="0" w:after="0"/>
-        <w:ind w:firstLine="0" w:left="360"/>
-      </w:pPr>
-      <w:r>
-        <w:rPr>
-          <w:rFonts w:ascii="Consolas" w:hAnsi="Consolas" w:eastAsia="宋体"/>
-          <w:sz w:val="18"/>
-        </w:rPr>
-        <w:t xml:space="preserve">            └── validators/   # 验证器</w:t>
-      </w:r>
-    </w:p>
-    <w:p>
-      <w:pPr>
-        <w:pStyle w:val="Heading1"/>
-        <w:spacing w:line="360" w:lineRule="auto" w:before="480" w:after="120"/>
-        <w:ind w:firstLine="0"/>
-        <w:jc w:val="left"/>
-      </w:pPr>
-      <w:r>
-        <w:t>八、安装</w:t>
-      </w:r>
-    </w:p>
-    <w:p>
-      <w:pPr>
-        <w:pStyle w:val="Heading2"/>
-        <w:spacing w:line="360" w:lineRule="auto" w:before="240" w:after="120"/>
-        <w:ind w:firstLine="0"/>
-        <w:jc w:val="left"/>
-      </w:pPr>
-      <w:r>
-        <w:t>8.1 方式一：npx skills（推荐）</w:t>
-      </w:r>
-    </w:p>
-    <w:p>
-      <w:pPr>
-        <w:spacing w:line="360" w:lineRule="auto"/>
-        <w:ind w:firstLine="480"/>
-        <w:jc w:val="both"/>
-      </w:pPr>
-      <w:r>
-        <w:rPr>
-          <w:rFonts w:ascii="Times New Roman" w:hAnsi="Times New Roman" w:eastAsia="宋体"/>
-          <w:b w:val="0"/>
-          <w:sz w:val="24"/>
-        </w:rPr>
-        <w:t>在命令行执行：</w:t>
-      </w:r>
-    </w:p>
-    <w:p>
-      <w:pPr>
-        <w:shd w:val="clear" w:color="auto" w:fill="F2F2F2"/>
-        <w:spacing w:line="276" w:lineRule="auto" w:before="0" w:after="0"/>
-        <w:ind w:firstLine="0" w:left="360"/>
-      </w:pPr>
-      <w:r>
-        <w:rPr>
-          <w:rFonts w:ascii="Consolas" w:hAnsi="Consolas" w:eastAsia="宋体"/>
-          <w:sz w:val="18"/>
-        </w:rPr>
-        <w:t>npx skills add https://github.com/CP-here/docx-formatter-skill --skill docx-formatter</w:t>
-      </w:r>
-    </w:p>
-    <w:p>
-      <w:pPr>
-        <w:pStyle w:val="Heading2"/>
-        <w:spacing w:line="360" w:lineRule="auto" w:before="240" w:after="120"/>
-        <w:ind w:firstLine="0"/>
-        <w:jc w:val="left"/>
-      </w:pPr>
-      <w:r>
-        <w:t>8.2 方式二：复制到项目目录（随仓库携带）</w:t>
-      </w:r>
-    </w:p>
-    <w:p>
-      <w:pPr>
-        <w:spacing w:line="360" w:lineRule="auto"/>
-        <w:ind w:firstLine="480"/>
-        <w:jc w:val="both"/>
-      </w:pPr>
-      <w:r>
-        <w:rPr>
-          <w:rFonts w:ascii="Times New Roman" w:hAnsi="Times New Roman" w:eastAsia="宋体"/>
-          <w:b w:val="0"/>
-          <w:sz w:val="24"/>
-        </w:rPr>
-        <w:t>若希望某个项目内的 AI 助手都遵循本技能的排版规则，把 docx-formatter/ 目录复制到该项目的技能目录，目录名与 SKILL.md 中 name 字段保持一致：</w:t>
-      </w:r>
-    </w:p>
-    <w:p>
-      <w:pPr>
-        <w:spacing w:before="240" w:after="120"/>
-        <w:ind w:firstLine="0"/>
-        <w:jc w:val="center"/>
-      </w:pPr>
-      <w:r>
-        <w:rPr>
-          <w:rFonts w:ascii="宋体" w:hAnsi="宋体" w:eastAsia="宋体"/>
-          <w:b/>
-          <w:sz w:val="21"/>
-        </w:rPr>
-        <w:t>表14</w:t>
-      </w:r>
-      <w:r>
-        <w:rPr>
-          <w:rFonts w:ascii="宋体" w:hAnsi="宋体" w:eastAsia="宋体"/>
-          <w:b w:val="0"/>
-          <w:sz w:val="21"/>
-        </w:rPr>
-        <w:t xml:space="preserve">　</w:t>
-      </w:r>
-      <w:r>
-        <w:rPr>
-          <w:rFonts w:ascii="宋体" w:hAnsi="宋体" w:eastAsia="宋体"/>
-          <w:b w:val="0"/>
-          <w:sz w:val="21"/>
-        </w:rPr>
-        <w:t>项目级技能目录</w:t>
-      </w:r>
-    </w:p>
-    <w:tbl>
-      <w:tblPr>
-        <w:tblStyle w:val="TableGrid"/>
-        <w:tblW w:type="dxa" w:w="8164"/>
-        <w:jc w:val="center"/>
-        <w:tblBorders>
-          <w:top w:val="single" w:sz="4" w:space="0" w:color="000000"/>
-          <w:left w:val="single" w:sz="4" w:space="0" w:color="000000"/>
-          <w:bottom w:val="single" w:sz="4" w:space="0" w:color="000000"/>
-          <w:right w:val="single" w:sz="4" w:space="0" w:color="000000"/>
-          <w:insideH w:val="single" w:sz="4" w:space="0" w:color="000000"/>
-          <w:insideV w:val="single" w:sz="4" w:space="0" w:color="000000"/>
-        </w:tblBorders>
-        <w:tblLayout w:type="fixed"/>
-        <w:tblLook w:firstColumn="1" w:firstRow="1" w:lastColumn="0" w:lastRow="0" w:noHBand="0" w:noVBand="1" w:val="04A0"/>
-      </w:tblPr>
-      <w:tblGrid>
-        <w:gridCol w:w="1701"/>
-        <w:gridCol w:w="6463"/>
-      </w:tblGrid>
-      <w:tr>
-        <w:tc>
-          <w:tcPr>
-            <w:tcW w:type="dxa" w:w="1701"/>
-            <w:shd w:val="clear" w:color="auto" w:fill="D9D9D9"/>
-            <w:tcMar>
-              <w:top w:w="60" w:type="dxa"/>
-              <w:left w:w="60" w:type="dxa"/>
-              <w:bottom w:w="60" w:type="dxa"/>
-              <w:right w:w="60" w:type="dxa"/>
-            </w:tcMar>
-            <w:vAlign w:val="center"/>
-          </w:tcPr>
-          <w:p>
-            <w:pPr>
-              <w:ind w:firstLine="0"/>
-              <w:jc w:val="center"/>
-            </w:pPr>
-            <w:r>
-              <w:rPr>
-                <w:rFonts w:ascii="黑体" w:hAnsi="黑体" w:eastAsia="黑体"/>
-                <w:b/>
-                <w:sz w:val="19"/>
-              </w:rPr>
-              <w:t>客户端</w:t>
-            </w:r>
-          </w:p>
-        </w:tc>
-        <w:tc>
-          <w:tcPr>
-            <w:tcW w:type="dxa" w:w="6463"/>
-            <w:shd w:val="clear" w:color="auto" w:fill="D9D9D9"/>
-            <w:tcMar>
-              <w:top w:w="60" w:type="dxa"/>
-              <w:left w:w="60" w:type="dxa"/>
-              <w:bottom w:w="60" w:type="dxa"/>
-              <w:right w:w="60" w:type="dxa"/>
-            </w:tcMar>
-            <w:vAlign w:val="center"/>
-          </w:tcPr>
-          <w:p>
-            <w:pPr>
-              <w:ind w:firstLine="0"/>
-              <w:jc w:val="center"/>
-            </w:pPr>
-            <w:r>
-              <w:rPr>
-                <w:rFonts w:ascii="黑体" w:hAnsi="黑体" w:eastAsia="黑体"/>
-                <w:b/>
-                <w:sz w:val="19"/>
-              </w:rPr>
-              <w:t>项目级路径</w:t>
-            </w:r>
-          </w:p>
-        </w:tc>
-      </w:tr>
-      <w:tr>
-        <w:tc>
-          <w:tcPr>
-            <w:tcW w:type="dxa" w:w="1701"/>
-            <w:tcMar>
-              <w:top w:w="60" w:type="dxa"/>
-              <w:left w:w="60" w:type="dxa"/>
-              <w:bottom w:w="60" w:type="dxa"/>
-              <w:right w:w="60" w:type="dxa"/>
-            </w:tcMar>
-            <w:vAlign w:val="center"/>
-          </w:tcPr>
-          <w:p>
-            <w:pPr>
-              <w:ind w:firstLine="0"/>
-              <w:jc w:val="center"/>
-            </w:pPr>
-            <w:r>
-              <w:rPr>
-                <w:rFonts w:ascii="宋体" w:hAnsi="宋体" w:eastAsia="宋体"/>
-                <w:b w:val="0"/>
-                <w:sz w:val="19"/>
-              </w:rPr>
-              <w:t>Claude Code</w:t>
-            </w:r>
-          </w:p>
-        </w:tc>
-        <w:tc>
-          <w:tcPr>
-            <w:tcW w:type="dxa" w:w="6463"/>
-            <w:tcMar>
-              <w:top w:w="60" w:type="dxa"/>
-              <w:left w:w="60" w:type="dxa"/>
-              <w:bottom w:w="60" w:type="dxa"/>
-              <w:right w:w="60" w:type="dxa"/>
-            </w:tcMar>
-            <w:vAlign w:val="center"/>
-          </w:tcPr>
-          <w:p>
-            <w:pPr>
-              <w:ind w:firstLine="0"/>
-              <w:jc w:val="left"/>
-            </w:pPr>
-            <w:r>
-              <w:rPr>
-                <w:rFonts w:ascii="宋体" w:hAnsi="宋体" w:eastAsia="宋体"/>
-                <w:b w:val="0"/>
-                <w:sz w:val="19"/>
-              </w:rPr>
-              <w:t>&lt;项目&gt;/.claude/skills/docx-formatter/</w:t>
-            </w:r>
-          </w:p>
-        </w:tc>
-      </w:tr>
-      <w:tr>
-        <w:tc>
-          <w:tcPr>
-            <w:tcW w:type="dxa" w:w="1701"/>
-            <w:tcMar>
-              <w:top w:w="60" w:type="dxa"/>
-              <w:left w:w="60" w:type="dxa"/>
-              <w:bottom w:w="60" w:type="dxa"/>
-              <w:right w:w="60" w:type="dxa"/>
-            </w:tcMar>
-            <w:vAlign w:val="center"/>
-          </w:tcPr>
-          <w:p>
-            <w:pPr>
-              <w:ind w:firstLine="0"/>
-              <w:jc w:val="center"/>
-            </w:pPr>
-            <w:r>
-              <w:rPr>
-                <w:rFonts w:ascii="宋体" w:hAnsi="宋体" w:eastAsia="宋体"/>
-                <w:b w:val="0"/>
-                <w:sz w:val="19"/>
-              </w:rPr>
-              <w:t>Codex</w:t>
-            </w:r>
-          </w:p>
-        </w:tc>
-        <w:tc>
-          <w:tcPr>
-            <w:tcW w:type="dxa" w:w="6463"/>
-            <w:tcMar>
-              <w:top w:w="60" w:type="dxa"/>
-              <w:left w:w="60" w:type="dxa"/>
-              <w:bottom w:w="60" w:type="dxa"/>
-              <w:right w:w="60" w:type="dxa"/>
-            </w:tcMar>
-            <w:vAlign w:val="center"/>
-          </w:tcPr>
-          <w:p>
-            <w:pPr>
-              <w:ind w:firstLine="0"/>
-              <w:jc w:val="left"/>
-            </w:pPr>
-            <w:r>
-              <w:rPr>
-                <w:rFonts w:ascii="宋体" w:hAnsi="宋体" w:eastAsia="宋体"/>
-                <w:b w:val="0"/>
-                <w:sz w:val="19"/>
-              </w:rPr>
-              <w:t>&lt;项目&gt;/.codex/skills/docx-formatter/</w:t>
-            </w:r>
-          </w:p>
-        </w:tc>
-      </w:tr>
-      <w:tr>
-        <w:tc>
-          <w:tcPr>
-            <w:tcW w:type="dxa" w:w="1701"/>
-            <w:tcMar>
-              <w:top w:w="60" w:type="dxa"/>
-              <w:left w:w="60" w:type="dxa"/>
-              <w:bottom w:w="60" w:type="dxa"/>
-              <w:right w:w="60" w:type="dxa"/>
-            </w:tcMar>
-            <w:vAlign w:val="center"/>
-          </w:tcPr>
-          <w:p>
-            <w:pPr>
-              <w:ind w:firstLine="0"/>
-              <w:jc w:val="center"/>
-            </w:pPr>
-            <w:r>
-              <w:rPr>
-                <w:rFonts w:ascii="宋体" w:hAnsi="宋体" w:eastAsia="宋体"/>
-                <w:b w:val="0"/>
-                <w:sz w:val="19"/>
-              </w:rPr>
-              <w:t>Cursor</w:t>
-            </w:r>
-          </w:p>
-        </w:tc>
-        <w:tc>
-          <w:tcPr>
-            <w:tcW w:type="dxa" w:w="6463"/>
-            <w:tcMar>
-              <w:top w:w="60" w:type="dxa"/>
-              <w:left w:w="60" w:type="dxa"/>
-              <w:bottom w:w="60" w:type="dxa"/>
-              <w:right w:w="60" w:type="dxa"/>
-            </w:tcMar>
-            <w:vAlign w:val="center"/>
-          </w:tcPr>
-          <w:p>
-            <w:pPr>
-              <w:ind w:firstLine="0"/>
-              <w:jc w:val="left"/>
-            </w:pPr>
-            <w:r>
-              <w:rPr>
-                <w:rFonts w:ascii="宋体" w:hAnsi="宋体" w:eastAsia="宋体"/>
-                <w:b w:val="0"/>
-                <w:sz w:val="19"/>
-              </w:rPr>
-              <w:t>&lt;项目&gt;/.cursor/skills/docx-formatter/</w:t>
-            </w:r>
-          </w:p>
-        </w:tc>
-      </w:tr>
-      <w:tr>
-        <w:tc>
-          <w:tcPr>
-            <w:tcW w:type="dxa" w:w="1701"/>
-            <w:tcMar>
-              <w:top w:w="60" w:type="dxa"/>
-              <w:left w:w="60" w:type="dxa"/>
-              <w:bottom w:w="60" w:type="dxa"/>
-              <w:right w:w="60" w:type="dxa"/>
-            </w:tcMar>
-            <w:vAlign w:val="center"/>
-          </w:tcPr>
-          <w:p>
-            <w:pPr>
-              <w:ind w:firstLine="0"/>
-              <w:jc w:val="center"/>
-            </w:pPr>
-            <w:r>
-              <w:rPr>
-                <w:rFonts w:ascii="宋体" w:hAnsi="宋体" w:eastAsia="宋体"/>
-                <w:b w:val="0"/>
-                <w:sz w:val="19"/>
-              </w:rPr>
-              <w:t>WorkBuddy</w:t>
-            </w:r>
-          </w:p>
-        </w:tc>
-        <w:tc>
-          <w:tcPr>
-            <w:tcW w:type="dxa" w:w="6463"/>
-            <w:tcMar>
-              <w:top w:w="60" w:type="dxa"/>
-              <w:left w:w="60" w:type="dxa"/>
-              <w:bottom w:w="60" w:type="dxa"/>
-              <w:right w:w="60" w:type="dxa"/>
-            </w:tcMar>
-            <w:vAlign w:val="center"/>
-          </w:tcPr>
-          <w:p>
-            <w:pPr>
-              <w:ind w:firstLine="0"/>
-              <w:jc w:val="left"/>
-            </w:pPr>
-            <w:r>
-              <w:rPr>
-                <w:rFonts w:ascii="宋体" w:hAnsi="宋体" w:eastAsia="宋体"/>
-                <w:b w:val="0"/>
-                <w:sz w:val="19"/>
-              </w:rPr>
-              <w:t>&lt;项目&gt;/.workbuddy/skills/docx-formatter/</w:t>
-            </w:r>
-          </w:p>
-        </w:tc>
-      </w:tr>
-      <w:tr>
-        <w:tc>
-          <w:tcPr>
-            <w:tcW w:type="dxa" w:w="1701"/>
-            <w:tcMar>
-              <w:top w:w="60" w:type="dxa"/>
-              <w:left w:w="60" w:type="dxa"/>
-              <w:bottom w:w="60" w:type="dxa"/>
-              <w:right w:w="60" w:type="dxa"/>
-            </w:tcMar>
-            <w:vAlign w:val="center"/>
-          </w:tcPr>
-          <w:p>
-            <w:pPr>
-              <w:ind w:firstLine="0"/>
-              <w:jc w:val="center"/>
-            </w:pPr>
-            <w:r>
-              <w:rPr>
-                <w:rFonts w:ascii="宋体" w:hAnsi="宋体" w:eastAsia="宋体"/>
-                <w:b w:val="0"/>
-                <w:sz w:val="19"/>
-              </w:rPr>
-              <w:t>其他框架</w:t>
-            </w:r>
-          </w:p>
-        </w:tc>
-        <w:tc>
-          <w:tcPr>
-            <w:tcW w:type="dxa" w:w="6463"/>
-            <w:tcMar>
-              <w:top w:w="60" w:type="dxa"/>
-              <w:left w:w="60" w:type="dxa"/>
-              <w:bottom w:w="60" w:type="dxa"/>
-              <w:right w:w="60" w:type="dxa"/>
-            </w:tcMar>
-            <w:vAlign w:val="center"/>
-          </w:tcPr>
-          <w:p>
-            <w:pPr>
-              <w:ind w:firstLine="0"/>
-              <w:jc w:val="left"/>
-            </w:pPr>
-            <w:r>
-              <w:rPr>
-                <w:rFonts w:ascii="宋体" w:hAnsi="宋体" w:eastAsia="宋体"/>
-                <w:b w:val="0"/>
-                <w:sz w:val="19"/>
-              </w:rPr>
-              <w:t>&lt;项目&gt; 下助手能发现 SKILL.md 的任意位置（须放在项目文件夹内）</w:t>
-            </w:r>
-          </w:p>
-        </w:tc>
-      </w:tr>
-    </w:tbl>
-    <w:p>
-      <w:pPr>
-        <w:spacing w:line="360" w:lineRule="auto"/>
-        <w:ind w:firstLine="480"/>
-        <w:jc w:val="both"/>
-      </w:pPr>
-      <w:r>
-        <w:rPr>
-          <w:rFonts w:ascii="Times New Roman" w:hAnsi="Times New Roman" w:eastAsia="宋体"/>
-          <w:b w:val="0"/>
-          <w:sz w:val="24"/>
-        </w:rPr>
-        <w:t>放在项目级的好处是技能随仓库走，提交后每个打开该项目的人都能自动获得这套排版能力。</w:t>
-      </w:r>
-    </w:p>
-    <w:p>
-      <w:pPr>
-        <w:pStyle w:val="Heading2"/>
-        <w:spacing w:line="360" w:lineRule="auto" w:before="240" w:after="120"/>
-        <w:ind w:firstLine="0"/>
-        <w:jc w:val="left"/>
-      </w:pPr>
-      <w:r>
-        <w:t>8.3 方式三：复制到用户级技能目录</w:t>
-      </w:r>
-    </w:p>
-    <w:p>
-      <w:pPr>
-        <w:spacing w:line="360" w:lineRule="auto"/>
-        <w:ind w:firstLine="480"/>
-        <w:jc w:val="both"/>
-      </w:pPr>
-      <w:r>
-        <w:rPr>
-          <w:rFonts w:ascii="Times New Roman" w:hAnsi="Times New Roman" w:eastAsia="宋体"/>
-          <w:b w:val="0"/>
-          <w:sz w:val="24"/>
-        </w:rPr>
-        <w:t>复制到当前用户的技能目录，所有项目通用：</w:t>
+        <w:t>可选功能默认不安装、不检查任何依赖，仅在明确要求对应功能时按需安装：</w:t>
       </w:r>
     </w:p>
     <w:p>
@@ -15075,7 +15083,7 @@
           <w:b w:val="0"/>
           <w:sz w:val="21"/>
         </w:rPr>
-        <w:t>用户级技能目录</w:t>
+        <w:t>可选功能与依赖</w:t>
       </w:r>
     </w:p>
     <w:tbl>
@@ -15095,13 +15103,13 @@
         <w:tblLook w:firstColumn="1" w:firstRow="1" w:lastColumn="0" w:lastRow="0" w:noHBand="0" w:noVBand="1" w:val="04A0"/>
       </w:tblPr>
       <w:tblGrid>
-        <w:gridCol w:w="1701"/>
-        <w:gridCol w:w="6463"/>
+        <w:gridCol w:w="3061"/>
+        <w:gridCol w:w="5103"/>
       </w:tblGrid>
       <w:tr>
         <w:tc>
           <w:tcPr>
-            <w:tcW w:type="dxa" w:w="1701"/>
+            <w:tcW w:type="dxa" w:w="3061"/>
             <w:shd w:val="clear" w:color="auto" w:fill="D9D9D9"/>
             <w:tcMar>
               <w:top w:w="60" w:type="dxa"/>
@@ -15122,13 +15130,13 @@
                 <w:b/>
                 <w:sz w:val="19"/>
               </w:rPr>
-              <w:t>客户端</w:t>
+              <w:t>可选功能</w:t>
             </w:r>
           </w:p>
         </w:tc>
         <w:tc>
           <w:tcPr>
-            <w:tcW w:type="dxa" w:w="6463"/>
+            <w:tcW w:type="dxa" w:w="5103"/>
             <w:shd w:val="clear" w:color="auto" w:fill="D9D9D9"/>
             <w:tcMar>
               <w:top w:w="60" w:type="dxa"/>
@@ -15149,7 +15157,7 @@
                 <w:b/>
                 <w:sz w:val="19"/>
               </w:rPr>
-              <w:t>用户级路径</w:t>
+              <w:t>需要什么</w:t>
             </w:r>
           </w:p>
         </w:tc>
@@ -15157,7 +15165,7 @@
       <w:tr>
         <w:tc>
           <w:tcPr>
-            <w:tcW w:type="dxa" w:w="1701"/>
+            <w:tcW w:type="dxa" w:w="3061"/>
             <w:tcMar>
               <w:top w:w="60" w:type="dxa"/>
               <w:left w:w="60" w:type="dxa"/>
@@ -15177,13 +15185,13 @@
                 <w:b w:val="0"/>
                 <w:sz w:val="19"/>
               </w:rPr>
-              <w:t>Claude Code</w:t>
+              <w:t>PDF 渲染验证（Windows Word 路径）</w:t>
             </w:r>
           </w:p>
         </w:tc>
         <w:tc>
           <w:tcPr>
-            <w:tcW w:type="dxa" w:w="6463"/>
+            <w:tcW w:type="dxa" w:w="5103"/>
             <w:tcMar>
               <w:top w:w="60" w:type="dxa"/>
               <w:left w:w="60" w:type="dxa"/>
@@ -15203,7 +15211,7 @@
                 <w:b w:val="0"/>
                 <w:sz w:val="19"/>
               </w:rPr>
-              <w:t>~/.claude/skills/docx-formatter/</w:t>
+              <w:t>本机 Microsoft Word 与 `pywin32`（`pip install pywin32`）</w:t>
             </w:r>
           </w:p>
         </w:tc>
@@ -15211,7 +15219,7 @@
       <w:tr>
         <w:tc>
           <w:tcPr>
-            <w:tcW w:type="dxa" w:w="1701"/>
+            <w:tcW w:type="dxa" w:w="3061"/>
             <w:tcMar>
               <w:top w:w="60" w:type="dxa"/>
               <w:left w:w="60" w:type="dxa"/>
@@ -15231,13 +15239,13 @@
                 <w:b w:val="0"/>
                 <w:sz w:val="19"/>
               </w:rPr>
-              <w:t>Codex</w:t>
+              <w:t>PDF 渲染验证（LibreOffice 路径）</w:t>
             </w:r>
           </w:p>
         </w:tc>
         <w:tc>
           <w:tcPr>
-            <w:tcW w:type="dxa" w:w="6463"/>
+            <w:tcW w:type="dxa" w:w="5103"/>
             <w:tcMar>
               <w:top w:w="60" w:type="dxa"/>
               <w:left w:w="60" w:type="dxa"/>
@@ -15257,7 +15265,7 @@
                 <w:b w:val="0"/>
                 <w:sz w:val="19"/>
               </w:rPr>
-              <w:t>~/.codex/skills/docx-formatter/</w:t>
+              <w:t>LibreOffice（`soffice` 命令行）</w:t>
             </w:r>
           </w:p>
         </w:tc>
@@ -15265,7 +15273,7 @@
       <w:tr>
         <w:tc>
           <w:tcPr>
-            <w:tcW w:type="dxa" w:w="1701"/>
+            <w:tcW w:type="dxa" w:w="3061"/>
             <w:tcMar>
               <w:top w:w="60" w:type="dxa"/>
               <w:left w:w="60" w:type="dxa"/>
@@ -15285,13 +15293,13 @@
                 <w:b w:val="0"/>
                 <w:sz w:val="19"/>
               </w:rPr>
-              <w:t>Cursor</w:t>
+              <w:t>接受全部追踪修订</w:t>
             </w:r>
           </w:p>
         </w:tc>
         <w:tc>
           <w:tcPr>
-            <w:tcW w:type="dxa" w:w="6463"/>
+            <w:tcW w:type="dxa" w:w="5103"/>
             <w:tcMar>
               <w:top w:w="60" w:type="dxa"/>
               <w:left w:w="60" w:type="dxa"/>
@@ -15311,7 +15319,7 @@
                 <w:b w:val="0"/>
                 <w:sz w:val="19"/>
               </w:rPr>
-              <w:t>~/.cursor/skills/docx-formatter/</w:t>
+              <w:t>LibreOffice</w:t>
             </w:r>
           </w:p>
         </w:tc>
@@ -15319,7 +15327,7 @@
       <w:tr>
         <w:tc>
           <w:tcPr>
-            <w:tcW w:type="dxa" w:w="1701"/>
+            <w:tcW w:type="dxa" w:w="3061"/>
             <w:tcMar>
               <w:top w:w="60" w:type="dxa"/>
               <w:left w:w="60" w:type="dxa"/>
@@ -15339,13 +15347,13 @@
                 <w:b w:val="0"/>
                 <w:sz w:val="19"/>
               </w:rPr>
-              <w:t>WorkBuddy</w:t>
+              <w:t>XSD 模式验证</w:t>
             </w:r>
           </w:p>
         </w:tc>
         <w:tc>
           <w:tcPr>
-            <w:tcW w:type="dxa" w:w="6463"/>
+            <w:tcW w:type="dxa" w:w="5103"/>
             <w:tcMar>
               <w:top w:w="60" w:type="dxa"/>
               <w:left w:w="60" w:type="dxa"/>
@@ -15365,7 +15373,7 @@
                 <w:b w:val="0"/>
                 <w:sz w:val="19"/>
               </w:rPr>
-              <w:t>~/.workbuddy/skills/docx-formatter/</w:t>
+              <w:t>`defusedxml`</w:t>
             </w:r>
           </w:p>
         </w:tc>
@@ -15373,7 +15381,7 @@
       <w:tr>
         <w:tc>
           <w:tcPr>
-            <w:tcW w:type="dxa" w:w="1701"/>
+            <w:tcW w:type="dxa" w:w="3061"/>
             <w:tcMar>
               <w:top w:w="60" w:type="dxa"/>
               <w:left w:w="60" w:type="dxa"/>
@@ -15393,13 +15401,13 @@
                 <w:b w:val="0"/>
                 <w:sz w:val="19"/>
               </w:rPr>
-              <w:t>其他框架</w:t>
+              <w:t>编辑现有文档与批注管理</w:t>
             </w:r>
           </w:p>
         </w:tc>
         <w:tc>
           <w:tcPr>
-            <w:tcW w:type="dxa" w:w="6463"/>
+            <w:tcW w:type="dxa" w:w="5103"/>
             <w:tcMar>
               <w:top w:w="60" w:type="dxa"/>
               <w:left w:w="60" w:type="dxa"/>
@@ -15419,12 +15427,463 @@
                 <w:b w:val="0"/>
                 <w:sz w:val="19"/>
               </w:rPr>
-              <w:t>当前用户主目录下助手能发现 SKILL.md 的任意位置</w:t>
+              <w:t>`defusedxml`</w:t>
+            </w:r>
+          </w:p>
+        </w:tc>
+      </w:tr>
+      <w:tr>
+        <w:tc>
+          <w:tcPr>
+            <w:tcW w:type="dxa" w:w="3061"/>
+            <w:tcMar>
+              <w:top w:w="60" w:type="dxa"/>
+              <w:left w:w="60" w:type="dxa"/>
+              <w:bottom w:w="60" w:type="dxa"/>
+              <w:right w:w="60" w:type="dxa"/>
+            </w:tcMar>
+            <w:vAlign w:val="center"/>
+          </w:tcPr>
+          <w:p>
+            <w:pPr>
+              <w:ind w:firstLine="0"/>
+              <w:jc w:val="center"/>
+            </w:pPr>
+            <w:r>
+              <w:rPr>
+                <w:rFonts w:ascii="宋体" w:hAnsi="宋体" w:eastAsia="宋体"/>
+                <w:b w:val="0"/>
+                <w:sz w:val="19"/>
+              </w:rPr>
+              <w:t>追踪修订核验（validate.py --author）</w:t>
+            </w:r>
+          </w:p>
+        </w:tc>
+        <w:tc>
+          <w:tcPr>
+            <w:tcW w:type="dxa" w:w="5103"/>
+            <w:tcMar>
+              <w:top w:w="60" w:type="dxa"/>
+              <w:left w:w="60" w:type="dxa"/>
+              <w:bottom w:w="60" w:type="dxa"/>
+              <w:right w:w="60" w:type="dxa"/>
+            </w:tcMar>
+            <w:vAlign w:val="center"/>
+          </w:tcPr>
+          <w:p>
+            <w:pPr>
+              <w:ind w:firstLine="0"/>
+              <w:jc w:val="left"/>
+            </w:pPr>
+            <w:r>
+              <w:rPr>
+                <w:rFonts w:ascii="宋体" w:hAnsi="宋体" w:eastAsia="宋体"/>
+                <w:b w:val="0"/>
+                <w:sz w:val="19"/>
+              </w:rPr>
+              <w:t>`git` 命令行</w:t>
             </w:r>
           </w:p>
         </w:tc>
       </w:tr>
     </w:tbl>
+    <w:p>
+      <w:pPr>
+        <w:pStyle w:val="Heading1"/>
+        <w:spacing w:line="360" w:lineRule="auto" w:before="480" w:after="120"/>
+        <w:ind w:firstLine="0"/>
+        <w:jc w:val="left"/>
+      </w:pPr>
+      <w:r>
+        <w:t>七、文件结构</w:t>
+      </w:r>
+    </w:p>
+    <w:p>
+      <w:pPr>
+        <w:shd w:val="clear" w:color="auto" w:fill="F2F2F2"/>
+        <w:spacing w:line="276" w:lineRule="auto" w:before="0" w:after="0"/>
+        <w:ind w:firstLine="0" w:left="360"/>
+      </w:pPr>
+      <w:r>
+        <w:rPr>
+          <w:rFonts w:ascii="Consolas" w:hAnsi="Consolas" w:eastAsia="宋体"/>
+          <w:sz w:val="18"/>
+        </w:rPr>
+        <w:t>docx-formatter/</w:t>
+      </w:r>
+    </w:p>
+    <w:p>
+      <w:pPr>
+        <w:shd w:val="clear" w:color="auto" w:fill="F2F2F2"/>
+        <w:spacing w:line="276" w:lineRule="auto" w:before="0" w:after="0"/>
+        <w:ind w:firstLine="0" w:left="360"/>
+      </w:pPr>
+      <w:r>
+        <w:rPr>
+          <w:rFonts w:ascii="Consolas" w:hAnsi="Consolas" w:eastAsia="宋体"/>
+          <w:sz w:val="18"/>
+        </w:rPr>
+        <w:t>├── SKILL.md                    # 技能指令文件</w:t>
+      </w:r>
+    </w:p>
+    <w:p>
+      <w:pPr>
+        <w:shd w:val="clear" w:color="auto" w:fill="F2F2F2"/>
+        <w:spacing w:line="276" w:lineRule="auto" w:before="0" w:after="0"/>
+        <w:ind w:firstLine="0" w:left="360"/>
+      </w:pPr>
+      <w:r>
+        <w:rPr>
+          <w:rFonts w:ascii="Consolas" w:hAnsi="Consolas" w:eastAsia="宋体"/>
+          <w:sz w:val="18"/>
+        </w:rPr>
+        <w:t>├── README.md                   # 项目说明</w:t>
+      </w:r>
+    </w:p>
+    <w:p>
+      <w:pPr>
+        <w:shd w:val="clear" w:color="auto" w:fill="F2F2F2"/>
+        <w:spacing w:line="276" w:lineRule="auto" w:before="0" w:after="0"/>
+        <w:ind w:firstLine="0" w:left="360"/>
+      </w:pPr>
+      <w:r>
+        <w:rPr>
+          <w:rFonts w:ascii="Consolas" w:hAnsi="Consolas" w:eastAsia="宋体"/>
+          <w:sz w:val="18"/>
+        </w:rPr>
+        <w:t>├── README.docx                 # 排版效果样例（由 scripts/_build_readme_docx.py 生成）</w:t>
+      </w:r>
+    </w:p>
+    <w:p>
+      <w:pPr>
+        <w:shd w:val="clear" w:color="auto" w:fill="F2F2F2"/>
+        <w:spacing w:line="276" w:lineRule="auto" w:before="0" w:after="0"/>
+        <w:ind w:firstLine="0" w:left="360"/>
+      </w:pPr>
+      <w:r>
+        <w:rPr>
+          <w:rFonts w:ascii="Consolas" w:hAnsi="Consolas" w:eastAsia="宋体"/>
+          <w:sz w:val="18"/>
+        </w:rPr>
+        <w:t>├── README.pdf                  # README.docx 的 PDF 渲染结果（由 scripts/optional/office/word2pdf.py 生成）</w:t>
+      </w:r>
+    </w:p>
+    <w:p>
+      <w:pPr>
+        <w:shd w:val="clear" w:color="auto" w:fill="F2F2F2"/>
+        <w:spacing w:line="276" w:lineRule="auto" w:before="0" w:after="0"/>
+        <w:ind w:firstLine="0" w:left="360"/>
+      </w:pPr>
+      <w:r>
+        <w:rPr>
+          <w:rFonts w:ascii="Consolas" w:hAnsi="Consolas" w:eastAsia="宋体"/>
+          <w:sz w:val="18"/>
+        </w:rPr>
+        <w:t>├── assets/</w:t>
+      </w:r>
+    </w:p>
+    <w:p>
+      <w:pPr>
+        <w:shd w:val="clear" w:color="auto" w:fill="F2F2F2"/>
+        <w:spacing w:line="276" w:lineRule="auto" w:before="0" w:after="0"/>
+        <w:ind w:firstLine="0" w:left="360"/>
+      </w:pPr>
+      <w:r>
+        <w:rPr>
+          <w:rFonts w:ascii="Consolas" w:hAnsi="Consolas" w:eastAsia="宋体"/>
+          <w:sz w:val="18"/>
+        </w:rPr>
+        <w:t>│   └── effect-overview.png     # README 开头的技能效果示意图</w:t>
+      </w:r>
+    </w:p>
+    <w:p>
+      <w:pPr>
+        <w:shd w:val="clear" w:color="auto" w:fill="F2F2F2"/>
+        <w:spacing w:line="276" w:lineRule="auto" w:before="0" w:after="0"/>
+        <w:ind w:firstLine="0" w:left="360"/>
+      </w:pPr>
+      <w:r>
+        <w:rPr>
+          <w:rFonts w:ascii="Consolas" w:hAnsi="Consolas" w:eastAsia="宋体"/>
+          <w:sz w:val="18"/>
+        </w:rPr>
+        <w:t>├── LICENSE</w:t>
+      </w:r>
+    </w:p>
+    <w:p>
+      <w:pPr>
+        <w:shd w:val="clear" w:color="auto" w:fill="F2F2F2"/>
+        <w:spacing w:line="276" w:lineRule="auto" w:before="0" w:after="0"/>
+        <w:ind w:firstLine="0" w:left="360"/>
+      </w:pPr>
+      <w:r>
+        <w:rPr>
+          <w:rFonts w:ascii="Consolas" w:hAnsi="Consolas" w:eastAsia="宋体"/>
+          <w:sz w:val="18"/>
+        </w:rPr>
+        <w:t>└── scripts/</w:t>
+      </w:r>
+    </w:p>
+    <w:p>
+      <w:pPr>
+        <w:shd w:val="clear" w:color="auto" w:fill="F2F2F2"/>
+        <w:spacing w:line="276" w:lineRule="auto" w:before="0" w:after="0"/>
+        <w:ind w:firstLine="0" w:left="360"/>
+      </w:pPr>
+      <w:r>
+        <w:rPr>
+          <w:rFonts w:ascii="Consolas" w:hAnsi="Consolas" w:eastAsia="宋体"/>
+          <w:sz w:val="18"/>
+        </w:rPr>
+        <w:t xml:space="preserve">    ├── docx_layout_kit.py    # 文档构建库，排版与公式插入</w:t>
+      </w:r>
+    </w:p>
+    <w:p>
+      <w:pPr>
+        <w:shd w:val="clear" w:color="auto" w:fill="F2F2F2"/>
+        <w:spacing w:line="276" w:lineRule="auto" w:before="0" w:after="0"/>
+        <w:ind w:firstLine="0" w:left="360"/>
+      </w:pPr>
+      <w:r>
+        <w:rPr>
+          <w:rFonts w:ascii="Consolas" w:hAnsi="Consolas" w:eastAsia="宋体"/>
+          <w:sz w:val="18"/>
+        </w:rPr>
+        <w:t xml:space="preserve">    ├── omml_math_kit.py      # OMML 数学元素构建器</w:t>
+      </w:r>
+    </w:p>
+    <w:p>
+      <w:pPr>
+        <w:shd w:val="clear" w:color="auto" w:fill="F2F2F2"/>
+        <w:spacing w:line="276" w:lineRule="auto" w:before="0" w:after="0"/>
+        <w:ind w:firstLine="0" w:left="360"/>
+      </w:pPr>
+      <w:r>
+        <w:rPr>
+          <w:rFonts w:ascii="Consolas" w:hAnsi="Consolas" w:eastAsia="宋体"/>
+          <w:sz w:val="18"/>
+        </w:rPr>
+        <w:t xml:space="preserve">    ├── formula_templates.py  # 预定义公式模板</w:t>
+      </w:r>
+    </w:p>
+    <w:p>
+      <w:pPr>
+        <w:shd w:val="clear" w:color="auto" w:fill="F2F2F2"/>
+        <w:spacing w:line="276" w:lineRule="auto" w:before="0" w:after="0"/>
+        <w:ind w:firstLine="0" w:left="360"/>
+      </w:pPr>
+      <w:r>
+        <w:rPr>
+          <w:rFonts w:ascii="Consolas" w:hAnsi="Consolas" w:eastAsia="宋体"/>
+          <w:sz w:val="18"/>
+        </w:rPr>
+        <w:t xml:space="preserve">    ├── docx_validator.py     # 轻量验证脚本</w:t>
+      </w:r>
+    </w:p>
+    <w:p>
+      <w:pPr>
+        <w:shd w:val="clear" w:color="auto" w:fill="F2F2F2"/>
+        <w:spacing w:line="276" w:lineRule="auto" w:before="0" w:after="0"/>
+        <w:ind w:firstLine="0" w:left="360"/>
+      </w:pPr>
+      <w:r>
+        <w:rPr>
+          <w:rFonts w:ascii="Consolas" w:hAnsi="Consolas" w:eastAsia="宋体"/>
+          <w:sz w:val="18"/>
+        </w:rPr>
+        <w:t xml:space="preserve">    ├── _build_readme_docx.py # 标准骨架范例，生成文档前先阅读</w:t>
+      </w:r>
+    </w:p>
+    <w:p>
+      <w:pPr>
+        <w:shd w:val="clear" w:color="auto" w:fill="F2F2F2"/>
+        <w:spacing w:line="276" w:lineRule="auto" w:before="0" w:after="0"/>
+        <w:ind w:firstLine="0" w:left="360"/>
+      </w:pPr>
+      <w:r>
+        <w:rPr>
+          <w:rFonts w:ascii="Consolas" w:hAnsi="Consolas" w:eastAsia="宋体"/>
+          <w:sz w:val="18"/>
+        </w:rPr>
+        <w:t xml:space="preserve">    └── optional/             # 可选功能脚本</w:t>
+      </w:r>
+    </w:p>
+    <w:p>
+      <w:pPr>
+        <w:shd w:val="clear" w:color="auto" w:fill="F2F2F2"/>
+        <w:spacing w:line="276" w:lineRule="auto" w:before="0" w:after="0"/>
+        <w:ind w:firstLine="0" w:left="360"/>
+      </w:pPr>
+      <w:r>
+        <w:rPr>
+          <w:rFonts w:ascii="Consolas" w:hAnsi="Consolas" w:eastAsia="宋体"/>
+          <w:sz w:val="18"/>
+        </w:rPr>
+        <w:t xml:space="preserve">        ├── merge_runs.py     # 合并碎片 run</w:t>
+      </w:r>
+    </w:p>
+    <w:p>
+      <w:pPr>
+        <w:shd w:val="clear" w:color="auto" w:fill="F2F2F2"/>
+        <w:spacing w:line="276" w:lineRule="auto" w:before="0" w:after="0"/>
+        <w:ind w:firstLine="0" w:left="360"/>
+      </w:pPr>
+      <w:r>
+        <w:rPr>
+          <w:rFonts w:ascii="Consolas" w:hAnsi="Consolas" w:eastAsia="宋体"/>
+          <w:sz w:val="18"/>
+        </w:rPr>
+        <w:t xml:space="preserve">        ├── accept_changes.py # 接受所有追踪修订</w:t>
+      </w:r>
+    </w:p>
+    <w:p>
+      <w:pPr>
+        <w:shd w:val="clear" w:color="auto" w:fill="F2F2F2"/>
+        <w:spacing w:line="276" w:lineRule="auto" w:before="0" w:after="0"/>
+        <w:ind w:firstLine="0" w:left="360"/>
+      </w:pPr>
+      <w:r>
+        <w:rPr>
+          <w:rFonts w:ascii="Consolas" w:hAnsi="Consolas" w:eastAsia="宋体"/>
+          <w:sz w:val="18"/>
+        </w:rPr>
+        <w:t xml:space="preserve">        ├── comment.py        # 批注管理</w:t>
+      </w:r>
+    </w:p>
+    <w:p>
+      <w:pPr>
+        <w:shd w:val="clear" w:color="auto" w:fill="F2F2F2"/>
+        <w:spacing w:line="276" w:lineRule="auto" w:before="0" w:after="0"/>
+        <w:ind w:firstLine="0" w:left="360"/>
+      </w:pPr>
+      <w:r>
+        <w:rPr>
+          <w:rFonts w:ascii="Consolas" w:hAnsi="Consolas" w:eastAsia="宋体"/>
+          <w:sz w:val="18"/>
+        </w:rPr>
+        <w:t xml:space="preserve">        ├── templates/        # 批注 XML 模板</w:t>
+      </w:r>
+    </w:p>
+    <w:p>
+      <w:pPr>
+        <w:shd w:val="clear" w:color="auto" w:fill="F2F2F2"/>
+        <w:spacing w:line="276" w:lineRule="auto" w:before="0" w:after="0"/>
+        <w:ind w:firstLine="0" w:left="360"/>
+      </w:pPr>
+      <w:r>
+        <w:rPr>
+          <w:rFonts w:ascii="Consolas" w:hAnsi="Consolas" w:eastAsia="宋体"/>
+          <w:sz w:val="18"/>
+        </w:rPr>
+        <w:t xml:space="preserve">        └── office/           # 验证与转换工具</w:t>
+      </w:r>
+    </w:p>
+    <w:p>
+      <w:pPr>
+        <w:shd w:val="clear" w:color="auto" w:fill="F2F2F2"/>
+        <w:spacing w:line="276" w:lineRule="auto" w:before="0" w:after="0"/>
+        <w:ind w:firstLine="0" w:left="360"/>
+      </w:pPr>
+      <w:r>
+        <w:rPr>
+          <w:rFonts w:ascii="Consolas" w:hAnsi="Consolas" w:eastAsia="宋体"/>
+          <w:sz w:val="18"/>
+        </w:rPr>
+        <w:t xml:space="preserve">            ├── word2pdf.py   # Windows Word（COM）渲染 PDF</w:t>
+      </w:r>
+    </w:p>
+    <w:p>
+      <w:pPr>
+        <w:shd w:val="clear" w:color="auto" w:fill="F2F2F2"/>
+        <w:spacing w:line="276" w:lineRule="auto" w:before="0" w:after="0"/>
+        <w:ind w:firstLine="0" w:left="360"/>
+      </w:pPr>
+      <w:r>
+        <w:rPr>
+          <w:rFonts w:ascii="Consolas" w:hAnsi="Consolas" w:eastAsia="宋体"/>
+          <w:sz w:val="18"/>
+        </w:rPr>
+        <w:t xml:space="preserve">            ├── soffice.py    # LibreOffice 跨平台调用</w:t>
+      </w:r>
+    </w:p>
+    <w:p>
+      <w:pPr>
+        <w:shd w:val="clear" w:color="auto" w:fill="F2F2F2"/>
+        <w:spacing w:line="276" w:lineRule="auto" w:before="0" w:after="0"/>
+        <w:ind w:firstLine="0" w:left="360"/>
+      </w:pPr>
+      <w:r>
+        <w:rPr>
+          <w:rFonts w:ascii="Consolas" w:hAnsi="Consolas" w:eastAsia="宋体"/>
+          <w:sz w:val="18"/>
+        </w:rPr>
+        <w:t xml:space="preserve">            ├── validate.py   # XSD 模式验证入口</w:t>
+      </w:r>
+    </w:p>
+    <w:p>
+      <w:pPr>
+        <w:shd w:val="clear" w:color="auto" w:fill="F2F2F2"/>
+        <w:spacing w:line="276" w:lineRule="auto" w:before="0" w:after="0"/>
+        <w:ind w:firstLine="0" w:left="360"/>
+      </w:pPr>
+      <w:r>
+        <w:rPr>
+          <w:rFonts w:ascii="Consolas" w:hAnsi="Consolas" w:eastAsia="宋体"/>
+          <w:sz w:val="18"/>
+        </w:rPr>
+        <w:t xml:space="preserve">            ├── helpers/      # 通用辅助函数包</w:t>
+      </w:r>
+    </w:p>
+    <w:p>
+      <w:pPr>
+        <w:shd w:val="clear" w:color="auto" w:fill="F2F2F2"/>
+        <w:spacing w:line="276" w:lineRule="auto" w:before="0" w:after="0"/>
+        <w:ind w:firstLine="0" w:left="360"/>
+      </w:pPr>
+      <w:r>
+        <w:rPr>
+          <w:rFonts w:ascii="Consolas" w:hAnsi="Consolas" w:eastAsia="宋体"/>
+          <w:sz w:val="18"/>
+        </w:rPr>
+        <w:t xml:space="preserve">            ├── schemas/      # OOXML 模式文件</w:t>
+      </w:r>
+    </w:p>
+    <w:p>
+      <w:pPr>
+        <w:shd w:val="clear" w:color="auto" w:fill="F2F2F2"/>
+        <w:spacing w:line="276" w:lineRule="auto" w:before="0" w:after="0"/>
+        <w:ind w:firstLine="0" w:left="360"/>
+      </w:pPr>
+      <w:r>
+        <w:rPr>
+          <w:rFonts w:ascii="Consolas" w:hAnsi="Consolas" w:eastAsia="宋体"/>
+          <w:sz w:val="18"/>
+        </w:rPr>
+        <w:t xml:space="preserve">            └── validators/   # 验证器</w:t>
+      </w:r>
+    </w:p>
+    <w:p>
+      <w:pPr>
+        <w:pStyle w:val="Heading1"/>
+        <w:spacing w:line="360" w:lineRule="auto" w:before="480" w:after="120"/>
+        <w:ind w:firstLine="0"/>
+        <w:jc w:val="left"/>
+      </w:pPr>
+      <w:r>
+        <w:t>八、安装</w:t>
+      </w:r>
+    </w:p>
+    <w:p>
+      <w:pPr>
+        <w:pStyle w:val="Heading2"/>
+        <w:spacing w:line="360" w:lineRule="auto" w:before="240" w:after="120"/>
+        <w:ind w:firstLine="0"/>
+        <w:jc w:val="left"/>
+      </w:pPr>
+      <w:r>
+        <w:t>8.1 方式一：让 Agent 帮你装（推荐）</w:t>
+      </w:r>
+    </w:p>
     <w:p>
       <w:pPr>
         <w:spacing w:line="360" w:lineRule="auto"/>
@@ -15437,7 +15896,734 @@
           <w:b w:val="0"/>
           <w:sz w:val="24"/>
         </w:rPr>
-        <w:t>放在用户级的好处是当前用户的所有项目都能用，无需逐个项目复制；安装后在对话中以斜杠引用该技能，例如 /docx-formatter。安装完成后重启助手会话，使技能索引刷新。</w:t>
+        <w:t>在聊天窗口中直接输入“帮我安装 https://github.com/CP-here/docx-formatter-skill”，让 Agent 安装；安装完成后直接让它用本技能排版即可。</w:t>
+      </w:r>
+    </w:p>
+    <w:p>
+      <w:pPr>
+        <w:pStyle w:val="Heading2"/>
+        <w:spacing w:line="360" w:lineRule="auto" w:before="240" w:after="120"/>
+        <w:ind w:firstLine="0"/>
+        <w:jc w:val="left"/>
+      </w:pPr>
+      <w:r>
+        <w:t>8.2 方式二：下载 Release 压缩包</w:t>
+      </w:r>
+    </w:p>
+    <w:p>
+      <w:pPr>
+        <w:spacing w:line="360" w:lineRule="auto"/>
+        <w:ind w:firstLine="480"/>
+        <w:jc w:val="both"/>
+      </w:pPr>
+      <w:r>
+        <w:rPr>
+          <w:rFonts w:ascii="Times New Roman" w:hAnsi="Times New Roman" w:eastAsia="宋体"/>
+          <w:b w:val="0"/>
+          <w:sz w:val="24"/>
+        </w:rPr>
+        <w:t>从 Releases 页面的 Assets 下载 `docx-formatter.zip`，按客户端类型安装：</w:t>
+      </w:r>
+    </w:p>
+    <w:p>
+      <w:pPr>
+        <w:spacing w:line="360" w:lineRule="auto" w:after="140"/>
+        <w:ind w:firstLine="480"/>
+        <w:jc w:val="both"/>
+      </w:pPr>
+      <w:r>
+        <w:rPr>
+          <w:rFonts w:ascii="Times New Roman" w:hAnsi="Times New Roman" w:eastAsia="宋体"/>
+          <w:b/>
+          <w:sz w:val="24"/>
+        </w:rPr>
+        <w:t>支持上传技能压缩包或技能市场的客户端：</w:t>
+      </w:r>
+      <w:r>
+        <w:rPr>
+          <w:rFonts w:ascii="Times New Roman" w:hAnsi="Times New Roman" w:eastAsia="宋体"/>
+          <w:b w:val="0"/>
+          <w:sz w:val="24"/>
+        </w:rPr>
+        <w:t>腾讯 WorkBuddy（SkillHub 上传 zip）、豆包桌面版 / 豆包工作（技能·连接器面板）、阿里千问办公 / QoderWork、通义桌面 agent、Kimi Work、智谱 AutoGLM / AutoClaw、百度 DuMate（百度搭子）、阶跃 AI 桌面 / OpenClaw、有道 LobsterAI（技能商店 / 本地导入）、飞书 AI、TRAE Work、扣子 Coze 等，将 zip 或解压后的技能文件夹按各客户端“上传技能 / 导入 Skill / 本地技能”入口添加即可；</w:t>
+      </w:r>
+    </w:p>
+    <w:p>
+      <w:pPr>
+        <w:spacing w:line="360" w:lineRule="auto" w:after="140"/>
+        <w:ind w:firstLine="480"/>
+        <w:jc w:val="both"/>
+      </w:pPr>
+      <w:r>
+        <w:rPr>
+          <w:rFonts w:ascii="Times New Roman" w:hAnsi="Times New Roman" w:eastAsia="宋体"/>
+          <w:b/>
+          <w:sz w:val="24"/>
+        </w:rPr>
+        <w:t>代码或 agent 类客户端：</w:t>
+      </w:r>
+      <w:r>
+        <w:rPr>
+          <w:rFonts w:ascii="Times New Roman" w:hAnsi="Times New Roman" w:eastAsia="宋体"/>
+          <w:b w:val="0"/>
+          <w:sz w:val="24"/>
+        </w:rPr>
+        <w:t>腾讯 CodeBuddy、字节 TRAE、DeepSeek Harness、OpenCode，以及兼容 Claude / Cursor 技能格式的客户端，将解压后的 `docx-formatter/` 放入对应技能目录（如 `~/.claude/skills/`、`~/.cursor/skills/`、项目内 `.agents/skills/` 等）；</w:t>
+      </w:r>
+    </w:p>
+    <w:p>
+      <w:pPr>
+        <w:spacing w:line="360" w:lineRule="auto" w:after="140"/>
+        <w:ind w:firstLine="480"/>
+        <w:jc w:val="both"/>
+      </w:pPr>
+      <w:r>
+        <w:rPr>
+          <w:rFonts w:ascii="Times New Roman" w:hAnsi="Times New Roman" w:eastAsia="宋体"/>
+          <w:b/>
+          <w:sz w:val="24"/>
+        </w:rPr>
+        <w:t>其他不支持手动安装技能的桌面助手：</w:t>
+      </w:r>
+      <w:r>
+        <w:rPr>
+          <w:rFonts w:ascii="Times New Roman" w:hAnsi="Times New Roman" w:eastAsia="宋体"/>
+          <w:b w:val="0"/>
+          <w:sz w:val="24"/>
+        </w:rPr>
+        <w:t>如 ChatGPT 桌面版、统信 UOS AI、Chatbox 及各厂商“电脑版 / 桌面版”对话客户端，可直接提供 zip 文件让 Agent 自行安装。</w:t>
+      </w:r>
+    </w:p>
+    <w:p>
+      <w:pPr>
+        <w:spacing w:line="360" w:lineRule="auto"/>
+        <w:ind w:firstLine="480"/>
+        <w:jc w:val="both"/>
+      </w:pPr>
+      <w:r>
+        <w:rPr>
+          <w:rFonts w:ascii="Times New Roman" w:hAnsi="Times New Roman" w:eastAsia="宋体"/>
+          <w:b w:val="0"/>
+          <w:sz w:val="24"/>
+        </w:rPr>
+        <w:t>该压缩包已剔除样例文档与展示图，仅保留运行所需的 `SKILL.md`、`scripts/` 与 `LICENSE`。</w:t>
+      </w:r>
+    </w:p>
+    <w:p>
+      <w:pPr>
+        <w:pStyle w:val="Heading2"/>
+        <w:spacing w:line="360" w:lineRule="auto" w:before="240" w:after="120"/>
+        <w:ind w:firstLine="0"/>
+        <w:jc w:val="left"/>
+      </w:pPr>
+      <w:r>
+        <w:t>8.3 方式三：从仓库复制</w:t>
+      </w:r>
+    </w:p>
+    <w:p>
+      <w:pPr>
+        <w:spacing w:line="360" w:lineRule="auto"/>
+        <w:ind w:firstLine="480"/>
+        <w:jc w:val="both"/>
+      </w:pPr>
+      <w:r>
+        <w:rPr>
+          <w:rFonts w:ascii="Times New Roman" w:hAnsi="Times New Roman" w:eastAsia="宋体"/>
+          <w:b w:val="0"/>
+          <w:sz w:val="24"/>
+        </w:rPr>
+        <w:t>`git clone` 本仓库后，把仓库根目录整体复制到技能目录即可，目录名与 SKILL.md 中 name 字段保持一致。项目级与用户级路径如下：</w:t>
+      </w:r>
+    </w:p>
+    <w:p>
+      <w:pPr>
+        <w:spacing w:before="240" w:after="120"/>
+        <w:ind w:firstLine="0"/>
+        <w:jc w:val="center"/>
+      </w:pPr>
+      <w:r>
+        <w:rPr>
+          <w:rFonts w:ascii="宋体" w:hAnsi="宋体" w:eastAsia="宋体"/>
+          <w:b/>
+          <w:sz w:val="21"/>
+        </w:rPr>
+        <w:t>表16</w:t>
+      </w:r>
+      <w:r>
+        <w:rPr>
+          <w:rFonts w:ascii="宋体" w:hAnsi="宋体" w:eastAsia="宋体"/>
+          <w:b w:val="0"/>
+          <w:sz w:val="21"/>
+        </w:rPr>
+        <w:t xml:space="preserve">　</w:t>
+      </w:r>
+      <w:r>
+        <w:rPr>
+          <w:rFonts w:ascii="宋体" w:hAnsi="宋体" w:eastAsia="宋体"/>
+          <w:b w:val="0"/>
+          <w:sz w:val="21"/>
+        </w:rPr>
+        <w:t>项目级与用户级技能目录</w:t>
+      </w:r>
+    </w:p>
+    <w:tbl>
+      <w:tblPr>
+        <w:tblStyle w:val="TableGrid"/>
+        <w:tblW w:type="dxa" w:w="8164"/>
+        <w:jc w:val="center"/>
+        <w:tblBorders>
+          <w:top w:val="single" w:sz="4" w:space="0" w:color="000000"/>
+          <w:left w:val="single" w:sz="4" w:space="0" w:color="000000"/>
+          <w:bottom w:val="single" w:sz="4" w:space="0" w:color="000000"/>
+          <w:right w:val="single" w:sz="4" w:space="0" w:color="000000"/>
+          <w:insideH w:val="single" w:sz="4" w:space="0" w:color="000000"/>
+          <w:insideV w:val="single" w:sz="4" w:space="0" w:color="000000"/>
+        </w:tblBorders>
+        <w:tblLayout w:type="fixed"/>
+        <w:tblLook w:firstColumn="1" w:firstRow="1" w:lastColumn="0" w:lastRow="0" w:noHBand="0" w:noVBand="1" w:val="04A0"/>
+      </w:tblPr>
+      <w:tblGrid>
+        <w:gridCol w:w="1474"/>
+        <w:gridCol w:w="3628"/>
+        <w:gridCol w:w="3062"/>
+      </w:tblGrid>
+      <w:tr>
+        <w:tc>
+          <w:tcPr>
+            <w:tcW w:type="dxa" w:w="1474"/>
+            <w:shd w:val="clear" w:color="auto" w:fill="D9D9D9"/>
+            <w:tcMar>
+              <w:top w:w="60" w:type="dxa"/>
+              <w:left w:w="60" w:type="dxa"/>
+              <w:bottom w:w="60" w:type="dxa"/>
+              <w:right w:w="60" w:type="dxa"/>
+            </w:tcMar>
+            <w:vAlign w:val="center"/>
+          </w:tcPr>
+          <w:p>
+            <w:pPr>
+              <w:ind w:firstLine="0"/>
+              <w:jc w:val="center"/>
+            </w:pPr>
+            <w:r>
+              <w:rPr>
+                <w:rFonts w:ascii="黑体" w:hAnsi="黑体" w:eastAsia="黑体"/>
+                <w:b/>
+                <w:sz w:val="18"/>
+              </w:rPr>
+              <w:t>客户端</w:t>
+            </w:r>
+          </w:p>
+        </w:tc>
+        <w:tc>
+          <w:tcPr>
+            <w:tcW w:type="dxa" w:w="3628"/>
+            <w:shd w:val="clear" w:color="auto" w:fill="D9D9D9"/>
+            <w:tcMar>
+              <w:top w:w="60" w:type="dxa"/>
+              <w:left w:w="60" w:type="dxa"/>
+              <w:bottom w:w="60" w:type="dxa"/>
+              <w:right w:w="60" w:type="dxa"/>
+            </w:tcMar>
+            <w:vAlign w:val="center"/>
+          </w:tcPr>
+          <w:p>
+            <w:pPr>
+              <w:ind w:firstLine="0"/>
+              <w:jc w:val="center"/>
+            </w:pPr>
+            <w:r>
+              <w:rPr>
+                <w:rFonts w:ascii="黑体" w:hAnsi="黑体" w:eastAsia="黑体"/>
+                <w:b/>
+                <w:sz w:val="18"/>
+              </w:rPr>
+              <w:t>项目级路径</w:t>
+            </w:r>
+          </w:p>
+        </w:tc>
+        <w:tc>
+          <w:tcPr>
+            <w:tcW w:type="dxa" w:w="3062"/>
+            <w:shd w:val="clear" w:color="auto" w:fill="D9D9D9"/>
+            <w:tcMar>
+              <w:top w:w="60" w:type="dxa"/>
+              <w:left w:w="60" w:type="dxa"/>
+              <w:bottom w:w="60" w:type="dxa"/>
+              <w:right w:w="60" w:type="dxa"/>
+            </w:tcMar>
+            <w:vAlign w:val="center"/>
+          </w:tcPr>
+          <w:p>
+            <w:pPr>
+              <w:ind w:firstLine="0"/>
+              <w:jc w:val="center"/>
+            </w:pPr>
+            <w:r>
+              <w:rPr>
+                <w:rFonts w:ascii="黑体" w:hAnsi="黑体" w:eastAsia="黑体"/>
+                <w:b/>
+                <w:sz w:val="18"/>
+              </w:rPr>
+              <w:t>用户级路径</w:t>
+            </w:r>
+          </w:p>
+        </w:tc>
+      </w:tr>
+      <w:tr>
+        <w:tc>
+          <w:tcPr>
+            <w:tcW w:type="dxa" w:w="1474"/>
+            <w:tcMar>
+              <w:top w:w="60" w:type="dxa"/>
+              <w:left w:w="60" w:type="dxa"/>
+              <w:bottom w:w="60" w:type="dxa"/>
+              <w:right w:w="60" w:type="dxa"/>
+            </w:tcMar>
+            <w:vAlign w:val="center"/>
+          </w:tcPr>
+          <w:p>
+            <w:pPr>
+              <w:ind w:firstLine="0"/>
+              <w:jc w:val="center"/>
+            </w:pPr>
+            <w:r>
+              <w:rPr>
+                <w:rFonts w:ascii="宋体" w:hAnsi="宋体" w:eastAsia="宋体"/>
+                <w:b w:val="0"/>
+                <w:sz w:val="18"/>
+              </w:rPr>
+              <w:t>Claude Code</w:t>
+            </w:r>
+          </w:p>
+        </w:tc>
+        <w:tc>
+          <w:tcPr>
+            <w:tcW w:type="dxa" w:w="3628"/>
+            <w:tcMar>
+              <w:top w:w="60" w:type="dxa"/>
+              <w:left w:w="60" w:type="dxa"/>
+              <w:bottom w:w="60" w:type="dxa"/>
+              <w:right w:w="60" w:type="dxa"/>
+            </w:tcMar>
+            <w:vAlign w:val="center"/>
+          </w:tcPr>
+          <w:p>
+            <w:pPr>
+              <w:ind w:firstLine="0"/>
+              <w:jc w:val="center"/>
+            </w:pPr>
+            <w:r>
+              <w:rPr>
+                <w:rFonts w:ascii="宋体" w:hAnsi="宋体" w:eastAsia="宋体"/>
+                <w:b w:val="0"/>
+                <w:sz w:val="18"/>
+              </w:rPr>
+              <w:t>`&lt;项目&gt;/.claude/skills/docx-formatter/`</w:t>
+            </w:r>
+          </w:p>
+        </w:tc>
+        <w:tc>
+          <w:tcPr>
+            <w:tcW w:type="dxa" w:w="3062"/>
+            <w:tcMar>
+              <w:top w:w="60" w:type="dxa"/>
+              <w:left w:w="60" w:type="dxa"/>
+              <w:bottom w:w="60" w:type="dxa"/>
+              <w:right w:w="60" w:type="dxa"/>
+            </w:tcMar>
+            <w:vAlign w:val="center"/>
+          </w:tcPr>
+          <w:p>
+            <w:pPr>
+              <w:ind w:firstLine="0"/>
+              <w:jc w:val="left"/>
+            </w:pPr>
+            <w:r>
+              <w:rPr>
+                <w:rFonts w:ascii="宋体" w:hAnsi="宋体" w:eastAsia="宋体"/>
+                <w:b w:val="0"/>
+                <w:sz w:val="18"/>
+              </w:rPr>
+              <w:t>`~/.claude/skills/docx-formatter/`</w:t>
+            </w:r>
+          </w:p>
+        </w:tc>
+      </w:tr>
+      <w:tr>
+        <w:tc>
+          <w:tcPr>
+            <w:tcW w:type="dxa" w:w="1474"/>
+            <w:tcMar>
+              <w:top w:w="60" w:type="dxa"/>
+              <w:left w:w="60" w:type="dxa"/>
+              <w:bottom w:w="60" w:type="dxa"/>
+              <w:right w:w="60" w:type="dxa"/>
+            </w:tcMar>
+            <w:vAlign w:val="center"/>
+          </w:tcPr>
+          <w:p>
+            <w:pPr>
+              <w:ind w:firstLine="0"/>
+              <w:jc w:val="center"/>
+            </w:pPr>
+            <w:r>
+              <w:rPr>
+                <w:rFonts w:ascii="宋体" w:hAnsi="宋体" w:eastAsia="宋体"/>
+                <w:b w:val="0"/>
+                <w:sz w:val="18"/>
+              </w:rPr>
+              <w:t>Codex</w:t>
+            </w:r>
+          </w:p>
+        </w:tc>
+        <w:tc>
+          <w:tcPr>
+            <w:tcW w:type="dxa" w:w="3628"/>
+            <w:tcMar>
+              <w:top w:w="60" w:type="dxa"/>
+              <w:left w:w="60" w:type="dxa"/>
+              <w:bottom w:w="60" w:type="dxa"/>
+              <w:right w:w="60" w:type="dxa"/>
+            </w:tcMar>
+            <w:vAlign w:val="center"/>
+          </w:tcPr>
+          <w:p>
+            <w:pPr>
+              <w:ind w:firstLine="0"/>
+              <w:jc w:val="center"/>
+            </w:pPr>
+            <w:r>
+              <w:rPr>
+                <w:rFonts w:ascii="宋体" w:hAnsi="宋体" w:eastAsia="宋体"/>
+                <w:b w:val="0"/>
+                <w:sz w:val="18"/>
+              </w:rPr>
+              <w:t>`&lt;项目&gt;/.codex/skills/docx-formatter/`</w:t>
+            </w:r>
+          </w:p>
+        </w:tc>
+        <w:tc>
+          <w:tcPr>
+            <w:tcW w:type="dxa" w:w="3062"/>
+            <w:tcMar>
+              <w:top w:w="60" w:type="dxa"/>
+              <w:left w:w="60" w:type="dxa"/>
+              <w:bottom w:w="60" w:type="dxa"/>
+              <w:right w:w="60" w:type="dxa"/>
+            </w:tcMar>
+            <w:vAlign w:val="center"/>
+          </w:tcPr>
+          <w:p>
+            <w:pPr>
+              <w:ind w:firstLine="0"/>
+              <w:jc w:val="left"/>
+            </w:pPr>
+            <w:r>
+              <w:rPr>
+                <w:rFonts w:ascii="宋体" w:hAnsi="宋体" w:eastAsia="宋体"/>
+                <w:b w:val="0"/>
+                <w:sz w:val="18"/>
+              </w:rPr>
+              <w:t>`~/.codex/skills/docx-formatter/`</w:t>
+            </w:r>
+          </w:p>
+        </w:tc>
+      </w:tr>
+      <w:tr>
+        <w:tc>
+          <w:tcPr>
+            <w:tcW w:type="dxa" w:w="1474"/>
+            <w:tcMar>
+              <w:top w:w="60" w:type="dxa"/>
+              <w:left w:w="60" w:type="dxa"/>
+              <w:bottom w:w="60" w:type="dxa"/>
+              <w:right w:w="60" w:type="dxa"/>
+            </w:tcMar>
+            <w:vAlign w:val="center"/>
+          </w:tcPr>
+          <w:p>
+            <w:pPr>
+              <w:ind w:firstLine="0"/>
+              <w:jc w:val="center"/>
+            </w:pPr>
+            <w:r>
+              <w:rPr>
+                <w:rFonts w:ascii="宋体" w:hAnsi="宋体" w:eastAsia="宋体"/>
+                <w:b w:val="0"/>
+                <w:sz w:val="18"/>
+              </w:rPr>
+              <w:t>Cursor</w:t>
+            </w:r>
+          </w:p>
+        </w:tc>
+        <w:tc>
+          <w:tcPr>
+            <w:tcW w:type="dxa" w:w="3628"/>
+            <w:tcMar>
+              <w:top w:w="60" w:type="dxa"/>
+              <w:left w:w="60" w:type="dxa"/>
+              <w:bottom w:w="60" w:type="dxa"/>
+              <w:right w:w="60" w:type="dxa"/>
+            </w:tcMar>
+            <w:vAlign w:val="center"/>
+          </w:tcPr>
+          <w:p>
+            <w:pPr>
+              <w:ind w:firstLine="0"/>
+              <w:jc w:val="center"/>
+            </w:pPr>
+            <w:r>
+              <w:rPr>
+                <w:rFonts w:ascii="宋体" w:hAnsi="宋体" w:eastAsia="宋体"/>
+                <w:b w:val="0"/>
+                <w:sz w:val="18"/>
+              </w:rPr>
+              <w:t>`&lt;项目&gt;/.cursor/skills/docx-formatter/`</w:t>
+            </w:r>
+          </w:p>
+        </w:tc>
+        <w:tc>
+          <w:tcPr>
+            <w:tcW w:type="dxa" w:w="3062"/>
+            <w:tcMar>
+              <w:top w:w="60" w:type="dxa"/>
+              <w:left w:w="60" w:type="dxa"/>
+              <w:bottom w:w="60" w:type="dxa"/>
+              <w:right w:w="60" w:type="dxa"/>
+            </w:tcMar>
+            <w:vAlign w:val="center"/>
+          </w:tcPr>
+          <w:p>
+            <w:pPr>
+              <w:ind w:firstLine="0"/>
+              <w:jc w:val="left"/>
+            </w:pPr>
+            <w:r>
+              <w:rPr>
+                <w:rFonts w:ascii="宋体" w:hAnsi="宋体" w:eastAsia="宋体"/>
+                <w:b w:val="0"/>
+                <w:sz w:val="18"/>
+              </w:rPr>
+              <w:t>`~/.cursor/skills/docx-formatter/`</w:t>
+            </w:r>
+          </w:p>
+        </w:tc>
+      </w:tr>
+      <w:tr>
+        <w:tc>
+          <w:tcPr>
+            <w:tcW w:type="dxa" w:w="1474"/>
+            <w:tcMar>
+              <w:top w:w="60" w:type="dxa"/>
+              <w:left w:w="60" w:type="dxa"/>
+              <w:bottom w:w="60" w:type="dxa"/>
+              <w:right w:w="60" w:type="dxa"/>
+            </w:tcMar>
+            <w:vAlign w:val="center"/>
+          </w:tcPr>
+          <w:p>
+            <w:pPr>
+              <w:ind w:firstLine="0"/>
+              <w:jc w:val="center"/>
+            </w:pPr>
+            <w:r>
+              <w:rPr>
+                <w:rFonts w:ascii="宋体" w:hAnsi="宋体" w:eastAsia="宋体"/>
+                <w:b w:val="0"/>
+                <w:sz w:val="18"/>
+              </w:rPr>
+              <w:t>WorkBuddy</w:t>
+            </w:r>
+          </w:p>
+        </w:tc>
+        <w:tc>
+          <w:tcPr>
+            <w:tcW w:type="dxa" w:w="3628"/>
+            <w:tcMar>
+              <w:top w:w="60" w:type="dxa"/>
+              <w:left w:w="60" w:type="dxa"/>
+              <w:bottom w:w="60" w:type="dxa"/>
+              <w:right w:w="60" w:type="dxa"/>
+            </w:tcMar>
+            <w:vAlign w:val="center"/>
+          </w:tcPr>
+          <w:p>
+            <w:pPr>
+              <w:ind w:firstLine="0"/>
+              <w:jc w:val="center"/>
+            </w:pPr>
+            <w:r>
+              <w:rPr>
+                <w:rFonts w:ascii="宋体" w:hAnsi="宋体" w:eastAsia="宋体"/>
+                <w:b w:val="0"/>
+                <w:sz w:val="18"/>
+              </w:rPr>
+              <w:t>`&lt;项目&gt;/.workbuddy/skills/docx-formatter/`</w:t>
+            </w:r>
+          </w:p>
+        </w:tc>
+        <w:tc>
+          <w:tcPr>
+            <w:tcW w:type="dxa" w:w="3062"/>
+            <w:tcMar>
+              <w:top w:w="60" w:type="dxa"/>
+              <w:left w:w="60" w:type="dxa"/>
+              <w:bottom w:w="60" w:type="dxa"/>
+              <w:right w:w="60" w:type="dxa"/>
+            </w:tcMar>
+            <w:vAlign w:val="center"/>
+          </w:tcPr>
+          <w:p>
+            <w:pPr>
+              <w:ind w:firstLine="0"/>
+              <w:jc w:val="left"/>
+            </w:pPr>
+            <w:r>
+              <w:rPr>
+                <w:rFonts w:ascii="宋体" w:hAnsi="宋体" w:eastAsia="宋体"/>
+                <w:b w:val="0"/>
+                <w:sz w:val="18"/>
+              </w:rPr>
+              <w:t>`~/.workbuddy/skills/docx-formatter/`</w:t>
+            </w:r>
+          </w:p>
+        </w:tc>
+      </w:tr>
+      <w:tr>
+        <w:tc>
+          <w:tcPr>
+            <w:tcW w:type="dxa" w:w="1474"/>
+            <w:tcMar>
+              <w:top w:w="60" w:type="dxa"/>
+              <w:left w:w="60" w:type="dxa"/>
+              <w:bottom w:w="60" w:type="dxa"/>
+              <w:right w:w="60" w:type="dxa"/>
+            </w:tcMar>
+            <w:vAlign w:val="center"/>
+          </w:tcPr>
+          <w:p>
+            <w:pPr>
+              <w:ind w:firstLine="0"/>
+              <w:jc w:val="center"/>
+            </w:pPr>
+            <w:r>
+              <w:rPr>
+                <w:rFonts w:ascii="宋体" w:hAnsi="宋体" w:eastAsia="宋体"/>
+                <w:b w:val="0"/>
+                <w:sz w:val="18"/>
+              </w:rPr>
+              <w:t>其他框架</w:t>
+            </w:r>
+          </w:p>
+        </w:tc>
+        <w:tc>
+          <w:tcPr>
+            <w:tcW w:type="dxa" w:w="3628"/>
+            <w:tcMar>
+              <w:top w:w="60" w:type="dxa"/>
+              <w:left w:w="60" w:type="dxa"/>
+              <w:bottom w:w="60" w:type="dxa"/>
+              <w:right w:w="60" w:type="dxa"/>
+            </w:tcMar>
+            <w:vAlign w:val="center"/>
+          </w:tcPr>
+          <w:p>
+            <w:pPr>
+              <w:ind w:firstLine="0"/>
+              <w:jc w:val="center"/>
+            </w:pPr>
+            <w:r>
+              <w:rPr>
+                <w:rFonts w:ascii="宋体" w:hAnsi="宋体" w:eastAsia="宋体"/>
+                <w:b w:val="0"/>
+                <w:sz w:val="18"/>
+              </w:rPr>
+              <w:t>`&lt;项目&gt;` 下助手能发现 `SKILL.md` 的任意位置（须放在项目文件夹内）</w:t>
+            </w:r>
+          </w:p>
+        </w:tc>
+        <w:tc>
+          <w:tcPr>
+            <w:tcW w:type="dxa" w:w="3062"/>
+            <w:tcMar>
+              <w:top w:w="60" w:type="dxa"/>
+              <w:left w:w="60" w:type="dxa"/>
+              <w:bottom w:w="60" w:type="dxa"/>
+              <w:right w:w="60" w:type="dxa"/>
+            </w:tcMar>
+            <w:vAlign w:val="center"/>
+          </w:tcPr>
+          <w:p>
+            <w:pPr>
+              <w:ind w:firstLine="0"/>
+              <w:jc w:val="left"/>
+            </w:pPr>
+            <w:r>
+              <w:rPr>
+                <w:rFonts w:ascii="宋体" w:hAnsi="宋体" w:eastAsia="宋体"/>
+                <w:b w:val="0"/>
+                <w:sz w:val="18"/>
+              </w:rPr>
+              <w:t>当前用户主目录下助手能发现 `SKILL.md` 的任意位置</w:t>
+            </w:r>
+          </w:p>
+        </w:tc>
+      </w:tr>
+    </w:tbl>
+    <w:p>
+      <w:pPr>
+        <w:spacing w:line="360" w:lineRule="auto"/>
+        <w:ind w:firstLine="480"/>
+        <w:jc w:val="both"/>
+      </w:pPr>
+      <w:r>
+        <w:rPr>
+          <w:rFonts w:ascii="Times New Roman" w:hAnsi="Times New Roman" w:eastAsia="宋体"/>
+          <w:b w:val="0"/>
+          <w:sz w:val="24"/>
+        </w:rPr>
+        <w:t>放在项目级的好处是技能随仓库走，提交后每个打开该项目的人都能自动获得这套排版能力；放在用户级的好处是当前用户的所有项目都能用，无需逐个项目复制，安装后在对话中以斜杠引用该技能，例如 `/docx-formatter`。</w:t>
+      </w:r>
+    </w:p>
+    <w:p>
+      <w:pPr>
+        <w:pStyle w:val="Heading2"/>
+        <w:spacing w:line="360" w:lineRule="auto" w:before="240" w:after="120"/>
+        <w:ind w:firstLine="0"/>
+        <w:jc w:val="left"/>
+      </w:pPr>
+      <w:r>
+        <w:t>8.4 方式四：npx</w:t>
+      </w:r>
+    </w:p>
+    <w:p>
+      <w:pPr>
+        <w:shd w:val="clear" w:color="auto" w:fill="F2F2F2"/>
+        <w:spacing w:line="276" w:lineRule="auto" w:before="0" w:after="0"/>
+        <w:ind w:firstLine="0" w:left="360"/>
+      </w:pPr>
+      <w:r>
+        <w:rPr>
+          <w:rFonts w:ascii="Consolas" w:hAnsi="Consolas" w:eastAsia="宋体"/>
+          <w:sz w:val="18"/>
+        </w:rPr>
+        <w:t>npx skills add https://github.com/CP-here/docx-formatter-skill --skill docx-formatter</w:t>
+      </w:r>
+    </w:p>
+    <w:p>
+      <w:pPr>
+        <w:spacing w:line="360" w:lineRule="auto"/>
+        <w:ind w:firstLine="480"/>
+        <w:jc w:val="both"/>
+      </w:pPr>
+      <w:r>
+        <w:rPr>
+          <w:rFonts w:ascii="Times New Roman" w:hAnsi="Times New Roman" w:eastAsia="宋体"/>
+          <w:b w:val="0"/>
+          <w:sz w:val="24"/>
+        </w:rPr>
+        <w:t>安装完成后重启助手会话，使技能索引刷新。</w:t>
       </w:r>
     </w:p>
     <w:p>

--- a/README.docx
+++ b/README.docx
@@ -16006,7 +16006,7 @@
           <w:b w:val="0"/>
           <w:sz w:val="24"/>
         </w:rPr>
-        <w:t>该压缩包已剔除样例文档与展示图，仅保留运行所需的 `SKILL.md`、`scripts/` 与 `LICENSE`。</w:t>
+        <w:t>该压缩包已剔除样例文档与展示图，仅保留运行所需的 `README.md`、`SKILL.md`、`scripts/` 与 `LICENSE`。</w:t>
       </w:r>
     </w:p>
     <w:p>

--- a/README.docx
+++ b/README.docx
@@ -305,7 +305,771 @@
         <w:jc w:val="left"/>
       </w:pPr>
       <w:r>
-        <w:t>一、功能矩阵</w:t>
+        <w:t>一、安装</w:t>
+      </w:r>
+    </w:p>
+    <w:p>
+      <w:pPr>
+        <w:pStyle w:val="Heading2"/>
+        <w:spacing w:line="360" w:lineRule="auto" w:before="240" w:after="120"/>
+        <w:ind w:firstLine="0"/>
+        <w:jc w:val="left"/>
+      </w:pPr>
+      <w:r>
+        <w:t>1.1 方式一：让 Agent 帮你装（推荐）</w:t>
+      </w:r>
+    </w:p>
+    <w:p>
+      <w:pPr>
+        <w:spacing w:line="360" w:lineRule="auto"/>
+        <w:ind w:firstLine="480"/>
+        <w:jc w:val="both"/>
+      </w:pPr>
+      <w:r>
+        <w:rPr>
+          <w:rFonts w:ascii="Times New Roman" w:hAnsi="Times New Roman" w:eastAsia="宋体"/>
+          <w:b w:val="0"/>
+          <w:sz w:val="24"/>
+        </w:rPr>
+        <w:t>在聊天窗口中直接输入“帮我安装 https://github.com/CP-here/docx-formatter-skill”，让 Agent 安装；安装完成后直接让它用本技能排版即可。</w:t>
+      </w:r>
+    </w:p>
+    <w:p>
+      <w:pPr>
+        <w:pStyle w:val="Heading2"/>
+        <w:spacing w:line="360" w:lineRule="auto" w:before="240" w:after="120"/>
+        <w:ind w:firstLine="0"/>
+        <w:jc w:val="left"/>
+      </w:pPr>
+      <w:r>
+        <w:t>1.2 方式二：下载 Release 压缩包</w:t>
+      </w:r>
+    </w:p>
+    <w:p>
+      <w:pPr>
+        <w:spacing w:line="360" w:lineRule="auto"/>
+        <w:ind w:firstLine="480"/>
+        <w:jc w:val="both"/>
+      </w:pPr>
+      <w:r>
+        <w:rPr>
+          <w:rFonts w:ascii="Times New Roman" w:hAnsi="Times New Roman" w:eastAsia="宋体"/>
+          <w:b w:val="0"/>
+          <w:sz w:val="24"/>
+        </w:rPr>
+        <w:t>从 Releases 页面的 Assets 下载 `docx-formatter.zip`，按客户端类型安装：</w:t>
+      </w:r>
+    </w:p>
+    <w:p>
+      <w:pPr>
+        <w:spacing w:line="360" w:lineRule="auto" w:after="140"/>
+        <w:ind w:firstLine="480"/>
+        <w:jc w:val="both"/>
+      </w:pPr>
+      <w:r>
+        <w:rPr>
+          <w:rFonts w:ascii="Times New Roman" w:hAnsi="Times New Roman" w:eastAsia="宋体"/>
+          <w:b/>
+          <w:sz w:val="24"/>
+        </w:rPr>
+        <w:t>支持上传技能压缩包或技能市场的客户端：</w:t>
+      </w:r>
+      <w:r>
+        <w:rPr>
+          <w:rFonts w:ascii="Times New Roman" w:hAnsi="Times New Roman" w:eastAsia="宋体"/>
+          <w:b w:val="0"/>
+          <w:sz w:val="24"/>
+        </w:rPr>
+        <w:t>腾讯 WorkBuddy（SkillHub 上传 zip）、豆包桌面版 / 豆包工作（技能·连接器面板）、阿里千问办公 / QoderWork、通义桌面 agent、Kimi Work、智谱 AutoGLM / AutoClaw、百度 DuMate（百度搭子）、阶跃 AI 桌面 / OpenClaw、有道 LobsterAI（技能商店 / 本地导入）、飞书 AI、TRAE Work、扣子 Coze 等，将 zip 或解压后的技能文件夹按各客户端“上传技能 / 导入 Skill / 本地技能”入口添加即可；</w:t>
+      </w:r>
+    </w:p>
+    <w:p>
+      <w:pPr>
+        <w:spacing w:line="360" w:lineRule="auto" w:after="140"/>
+        <w:ind w:firstLine="480"/>
+        <w:jc w:val="both"/>
+      </w:pPr>
+      <w:r>
+        <w:rPr>
+          <w:rFonts w:ascii="Times New Roman" w:hAnsi="Times New Roman" w:eastAsia="宋体"/>
+          <w:b/>
+          <w:sz w:val="24"/>
+        </w:rPr>
+        <w:t>代码或 agent 类客户端：</w:t>
+      </w:r>
+      <w:r>
+        <w:rPr>
+          <w:rFonts w:ascii="Times New Roman" w:hAnsi="Times New Roman" w:eastAsia="宋体"/>
+          <w:b w:val="0"/>
+          <w:sz w:val="24"/>
+        </w:rPr>
+        <w:t>腾讯 CodeBuddy、字节 TRAE、DeepSeek Harness、OpenCode，以及兼容 Claude / Cursor 技能格式的客户端，将解压后的 `docx-formatter/` 放入对应技能目录（如 `~/.claude/skills/`、`~/.cursor/skills/`、项目内 `.agents/skills/` 等）；</w:t>
+      </w:r>
+    </w:p>
+    <w:p>
+      <w:pPr>
+        <w:spacing w:line="360" w:lineRule="auto" w:after="140"/>
+        <w:ind w:firstLine="480"/>
+        <w:jc w:val="both"/>
+      </w:pPr>
+      <w:r>
+        <w:rPr>
+          <w:rFonts w:ascii="Times New Roman" w:hAnsi="Times New Roman" w:eastAsia="宋体"/>
+          <w:b/>
+          <w:sz w:val="24"/>
+        </w:rPr>
+        <w:t>其他不支持手动安装技能的桌面助手：</w:t>
+      </w:r>
+      <w:r>
+        <w:rPr>
+          <w:rFonts w:ascii="Times New Roman" w:hAnsi="Times New Roman" w:eastAsia="宋体"/>
+          <w:b w:val="0"/>
+          <w:sz w:val="24"/>
+        </w:rPr>
+        <w:t>如 ChatGPT 桌面版、统信 UOS AI、Chatbox 及各厂商“电脑版 / 桌面版”对话客户端，可直接提供 zip 文件让 Agent 自行安装。</w:t>
+      </w:r>
+    </w:p>
+    <w:p>
+      <w:pPr>
+        <w:spacing w:line="360" w:lineRule="auto"/>
+        <w:ind w:firstLine="480"/>
+        <w:jc w:val="both"/>
+      </w:pPr>
+      <w:r>
+        <w:rPr>
+          <w:rFonts w:ascii="Times New Roman" w:hAnsi="Times New Roman" w:eastAsia="宋体"/>
+          <w:b w:val="0"/>
+          <w:sz w:val="24"/>
+        </w:rPr>
+        <w:t>该压缩包已剔除样例文档与展示图，仅保留运行所需的 `README.md`、`SKILL.md`、`scripts/` 与 `LICENSE`。</w:t>
+      </w:r>
+    </w:p>
+    <w:p>
+      <w:pPr>
+        <w:pStyle w:val="Heading2"/>
+        <w:spacing w:line="360" w:lineRule="auto" w:before="240" w:after="120"/>
+        <w:ind w:firstLine="0"/>
+        <w:jc w:val="left"/>
+      </w:pPr>
+      <w:r>
+        <w:t>1.3 方式三：从仓库复制</w:t>
+      </w:r>
+    </w:p>
+    <w:p>
+      <w:pPr>
+        <w:spacing w:line="360" w:lineRule="auto"/>
+        <w:ind w:firstLine="480"/>
+        <w:jc w:val="both"/>
+      </w:pPr>
+      <w:r>
+        <w:rPr>
+          <w:rFonts w:ascii="Times New Roman" w:hAnsi="Times New Roman" w:eastAsia="宋体"/>
+          <w:b w:val="0"/>
+          <w:sz w:val="24"/>
+        </w:rPr>
+        <w:t>`git clone` 本仓库后，把仓库根目录整体复制到技能目录即可，目录名与 SKILL.md 中 name 字段保持一致。项目级与用户级路径如下：</w:t>
+      </w:r>
+    </w:p>
+    <w:p>
+      <w:pPr>
+        <w:spacing w:before="240" w:after="120"/>
+        <w:ind w:firstLine="0"/>
+        <w:jc w:val="center"/>
+      </w:pPr>
+      <w:r>
+        <w:rPr>
+          <w:rFonts w:ascii="宋体" w:hAnsi="宋体" w:eastAsia="宋体"/>
+          <w:b/>
+          <w:sz w:val="21"/>
+        </w:rPr>
+        <w:t>表1</w:t>
+      </w:r>
+      <w:r>
+        <w:rPr>
+          <w:rFonts w:ascii="宋体" w:hAnsi="宋体" w:eastAsia="宋体"/>
+          <w:b w:val="0"/>
+          <w:sz w:val="21"/>
+        </w:rPr>
+        <w:t xml:space="preserve">　</w:t>
+      </w:r>
+      <w:r>
+        <w:rPr>
+          <w:rFonts w:ascii="宋体" w:hAnsi="宋体" w:eastAsia="宋体"/>
+          <w:b w:val="0"/>
+          <w:sz w:val="21"/>
+        </w:rPr>
+        <w:t>项目级与用户级技能目录</w:t>
+      </w:r>
+    </w:p>
+    <w:tbl>
+      <w:tblPr>
+        <w:tblStyle w:val="TableGrid"/>
+        <w:tblW w:type="dxa" w:w="8164"/>
+        <w:jc w:val="center"/>
+        <w:tblBorders>
+          <w:top w:val="single" w:sz="4" w:space="0" w:color="000000"/>
+          <w:left w:val="single" w:sz="4" w:space="0" w:color="000000"/>
+          <w:bottom w:val="single" w:sz="4" w:space="0" w:color="000000"/>
+          <w:right w:val="single" w:sz="4" w:space="0" w:color="000000"/>
+          <w:insideH w:val="single" w:sz="4" w:space="0" w:color="000000"/>
+          <w:insideV w:val="single" w:sz="4" w:space="0" w:color="000000"/>
+        </w:tblBorders>
+        <w:tblLayout w:type="fixed"/>
+        <w:tblLook w:firstColumn="1" w:firstRow="1" w:lastColumn="0" w:lastRow="0" w:noHBand="0" w:noVBand="1" w:val="04A0"/>
+      </w:tblPr>
+      <w:tblGrid>
+        <w:gridCol w:w="1474"/>
+        <w:gridCol w:w="3628"/>
+        <w:gridCol w:w="3062"/>
+      </w:tblGrid>
+      <w:tr>
+        <w:tc>
+          <w:tcPr>
+            <w:tcW w:type="dxa" w:w="1474"/>
+            <w:shd w:val="clear" w:color="auto" w:fill="D9D9D9"/>
+            <w:tcMar>
+              <w:top w:w="60" w:type="dxa"/>
+              <w:left w:w="60" w:type="dxa"/>
+              <w:bottom w:w="60" w:type="dxa"/>
+              <w:right w:w="60" w:type="dxa"/>
+            </w:tcMar>
+            <w:vAlign w:val="center"/>
+          </w:tcPr>
+          <w:p>
+            <w:pPr>
+              <w:ind w:firstLine="0"/>
+              <w:jc w:val="center"/>
+            </w:pPr>
+            <w:r>
+              <w:rPr>
+                <w:rFonts w:ascii="黑体" w:hAnsi="黑体" w:eastAsia="黑体"/>
+                <w:b/>
+                <w:sz w:val="18"/>
+              </w:rPr>
+              <w:t>客户端</w:t>
+            </w:r>
+          </w:p>
+        </w:tc>
+        <w:tc>
+          <w:tcPr>
+            <w:tcW w:type="dxa" w:w="3628"/>
+            <w:shd w:val="clear" w:color="auto" w:fill="D9D9D9"/>
+            <w:tcMar>
+              <w:top w:w="60" w:type="dxa"/>
+              <w:left w:w="60" w:type="dxa"/>
+              <w:bottom w:w="60" w:type="dxa"/>
+              <w:right w:w="60" w:type="dxa"/>
+            </w:tcMar>
+            <w:vAlign w:val="center"/>
+          </w:tcPr>
+          <w:p>
+            <w:pPr>
+              <w:ind w:firstLine="0"/>
+              <w:jc w:val="center"/>
+            </w:pPr>
+            <w:r>
+              <w:rPr>
+                <w:rFonts w:ascii="黑体" w:hAnsi="黑体" w:eastAsia="黑体"/>
+                <w:b/>
+                <w:sz w:val="18"/>
+              </w:rPr>
+              <w:t>项目级路径</w:t>
+            </w:r>
+          </w:p>
+        </w:tc>
+        <w:tc>
+          <w:tcPr>
+            <w:tcW w:type="dxa" w:w="3062"/>
+            <w:shd w:val="clear" w:color="auto" w:fill="D9D9D9"/>
+            <w:tcMar>
+              <w:top w:w="60" w:type="dxa"/>
+              <w:left w:w="60" w:type="dxa"/>
+              <w:bottom w:w="60" w:type="dxa"/>
+              <w:right w:w="60" w:type="dxa"/>
+            </w:tcMar>
+            <w:vAlign w:val="center"/>
+          </w:tcPr>
+          <w:p>
+            <w:pPr>
+              <w:ind w:firstLine="0"/>
+              <w:jc w:val="center"/>
+            </w:pPr>
+            <w:r>
+              <w:rPr>
+                <w:rFonts w:ascii="黑体" w:hAnsi="黑体" w:eastAsia="黑体"/>
+                <w:b/>
+                <w:sz w:val="18"/>
+              </w:rPr>
+              <w:t>用户级路径</w:t>
+            </w:r>
+          </w:p>
+        </w:tc>
+      </w:tr>
+      <w:tr>
+        <w:tc>
+          <w:tcPr>
+            <w:tcW w:type="dxa" w:w="1474"/>
+            <w:tcMar>
+              <w:top w:w="60" w:type="dxa"/>
+              <w:left w:w="60" w:type="dxa"/>
+              <w:bottom w:w="60" w:type="dxa"/>
+              <w:right w:w="60" w:type="dxa"/>
+            </w:tcMar>
+            <w:vAlign w:val="center"/>
+          </w:tcPr>
+          <w:p>
+            <w:pPr>
+              <w:ind w:firstLine="0"/>
+              <w:jc w:val="center"/>
+            </w:pPr>
+            <w:r>
+              <w:rPr>
+                <w:rFonts w:ascii="宋体" w:hAnsi="宋体" w:eastAsia="宋体"/>
+                <w:b w:val="0"/>
+                <w:sz w:val="18"/>
+              </w:rPr>
+              <w:t>Claude Code</w:t>
+            </w:r>
+          </w:p>
+        </w:tc>
+        <w:tc>
+          <w:tcPr>
+            <w:tcW w:type="dxa" w:w="3628"/>
+            <w:tcMar>
+              <w:top w:w="60" w:type="dxa"/>
+              <w:left w:w="60" w:type="dxa"/>
+              <w:bottom w:w="60" w:type="dxa"/>
+              <w:right w:w="60" w:type="dxa"/>
+            </w:tcMar>
+            <w:vAlign w:val="center"/>
+          </w:tcPr>
+          <w:p>
+            <w:pPr>
+              <w:ind w:firstLine="0"/>
+              <w:jc w:val="center"/>
+            </w:pPr>
+            <w:r>
+              <w:rPr>
+                <w:rFonts w:ascii="宋体" w:hAnsi="宋体" w:eastAsia="宋体"/>
+                <w:b w:val="0"/>
+                <w:sz w:val="18"/>
+              </w:rPr>
+              <w:t>`&lt;项目&gt;/.claude/skills/docx-formatter/`</w:t>
+            </w:r>
+          </w:p>
+        </w:tc>
+        <w:tc>
+          <w:tcPr>
+            <w:tcW w:type="dxa" w:w="3062"/>
+            <w:tcMar>
+              <w:top w:w="60" w:type="dxa"/>
+              <w:left w:w="60" w:type="dxa"/>
+              <w:bottom w:w="60" w:type="dxa"/>
+              <w:right w:w="60" w:type="dxa"/>
+            </w:tcMar>
+            <w:vAlign w:val="center"/>
+          </w:tcPr>
+          <w:p>
+            <w:pPr>
+              <w:ind w:firstLine="0"/>
+              <w:jc w:val="left"/>
+            </w:pPr>
+            <w:r>
+              <w:rPr>
+                <w:rFonts w:ascii="宋体" w:hAnsi="宋体" w:eastAsia="宋体"/>
+                <w:b w:val="0"/>
+                <w:sz w:val="18"/>
+              </w:rPr>
+              <w:t>`~/.claude/skills/docx-formatter/`</w:t>
+            </w:r>
+          </w:p>
+        </w:tc>
+      </w:tr>
+      <w:tr>
+        <w:tc>
+          <w:tcPr>
+            <w:tcW w:type="dxa" w:w="1474"/>
+            <w:tcMar>
+              <w:top w:w="60" w:type="dxa"/>
+              <w:left w:w="60" w:type="dxa"/>
+              <w:bottom w:w="60" w:type="dxa"/>
+              <w:right w:w="60" w:type="dxa"/>
+            </w:tcMar>
+            <w:vAlign w:val="center"/>
+          </w:tcPr>
+          <w:p>
+            <w:pPr>
+              <w:ind w:firstLine="0"/>
+              <w:jc w:val="center"/>
+            </w:pPr>
+            <w:r>
+              <w:rPr>
+                <w:rFonts w:ascii="宋体" w:hAnsi="宋体" w:eastAsia="宋体"/>
+                <w:b w:val="0"/>
+                <w:sz w:val="18"/>
+              </w:rPr>
+              <w:t>Codex</w:t>
+            </w:r>
+          </w:p>
+        </w:tc>
+        <w:tc>
+          <w:tcPr>
+            <w:tcW w:type="dxa" w:w="3628"/>
+            <w:tcMar>
+              <w:top w:w="60" w:type="dxa"/>
+              <w:left w:w="60" w:type="dxa"/>
+              <w:bottom w:w="60" w:type="dxa"/>
+              <w:right w:w="60" w:type="dxa"/>
+            </w:tcMar>
+            <w:vAlign w:val="center"/>
+          </w:tcPr>
+          <w:p>
+            <w:pPr>
+              <w:ind w:firstLine="0"/>
+              <w:jc w:val="center"/>
+            </w:pPr>
+            <w:r>
+              <w:rPr>
+                <w:rFonts w:ascii="宋体" w:hAnsi="宋体" w:eastAsia="宋体"/>
+                <w:b w:val="0"/>
+                <w:sz w:val="18"/>
+              </w:rPr>
+              <w:t>`&lt;项目&gt;/.codex/skills/docx-formatter/`</w:t>
+            </w:r>
+          </w:p>
+        </w:tc>
+        <w:tc>
+          <w:tcPr>
+            <w:tcW w:type="dxa" w:w="3062"/>
+            <w:tcMar>
+              <w:top w:w="60" w:type="dxa"/>
+              <w:left w:w="60" w:type="dxa"/>
+              <w:bottom w:w="60" w:type="dxa"/>
+              <w:right w:w="60" w:type="dxa"/>
+            </w:tcMar>
+            <w:vAlign w:val="center"/>
+          </w:tcPr>
+          <w:p>
+            <w:pPr>
+              <w:ind w:firstLine="0"/>
+              <w:jc w:val="left"/>
+            </w:pPr>
+            <w:r>
+              <w:rPr>
+                <w:rFonts w:ascii="宋体" w:hAnsi="宋体" w:eastAsia="宋体"/>
+                <w:b w:val="0"/>
+                <w:sz w:val="18"/>
+              </w:rPr>
+              <w:t>`~/.codex/skills/docx-formatter/`</w:t>
+            </w:r>
+          </w:p>
+        </w:tc>
+      </w:tr>
+      <w:tr>
+        <w:tc>
+          <w:tcPr>
+            <w:tcW w:type="dxa" w:w="1474"/>
+            <w:tcMar>
+              <w:top w:w="60" w:type="dxa"/>
+              <w:left w:w="60" w:type="dxa"/>
+              <w:bottom w:w="60" w:type="dxa"/>
+              <w:right w:w="60" w:type="dxa"/>
+            </w:tcMar>
+            <w:vAlign w:val="center"/>
+          </w:tcPr>
+          <w:p>
+            <w:pPr>
+              <w:ind w:firstLine="0"/>
+              <w:jc w:val="center"/>
+            </w:pPr>
+            <w:r>
+              <w:rPr>
+                <w:rFonts w:ascii="宋体" w:hAnsi="宋体" w:eastAsia="宋体"/>
+                <w:b w:val="0"/>
+                <w:sz w:val="18"/>
+              </w:rPr>
+              <w:t>Cursor</w:t>
+            </w:r>
+          </w:p>
+        </w:tc>
+        <w:tc>
+          <w:tcPr>
+            <w:tcW w:type="dxa" w:w="3628"/>
+            <w:tcMar>
+              <w:top w:w="60" w:type="dxa"/>
+              <w:left w:w="60" w:type="dxa"/>
+              <w:bottom w:w="60" w:type="dxa"/>
+              <w:right w:w="60" w:type="dxa"/>
+            </w:tcMar>
+            <w:vAlign w:val="center"/>
+          </w:tcPr>
+          <w:p>
+            <w:pPr>
+              <w:ind w:firstLine="0"/>
+              <w:jc w:val="center"/>
+            </w:pPr>
+            <w:r>
+              <w:rPr>
+                <w:rFonts w:ascii="宋体" w:hAnsi="宋体" w:eastAsia="宋体"/>
+                <w:b w:val="0"/>
+                <w:sz w:val="18"/>
+              </w:rPr>
+              <w:t>`&lt;项目&gt;/.cursor/skills/docx-formatter/`</w:t>
+            </w:r>
+          </w:p>
+        </w:tc>
+        <w:tc>
+          <w:tcPr>
+            <w:tcW w:type="dxa" w:w="3062"/>
+            <w:tcMar>
+              <w:top w:w="60" w:type="dxa"/>
+              <w:left w:w="60" w:type="dxa"/>
+              <w:bottom w:w="60" w:type="dxa"/>
+              <w:right w:w="60" w:type="dxa"/>
+            </w:tcMar>
+            <w:vAlign w:val="center"/>
+          </w:tcPr>
+          <w:p>
+            <w:pPr>
+              <w:ind w:firstLine="0"/>
+              <w:jc w:val="left"/>
+            </w:pPr>
+            <w:r>
+              <w:rPr>
+                <w:rFonts w:ascii="宋体" w:hAnsi="宋体" w:eastAsia="宋体"/>
+                <w:b w:val="0"/>
+                <w:sz w:val="18"/>
+              </w:rPr>
+              <w:t>`~/.cursor/skills/docx-formatter/`</w:t>
+            </w:r>
+          </w:p>
+        </w:tc>
+      </w:tr>
+      <w:tr>
+        <w:tc>
+          <w:tcPr>
+            <w:tcW w:type="dxa" w:w="1474"/>
+            <w:tcMar>
+              <w:top w:w="60" w:type="dxa"/>
+              <w:left w:w="60" w:type="dxa"/>
+              <w:bottom w:w="60" w:type="dxa"/>
+              <w:right w:w="60" w:type="dxa"/>
+            </w:tcMar>
+            <w:vAlign w:val="center"/>
+          </w:tcPr>
+          <w:p>
+            <w:pPr>
+              <w:ind w:firstLine="0"/>
+              <w:jc w:val="center"/>
+            </w:pPr>
+            <w:r>
+              <w:rPr>
+                <w:rFonts w:ascii="宋体" w:hAnsi="宋体" w:eastAsia="宋体"/>
+                <w:b w:val="0"/>
+                <w:sz w:val="18"/>
+              </w:rPr>
+              <w:t>WorkBuddy</w:t>
+            </w:r>
+          </w:p>
+        </w:tc>
+        <w:tc>
+          <w:tcPr>
+            <w:tcW w:type="dxa" w:w="3628"/>
+            <w:tcMar>
+              <w:top w:w="60" w:type="dxa"/>
+              <w:left w:w="60" w:type="dxa"/>
+              <w:bottom w:w="60" w:type="dxa"/>
+              <w:right w:w="60" w:type="dxa"/>
+            </w:tcMar>
+            <w:vAlign w:val="center"/>
+          </w:tcPr>
+          <w:p>
+            <w:pPr>
+              <w:ind w:firstLine="0"/>
+              <w:jc w:val="center"/>
+            </w:pPr>
+            <w:r>
+              <w:rPr>
+                <w:rFonts w:ascii="宋体" w:hAnsi="宋体" w:eastAsia="宋体"/>
+                <w:b w:val="0"/>
+                <w:sz w:val="18"/>
+              </w:rPr>
+              <w:t>`&lt;项目&gt;/.workbuddy/skills/docx-formatter/`</w:t>
+            </w:r>
+          </w:p>
+        </w:tc>
+        <w:tc>
+          <w:tcPr>
+            <w:tcW w:type="dxa" w:w="3062"/>
+            <w:tcMar>
+              <w:top w:w="60" w:type="dxa"/>
+              <w:left w:w="60" w:type="dxa"/>
+              <w:bottom w:w="60" w:type="dxa"/>
+              <w:right w:w="60" w:type="dxa"/>
+            </w:tcMar>
+            <w:vAlign w:val="center"/>
+          </w:tcPr>
+          <w:p>
+            <w:pPr>
+              <w:ind w:firstLine="0"/>
+              <w:jc w:val="left"/>
+            </w:pPr>
+            <w:r>
+              <w:rPr>
+                <w:rFonts w:ascii="宋体" w:hAnsi="宋体" w:eastAsia="宋体"/>
+                <w:b w:val="0"/>
+                <w:sz w:val="18"/>
+              </w:rPr>
+              <w:t>`~/.workbuddy/skills/docx-formatter/`</w:t>
+            </w:r>
+          </w:p>
+        </w:tc>
+      </w:tr>
+      <w:tr>
+        <w:tc>
+          <w:tcPr>
+            <w:tcW w:type="dxa" w:w="1474"/>
+            <w:tcMar>
+              <w:top w:w="60" w:type="dxa"/>
+              <w:left w:w="60" w:type="dxa"/>
+              <w:bottom w:w="60" w:type="dxa"/>
+              <w:right w:w="60" w:type="dxa"/>
+            </w:tcMar>
+            <w:vAlign w:val="center"/>
+          </w:tcPr>
+          <w:p>
+            <w:pPr>
+              <w:ind w:firstLine="0"/>
+              <w:jc w:val="center"/>
+            </w:pPr>
+            <w:r>
+              <w:rPr>
+                <w:rFonts w:ascii="宋体" w:hAnsi="宋体" w:eastAsia="宋体"/>
+                <w:b w:val="0"/>
+                <w:sz w:val="18"/>
+              </w:rPr>
+              <w:t>其他框架</w:t>
+            </w:r>
+          </w:p>
+        </w:tc>
+        <w:tc>
+          <w:tcPr>
+            <w:tcW w:type="dxa" w:w="3628"/>
+            <w:tcMar>
+              <w:top w:w="60" w:type="dxa"/>
+              <w:left w:w="60" w:type="dxa"/>
+              <w:bottom w:w="60" w:type="dxa"/>
+              <w:right w:w="60" w:type="dxa"/>
+            </w:tcMar>
+            <w:vAlign w:val="center"/>
+          </w:tcPr>
+          <w:p>
+            <w:pPr>
+              <w:ind w:firstLine="0"/>
+              <w:jc w:val="center"/>
+            </w:pPr>
+            <w:r>
+              <w:rPr>
+                <w:rFonts w:ascii="宋体" w:hAnsi="宋体" w:eastAsia="宋体"/>
+                <w:b w:val="0"/>
+                <w:sz w:val="18"/>
+              </w:rPr>
+              <w:t>`&lt;项目&gt;` 下助手能发现 `SKILL.md` 的任意位置（须放在项目文件夹内）</w:t>
+            </w:r>
+          </w:p>
+        </w:tc>
+        <w:tc>
+          <w:tcPr>
+            <w:tcW w:type="dxa" w:w="3062"/>
+            <w:tcMar>
+              <w:top w:w="60" w:type="dxa"/>
+              <w:left w:w="60" w:type="dxa"/>
+              <w:bottom w:w="60" w:type="dxa"/>
+              <w:right w:w="60" w:type="dxa"/>
+            </w:tcMar>
+            <w:vAlign w:val="center"/>
+          </w:tcPr>
+          <w:p>
+            <w:pPr>
+              <w:ind w:firstLine="0"/>
+              <w:jc w:val="left"/>
+            </w:pPr>
+            <w:r>
+              <w:rPr>
+                <w:rFonts w:ascii="宋体" w:hAnsi="宋体" w:eastAsia="宋体"/>
+                <w:b w:val="0"/>
+                <w:sz w:val="18"/>
+              </w:rPr>
+              <w:t>当前用户主目录下助手能发现 `SKILL.md` 的任意位置</w:t>
+            </w:r>
+          </w:p>
+        </w:tc>
+      </w:tr>
+    </w:tbl>
+    <w:p>
+      <w:pPr>
+        <w:spacing w:line="360" w:lineRule="auto"/>
+        <w:ind w:firstLine="480"/>
+        <w:jc w:val="both"/>
+      </w:pPr>
+      <w:r>
+        <w:rPr>
+          <w:rFonts w:ascii="Times New Roman" w:hAnsi="Times New Roman" w:eastAsia="宋体"/>
+          <w:b w:val="0"/>
+          <w:sz w:val="24"/>
+        </w:rPr>
+        <w:t>放在项目级的好处是技能随仓库走，提交后每个打开该项目的人都能自动获得这套排版能力；放在用户级的好处是当前用户的所有项目都能用，无需逐个项目复制，安装后在对话中以斜杠引用该技能，例如 `/docx-formatter`。</w:t>
+      </w:r>
+    </w:p>
+    <w:p>
+      <w:pPr>
+        <w:pStyle w:val="Heading2"/>
+        <w:spacing w:line="360" w:lineRule="auto" w:before="240" w:after="120"/>
+        <w:ind w:firstLine="0"/>
+        <w:jc w:val="left"/>
+      </w:pPr>
+      <w:r>
+        <w:t>1.4 方式四：npx</w:t>
+      </w:r>
+    </w:p>
+    <w:p>
+      <w:pPr>
+        <w:shd w:val="clear" w:color="auto" w:fill="F2F2F2"/>
+        <w:spacing w:line="276" w:lineRule="auto" w:before="0" w:after="0"/>
+        <w:ind w:firstLine="0" w:left="360"/>
+      </w:pPr>
+      <w:r>
+        <w:rPr>
+          <w:rFonts w:ascii="Consolas" w:hAnsi="Consolas" w:eastAsia="宋体"/>
+          <w:sz w:val="18"/>
+        </w:rPr>
+        <w:t>npx skills add https://github.com/CP-here/docx-formatter-skill --skill docx-formatter</w:t>
+      </w:r>
+    </w:p>
+    <w:p>
+      <w:pPr>
+        <w:spacing w:line="360" w:lineRule="auto"/>
+        <w:ind w:firstLine="480"/>
+        <w:jc w:val="both"/>
+      </w:pPr>
+      <w:r>
+        <w:rPr>
+          <w:rFonts w:ascii="Times New Roman" w:hAnsi="Times New Roman" w:eastAsia="宋体"/>
+          <w:b w:val="0"/>
+          <w:sz w:val="24"/>
+        </w:rPr>
+        <w:t>安装完成后重启助手会话，使技能索引刷新。</w:t>
+      </w:r>
+    </w:p>
+    <w:p>
+      <w:pPr>
+        <w:pStyle w:val="Heading1"/>
+        <w:spacing w:line="360" w:lineRule="auto" w:before="480" w:after="120"/>
+        <w:ind w:firstLine="0"/>
+        <w:jc w:val="left"/>
+      </w:pPr>
+      <w:r>
+        <w:t>二、功能矩阵</w:t>
       </w:r>
     </w:p>
     <w:p>
@@ -335,7 +1099,7 @@
           <w:b/>
           <w:sz w:val="21"/>
         </w:rPr>
-        <w:t>表1</w:t>
+        <w:t>表2</w:t>
       </w:r>
       <w:r>
         <w:rPr>
@@ -2067,7 +2831,7 @@
         <w:jc w:val="left"/>
       </w:pPr>
       <w:r>
-        <w:t>二、如何开始</w:t>
+        <w:t>三、如何开始</w:t>
       </w:r>
     </w:p>
     <w:p>
@@ -2112,7 +2876,7 @@
           <w:b/>
           <w:sz w:val="21"/>
         </w:rPr>
-        <w:t>表2</w:t>
+        <w:t>表3</w:t>
       </w:r>
       <w:r>
         <w:rPr>
@@ -2393,7 +3157,7 @@
         <w:jc w:val="left"/>
       </w:pPr>
       <w:r>
-        <w:t>三、核心模块</w:t>
+        <w:t>四、核心模块</w:t>
       </w:r>
     </w:p>
     <w:p>
@@ -2404,7 +3168,7 @@
         <w:jc w:val="left"/>
       </w:pPr>
       <w:r>
-        <w:t>3.1 标准排版</w:t>
+        <w:t>4.1 标准排版</w:t>
       </w:r>
     </w:p>
     <w:p>
@@ -2434,7 +3198,7 @@
           <w:b/>
           <w:sz w:val="21"/>
         </w:rPr>
-        <w:t>表3</w:t>
+        <w:t>表4</w:t>
       </w:r>
       <w:r>
         <w:rPr>
@@ -2946,7 +3710,7 @@
         <w:jc w:val="left"/>
       </w:pPr>
       <w:r>
-        <w:t>3.2 排版预设</w:t>
+        <w:t>4.2 排版预设</w:t>
       </w:r>
     </w:p>
     <w:p>
@@ -3091,7 +3855,7 @@
           <w:b/>
           <w:sz w:val="21"/>
         </w:rPr>
-        <w:t>表4</w:t>
+        <w:t>表5</w:t>
       </w:r>
       <w:r>
         <w:rPr>
@@ -3943,7 +4707,7 @@
         <w:jc w:val="left"/>
       </w:pPr>
       <w:r>
-        <w:t>3.3 OMML 数学公式</w:t>
+        <w:t>4.3 OMML 数学公式</w:t>
       </w:r>
     </w:p>
     <w:p>
@@ -3973,7 +4737,7 @@
           <w:b/>
           <w:sz w:val="21"/>
         </w:rPr>
-        <w:t>表5</w:t>
+        <w:t>表6</w:t>
       </w:r>
       <w:r>
         <w:rPr>
@@ -5521,7 +6285,7 @@
         <w:jc w:val="left"/>
       </w:pPr>
       <w:r>
-        <w:t>3.4 引用上标</w:t>
+        <w:t>4.4 引用上标</w:t>
       </w:r>
     </w:p>
     <w:p>
@@ -5551,7 +6315,7 @@
           <w:b/>
           <w:sz w:val="21"/>
         </w:rPr>
-        <w:t>表6</w:t>
+        <w:t>表7</w:t>
       </w:r>
       <w:r>
         <w:rPr>
@@ -5897,7 +6661,7 @@
         <w:jc w:val="left"/>
       </w:pPr>
       <w:r>
-        <w:t>3.5 参考文献列表</w:t>
+        <w:t>4.5 参考文献列表</w:t>
       </w:r>
     </w:p>
     <w:p>
@@ -6278,7 +7042,7 @@
         <w:jc w:val="left"/>
       </w:pPr>
       <w:r>
-        <w:t>3.6 表格框图流程图</w:t>
+        <w:t>4.6 表格框图流程图</w:t>
       </w:r>
     </w:p>
     <w:p>
@@ -7055,7 +7819,7 @@
           <w:b/>
           <w:sz w:val="21"/>
         </w:rPr>
-        <w:t>表7</w:t>
+        <w:t>表8</w:t>
       </w:r>
       <w:r>
         <w:rPr>
@@ -7567,7 +8331,7 @@
         <w:jc w:val="left"/>
       </w:pPr>
       <w:r>
-        <w:t>3.7 分层架构图</w:t>
+        <w:t>4.7 分层架构图</w:t>
       </w:r>
     </w:p>
     <w:p>
@@ -8081,7 +8845,7 @@
         <w:jc w:val="left"/>
       </w:pPr>
       <w:r>
-        <w:t>3.8 图表自动编号</w:t>
+        <w:t>4.8 图表自动编号</w:t>
       </w:r>
     </w:p>
     <w:p>
@@ -8192,7 +8956,7 @@
         <w:jc w:val="left"/>
       </w:pPr>
       <w:r>
-        <w:t>3.9 代码块与数据表</w:t>
+        <w:t>4.9 代码块与数据表</w:t>
       </w:r>
     </w:p>
     <w:p>
@@ -8378,7 +9142,7 @@
           <w:b/>
           <w:sz w:val="21"/>
         </w:rPr>
-        <w:t>表8</w:t>
+        <w:t>表9</w:t>
       </w:r>
       <w:r>
         <w:rPr>
@@ -8913,7 +9677,7 @@
         <w:jc w:val="left"/>
       </w:pPr>
       <w:r>
-        <w:t>3.10 封面</w:t>
+        <w:t>4.10 封面</w:t>
       </w:r>
     </w:p>
     <w:p>
@@ -9013,7 +9777,7 @@
           <w:b/>
           <w:sz w:val="21"/>
         </w:rPr>
-        <w:t>表9</w:t>
+        <w:t>表10</w:t>
       </w:r>
       <w:r>
         <w:rPr>
@@ -9627,7 +10391,7 @@
         <w:jc w:val="left"/>
       </w:pPr>
       <w:r>
-        <w:t>3.11 目录生成</w:t>
+        <w:t>4.11 目录生成</w:t>
       </w:r>
     </w:p>
     <w:p>
@@ -9727,7 +10491,7 @@
           <w:b/>
           <w:sz w:val="21"/>
         </w:rPr>
-        <w:t>表10</w:t>
+        <w:t>表11</w:t>
       </w:r>
       <w:r>
         <w:rPr>
@@ -10644,7 +11408,7 @@
         <w:jc w:val="left"/>
       </w:pPr>
       <w:r>
-        <w:t>3.12 页码</w:t>
+        <w:t>4.12 页码</w:t>
       </w:r>
     </w:p>
     <w:p>
@@ -10744,7 +11508,7 @@
           <w:b/>
           <w:sz w:val="21"/>
         </w:rPr>
-        <w:t>表11</w:t>
+        <w:t>表12</w:t>
       </w:r>
       <w:r>
         <w:rPr>
@@ -11131,7 +11895,7 @@
         <w:jc w:val="left"/>
       </w:pPr>
       <w:r>
-        <w:t>3.13 轻量文档验证</w:t>
+        <w:t>4.13 轻量文档验证</w:t>
       </w:r>
     </w:p>
     <w:p>
@@ -11161,7 +11925,7 @@
           <w:b/>
           <w:sz w:val="21"/>
         </w:rPr>
-        <w:t>表12</w:t>
+        <w:t>表13</w:t>
       </w:r>
       <w:r>
         <w:rPr>
@@ -11564,7 +12328,7 @@
         <w:jc w:val="left"/>
       </w:pPr>
       <w:r>
-        <w:t>3.14 安全解压与重打包</w:t>
+        <w:t>4.14 安全解压与重打包</w:t>
       </w:r>
     </w:p>
     <w:p>
@@ -11590,7 +12354,7 @@
         <w:jc w:val="left"/>
       </w:pPr>
       <w:r>
-        <w:t>四、可选模块</w:t>
+        <w:t>五、可选模块</w:t>
       </w:r>
     </w:p>
     <w:p>
@@ -11616,7 +12380,7 @@
         <w:jc w:val="left"/>
       </w:pPr>
       <w:r>
-        <w:t>4.1 PDF 渲染验证</w:t>
+        <w:t>5.1 PDF 渲染验证</w:t>
       </w:r>
     </w:p>
     <w:p>
@@ -11646,7 +12410,7 @@
           <w:b/>
           <w:sz w:val="21"/>
         </w:rPr>
-        <w:t>表13</w:t>
+        <w:t>表14</w:t>
       </w:r>
       <w:r>
         <w:rPr>
@@ -12188,7 +12952,7 @@
         <w:jc w:val="left"/>
       </w:pPr>
       <w:r>
-        <w:t>4.2 XSD 模式验证</w:t>
+        <w:t>5.2 XSD 模式验证</w:t>
       </w:r>
     </w:p>
     <w:p>
@@ -12228,7 +12992,7 @@
         <w:jc w:val="left"/>
       </w:pPr>
       <w:r>
-        <w:t>4.3 编辑现有文档</w:t>
+        <w:t>5.3 编辑现有文档</w:t>
       </w:r>
     </w:p>
     <w:p>
@@ -12366,7 +13130,7 @@
         <w:jc w:val="left"/>
       </w:pPr>
       <w:r>
-        <w:t>4.4 追踪修订与批注</w:t>
+        <w:t>5.4 追踪修订与批注</w:t>
       </w:r>
     </w:p>
     <w:p>
@@ -12392,7 +13156,7 @@
         <w:jc w:val="left"/>
       </w:pPr>
       <w:r>
-        <w:t>五、排版标准</w:t>
+        <w:t>六、排版标准</w:t>
       </w:r>
     </w:p>
     <w:p>
@@ -12422,7 +13186,7 @@
           <w:b/>
           <w:sz w:val="21"/>
         </w:rPr>
-        <w:t>表14</w:t>
+        <w:t>表15</w:t>
       </w:r>
       <w:r>
         <w:rPr>
@@ -15008,7 +15772,7 @@
         <w:jc w:val="left"/>
       </w:pPr>
       <w:r>
-        <w:t>六、环境要求</w:t>
+        <w:t>七、环境要求</w:t>
       </w:r>
     </w:p>
     <w:p>
@@ -15067,7 +15831,7 @@
           <w:b/>
           <w:sz w:val="21"/>
         </w:rPr>
-        <w:t>表15</w:t>
+        <w:t>表16</w:t>
       </w:r>
       <w:r>
         <w:rPr>
@@ -15495,7 +16259,7 @@
         <w:jc w:val="left"/>
       </w:pPr>
       <w:r>
-        <w:t>七、文件结构</w:t>
+        <w:t>八、文件结构</w:t>
       </w:r>
     </w:p>
     <w:p>
@@ -15860,770 +16624,6 @@
           <w:sz w:val="18"/>
         </w:rPr>
         <w:t xml:space="preserve">            └── validators/   # 验证器</w:t>
-      </w:r>
-    </w:p>
-    <w:p>
-      <w:pPr>
-        <w:pStyle w:val="Heading1"/>
-        <w:spacing w:line="360" w:lineRule="auto" w:before="480" w:after="120"/>
-        <w:ind w:firstLine="0"/>
-        <w:jc w:val="left"/>
-      </w:pPr>
-      <w:r>
-        <w:t>八、安装</w:t>
-      </w:r>
-    </w:p>
-    <w:p>
-      <w:pPr>
-        <w:pStyle w:val="Heading2"/>
-        <w:spacing w:line="360" w:lineRule="auto" w:before="240" w:after="120"/>
-        <w:ind w:firstLine="0"/>
-        <w:jc w:val="left"/>
-      </w:pPr>
-      <w:r>
-        <w:t>8.1 方式一：让 Agent 帮你装（推荐）</w:t>
-      </w:r>
-    </w:p>
-    <w:p>
-      <w:pPr>
-        <w:spacing w:line="360" w:lineRule="auto"/>
-        <w:ind w:firstLine="480"/>
-        <w:jc w:val="both"/>
-      </w:pPr>
-      <w:r>
-        <w:rPr>
-          <w:rFonts w:ascii="Times New Roman" w:hAnsi="Times New Roman" w:eastAsia="宋体"/>
-          <w:b w:val="0"/>
-          <w:sz w:val="24"/>
-        </w:rPr>
-        <w:t>在聊天窗口中直接输入“帮我安装 https://github.com/CP-here/docx-formatter-skill”，让 Agent 安装；安装完成后直接让它用本技能排版即可。</w:t>
-      </w:r>
-    </w:p>
-    <w:p>
-      <w:pPr>
-        <w:pStyle w:val="Heading2"/>
-        <w:spacing w:line="360" w:lineRule="auto" w:before="240" w:after="120"/>
-        <w:ind w:firstLine="0"/>
-        <w:jc w:val="left"/>
-      </w:pPr>
-      <w:r>
-        <w:t>8.2 方式二：下载 Release 压缩包</w:t>
-      </w:r>
-    </w:p>
-    <w:p>
-      <w:pPr>
-        <w:spacing w:line="360" w:lineRule="auto"/>
-        <w:ind w:firstLine="480"/>
-        <w:jc w:val="both"/>
-      </w:pPr>
-      <w:r>
-        <w:rPr>
-          <w:rFonts w:ascii="Times New Roman" w:hAnsi="Times New Roman" w:eastAsia="宋体"/>
-          <w:b w:val="0"/>
-          <w:sz w:val="24"/>
-        </w:rPr>
-        <w:t>从 Releases 页面的 Assets 下载 `docx-formatter.zip`，按客户端类型安装：</w:t>
-      </w:r>
-    </w:p>
-    <w:p>
-      <w:pPr>
-        <w:spacing w:line="360" w:lineRule="auto" w:after="140"/>
-        <w:ind w:firstLine="480"/>
-        <w:jc w:val="both"/>
-      </w:pPr>
-      <w:r>
-        <w:rPr>
-          <w:rFonts w:ascii="Times New Roman" w:hAnsi="Times New Roman" w:eastAsia="宋体"/>
-          <w:b/>
-          <w:sz w:val="24"/>
-        </w:rPr>
-        <w:t>支持上传技能压缩包或技能市场的客户端：</w:t>
-      </w:r>
-      <w:r>
-        <w:rPr>
-          <w:rFonts w:ascii="Times New Roman" w:hAnsi="Times New Roman" w:eastAsia="宋体"/>
-          <w:b w:val="0"/>
-          <w:sz w:val="24"/>
-        </w:rPr>
-        <w:t>腾讯 WorkBuddy（SkillHub 上传 zip）、豆包桌面版 / 豆包工作（技能·连接器面板）、阿里千问办公 / QoderWork、通义桌面 agent、Kimi Work、智谱 AutoGLM / AutoClaw、百度 DuMate（百度搭子）、阶跃 AI 桌面 / OpenClaw、有道 LobsterAI（技能商店 / 本地导入）、飞书 AI、TRAE Work、扣子 Coze 等，将 zip 或解压后的技能文件夹按各客户端“上传技能 / 导入 Skill / 本地技能”入口添加即可；</w:t>
-      </w:r>
-    </w:p>
-    <w:p>
-      <w:pPr>
-        <w:spacing w:line="360" w:lineRule="auto" w:after="140"/>
-        <w:ind w:firstLine="480"/>
-        <w:jc w:val="both"/>
-      </w:pPr>
-      <w:r>
-        <w:rPr>
-          <w:rFonts w:ascii="Times New Roman" w:hAnsi="Times New Roman" w:eastAsia="宋体"/>
-          <w:b/>
-          <w:sz w:val="24"/>
-        </w:rPr>
-        <w:t>代码或 agent 类客户端：</w:t>
-      </w:r>
-      <w:r>
-        <w:rPr>
-          <w:rFonts w:ascii="Times New Roman" w:hAnsi="Times New Roman" w:eastAsia="宋体"/>
-          <w:b w:val="0"/>
-          <w:sz w:val="24"/>
-        </w:rPr>
-        <w:t>腾讯 CodeBuddy、字节 TRAE、DeepSeek Harness、OpenCode，以及兼容 Claude / Cursor 技能格式的客户端，将解压后的 `docx-formatter/` 放入对应技能目录（如 `~/.claude/skills/`、`~/.cursor/skills/`、项目内 `.agents/skills/` 等）；</w:t>
-      </w:r>
-    </w:p>
-    <w:p>
-      <w:pPr>
-        <w:spacing w:line="360" w:lineRule="auto" w:after="140"/>
-        <w:ind w:firstLine="480"/>
-        <w:jc w:val="both"/>
-      </w:pPr>
-      <w:r>
-        <w:rPr>
-          <w:rFonts w:ascii="Times New Roman" w:hAnsi="Times New Roman" w:eastAsia="宋体"/>
-          <w:b/>
-          <w:sz w:val="24"/>
-        </w:rPr>
-        <w:t>其他不支持手动安装技能的桌面助手：</w:t>
-      </w:r>
-      <w:r>
-        <w:rPr>
-          <w:rFonts w:ascii="Times New Roman" w:hAnsi="Times New Roman" w:eastAsia="宋体"/>
-          <w:b w:val="0"/>
-          <w:sz w:val="24"/>
-        </w:rPr>
-        <w:t>如 ChatGPT 桌面版、统信 UOS AI、Chatbox 及各厂商“电脑版 / 桌面版”对话客户端，可直接提供 zip 文件让 Agent 自行安装。</w:t>
-      </w:r>
-    </w:p>
-    <w:p>
-      <w:pPr>
-        <w:spacing w:line="360" w:lineRule="auto"/>
-        <w:ind w:firstLine="480"/>
-        <w:jc w:val="both"/>
-      </w:pPr>
-      <w:r>
-        <w:rPr>
-          <w:rFonts w:ascii="Times New Roman" w:hAnsi="Times New Roman" w:eastAsia="宋体"/>
-          <w:b w:val="0"/>
-          <w:sz w:val="24"/>
-        </w:rPr>
-        <w:t>该压缩包已剔除样例文档与展示图，仅保留运行所需的 `README.md`、`SKILL.md`、`scripts/` 与 `LICENSE`。</w:t>
-      </w:r>
-    </w:p>
-    <w:p>
-      <w:pPr>
-        <w:pStyle w:val="Heading2"/>
-        <w:spacing w:line="360" w:lineRule="auto" w:before="240" w:after="120"/>
-        <w:ind w:firstLine="0"/>
-        <w:jc w:val="left"/>
-      </w:pPr>
-      <w:r>
-        <w:t>8.3 方式三：从仓库复制</w:t>
-      </w:r>
-    </w:p>
-    <w:p>
-      <w:pPr>
-        <w:spacing w:line="360" w:lineRule="auto"/>
-        <w:ind w:firstLine="480"/>
-        <w:jc w:val="both"/>
-      </w:pPr>
-      <w:r>
-        <w:rPr>
-          <w:rFonts w:ascii="Times New Roman" w:hAnsi="Times New Roman" w:eastAsia="宋体"/>
-          <w:b w:val="0"/>
-          <w:sz w:val="24"/>
-        </w:rPr>
-        <w:t>`git clone` 本仓库后，把仓库根目录整体复制到技能目录即可，目录名与 SKILL.md 中 name 字段保持一致。项目级与用户级路径如下：</w:t>
-      </w:r>
-    </w:p>
-    <w:p>
-      <w:pPr>
-        <w:spacing w:before="240" w:after="120"/>
-        <w:ind w:firstLine="0"/>
-        <w:jc w:val="center"/>
-      </w:pPr>
-      <w:r>
-        <w:rPr>
-          <w:rFonts w:ascii="宋体" w:hAnsi="宋体" w:eastAsia="宋体"/>
-          <w:b/>
-          <w:sz w:val="21"/>
-        </w:rPr>
-        <w:t>表16</w:t>
-      </w:r>
-      <w:r>
-        <w:rPr>
-          <w:rFonts w:ascii="宋体" w:hAnsi="宋体" w:eastAsia="宋体"/>
-          <w:b w:val="0"/>
-          <w:sz w:val="21"/>
-        </w:rPr>
-        <w:t xml:space="preserve">　</w:t>
-      </w:r>
-      <w:r>
-        <w:rPr>
-          <w:rFonts w:ascii="宋体" w:hAnsi="宋体" w:eastAsia="宋体"/>
-          <w:b w:val="0"/>
-          <w:sz w:val="21"/>
-        </w:rPr>
-        <w:t>项目级与用户级技能目录</w:t>
-      </w:r>
-    </w:p>
-    <w:tbl>
-      <w:tblPr>
-        <w:tblStyle w:val="TableGrid"/>
-        <w:tblW w:type="dxa" w:w="8164"/>
-        <w:jc w:val="center"/>
-        <w:tblBorders>
-          <w:top w:val="single" w:sz="4" w:space="0" w:color="000000"/>
-          <w:left w:val="single" w:sz="4" w:space="0" w:color="000000"/>
-          <w:bottom w:val="single" w:sz="4" w:space="0" w:color="000000"/>
-          <w:right w:val="single" w:sz="4" w:space="0" w:color="000000"/>
-          <w:insideH w:val="single" w:sz="4" w:space="0" w:color="000000"/>
-          <w:insideV w:val="single" w:sz="4" w:space="0" w:color="000000"/>
-        </w:tblBorders>
-        <w:tblLayout w:type="fixed"/>
-        <w:tblLook w:firstColumn="1" w:firstRow="1" w:lastColumn="0" w:lastRow="0" w:noHBand="0" w:noVBand="1" w:val="04A0"/>
-      </w:tblPr>
-      <w:tblGrid>
-        <w:gridCol w:w="1474"/>
-        <w:gridCol w:w="3628"/>
-        <w:gridCol w:w="3062"/>
-      </w:tblGrid>
-      <w:tr>
-        <w:tc>
-          <w:tcPr>
-            <w:tcW w:type="dxa" w:w="1474"/>
-            <w:shd w:val="clear" w:color="auto" w:fill="D9D9D9"/>
-            <w:tcMar>
-              <w:top w:w="60" w:type="dxa"/>
-              <w:left w:w="60" w:type="dxa"/>
-              <w:bottom w:w="60" w:type="dxa"/>
-              <w:right w:w="60" w:type="dxa"/>
-            </w:tcMar>
-            <w:vAlign w:val="center"/>
-          </w:tcPr>
-          <w:p>
-            <w:pPr>
-              <w:ind w:firstLine="0"/>
-              <w:jc w:val="center"/>
-            </w:pPr>
-            <w:r>
-              <w:rPr>
-                <w:rFonts w:ascii="黑体" w:hAnsi="黑体" w:eastAsia="黑体"/>
-                <w:b/>
-                <w:sz w:val="18"/>
-              </w:rPr>
-              <w:t>客户端</w:t>
-            </w:r>
-          </w:p>
-        </w:tc>
-        <w:tc>
-          <w:tcPr>
-            <w:tcW w:type="dxa" w:w="3628"/>
-            <w:shd w:val="clear" w:color="auto" w:fill="D9D9D9"/>
-            <w:tcMar>
-              <w:top w:w="60" w:type="dxa"/>
-              <w:left w:w="60" w:type="dxa"/>
-              <w:bottom w:w="60" w:type="dxa"/>
-              <w:right w:w="60" w:type="dxa"/>
-            </w:tcMar>
-            <w:vAlign w:val="center"/>
-          </w:tcPr>
-          <w:p>
-            <w:pPr>
-              <w:ind w:firstLine="0"/>
-              <w:jc w:val="center"/>
-            </w:pPr>
-            <w:r>
-              <w:rPr>
-                <w:rFonts w:ascii="黑体" w:hAnsi="黑体" w:eastAsia="黑体"/>
-                <w:b/>
-                <w:sz w:val="18"/>
-              </w:rPr>
-              <w:t>项目级路径</w:t>
-            </w:r>
-          </w:p>
-        </w:tc>
-        <w:tc>
-          <w:tcPr>
-            <w:tcW w:type="dxa" w:w="3062"/>
-            <w:shd w:val="clear" w:color="auto" w:fill="D9D9D9"/>
-            <w:tcMar>
-              <w:top w:w="60" w:type="dxa"/>
-              <w:left w:w="60" w:type="dxa"/>
-              <w:bottom w:w="60" w:type="dxa"/>
-              <w:right w:w="60" w:type="dxa"/>
-            </w:tcMar>
-            <w:vAlign w:val="center"/>
-          </w:tcPr>
-          <w:p>
-            <w:pPr>
-              <w:ind w:firstLine="0"/>
-              <w:jc w:val="center"/>
-            </w:pPr>
-            <w:r>
-              <w:rPr>
-                <w:rFonts w:ascii="黑体" w:hAnsi="黑体" w:eastAsia="黑体"/>
-                <w:b/>
-                <w:sz w:val="18"/>
-              </w:rPr>
-              <w:t>用户级路径</w:t>
-            </w:r>
-          </w:p>
-        </w:tc>
-      </w:tr>
-      <w:tr>
-        <w:tc>
-          <w:tcPr>
-            <w:tcW w:type="dxa" w:w="1474"/>
-            <w:tcMar>
-              <w:top w:w="60" w:type="dxa"/>
-              <w:left w:w="60" w:type="dxa"/>
-              <w:bottom w:w="60" w:type="dxa"/>
-              <w:right w:w="60" w:type="dxa"/>
-            </w:tcMar>
-            <w:vAlign w:val="center"/>
-          </w:tcPr>
-          <w:p>
-            <w:pPr>
-              <w:ind w:firstLine="0"/>
-              <w:jc w:val="center"/>
-            </w:pPr>
-            <w:r>
-              <w:rPr>
-                <w:rFonts w:ascii="宋体" w:hAnsi="宋体" w:eastAsia="宋体"/>
-                <w:b w:val="0"/>
-                <w:sz w:val="18"/>
-              </w:rPr>
-              <w:t>Claude Code</w:t>
-            </w:r>
-          </w:p>
-        </w:tc>
-        <w:tc>
-          <w:tcPr>
-            <w:tcW w:type="dxa" w:w="3628"/>
-            <w:tcMar>
-              <w:top w:w="60" w:type="dxa"/>
-              <w:left w:w="60" w:type="dxa"/>
-              <w:bottom w:w="60" w:type="dxa"/>
-              <w:right w:w="60" w:type="dxa"/>
-            </w:tcMar>
-            <w:vAlign w:val="center"/>
-          </w:tcPr>
-          <w:p>
-            <w:pPr>
-              <w:ind w:firstLine="0"/>
-              <w:jc w:val="center"/>
-            </w:pPr>
-            <w:r>
-              <w:rPr>
-                <w:rFonts w:ascii="宋体" w:hAnsi="宋体" w:eastAsia="宋体"/>
-                <w:b w:val="0"/>
-                <w:sz w:val="18"/>
-              </w:rPr>
-              <w:t>`&lt;项目&gt;/.claude/skills/docx-formatter/`</w:t>
-            </w:r>
-          </w:p>
-        </w:tc>
-        <w:tc>
-          <w:tcPr>
-            <w:tcW w:type="dxa" w:w="3062"/>
-            <w:tcMar>
-              <w:top w:w="60" w:type="dxa"/>
-              <w:left w:w="60" w:type="dxa"/>
-              <w:bottom w:w="60" w:type="dxa"/>
-              <w:right w:w="60" w:type="dxa"/>
-            </w:tcMar>
-            <w:vAlign w:val="center"/>
-          </w:tcPr>
-          <w:p>
-            <w:pPr>
-              <w:ind w:firstLine="0"/>
-              <w:jc w:val="left"/>
-            </w:pPr>
-            <w:r>
-              <w:rPr>
-                <w:rFonts w:ascii="宋体" w:hAnsi="宋体" w:eastAsia="宋体"/>
-                <w:b w:val="0"/>
-                <w:sz w:val="18"/>
-              </w:rPr>
-              <w:t>`~/.claude/skills/docx-formatter/`</w:t>
-            </w:r>
-          </w:p>
-        </w:tc>
-      </w:tr>
-      <w:tr>
-        <w:tc>
-          <w:tcPr>
-            <w:tcW w:type="dxa" w:w="1474"/>
-            <w:tcMar>
-              <w:top w:w="60" w:type="dxa"/>
-              <w:left w:w="60" w:type="dxa"/>
-              <w:bottom w:w="60" w:type="dxa"/>
-              <w:right w:w="60" w:type="dxa"/>
-            </w:tcMar>
-            <w:vAlign w:val="center"/>
-          </w:tcPr>
-          <w:p>
-            <w:pPr>
-              <w:ind w:firstLine="0"/>
-              <w:jc w:val="center"/>
-            </w:pPr>
-            <w:r>
-              <w:rPr>
-                <w:rFonts w:ascii="宋体" w:hAnsi="宋体" w:eastAsia="宋体"/>
-                <w:b w:val="0"/>
-                <w:sz w:val="18"/>
-              </w:rPr>
-              <w:t>Codex</w:t>
-            </w:r>
-          </w:p>
-        </w:tc>
-        <w:tc>
-          <w:tcPr>
-            <w:tcW w:type="dxa" w:w="3628"/>
-            <w:tcMar>
-              <w:top w:w="60" w:type="dxa"/>
-              <w:left w:w="60" w:type="dxa"/>
-              <w:bottom w:w="60" w:type="dxa"/>
-              <w:right w:w="60" w:type="dxa"/>
-            </w:tcMar>
-            <w:vAlign w:val="center"/>
-          </w:tcPr>
-          <w:p>
-            <w:pPr>
-              <w:ind w:firstLine="0"/>
-              <w:jc w:val="center"/>
-            </w:pPr>
-            <w:r>
-              <w:rPr>
-                <w:rFonts w:ascii="宋体" w:hAnsi="宋体" w:eastAsia="宋体"/>
-                <w:b w:val="0"/>
-                <w:sz w:val="18"/>
-              </w:rPr>
-              <w:t>`&lt;项目&gt;/.codex/skills/docx-formatter/`</w:t>
-            </w:r>
-          </w:p>
-        </w:tc>
-        <w:tc>
-          <w:tcPr>
-            <w:tcW w:type="dxa" w:w="3062"/>
-            <w:tcMar>
-              <w:top w:w="60" w:type="dxa"/>
-              <w:left w:w="60" w:type="dxa"/>
-              <w:bottom w:w="60" w:type="dxa"/>
-              <w:right w:w="60" w:type="dxa"/>
-            </w:tcMar>
-            <w:vAlign w:val="center"/>
-          </w:tcPr>
-          <w:p>
-            <w:pPr>
-              <w:ind w:firstLine="0"/>
-              <w:jc w:val="left"/>
-            </w:pPr>
-            <w:r>
-              <w:rPr>
-                <w:rFonts w:ascii="宋体" w:hAnsi="宋体" w:eastAsia="宋体"/>
-                <w:b w:val="0"/>
-                <w:sz w:val="18"/>
-              </w:rPr>
-              <w:t>`~/.codex/skills/docx-formatter/`</w:t>
-            </w:r>
-          </w:p>
-        </w:tc>
-      </w:tr>
-      <w:tr>
-        <w:tc>
-          <w:tcPr>
-            <w:tcW w:type="dxa" w:w="1474"/>
-            <w:tcMar>
-              <w:top w:w="60" w:type="dxa"/>
-              <w:left w:w="60" w:type="dxa"/>
-              <w:bottom w:w="60" w:type="dxa"/>
-              <w:right w:w="60" w:type="dxa"/>
-            </w:tcMar>
-            <w:vAlign w:val="center"/>
-          </w:tcPr>
-          <w:p>
-            <w:pPr>
-              <w:ind w:firstLine="0"/>
-              <w:jc w:val="center"/>
-            </w:pPr>
-            <w:r>
-              <w:rPr>
-                <w:rFonts w:ascii="宋体" w:hAnsi="宋体" w:eastAsia="宋体"/>
-                <w:b w:val="0"/>
-                <w:sz w:val="18"/>
-              </w:rPr>
-              <w:t>Cursor</w:t>
-            </w:r>
-          </w:p>
-        </w:tc>
-        <w:tc>
-          <w:tcPr>
-            <w:tcW w:type="dxa" w:w="3628"/>
-            <w:tcMar>
-              <w:top w:w="60" w:type="dxa"/>
-              <w:left w:w="60" w:type="dxa"/>
-              <w:bottom w:w="60" w:type="dxa"/>
-              <w:right w:w="60" w:type="dxa"/>
-            </w:tcMar>
-            <w:vAlign w:val="center"/>
-          </w:tcPr>
-          <w:p>
-            <w:pPr>
-              <w:ind w:firstLine="0"/>
-              <w:jc w:val="center"/>
-            </w:pPr>
-            <w:r>
-              <w:rPr>
-                <w:rFonts w:ascii="宋体" w:hAnsi="宋体" w:eastAsia="宋体"/>
-                <w:b w:val="0"/>
-                <w:sz w:val="18"/>
-              </w:rPr>
-              <w:t>`&lt;项目&gt;/.cursor/skills/docx-formatter/`</w:t>
-            </w:r>
-          </w:p>
-        </w:tc>
-        <w:tc>
-          <w:tcPr>
-            <w:tcW w:type="dxa" w:w="3062"/>
-            <w:tcMar>
-              <w:top w:w="60" w:type="dxa"/>
-              <w:left w:w="60" w:type="dxa"/>
-              <w:bottom w:w="60" w:type="dxa"/>
-              <w:right w:w="60" w:type="dxa"/>
-            </w:tcMar>
-            <w:vAlign w:val="center"/>
-          </w:tcPr>
-          <w:p>
-            <w:pPr>
-              <w:ind w:firstLine="0"/>
-              <w:jc w:val="left"/>
-            </w:pPr>
-            <w:r>
-              <w:rPr>
-                <w:rFonts w:ascii="宋体" w:hAnsi="宋体" w:eastAsia="宋体"/>
-                <w:b w:val="0"/>
-                <w:sz w:val="18"/>
-              </w:rPr>
-              <w:t>`~/.cursor/skills/docx-formatter/`</w:t>
-            </w:r>
-          </w:p>
-        </w:tc>
-      </w:tr>
-      <w:tr>
-        <w:tc>
-          <w:tcPr>
-            <w:tcW w:type="dxa" w:w="1474"/>
-            <w:tcMar>
-              <w:top w:w="60" w:type="dxa"/>
-              <w:left w:w="60" w:type="dxa"/>
-              <w:bottom w:w="60" w:type="dxa"/>
-              <w:right w:w="60" w:type="dxa"/>
-            </w:tcMar>
-            <w:vAlign w:val="center"/>
-          </w:tcPr>
-          <w:p>
-            <w:pPr>
-              <w:ind w:firstLine="0"/>
-              <w:jc w:val="center"/>
-            </w:pPr>
-            <w:r>
-              <w:rPr>
-                <w:rFonts w:ascii="宋体" w:hAnsi="宋体" w:eastAsia="宋体"/>
-                <w:b w:val="0"/>
-                <w:sz w:val="18"/>
-              </w:rPr>
-              <w:t>WorkBuddy</w:t>
-            </w:r>
-          </w:p>
-        </w:tc>
-        <w:tc>
-          <w:tcPr>
-            <w:tcW w:type="dxa" w:w="3628"/>
-            <w:tcMar>
-              <w:top w:w="60" w:type="dxa"/>
-              <w:left w:w="60" w:type="dxa"/>
-              <w:bottom w:w="60" w:type="dxa"/>
-              <w:right w:w="60" w:type="dxa"/>
-            </w:tcMar>
-            <w:vAlign w:val="center"/>
-          </w:tcPr>
-          <w:p>
-            <w:pPr>
-              <w:ind w:firstLine="0"/>
-              <w:jc w:val="center"/>
-            </w:pPr>
-            <w:r>
-              <w:rPr>
-                <w:rFonts w:ascii="宋体" w:hAnsi="宋体" w:eastAsia="宋体"/>
-                <w:b w:val="0"/>
-                <w:sz w:val="18"/>
-              </w:rPr>
-              <w:t>`&lt;项目&gt;/.workbuddy/skills/docx-formatter/`</w:t>
-            </w:r>
-          </w:p>
-        </w:tc>
-        <w:tc>
-          <w:tcPr>
-            <w:tcW w:type="dxa" w:w="3062"/>
-            <w:tcMar>
-              <w:top w:w="60" w:type="dxa"/>
-              <w:left w:w="60" w:type="dxa"/>
-              <w:bottom w:w="60" w:type="dxa"/>
-              <w:right w:w="60" w:type="dxa"/>
-            </w:tcMar>
-            <w:vAlign w:val="center"/>
-          </w:tcPr>
-          <w:p>
-            <w:pPr>
-              <w:ind w:firstLine="0"/>
-              <w:jc w:val="left"/>
-            </w:pPr>
-            <w:r>
-              <w:rPr>
-                <w:rFonts w:ascii="宋体" w:hAnsi="宋体" w:eastAsia="宋体"/>
-                <w:b w:val="0"/>
-                <w:sz w:val="18"/>
-              </w:rPr>
-              <w:t>`~/.workbuddy/skills/docx-formatter/`</w:t>
-            </w:r>
-          </w:p>
-        </w:tc>
-      </w:tr>
-      <w:tr>
-        <w:tc>
-          <w:tcPr>
-            <w:tcW w:type="dxa" w:w="1474"/>
-            <w:tcMar>
-              <w:top w:w="60" w:type="dxa"/>
-              <w:left w:w="60" w:type="dxa"/>
-              <w:bottom w:w="60" w:type="dxa"/>
-              <w:right w:w="60" w:type="dxa"/>
-            </w:tcMar>
-            <w:vAlign w:val="center"/>
-          </w:tcPr>
-          <w:p>
-            <w:pPr>
-              <w:ind w:firstLine="0"/>
-              <w:jc w:val="center"/>
-            </w:pPr>
-            <w:r>
-              <w:rPr>
-                <w:rFonts w:ascii="宋体" w:hAnsi="宋体" w:eastAsia="宋体"/>
-                <w:b w:val="0"/>
-                <w:sz w:val="18"/>
-              </w:rPr>
-              <w:t>其他框架</w:t>
-            </w:r>
-          </w:p>
-        </w:tc>
-        <w:tc>
-          <w:tcPr>
-            <w:tcW w:type="dxa" w:w="3628"/>
-            <w:tcMar>
-              <w:top w:w="60" w:type="dxa"/>
-              <w:left w:w="60" w:type="dxa"/>
-              <w:bottom w:w="60" w:type="dxa"/>
-              <w:right w:w="60" w:type="dxa"/>
-            </w:tcMar>
-            <w:vAlign w:val="center"/>
-          </w:tcPr>
-          <w:p>
-            <w:pPr>
-              <w:ind w:firstLine="0"/>
-              <w:jc w:val="center"/>
-            </w:pPr>
-            <w:r>
-              <w:rPr>
-                <w:rFonts w:ascii="宋体" w:hAnsi="宋体" w:eastAsia="宋体"/>
-                <w:b w:val="0"/>
-                <w:sz w:val="18"/>
-              </w:rPr>
-              <w:t>`&lt;项目&gt;` 下助手能发现 `SKILL.md` 的任意位置（须放在项目文件夹内）</w:t>
-            </w:r>
-          </w:p>
-        </w:tc>
-        <w:tc>
-          <w:tcPr>
-            <w:tcW w:type="dxa" w:w="3062"/>
-            <w:tcMar>
-              <w:top w:w="60" w:type="dxa"/>
-              <w:left w:w="60" w:type="dxa"/>
-              <w:bottom w:w="60" w:type="dxa"/>
-              <w:right w:w="60" w:type="dxa"/>
-            </w:tcMar>
-            <w:vAlign w:val="center"/>
-          </w:tcPr>
-          <w:p>
-            <w:pPr>
-              <w:ind w:firstLine="0"/>
-              <w:jc w:val="left"/>
-            </w:pPr>
-            <w:r>
-              <w:rPr>
-                <w:rFonts w:ascii="宋体" w:hAnsi="宋体" w:eastAsia="宋体"/>
-                <w:b w:val="0"/>
-                <w:sz w:val="18"/>
-              </w:rPr>
-              <w:t>当前用户主目录下助手能发现 `SKILL.md` 的任意位置</w:t>
-            </w:r>
-          </w:p>
-        </w:tc>
-      </w:tr>
-    </w:tbl>
-    <w:p>
-      <w:pPr>
-        <w:spacing w:line="360" w:lineRule="auto"/>
-        <w:ind w:firstLine="480"/>
-        <w:jc w:val="both"/>
-      </w:pPr>
-      <w:r>
-        <w:rPr>
-          <w:rFonts w:ascii="Times New Roman" w:hAnsi="Times New Roman" w:eastAsia="宋体"/>
-          <w:b w:val="0"/>
-          <w:sz w:val="24"/>
-        </w:rPr>
-        <w:t>放在项目级的好处是技能随仓库走，提交后每个打开该项目的人都能自动获得这套排版能力；放在用户级的好处是当前用户的所有项目都能用，无需逐个项目复制，安装后在对话中以斜杠引用该技能，例如 `/docx-formatter`。</w:t>
-      </w:r>
-    </w:p>
-    <w:p>
-      <w:pPr>
-        <w:pStyle w:val="Heading2"/>
-        <w:spacing w:line="360" w:lineRule="auto" w:before="240" w:after="120"/>
-        <w:ind w:firstLine="0"/>
-        <w:jc w:val="left"/>
-      </w:pPr>
-      <w:r>
-        <w:t>8.4 方式四：npx</w:t>
-      </w:r>
-    </w:p>
-    <w:p>
-      <w:pPr>
-        <w:shd w:val="clear" w:color="auto" w:fill="F2F2F2"/>
-        <w:spacing w:line="276" w:lineRule="auto" w:before="0" w:after="0"/>
-        <w:ind w:firstLine="0" w:left="360"/>
-      </w:pPr>
-      <w:r>
-        <w:rPr>
-          <w:rFonts w:ascii="Consolas" w:hAnsi="Consolas" w:eastAsia="宋体"/>
-          <w:sz w:val="18"/>
-        </w:rPr>
-        <w:t>npx skills add https://github.com/CP-here/docx-formatter-skill --skill docx-formatter</w:t>
-      </w:r>
-    </w:p>
-    <w:p>
-      <w:pPr>
-        <w:spacing w:line="360" w:lineRule="auto"/>
-        <w:ind w:firstLine="480"/>
-        <w:jc w:val="both"/>
-      </w:pPr>
-      <w:r>
-        <w:rPr>
-          <w:rFonts w:ascii="Times New Roman" w:hAnsi="Times New Roman" w:eastAsia="宋体"/>
-          <w:b w:val="0"/>
-          <w:sz w:val="24"/>
-        </w:rPr>
-        <w:t>安装完成后重启助手会话，使技能索引刷新。</w:t>
       </w:r>
     </w:p>
     <w:p>

--- a/README.docx
+++ b/README.docx
@@ -1008,6 +1008,23 @@
     </w:tbl>
     <w:p>
       <w:pPr>
+        <w:rPr>
+          <w:sz w:val="24"/>
+          <w:szCs w:val="24"/>
+        </w:rPr>
+        <w:ind w:firstLine="0"/>
+        <w:jc w:val="center"/>
+        <w:spacing w:line="240" w:lineRule="exact" w:before="0" w:after="0"/>
+      </w:pPr>
+      <w:r>
+        <w:rPr>
+          <w:sz w:val="24"/>
+          <w:szCs w:val="24"/>
+        </w:rPr>
+      </w:r>
+    </w:p>
+    <w:p>
+      <w:pPr>
         <w:spacing w:line="360" w:lineRule="auto"/>
         <w:ind w:firstLine="480"/>
         <w:jc w:val="both"/>
@@ -2825,6 +2842,23 @@
     </w:tbl>
     <w:p>
       <w:pPr>
+        <w:rPr>
+          <w:sz w:val="24"/>
+          <w:szCs w:val="24"/>
+        </w:rPr>
+        <w:ind w:firstLine="0"/>
+        <w:jc w:val="center"/>
+        <w:spacing w:line="240" w:lineRule="exact" w:before="0" w:after="0"/>
+      </w:pPr>
+      <w:r>
+        <w:rPr>
+          <w:sz w:val="24"/>
+          <w:szCs w:val="24"/>
+        </w:rPr>
+      </w:r>
+    </w:p>
+    <w:p>
+      <w:pPr>
         <w:pStyle w:val="Heading1"/>
         <w:spacing w:line="360" w:lineRule="auto" w:before="480" w:after="120"/>
         <w:ind w:firstLine="0"/>
@@ -3136,6 +3170,23 @@
     </w:tbl>
     <w:p>
       <w:pPr>
+        <w:rPr>
+          <w:sz w:val="24"/>
+          <w:szCs w:val="24"/>
+        </w:rPr>
+        <w:ind w:firstLine="0"/>
+        <w:jc w:val="center"/>
+        <w:spacing w:line="240" w:lineRule="exact" w:before="0" w:after="0"/>
+      </w:pPr>
+      <w:r>
+        <w:rPr>
+          <w:sz w:val="24"/>
+          <w:szCs w:val="24"/>
+        </w:rPr>
+      </w:r>
+    </w:p>
+    <w:p>
+      <w:pPr>
         <w:spacing w:line="360" w:lineRule="auto"/>
         <w:ind w:firstLine="480"/>
         <w:jc w:val="both"/>
@@ -3618,6 +3669,23 @@
         </w:tc>
       </w:tr>
     </w:tbl>
+    <w:p>
+      <w:pPr>
+        <w:rPr>
+          <w:sz w:val="24"/>
+          <w:szCs w:val="24"/>
+        </w:rPr>
+        <w:ind w:firstLine="0"/>
+        <w:jc w:val="center"/>
+        <w:spacing w:line="240" w:lineRule="exact" w:before="0" w:after="0"/>
+      </w:pPr>
+      <w:r>
+        <w:rPr>
+          <w:sz w:val="24"/>
+          <w:szCs w:val="24"/>
+        </w:rPr>
+      </w:r>
+    </w:p>
     <w:p>
       <w:pPr>
         <w:shd w:val="clear" w:color="auto" w:fill="F2F2F2"/>
@@ -4481,7 +4549,7 @@
                 <w:b w:val="0"/>
                 <w:sz w:val="17"/>
               </w:rPr>
-              <w:t>`page`</w:t>
+              <w:t>`table`</w:t>
             </w:r>
           </w:p>
         </w:tc>
@@ -4507,7 +4575,7 @@
                 <w:b w:val="0"/>
                 <w:sz w:val="17"/>
               </w:rPr>
-              <w:t>`page_width` / `page_height` / `margin_top` / `margin_bottom` / `margin_left` / `margin_right` / `header_distance` / `footer_distance`</w:t>
+              <w:t>`gap_after`</w:t>
             </w:r>
           </w:p>
         </w:tc>
@@ -4533,7 +4601,7 @@
                 <w:b w:val="0"/>
                 <w:sz w:val="17"/>
               </w:rPr>
-              <w:t>纸张尺寸（cm）与页边距、页眉页脚距离（cm）</w:t>
+              <w:t>数据表下方间距段高度（pt），默认 12</w:t>
             </w:r>
           </w:p>
         </w:tc>
@@ -4561,7 +4629,7 @@
                 <w:b w:val="0"/>
                 <w:sz w:val="17"/>
               </w:rPr>
-              <w:t>`toc`</w:t>
+              <w:t>`page`</w:t>
             </w:r>
           </w:p>
         </w:tc>
@@ -4587,7 +4655,7 @@
                 <w:b w:val="0"/>
                 <w:sz w:val="17"/>
               </w:rPr>
-              <w:t>`title_font` / `title_size` / `line_spacing` / `levels`</w:t>
+              <w:t>`page_width` / `page_height` / `margin_top` / `margin_bottom` / `margin_left` / `margin_right` / `header_distance` / `footer_distance`</w:t>
             </w:r>
           </w:p>
         </w:tc>
@@ -4613,7 +4681,7 @@
                 <w:b w:val="0"/>
                 <w:sz w:val="17"/>
               </w:rPr>
-              <w:t>目录标题与条目：`levels` 按层级给出各条目的字体/字号/段前/段后/缩进（汉字符）</w:t>
+              <w:t>纸张尺寸（cm）与页边距、页眉页脚距离（cm）</w:t>
             </w:r>
           </w:p>
         </w:tc>
@@ -4641,7 +4709,7 @@
                 <w:b w:val="0"/>
                 <w:sz w:val="17"/>
               </w:rPr>
-              <w:t>`cover`</w:t>
+              <w:t>`toc`</w:t>
             </w:r>
           </w:p>
         </w:tc>
@@ -4667,7 +4735,7 @@
                 <w:b w:val="0"/>
                 <w:sz w:val="17"/>
               </w:rPr>
-              <w:t>`top_padding_ratio` / `spacer_height` / `title_*` / `subtitle_*` / `org_*` / `date_*`</w:t>
+              <w:t>`title_font` / `title_size` / `line_spacing` / `levels`</w:t>
             </w:r>
           </w:p>
         </w:tc>
@@ -4693,12 +4761,109 @@
                 <w:b w:val="0"/>
                 <w:sz w:val="17"/>
               </w:rPr>
+              <w:t>目录标题与条目：`levels` 按层级给出各条目的字体/字号/段前/段后/缩进（汉字符）</w:t>
+            </w:r>
+          </w:p>
+        </w:tc>
+      </w:tr>
+      <w:tr>
+        <w:tc>
+          <w:tcPr>
+            <w:tcW w:type="dxa" w:w="1020"/>
+            <w:tcMar>
+              <w:top w:w="60" w:type="dxa"/>
+              <w:left w:w="60" w:type="dxa"/>
+              <w:bottom w:w="60" w:type="dxa"/>
+              <w:right w:w="60" w:type="dxa"/>
+            </w:tcMar>
+            <w:vAlign w:val="center"/>
+          </w:tcPr>
+          <w:p>
+            <w:pPr>
+              <w:ind w:firstLine="0"/>
+              <w:jc w:val="center"/>
+            </w:pPr>
+            <w:r>
+              <w:rPr>
+                <w:rFonts w:ascii="宋体" w:hAnsi="宋体" w:eastAsia="宋体"/>
+                <w:b w:val="0"/>
+                <w:sz w:val="17"/>
+              </w:rPr>
+              <w:t>`cover`</w:t>
+            </w:r>
+          </w:p>
+        </w:tc>
+        <w:tc>
+          <w:tcPr>
+            <w:tcW w:type="dxa" w:w="3515"/>
+            <w:tcMar>
+              <w:top w:w="60" w:type="dxa"/>
+              <w:left w:w="60" w:type="dxa"/>
+              <w:bottom w:w="60" w:type="dxa"/>
+              <w:right w:w="60" w:type="dxa"/>
+            </w:tcMar>
+            <w:vAlign w:val="center"/>
+          </w:tcPr>
+          <w:p>
+            <w:pPr>
+              <w:ind w:firstLine="0"/>
+              <w:jc w:val="center"/>
+            </w:pPr>
+            <w:r>
+              <w:rPr>
+                <w:rFonts w:ascii="宋体" w:hAnsi="宋体" w:eastAsia="宋体"/>
+                <w:b w:val="0"/>
+                <w:sz w:val="17"/>
+              </w:rPr>
+              <w:t>`top_padding_ratio` / `spacer_height` / `title_*` / `subtitle_*` / `org_*` / `date_*`</w:t>
+            </w:r>
+          </w:p>
+        </w:tc>
+        <w:tc>
+          <w:tcPr>
+            <w:tcW w:type="dxa" w:w="3629"/>
+            <w:tcMar>
+              <w:top w:w="60" w:type="dxa"/>
+              <w:left w:w="60" w:type="dxa"/>
+              <w:bottom w:w="60" w:type="dxa"/>
+              <w:right w:w="60" w:type="dxa"/>
+            </w:tcMar>
+            <w:vAlign w:val="center"/>
+          </w:tcPr>
+          <w:p>
+            <w:pPr>
+              <w:ind w:firstLine="0"/>
+              <w:jc w:val="left"/>
+            </w:pPr>
+            <w:r>
+              <w:rPr>
+                <w:rFonts w:ascii="宋体" w:hAnsi="宋体" w:eastAsia="宋体"/>
+                <w:b w:val="0"/>
+                <w:sz w:val="17"/>
+              </w:rPr>
               <w:t>封面：顶部留白占版心高的比例、留白空段单段高（pt）、标题块各元素字体/字号/间距（pt）</w:t>
             </w:r>
           </w:p>
         </w:tc>
       </w:tr>
     </w:tbl>
+    <w:p>
+      <w:pPr>
+        <w:rPr>
+          <w:sz w:val="24"/>
+          <w:szCs w:val="24"/>
+        </w:rPr>
+        <w:ind w:firstLine="0"/>
+        <w:jc w:val="center"/>
+        <w:spacing w:line="240" w:lineRule="exact" w:before="0" w:after="0"/>
+      </w:pPr>
+      <w:r>
+        <w:rPr>
+          <w:sz w:val="24"/>
+          <w:szCs w:val="24"/>
+        </w:rPr>
+      </w:r>
+    </w:p>
     <w:p>
       <w:pPr>
         <w:pStyle w:val="Heading2"/>
@@ -5373,6 +5538,23 @@
         </w:tc>
       </w:tr>
     </w:tbl>
+    <w:p>
+      <w:pPr>
+        <w:rPr>
+          <w:sz w:val="24"/>
+          <w:szCs w:val="24"/>
+        </w:rPr>
+        <w:ind w:firstLine="0"/>
+        <w:jc w:val="center"/>
+        <w:spacing w:line="240" w:lineRule="exact" w:before="0" w:after="0"/>
+      </w:pPr>
+      <w:r>
+        <w:rPr>
+          <w:sz w:val="24"/>
+          <w:szCs w:val="24"/>
+        </w:rPr>
+      </w:r>
+    </w:p>
     <w:p>
       <w:pPr>
         <w:spacing w:line="360" w:lineRule="auto"/>
@@ -6575,6 +6757,23 @@
     </w:tbl>
     <w:p>
       <w:pPr>
+        <w:rPr>
+          <w:sz w:val="24"/>
+          <w:szCs w:val="24"/>
+        </w:rPr>
+        <w:ind w:firstLine="0"/>
+        <w:jc w:val="center"/>
+        <w:spacing w:line="240" w:lineRule="exact" w:before="0" w:after="0"/>
+      </w:pPr>
+      <w:r>
+        <w:rPr>
+          <w:sz w:val="24"/>
+          <w:szCs w:val="24"/>
+        </w:rPr>
+      </w:r>
+    </w:p>
+    <w:p>
+      <w:pPr>
         <w:shd w:val="clear" w:color="auto" w:fill="F2F2F2"/>
         <w:spacing w:line="276" w:lineRule="auto" w:before="0" w:after="0"/>
         <w:ind w:firstLine="0" w:left="360"/>
@@ -8295,6 +8494,23 @@
     </w:tbl>
     <w:p>
       <w:pPr>
+        <w:rPr>
+          <w:sz w:val="24"/>
+          <w:szCs w:val="24"/>
+        </w:rPr>
+        <w:ind w:firstLine="0"/>
+        <w:jc w:val="center"/>
+        <w:spacing w:line="240" w:lineRule="exact" w:before="0" w:after="0"/>
+      </w:pPr>
+      <w:r>
+        <w:rPr>
+          <w:sz w:val="24"/>
+          <w:szCs w:val="24"/>
+        </w:rPr>
+      </w:r>
+    </w:p>
+    <w:p>
+      <w:pPr>
         <w:spacing w:line="360" w:lineRule="auto"/>
         <w:ind w:firstLine="480"/>
         <w:jc w:val="both"/>
@@ -8861,6 +9077,21 @@
           <w:sz w:val="24"/>
         </w:rPr>
         <w:t>图标题与表标题由内部计数器自动编号，无需手动填写编号。图标题位于图下方，表标题位于表上方，两类编号相互独立。</w:t>
+      </w:r>
+    </w:p>
+    <w:p>
+      <w:pPr>
+        <w:spacing w:line="360" w:lineRule="auto"/>
+        <w:ind w:firstLine="480"/>
+        <w:jc w:val="both"/>
+      </w:pPr>
+      <w:r>
+        <w:rPr>
+          <w:rFonts w:ascii="Times New Roman" w:hAnsi="Times New Roman" w:eastAsia="宋体"/>
+          <w:b w:val="0"/>
+          <w:sz w:val="24"/>
+        </w:rPr>
+        <w:t>表下方的间距由 add_data_table 自动处理：它会在表格末尾追加一个间距段（默认 12pt，读预设 `table.gap_after`），无需手工补空行。原因是 Word 的间距只属于段落，表格自身没有段后属性——表名位于表上方、其段后 6pt 垫在表名与表之间，而表后若无段落，后续正文就会直接贴合表格底边。该行为恒定生效，后续无论是正文还是图标题都同样追加。</w:t>
       </w:r>
     </w:p>
     <w:p>
@@ -9654,6 +9885,23 @@
         </w:tc>
       </w:tr>
     </w:tbl>
+    <w:p>
+      <w:pPr>
+        <w:rPr>
+          <w:sz w:val="24"/>
+          <w:szCs w:val="24"/>
+        </w:rPr>
+        <w:ind w:firstLine="0"/>
+        <w:jc w:val="center"/>
+        <w:spacing w:line="240" w:lineRule="exact" w:before="0" w:after="0"/>
+      </w:pPr>
+      <w:r>
+        <w:rPr>
+          <w:sz w:val="24"/>
+          <w:szCs w:val="24"/>
+        </w:rPr>
+      </w:r>
+    </w:p>
     <w:p>
       <w:pPr>
         <w:spacing w:line="360" w:lineRule="auto"/>
@@ -10353,6 +10601,23 @@
         </w:tc>
       </w:tr>
     </w:tbl>
+    <w:p>
+      <w:pPr>
+        <w:rPr>
+          <w:sz w:val="24"/>
+          <w:szCs w:val="24"/>
+        </w:rPr>
+        <w:ind w:firstLine="0"/>
+        <w:jc w:val="center"/>
+        <w:spacing w:line="240" w:lineRule="exact" w:before="0" w:after="0"/>
+      </w:pPr>
+      <w:r>
+        <w:rPr>
+          <w:sz w:val="24"/>
+          <w:szCs w:val="24"/>
+        </w:rPr>
+      </w:r>
+    </w:p>
     <w:p>
       <w:pPr>
         <w:spacing w:line="360" w:lineRule="auto"/>
@@ -11387,6 +11652,23 @@
     </w:tbl>
     <w:p>
       <w:pPr>
+        <w:rPr>
+          <w:sz w:val="24"/>
+          <w:szCs w:val="24"/>
+        </w:rPr>
+        <w:ind w:firstLine="0"/>
+        <w:jc w:val="center"/>
+        <w:spacing w:line="240" w:lineRule="exact" w:before="0" w:after="0"/>
+      </w:pPr>
+      <w:r>
+        <w:rPr>
+          <w:sz w:val="24"/>
+          <w:szCs w:val="24"/>
+        </w:rPr>
+      </w:r>
+    </w:p>
+    <w:p>
+      <w:pPr>
         <w:spacing w:line="360" w:lineRule="auto"/>
         <w:ind w:firstLine="480"/>
         <w:jc w:val="both"/>
@@ -11874,6 +12156,23 @@
     </w:tbl>
     <w:p>
       <w:pPr>
+        <w:rPr>
+          <w:sz w:val="24"/>
+          <w:szCs w:val="24"/>
+        </w:rPr>
+        <w:ind w:firstLine="0"/>
+        <w:jc w:val="center"/>
+        <w:spacing w:line="240" w:lineRule="exact" w:before="0" w:after="0"/>
+      </w:pPr>
+      <w:r>
+        <w:rPr>
+          <w:sz w:val="24"/>
+          <w:szCs w:val="24"/>
+        </w:rPr>
+      </w:r>
+    </w:p>
+    <w:p>
+      <w:pPr>
         <w:spacing w:line="360" w:lineRule="auto"/>
         <w:ind w:firstLine="480"/>
         <w:jc w:val="both"/>
@@ -12291,6 +12590,23 @@
         </w:tc>
       </w:tr>
     </w:tbl>
+    <w:p>
+      <w:pPr>
+        <w:rPr>
+          <w:sz w:val="24"/>
+          <w:szCs w:val="24"/>
+        </w:rPr>
+        <w:ind w:firstLine="0"/>
+        <w:jc w:val="center"/>
+        <w:spacing w:line="240" w:lineRule="exact" w:before="0" w:after="0"/>
+      </w:pPr>
+      <w:r>
+        <w:rPr>
+          <w:sz w:val="24"/>
+          <w:szCs w:val="24"/>
+        </w:rPr>
+      </w:r>
+    </w:p>
     <w:p>
       <w:pPr>
         <w:shd w:val="clear" w:color="auto" w:fill="F2F2F2"/>
@@ -12774,6 +13090,23 @@
         </w:tc>
       </w:tr>
     </w:tbl>
+    <w:p>
+      <w:pPr>
+        <w:rPr>
+          <w:sz w:val="24"/>
+          <w:szCs w:val="24"/>
+        </w:rPr>
+        <w:ind w:firstLine="0"/>
+        <w:jc w:val="center"/>
+        <w:spacing w:line="240" w:lineRule="exact" w:before="0" w:after="0"/>
+      </w:pPr>
+      <w:r>
+        <w:rPr>
+          <w:sz w:val="24"/>
+          <w:szCs w:val="24"/>
+        </w:rPr>
+      </w:r>
+    </w:p>
     <w:p>
       <w:pPr>
         <w:spacing w:line="360" w:lineRule="auto"/>
@@ -14838,7 +15171,7 @@
                 <w:b w:val="0"/>
                 <w:sz w:val="18"/>
               </w:rPr>
-              <w:t>封面·大标题</w:t>
+              <w:t>表下间距段</w:t>
             </w:r>
           </w:p>
         </w:tc>
@@ -14864,7 +15197,7 @@
                 <w:b w:val="0"/>
                 <w:sz w:val="18"/>
               </w:rPr>
-              <w:t>黑体</w:t>
+              <w:t>—</w:t>
             </w:r>
           </w:p>
         </w:tc>
@@ -14890,7 +15223,7 @@
                 <w:b w:val="0"/>
                 <w:sz w:val="18"/>
               </w:rPr>
-              <w:t>26pt</w:t>
+              <w:t>12pt</w:t>
             </w:r>
           </w:p>
         </w:tc>
@@ -14916,7 +15249,7 @@
                 <w:b w:val="0"/>
                 <w:sz w:val="18"/>
               </w:rPr>
-              <w:t>居中，位于顶部留白之后</w:t>
+              <w:t>空段，居中，固定行距 12pt，无文字；由 add_data_table 自动追加</w:t>
             </w:r>
           </w:p>
         </w:tc>
@@ -14942,7 +15275,7 @@
                 <w:b w:val="0"/>
                 <w:sz w:val="18"/>
               </w:rPr>
-              <w:t>—</w:t>
+              <w:t>0</w:t>
             </w:r>
           </w:p>
         </w:tc>
@@ -14968,7 +15301,7 @@
                 <w:b w:val="0"/>
                 <w:sz w:val="18"/>
               </w:rPr>
-              <w:t>8pt</w:t>
+              <w:t>0</w:t>
             </w:r>
           </w:p>
         </w:tc>
@@ -14996,7 +15329,7 @@
                 <w:b w:val="0"/>
                 <w:sz w:val="18"/>
               </w:rPr>
-              <w:t>封面·副标题</w:t>
+              <w:t>封面·大标题</w:t>
             </w:r>
           </w:p>
         </w:tc>
@@ -15048,7 +15381,7 @@
                 <w:b w:val="0"/>
                 <w:sz w:val="18"/>
               </w:rPr>
-              <w:t>20pt</w:t>
+              <w:t>26pt</w:t>
             </w:r>
           </w:p>
         </w:tc>
@@ -15074,7 +15407,7 @@
                 <w:b w:val="0"/>
                 <w:sz w:val="18"/>
               </w:rPr>
-              <w:t>居中</w:t>
+              <w:t>居中，位于顶部留白之后</w:t>
             </w:r>
           </w:p>
         </w:tc>
@@ -15100,7 +15433,7 @@
                 <w:b w:val="0"/>
                 <w:sz w:val="18"/>
               </w:rPr>
-              <w:t>0</w:t>
+              <w:t>—</w:t>
             </w:r>
           </w:p>
         </w:tc>
@@ -15126,7 +15459,7 @@
                 <w:b w:val="0"/>
                 <w:sz w:val="18"/>
               </w:rPr>
-              <w:t>60pt</w:t>
+              <w:t>8pt</w:t>
             </w:r>
           </w:p>
         </w:tc>
@@ -15154,7 +15487,7 @@
                 <w:b w:val="0"/>
                 <w:sz w:val="18"/>
               </w:rPr>
-              <w:t>封面·单位与日期</w:t>
+              <w:t>封面·副标题</w:t>
             </w:r>
           </w:p>
         </w:tc>
@@ -15180,7 +15513,7 @@
                 <w:b w:val="0"/>
                 <w:sz w:val="18"/>
               </w:rPr>
-              <w:t>宋体</w:t>
+              <w:t>黑体</w:t>
             </w:r>
           </w:p>
         </w:tc>
@@ -15206,7 +15539,7 @@
                 <w:b w:val="0"/>
                 <w:sz w:val="18"/>
               </w:rPr>
-              <w:t>15pt</w:t>
+              <w:t>20pt</w:t>
             </w:r>
           </w:p>
         </w:tc>
@@ -15258,7 +15591,7 @@
                 <w:b w:val="0"/>
                 <w:sz w:val="18"/>
               </w:rPr>
-              <w:t>日期 8pt</w:t>
+              <w:t>0</w:t>
             </w:r>
           </w:p>
         </w:tc>
@@ -15284,7 +15617,7 @@
                 <w:b w:val="0"/>
                 <w:sz w:val="18"/>
               </w:rPr>
-              <w:t>0</w:t>
+              <w:t>60pt</w:t>
             </w:r>
           </w:p>
         </w:tc>
@@ -15312,7 +15645,7 @@
                 <w:b w:val="0"/>
                 <w:sz w:val="18"/>
               </w:rPr>
-              <w:t>目录·章标题行</w:t>
+              <w:t>封面·单位与日期</w:t>
             </w:r>
           </w:p>
         </w:tc>
@@ -15338,7 +15671,7 @@
                 <w:b w:val="0"/>
                 <w:sz w:val="18"/>
               </w:rPr>
-              <w:t>黑体</w:t>
+              <w:t>宋体</w:t>
             </w:r>
           </w:p>
         </w:tc>
@@ -15364,7 +15697,7 @@
                 <w:b w:val="0"/>
                 <w:sz w:val="18"/>
               </w:rPr>
-              <w:t>小四 12pt</w:t>
+              <w:t>15pt</w:t>
             </w:r>
           </w:p>
         </w:tc>
@@ -15390,7 +15723,7 @@
                 <w:b w:val="0"/>
                 <w:sz w:val="18"/>
               </w:rPr>
-              <w:t>居左，固定行距 20pt</w:t>
+              <w:t>居中</w:t>
             </w:r>
           </w:p>
         </w:tc>
@@ -15416,7 +15749,7 @@
                 <w:b w:val="0"/>
                 <w:sz w:val="18"/>
               </w:rPr>
-              <w:t>6pt</w:t>
+              <w:t>日期 8pt</w:t>
             </w:r>
           </w:p>
         </w:tc>
@@ -15470,7 +15803,7 @@
                 <w:b w:val="0"/>
                 <w:sz w:val="18"/>
               </w:rPr>
-              <w:t>目录·一级节标题行</w:t>
+              <w:t>目录·章标题行</w:t>
             </w:r>
           </w:p>
         </w:tc>
@@ -15496,7 +15829,7 @@
                 <w:b w:val="0"/>
                 <w:sz w:val="18"/>
               </w:rPr>
-              <w:t>宋体</w:t>
+              <w:t>黑体</w:t>
             </w:r>
           </w:p>
         </w:tc>
@@ -15548,7 +15881,7 @@
                 <w:b w:val="0"/>
                 <w:sz w:val="18"/>
               </w:rPr>
-              <w:t>缩进 1 个汉字符，固定行距 20pt</w:t>
+              <w:t>居左，固定行距 20pt</w:t>
             </w:r>
           </w:p>
         </w:tc>
@@ -15574,7 +15907,7 @@
                 <w:b w:val="0"/>
                 <w:sz w:val="18"/>
               </w:rPr>
-              <w:t>0</w:t>
+              <w:t>6pt</w:t>
             </w:r>
           </w:p>
         </w:tc>
@@ -15628,7 +15961,7 @@
                 <w:b w:val="0"/>
                 <w:sz w:val="18"/>
               </w:rPr>
-              <w:t>目录·二级节标题行</w:t>
+              <w:t>目录·一级节标题行</w:t>
             </w:r>
           </w:p>
         </w:tc>
@@ -15706,7 +16039,7 @@
                 <w:b w:val="0"/>
                 <w:sz w:val="18"/>
               </w:rPr>
-              <w:t>缩进 2 个汉字符，固定行距 20pt</w:t>
+              <w:t>缩进 1 个汉字符，固定行距 20pt</w:t>
             </w:r>
           </w:p>
         </w:tc>
@@ -15763,7 +16096,182 @@
           </w:p>
         </w:tc>
       </w:tr>
+      <w:tr>
+        <w:tc>
+          <w:tcPr>
+            <w:tcW w:type="dxa" w:w="1247"/>
+            <w:tcMar>
+              <w:top w:w="60" w:type="dxa"/>
+              <w:left w:w="60" w:type="dxa"/>
+              <w:bottom w:w="60" w:type="dxa"/>
+              <w:right w:w="60" w:type="dxa"/>
+            </w:tcMar>
+            <w:vAlign w:val="center"/>
+          </w:tcPr>
+          <w:p>
+            <w:pPr>
+              <w:ind w:firstLine="0"/>
+              <w:jc w:val="center"/>
+            </w:pPr>
+            <w:r>
+              <w:rPr>
+                <w:rFonts w:ascii="宋体" w:hAnsi="宋体" w:eastAsia="宋体"/>
+                <w:b w:val="0"/>
+                <w:sz w:val="18"/>
+              </w:rPr>
+              <w:t>目录·二级节标题行</w:t>
+            </w:r>
+          </w:p>
+        </w:tc>
+        <w:tc>
+          <w:tcPr>
+            <w:tcW w:type="dxa" w:w="850"/>
+            <w:tcMar>
+              <w:top w:w="60" w:type="dxa"/>
+              <w:left w:w="60" w:type="dxa"/>
+              <w:bottom w:w="60" w:type="dxa"/>
+              <w:right w:w="60" w:type="dxa"/>
+            </w:tcMar>
+            <w:vAlign w:val="center"/>
+          </w:tcPr>
+          <w:p>
+            <w:pPr>
+              <w:ind w:firstLine="0"/>
+              <w:jc w:val="center"/>
+            </w:pPr>
+            <w:r>
+              <w:rPr>
+                <w:rFonts w:ascii="宋体" w:hAnsi="宋体" w:eastAsia="宋体"/>
+                <w:b w:val="0"/>
+                <w:sz w:val="18"/>
+              </w:rPr>
+              <w:t>宋体</w:t>
+            </w:r>
+          </w:p>
+        </w:tc>
+        <w:tc>
+          <w:tcPr>
+            <w:tcW w:type="dxa" w:w="1134"/>
+            <w:tcMar>
+              <w:top w:w="60" w:type="dxa"/>
+              <w:left w:w="60" w:type="dxa"/>
+              <w:bottom w:w="60" w:type="dxa"/>
+              <w:right w:w="60" w:type="dxa"/>
+            </w:tcMar>
+            <w:vAlign w:val="center"/>
+          </w:tcPr>
+          <w:p>
+            <w:pPr>
+              <w:ind w:firstLine="0"/>
+              <w:jc w:val="center"/>
+            </w:pPr>
+            <w:r>
+              <w:rPr>
+                <w:rFonts w:ascii="宋体" w:hAnsi="宋体" w:eastAsia="宋体"/>
+                <w:b w:val="0"/>
+                <w:sz w:val="18"/>
+              </w:rPr>
+              <w:t>小四 12pt</w:t>
+            </w:r>
+          </w:p>
+        </w:tc>
+        <w:tc>
+          <w:tcPr>
+            <w:tcW w:type="dxa" w:w="3118"/>
+            <w:tcMar>
+              <w:top w:w="60" w:type="dxa"/>
+              <w:left w:w="60" w:type="dxa"/>
+              <w:bottom w:w="60" w:type="dxa"/>
+              <w:right w:w="60" w:type="dxa"/>
+            </w:tcMar>
+            <w:vAlign w:val="center"/>
+          </w:tcPr>
+          <w:p>
+            <w:pPr>
+              <w:ind w:firstLine="0"/>
+              <w:jc w:val="center"/>
+            </w:pPr>
+            <w:r>
+              <w:rPr>
+                <w:rFonts w:ascii="宋体" w:hAnsi="宋体" w:eastAsia="宋体"/>
+                <w:b w:val="0"/>
+                <w:sz w:val="18"/>
+              </w:rPr>
+              <w:t>缩进 2 个汉字符，固定行距 20pt</w:t>
+            </w:r>
+          </w:p>
+        </w:tc>
+        <w:tc>
+          <w:tcPr>
+            <w:tcW w:type="dxa" w:w="794"/>
+            <w:tcMar>
+              <w:top w:w="60" w:type="dxa"/>
+              <w:left w:w="60" w:type="dxa"/>
+              <w:bottom w:w="60" w:type="dxa"/>
+              <w:right w:w="60" w:type="dxa"/>
+            </w:tcMar>
+            <w:vAlign w:val="center"/>
+          </w:tcPr>
+          <w:p>
+            <w:pPr>
+              <w:ind w:firstLine="0"/>
+              <w:jc w:val="center"/>
+            </w:pPr>
+            <w:r>
+              <w:rPr>
+                <w:rFonts w:ascii="宋体" w:hAnsi="宋体" w:eastAsia="宋体"/>
+                <w:b w:val="0"/>
+                <w:sz w:val="18"/>
+              </w:rPr>
+              <w:t>0</w:t>
+            </w:r>
+          </w:p>
+        </w:tc>
+        <w:tc>
+          <w:tcPr>
+            <w:tcW w:type="dxa" w:w="794"/>
+            <w:tcMar>
+              <w:top w:w="60" w:type="dxa"/>
+              <w:left w:w="60" w:type="dxa"/>
+              <w:bottom w:w="60" w:type="dxa"/>
+              <w:right w:w="60" w:type="dxa"/>
+            </w:tcMar>
+            <w:vAlign w:val="center"/>
+          </w:tcPr>
+          <w:p>
+            <w:pPr>
+              <w:ind w:firstLine="0"/>
+              <w:jc w:val="left"/>
+            </w:pPr>
+            <w:r>
+              <w:rPr>
+                <w:rFonts w:ascii="宋体" w:hAnsi="宋体" w:eastAsia="宋体"/>
+                <w:b w:val="0"/>
+                <w:sz w:val="18"/>
+              </w:rPr>
+              <w:t>0</w:t>
+            </w:r>
+          </w:p>
+        </w:tc>
+      </w:tr>
     </w:tbl>
+    <w:p>
+      <w:pPr>
+        <w:rPr>
+          <w:sz w:val="24"/>
+          <w:szCs w:val="24"/>
+        </w:rPr>
+        <w:ind w:firstLine="0"/>
+        <w:jc w:val="center"/>
+        <w:spacing w:line="240" w:lineRule="exact" w:before="0" w:after="0"/>
+      </w:pPr>
+      <w:r>
+        <w:rPr>
+          <w:sz w:val="24"/>
+          <w:szCs w:val="24"/>
+        </w:rPr>
+      </w:r>
+    </w:p>
     <w:p>
       <w:pPr>
         <w:pStyle w:val="Heading1"/>
@@ -16251,6 +16759,23 @@
         </w:tc>
       </w:tr>
     </w:tbl>
+    <w:p>
+      <w:pPr>
+        <w:rPr>
+          <w:sz w:val="24"/>
+          <w:szCs w:val="24"/>
+        </w:rPr>
+        <w:ind w:firstLine="0"/>
+        <w:jc w:val="center"/>
+        <w:spacing w:line="240" w:lineRule="exact" w:before="0" w:after="0"/>
+      </w:pPr>
+      <w:r>
+        <w:rPr>
+          <w:sz w:val="24"/>
+          <w:szCs w:val="24"/>
+        </w:rPr>
+      </w:r>
+    </w:p>
     <w:p>
       <w:pPr>
         <w:pStyle w:val="Heading1"/>

--- a/README.docx
+++ b/README.docx
@@ -115,7 +115,7 @@
           <w:b w:val="0"/>
           <w:sz w:val="30"/>
         </w:rPr>
-        <w:t>2026年9月21日</w:t>
+        <w:t>2026年9月</w:t>
       </w:r>
     </w:p>
     <w:p>

--- a/README.docx
+++ b/README.docx
@@ -1052,7 +1052,7 @@
     <w:p>
       <w:pPr>
         <w:shd w:val="clear" w:color="auto" w:fill="F2F2F2"/>
-        <w:spacing w:line="276" w:lineRule="auto" w:before="0" w:after="0"/>
+        <w:spacing w:line="276" w:lineRule="auto" w:before="0" w:after="120"/>
         <w:ind w:firstLine="0" w:left="360"/>
       </w:pPr>
       <w:r>
@@ -3759,7 +3759,7 @@
     <w:p>
       <w:pPr>
         <w:shd w:val="clear" w:color="auto" w:fill="F2F2F2"/>
-        <w:spacing w:line="276" w:lineRule="auto" w:before="0" w:after="0"/>
+        <w:spacing w:line="276" w:lineRule="auto" w:before="0" w:after="120"/>
         <w:ind w:firstLine="0" w:left="360"/>
       </w:pPr>
       <w:r>
@@ -5685,7 +5685,7 @@
     <w:p>
       <w:pPr>
         <w:shd w:val="clear" w:color="auto" w:fill="F2F2F2"/>
-        <w:spacing w:line="276" w:lineRule="auto" w:before="0" w:after="0"/>
+        <w:spacing w:line="276" w:lineRule="auto" w:before="0" w:after="120"/>
         <w:ind w:firstLine="0" w:left="360"/>
       </w:pPr>
       <w:r>
@@ -5927,7 +5927,7 @@
     <w:p>
       <w:pPr>
         <w:shd w:val="clear" w:color="auto" w:fill="F2F2F2"/>
-        <w:spacing w:line="276" w:lineRule="auto" w:before="0" w:after="0"/>
+        <w:spacing w:line="276" w:lineRule="auto" w:before="0" w:after="120"/>
         <w:ind w:firstLine="0" w:left="360"/>
       </w:pPr>
       <w:r>
@@ -6775,7 +6775,7 @@
     <w:p>
       <w:pPr>
         <w:shd w:val="clear" w:color="auto" w:fill="F2F2F2"/>
-        <w:spacing w:line="276" w:lineRule="auto" w:before="0" w:after="0"/>
+        <w:spacing w:line="276" w:lineRule="auto" w:before="0" w:after="120"/>
         <w:ind w:firstLine="0" w:left="360"/>
       </w:pPr>
       <w:r>
@@ -7091,7 +7091,7 @@
     <w:p>
       <w:pPr>
         <w:shd w:val="clear" w:color="auto" w:fill="F2F2F2"/>
-        <w:spacing w:line="276" w:lineRule="auto" w:before="0" w:after="0"/>
+        <w:spacing w:line="276" w:lineRule="auto" w:before="0" w:after="120"/>
         <w:ind w:firstLine="0" w:left="360"/>
       </w:pPr>
       <w:r>
@@ -7416,7 +7416,7 @@
     <w:p>
       <w:pPr>
         <w:shd w:val="clear" w:color="auto" w:fill="F2F2F2"/>
-        <w:spacing w:line="276" w:lineRule="auto" w:before="0" w:after="0"/>
+        <w:spacing w:line="276" w:lineRule="auto" w:before="0" w:after="120"/>
         <w:ind w:firstLine="0" w:left="360"/>
       </w:pPr>
       <w:r>
@@ -8666,7 +8666,7 @@
     <w:p>
       <w:pPr>
         <w:shd w:val="clear" w:color="auto" w:fill="F2F2F2"/>
-        <w:spacing w:line="276" w:lineRule="auto" w:before="0" w:after="0"/>
+        <w:spacing w:line="276" w:lineRule="auto" w:before="0" w:after="120"/>
         <w:ind w:firstLine="0" w:left="360"/>
       </w:pPr>
       <w:r>
@@ -9153,7 +9153,7 @@
     <w:p>
       <w:pPr>
         <w:shd w:val="clear" w:color="auto" w:fill="F2F2F2"/>
-        <w:spacing w:line="276" w:lineRule="auto" w:before="0" w:after="0"/>
+        <w:spacing w:line="276" w:lineRule="auto" w:before="0" w:after="120"/>
         <w:ind w:firstLine="0" w:left="360"/>
       </w:pPr>
       <w:r>
@@ -9202,13 +9202,13 @@
           <w:b w:val="0"/>
           <w:sz w:val="24"/>
         </w:rPr>
-        <w:t>add_code_block 以 Consolas 等宽字体渲染代码内容，默认 9pt，浅灰底纹，无首行缩进，逐行成段：</w:t>
+        <w:t>add_code_block 以 Consolas 等宽字体渲染代码内容，默认 9pt，浅灰底纹，无首行缩进，逐行成段；末行带 6pt 段后（space_after 可调，传 0 关闭），与后续正文拉开：</w:t>
       </w:r>
     </w:p>
     <w:p>
       <w:pPr>
         <w:shd w:val="clear" w:color="auto" w:fill="F2F2F2"/>
-        <w:spacing w:line="276" w:lineRule="auto" w:before="0" w:after="0"/>
+        <w:spacing w:line="276" w:lineRule="auto" w:before="0" w:after="120"/>
         <w:ind w:firstLine="0" w:left="360"/>
       </w:pPr>
       <w:r>
@@ -9335,7 +9335,7 @@
     <w:p>
       <w:pPr>
         <w:shd w:val="clear" w:color="auto" w:fill="F2F2F2"/>
-        <w:spacing w:line="276" w:lineRule="auto" w:before="0" w:after="0"/>
+        <w:spacing w:line="276" w:lineRule="auto" w:before="0" w:after="120"/>
         <w:ind w:firstLine="0" w:left="360"/>
       </w:pPr>
       <w:r>
@@ -10002,7 +10002,7 @@
     <w:p>
       <w:pPr>
         <w:shd w:val="clear" w:color="auto" w:fill="F2F2F2"/>
-        <w:spacing w:line="276" w:lineRule="auto" w:before="0" w:after="0"/>
+        <w:spacing w:line="276" w:lineRule="auto" w:before="0" w:after="120"/>
         <w:ind w:firstLine="0" w:left="360"/>
       </w:pPr>
       <w:r>
@@ -10733,7 +10733,7 @@
     <w:p>
       <w:pPr>
         <w:shd w:val="clear" w:color="auto" w:fill="F2F2F2"/>
-        <w:spacing w:line="276" w:lineRule="auto" w:before="0" w:after="0"/>
+        <w:spacing w:line="276" w:lineRule="auto" w:before="0" w:after="120"/>
         <w:ind w:firstLine="0" w:left="360"/>
       </w:pPr>
       <w:r>
@@ -11767,7 +11767,7 @@
     <w:p>
       <w:pPr>
         <w:shd w:val="clear" w:color="auto" w:fill="F2F2F2"/>
-        <w:spacing w:line="276" w:lineRule="auto" w:before="0" w:after="0"/>
+        <w:spacing w:line="276" w:lineRule="auto" w:before="0" w:after="120"/>
         <w:ind w:firstLine="0" w:left="360"/>
       </w:pPr>
       <w:r>
@@ -12610,7 +12610,7 @@
     <w:p>
       <w:pPr>
         <w:shd w:val="clear" w:color="auto" w:fill="F2F2F2"/>
-        <w:spacing w:line="276" w:lineRule="auto" w:before="0" w:after="0"/>
+        <w:spacing w:line="276" w:lineRule="auto" w:before="0" w:after="120"/>
         <w:ind w:firstLine="0" w:left="360"/>
       </w:pPr>
       <w:r>
@@ -13237,7 +13237,7 @@
     <w:p>
       <w:pPr>
         <w:shd w:val="clear" w:color="auto" w:fill="F2F2F2"/>
-        <w:spacing w:line="276" w:lineRule="auto" w:before="0" w:after="0"/>
+        <w:spacing w:line="276" w:lineRule="auto" w:before="0" w:after="120"/>
         <w:ind w:firstLine="0" w:left="360"/>
       </w:pPr>
       <w:r>
@@ -13266,7 +13266,7 @@
     <w:p>
       <w:pPr>
         <w:shd w:val="clear" w:color="auto" w:fill="F2F2F2"/>
-        <w:spacing w:line="276" w:lineRule="auto" w:before="0" w:after="0"/>
+        <w:spacing w:line="276" w:lineRule="auto" w:before="0" w:after="120"/>
         <w:ind w:firstLine="0" w:left="360"/>
       </w:pPr>
       <w:r>
@@ -13306,7 +13306,7 @@
     <w:p>
       <w:pPr>
         <w:shd w:val="clear" w:color="auto" w:fill="F2F2F2"/>
-        <w:spacing w:line="276" w:lineRule="auto" w:before="0" w:after="0"/>
+        <w:spacing w:line="276" w:lineRule="auto" w:before="0" w:after="120"/>
         <w:ind w:firstLine="0" w:left="360"/>
       </w:pPr>
       <w:r>
@@ -13444,7 +13444,7 @@
     <w:p>
       <w:pPr>
         <w:shd w:val="clear" w:color="auto" w:fill="F2F2F2"/>
-        <w:spacing w:line="276" w:lineRule="auto" w:before="0" w:after="0"/>
+        <w:spacing w:line="276" w:lineRule="auto" w:before="0" w:after="120"/>
         <w:ind w:firstLine="0" w:left="360"/>
       </w:pPr>
       <w:r>
@@ -16301,7 +16301,7 @@
     <w:p>
       <w:pPr>
         <w:shd w:val="clear" w:color="auto" w:fill="F2F2F2"/>
-        <w:spacing w:line="276" w:lineRule="auto" w:before="0" w:after="0"/>
+        <w:spacing w:line="276" w:lineRule="auto" w:before="0" w:after="120"/>
         <w:ind w:firstLine="0" w:left="360"/>
       </w:pPr>
       <w:r>
@@ -17140,7 +17140,7 @@
     <w:p>
       <w:pPr>
         <w:shd w:val="clear" w:color="auto" w:fill="F2F2F2"/>
-        <w:spacing w:line="276" w:lineRule="auto" w:before="0" w:after="0"/>
+        <w:spacing w:line="276" w:lineRule="auto" w:before="0" w:after="120"/>
         <w:ind w:firstLine="0" w:left="360"/>
       </w:pPr>
       <w:r>

--- a/README.docx
+++ b/README.docx
@@ -1052,7 +1052,7 @@
     <w:p>
       <w:pPr>
         <w:shd w:val="clear" w:color="auto" w:fill="F2F2F2"/>
-        <w:spacing w:line="276" w:lineRule="auto" w:before="0" w:after="120"/>
+        <w:spacing w:line="276" w:lineRule="auto" w:before="0" w:after="240"/>
         <w:ind w:firstLine="0" w:left="360"/>
       </w:pPr>
       <w:r>
@@ -3759,7 +3759,7 @@
     <w:p>
       <w:pPr>
         <w:shd w:val="clear" w:color="auto" w:fill="F2F2F2"/>
-        <w:spacing w:line="276" w:lineRule="auto" w:before="0" w:after="120"/>
+        <w:spacing w:line="276" w:lineRule="auto" w:before="0" w:after="240"/>
         <w:ind w:firstLine="0" w:left="360"/>
       </w:pPr>
       <w:r>
@@ -5685,7 +5685,7 @@
     <w:p>
       <w:pPr>
         <w:shd w:val="clear" w:color="auto" w:fill="F2F2F2"/>
-        <w:spacing w:line="276" w:lineRule="auto" w:before="0" w:after="120"/>
+        <w:spacing w:line="276" w:lineRule="auto" w:before="0" w:after="240"/>
         <w:ind w:firstLine="0" w:left="360"/>
       </w:pPr>
       <w:r>
@@ -5927,7 +5927,7 @@
     <w:p>
       <w:pPr>
         <w:shd w:val="clear" w:color="auto" w:fill="F2F2F2"/>
-        <w:spacing w:line="276" w:lineRule="auto" w:before="0" w:after="120"/>
+        <w:spacing w:line="276" w:lineRule="auto" w:before="0" w:after="240"/>
         <w:ind w:firstLine="0" w:left="360"/>
       </w:pPr>
       <w:r>
@@ -6775,7 +6775,7 @@
     <w:p>
       <w:pPr>
         <w:shd w:val="clear" w:color="auto" w:fill="F2F2F2"/>
-        <w:spacing w:line="276" w:lineRule="auto" w:before="0" w:after="120"/>
+        <w:spacing w:line="276" w:lineRule="auto" w:before="0" w:after="240"/>
         <w:ind w:firstLine="0" w:left="360"/>
       </w:pPr>
       <w:r>
@@ -7091,7 +7091,7 @@
     <w:p>
       <w:pPr>
         <w:shd w:val="clear" w:color="auto" w:fill="F2F2F2"/>
-        <w:spacing w:line="276" w:lineRule="auto" w:before="0" w:after="120"/>
+        <w:spacing w:line="276" w:lineRule="auto" w:before="0" w:after="240"/>
         <w:ind w:firstLine="0" w:left="360"/>
       </w:pPr>
       <w:r>
@@ -7416,7 +7416,7 @@
     <w:p>
       <w:pPr>
         <w:shd w:val="clear" w:color="auto" w:fill="F2F2F2"/>
-        <w:spacing w:line="276" w:lineRule="auto" w:before="0" w:after="120"/>
+        <w:spacing w:line="276" w:lineRule="auto" w:before="0" w:after="240"/>
         <w:ind w:firstLine="0" w:left="360"/>
       </w:pPr>
       <w:r>
@@ -8666,7 +8666,7 @@
     <w:p>
       <w:pPr>
         <w:shd w:val="clear" w:color="auto" w:fill="F2F2F2"/>
-        <w:spacing w:line="276" w:lineRule="auto" w:before="0" w:after="120"/>
+        <w:spacing w:line="276" w:lineRule="auto" w:before="0" w:after="240"/>
         <w:ind w:firstLine="0" w:left="360"/>
       </w:pPr>
       <w:r>
@@ -9153,7 +9153,7 @@
     <w:p>
       <w:pPr>
         <w:shd w:val="clear" w:color="auto" w:fill="F2F2F2"/>
-        <w:spacing w:line="276" w:lineRule="auto" w:before="0" w:after="120"/>
+        <w:spacing w:line="276" w:lineRule="auto" w:before="0" w:after="240"/>
         <w:ind w:firstLine="0" w:left="360"/>
       </w:pPr>
       <w:r>
@@ -9202,13 +9202,13 @@
           <w:b w:val="0"/>
           <w:sz w:val="24"/>
         </w:rPr>
-        <w:t>add_code_block 以 Consolas 等宽字体渲染代码内容，默认 9pt，浅灰底纹，无首行缩进，逐行成段；末行带 6pt 段后（space_after 可调，传 0 关闭），与后续正文拉开：</w:t>
+        <w:t>add_code_block 以 Consolas 等宽字体渲染代码内容，默认 9pt，浅灰底纹，无首行缩进，逐行成段；末行带 12pt 段后（space_after 可调，传 0 关闭），与后续正文拉开：</w:t>
       </w:r>
     </w:p>
     <w:p>
       <w:pPr>
         <w:shd w:val="clear" w:color="auto" w:fill="F2F2F2"/>
-        <w:spacing w:line="276" w:lineRule="auto" w:before="0" w:after="120"/>
+        <w:spacing w:line="276" w:lineRule="auto" w:before="0" w:after="240"/>
         <w:ind w:firstLine="0" w:left="360"/>
       </w:pPr>
       <w:r>
@@ -9335,7 +9335,7 @@
     <w:p>
       <w:pPr>
         <w:shd w:val="clear" w:color="auto" w:fill="F2F2F2"/>
-        <w:spacing w:line="276" w:lineRule="auto" w:before="0" w:after="120"/>
+        <w:spacing w:line="276" w:lineRule="auto" w:before="0" w:after="240"/>
         <w:ind w:firstLine="0" w:left="360"/>
       </w:pPr>
       <w:r>
@@ -10002,7 +10002,7 @@
     <w:p>
       <w:pPr>
         <w:shd w:val="clear" w:color="auto" w:fill="F2F2F2"/>
-        <w:spacing w:line="276" w:lineRule="auto" w:before="0" w:after="120"/>
+        <w:spacing w:line="276" w:lineRule="auto" w:before="0" w:after="240"/>
         <w:ind w:firstLine="0" w:left="360"/>
       </w:pPr>
       <w:r>
@@ -10733,7 +10733,7 @@
     <w:p>
       <w:pPr>
         <w:shd w:val="clear" w:color="auto" w:fill="F2F2F2"/>
-        <w:spacing w:line="276" w:lineRule="auto" w:before="0" w:after="120"/>
+        <w:spacing w:line="276" w:lineRule="auto" w:before="0" w:after="240"/>
         <w:ind w:firstLine="0" w:left="360"/>
       </w:pPr>
       <w:r>
@@ -11767,7 +11767,7 @@
     <w:p>
       <w:pPr>
         <w:shd w:val="clear" w:color="auto" w:fill="F2F2F2"/>
-        <w:spacing w:line="276" w:lineRule="auto" w:before="0" w:after="120"/>
+        <w:spacing w:line="276" w:lineRule="auto" w:before="0" w:after="240"/>
         <w:ind w:firstLine="0" w:left="360"/>
       </w:pPr>
       <w:r>
@@ -12610,7 +12610,7 @@
     <w:p>
       <w:pPr>
         <w:shd w:val="clear" w:color="auto" w:fill="F2F2F2"/>
-        <w:spacing w:line="276" w:lineRule="auto" w:before="0" w:after="120"/>
+        <w:spacing w:line="276" w:lineRule="auto" w:before="0" w:after="240"/>
         <w:ind w:firstLine="0" w:left="360"/>
       </w:pPr>
       <w:r>
@@ -13237,7 +13237,7 @@
     <w:p>
       <w:pPr>
         <w:shd w:val="clear" w:color="auto" w:fill="F2F2F2"/>
-        <w:spacing w:line="276" w:lineRule="auto" w:before="0" w:after="120"/>
+        <w:spacing w:line="276" w:lineRule="auto" w:before="0" w:after="240"/>
         <w:ind w:firstLine="0" w:left="360"/>
       </w:pPr>
       <w:r>
@@ -13266,7 +13266,7 @@
     <w:p>
       <w:pPr>
         <w:shd w:val="clear" w:color="auto" w:fill="F2F2F2"/>
-        <w:spacing w:line="276" w:lineRule="auto" w:before="0" w:after="120"/>
+        <w:spacing w:line="276" w:lineRule="auto" w:before="0" w:after="240"/>
         <w:ind w:firstLine="0" w:left="360"/>
       </w:pPr>
       <w:r>
@@ -13306,7 +13306,7 @@
     <w:p>
       <w:pPr>
         <w:shd w:val="clear" w:color="auto" w:fill="F2F2F2"/>
-        <w:spacing w:line="276" w:lineRule="auto" w:before="0" w:after="120"/>
+        <w:spacing w:line="276" w:lineRule="auto" w:before="0" w:after="240"/>
         <w:ind w:firstLine="0" w:left="360"/>
       </w:pPr>
       <w:r>
@@ -13444,7 +13444,7 @@
     <w:p>
       <w:pPr>
         <w:shd w:val="clear" w:color="auto" w:fill="F2F2F2"/>
-        <w:spacing w:line="276" w:lineRule="auto" w:before="0" w:after="120"/>
+        <w:spacing w:line="276" w:lineRule="auto" w:before="0" w:after="240"/>
         <w:ind w:firstLine="0" w:left="360"/>
       </w:pPr>
       <w:r>
@@ -16301,7 +16301,7 @@
     <w:p>
       <w:pPr>
         <w:shd w:val="clear" w:color="auto" w:fill="F2F2F2"/>
-        <w:spacing w:line="276" w:lineRule="auto" w:before="0" w:after="120"/>
+        <w:spacing w:line="276" w:lineRule="auto" w:before="0" w:after="240"/>
         <w:ind w:firstLine="0" w:left="360"/>
       </w:pPr>
       <w:r>
@@ -17140,7 +17140,7 @@
     <w:p>
       <w:pPr>
         <w:shd w:val="clear" w:color="auto" w:fill="F2F2F2"/>
-        <w:spacing w:line="276" w:lineRule="auto" w:before="0" w:after="120"/>
+        <w:spacing w:line="276" w:lineRule="auto" w:before="0" w:after="240"/>
         <w:ind w:firstLine="0" w:left="360"/>
       </w:pPr>
       <w:r>

--- a/README.docx
+++ b/README.docx
@@ -331,7 +331,21 @@
           <w:b w:val="0"/>
           <w:sz w:val="24"/>
         </w:rPr>
-        <w:t>在聊天窗口中直接输入“帮我安装 https://github.com/CP-here/docx-formatter-skill”，让 Agent 安装；安装完成后直接让它用本技能排版即可。</w:t>
+        <w:t>在聊天窗口中直接输入下面这句话，让 Agent 安装；安装完成后直接让它用本技能排版即可：</w:t>
+      </w:r>
+    </w:p>
+    <w:p>
+      <w:pPr>
+        <w:shd w:val="clear" w:color="auto" w:fill="F2F2F2"/>
+        <w:spacing w:line="276" w:lineRule="auto" w:before="0" w:after="240"/>
+        <w:ind w:firstLine="0" w:left="360"/>
+      </w:pPr>
+      <w:r>
+        <w:rPr>
+          <w:rFonts w:ascii="Consolas" w:hAnsi="Consolas" w:eastAsia="宋体"/>
+          <w:sz w:val="18"/>
+        </w:rPr>
+        <w:t>帮我安装 https://github.com/CP-here/docx-formatter-skill</w:t>
       </w:r>
     </w:p>
     <w:p>

--- a/README.docx
+++ b/README.docx
@@ -365,13 +365,25 @@
         <w:ind w:firstLine="480"/>
         <w:jc w:val="both"/>
       </w:pPr>
+      <w:hyperlink r:id="rId13">
+        <w:r>
+          <w:rPr>
+            <w:rFonts w:ascii="Times New Roman" w:hAnsi="Times New Roman" w:eastAsia="宋体"/>
+            <w:b w:val="0"/>
+            <w:color w:val="0563C1"/>
+            <w:sz w:val="24"/>
+            <w:u w:val="single"/>
+          </w:rPr>
+          <w:t>下载最新版</w:t>
+        </w:r>
+      </w:hyperlink>
       <w:r>
         <w:rPr>
           <w:rFonts w:ascii="Times New Roman" w:hAnsi="Times New Roman" w:eastAsia="宋体"/>
           <w:b w:val="0"/>
           <w:sz w:val="24"/>
         </w:rPr>
-        <w:t>从 Releases 页面的 Assets 下载 `docx-formatter.zip`，按客户端类型安装：</w:t>
+        <w:t>（Releases 页面 Assets 中的 `docx-formatter.zip`），按客户端类型安装：</w:t>
       </w:r>
     </w:p>
     <w:p>
@@ -17347,7 +17359,7 @@
         </w:rPr>
         <w:t xml:space="preserve">排版部分参考 </w:t>
       </w:r>
-      <w:hyperlink r:id="rId13">
+      <w:hyperlink r:id="rId14">
         <w:r>
           <w:rPr>
             <w:rFonts w:ascii="Times New Roman" w:hAnsi="Times New Roman" w:eastAsia="宋体"/>
@@ -17367,7 +17379,7 @@
         </w:rPr>
         <w:t xml:space="preserve"> LaTeX 模板，部分参考</w:t>
       </w:r>
-      <w:hyperlink r:id="rId14">
+      <w:hyperlink r:id="rId15">
         <w:r>
           <w:rPr>
             <w:rFonts w:ascii="Times New Roman" w:hAnsi="Times New Roman" w:eastAsia="宋体"/>
@@ -17394,7 +17406,7 @@
         </w:rPr>
         <w:t xml:space="preserve">可选功能参考 </w:t>
       </w:r>
-      <w:hyperlink r:id="rId15">
+      <w:hyperlink r:id="rId16">
         <w:r>
           <w:rPr>
             <w:rFonts w:ascii="Times New Roman" w:hAnsi="Times New Roman" w:eastAsia="宋体"/>
